--- a/word proj/사례_행정심판, 행정소송_문제.docx
+++ b/word proj/사례_행정심판, 행정소송_문제.docx
@@ -24,7 +24,7 @@
           <w:sz w:val="16"/>
           <w:szCs w:val="16"/>
         </w:rPr>
-        <w:t>. ________</w:t>
+        <w:t>. ▁①▁</w:t>
       </w:r>
     </w:p>
     <w:p>
@@ -41,7 +41,7 @@
           <w:sz w:val="16"/>
           <w:szCs w:val="16"/>
         </w:rPr>
-        <w:t xml:space="preserve">1. ________과 ________ </w:t>
+        <w:t xml:space="preserve">1. 이의신청과 ▁②▁ </w:t>
       </w:r>
       <w:r>
         <w:rPr>
@@ -65,7 +65,7 @@
           <w:sz w:val="16"/>
           <w:szCs w:val="16"/>
         </w:rPr>
-        <w:t xml:space="preserve">이의신청은 ________에 대하여 그 시정을 구하는 ________이다. </w:t>
+        <w:t xml:space="preserve">이의신청은 처분청에 대하여 그 시정을 구하는 불복절차이다. </w:t>
       </w:r>
       <w:r>
         <w:rPr>
@@ -80,7 +80,7 @@
           <w:sz w:val="16"/>
           <w:szCs w:val="16"/>
         </w:rPr>
-        <w:t xml:space="preserve"> : 위법부당한 처분</w:t>
+        <w:t xml:space="preserve"> : ▁③▁부당한 처분</w:t>
       </w:r>
       <w:r>
         <w:rPr>
@@ -142,23 +142,23 @@
           <w:sz w:val="16"/>
           <w:szCs w:val="16"/>
         </w:rPr>
-        <w:t xml:space="preserve">________과 ________의 구별이 문제되는데, </w:t>
-      </w:r>
-    </w:p>
-    <w:p>
-      <w:pPr>
-        <w:rPr>
-          <w:sz w:val="16"/>
-          <w:szCs w:val="16"/>
-        </w:rPr>
-      </w:pPr>
-      <w:r>
-        <w:rPr>
-          <w:rFonts w:hint="eastAsia"/>
-          <w:sz w:val="16"/>
-          <w:szCs w:val="16"/>
-        </w:rPr>
-        <w:t xml:space="preserve">이의신청은 보통 ________이 담당하는데 반해, ________은 별도의 행정심판기관이 처리하는 것이 일반적이고, 행정심판은 헌법 제107조 </w:t>
+        <w:t xml:space="preserve">이의신청과 ▁④▁의 구별이 문제되는데, </w:t>
+      </w:r>
+    </w:p>
+    <w:p>
+      <w:pPr>
+        <w:rPr>
+          <w:sz w:val="16"/>
+          <w:szCs w:val="16"/>
+        </w:rPr>
+      </w:pPr>
+      <w:r>
+        <w:rPr>
+          <w:rFonts w:hint="eastAsia"/>
+          <w:sz w:val="16"/>
+          <w:szCs w:val="16"/>
+        </w:rPr>
+        <w:t xml:space="preserve">이의신청은 보통 ▁⑤▁이 담당하는데 반해, 행정심판은 별도의 행정심판기관이 처리하는 것이 일반적이고, 행정심판은 헌법 제107조 </w:t>
       </w:r>
       <w:r>
         <w:rPr>
@@ -204,7 +204,7 @@
           <w:sz w:val="16"/>
           <w:szCs w:val="16"/>
         </w:rPr>
-        <w:t>토지보상법 등 개별법에서 ________절차를 규정하면서, ________을 제기할 수 없도록 정한다면 해당 법령의 이의신청은 행정심판에 해당한다(토지보상법이 유일).</w:t>
+        <w:t>토지보상법 등 개별법에서 이의신청절차를 규정하면서, ▁⑥▁을 제기할 수 없도록 정한다면 해당 법령의 이의신청은 행정심판에 해당한다(토지보상법이 유일).</w:t>
       </w:r>
     </w:p>
     <w:p>
@@ -221,23 +221,23 @@
           <w:sz w:val="16"/>
           <w:szCs w:val="16"/>
         </w:rPr>
-        <w:t>2. ________ 결정의 ________성</w:t>
-      </w:r>
-    </w:p>
-    <w:p>
-      <w:pPr>
-        <w:rPr>
-          <w:sz w:val="16"/>
-          <w:szCs w:val="16"/>
-        </w:rPr>
-      </w:pPr>
-      <w:r>
-        <w:rPr>
-          <w:rFonts w:hint="eastAsia"/>
-          <w:sz w:val="16"/>
-          <w:szCs w:val="16"/>
-        </w:rPr>
-        <w:t xml:space="preserve">법령에 ________ 절차가 규정되어 있어 진정의 의미에서 이의신청 제기한 경우에는 새로운 신청으로 보기 어렵고, 그 기각결정도 당초 ________의 유효를 전제한 것으로서 기각결정이 독립된 처분이 되지 않는다. </w:t>
+        <w:t>2. 이의신청 결정의 ▁⑦▁성</w:t>
+      </w:r>
+    </w:p>
+    <w:p>
+      <w:pPr>
+        <w:rPr>
+          <w:sz w:val="16"/>
+          <w:szCs w:val="16"/>
+        </w:rPr>
+      </w:pPr>
+      <w:r>
+        <w:rPr>
+          <w:rFonts w:hint="eastAsia"/>
+          <w:sz w:val="16"/>
+          <w:szCs w:val="16"/>
+        </w:rPr>
+        <w:t xml:space="preserve">법령에 이의신청 절차가 규정되어 있어 진정의 의미에서 이의신청 제기한 경우에는 새로운 신청으로 보기 어렵고, 그 기각결정도 당초 ▁⑧▁의 유효를 전제한 것으로서 기각결정이 독립된 처분이 되지 않는다. </w:t>
       </w:r>
     </w:p>
     <w:p>
@@ -263,7 +263,7 @@
           <w:sz w:val="16"/>
           <w:szCs w:val="16"/>
         </w:rPr>
-        <w:t>거부________</w:t>
+        <w:t>거부▁⑨▁</w:t>
       </w:r>
       <w:r>
         <w:rPr>
@@ -273,7 +273,7 @@
           <w:sz w:val="16"/>
           <w:szCs w:val="16"/>
         </w:rPr>
-        <w:t>에 대한 ________</w:t>
+        <w:t>에 대한 이의신청</w:t>
       </w:r>
       <w:r>
         <w:rPr>
@@ -339,7 +339,7 @@
                 <w:sz w:val="16"/>
                 <w:szCs w:val="16"/>
               </w:rPr>
-              <w:t>기존 ________을 그대로 유지하는 결정에 불과</w:t>
+              <w:t>기존 ▁345▁을 그대로 유지하는 결정에 불과</w:t>
             </w:r>
           </w:p>
         </w:tc>
@@ -361,7 +361,7 @@
                 <w:sz w:val="16"/>
                 <w:szCs w:val="16"/>
               </w:rPr>
-              <w:t>새로운 거부________</w:t>
+              <w:t>새로운 거부▁346▁</w:t>
             </w:r>
           </w:p>
         </w:tc>
@@ -384,7 +384,7 @@
                 <w:sz w:val="16"/>
                 <w:szCs w:val="16"/>
               </w:rPr>
-              <w:t>민원처리에 관한 법률에 따른 ________에 대한 기각결정은 ________성 인정되지 않음.</w:t>
+              <w:t>민원처리에 관한 법률에 따른 이의신청에 대한 기각결정은 ▁347▁성 인정되지 않음.</w:t>
             </w:r>
           </w:p>
         </w:tc>
@@ -405,7 +405,7 @@
                 <w:sz w:val="16"/>
                 <w:szCs w:val="16"/>
               </w:rPr>
-              <w:t>1차거부________ 후 새로운 증빙서류 추가 제출하며 ________한 경우, 그에 대한 제외결정은 새로운 거부처분</w:t>
+              <w:t>1차거부▁348▁ 후 새로운 증빙서류 추가 제출하며 이의신청한 경우, 그에 대한 제외결정은 새로운 거부처분</w:t>
             </w:r>
           </w:p>
         </w:tc>
@@ -425,7 +425,7 @@
           <w:sz w:val="16"/>
           <w:szCs w:val="16"/>
         </w:rPr>
-        <w:t xml:space="preserve">다만, 행정기본법 개정에 따라 ________을 거친 경우 그 불복대상을 </w:t>
+        <w:t xml:space="preserve">다만, 행정기본법 개정에 따라 이의신청을 거친 경우 그 불복대상을 </w:t>
       </w:r>
       <w:r>
         <w:rPr>
@@ -439,7 +439,7 @@
           <w:sz w:val="16"/>
           <w:szCs w:val="16"/>
         </w:rPr>
-        <w:t>제1항의 처분(이의신청 결과 처분이 ________된 경우에는 변경된 처분으로 한다)에 대하여</w:t>
+        <w:t>제1항의 처분(이의신청 결과 처분이 ▁⑩▁된 경우에는 변경된 처분으로 한다)에 대하여</w:t>
       </w:r>
       <w:r>
         <w:rPr>
@@ -503,30 +503,30 @@
           <w:sz w:val="16"/>
           <w:szCs w:val="16"/>
         </w:rPr>
-        <w:t>3. ________을 거친</w:t>
-      </w:r>
-      <w:r>
-        <w:rPr>
-          <w:rFonts w:hint="eastAsia"/>
-          <w:sz w:val="16"/>
-          <w:szCs w:val="16"/>
-        </w:rPr>
-        <w:t xml:space="preserve"> 경우 ________</w:t>
-      </w:r>
-    </w:p>
-    <w:p>
-      <w:pPr>
-        <w:rPr>
-          <w:sz w:val="16"/>
-          <w:szCs w:val="16"/>
-        </w:rPr>
-      </w:pPr>
-      <w:r>
-        <w:rPr>
-          <w:sz w:val="16"/>
-          <w:szCs w:val="16"/>
-        </w:rPr>
-        <w:t>이의신청에 대한 결과를 통지받은 후 ________ 또는 행정소송을 제기하려는 자는 그 결과를 통지받은 날(결과를 통지받지 못한 경우에는 통지기간이 만료되는 날의 다음 날을 말한다)부터 90일 이내에 제1항의 처분(이의신청 결과 처분이 ________된 경우에는 변경된 처분으로 한다)에 대하여 행정심판 또는 행정소송을 제기할 수 있다</w:t>
+        <w:t>3. 이의신청을 거친</w:t>
+      </w:r>
+      <w:r>
+        <w:rPr>
+          <w:rFonts w:hint="eastAsia"/>
+          <w:sz w:val="16"/>
+          <w:szCs w:val="16"/>
+        </w:rPr>
+        <w:t xml:space="preserve"> 경우 ▁⑪▁</w:t>
+      </w:r>
+    </w:p>
+    <w:p>
+      <w:pPr>
+        <w:rPr>
+          <w:sz w:val="16"/>
+          <w:szCs w:val="16"/>
+        </w:rPr>
+      </w:pPr>
+      <w:r>
+        <w:rPr>
+          <w:sz w:val="16"/>
+          <w:szCs w:val="16"/>
+        </w:rPr>
+        <w:t>이의신청에 대한 결과를 통지받은 후 행정심판 또는 행정소송을 제기하려는 자는 그 결과를 통지받은 날(결과를 통지받지 못한 경우에는 통지기간이 만료되는 날의 다음 날을 말한다)부터 90일 이내에 제1항의 처분(이의신청 결과 처분이 ▁⑫▁된 경우에는 변경된 처분으로 한다)에 대하여 행정심판 또는 행정소송을 제기할 수 있다</w:t>
       </w:r>
       <w:r>
         <w:rPr>
@@ -574,7 +574,7 @@
           <w:sz w:val="16"/>
           <w:szCs w:val="16"/>
         </w:rPr>
-        <w:t>________</w:t>
+        <w:t>▁⑬▁</w:t>
       </w:r>
     </w:p>
     <w:tbl>
@@ -621,7 +621,7 @@
                 <w:sz w:val="16"/>
                 <w:szCs w:val="16"/>
               </w:rPr>
-              <w:t>________</w:t>
+              <w:t>▁349▁</w:t>
             </w:r>
           </w:p>
         </w:tc>
@@ -643,7 +643,7 @@
                 <w:sz w:val="16"/>
                 <w:szCs w:val="16"/>
               </w:rPr>
-              <w:t>________</w:t>
+              <w:t>▁350▁</w:t>
             </w:r>
           </w:p>
         </w:tc>
@@ -667,7 +667,7 @@
                 <w:sz w:val="16"/>
                 <w:szCs w:val="16"/>
               </w:rPr>
-              <w:t>일부________</w:t>
+              <w:t>일부▁351▁</w:t>
             </w:r>
           </w:p>
         </w:tc>
@@ -709,7 +709,7 @@
                 <w:sz w:val="16"/>
                 <w:szCs w:val="16"/>
               </w:rPr>
-              <w:t>기속행위인 때에만 일부________ 가능</w:t>
+              <w:t>기속행위인 때에만 일부▁352▁ 가능</w:t>
             </w:r>
           </w:p>
           <w:p>
@@ -725,7 +725,7 @@
                 <w:sz w:val="16"/>
                 <w:szCs w:val="16"/>
               </w:rPr>
-              <w:t xml:space="preserve">(________법 제4조 1호 </w:t>
+              <w:t xml:space="preserve">(행정소송법 제4조 1호 </w:t>
             </w:r>
             <w:r>
               <w:rPr>
@@ -740,7 +740,7 @@
                 <w:sz w:val="16"/>
                 <w:szCs w:val="16"/>
               </w:rPr>
-              <w:t>________</w:t>
+              <w:t>▁353▁</w:t>
             </w:r>
             <w:r>
               <w:rPr>
@@ -779,7 +779,7 @@
                 <w:sz w:val="16"/>
                 <w:szCs w:val="16"/>
               </w:rPr>
-              <w:t>________사유추가________</w:t>
+              <w:t>처분사유추가▁354▁</w:t>
             </w:r>
           </w:p>
         </w:tc>
@@ -801,7 +801,7 @@
                 <w:sz w:val="16"/>
                 <w:szCs w:val="16"/>
               </w:rPr>
-              <w:t>________ 당시 존재하는 사유로서 당초 ________의 근거로 삼은 사유와 기본적 사실관계 동일성 인정되는 한도 내에서 (사실심 ________종결 전)까지 처분사유를 추가________할 수 있다.</w:t>
+              <w:t>처분 당시 존재하는 사유로서 당초 처분의 근거로 삼은 사유와 기본적 사실관계 동일성 인정되는 한도 내에서 (사실심 변론종결 전)까지 처분사유를 추가▁355▁할 수 있다.</w:t>
             </w:r>
           </w:p>
           <w:p>
@@ -817,7 +817,7 @@
                 <w:sz w:val="16"/>
                 <w:szCs w:val="16"/>
               </w:rPr>
-              <w:t>*행정청 내부 시정절차인 ________에서는 기사동 인정되지 않는 사유라도 추가________ 가능</w:t>
+              <w:t>*행정청 내부 시정절차인 이의신청에서는 기사동 인정되지 않는 사유라도 추가▁356▁ 가능</w:t>
             </w:r>
           </w:p>
         </w:tc>
@@ -841,7 +841,7 @@
                 <w:sz w:val="16"/>
                 <w:szCs w:val="16"/>
               </w:rPr>
-              <w:t>________ 판단</w:t>
+              <w:t>▁357▁ 판단</w:t>
             </w:r>
           </w:p>
           <w:p>
@@ -878,7 +878,7 @@
                 <w:sz w:val="16"/>
                 <w:szCs w:val="16"/>
               </w:rPr>
-              <w:t>의무이행심판(________, 거부) : ________ 시</w:t>
+              <w:t>의무이행심판(부작위, 거부) : ▁358▁ 시</w:t>
             </w:r>
           </w:p>
           <w:p>
@@ -894,7 +894,7 @@
                 <w:sz w:val="16"/>
                 <w:szCs w:val="16"/>
               </w:rPr>
-              <w:t>그 외 : ________ 시</w:t>
+              <w:t>그 외 : ▁359▁ 시</w:t>
             </w:r>
           </w:p>
         </w:tc>
@@ -915,7 +915,7 @@
                 <w:sz w:val="16"/>
                 <w:szCs w:val="16"/>
               </w:rPr>
-              <w:t>________ : 판결 시</w:t>
+              <w:t>▁360▁ : 판결 시</w:t>
             </w:r>
           </w:p>
           <w:p>
@@ -931,7 +931,7 @@
                 <w:sz w:val="16"/>
                 <w:szCs w:val="16"/>
               </w:rPr>
-              <w:t>그 외 : ________ 시</w:t>
+              <w:t>그 외 : ▁361▁ 시</w:t>
             </w:r>
           </w:p>
         </w:tc>
@@ -1012,7 +1012,7 @@
           <w:sz w:val="16"/>
           <w:szCs w:val="16"/>
         </w:rPr>
-        <w:t>1. ________ ________</w:t>
+        <w:t>1. ▁⑭▁ 청구요건</w:t>
       </w:r>
       <w:r>
         <w:rPr>
@@ -1036,7 +1036,7 @@
           <w:sz w:val="16"/>
           <w:szCs w:val="16"/>
         </w:rPr>
-        <w:t>________은 처분이나 ________를 대상으로(</w:t>
+        <w:t>행정심판은 처분이나 부작위를 대상으로(</w:t>
       </w:r>
       <w:r>
         <w:rPr>
@@ -1060,7 +1060,7 @@
           <w:sz w:val="16"/>
           <w:szCs w:val="16"/>
         </w:rPr>
-        <w:t>, 청구인적격 있는 자가(13조), 심판청구기간 내에(27조), 피청구인을 상대로(17조), 일정한 사항을 기재한 서면/전자문서로(28조, 52조), 피청구인이나 행정심판위원회</w:t>
+        <w:t>, 청구인적격 있는 자가(13조), 심판청구기간 내에(27조), 피청구인을 상대로(17조), 일정한 사항을 기재한 서면/전자문서로(28조, 52조), 피청구인이나 ▁⑮▁</w:t>
       </w:r>
       <w:r>
         <w:rPr>
@@ -1101,31 +1101,31 @@
           <w:sz w:val="16"/>
           <w:szCs w:val="16"/>
         </w:rPr>
-        <w:t xml:space="preserve">적극적 ________ 및 </w:t>
-      </w:r>
-      <w:r>
-        <w:rPr>
-          <w:rFonts w:hint="eastAsia"/>
-          <w:sz w:val="16"/>
-          <w:szCs w:val="16"/>
-        </w:rPr>
-        <w:t>일부________ 가능성</w:t>
-      </w:r>
-    </w:p>
-    <w:p>
-      <w:pPr>
-        <w:rPr>
-          <w:sz w:val="16"/>
-          <w:szCs w:val="16"/>
-        </w:rPr>
-      </w:pPr>
-      <w:r>
-        <w:rPr>
-          <w:rFonts w:hint="eastAsia"/>
-          <w:sz w:val="16"/>
-          <w:szCs w:val="16"/>
-        </w:rPr>
-        <w:t xml:space="preserve">________심판은 위법 또는 부당한 처분을 취소 또는 ________하는 심판이고(행정심판법 제5조 1호), 이 때 </w:t>
+        <w:t xml:space="preserve">적극적 ▁⑯▁ 및 </w:t>
+      </w:r>
+      <w:r>
+        <w:rPr>
+          <w:rFonts w:hint="eastAsia"/>
+          <w:sz w:val="16"/>
+          <w:szCs w:val="16"/>
+        </w:rPr>
+        <w:t>일부취소 가능성</w:t>
+      </w:r>
+    </w:p>
+    <w:p>
+      <w:pPr>
+        <w:rPr>
+          <w:sz w:val="16"/>
+          <w:szCs w:val="16"/>
+        </w:rPr>
+      </w:pPr>
+      <w:r>
+        <w:rPr>
+          <w:rFonts w:hint="eastAsia"/>
+          <w:sz w:val="16"/>
+          <w:szCs w:val="16"/>
+        </w:rPr>
+        <w:t xml:space="preserve">취소심판은 위법 또는 부당한 처분을 취소 또는 ▁⑰▁하는 심판이고(행정심판법 제5조 1호), 이 때 </w:t>
       </w:r>
       <w:r>
         <w:rPr>
@@ -1188,7 +1188,7 @@
           <w:sz w:val="16"/>
           <w:szCs w:val="16"/>
         </w:rPr>
-        <w:t>형성________의 효력</w:t>
+        <w:t>▁⑱▁의 효력</w:t>
       </w:r>
     </w:p>
     <w:p>
@@ -1212,39 +1212,39 @@
           <w:sz w:val="16"/>
           <w:szCs w:val="16"/>
         </w:rPr>
-        <w:t xml:space="preserve"> ________, ________</w:t>
-      </w:r>
-    </w:p>
-    <w:p>
-      <w:pPr>
-        <w:rPr>
-          <w:sz w:val="16"/>
-          <w:szCs w:val="16"/>
-        </w:rPr>
-      </w:pPr>
-      <w:r>
-        <w:rPr>
-          <w:rFonts w:hint="eastAsia"/>
-          <w:sz w:val="16"/>
-          <w:szCs w:val="16"/>
-        </w:rPr>
-        <w:t>행정심판은 사법절차가 준용되는 준사법적 행정행위로서, ________서 정본이 송달되어 효력발생하면(제48조 2항), 처분청 또는 감독청이 직권으로 재결을 ________, 변경, 철회할 수 없다.</w:t>
-      </w:r>
-    </w:p>
-    <w:p>
-      <w:pPr>
-        <w:rPr>
-          <w:sz w:val="16"/>
-          <w:szCs w:val="16"/>
-        </w:rPr>
-      </w:pPr>
-      <w:r>
-        <w:rPr>
-          <w:rFonts w:hint="eastAsia"/>
-          <w:sz w:val="16"/>
-          <w:szCs w:val="16"/>
-        </w:rPr>
-        <w:t>________에 대하여 다시 ________를 하지 못하고(제51조 : 재심판청구 금지), 재결 자체에 고유한 위법이 있으면 행정소송 제기할 수 있으나 제소기간 경과 시 불가쟁력 발생한다.</w:t>
+        <w:t xml:space="preserve"> 불가변력, ▁⑲▁</w:t>
+      </w:r>
+    </w:p>
+    <w:p>
+      <w:pPr>
+        <w:rPr>
+          <w:sz w:val="16"/>
+          <w:szCs w:val="16"/>
+        </w:rPr>
+      </w:pPr>
+      <w:r>
+        <w:rPr>
+          <w:rFonts w:hint="eastAsia"/>
+          <w:sz w:val="16"/>
+          <w:szCs w:val="16"/>
+        </w:rPr>
+        <w:t>행정심판은 사법절차가 준용되는 준사법적 행정행위로서, 재결서 정본이 송달되어 효력발생하면(제48조 2항), 처분청 또는 감독청이 직권으로 재결을 취소, ▁⑳▁, 철회할 수 없다.</w:t>
+      </w:r>
+    </w:p>
+    <w:p>
+      <w:pPr>
+        <w:rPr>
+          <w:sz w:val="16"/>
+          <w:szCs w:val="16"/>
+        </w:rPr>
+      </w:pPr>
+      <w:r>
+        <w:rPr>
+          <w:rFonts w:hint="eastAsia"/>
+          <w:sz w:val="16"/>
+          <w:szCs w:val="16"/>
+        </w:rPr>
+        <w:t>재결에 대하여 다시 심판청구를 하지 못하고(제51조 : 재심판청구 금지), 재결 자체에 고유한 위법이 있으면 행정소송 제기할 수 있으나 제소기간 경과 시 ▁21▁ 발생한다.</w:t>
       </w:r>
     </w:p>
     <w:p>
@@ -1276,7 +1276,7 @@
           <w:sz w:val="16"/>
           <w:szCs w:val="16"/>
         </w:rPr>
-        <w:t xml:space="preserve"> : 형성________(________심판 </w:t>
+        <w:t xml:space="preserve"> : 형성재결(취소심판 </w:t>
       </w:r>
       <w:r>
         <w:rPr>
@@ -1291,7 +1291,7 @@
           <w:sz w:val="16"/>
           <w:szCs w:val="16"/>
         </w:rPr>
-        <w:t xml:space="preserve"> 취소재결과 변경재결, 의무이행심판 </w:t>
+        <w:t xml:space="preserve"> 취소재결과 ▁22▁재결, 의무이행심판 </w:t>
       </w:r>
       <w:r>
         <w:rPr>
@@ -1330,47 +1330,47 @@
           <w:sz w:val="16"/>
           <w:szCs w:val="16"/>
         </w:rPr>
-        <w:t xml:space="preserve"> ________</w:t>
-      </w:r>
-      <w:r>
-        <w:rPr>
-          <w:rFonts w:hint="eastAsia"/>
-          <w:sz w:val="16"/>
-          <w:szCs w:val="16"/>
-        </w:rPr>
-        <w:t xml:space="preserve"> : 인용________</w:t>
-      </w:r>
-    </w:p>
-    <w:p>
-      <w:pPr>
-        <w:rPr>
-          <w:sz w:val="16"/>
-          <w:szCs w:val="16"/>
-        </w:rPr>
-      </w:pPr>
-      <w:r>
-        <w:rPr>
-          <w:rFonts w:hint="eastAsia"/>
-          <w:sz w:val="16"/>
-          <w:szCs w:val="16"/>
-        </w:rPr>
-        <w:t>________은 행정청과 관계행정청에게 ________ 취지에 기속시키는 효력을 말한다.</w:t>
-      </w:r>
-    </w:p>
-    <w:p>
-      <w:pPr>
-        <w:rPr>
-          <w:sz w:val="16"/>
-          <w:szCs w:val="16"/>
-        </w:rPr>
-      </w:pPr>
-      <w:r>
-        <w:rPr>
-          <w:rFonts w:hint="eastAsia"/>
-          <w:sz w:val="16"/>
-          <w:szCs w:val="16"/>
-        </w:rPr>
-        <w:t>동일 사실관계 하에서 동일 당사자 대상으로 동일 내용의 처분을 하여서는 아니되는 반복금지효, 제49조 2항, 3항, 4항의 경우 인정되는 ________, ________된 처분에 의해 초래된 위법상태를 제거하여 원상회복 하여야 하는 결과제거의무를 내용으로 한다.</w:t>
+        <w:t xml:space="preserve"> 기속력</w:t>
+      </w:r>
+      <w:r>
+        <w:rPr>
+          <w:rFonts w:hint="eastAsia"/>
+          <w:sz w:val="16"/>
+          <w:szCs w:val="16"/>
+        </w:rPr>
+        <w:t xml:space="preserve"> : 인용▁23▁</w:t>
+      </w:r>
+    </w:p>
+    <w:p>
+      <w:pPr>
+        <w:rPr>
+          <w:sz w:val="16"/>
+          <w:szCs w:val="16"/>
+        </w:rPr>
+      </w:pPr>
+      <w:r>
+        <w:rPr>
+          <w:rFonts w:hint="eastAsia"/>
+          <w:sz w:val="16"/>
+          <w:szCs w:val="16"/>
+        </w:rPr>
+        <w:t>기속력은 행정청과 관계행정청에게 ▁24▁ 취지에 기속시키는 효력을 말한다.</w:t>
+      </w:r>
+    </w:p>
+    <w:p>
+      <w:pPr>
+        <w:rPr>
+          <w:sz w:val="16"/>
+          <w:szCs w:val="16"/>
+        </w:rPr>
+      </w:pPr>
+      <w:r>
+        <w:rPr>
+          <w:rFonts w:hint="eastAsia"/>
+          <w:sz w:val="16"/>
+          <w:szCs w:val="16"/>
+        </w:rPr>
+        <w:t>동일 사실관계 하에서 동일 당사자 대상으로 동일 내용의 처분을 하여서는 아니되는 반복금지효, 제49조 2항, 3항, 4항의 경우 인정되는 재처분의무, ▁25▁된 처분에 의해 초래된 위법상태를 제거하여 원상회복 하여야 하는 결과제거의무를 내용으로 한다.</w:t>
       </w:r>
     </w:p>
     <w:p>
@@ -1387,39 +1387,39 @@
           <w:sz w:val="16"/>
           <w:szCs w:val="16"/>
         </w:rPr>
-        <w:t>4. 이행________의 효력</w:t>
-      </w:r>
-    </w:p>
-    <w:p>
-      <w:pPr>
-        <w:rPr>
-          <w:sz w:val="16"/>
-          <w:szCs w:val="16"/>
-        </w:rPr>
-      </w:pPr>
-      <w:r>
-        <w:rPr>
-          <w:rFonts w:hint="eastAsia"/>
-          <w:sz w:val="16"/>
-          <w:szCs w:val="16"/>
-        </w:rPr>
-        <w:t>i) ________ (상동)</w:t>
-      </w:r>
-    </w:p>
-    <w:p>
-      <w:pPr>
-        <w:rPr>
-          <w:sz w:val="16"/>
-          <w:szCs w:val="16"/>
-        </w:rPr>
-      </w:pPr>
-      <w:r>
-        <w:rPr>
-          <w:rFonts w:hint="eastAsia"/>
-          <w:sz w:val="16"/>
-          <w:szCs w:val="16"/>
-        </w:rPr>
-        <w:t xml:space="preserve">ii) 기속력 : 이행________(________심판 </w:t>
+        <w:t>4. 이행▁26▁의 효력</w:t>
+      </w:r>
+    </w:p>
+    <w:p>
+      <w:pPr>
+        <w:rPr>
+          <w:sz w:val="16"/>
+          <w:szCs w:val="16"/>
+        </w:rPr>
+      </w:pPr>
+      <w:r>
+        <w:rPr>
+          <w:rFonts w:hint="eastAsia"/>
+          <w:sz w:val="16"/>
+          <w:szCs w:val="16"/>
+        </w:rPr>
+        <w:t>i) ▁27▁ (상동)</w:t>
+      </w:r>
+    </w:p>
+    <w:p>
+      <w:pPr>
+        <w:rPr>
+          <w:sz w:val="16"/>
+          <w:szCs w:val="16"/>
+        </w:rPr>
+      </w:pPr>
+      <w:r>
+        <w:rPr>
+          <w:rFonts w:hint="eastAsia"/>
+          <w:sz w:val="16"/>
+          <w:szCs w:val="16"/>
+        </w:rPr>
+        <w:t xml:space="preserve">ii) 기속력 : 이행재결(취소심판 </w:t>
       </w:r>
       <w:r>
         <w:rPr>
@@ -1434,7 +1434,7 @@
           <w:sz w:val="16"/>
           <w:szCs w:val="16"/>
         </w:rPr>
-        <w:t xml:space="preserve"> 변경명령재결, 의무이행심판 </w:t>
+        <w:t xml:space="preserve"> ▁28▁명령재결, 의무이행심판 </w:t>
       </w:r>
       <w:r>
         <w:rPr>
@@ -1474,7 +1474,7 @@
           <w:sz w:val="16"/>
           <w:szCs w:val="16"/>
         </w:rPr>
-        <w:t>. 거부________에 대한 ________</w:t>
+        <w:t>. 거부▁29▁에 대한 행정심판</w:t>
       </w:r>
       <w:r>
         <w:rPr>
@@ -1552,7 +1552,7 @@
                 <w:sz w:val="16"/>
                 <w:szCs w:val="16"/>
               </w:rPr>
-              <w:t>________심판(제5조 1호)</w:t>
+              <w:t>▁362▁심판(제5조 1호)</w:t>
             </w:r>
           </w:p>
         </w:tc>
@@ -1620,7 +1620,7 @@
                 <w:sz w:val="16"/>
                 <w:szCs w:val="16"/>
               </w:rPr>
-              <w:t>거부________에 대한 ________ 불가(제30조), 임시________(제31조) 가능</w:t>
+              <w:t>거부처분에 대한 ▁363▁ 불가(제30조), 임시처분(제31조) 가능</w:t>
             </w:r>
           </w:p>
         </w:tc>
@@ -1644,7 +1644,7 @@
                 <w:sz w:val="16"/>
                 <w:szCs w:val="16"/>
               </w:rPr>
-              <w:t>________의 종류</w:t>
+              <w:t>▁364▁의 종류</w:t>
             </w:r>
           </w:p>
         </w:tc>
@@ -1665,7 +1665,7 @@
                 <w:sz w:val="16"/>
                 <w:szCs w:val="16"/>
               </w:rPr>
-              <w:t>________________, 처분명령재결</w:t>
+              <w:t>▁365▁재결, 처분명령재결</w:t>
             </w:r>
           </w:p>
         </w:tc>
@@ -1686,7 +1686,7 @@
                 <w:sz w:val="16"/>
                 <w:szCs w:val="16"/>
               </w:rPr>
-              <w:t>________________</w:t>
+              <w:t>▁366▁재결</w:t>
             </w:r>
           </w:p>
         </w:tc>
@@ -1707,7 +1707,7 @@
                 <w:sz w:val="16"/>
                 <w:szCs w:val="16"/>
               </w:rPr>
-              <w:t>무효확인________</w:t>
+              <w:t>무효확인▁367▁</w:t>
             </w:r>
           </w:p>
         </w:tc>
@@ -1731,7 +1731,7 @@
                 <w:sz w:val="16"/>
                 <w:szCs w:val="16"/>
               </w:rPr>
-              <w:t>________의 효력</w:t>
+              <w:t>▁368▁의 효력</w:t>
             </w:r>
           </w:p>
         </w:tc>
@@ -1752,7 +1752,7 @@
                 <w:sz w:val="16"/>
                 <w:szCs w:val="16"/>
               </w:rPr>
-              <w:t>제49조 1항 ________</w:t>
+              <w:t>제49조 1항 ▁369▁</w:t>
             </w:r>
           </w:p>
           <w:p>
@@ -1784,7 +1784,7 @@
                 <w:sz w:val="16"/>
                 <w:szCs w:val="16"/>
               </w:rPr>
-              <w:t>항 ________</w:t>
+              <w:t>항 재▁370▁의무</w:t>
             </w:r>
           </w:p>
         </w:tc>
@@ -1805,7 +1805,7 @@
                 <w:sz w:val="16"/>
                 <w:szCs w:val="16"/>
               </w:rPr>
-              <w:t>제49조 1항 ________</w:t>
+              <w:t>제49조 1항 ▁371▁</w:t>
             </w:r>
           </w:p>
           <w:p>
@@ -1837,7 +1837,7 @@
                 <w:sz w:val="16"/>
                 <w:szCs w:val="16"/>
               </w:rPr>
-              <w:t>항 ________</w:t>
+              <w:t>항 재▁372▁의무</w:t>
             </w:r>
           </w:p>
         </w:tc>
@@ -1858,7 +1858,7 @@
                 <w:sz w:val="16"/>
                 <w:szCs w:val="16"/>
               </w:rPr>
-              <w:t>제49조 1항 ________</w:t>
+              <w:t>제49조 1항 ▁373▁</w:t>
             </w:r>
             <w:r>
               <w:rPr>
@@ -1898,7 +1898,7 @@
                 <w:sz w:val="16"/>
                 <w:szCs w:val="16"/>
               </w:rPr>
-              <w:t>항 ________</w:t>
+              <w:t>항 재▁374▁의무</w:t>
             </w:r>
           </w:p>
         </w:tc>
@@ -1922,7 +1922,7 @@
                 <w:sz w:val="16"/>
                 <w:szCs w:val="16"/>
               </w:rPr>
-              <w:t xml:space="preserve">________ </w:t>
+              <w:t xml:space="preserve">재▁375▁의무 </w:t>
             </w:r>
           </w:p>
           <w:p>
@@ -1960,7 +1960,7 @@
                 <w:sz w:val="16"/>
                 <w:szCs w:val="16"/>
               </w:rPr>
-              <w:t>거부________ ________소송 ________ 불이행 여부와 동일 쟁점</w:t>
+              <w:t>거부처분 ▁376▁소송 재처분의무 불이행 여부와 동일 쟁점</w:t>
             </w:r>
             <w:r>
               <w:rPr>
@@ -2013,7 +2013,7 @@
                 <w:sz w:val="16"/>
                 <w:szCs w:val="16"/>
               </w:rPr>
-              <w:t>직접________(제50조) O</w:t>
+              <w:t>직접▁377▁(제50조) O</w:t>
             </w:r>
           </w:p>
           <w:p>
@@ -2029,7 +2029,7 @@
                 <w:sz w:val="16"/>
                 <w:szCs w:val="16"/>
               </w:rPr>
-              <w:t>________(제50조의2) O</w:t>
+              <w:t>▁378▁(제50조의2) O</w:t>
             </w:r>
           </w:p>
           <w:p>
@@ -2045,7 +2045,7 @@
                 <w:sz w:val="16"/>
                 <w:szCs w:val="16"/>
               </w:rPr>
-              <w:t>________ 부작위에 대한 의무이행________ O</w:t>
+              <w:t>재▁379▁의무 부작위에 대한 의무이행심판청구 O</w:t>
             </w:r>
           </w:p>
         </w:tc>
@@ -2066,7 +2066,7 @@
                 <w:sz w:val="16"/>
                 <w:szCs w:val="16"/>
               </w:rPr>
-              <w:t>직접________(제50조) X</w:t>
+              <w:t>직접▁380▁(제50조) X</w:t>
             </w:r>
           </w:p>
           <w:p>
@@ -2082,7 +2082,7 @@
                 <w:sz w:val="16"/>
                 <w:szCs w:val="16"/>
               </w:rPr>
-              <w:t>________(제50조의2) O</w:t>
+              <w:t>▁381▁(제50조의2) O</w:t>
             </w:r>
           </w:p>
           <w:p>
@@ -2098,7 +2098,7 @@
                 <w:sz w:val="16"/>
                 <w:szCs w:val="16"/>
               </w:rPr>
-              <w:t>________ 부작위에 대한 의무이행________ O</w:t>
+              <w:t>재▁382▁의무 부작위에 대한 의무이행심판청구 O</w:t>
             </w:r>
           </w:p>
         </w:tc>
@@ -2119,7 +2119,7 @@
                 <w:sz w:val="16"/>
                 <w:szCs w:val="16"/>
               </w:rPr>
-              <w:t>직접________(제50조) X</w:t>
+              <w:t>직접▁383▁(제50조) X</w:t>
             </w:r>
           </w:p>
           <w:p>
@@ -2135,7 +2135,7 @@
                 <w:sz w:val="16"/>
                 <w:szCs w:val="16"/>
               </w:rPr>
-              <w:t>________(제50조의2) O</w:t>
+              <w:t>▁384▁(제50조의2) O</w:t>
             </w:r>
           </w:p>
           <w:p>
@@ -2151,7 +2151,7 @@
                 <w:sz w:val="16"/>
                 <w:szCs w:val="16"/>
               </w:rPr>
-              <w:t>________ 부작위에 대한 의무이행________ O</w:t>
+              <w:t>재▁385▁의무 부작위에 대한 의무이행심판청구 O</w:t>
             </w:r>
           </w:p>
         </w:tc>
@@ -2231,7 +2231,7 @@
           <w:sz w:val="16"/>
           <w:szCs w:val="16"/>
         </w:rPr>
-        <w:t xml:space="preserve">당사자의 신청에 대한 행정청의 위법 또는 ________한 거부처분이나 ________에 대하여 일정한 처분을 하도록 하는 </w:t>
+        <w:t xml:space="preserve">당사자의 신청에 대한 행정청의 ▁30▁ 또는 부당한 거부처분이나 부작위에 대하여 일정한 처분을 하도록 하는 </w:t>
       </w:r>
       <w:r>
         <w:rPr>
@@ -2310,7 +2310,7 @@
           <w:sz w:val="16"/>
           <w:szCs w:val="16"/>
         </w:rPr>
-        <w:t xml:space="preserve">- 거부________에 대한 </w:t>
+        <w:t xml:space="preserve">- 거부처분에 대한 </w:t>
       </w:r>
       <w:r>
         <w:rPr>
@@ -2319,7 +2319,7 @@
           <w:sz w:val="16"/>
           <w:szCs w:val="16"/>
         </w:rPr>
-        <w:t>제30조(________)</w:t>
+        <w:t>제30조(▁31▁)</w:t>
       </w:r>
       <w:r>
         <w:rPr>
@@ -2394,7 +2394,7 @@
           <w:sz w:val="16"/>
           <w:szCs w:val="16"/>
         </w:rPr>
-        <w:t>거부________에 대하여 원칙적으로 신청이익이 인정되지 않으나, 예외적으로 거부처분 이전의 상태로 복귀됨에 따라 신청인에게 회복되는 법적이익이 있는 때에는 ________ 신청이 가능하다는 견해가 있으나,</w:t>
+        <w:t>거부처분에 대하여 원칙적으로 신청이익이 인정되지 않으나, 예외적으로 거부처분 이전의 상태로 복귀됨에 따라 신청인에게 회복되는 법적이익이 있는 때에는 ▁32▁ 신청이 가능하다는 견해가 있으나,</w:t>
       </w:r>
     </w:p>
     <w:p>
@@ -2426,7 +2426,7 @@
           <w:sz w:val="16"/>
           <w:szCs w:val="16"/>
         </w:rPr>
-        <w:t>거부________ 효력이 정지되어도 그 처분이 없었던 것과 같은 상태를 만드는 것에 지나지 않고, 그 이상으로 어떠한 처분을 명하는 적극적 상태를 만들지 않아 효력정지를 구할 이익이 없다고 하여 부정설의 입장이다.</w:t>
+        <w:t>거부▁33▁ 효력이 정지되어도 그 처분이 없었던 것과 같은 상태를 만드는 것에 지나지 않고, 그 이상으로 어떠한 처분을 명하는 적극적 상태를 만들지 않아 효력정지를 구할 이익이 없다고 하여 부정설의 입장이다.</w:t>
       </w:r>
     </w:p>
     <w:p>
@@ -2446,7 +2446,7 @@
           <w:sz w:val="16"/>
           <w:szCs w:val="16"/>
         </w:rPr>
-        <w:t xml:space="preserve">- 임시________(제31조) </w:t>
+        <w:t xml:space="preserve">- 임시▁34▁(제31조) </w:t>
       </w:r>
       <w:r>
         <w:rPr>
@@ -2501,14 +2501,14 @@
           <w:sz w:val="16"/>
           <w:szCs w:val="16"/>
         </w:rPr>
-        <w:t>________</w:t>
-      </w:r>
-      <w:r>
-        <w:rPr>
-          <w:sz w:val="16"/>
-          <w:szCs w:val="16"/>
-        </w:rPr>
-        <w:t>위원회는 처분 또는 ________가 위법ㆍ부당하다고 상당히 의심되는 경우로서 처분 또는 부작위 때문에 당사자가 받을 우려가 있는 중대한 불이익이나 당사자에게 생길 급박한 위험을 막기 위하여 임시지위를 정하여야 할 필요가 있는 경우에는 직권으로 또는 당사자의 신청에 의하여 임시처분</w:t>
+        <w:t>▁35▁</w:t>
+      </w:r>
+      <w:r>
+        <w:rPr>
+          <w:sz w:val="16"/>
+          <w:szCs w:val="16"/>
+        </w:rPr>
+        <w:t>위원회는 처분 또는 부작위가 위법ㆍ부당하다고 상당히 의심되는 경우로서 처분 또는 부작위 때문에 당사자가 받을 우려가 있는 중대한 불이익이나 당사자에게 생길 급박한 위험을 막기 위하여 임시지위를 정하여야 할 필요가 있는 경우에는 직권으로 또는 당사자의 신청에 의하여 임시처분</w:t>
       </w:r>
       <w:r>
         <w:rPr>
@@ -2539,23 +2539,23 @@
           <w:sz w:val="16"/>
           <w:szCs w:val="16"/>
         </w:rPr>
-        <w:t>적극적 요건 : 처분 또는 ________가 위법하다고 상당히 의심 + 행정________ 계속 중 + 중대한 불이익 또는 급박한 위험 + 임시지위 설정의 필요성</w:t>
-      </w:r>
-    </w:p>
-    <w:p>
-      <w:pPr>
-        <w:rPr>
-          <w:sz w:val="16"/>
-          <w:szCs w:val="16"/>
-        </w:rPr>
-      </w:pPr>
-      <w:r>
-        <w:rPr>
-          <w:rFonts w:hint="eastAsia"/>
-          <w:sz w:val="16"/>
-          <w:szCs w:val="16"/>
-        </w:rPr>
-        <w:t>소극적 요건 : ________에 중대한 영향을 미칠 우려가 없을 것 + 집행정지로 목적을 달성할 수 없을 것(=임시________의 보충성 필요)</w:t>
+        <w:t>적극적 요건 : 처분 또는 부작위가 ▁36▁하다고 상당히 의심 + 행정심판청구 계속 중 + 중대한 불이익 또는 급박한 위험 + 임시지위 설정의 필요성</w:t>
+      </w:r>
+    </w:p>
+    <w:p>
+      <w:pPr>
+        <w:rPr>
+          <w:sz w:val="16"/>
+          <w:szCs w:val="16"/>
+        </w:rPr>
+      </w:pPr>
+      <w:r>
+        <w:rPr>
+          <w:rFonts w:hint="eastAsia"/>
+          <w:sz w:val="16"/>
+          <w:szCs w:val="16"/>
+        </w:rPr>
+        <w:t>소극적 요건 : 공공복리에 중대한 영향을 미칠 우려가 없을 것 + ▁37▁로 목적을 달성할 수 없을 것(=임시처분의 보충성 필요)</w:t>
       </w:r>
     </w:p>
     <w:tbl>
@@ -2604,7 +2604,7 @@
                 <w:sz w:val="16"/>
                 <w:szCs w:val="16"/>
               </w:rPr>
-              <w:t>________</w:t>
+              <w:t>▁386▁</w:t>
             </w:r>
           </w:p>
         </w:tc>
@@ -2626,7 +2626,7 @@
                 <w:sz w:val="16"/>
                 <w:szCs w:val="16"/>
               </w:rPr>
-              <w:t>________</w:t>
+              <w:t>▁387▁</w:t>
             </w:r>
           </w:p>
         </w:tc>
@@ -2650,7 +2650,7 @@
                 <w:sz w:val="16"/>
                 <w:szCs w:val="16"/>
               </w:rPr>
-              <w:t>________</w:t>
+              <w:t>▁388▁</w:t>
             </w:r>
           </w:p>
         </w:tc>
@@ -2671,7 +2671,7 @@
                 <w:sz w:val="16"/>
                 <w:szCs w:val="16"/>
               </w:rPr>
-              <w:t>의무이행심판 : ________시</w:t>
+              <w:t>의무이행심판 : ▁389▁시</w:t>
             </w:r>
           </w:p>
         </w:tc>
@@ -2692,7 +2692,7 @@
                 <w:sz w:val="16"/>
                 <w:szCs w:val="16"/>
               </w:rPr>
-              <w:t>________ : 판결시</w:t>
+              <w:t>부작위▁390▁확인소송 : 판결시</w:t>
             </w:r>
           </w:p>
         </w:tc>
@@ -2716,7 +2716,7 @@
                 <w:sz w:val="16"/>
                 <w:szCs w:val="16"/>
               </w:rPr>
-              <w:t>거부________</w:t>
+              <w:t>거부▁391▁</w:t>
             </w:r>
           </w:p>
         </w:tc>
@@ -2737,7 +2737,7 @@
                 <w:sz w:val="16"/>
                 <w:szCs w:val="16"/>
               </w:rPr>
-              <w:t>의무이행심판/________심판 : ________시</w:t>
+              <w:t>의무이행심판/▁392▁심판 : 재결시</w:t>
             </w:r>
           </w:p>
         </w:tc>
@@ -2758,7 +2758,7 @@
                 <w:sz w:val="16"/>
                 <w:szCs w:val="16"/>
               </w:rPr>
-              <w:t>거부________________소송 : 처분시</w:t>
+              <w:t>거부처분▁393▁소송 : 처분시</w:t>
             </w:r>
           </w:p>
         </w:tc>
@@ -2801,7 +2801,7 @@
           <w:sz w:val="16"/>
           <w:szCs w:val="16"/>
         </w:rPr>
-        <w:t xml:space="preserve"> ________성 판단</w:t>
+        <w:t xml:space="preserve"> ▁38▁성 판단</w:t>
       </w:r>
       <w:r>
         <w:rPr>
@@ -2837,23 +2837,23 @@
           <w:sz w:val="16"/>
           <w:szCs w:val="16"/>
         </w:rPr>
-        <w:t>________에 대한 의무이행심판의 위법 판단 시의 기준이 ________ 시라는 점에는 이견이 없으나, 거부처분의 경우 위법 판단 시가 문제된다.</w:t>
-      </w:r>
-    </w:p>
-    <w:p>
-      <w:pPr>
-        <w:rPr>
-          <w:sz w:val="16"/>
-          <w:szCs w:val="16"/>
-        </w:rPr>
-      </w:pPr>
-      <w:r>
-        <w:rPr>
-          <w:rFonts w:hint="eastAsia"/>
-          <w:sz w:val="16"/>
-          <w:szCs w:val="16"/>
-        </w:rPr>
-        <w:t>________은 위법부당한 처분의 사후적 통제수단이므로, 처분 시를 기준으로 위법성을 판단하여야 한다는 견해도 있으나, 의무이행심판은 ________ 시를 기준으로 종전의 거부상태를 유지할 것인지, 새로운 처분을 할 것인지를 판단하여 심판하는 것이 타당하다.</w:t>
+        <w:t>부작위에 대한 의무이행심판의 ▁39▁ 판단 시의 기준이 재결 시라는 점에는 이견이 없으나, 거부처분의 경우 위법 판단 시가 문제된다.</w:t>
+      </w:r>
+    </w:p>
+    <w:p>
+      <w:pPr>
+        <w:rPr>
+          <w:sz w:val="16"/>
+          <w:szCs w:val="16"/>
+        </w:rPr>
+      </w:pPr>
+      <w:r>
+        <w:rPr>
+          <w:rFonts w:hint="eastAsia"/>
+          <w:sz w:val="16"/>
+          <w:szCs w:val="16"/>
+        </w:rPr>
+        <w:t>행정심판은 ▁40▁부당한 처분의 사후적 통제수단이므로, 처분 시를 기준으로 위법성을 판단하여야 한다는 견해도 있으나, 의무이행심판은 재결 시를 기준으로 종전의 거부상태를 유지할 것인지, 새로운 처분을 할 것인지를 판단하여 심판하는 것이 타당하다.</w:t>
       </w:r>
     </w:p>
     <w:p>
@@ -2883,23 +2883,23 @@
           <w:sz w:val="16"/>
           <w:szCs w:val="16"/>
         </w:rPr>
-        <w:t>________의 종류</w:t>
-      </w:r>
-    </w:p>
-    <w:p>
-      <w:pPr>
-        <w:rPr>
-          <w:sz w:val="16"/>
-          <w:szCs w:val="16"/>
-        </w:rPr>
-      </w:pPr>
-      <w:r>
-        <w:rPr>
-          <w:rFonts w:hint="eastAsia"/>
-          <w:sz w:val="16"/>
-          <w:szCs w:val="16"/>
-        </w:rPr>
-        <w:t>________위원회는 거부처분이 위법 또는 부당하면 신청에 따른 처분________(형성재결), 처분명령재결(이행재결)을 할 수 있다.</w:t>
+        <w:t>▁41▁의 종류</w:t>
+      </w:r>
+    </w:p>
+    <w:p>
+      <w:pPr>
+        <w:rPr>
+          <w:sz w:val="16"/>
+          <w:szCs w:val="16"/>
+        </w:rPr>
+      </w:pPr>
+      <w:r>
+        <w:rPr>
+          <w:rFonts w:hint="eastAsia"/>
+          <w:sz w:val="16"/>
+          <w:szCs w:val="16"/>
+        </w:rPr>
+        <w:t>▁42▁는 거부처분이 위법 또는 부당하면 신청에 따른 처분재결(형성재결), 처분명령재결(이행재결)을 할 수 있다.</w:t>
       </w:r>
     </w:p>
     <w:p>
@@ -2919,7 +2919,7 @@
           <w:sz w:val="16"/>
           <w:szCs w:val="16"/>
         </w:rPr>
-        <w:t>(5) ________ 불이행 여부</w:t>
+        <w:t>(5) 재▁43▁의무 불이행 여부</w:t>
       </w:r>
     </w:p>
     <w:p>
@@ -2943,7 +2943,7 @@
           <w:sz w:val="16"/>
           <w:szCs w:val="16"/>
         </w:rPr>
-        <w:t>________의 의의 : 인용________에 발생, 행정청 및 관계행정청을 기속하는 효력</w:t>
+        <w:t>기속력의 의의 : 인용▁44▁에 발생, 행정청 및 관계행정청을 기속하는 효력</w:t>
       </w:r>
     </w:p>
     <w:p>
@@ -2967,7 +2967,7 @@
           <w:sz w:val="16"/>
           <w:szCs w:val="16"/>
         </w:rPr>
-        <w:t>내용 : ________, ________, 결과제거의무</w:t>
+        <w:t>내용 : 반복금지효, 재처분의무, ▁45▁</w:t>
       </w:r>
     </w:p>
     <w:p>
@@ -3015,7 +3015,7 @@
           <w:sz w:val="16"/>
           <w:szCs w:val="16"/>
         </w:rPr>
-        <w:t>거부처분 ________에 따른 ________ 불이행여부 (</w:t>
+        <w:t>거부처분 ▁46▁에 따른 재처분의무 불이행여부 (</w:t>
       </w:r>
       <w:r>
         <w:rPr>
@@ -3086,7 +3086,7 @@
           <w:sz w:val="16"/>
           <w:szCs w:val="16"/>
         </w:rPr>
-        <w:t xml:space="preserve">기본적 사실관계 동일성 없는 다른 사유를 들어 다시 거부________을 하는 </w:t>
+        <w:t xml:space="preserve">기본적 사실관계 동일성 없는 다른 사유를 들어 다시 거부▁47▁을 하는 </w:t>
       </w:r>
       <w:r>
         <w:rPr>
@@ -3110,39 +3110,39 @@
           <w:sz w:val="16"/>
           <w:szCs w:val="16"/>
         </w:rPr>
-        <w:t>- 거부________ 후 사정________을 이유로 다시 거부처분을 하는 경우</w:t>
-      </w:r>
-    </w:p>
-    <w:p>
-      <w:pPr>
-        <w:rPr>
-          <w:sz w:val="16"/>
-          <w:szCs w:val="16"/>
-        </w:rPr>
-      </w:pPr>
-      <w:r>
-        <w:rPr>
-          <w:rFonts w:hint="eastAsia"/>
-          <w:sz w:val="16"/>
-          <w:szCs w:val="16"/>
-        </w:rPr>
-        <w:t>- 거부________ 후 법령이 개정된 경우, 종전 규정을 적용하는 경과규정이 없는 한 행정청은 개정된 법령의 허가기준에 따라 다시 이전 신청에 대한 거부처분을 할 수 있다.</w:t>
-      </w:r>
-    </w:p>
-    <w:p>
-      <w:pPr>
-        <w:rPr>
-          <w:sz w:val="16"/>
-          <w:szCs w:val="16"/>
-        </w:rPr>
-      </w:pPr>
-      <w:r>
-        <w:rPr>
-          <w:rFonts w:hint="eastAsia"/>
-          <w:sz w:val="16"/>
-          <w:szCs w:val="16"/>
-        </w:rPr>
-        <w:t>- 절차 또는 형식 위법으로 ________된 경우, 적법한 절차 또는 형식을 갖추어 동일한 내용의 ________을 하는 경우</w:t>
+        <w:t>- 거부처분 후 사정▁48▁을 이유로 다시 거부처분을 하는 경우</w:t>
+      </w:r>
+    </w:p>
+    <w:p>
+      <w:pPr>
+        <w:rPr>
+          <w:sz w:val="16"/>
+          <w:szCs w:val="16"/>
+        </w:rPr>
+      </w:pPr>
+      <w:r>
+        <w:rPr>
+          <w:rFonts w:hint="eastAsia"/>
+          <w:sz w:val="16"/>
+          <w:szCs w:val="16"/>
+        </w:rPr>
+        <w:t>- 거부▁49▁ 후 법령이 개정된 경우, 종전 규정을 적용하는 경과규정이 없는 한 행정청은 개정된 법령의 허가기준에 따라 다시 이전 신청에 대한 거부처분을 할 수 있다.</w:t>
+      </w:r>
+    </w:p>
+    <w:p>
+      <w:pPr>
+        <w:rPr>
+          <w:sz w:val="16"/>
+          <w:szCs w:val="16"/>
+        </w:rPr>
+      </w:pPr>
+      <w:r>
+        <w:rPr>
+          <w:rFonts w:hint="eastAsia"/>
+          <w:sz w:val="16"/>
+          <w:szCs w:val="16"/>
+        </w:rPr>
+        <w:t>- 절차 또는 형식 위법으로 ▁50▁된 경우, 적법한 절차 또는 형식을 갖추어 동일한 내용의 처분을 하는 경우</w:t>
       </w:r>
     </w:p>
     <w:p>
@@ -3213,7 +3213,7 @@
           <w:sz w:val="16"/>
           <w:szCs w:val="16"/>
         </w:rPr>
-        <w:t>- 직접________(제50조)</w:t>
+        <w:t>- 직접▁51▁(제50조)</w:t>
       </w:r>
       <w:r>
         <w:rPr>
@@ -3258,7 +3258,7 @@
           <w:sz w:val="16"/>
           <w:szCs w:val="16"/>
         </w:rPr>
-        <w:t>직접________이란 행정청이 ________의 취지에 따라 처분을 하지 않는 때 위원회가 처분을 직접 행하는 것을 말한다.</w:t>
+        <w:t>직접▁52▁이란 행정청이 재결의 취지에 따라 처분을 하지 않는 때 위원회가 처분을 직접 행하는 것을 말한다.</w:t>
       </w:r>
     </w:p>
     <w:p>
@@ -3281,7 +3281,7 @@
           <w:sz w:val="16"/>
           <w:szCs w:val="16"/>
         </w:rPr>
-        <w:t xml:space="preserve"> 당사자의 신청을 거부하거나 ________로 방치한 처분의 이행을 명하는 ________</w:t>
+        <w:t xml:space="preserve"> 당사자의 신청을 거부하거나 부작위로 방치한 ▁53▁의 이행을 명하는 재결</w:t>
       </w:r>
       <w:r>
         <w:rPr>
@@ -3329,7 +3329,7 @@
           <w:sz w:val="16"/>
           <w:szCs w:val="16"/>
         </w:rPr>
-        <w:t>판례는 행정청이 ________에 반하는 재________을 한 때에도 일단 처분을 한 이상 위원회가 직접처분을 할 수는 없다고 본다.</w:t>
+        <w:t>판례는 행정청이 기속력에 반하는 재▁54▁을 한 때에도 일단 처분을 한 이상 위원회가 직접처분을 할 수는 없다고 본다.</w:t>
       </w:r>
     </w:p>
     <w:p>
@@ -3349,7 +3349,7 @@
           <w:sz w:val="16"/>
           <w:szCs w:val="16"/>
         </w:rPr>
-        <w:t xml:space="preserve">- ________(제50조의2) </w:t>
+        <w:t xml:space="preserve">- ▁55▁(제50조의2) </w:t>
       </w:r>
       <w:r>
         <w:rPr>
@@ -3385,7 +3385,7 @@
           <w:sz w:val="16"/>
           <w:szCs w:val="16"/>
         </w:rPr>
-        <w:t>청구인이 위원회에 ________ 신청 시 위원회는 상당기간을 정하고, ________이 기간 내 이행하지 않는 경우 일정한 배상을 하도록 명하거나 즉시 배상을 명할 수 있다.</w:t>
+        <w:t>청구인이 위원회에 ▁56▁ 신청 시 위원회는 상당기간을 정하고, 피청구인이 기간 내 이행하지 않는 경우 일정한 배상을 하도록 명하거나 즉시 배상을 명할 수 있다.</w:t>
       </w:r>
     </w:p>
     <w:p>
@@ -3424,7 +3424,7 @@
           <w:sz w:val="16"/>
           <w:szCs w:val="16"/>
         </w:rPr>
-        <w:t>________에 의하여 ________되거나 무효 또는 부존재로 확인되는 처분이 당사자의 신청을 거부하는 것을 내용으로 하는 경우</w:t>
+        <w:t>재결에 의하여 ▁57▁되거나 무효 또는 부존재로 확인되는 처분이 당사자의 신청을 거부하는 것을 내용으로 하는 경우</w:t>
       </w:r>
       <w:r>
         <w:rPr>
@@ -3448,7 +3448,7 @@
           <w:sz w:val="16"/>
           <w:szCs w:val="16"/>
         </w:rPr>
-        <w:t>ii) 제49조 2항 / 제49조 3항에 따른 ________에도 불구하고 피청구인이 ________을 하지 않을 것</w:t>
+        <w:t>ii) 제49조 2항 / 제49조 3항에 따른 재▁58▁의무에도 불구하고 피청구인이 처분을 하지 않을 것</w:t>
       </w:r>
     </w:p>
     <w:p>
@@ -3484,7 +3484,7 @@
           <w:sz w:val="16"/>
           <w:szCs w:val="16"/>
         </w:rPr>
-        <w:t>- ________ ________에 대한 부작위</w:t>
+        <w:t>- 재처분의무 부작위에 대한 부작위</w:t>
       </w:r>
       <w:r>
         <w:rPr>
@@ -3504,7 +3504,7 @@
           <w:sz w:val="16"/>
           <w:szCs w:val="16"/>
         </w:rPr>
-        <w:t xml:space="preserve">위법확인소송 제기 </w:t>
+        <w:t xml:space="preserve">▁59▁확인소송 제기 </w:t>
       </w:r>
       <w:r>
         <w:rPr>
@@ -3549,7 +3549,7 @@
           <w:sz w:val="16"/>
           <w:szCs w:val="16"/>
         </w:rPr>
-        <w:t>제51조(________ 재청구의 금지)</w:t>
+        <w:t>제51조(▁60▁ 재청구의 금지)</w:t>
       </w:r>
       <w:r>
         <w:rPr>
@@ -3573,7 +3573,7 @@
           <w:sz w:val="16"/>
           <w:szCs w:val="16"/>
         </w:rPr>
-        <w:t xml:space="preserve">행정심판법은 무효확인심판 외 ________위법확인심판 형태 규정하고 있지 않으므로 부작위에 대한 행정심판법상 불복절차는 의무이행________ 뿐이다. </w:t>
+        <w:t xml:space="preserve">행정심판법은 무효확인심판 외 부작위▁61▁확인심판 형태 규정하고 있지 않으므로 부작위에 대한 행정심판법상 불복절차는 의무이행심판청구 뿐이다. </w:t>
       </w:r>
     </w:p>
     <w:p>
@@ -3593,7 +3593,7 @@
           <w:sz w:val="16"/>
           <w:szCs w:val="16"/>
         </w:rPr>
-        <w:t>3) ________심판</w:t>
+        <w:t>3) ▁62▁심판</w:t>
       </w:r>
     </w:p>
     <w:p>
@@ -3628,7 +3628,7 @@
           <w:sz w:val="16"/>
           <w:szCs w:val="16"/>
         </w:rPr>
-        <w:t xml:space="preserve">행정청의 위법 또는 부당한 처분을 ________하거나 ________하는 </w:t>
+        <w:t xml:space="preserve">행정청의 위법 또는 부당한 처분을 취소하거나 ▁63▁하는 </w:t>
       </w:r>
       <w:r>
         <w:rPr>
@@ -3702,39 +3702,39 @@
           <w:sz w:val="16"/>
           <w:szCs w:val="16"/>
         </w:rPr>
-        <w:t>(3) ________의 종류</w:t>
-      </w:r>
-    </w:p>
-    <w:p>
-      <w:pPr>
-        <w:rPr>
-          <w:sz w:val="16"/>
-          <w:szCs w:val="16"/>
-        </w:rPr>
-      </w:pPr>
-      <w:r>
-        <w:rPr>
-          <w:rFonts w:hint="eastAsia"/>
-          <w:sz w:val="16"/>
-          <w:szCs w:val="16"/>
-        </w:rPr>
-        <w:t>________________이 가능하며, 변경명령재결 또는 변경재결은 변경의 대상이 부존재하므로 가능하지 않다.</w:t>
-      </w:r>
-    </w:p>
-    <w:p>
-      <w:pPr>
-        <w:rPr>
-          <w:sz w:val="16"/>
-          <w:szCs w:val="16"/>
-        </w:rPr>
-      </w:pPr>
-      <w:r>
-        <w:rPr>
-          <w:rFonts w:hint="eastAsia"/>
-          <w:sz w:val="16"/>
-          <w:szCs w:val="16"/>
-        </w:rPr>
-        <w:t xml:space="preserve">행정심판법은 거부처분 취소하는 ________이 있는 경우 ________를 인정한다(제49조 </w:t>
+        <w:t>(3) ▁64▁의 종류</w:t>
+      </w:r>
+    </w:p>
+    <w:p>
+      <w:pPr>
+        <w:rPr>
+          <w:sz w:val="16"/>
+          <w:szCs w:val="16"/>
+        </w:rPr>
+      </w:pPr>
+      <w:r>
+        <w:rPr>
+          <w:rFonts w:hint="eastAsia"/>
+          <w:sz w:val="16"/>
+          <w:szCs w:val="16"/>
+        </w:rPr>
+        <w:t>취소재결이 가능하며, ▁65▁명령재결 또는 변경재결은 변경의 대상이 부존재하므로 가능하지 않다.</w:t>
+      </w:r>
+    </w:p>
+    <w:p>
+      <w:pPr>
+        <w:rPr>
+          <w:sz w:val="16"/>
+          <w:szCs w:val="16"/>
+        </w:rPr>
+      </w:pPr>
+      <w:r>
+        <w:rPr>
+          <w:rFonts w:hint="eastAsia"/>
+          <w:sz w:val="16"/>
+          <w:szCs w:val="16"/>
+        </w:rPr>
+        <w:t xml:space="preserve">행정심판법은 거부처분 ▁66▁하는 재결이 있는 경우 재처분의무를 인정한다(제49조 </w:t>
       </w:r>
       <w:r>
         <w:rPr>
@@ -3795,7 +3795,7 @@
           <w:sz w:val="16"/>
           <w:szCs w:val="16"/>
         </w:rPr>
-        <w:t>직접________</w:t>
+        <w:t>직접▁67▁</w:t>
       </w:r>
       <w:r>
         <w:rPr>
@@ -3811,31 +3811,31 @@
           <w:sz w:val="16"/>
           <w:szCs w:val="16"/>
         </w:rPr>
-        <w:t xml:space="preserve"> : 제49조 3항에 해당하지 않아 직접________ 불가</w:t>
-      </w:r>
-    </w:p>
-    <w:p>
-      <w:pPr>
-        <w:rPr>
-          <w:sz w:val="16"/>
-          <w:szCs w:val="16"/>
-        </w:rPr>
-      </w:pPr>
-      <w:r>
-        <w:rPr>
-          <w:rFonts w:hint="eastAsia"/>
-          <w:sz w:val="16"/>
-          <w:szCs w:val="16"/>
-        </w:rPr>
-        <w:t xml:space="preserve">________(제50조의2) : </w:t>
-      </w:r>
-      <w:r>
-        <w:rPr>
-          <w:rFonts w:hint="eastAsia"/>
-          <w:sz w:val="16"/>
-          <w:szCs w:val="16"/>
-        </w:rPr>
-        <w:t>제49조 2항에 따른 ________</w:t>
+        <w:t xml:space="preserve"> : 제49조 3항에 해당하지 않아 직접처분 불가</w:t>
+      </w:r>
+    </w:p>
+    <w:p>
+      <w:pPr>
+        <w:rPr>
+          <w:sz w:val="16"/>
+          <w:szCs w:val="16"/>
+        </w:rPr>
+      </w:pPr>
+      <w:r>
+        <w:rPr>
+          <w:rFonts w:hint="eastAsia"/>
+          <w:sz w:val="16"/>
+          <w:szCs w:val="16"/>
+        </w:rPr>
+        <w:t xml:space="preserve">간접강제(제50조의2) : </w:t>
+      </w:r>
+      <w:r>
+        <w:rPr>
+          <w:rFonts w:hint="eastAsia"/>
+          <w:sz w:val="16"/>
+          <w:szCs w:val="16"/>
+        </w:rPr>
+        <w:t>제49조 2항에 따른 재처분의무</w:t>
       </w:r>
       <w:r>
         <w:rPr>
@@ -3850,7 +3850,7 @@
           <w:sz w:val="16"/>
           <w:szCs w:val="16"/>
         </w:rPr>
-        <w:t>재결에 의하여 취소되거나 무효 또는 부존재로 확인되는 처분이 당사자의 신청을 거부하는 것을 내용으로 하는 경우</w:t>
+        <w:t>재결에 의하여 ▁68▁되거나 무효 또는 부존재로 확인되는 처분이 당사자의 신청을 거부하는 것을 내용으로 하는 경우</w:t>
       </w:r>
       <w:r>
         <w:rPr>
@@ -3894,7 +3894,7 @@
           <w:sz w:val="16"/>
           <w:szCs w:val="16"/>
         </w:rPr>
-        <w:t>4) 무효확인________</w:t>
+        <w:t>4) 무효확인▁69▁</w:t>
       </w:r>
     </w:p>
     <w:p>
@@ -3929,7 +3929,7 @@
           <w:sz w:val="16"/>
           <w:szCs w:val="16"/>
         </w:rPr>
-        <w:t xml:space="preserve">행정청의 ________의 </w:t>
+        <w:t xml:space="preserve">행정청의 ▁70▁의 </w:t>
       </w:r>
       <w:r>
         <w:rPr>
@@ -3952,7 +3952,7 @@
           <w:sz w:val="16"/>
           <w:szCs w:val="16"/>
         </w:rPr>
-        <w:t xml:space="preserve"> 무효확인심판을 청구할 수 있다(________법 제5조 2호).</w:t>
+        <w:t xml:space="preserve"> 무효확인심판을 청구할 수 있다(행정심판법 제5조 2호).</w:t>
       </w:r>
     </w:p>
     <w:p>
@@ -4012,7 +4012,7 @@
           <w:sz w:val="16"/>
           <w:szCs w:val="16"/>
         </w:rPr>
-        <w:t>(3) ________의 종류 : 무효확인재결</w:t>
+        <w:t>(3) ▁71▁의 종류 : 무효확인재결</w:t>
       </w:r>
     </w:p>
     <w:p>
@@ -4048,30 +4048,30 @@
           <w:sz w:val="16"/>
           <w:szCs w:val="16"/>
         </w:rPr>
-        <w:t>직접________(제50조) : 제49조 3항에 해당하지 않아 ________ 불가</w:t>
-      </w:r>
-    </w:p>
-    <w:p>
-      <w:pPr>
-        <w:rPr>
-          <w:sz w:val="16"/>
-          <w:szCs w:val="16"/>
-        </w:rPr>
-      </w:pPr>
-      <w:r>
-        <w:rPr>
-          <w:rFonts w:hint="eastAsia"/>
-          <w:sz w:val="16"/>
-          <w:szCs w:val="16"/>
-        </w:rPr>
-        <w:t>________(제50조의2) : 제49조 2항에 따른 ________(=</w:t>
-      </w:r>
-      <w:r>
-        <w:rPr>
-          <w:sz w:val="16"/>
-          <w:szCs w:val="16"/>
-        </w:rPr>
-        <w:t>재결에 의하여 취소되거나 무효 또는 부존재로 확인되는 처분이 당사자의 신청을 거부하는 것을 내용으로 하는 경우</w:t>
+        <w:t>직접▁72▁(제50조) : 제49조 3항에 해당하지 않아 직접처분 불가</w:t>
+      </w:r>
+    </w:p>
+    <w:p>
+      <w:pPr>
+        <w:rPr>
+          <w:sz w:val="16"/>
+          <w:szCs w:val="16"/>
+        </w:rPr>
+      </w:pPr>
+      <w:r>
+        <w:rPr>
+          <w:rFonts w:hint="eastAsia"/>
+          <w:sz w:val="16"/>
+          <w:szCs w:val="16"/>
+        </w:rPr>
+        <w:t>간접강제(제50조의2) : 제49조 2항에 따른 재처분의무(=</w:t>
+      </w:r>
+      <w:r>
+        <w:rPr>
+          <w:sz w:val="16"/>
+          <w:szCs w:val="16"/>
+        </w:rPr>
+        <w:t>재결에 의하여 ▁73▁되거나 무효 또는 부존재로 확인되는 처분이 당사자의 신청을 거부하는 것을 내용으로 하는 경우</w:t>
       </w:r>
       <w:r>
         <w:rPr>
@@ -4112,23 +4112,23 @@
           <w:sz w:val="16"/>
           <w:szCs w:val="16"/>
         </w:rPr>
-        <w:t>. 제3자의 행정________</w:t>
-      </w:r>
-    </w:p>
-    <w:p>
-      <w:pPr>
-        <w:rPr>
-          <w:sz w:val="16"/>
-          <w:szCs w:val="16"/>
-        </w:rPr>
-      </w:pPr>
-      <w:r>
-        <w:rPr>
-          <w:rFonts w:hint="eastAsia"/>
-          <w:sz w:val="16"/>
-          <w:szCs w:val="16"/>
-        </w:rPr>
-        <w:t>甲에 대한 수익적 ________으로 법률상 이익이 침해된 제3자가 ________심판 청구하는 경우</w:t>
+        <w:t>. 제3자의 행정▁74▁</w:t>
+      </w:r>
+    </w:p>
+    <w:p>
+      <w:pPr>
+        <w:rPr>
+          <w:sz w:val="16"/>
+          <w:szCs w:val="16"/>
+        </w:rPr>
+      </w:pPr>
+      <w:r>
+        <w:rPr>
+          <w:rFonts w:hint="eastAsia"/>
+          <w:sz w:val="16"/>
+          <w:szCs w:val="16"/>
+        </w:rPr>
+        <w:t>甲에 대한 수익적 처분으로 법률상 이익이 침해된 제3자가 ▁75▁심판 청구하는 경우</w:t>
       </w:r>
     </w:p>
     <w:p>
@@ -4160,23 +4160,23 @@
           <w:sz w:val="16"/>
           <w:szCs w:val="16"/>
         </w:rPr>
-        <w:t xml:space="preserve"> ________</w:t>
-      </w:r>
-    </w:p>
-    <w:p>
-      <w:pPr>
-        <w:rPr>
-          <w:sz w:val="16"/>
-          <w:szCs w:val="16"/>
-        </w:rPr>
-      </w:pPr>
-      <w:r>
-        <w:rPr>
-          <w:rFonts w:hint="eastAsia"/>
-          <w:sz w:val="16"/>
-          <w:szCs w:val="16"/>
-        </w:rPr>
-        <w:t>________심판은 ________</w:t>
+        <w:t xml:space="preserve"> ▁76▁</w:t>
+      </w:r>
+    </w:p>
+    <w:p>
+      <w:pPr>
+        <w:rPr>
+          <w:sz w:val="16"/>
+          <w:szCs w:val="16"/>
+        </w:rPr>
+      </w:pPr>
+      <w:r>
+        <w:rPr>
+          <w:rFonts w:hint="eastAsia"/>
+          <w:sz w:val="16"/>
+          <w:szCs w:val="16"/>
+        </w:rPr>
+        <w:t>▁77▁심판은 위법</w:t>
       </w:r>
       <w:r>
         <w:rPr>
@@ -4208,7 +4208,7 @@
           <w:sz w:val="16"/>
           <w:szCs w:val="16"/>
         </w:rPr>
-        <w:t xml:space="preserve">보호가치 있는 이익 구제설, 권리구제설, 법률상보호이익설 등이 존재하나, 판례는 ________의 ________과 동일하게 </w:t>
+        <w:t xml:space="preserve">보호가치 있는 이익 구제설, 권리구제설, 법률상보호이익설 등이 존재하나, 판례는 ▁78▁의 원고적격과 동일하게 </w:t>
       </w:r>
       <w:r>
         <w:rPr>
@@ -4278,30 +4278,30 @@
           <w:sz w:val="16"/>
           <w:szCs w:val="16"/>
         </w:rPr>
-        <w:t>________</w:t>
-      </w:r>
-    </w:p>
-    <w:p>
-      <w:pPr>
-        <w:rPr>
-          <w:sz w:val="16"/>
-          <w:szCs w:val="16"/>
-        </w:rPr>
-      </w:pPr>
-      <w:r>
-        <w:rPr>
-          <w:rFonts w:hint="eastAsia"/>
-          <w:sz w:val="16"/>
-          <w:szCs w:val="16"/>
-        </w:rPr>
-        <w:t>________은</w:t>
-      </w:r>
-      <w:r>
-        <w:rPr>
-          <w:sz w:val="16"/>
-          <w:szCs w:val="16"/>
-        </w:rPr>
-        <w:t xml:space="preserve"> ________이 있음을 알게 된 날부터 90일 이내</w:t>
+        <w:t>▁79▁</w:t>
+      </w:r>
+    </w:p>
+    <w:p>
+      <w:pPr>
+        <w:rPr>
+          <w:sz w:val="16"/>
+          <w:szCs w:val="16"/>
+        </w:rPr>
+      </w:pPr>
+      <w:r>
+        <w:rPr>
+          <w:rFonts w:hint="eastAsia"/>
+          <w:sz w:val="16"/>
+          <w:szCs w:val="16"/>
+        </w:rPr>
+        <w:t>행정심판은</w:t>
+      </w:r>
+      <w:r>
+        <w:rPr>
+          <w:sz w:val="16"/>
+          <w:szCs w:val="16"/>
+        </w:rPr>
+        <w:t xml:space="preserve"> 처분이 있음을 알게 된 날부터 90일 이내</w:t>
       </w:r>
       <w:r>
         <w:rPr>
@@ -4316,7 +4316,7 @@
           <w:sz w:val="16"/>
           <w:szCs w:val="16"/>
         </w:rPr>
-        <w:t>처분이 있었던 날부터 180일이 지나면 청구하지 못한다. 다만, 정당한 사유가 있는 경우에는 그러하지 아니하다</w:t>
+        <w:t>처분이 있었던 날부터 ▁80▁이 지나면 청구하지 못한다. 다만, 정당한 사유가 있는 경우에는 그러하지 아니하다</w:t>
       </w:r>
       <w:r>
         <w:rPr>
@@ -4347,7 +4347,7 @@
           <w:sz w:val="16"/>
           <w:szCs w:val="16"/>
         </w:rPr>
-        <w:t xml:space="preserve">처분상대방이 아닌 제3자는 처분이 있었던 날부터 ________ 내 ________을 청구할 수 없는 </w:t>
+        <w:t xml:space="preserve">처분상대방이 아닌 제3자는 처분이 있었던 날부터 ▁81▁ 내 행정심판을 청구할 수 없는 </w:t>
       </w:r>
       <w:r>
         <w:rPr>
@@ -4413,46 +4413,46 @@
           <w:sz w:val="16"/>
           <w:szCs w:val="16"/>
         </w:rPr>
-        <w:t xml:space="preserve"> ________상대방의 불복수단</w:t>
-      </w:r>
-    </w:p>
-    <w:p>
-      <w:pPr>
-        <w:rPr>
-          <w:sz w:val="16"/>
-          <w:szCs w:val="16"/>
-        </w:rPr>
-      </w:pPr>
-      <w:r>
-        <w:rPr>
-          <w:rFonts w:hint="eastAsia"/>
-          <w:sz w:val="16"/>
-          <w:szCs w:val="16"/>
-        </w:rPr>
-        <w:t>1) ________ 참가</w:t>
-      </w:r>
-      <w:r>
-        <w:rPr>
-          <w:rFonts w:hint="eastAsia"/>
-          <w:sz w:val="16"/>
-          <w:szCs w:val="16"/>
-        </w:rPr>
-        <w:t>(________법 제20조)</w:t>
-      </w:r>
-    </w:p>
-    <w:p>
-      <w:pPr>
-        <w:rPr>
-          <w:sz w:val="16"/>
-          <w:szCs w:val="16"/>
-        </w:rPr>
-      </w:pPr>
-      <w:r>
-        <w:rPr>
-          <w:sz w:val="16"/>
-          <w:szCs w:val="16"/>
-        </w:rPr>
-        <w:t>________의 결과에 이해관계가 있는 제3자나 행정청은 해당 ________에 대한 위원회</w:t>
+        <w:t xml:space="preserve"> ▁82▁상대방의 불복수단</w:t>
+      </w:r>
+    </w:p>
+    <w:p>
+      <w:pPr>
+        <w:rPr>
+          <w:sz w:val="16"/>
+          <w:szCs w:val="16"/>
+        </w:rPr>
+      </w:pPr>
+      <w:r>
+        <w:rPr>
+          <w:rFonts w:hint="eastAsia"/>
+          <w:sz w:val="16"/>
+          <w:szCs w:val="16"/>
+        </w:rPr>
+        <w:t>1) ▁83▁ 참가</w:t>
+      </w:r>
+      <w:r>
+        <w:rPr>
+          <w:rFonts w:hint="eastAsia"/>
+          <w:sz w:val="16"/>
+          <w:szCs w:val="16"/>
+        </w:rPr>
+        <w:t>(행정심판법 제20조)</w:t>
+      </w:r>
+    </w:p>
+    <w:p>
+      <w:pPr>
+        <w:rPr>
+          <w:sz w:val="16"/>
+          <w:szCs w:val="16"/>
+        </w:rPr>
+      </w:pPr>
+      <w:r>
+        <w:rPr>
+          <w:sz w:val="16"/>
+          <w:szCs w:val="16"/>
+        </w:rPr>
+        <w:t>행정심판의 결과에 이해관계가 있는 제3자나 행정청은 해당 ▁84▁에 대한 위원회</w:t>
       </w:r>
       <w:r>
         <w:rPr>
@@ -4483,37 +4483,37 @@
           <w:sz w:val="16"/>
           <w:szCs w:val="16"/>
         </w:rPr>
-        <w:t>2) ________________에 대하여 항고소송 제기</w:t>
-      </w:r>
-    </w:p>
-    <w:p>
-      <w:pPr>
-        <w:rPr>
-          <w:sz w:val="16"/>
-          <w:szCs w:val="16"/>
-        </w:rPr>
-      </w:pPr>
-      <w:r>
-        <w:rPr>
-          <w:sz w:val="16"/>
-          <w:szCs w:val="16"/>
-        </w:rPr>
-        <w:t xml:space="preserve">위원회는 ________서의 등본을 지체 없이 참가인에게 송달하여야 </w:t>
-      </w:r>
-      <w:r>
-        <w:rPr>
-          <w:rFonts w:hint="eastAsia"/>
-          <w:sz w:val="16"/>
-          <w:szCs w:val="16"/>
-        </w:rPr>
-        <w:t>하며(제48조 3항), 처</w:t>
-      </w:r>
-      <w:r>
-        <w:rPr>
-          <w:sz w:val="16"/>
-          <w:szCs w:val="16"/>
-        </w:rPr>
-        <w:t>분의 상대방이 아닌 제3자가 심판청구를 한 경우 위원회는 ________서의 등본을 지체 없이 피청구인을 거쳐 처분의 상대방에게 송달하여야 한다</w:t>
+        <w:t>2) ▁85▁재결에 대하여 항고소송 제기</w:t>
+      </w:r>
+    </w:p>
+    <w:p>
+      <w:pPr>
+        <w:rPr>
+          <w:sz w:val="16"/>
+          <w:szCs w:val="16"/>
+        </w:rPr>
+      </w:pPr>
+      <w:r>
+        <w:rPr>
+          <w:sz w:val="16"/>
+          <w:szCs w:val="16"/>
+        </w:rPr>
+        <w:t xml:space="preserve">위원회는 재결서의 등본을 지체 없이 참가인에게 송달하여야 </w:t>
+      </w:r>
+      <w:r>
+        <w:rPr>
+          <w:rFonts w:hint="eastAsia"/>
+          <w:sz w:val="16"/>
+          <w:szCs w:val="16"/>
+        </w:rPr>
+        <w:t>하며(제48조 3항), ▁86▁</w:t>
+      </w:r>
+      <w:r>
+        <w:rPr>
+          <w:sz w:val="16"/>
+          <w:szCs w:val="16"/>
+        </w:rPr>
+        <w:t>분의 상대방이 아닌 제3자가 심판청구를 한 경우 위원회는 재결서의 등본을 지체 없이 피청구인을 거쳐 처분의 상대방에게 송달하여야 한다</w:t>
       </w:r>
       <w:r>
         <w:rPr>
@@ -4544,23 +4544,23 @@
           <w:sz w:val="16"/>
           <w:szCs w:val="16"/>
         </w:rPr>
-        <w:t>따라서 제3자가 제기한 ________심판에 따라 취소________이 있는 경우, 처분 상대방은 그 통지를 받게 된다.</w:t>
-      </w:r>
-    </w:p>
-    <w:p>
-      <w:pPr>
-        <w:rPr>
-          <w:sz w:val="16"/>
-          <w:szCs w:val="16"/>
-        </w:rPr>
-      </w:pPr>
-      <w:r>
-        <w:rPr>
-          <w:rFonts w:hint="eastAsia"/>
-          <w:sz w:val="16"/>
-          <w:szCs w:val="16"/>
-        </w:rPr>
-        <w:t>처분 상대방은 위 ________________에 대하여 취소소송을 제기할 수 있으며, 이 경우 취소재결의 고유한 위법이 있는 경우에 해당한다.</w:t>
+        <w:t>따라서 제3자가 제기한 ▁87▁심판에 따라 취소재결이 있는 경우, 처분 상대방은 그 통지를 받게 된다.</w:t>
+      </w:r>
+    </w:p>
+    <w:p>
+      <w:pPr>
+        <w:rPr>
+          <w:sz w:val="16"/>
+          <w:szCs w:val="16"/>
+        </w:rPr>
+      </w:pPr>
+      <w:r>
+        <w:rPr>
+          <w:rFonts w:hint="eastAsia"/>
+          <w:sz w:val="16"/>
+          <w:szCs w:val="16"/>
+        </w:rPr>
+        <w:t>처분 상대방은 위 ▁88▁재결에 대하여 취소소송을 제기할 수 있으며, 이 경우 취소재결의 고유한 위법이 있는 경우에 해당한다.</w:t>
       </w:r>
     </w:p>
     <w:p>
@@ -4608,15 +4608,15 @@
           <w:sz w:val="16"/>
           <w:szCs w:val="16"/>
         </w:rPr>
-        <w:t>행정청이 ________을 할 때에는 처분의 상대방에게 ________</w:t>
-      </w:r>
-      <w:r>
-        <w:rPr>
-          <w:rFonts w:hint="eastAsia"/>
-          <w:sz w:val="16"/>
-          <w:szCs w:val="16"/>
-        </w:rPr>
-        <w:t xml:space="preserve"> 및 행정소송을 제기할 수 있는지,</w:t>
+        <w:t>행정청이 처분을 할 때에는 처분의 상대방에게 행정심판</w:t>
+      </w:r>
+      <w:r>
+        <w:rPr>
+          <w:rFonts w:hint="eastAsia"/>
+          <w:sz w:val="16"/>
+          <w:szCs w:val="16"/>
+        </w:rPr>
+        <w:t xml:space="preserve"> 및 ▁89▁을 제기할 수 있는지,</w:t>
       </w:r>
       <w:r>
         <w:rPr>
@@ -4724,79 +4724,79 @@
           <w:sz w:val="16"/>
           <w:szCs w:val="16"/>
         </w:rPr>
-        <w:t>________기관을</w:t>
-      </w:r>
-      <w:r>
-        <w:rPr>
-          <w:rFonts w:hint="eastAsia"/>
-          <w:sz w:val="16"/>
-          <w:szCs w:val="16"/>
-        </w:rPr>
-        <w:t xml:space="preserve"> 잘못 고지한 때에는 ________서를 제출받은 행정기관은 지체없이 정당한 권한 있는 피청구인에게 심판청구서를 보내야 하고, 행정심판기간 기산점은 최초 제출한 때가 기준이 된다(제23조).</w:t>
-      </w:r>
-    </w:p>
-    <w:p>
-      <w:pPr>
-        <w:rPr>
-          <w:sz w:val="16"/>
-          <w:szCs w:val="16"/>
-        </w:rPr>
-      </w:pPr>
-      <w:r>
-        <w:rPr>
-          <w:rFonts w:hint="eastAsia"/>
-          <w:sz w:val="16"/>
-          <w:szCs w:val="16"/>
-        </w:rPr>
-        <w:t>- 본래 ________보다 길게 잘못 알린 경우 고지된 기간 내 ________가 있으면 본래 청구기간에 청구된 것으로 본다(제27조).</w:t>
-      </w:r>
-    </w:p>
-    <w:p>
-      <w:pPr>
-        <w:rPr>
-          <w:sz w:val="16"/>
-          <w:szCs w:val="16"/>
-        </w:rPr>
-      </w:pPr>
-      <w:r>
-        <w:rPr>
-          <w:rFonts w:hint="eastAsia"/>
-          <w:sz w:val="16"/>
-          <w:szCs w:val="16"/>
-        </w:rPr>
-        <w:t>- ________기간을 알리지 않은 경우 처분이 있은 날부터 180일 내에 심판청구를 할 수 있다(________서 송달받은 날부터 90일 적용 X).</w:t>
-      </w:r>
-    </w:p>
-    <w:p>
-      <w:pPr>
-        <w:rPr>
-          <w:sz w:val="16"/>
-          <w:szCs w:val="16"/>
-        </w:rPr>
-      </w:pPr>
-      <w:r>
-        <w:rPr>
-          <w:rFonts w:hint="eastAsia"/>
-          <w:sz w:val="16"/>
-          <w:szCs w:val="16"/>
-        </w:rPr>
-        <w:t>iii) 고유의 ________사유인지 여부(소극)</w:t>
-      </w:r>
-    </w:p>
-    <w:p>
-      <w:pPr>
-        <w:rPr>
-          <w:sz w:val="16"/>
-          <w:szCs w:val="16"/>
-        </w:rPr>
-      </w:pPr>
-      <w:r>
-        <w:rPr>
-          <w:rFonts w:hint="eastAsia"/>
-          <w:sz w:val="16"/>
-          <w:szCs w:val="16"/>
-        </w:rPr>
-        <w:t>고지제도는 행정________ 진행에 대한 편의제공 목적일 뿐, ________의 절차나 형식이 되는 것은 아니다. 따라서 오고지, 불고지가 처분의 흠결을 가져오는 것은 아니며, 고지 자체도 사실상 관념의 통지에 불과하여 그로 인한 권리의무 변동이 없어 독자적 처분이 되지도 않는다.</w:t>
+        <w:t>▁90▁기관을</w:t>
+      </w:r>
+      <w:r>
+        <w:rPr>
+          <w:rFonts w:hint="eastAsia"/>
+          <w:sz w:val="16"/>
+          <w:szCs w:val="16"/>
+        </w:rPr>
+        <w:t xml:space="preserve"> 잘못 고지한 때에는 심판청구서를 제출받은 행정기관은 지체없이 정당한 권한 있는 피청구인에게 심판청구서를 보내야 하고, 행정심판기간 기산점은 최초 제출한 때가 기준이 된다(제23조).</w:t>
+      </w:r>
+    </w:p>
+    <w:p>
+      <w:pPr>
+        <w:rPr>
+          <w:sz w:val="16"/>
+          <w:szCs w:val="16"/>
+        </w:rPr>
+      </w:pPr>
+      <w:r>
+        <w:rPr>
+          <w:rFonts w:hint="eastAsia"/>
+          <w:sz w:val="16"/>
+          <w:szCs w:val="16"/>
+        </w:rPr>
+        <w:t>- 본래 청구기간보다 길게 잘못 알린 경우 고지된 기간 내 ▁91▁가 있으면 본래 청구기간에 청구된 것으로 본다(제27조).</w:t>
+      </w:r>
+    </w:p>
+    <w:p>
+      <w:pPr>
+        <w:rPr>
+          <w:sz w:val="16"/>
+          <w:szCs w:val="16"/>
+        </w:rPr>
+      </w:pPr>
+      <w:r>
+        <w:rPr>
+          <w:rFonts w:hint="eastAsia"/>
+          <w:sz w:val="16"/>
+          <w:szCs w:val="16"/>
+        </w:rPr>
+        <w:t>- 심판청구기간을 알리지 않은 경우 처분이 있은 날부터 ▁92▁ 내에 심판청구를 할 수 있다(재결서 송달받은 날부터 90일 적용 X).</w:t>
+      </w:r>
+    </w:p>
+    <w:p>
+      <w:pPr>
+        <w:rPr>
+          <w:sz w:val="16"/>
+          <w:szCs w:val="16"/>
+        </w:rPr>
+      </w:pPr>
+      <w:r>
+        <w:rPr>
+          <w:rFonts w:hint="eastAsia"/>
+          <w:sz w:val="16"/>
+          <w:szCs w:val="16"/>
+        </w:rPr>
+        <w:t>iii) 고유의 ▁93▁사유인지 여부(소극)</w:t>
+      </w:r>
+    </w:p>
+    <w:p>
+      <w:pPr>
+        <w:rPr>
+          <w:sz w:val="16"/>
+          <w:szCs w:val="16"/>
+        </w:rPr>
+      </w:pPr>
+      <w:r>
+        <w:rPr>
+          <w:rFonts w:hint="eastAsia"/>
+          <w:sz w:val="16"/>
+          <w:szCs w:val="16"/>
+        </w:rPr>
+        <w:t>고지제도는 행정불복절차 진행에 대한 편의제공 목적일 뿐, ▁94▁의 절차나 형식이 되는 것은 아니다. 따라서 오고지, 불고지가 처분의 흠결을 가져오는 것은 아니며, 고지 자체도 사실상 관념의 통지에 불과하여 그로 인한 권리의무 변동이 없어 독자적 처분이 되지도 않는다.</w:t>
       </w:r>
     </w:p>
     <w:p>
@@ -4829,23 +4829,23 @@
           <w:sz w:val="16"/>
           <w:szCs w:val="16"/>
         </w:rPr>
-        <w:t>________소송의 소송요건</w:t>
-      </w:r>
-    </w:p>
-    <w:p>
-      <w:pPr>
-        <w:rPr>
-          <w:sz w:val="16"/>
-          <w:szCs w:val="16"/>
-        </w:rPr>
-      </w:pPr>
-      <w:r>
-        <w:rPr>
-          <w:rFonts w:hint="eastAsia"/>
-          <w:sz w:val="16"/>
-          <w:szCs w:val="16"/>
-        </w:rPr>
-        <w:t>처분을 대상으로(제19조), ________를 구할 법률상 이익이 있는 자(제12조 1문)가, 처분을 한 행정청을 상대로(제13조) 처분이 있음을 안 날로부터 90일 내에(제20조), 행정청의 소재지를 관할하는 ________에 제기하여야 한다(제9조). 또한, 협의의 소의 이익인 권리보호의 필요가 있어야 한다.</w:t>
+        <w:t>▁95▁소송의 소송요건</w:t>
+      </w:r>
+    </w:p>
+    <w:p>
+      <w:pPr>
+        <w:rPr>
+          <w:sz w:val="16"/>
+          <w:szCs w:val="16"/>
+        </w:rPr>
+      </w:pPr>
+      <w:r>
+        <w:rPr>
+          <w:rFonts w:hint="eastAsia"/>
+          <w:sz w:val="16"/>
+          <w:szCs w:val="16"/>
+        </w:rPr>
+        <w:t>처분을 대상으로(제19조), ▁96▁를 구할 법률상 이익이 있는 자(제12조 1문)가, 처분을 한 행정청을 상대로(제13조) 처분이 있음을 안 날로부터 90일 내에(제20조), 행정청의 소재지를 관할하는 행정법원에 제기하여야 한다(제9조). 또한, 협의의 소의 이익인 권리보호의 필요가 있어야 한다.</w:t>
       </w:r>
     </w:p>
     <w:p>
@@ -4887,7 +4887,7 @@
           <w:sz w:val="16"/>
           <w:szCs w:val="16"/>
         </w:rPr>
-        <w:t>________ 등</w:t>
+        <w:t>▁97▁ 등</w:t>
       </w:r>
       <w:r>
         <w:rPr>
@@ -4950,7 +4950,7 @@
           <w:sz w:val="16"/>
           <w:szCs w:val="16"/>
         </w:rPr>
-        <w:t>행정청의 행위가 ________의 대상이 될 수 있는지는 추상적</w:t>
+        <w:t>행정청의 행위가 ▁98▁의 대상이 될 수 있는지는 추상적</w:t>
       </w:r>
       <w:r>
         <w:rPr>
@@ -5025,7 +5025,7 @@
           <w:sz w:val="16"/>
           <w:szCs w:val="16"/>
         </w:rPr>
-        <w:t>행정청의 행위가 ‘________’에 해당하는지가 불분명한 경우에는 그에 대한 불복방법 선택에 중대한 이해관계를 가지는 상대방의 인식가능성과 예측가능성을 중요하게 고려해서 규범적으로 판단해야 한다.</w:t>
+        <w:t>행정청의 행위가 ‘▁99▁’에 해당하는지가 불분명한 경우에는 그에 대한 불복방법 선택에 중대한 이해관계를 가지는 상대방의 인식가능성과 예측가능성을 중요하게 고려해서 규범적으로 판단해야 한다.</w:t>
       </w:r>
     </w:p>
     <w:p>
@@ -5042,7 +5042,7 @@
           <w:sz w:val="16"/>
           <w:szCs w:val="16"/>
         </w:rPr>
-        <w:t>1) ________을 거친 경우</w:t>
+        <w:t>1) ▁100▁을 거친 경우</w:t>
       </w:r>
     </w:p>
     <w:p>
@@ -5059,46 +5059,46 @@
           <w:sz w:val="16"/>
           <w:szCs w:val="16"/>
         </w:rPr>
-        <w:t>(1) 원________주의</w:t>
-      </w:r>
-    </w:p>
-    <w:p>
-      <w:pPr>
-        <w:rPr>
-          <w:sz w:val="16"/>
-          <w:szCs w:val="16"/>
-        </w:rPr>
-      </w:pPr>
-      <w:r>
-        <w:rPr>
-          <w:rFonts w:hint="eastAsia"/>
-          <w:sz w:val="16"/>
-          <w:szCs w:val="16"/>
-        </w:rPr>
-        <w:t>________소송의 대상은 처분 등이다(제19조). 처분 등은 행정청이 행하는 구체적 사실에 관한 법집행으로서의 공권력 행사 또는 그 거부와 이에 준하는 행정작용 및 행정심판에 대한 ________을 말한다(제2조 1항 1호).</w:t>
-      </w:r>
-    </w:p>
-    <w:p>
-      <w:pPr>
-        <w:rPr>
-          <w:sz w:val="16"/>
-          <w:szCs w:val="16"/>
-        </w:rPr>
-      </w:pPr>
-      <w:r>
-        <w:rPr>
-          <w:rFonts w:hint="eastAsia"/>
-          <w:sz w:val="16"/>
-          <w:szCs w:val="16"/>
-        </w:rPr>
-        <w:t xml:space="preserve">따라서 원________과 ________ 중 어느 것에 대하여도 소를 제기할 수 있으나, </w:t>
-      </w:r>
-      <w:r>
-        <w:rPr>
-          <w:sz w:val="16"/>
-          <w:szCs w:val="16"/>
-        </w:rPr>
-        <w:t>재결취소소송의 경우에는 재결 자체에 고유한 위법이 있음을 이유로 하는 경우에 한한다</w:t>
+        <w:t>(1) 원▁101▁주의</w:t>
+      </w:r>
+    </w:p>
+    <w:p>
+      <w:pPr>
+        <w:rPr>
+          <w:sz w:val="16"/>
+          <w:szCs w:val="16"/>
+        </w:rPr>
+      </w:pPr>
+      <w:r>
+        <w:rPr>
+          <w:rFonts w:hint="eastAsia"/>
+          <w:sz w:val="16"/>
+          <w:szCs w:val="16"/>
+        </w:rPr>
+        <w:t>▁102▁소송의 대상은 처분 등이다(제19조). 처분 등은 행정청이 행하는 구체적 사실에 관한 법집행으로서의 공권력 행사 또는 그 거부와 이에 준하는 행정작용 및 행정심판에 대한 재결을 말한다(제2조 1항 1호).</w:t>
+      </w:r>
+    </w:p>
+    <w:p>
+      <w:pPr>
+        <w:rPr>
+          <w:sz w:val="16"/>
+          <w:szCs w:val="16"/>
+        </w:rPr>
+      </w:pPr>
+      <w:r>
+        <w:rPr>
+          <w:rFonts w:hint="eastAsia"/>
+          <w:sz w:val="16"/>
+          <w:szCs w:val="16"/>
+        </w:rPr>
+        <w:t xml:space="preserve">따라서 원처분과 재결 중 어느 것에 대하여도 소를 제기할 수 있으나, </w:t>
+      </w:r>
+      <w:r>
+        <w:rPr>
+          <w:sz w:val="16"/>
+          <w:szCs w:val="16"/>
+        </w:rPr>
+        <w:t>재결▁103▁소송의 경우에는 재결 자체에 고유한 위법이 있음을 이유로 하는 경우에 한한다</w:t>
       </w:r>
       <w:r>
         <w:rPr>
@@ -5122,7 +5122,7 @@
           <w:sz w:val="16"/>
           <w:szCs w:val="16"/>
         </w:rPr>
-        <w:t xml:space="preserve">________ 자체의 고유한 ________이란 </w:t>
+        <w:t xml:space="preserve">재결 자체의 고유한 ▁104▁이란 </w:t>
       </w:r>
       <w:r>
         <w:rPr>
@@ -5158,7 +5158,7 @@
           <w:sz w:val="16"/>
           <w:szCs w:val="16"/>
         </w:rPr>
-        <w:t xml:space="preserve">________________ 또는 </w:t>
+        <w:t xml:space="preserve">▁105▁재결 또는 </w:t>
       </w:r>
       <w:r>
         <w:rPr>
@@ -5198,7 +5198,7 @@
           <w:sz w:val="16"/>
           <w:szCs w:val="16"/>
         </w:rPr>
-        <w:t>행정심판위원회 결정은 원처분을 대체하는 새로운 처분이므로, 행정심판위원회를 피고로 ________을 대상으로 삼는 변경재결설과, 일부________의 경우 일부취소되고 남은 원처분이 대상이지만, 적극적 변경재결의 경우 변경결정을 대상으로 소를 제기하여야 한다는 견해 등이 존재하나,</w:t>
+        <w:t>행정심판위원회 결정은 원처분을 대체하는 새로운 처분이므로, 행정심판위원회를 피고로 재결을 대상으로 삼는 ▁106▁재결설과, 일부취소의 경우 일부취소되고 남은 원처분이 대상이지만, 적극적 변경재결의 경우 변경결정을 대상으로 소를 제기하여야 한다는 견해 등이 존재하나,</w:t>
       </w:r>
     </w:p>
     <w:p>
@@ -5222,7 +5222,7 @@
           <w:sz w:val="16"/>
           <w:szCs w:val="16"/>
         </w:rPr>
-        <w:t xml:space="preserve"> ________ 또는 ________명령재결에 따른 처분으로</w:t>
+        <w:t xml:space="preserve"> 재결 또는 ▁107▁명령재결에 따른 처분으로</w:t>
       </w:r>
       <w:r>
         <w:rPr>
@@ -5338,23 +5338,23 @@
           <w:sz w:val="16"/>
           <w:szCs w:val="16"/>
         </w:rPr>
-        <w:t>제3자효 행정행위에서 인용________ 있는 경우 처분 상대방의 ________소송 제기</w:t>
-      </w:r>
-    </w:p>
-    <w:p>
-      <w:pPr>
-        <w:rPr>
-          <w:sz w:val="16"/>
-          <w:szCs w:val="16"/>
-        </w:rPr>
-      </w:pPr>
-      <w:r>
-        <w:rPr>
-          <w:rFonts w:hint="eastAsia"/>
-          <w:sz w:val="16"/>
-          <w:szCs w:val="16"/>
-        </w:rPr>
-        <w:t>제3자효 행정행위에서 인용________에 따라 비로소 권리침해를 받게 되는 원처분의 상대방이 인용재결에 대하여 불복하는 경우, 당해 인용재결을 별도의 처분으로 보아 처분에 대한 ________소송으로 보는 견해도 있으나(19조 본문설), 인용재결은 원처분과 내용을 달리하여 재결 자체에 고유한 하자가 있는 때에 해당하므로 제19조 단서에 따라 재결에 대한 취소소송을 제기한다고 보는 것이 타당하다. 어느 견해에 의하던 인용재결 자체가 취소소송의 대상이 된다는 점에는 변함이 없다</w:t>
+        <w:t>제3자효 행정행위에서 인용재결 있는 경우 처분 상대방의 ▁108▁소송 제기</w:t>
+      </w:r>
+    </w:p>
+    <w:p>
+      <w:pPr>
+        <w:rPr>
+          <w:sz w:val="16"/>
+          <w:szCs w:val="16"/>
+        </w:rPr>
+      </w:pPr>
+      <w:r>
+        <w:rPr>
+          <w:rFonts w:hint="eastAsia"/>
+          <w:sz w:val="16"/>
+          <w:szCs w:val="16"/>
+        </w:rPr>
+        <w:t>제3자효 행정행위에서 인용재결에 따라 비로소 권리침해를 받게 되는 원처분의 상대방이 인용재결에 대하여 불복하는 경우, 당해 인용재결을 별도의 처분으로 보아 처분에 대한 ▁109▁소송으로 보는 견해도 있으나(19조 본문설), 인용재결은 원처분과 내용을 달리하여 재결 자체에 고유한 하자가 있는 때에 해당하므로 제19조 단서에 따라 재결에 대한 취소소송을 제기한다고 보는 것이 타당하다. 어느 견해에 의하던 인용재결 자체가 취소소송의 대상이 된다는 점에는 변함이 없다</w:t>
       </w:r>
       <w:r>
         <w:rPr>
@@ -5378,7 +5378,7 @@
           <w:sz w:val="16"/>
           <w:szCs w:val="16"/>
         </w:rPr>
-        <w:t>(비교 : 경원자소송 소의이익 쟁점) 건축허가 거부처분에 대하여 당사자가 행정심판 제기하여 그 거부처분 ________하는 ________이 있는 경우, 제3자는 취소재결을 다툴 소의 이익이 없다. 거부처분 취소재결에 따른 후속처분이 이루어지면, 그 때 그 후속처분의 취소를 구하여야 한다.</w:t>
+        <w:t>(비교 : 경원자소송 소의이익 쟁점) 건축허가 거부처분에 대하여 당사자가 행정심판 제기하여 그 거부처분 ▁110▁하는 재결이 있는 경우, 제3자는 취소재결을 다툴 소의 이익이 없다. 거부처분 취소재결에 따른 후속처분이 이루어지면, 그 때 그 후속처분의 취소를 구하여야 한다.</w:t>
       </w:r>
     </w:p>
     <w:p>
@@ -5403,7 +5403,7 @@
           <w:sz w:val="16"/>
           <w:szCs w:val="16"/>
         </w:rPr>
-        <w:t>2) 거부________</w:t>
+        <w:t>2) 거부▁111▁</w:t>
       </w:r>
     </w:p>
     <w:p>
@@ -5420,39 +5420,39 @@
           <w:sz w:val="16"/>
           <w:szCs w:val="16"/>
         </w:rPr>
-        <w:t>(1) ________법상 구제수단</w:t>
-      </w:r>
-    </w:p>
-    <w:p>
-      <w:pPr>
-        <w:rPr>
-          <w:sz w:val="16"/>
-          <w:szCs w:val="16"/>
-        </w:rPr>
-      </w:pPr>
-      <w:r>
-        <w:rPr>
-          <w:rFonts w:hint="eastAsia"/>
-          <w:sz w:val="16"/>
-          <w:szCs w:val="16"/>
-        </w:rPr>
-        <w:t>________소송, ________이 가능하나, 판례는 무명항고소송 인정하지 않으므로 의무이행심판은 불가하다.</w:t>
-      </w:r>
-    </w:p>
-    <w:p>
-      <w:pPr>
-        <w:rPr>
-          <w:sz w:val="16"/>
-          <w:szCs w:val="16"/>
-        </w:rPr>
-      </w:pPr>
-      <w:r>
-        <w:rPr>
-          <w:rFonts w:hint="eastAsia"/>
-          <w:sz w:val="16"/>
-          <w:szCs w:val="16"/>
-        </w:rPr>
-        <w:t>행정소송법상 가구제로서 ________ 신청이 가능한지 관련, 거부________에 대한 집행정지 불가하며, 민사집행법상 가처분제도가 준용되지 않는다는 판례에 따를 때 가처분 신청도 불가하다.</w:t>
+        <w:t>(1) ▁112▁법상 구제수단</w:t>
+      </w:r>
+    </w:p>
+    <w:p>
+      <w:pPr>
+        <w:rPr>
+          <w:sz w:val="16"/>
+          <w:szCs w:val="16"/>
+        </w:rPr>
+      </w:pPr>
+      <w:r>
+        <w:rPr>
+          <w:rFonts w:hint="eastAsia"/>
+          <w:sz w:val="16"/>
+          <w:szCs w:val="16"/>
+        </w:rPr>
+        <w:t>취소소송, ▁113▁이 가능하나, 판례는 무명항고소송 인정하지 않으므로 의무이행심판은 불가하다.</w:t>
+      </w:r>
+    </w:p>
+    <w:p>
+      <w:pPr>
+        <w:rPr>
+          <w:sz w:val="16"/>
+          <w:szCs w:val="16"/>
+        </w:rPr>
+      </w:pPr>
+      <w:r>
+        <w:rPr>
+          <w:rFonts w:hint="eastAsia"/>
+          <w:sz w:val="16"/>
+          <w:szCs w:val="16"/>
+        </w:rPr>
+        <w:t>행정소송법상 가구제로서 ▁114▁ 신청이 가능한지 관련, 거부처분에 대한 집행정지 불가하며, 민사집행법상 가처분제도가 준용되지 않는다는 판례에 따를 때 가처분 신청도 불가하다.</w:t>
       </w:r>
     </w:p>
     <w:p>
@@ -5493,7 +5493,7 @@
           <w:sz w:val="16"/>
           <w:szCs w:val="16"/>
         </w:rPr>
-        <w:t>판례는 국민의 신청에 대하여 행정청이 거부한 행위가 ________의 대상이 되기 위해서는 그 신청한 행위가 공권력의 행사 또는 이에 준하는 행정작용이어야 하고, 거부행위가 신청인의 법률관계에 어떤 변동을 일으키는 것이어야 하며, 국민에게 행위발동을 요구할 법규상, 조리상 신청권이 있어야 한다고 본다.</w:t>
+        <w:t>판례는 국민의 신청에 대하여 행정청이 거부한 행위가 ▁115▁의 대상이 되기 위해서는 그 신청한 행위가 공권력의 행사 또는 이에 준하는 행정작용이어야 하고, 거부행위가 신청인의 법률관계에 어떤 변동을 일으키는 것이어야 하며, 국민에게 행위발동을 요구할 법규상, 조리상 신청권이 있어야 한다고 본다.</w:t>
       </w:r>
       <w:r>
         <w:rPr>
@@ -5533,7 +5533,7 @@
           <w:sz w:val="16"/>
           <w:szCs w:val="16"/>
         </w:rPr>
-        <w:t>신청권 존부는 대상적격이 아닌 ________ 또는 본안 문제라는 견해도 존재하나, 판례와 같이 일반적인 국민의 응답을 받을 권리로 이해한다면, 대상적격 문제로 보는 것이 타당하다.</w:t>
+        <w:t>신청권 존부는 대상적격이 아닌 ▁116▁ 또는 본안 문제라는 견해도 존재하나, 판례와 같이 일반적인 국민의 응답을 받을 권리로 이해한다면, 대상적격 문제로 보는 것이 타당하다.</w:t>
       </w:r>
     </w:p>
     <w:tbl>
@@ -5745,7 +5745,7 @@
                 <w:sz w:val="16"/>
                 <w:szCs w:val="16"/>
               </w:rPr>
-              <w:t>∨ 입국하지 않은 상태의 외국인에 대한 사증발급거부 (다만, ________ 문제로 보아 법률상 이익 결여로 판시)</w:t>
+              <w:t>∨ 입국하지 않은 상태의 외국인에 대한 사증발급거부 (다만, ▁394▁ 문제로 보아 법률상 이익 결여로 판시)</w:t>
             </w:r>
           </w:p>
           <w:p>
@@ -5770,7 +5770,7 @@
                 <w:sz w:val="16"/>
                 <w:szCs w:val="16"/>
               </w:rPr>
-              <w:t xml:space="preserve"> 문화재로 지정된 분묘가 문화재가 아니라고 주장하며 문화제지정________ ________를 구하</w:t>
+              <w:t xml:space="preserve"> 문화재로 지정된 분묘가 문화재가 아니라고 주장하며 문화제지정처분 ▁395▁를 구하</w:t>
             </w:r>
             <w:r>
               <w:rPr>
@@ -5854,23 +5854,23 @@
           <w:sz w:val="16"/>
           <w:szCs w:val="16"/>
         </w:rPr>
-        <w:t>(3) 새로운 거부________</w:t>
-      </w:r>
-    </w:p>
-    <w:p>
-      <w:pPr>
-        <w:rPr>
-          <w:sz w:val="16"/>
-          <w:szCs w:val="16"/>
-        </w:rPr>
-      </w:pPr>
-      <w:r>
-        <w:rPr>
-          <w:rFonts w:hint="eastAsia"/>
-          <w:sz w:val="16"/>
-          <w:szCs w:val="16"/>
-        </w:rPr>
-        <w:t>________의 법적성격 및 결정의 ________성 (전술) or 당해 행정청에 새로운 신청 취지로 다시 신청하였으나 거부한 경우</w:t>
+        <w:t>(3) 새로운 거부▁117▁</w:t>
+      </w:r>
+    </w:p>
+    <w:p>
+      <w:pPr>
+        <w:rPr>
+          <w:sz w:val="16"/>
+          <w:szCs w:val="16"/>
+        </w:rPr>
+      </w:pPr>
+      <w:r>
+        <w:rPr>
+          <w:rFonts w:hint="eastAsia"/>
+          <w:sz w:val="16"/>
+          <w:szCs w:val="16"/>
+        </w:rPr>
+        <w:t>이의신청의 법적성격 및 결정의 ▁118▁성 (전술) or 당해 행정청에 새로운 신청 취지로 다시 신청하였으나 거부한 경우</w:t>
       </w:r>
     </w:p>
     <w:p>
@@ -5893,7 +5893,7 @@
           <w:sz w:val="16"/>
           <w:szCs w:val="16"/>
         </w:rPr>
-        <w:t xml:space="preserve"> 새로운 거부________은 독립된 처분으로 불복대상이 되며, ________도 그 때를 기준으로 다시 기산한다.</w:t>
+        <w:t xml:space="preserve"> 새로운 거부▁119▁은 독립된 처분으로 불복대상이 되며, 제소기간도 그 때를 기준으로 다시 기산한다.</w:t>
       </w:r>
     </w:p>
     <w:p>
@@ -5958,23 +5958,23 @@
           <w:sz w:val="16"/>
           <w:szCs w:val="16"/>
         </w:rPr>
-        <w:t xml:space="preserve"> ________신청 및 그 거부</w:t>
-      </w:r>
-    </w:p>
-    <w:p>
-      <w:pPr>
-        <w:rPr>
-          <w:sz w:val="16"/>
-          <w:szCs w:val="16"/>
-        </w:rPr>
-      </w:pPr>
-      <w:r>
-        <w:rPr>
-          <w:rFonts w:hint="eastAsia"/>
-          <w:sz w:val="16"/>
-          <w:szCs w:val="16"/>
-        </w:rPr>
-        <w:t xml:space="preserve">(비교) 甲에 대한 수익적 행정행위 그 자체의 ________ 구하는 경우 구분 </w:t>
+        <w:t xml:space="preserve"> ▁120▁신청 및 그 거부</w:t>
+      </w:r>
+    </w:p>
+    <w:p>
+      <w:pPr>
+        <w:rPr>
+          <w:sz w:val="16"/>
+          <w:szCs w:val="16"/>
+        </w:rPr>
+      </w:pPr>
+      <w:r>
+        <w:rPr>
+          <w:rFonts w:hint="eastAsia"/>
+          <w:sz w:val="16"/>
+          <w:szCs w:val="16"/>
+        </w:rPr>
+        <w:t xml:space="preserve">(비교) 甲에 대한 수익적 행정행위 그 자체의 ▁121▁ 구하는 경우 구분 </w:t>
       </w:r>
       <w:r>
         <w:rPr>
@@ -5989,7 +5989,7 @@
           <w:sz w:val="16"/>
           <w:szCs w:val="16"/>
         </w:rPr>
-        <w:t xml:space="preserve"> 처분성 당연히 인정되므로, ________ 문제</w:t>
+        <w:t xml:space="preserve"> 처분성 당연히 인정되므로, 원고적격 문제</w:t>
       </w:r>
     </w:p>
     <w:p>
@@ -6085,39 +6085,39 @@
           <w:sz w:val="16"/>
           <w:szCs w:val="16"/>
         </w:rPr>
-        <w:t>거부________ 대상적격 -</w:t>
-      </w:r>
-    </w:p>
-    <w:p>
-      <w:pPr>
-        <w:rPr>
-          <w:sz w:val="16"/>
-          <w:szCs w:val="16"/>
-        </w:rPr>
-      </w:pPr>
-      <w:r>
-        <w:rPr>
-          <w:rFonts w:hint="eastAsia"/>
-          <w:sz w:val="16"/>
-          <w:szCs w:val="16"/>
-        </w:rPr>
-        <w:t>관계법령에서 수익적행정행위 ________ 또는 철회를 신청할 법규상 신청권을 전혀 규정하고 있지 않음에도, 신청권 인정할 수 있을지 문제된다.</w:t>
-      </w:r>
-    </w:p>
-    <w:p>
-      <w:pPr>
-        <w:rPr>
-          <w:sz w:val="16"/>
-          <w:szCs w:val="16"/>
-        </w:rPr>
-      </w:pPr>
-      <w:r>
-        <w:rPr>
-          <w:rFonts w:hint="eastAsia"/>
-          <w:sz w:val="16"/>
-          <w:szCs w:val="16"/>
-        </w:rPr>
-        <w:t>어떠한 수익적 행정행위로 인근 주민들이 수인할 수 없는 환경침해를 받았거나 받을 우려가 있다면, 그 침해 배제를 위하여 ________나 철회를 구할 권리를 인정하는 것이 타당하며, 앞서 살핀 바와 같이 행정청의 재량이 0으로 수축되어 인근주민에게 행정개입청구권이 인정되므로, 조리상 신청권이 인정되어 거부________의 취소를 구할 수 있다.</w:t>
+        <w:t>거부▁122▁ 대상적격 -</w:t>
+      </w:r>
+    </w:p>
+    <w:p>
+      <w:pPr>
+        <w:rPr>
+          <w:sz w:val="16"/>
+          <w:szCs w:val="16"/>
+        </w:rPr>
+      </w:pPr>
+      <w:r>
+        <w:rPr>
+          <w:rFonts w:hint="eastAsia"/>
+          <w:sz w:val="16"/>
+          <w:szCs w:val="16"/>
+        </w:rPr>
+        <w:t>관계법령에서 수익적행정행위 ▁123▁ 또는 철회를 신청할 법규상 신청권을 전혀 규정하고 있지 않음에도, 신청권 인정할 수 있을지 문제된다.</w:t>
+      </w:r>
+    </w:p>
+    <w:p>
+      <w:pPr>
+        <w:rPr>
+          <w:sz w:val="16"/>
+          <w:szCs w:val="16"/>
+        </w:rPr>
+      </w:pPr>
+      <w:r>
+        <w:rPr>
+          <w:rFonts w:hint="eastAsia"/>
+          <w:sz w:val="16"/>
+          <w:szCs w:val="16"/>
+        </w:rPr>
+        <w:t>어떠한 수익적 행정행위로 인근 주민들이 수인할 수 없는 환경침해를 받았거나 받을 우려가 있다면, 그 침해 배제를 위하여 ▁124▁나 철회를 구할 권리를 인정하는 것이 타당하며, 앞서 살핀 바와 같이 행정청의 재량이 0으로 수축되어 인근주민에게 행정개입청구권이 인정되므로, 조리상 신청권이 인정되어 거부처분의 취소를 구할 수 있다.</w:t>
       </w:r>
     </w:p>
     <w:p>
@@ -6149,7 +6149,7 @@
           <w:sz w:val="16"/>
           <w:szCs w:val="16"/>
         </w:rPr>
-        <w:t>재량이 0으로 수축되어 ________ 또는 ________만이 합당한 재량행사이므로, 이를 거부한 것은 위법하다.</w:t>
+        <w:t>재량이 0으로 수축되어 취소 또는 ▁125▁만이 합당한 재량행사이므로, 이를 거부한 것은 위법하다.</w:t>
       </w:r>
     </w:p>
     <w:p>
@@ -6174,23 +6174,23 @@
           <w:sz w:val="16"/>
           <w:szCs w:val="16"/>
         </w:rPr>
-        <w:t>3) 후속________이 있는 경우</w:t>
-      </w:r>
-    </w:p>
-    <w:p>
-      <w:pPr>
-        <w:rPr>
-          <w:sz w:val="16"/>
-          <w:szCs w:val="16"/>
-        </w:rPr>
-      </w:pPr>
-      <w:r>
-        <w:rPr>
-          <w:rFonts w:hint="eastAsia"/>
-          <w:sz w:val="16"/>
-          <w:szCs w:val="16"/>
-        </w:rPr>
-        <w:t>소 제기 시 후속________이 존재하면 대상적격의 문제이고, 소송계속 중 후속처분이 있는 경우 소의 이익 문제이다.</w:t>
+        <w:t>3) 후속▁126▁이 있는 경우</w:t>
+      </w:r>
+    </w:p>
+    <w:p>
+      <w:pPr>
+        <w:rPr>
+          <w:sz w:val="16"/>
+          <w:szCs w:val="16"/>
+        </w:rPr>
+      </w:pPr>
+      <w:r>
+        <w:rPr>
+          <w:rFonts w:hint="eastAsia"/>
+          <w:sz w:val="16"/>
+          <w:szCs w:val="16"/>
+        </w:rPr>
+        <w:t>소 제기 시 후속▁127▁이 존재하면 대상적격의 문제이고, 소송계속 중 후속처분이 있는 경우 소의 이익 문제이다.</w:t>
       </w:r>
     </w:p>
     <w:p>
@@ -6211,23 +6211,23 @@
           <w:sz w:val="16"/>
           <w:szCs w:val="16"/>
         </w:rPr>
-        <w:t>단계적 행정행위(당연히 후속________이 예정)</w:t>
-      </w:r>
-    </w:p>
-    <w:p>
-      <w:pPr>
-        <w:rPr>
-          <w:sz w:val="16"/>
-          <w:szCs w:val="16"/>
-        </w:rPr>
-      </w:pPr>
-      <w:r>
-        <w:rPr>
-          <w:rFonts w:hint="eastAsia"/>
-          <w:sz w:val="16"/>
-          <w:szCs w:val="16"/>
-        </w:rPr>
-        <w:t>단계적 행정행위로서 후속________이 본래 예정된 경우 후속처분이 있으면 당초 처분은 흡수소멸되므로, 후속처분만이 대상이 된다.</w:t>
+        <w:t>단계적 행정행위(당연히 후속▁128▁이 예정)</w:t>
+      </w:r>
+    </w:p>
+    <w:p>
+      <w:pPr>
+        <w:rPr>
+          <w:sz w:val="16"/>
+          <w:szCs w:val="16"/>
+        </w:rPr>
+      </w:pPr>
+      <w:r>
+        <w:rPr>
+          <w:rFonts w:hint="eastAsia"/>
+          <w:sz w:val="16"/>
+          <w:szCs w:val="16"/>
+        </w:rPr>
+        <w:t>단계적 행정행위로서 후속▁129▁이 본래 예정된 경우 후속처분이 있으면 당초 처분은 흡수소멸되므로, 후속처분만이 대상이 된다.</w:t>
       </w:r>
     </w:p>
     <w:p>
@@ -6251,7 +6251,7 @@
           <w:sz w:val="16"/>
           <w:szCs w:val="16"/>
         </w:rPr>
-        <w:t>자진신고자에 대하여 과징금부과 후 자진신고 등을 이유로 다시 감면________을 하는 구조를 가지는데, 감면처분이 있으면 종전 과징금 부과처분은 이에 흡수되어 소멸하므로 감면처분만을 다투어야 한다(처분 ________으로 인한 소변경도 가능하고, 각하된 후 종국처분에 대한 후 소 제기도 가능하다).</w:t>
+        <w:t>자진신고자에 대하여 과징금부과 후 자진신고 등을 이유로 다시 감면처분을 하는 구조를 가지는데, 감면처분이 있으면 종전 과징금 부과처분은 이에 흡수되어 소멸하므로 감면처분만을 다투어야 한다(처분 ▁130▁으로 인한 소변경도 가능하고, 각하된 후 종국처분에 대한 후 소 제기도 가능하다).</w:t>
       </w:r>
     </w:p>
     <w:p>
@@ -6275,7 +6275,7 @@
           <w:sz w:val="16"/>
           <w:szCs w:val="16"/>
         </w:rPr>
-        <w:t>원자로시설부지사전승인________ 후 건설허가처분이 이루어진 경우, 원자로시설부지사전승인처분은 처분에 해당하지만, 종국적 처분 이루어진 이상 건설허가처분을 다투어야 하고, 사전승인처분의 위법성을 건설허가처분 ________소송에서 다툴 수 있다.</w:t>
+        <w:t>원자로시설부지사전승인처분 후 건설허가처분이 이루어진 경우, 원자로시설부지사전승인처분은 처분에 해당하지만, 종국적 처분 이루어진 이상 건설허가처분을 다투어야 하고, 사전승인처분의 위법성을 건설허가처분 ▁131▁소송에서 다툴 수 있다.</w:t>
       </w:r>
     </w:p>
     <w:p>
@@ -6296,23 +6296,23 @@
           <w:sz w:val="16"/>
           <w:szCs w:val="16"/>
         </w:rPr>
-        <w:t>후행________에 흡수소멸</w:t>
-      </w:r>
-    </w:p>
-    <w:p>
-      <w:pPr>
-        <w:rPr>
-          <w:sz w:val="16"/>
-          <w:szCs w:val="16"/>
-        </w:rPr>
-      </w:pPr>
-      <w:r>
-        <w:rPr>
-          <w:rFonts w:hint="eastAsia"/>
-          <w:sz w:val="16"/>
-          <w:szCs w:val="16"/>
-        </w:rPr>
-        <w:t xml:space="preserve">(후속________이 </w:t>
+        <w:t>후행▁132▁에 흡수소멸</w:t>
+      </w:r>
+    </w:p>
+    <w:p>
+      <w:pPr>
+        <w:rPr>
+          <w:sz w:val="16"/>
+          <w:szCs w:val="16"/>
+        </w:rPr>
+      </w:pPr>
+      <w:r>
+        <w:rPr>
+          <w:rFonts w:hint="eastAsia"/>
+          <w:sz w:val="16"/>
+          <w:szCs w:val="16"/>
+        </w:rPr>
+        <w:t xml:space="preserve">(후속처분이 </w:t>
       </w:r>
       <w:r>
         <w:rPr>
@@ -6328,7 +6328,7 @@
           <w:sz w:val="16"/>
           <w:szCs w:val="16"/>
         </w:rPr>
-        <w:t>예정되어 있지는 않으나) 선행처분의 주요 부분이 실질적으로 ________되거나 선행처분이 후행처분에 흡수되어 소멸되는 경우</w:t>
+        <w:t>예정되어 있지는 않으나) 선행처분의 주요 부분이 실질적으로 ▁133▁되거나 선행처분이 후행처분에 흡수되어 소멸되는 경우</w:t>
       </w:r>
     </w:p>
     <w:p>
@@ -6352,7 +6352,7 @@
           <w:sz w:val="16"/>
           <w:szCs w:val="16"/>
         </w:rPr>
-        <w:t xml:space="preserve"> 조세부과________ 후 증액경정처분</w:t>
+        <w:t xml:space="preserve"> 조세부과▁134▁ 후 증액경정처분</w:t>
       </w:r>
     </w:p>
     <w:p>
@@ -6389,7 +6389,7 @@
           <w:sz w:val="16"/>
           <w:szCs w:val="16"/>
         </w:rPr>
-        <w:t>(후속________이</w:t>
+        <w:t>(후속처분이</w:t>
       </w:r>
       <w:r>
         <w:rPr>
@@ -6405,7 +6405,7 @@
           <w:sz w:val="16"/>
           <w:szCs w:val="16"/>
         </w:rPr>
-        <w:t xml:space="preserve"> 예정되어 있지는 않으나) 당초 처분의 유효를 전제로 일부를 추가하는 후속처분이 있는 경우 당초처분과 후속처분 병존하며, 양 처분 모두 ________ 대상이 된다.</w:t>
+        <w:t xml:space="preserve"> 예정되어 있지는 않으나) 당초 처분의 유효를 전제로 일부를 추가하는 후속처분이 있는 경우 당초처분과 후속처분 병존하며, 양 처분 모두 ▁135▁ 대상이 된다.</w:t>
       </w:r>
     </w:p>
     <w:p>
@@ -6429,7 +6429,7 @@
           <w:sz w:val="16"/>
           <w:szCs w:val="16"/>
         </w:rPr>
-        <w:t xml:space="preserve"> 영업시간을 오전 0시부터 오전 8시까지 제한하는 ________을 한 후, 오전 0시부터 오전 10시로 제한하는 후속처분을 한 경우</w:t>
+        <w:t xml:space="preserve"> 영업시간을 오전 0시부터 오전 8시까지 제한하는 ▁136▁을 한 후, 오전 0시부터 오전 10시로 제한하는 후속처분을 한 경우</w:t>
       </w:r>
     </w:p>
     <w:p>
@@ -6466,14 +6466,14 @@
           <w:sz w:val="16"/>
           <w:szCs w:val="16"/>
         </w:rPr>
-        <w:t xml:space="preserve">(후속________이 당연히 예정되어 있지는 않으나) </w:t>
-      </w:r>
-      <w:r>
-        <w:rPr>
-          <w:sz w:val="16"/>
-          <w:szCs w:val="16"/>
-        </w:rPr>
-        <w:t>후행처분이 선행처분의 내용 중 일부만을 소폭 ________하는 정도에 불과한 경우에는 선행처분은 소멸하는 것이 아니라 후행처분에 의하여 변경되지 아니한 범위 내에서는 그대로 존속한다</w:t>
+        <w:t xml:space="preserve">(후속처분이 당연히 예정되어 있지는 않으나) </w:t>
+      </w:r>
+      <w:r>
+        <w:rPr>
+          <w:sz w:val="16"/>
+          <w:szCs w:val="16"/>
+        </w:rPr>
+        <w:t>후행처분이 선행처분의 내용 중 일부만을 소폭 ▁137▁하는 정도에 불과한 경우에는 선행처분은 소멸하는 것이 아니라 후행처분에 의하여 변경되지 아니한 범위 내에서는 그대로 존속한다</w:t>
       </w:r>
       <w:r>
         <w:rPr>
@@ -6530,7 +6530,7 @@
           <w:sz w:val="16"/>
           <w:szCs w:val="16"/>
         </w:rPr>
-        <w:t>당초 과징금 부과________ ________을 이유로 후행처분으로 감액처분이 있는 경우, 당초 처분은 감액된 부분으로 존재하므로, 당초 처분을 다투어야 한다</w:t>
+        <w:t>당초 과징금 부과처분 ▁138▁을 이유로 후행처분으로 감액처분이 있는 경우, 당초 처분은 감액된 부분으로 존재하므로, 당초 처분을 다투어야 한다</w:t>
       </w:r>
       <w:r>
         <w:rPr>
@@ -6602,7 +6602,7 @@
           <w:sz w:val="16"/>
           <w:szCs w:val="16"/>
         </w:rPr>
-        <w:t xml:space="preserve">후속________을 한 경우, 당초 처분은 393명으로 감축된 부분으로 존재한다. </w:t>
+        <w:t xml:space="preserve">후속▁139▁을 한 경우, 당초 처분은 393명으로 감축된 부분으로 존재한다. </w:t>
       </w:r>
     </w:p>
     <w:p>
@@ -6626,7 +6626,7 @@
           <w:sz w:val="16"/>
           <w:szCs w:val="16"/>
         </w:rPr>
-        <w:t xml:space="preserve">(________을 거친 경우 대상적격 부분에서 전술) </w:t>
+        <w:t xml:space="preserve">(재결을 거친 경우 대상적격 부분에서 전술) </w:t>
       </w:r>
       <w:r>
         <w:rPr>
@@ -6634,7 +6634,7 @@
           <w:sz w:val="16"/>
           <w:szCs w:val="16"/>
         </w:rPr>
-        <w:t>변경________ 또는 변경명령재결에 따른 후속처분으로 청구인에게 이익되게 변경된 경우 감액된 원처분을 대상으로</w:t>
+        <w:t>▁140▁재결 또는 변경명령재결에 따른 후속처분으로 청구인에게 이익되게 변경된 경우 감액된 원처분을 대상으로</w:t>
       </w:r>
       <w:r>
         <w:rPr>
@@ -6675,23 +6675,23 @@
           <w:sz w:val="16"/>
           <w:szCs w:val="16"/>
         </w:rPr>
-        <w:t>2. ________</w:t>
-      </w:r>
-    </w:p>
-    <w:p>
-      <w:pPr>
-        <w:rPr>
-          <w:sz w:val="16"/>
-          <w:szCs w:val="16"/>
-        </w:rPr>
-      </w:pPr>
-      <w:r>
-        <w:rPr>
-          <w:rFonts w:hint="eastAsia"/>
-          <w:sz w:val="16"/>
-          <w:szCs w:val="16"/>
-        </w:rPr>
-        <w:t>________를</w:t>
+        <w:t>2. ▁141▁</w:t>
+      </w:r>
+    </w:p>
+    <w:p>
+      <w:pPr>
+        <w:rPr>
+          <w:sz w:val="16"/>
+          <w:szCs w:val="16"/>
+        </w:rPr>
+      </w:pPr>
+      <w:r>
+        <w:rPr>
+          <w:rFonts w:hint="eastAsia"/>
+          <w:sz w:val="16"/>
+          <w:szCs w:val="16"/>
+        </w:rPr>
+        <w:t>▁142▁를</w:t>
       </w:r>
       <w:r>
         <w:rPr>
@@ -6765,7 +6765,7 @@
           <w:sz w:val="14"/>
           <w:szCs w:val="14"/>
         </w:rPr>
-        <w:t>구제설은 큰 의미가 없고, 적법성보장설에 따르면 제3자에 대한 ________이 너무 폭넓게 인정된다. 소송상 보호할 가치가 있는 이익으로 보는 경우 그 해석이 불분명하여 법관의 자의적 판단에 맡길 수밖에 없다.</w:t>
+        <w:t>구제설은 큰 의미가 없고, 적법성보장설에 따르면 제3자에 대한 ▁143▁이 너무 폭넓게 인정된다. 소송상 보호할 가치가 있는 이익으로 보는 경우 그 해석이 불분명하여 법관의 자의적 판단에 맡길 수밖에 없다.</w:t>
       </w:r>
     </w:p>
     <w:p>
@@ -6788,23 +6788,23 @@
           <w:sz w:val="16"/>
           <w:szCs w:val="16"/>
         </w:rPr>
-        <w:t xml:space="preserve"> 이익’이란 ________의 근거 법규 또는 관계 법규에 의하여 보호되는 개별적, 직접적이고 구체적 이익을 말한다. 공익보호의 결과로 국민일반이 가지는 일반적·간접적·추상적 이익은 포함되지 않는다.</w:t>
-      </w:r>
-    </w:p>
-    <w:p>
-      <w:pPr>
-        <w:rPr>
-          <w:sz w:val="16"/>
-          <w:szCs w:val="16"/>
-        </w:rPr>
-      </w:pPr>
-      <w:r>
-        <w:rPr>
-          <w:rFonts w:hint="eastAsia"/>
-          <w:sz w:val="16"/>
-          <w:szCs w:val="16"/>
-        </w:rPr>
-        <w:t xml:space="preserve">________ 상대방이 아닌 제3자가 ________소송을 제기하는 경우, </w:t>
+        <w:t xml:space="preserve"> 이익’이란 ▁144▁의 근거 법규 또는 관계 법규에 의하여 보호되는 개별적, 직접적이고 구체적 이익을 말한다. 공익보호의 결과로 국민일반이 가지는 일반적·간접적·추상적 이익은 포함되지 않는다.</w:t>
+      </w:r>
+    </w:p>
+    <w:p>
+      <w:pPr>
+        <w:rPr>
+          <w:sz w:val="16"/>
+          <w:szCs w:val="16"/>
+        </w:rPr>
+      </w:pPr>
+      <w:r>
+        <w:rPr>
+          <w:rFonts w:hint="eastAsia"/>
+          <w:sz w:val="16"/>
+          <w:szCs w:val="16"/>
+        </w:rPr>
+        <w:t xml:space="preserve">처분 상대방이 아닌 제3자가 ▁145▁소송을 제기하는 경우, </w:t>
       </w:r>
       <w:r>
         <w:rPr>
@@ -6888,7 +6888,7 @@
                 <w:sz w:val="16"/>
                 <w:szCs w:val="16"/>
               </w:rPr>
-              <w:t>________ 긍정</w:t>
+              <w:t>▁396▁ 긍정</w:t>
             </w:r>
           </w:p>
         </w:tc>
@@ -6910,7 +6910,7 @@
                 <w:sz w:val="16"/>
                 <w:szCs w:val="16"/>
               </w:rPr>
-              <w:t>________ 또는 당사자능력 부정</w:t>
+              <w:t>▁397▁ 또는 당사자능력 부정</w:t>
             </w:r>
           </w:p>
         </w:tc>
@@ -6941,7 +6941,7 @@
                 <w:sz w:val="16"/>
                 <w:szCs w:val="16"/>
               </w:rPr>
-              <w:t xml:space="preserve"> : 총학생회, 교수협의회의 ________ 긍정, 전국대학노동조합 대학교 지부 원고적격 부정</w:t>
+              <w:t xml:space="preserve"> : 총학생회, 교수협의회의 ▁398▁ 긍정, 전국대학노동조합 대학교 지부 원고적격 부정</w:t>
             </w:r>
           </w:p>
           <w:p>
@@ -6978,7 +6978,7 @@
                 <w:sz w:val="16"/>
                 <w:szCs w:val="16"/>
               </w:rPr>
-              <w:t>- 경기도선관위원장, 소방청장, 여성가족부장관은 징계권을 가지는데, 국민인권위원회의 처분으로 그 행사에 장애가 있는 경우 ________ 예외적으로 인정한 사안(기관소송은 명문규정이 있는 때만 가능하므로 ________소송 외 불복수단 없는 사정 고려</w:t>
+              <w:t>- 경기도선관위원장, 소방청장, 여성가족부장관은 징계권을 가지는데, 국민인권위원회의 처분으로 그 행사에 장애가 있는 경우 원고적격 예외적으로 인정한 사안(▁399▁은 명문규정이 있는 때만 가능하므로 취소소송 외 불복수단 없는 사정 고려</w:t>
             </w:r>
             <w:r>
               <w:rPr>
@@ -7046,7 +7046,7 @@
           <w:sz w:val="16"/>
           <w:szCs w:val="16"/>
         </w:rPr>
-        <w:t xml:space="preserve">인인소송이란 어떠한 시설의 설치를 허가하는 ________에 대하여 해당 시설의 인근 주민이 다투는 소송을 말한다. </w:t>
+        <w:t xml:space="preserve">인인소송이란 어떠한 시설의 설치를 허가하는 ▁146▁에 대하여 해당 시설의 인근 주민이 다투는 소송을 말한다. </w:t>
       </w:r>
       <w:r>
         <w:rPr>
@@ -7062,7 +7062,7 @@
           <w:sz w:val="16"/>
           <w:szCs w:val="16"/>
         </w:rPr>
-        <w:t xml:space="preserve"> 의하면 인근주민에게 시설설치허가를 다툴 ________이 있는지는 해당 허가처분의 근거법규 및 관계법규의 사익호보성 여부에 따라 결정되는데, 그 근거법규 또는 관계법규가 인근주민의 개인적 이익도 보호하고 있다고 해석되는 경우 그 인근주민에게 원고적격이 인정된다. </w:t>
+        <w:t xml:space="preserve"> 의하면 인근주민에게 시설설치허가를 다툴 원고적격이 있는지는 해당 허가처분의 근거법규 및 관계법규의 사익호보성 여부에 따라 결정되는데, 그 근거법규 또는 관계법규가 인근주민의 개인적 이익도 보호하고 있다고 해석되는 경우 그 인근주민에게 원고적격이 인정된다. </w:t>
       </w:r>
     </w:p>
     <w:p>
@@ -7110,7 +7110,7 @@
           <w:sz w:val="16"/>
           <w:szCs w:val="16"/>
         </w:rPr>
-        <w:t xml:space="preserve">________ </w:t>
+        <w:t xml:space="preserve">▁147▁ </w:t>
       </w:r>
       <w:r>
         <w:rPr>
@@ -7158,7 +7158,7 @@
           <w:sz w:val="16"/>
           <w:szCs w:val="16"/>
         </w:rPr>
-        <w:t>________ 부정한다.</w:t>
+        <w:t>▁148▁ 부정한다.</w:t>
       </w:r>
     </w:p>
     <w:p>
@@ -7215,7 +7215,7 @@
           <w:sz w:val="16"/>
           <w:szCs w:val="16"/>
         </w:rPr>
-        <w:t>전자의 경우 단체가 당사자능력이 있고, 법률상 이익이 인정되면 ________ 있으나, 후자의 경우 법률에 특별한 규정을 두어 허용</w:t>
+        <w:t>전자의 경우 단체가 당사자능력이 있고, 법률상 이익이 인정되면 ▁149▁ 있으나, 후자의 경우 법률에 특별한 규정을 두어 허용</w:t>
       </w:r>
       <w:r>
         <w:rPr>
@@ -7340,7 +7340,7 @@
           <w:sz w:val="16"/>
           <w:szCs w:val="16"/>
         </w:rPr>
-        <w:t xml:space="preserve">________ </w:t>
+        <w:t xml:space="preserve">▁150▁ </w:t>
       </w:r>
       <w:r>
         <w:rPr>
@@ -7362,7 +7362,7 @@
           <w:sz w:val="16"/>
           <w:szCs w:val="16"/>
         </w:rPr>
-        <w:t>乙수도원은 쾌적한 환경에서 생활할 수 있는 이익을 향수할 수 있는 주체가 아니므로 乙수도원은 ________이 인정되지 않</w:t>
+        <w:t>乙수도원은 쾌적한 환경에서 생활할 수 있는 이익을 향수할 수 있는 주체가 아니므로 乙수도원은 원고적격이 인정되지 않</w:t>
       </w:r>
       <w:r>
         <w:rPr>
@@ -7419,7 +7419,7 @@
           <w:sz w:val="16"/>
           <w:szCs w:val="16"/>
         </w:rPr>
-        <w:t xml:space="preserve">강학상 허가의 경우 관계법률이 거리제한규정이나 영업허가제한규정을 두는 목적이 전적으로 공익적인 때에는 기존 허가권자가 가지는 이익은 반사적 이익에 불과하나, 공익적 이익뿐만 아니라 기존업자의 이익, 즉, 사익보호성이 있는 때에는 기존허가권자도 ________을 가진다. </w:t>
+        <w:t xml:space="preserve">강학상 허가의 경우 관계법률이 거리제한규정이나 영업허가제한규정을 두는 목적이 전적으로 공익적인 때에는 기존 허가권자가 가지는 이익은 반사적 이익에 불과하나, 공익적 이익뿐만 아니라 기존업자의 이익, 즉, 사익보호성이 있는 때에는 기존허가권자도 ▁151▁을 가진다. </w:t>
       </w:r>
     </w:p>
     <w:p>
@@ -7529,7 +7529,7 @@
           <w:sz w:val="16"/>
           <w:szCs w:val="16"/>
         </w:rPr>
-        <w:t xml:space="preserve"> 수익적 ________에 대한 신청이 경쟁하는 관계를 말하는 것으로서, </w:t>
+        <w:t xml:space="preserve"> 수익적 처분에 대한 신청이 경쟁하는 관계를 말하는 것으로서, </w:t>
       </w:r>
       <w:r>
         <w:rPr>
@@ -7575,7 +7575,7 @@
           <w:sz w:val="16"/>
           <w:szCs w:val="16"/>
         </w:rPr>
-        <w:t xml:space="preserve">에 있으므로 자신의 권익을 구제하기 위하여 타인에 대한 인·허가 등을 ________할 법률상 이익이 있다고 </w:t>
+        <w:t xml:space="preserve">에 있으므로 자신의 권익을 구제하기 위하여 타인에 대한 인·허가 등을 ▁152▁할 법률상 이익이 있다고 </w:t>
       </w:r>
       <w:r>
         <w:rPr>
@@ -7615,15 +7615,15 @@
           <w:sz w:val="16"/>
           <w:szCs w:val="16"/>
         </w:rPr>
-        <w:t xml:space="preserve">허가 ________를 구할 </w:t>
-      </w:r>
-      <w:r>
-        <w:rPr>
-          <w:rFonts w:hint="eastAsia"/>
-          <w:sz w:val="16"/>
-          <w:szCs w:val="16"/>
-        </w:rPr>
-        <w:t xml:space="preserve">________ </w:t>
+        <w:t xml:space="preserve">허가 ▁153▁를 구할 </w:t>
+      </w:r>
+      <w:r>
+        <w:rPr>
+          <w:rFonts w:hint="eastAsia"/>
+          <w:sz w:val="16"/>
+          <w:szCs w:val="16"/>
+        </w:rPr>
+        <w:t xml:space="preserve">원고적격 </w:t>
       </w:r>
       <w:r>
         <w:rPr>
@@ -7656,23 +7656,23 @@
           <w:sz w:val="16"/>
           <w:szCs w:val="16"/>
         </w:rPr>
-        <w:t>3. 협의의 ________</w:t>
-      </w:r>
-    </w:p>
-    <w:p>
-      <w:pPr>
-        <w:rPr>
-          <w:sz w:val="16"/>
-          <w:szCs w:val="16"/>
-        </w:rPr>
-      </w:pPr>
-      <w:r>
-        <w:rPr>
-          <w:rFonts w:hint="eastAsia"/>
-          <w:sz w:val="16"/>
-          <w:szCs w:val="16"/>
-        </w:rPr>
-        <w:t>협의의 ________은</w:t>
+        <w:t>3. 협의의 ▁154▁</w:t>
+      </w:r>
+    </w:p>
+    <w:p>
+      <w:pPr>
+        <w:rPr>
+          <w:sz w:val="16"/>
+          <w:szCs w:val="16"/>
+        </w:rPr>
+      </w:pPr>
+      <w:r>
+        <w:rPr>
+          <w:rFonts w:hint="eastAsia"/>
+          <w:sz w:val="16"/>
+          <w:szCs w:val="16"/>
+        </w:rPr>
+        <w:t>협의의 ▁155▁은</w:t>
       </w:r>
       <w:r>
         <w:rPr>
@@ -7707,23 +7707,23 @@
           <w:sz w:val="16"/>
           <w:szCs w:val="16"/>
         </w:rPr>
-        <w:t>이 있는지에 관한 문제이다. ________은 명문 규정으로 요구되지는 않으나, 행소법 제12조 2문이 일부 예시를 제시한다.</w:t>
-      </w:r>
-    </w:p>
-    <w:p>
-      <w:pPr>
-        <w:rPr>
-          <w:sz w:val="16"/>
-          <w:szCs w:val="16"/>
-        </w:rPr>
-      </w:pPr>
-      <w:r>
-        <w:rPr>
-          <w:rFonts w:hint="eastAsia"/>
-          <w:sz w:val="16"/>
-          <w:szCs w:val="16"/>
-        </w:rPr>
-        <w:t xml:space="preserve">(소원해보이) ________이 문제되는 경우 : 기간경과로 처분효력이 소멸된 경우, 원상회복이 불가능한 경우, 이익침해가 해소된 경우, 보다 효과적인 권리구제수단이 존재하는 경우(________를 구하는 것은 실효적이고 직접적인 권리구제수단이 될 수 없어 분쟁해결의 가장 유효적절한 수단이라고 할 수 없음), 원고의 청구가 이론적 의미만 있을 뿐 실제 효용이 없는 경우 </w:t>
+        <w:t>이 있는지에 관한 문제이다. 소의이익은 명문 규정으로 요구되지는 않으나, 행소법 제12조 2문이 일부 예시를 제시한다.</w:t>
+      </w:r>
+    </w:p>
+    <w:p>
+      <w:pPr>
+        <w:rPr>
+          <w:sz w:val="16"/>
+          <w:szCs w:val="16"/>
+        </w:rPr>
+      </w:pPr>
+      <w:r>
+        <w:rPr>
+          <w:rFonts w:hint="eastAsia"/>
+          <w:sz w:val="16"/>
+          <w:szCs w:val="16"/>
+        </w:rPr>
+        <w:t xml:space="preserve">(소원해보이) 소의이익이 문제되는 경우 : 기간경과로 처분효력이 소멸된 경우, 원상회복이 불가능한 경우, 이익침해가 해소된 경우, 보다 효과적인 권리구제수단이 존재하는 경우(▁156▁를 구하는 것은 실효적이고 직접적인 권리구제수단이 될 수 없어 분쟁해결의 가장 유효적절한 수단이라고 할 수 없음), 원고의 청구가 이론적 의미만 있을 뿐 실제 효용이 없는 경우 </w:t>
       </w:r>
       <w:r>
         <w:rPr>
@@ -7822,7 +7822,7 @@
           <w:sz w:val="16"/>
           <w:szCs w:val="16"/>
         </w:rPr>
-        <w:t xml:space="preserve">1) 경원자소송 ________ </w:t>
+        <w:t xml:space="preserve">1) 경원자소송 ▁157▁ </w:t>
       </w:r>
     </w:p>
     <w:tbl>
@@ -7855,7 +7855,7 @@
                 <w:sz w:val="16"/>
                 <w:szCs w:val="16"/>
               </w:rPr>
-              <w:t>________ 긍정</w:t>
+              <w:t>▁400▁ 긍정</w:t>
             </w:r>
           </w:p>
         </w:tc>
@@ -7878,7 +7878,7 @@
                 <w:sz w:val="16"/>
                 <w:szCs w:val="16"/>
               </w:rPr>
-              <w:t>________ 부정</w:t>
+              <w:t>▁401▁ 부정</w:t>
             </w:r>
           </w:p>
         </w:tc>
@@ -7901,7 +7901,7 @@
                 <w:sz w:val="16"/>
                 <w:szCs w:val="16"/>
               </w:rPr>
-              <w:t>- 자신에 대한 거부________을 다툴 ________(긍정) -</w:t>
+              <w:t>- 자신에 대한 거부▁402▁을 다툴 소의이익(긍정) -</w:t>
             </w:r>
           </w:p>
           <w:p>
@@ -7917,7 +7917,7 @@
                 <w:sz w:val="16"/>
                 <w:szCs w:val="16"/>
               </w:rPr>
-              <w:t xml:space="preserve">원고에 대한 거부처분 취소되어도 다른 신청인에 대한 허가처분의 효력이 소멸하는 것은 아니지만, 행정청이 ________ 기속력에 따른 ________ 이행할 때, 요건구비 및 우열을 재심사하여 </w:t>
+              <w:t xml:space="preserve">원고에 대한 거부처분 ▁403▁되어도 다른 신청인에 대한 허가처분의 효력이 소멸하는 것은 아니지만, 행정청이 취소판결 기속력에 따른 재처분의무 이행할 때, 요건구비 및 우열을 재심사하여 </w:t>
             </w:r>
             <w:r>
               <w:rPr>
@@ -8029,7 +8029,7 @@
                 <w:sz w:val="16"/>
                 <w:szCs w:val="16"/>
               </w:rPr>
-              <w:t>당초 처분을 다투지 않다가 상대방에 대한 허가가 취소되어 상대방이 허가취소에 대한 취소________하여 취소________이 있자, 그 때서야 취소재결을 대상으로 취소소송 제기한 경우</w:t>
+              <w:t>당초 처분을 다투지 않다가 상대방에 대한 허가가 ▁404▁되어 상대방이 허가취소에 대한 취소심판청구하여 취소재결이 있자, 그 때서야 취소재결을 대상으로 취소소송 제기한 경우</w:t>
             </w:r>
             <w:r>
               <w:rPr>
@@ -8086,7 +8086,7 @@
                 <w:sz w:val="16"/>
                 <w:szCs w:val="16"/>
               </w:rPr>
-              <w:t xml:space="preserve">인용________로 새로운 권리침해 없고, </w:t>
+              <w:t xml:space="preserve">인용▁405▁로 새로운 권리침해 없고, </w:t>
             </w:r>
             <w:r>
               <w:rPr>
@@ -8119,7 +8119,7 @@
                 <w:sz w:val="16"/>
                 <w:szCs w:val="16"/>
               </w:rPr>
-              <w:t xml:space="preserve">________ </w:t>
+              <w:t xml:space="preserve">▁406▁ </w:t>
             </w:r>
             <w:r>
               <w:rPr>
@@ -8127,7 +8127,7 @@
                 <w:sz w:val="16"/>
                 <w:szCs w:val="16"/>
               </w:rPr>
-              <w:t>거부처분 취소심판청구에 따른 취소________</w:t>
+              <w:t>거부처분 취소심판청구에 따른 취소재결</w:t>
             </w:r>
             <w:r>
               <w:rPr>
@@ -8184,7 +8184,7 @@
                 <w:sz w:val="16"/>
                 <w:szCs w:val="16"/>
               </w:rPr>
-              <w:t>후속처분이 아니라 그 ________의 ________를 구하는 것은 실효적이고 직접적인 권리구제수단이 될 수 없어 분쟁해결의 유효적절한 수단이라고 할 수 없으므로 법률상 이익이 없다.</w:t>
+              <w:t>후속처분이 아니라 그 재결의 ▁407▁를 구하는 것은 실효적이고 직접적인 권리구제수단이 될 수 없어 분쟁해결의 유효적절한 수단이라고 할 수 없으므로 법률상 이익이 없다.</w:t>
             </w:r>
           </w:p>
         </w:tc>
@@ -8221,7 +8221,7 @@
           <w:sz w:val="16"/>
           <w:szCs w:val="16"/>
         </w:rPr>
-        <w:t>제재________ 기준이 시행규칙에 규정된 경우 ________</w:t>
+        <w:t>제재▁158▁ 기준이 시행규칙에 규정된 경우 소의이익</w:t>
       </w:r>
     </w:p>
     <w:p>
@@ -8260,7 +8260,7 @@
           <w:sz w:val="16"/>
           <w:szCs w:val="16"/>
         </w:rPr>
-        <w:t xml:space="preserve"> 행정________의 가중사유나 전제요건에 관한 규정이 법령이 아니라 규칙의 형식으로 되어 있다고 하더라도, 그러한 규칙이 법령에 근거를 두고 있는 이상 그 법적 성질이 대외적·일반적 구속력을 갖는 법규명령인지 여부와는 상관없이, </w:t>
+        <w:t xml:space="preserve"> 행정처분의 가중사유나 전제요건에 관한 규정이 법령이 아니라 규칙의 형식으로 되어 있다고 하더라도, 그러한 규칙이 법령에 근거를 두고 있는 이상 그 법적 성질이 대외적·일반적 구속력을 갖는 법규명령인지 여부와는 상관없이, </w:t>
       </w:r>
       <w:r>
         <w:rPr>
@@ -8296,7 +8296,7 @@
           <w:sz w:val="16"/>
           <w:szCs w:val="16"/>
         </w:rPr>
-        <w:t xml:space="preserve">가 있으므로 이들이 그 규칙에 정해진 바에 따라 행정작용을 할 것이 당연히 예견되고, 따라서 선행________을 받은 상대방이 그 처분의 존재로 인하여 </w:t>
+        <w:t xml:space="preserve">가 있으므로 이들이 그 규칙에 정해진 바에 따라 행정작용을 할 것이 당연히 예견되고, 따라서 선행처분을 받은 상대방이 그 처분의 존재로 인하여 </w:t>
       </w:r>
       <w:r>
         <w:rPr>
@@ -8328,7 +8328,7 @@
           <w:sz w:val="16"/>
           <w:szCs w:val="16"/>
         </w:rPr>
-        <w:t>이므로, 선행처분의 취소</w:t>
+        <w:t>이므로, 선행처분의 ▁159▁</w:t>
       </w:r>
       <w:r>
         <w:rPr>
@@ -8383,23 +8383,23 @@
           <w:sz w:val="16"/>
           <w:szCs w:val="16"/>
         </w:rPr>
-        <w:t>3) 종전처분을 ________하는 내용의 후속처분이 있는 경우 ________</w:t>
-      </w:r>
-    </w:p>
-    <w:p>
-      <w:pPr>
-        <w:rPr>
-          <w:sz w:val="16"/>
-          <w:szCs w:val="16"/>
-        </w:rPr>
-      </w:pPr>
-      <w:r>
-        <w:rPr>
-          <w:rFonts w:hint="eastAsia"/>
-          <w:sz w:val="16"/>
-          <w:szCs w:val="16"/>
-        </w:rPr>
-        <w:t>기존의 행정처분에 대한 ________소송 계속 중, 후속처분(금액이나 제한 정도를 ________하는 처분</w:t>
+        <w:t>3) 종전처분을 ▁160▁하는 내용의 후속처분이 있는 경우 소의이익</w:t>
+      </w:r>
+    </w:p>
+    <w:p>
+      <w:pPr>
+        <w:rPr>
+          <w:sz w:val="16"/>
+          <w:szCs w:val="16"/>
+        </w:rPr>
+      </w:pPr>
+      <w:r>
+        <w:rPr>
+          <w:rFonts w:hint="eastAsia"/>
+          <w:sz w:val="16"/>
+          <w:szCs w:val="16"/>
+        </w:rPr>
+        <w:t>기존의 행정처분에 대한 취소소송 계속 중, 후속처분(금액이나 제한 정도를 ▁161▁하는 처분</w:t>
       </w:r>
       <w:r>
         <w:rPr>
@@ -8452,7 +8452,7 @@
           <w:sz w:val="16"/>
           <w:szCs w:val="16"/>
         </w:rPr>
-        <w:t>후속처분이 종전처분을 완전히 대체하는 것이거나 주요 부분을 실질적으로 변경하는 것인 때에는 특사없한 종전처분은 효력을 상실하고 후속처분만이 항고소송의 대상이 되며, 종전처분에 대한 ________소송은 ________ 없어 처분변경으로 인한 소변경(제22조) 신청이 없는 이상 소 각하하여야 한다.</w:t>
+        <w:t>후속처분이 종전처분을 완전히 대체하는 것이거나 주요 부분을 실질적으로 ▁162▁하는 것인 때에는 특사없한 종전처분은 효력을 상실하고 후속처분만이 항고소송의 대상이 되며, 종전처분에 대한 취소소송은 소의이익 없어 처분변경으로 인한 소변경(제22조) 신청이 없는 이상 소 각하하여야 한다.</w:t>
       </w:r>
     </w:p>
     <w:p>
@@ -8489,7 +8489,7 @@
           <w:sz w:val="16"/>
           <w:szCs w:val="16"/>
         </w:rPr>
-        <w:t xml:space="preserve">후속________의 내용이 종전처분 유효를 전제로 내용 중 일부만 추가, 철회, ________하는 것이고, </w:t>
+        <w:t xml:space="preserve">후속처분의 내용이 종전처분 유효를 전제로 내용 중 일부만 추가, 철회, ▁163▁하는 것이고, </w:t>
       </w:r>
       <w:r>
         <w:rPr>
@@ -8549,7 +8549,7 @@
           <w:sz w:val="16"/>
           <w:szCs w:val="16"/>
         </w:rPr>
-        <w:t>후행________이 선행처분의 내용 중 일부만을 소폭 ________하는 정도에 불과한 경우에는 선행처분은 소멸하는 것이 아니라 후행처분에 의하여 변경되지 아니한 범위 내에서는 그대로 존속한다</w:t>
+        <w:t>후행처분이 선행처분의 내용 중 일부만을 소폭 ▁164▁하는 정도에 불과한 경우에는 선행처분은 소멸하는 것이 아니라 후행처분에 의하여 변경되지 아니한 범위 내에서는 그대로 존속한다</w:t>
       </w:r>
       <w:r>
         <w:rPr>
@@ -8635,7 +8635,7 @@
           <w:sz w:val="16"/>
           <w:szCs w:val="16"/>
         </w:rPr>
-        <w:t xml:space="preserve">________의 직권________에도 완전한 원상회복이 이루어지지 않아 </w:t>
+        <w:t xml:space="preserve">처분청의 직권▁165▁에도 완전한 원상회복이 이루어지지 않아 </w:t>
       </w:r>
       <w:r>
         <w:rPr>
@@ -8696,7 +8696,7 @@
           <w:sz w:val="16"/>
           <w:szCs w:val="16"/>
         </w:rPr>
-        <w:t>________의 효력기간이 종료된 경우에도, 침해의 반복위험을 방지하고, 당초 처분의 기판력에 의하여 선행처분의 ________성을 다투지 못하게 함으로써 선행처분을 전제로 이루어진 후행처분의 효력을 쉽게 배제할 수 있는 때에는 소의 이익이 인정된다.</w:t>
+        <w:t>처분의 효력기간이 종료된 경우에도, 침해의 반복위험을 방지하고, 당초 처분의 기판력에 의하여 선행처분의 ▁166▁성을 다투지 못하게 함으로써 선행처분을 전제로 이루어진 후행처분의 효력을 쉽게 배제할 수 있는 때에는 소의 이익이 인정된다.</w:t>
       </w:r>
     </w:p>
     <w:tbl>
@@ -8728,7 +8728,7 @@
                 <w:sz w:val="16"/>
                 <w:szCs w:val="16"/>
               </w:rPr>
-              <w:t>예외상황(반복될 위험, ________성 확인 내지 해명이 필요)</w:t>
+              <w:t>예외상황(반복될 위험, ▁408▁성 확인 내지 해명이 필요)</w:t>
             </w:r>
             <w:r>
               <w:rPr>
@@ -8797,7 +8797,7 @@
                 <w:sz w:val="16"/>
                 <w:szCs w:val="16"/>
               </w:rPr>
-              <w:t>에도 임시이사 선임처분 ________를 구할 ________ O</w:t>
+              <w:t>에도 임시이사 선임처분 ▁409▁를 구할 소의이익 O</w:t>
             </w:r>
           </w:p>
           <w:p>
@@ -8846,7 +8846,7 @@
                 <w:sz w:val="16"/>
                 <w:szCs w:val="16"/>
               </w:rPr>
-              <w:t xml:space="preserve"> 앞으로도 원고들에게 이 사건 시행령 조항을 적용하여 종전과 동일한 사유로 ________을 반복할 위험성</w:t>
+              <w:t xml:space="preserve"> 앞으로도 원고들에게 이 사건 시행령 조항을 적용하여 종전과 동일한 사유로 ▁410▁을 반복할 위험성</w:t>
             </w:r>
             <w:r>
               <w:rPr>
@@ -8893,7 +8893,7 @@
                 <w:sz w:val="16"/>
                 <w:szCs w:val="16"/>
               </w:rPr>
-              <w:t>(=확인________)</w:t>
+              <w:t>(=확인▁411▁)</w:t>
             </w:r>
             <w:r>
               <w:rPr>
@@ -8939,7 +8939,7 @@
                 <w:sz w:val="16"/>
                 <w:szCs w:val="16"/>
               </w:rPr>
-              <w:t>동일한 ________을 반복할 가능성이 높다.</w:t>
+              <w:t>동일한 처분을 반복할 가능성이 높다.</w:t>
             </w:r>
           </w:p>
           <w:p>
@@ -8970,7 +8970,7 @@
                 <w:sz w:val="16"/>
                 <w:szCs w:val="16"/>
               </w:rPr>
-              <w:t>수형자의 영치품에 대한 사용신청 불허________ 후 수형자가 다른 교도소로 이송되었다 하더라도</w:t>
+              <w:t>수형자의 영치품에 대한 사용신청 불허▁412▁ 후 수형자가 다른 교도소로 이송되었다 하더라도</w:t>
             </w:r>
             <w:r>
               <w:rPr>
@@ -8978,7 +8978,7 @@
                 <w:sz w:val="16"/>
                 <w:szCs w:val="16"/>
               </w:rPr>
-              <w:t xml:space="preserve"> ________ O</w:t>
+              <w:t xml:space="preserve"> 소의이익 O</w:t>
             </w:r>
           </w:p>
           <w:p>
@@ -9019,7 +9019,7 @@
                 <w:sz w:val="16"/>
                 <w:szCs w:val="16"/>
               </w:rPr>
-              <w:t>는 권력적 사실행위로서 이미 종료된 행위이지만, ________이 있는 경우 기속력(원상회복의무)에 따라 간판 회수 및 재부착이 가능하므로 ________ O</w:t>
+              <w:t>는 권력적 사실행위로서 이미 종료된 행위이지만, ▁413▁판결이 있는 경우 기속력(원상회복의무)에 따라 간판 회수 및 재부착이 가능하므로 소의이익 O</w:t>
             </w:r>
           </w:p>
           <w:p>
@@ -9065,7 +9065,7 @@
                 <w:sz w:val="16"/>
                 <w:szCs w:val="16"/>
               </w:rPr>
-              <w:t>지방병무청장이 병역감면요건 구비여부를 심사하지 않은 채 병역감면신청서 회송________(=1차 거부처분)을 하고, 이를 전제로 공익근무요원 소집통지 하였다가 다시 신청서를 제출받아 병역감면요건 구비 여부를 심사 후 다시 병역감면 거부처분(=2차 거부처분) 및 재차 소집통지를 한 경우, 후속처분으로 1차 거부처분과 당초 소</w:t>
+              <w:t>지방병무청장이 병역감면요건 구비여부를 심사하지 않은 채 병역감면신청서 회송처분(=1차 거부처분)을 하고, 이를 전제로 공익근무요원 소집통지 하였다가 다시 신청서를 제출받아 병역감면요건 구비 여부를 심사 후 다시 병역감면 거부처분(=2차 거부처분) 및 재차 소집통지를 한 경우, 후속처분으로 1차 거부처분과 당초 소</w:t>
             </w:r>
             <w:r>
               <w:rPr>
@@ -9073,7 +9073,7 @@
                 <w:sz w:val="16"/>
                 <w:szCs w:val="16"/>
               </w:rPr>
-              <w:t>집통지는 직권 ________되었다고 볼 수 있어 그에 대한 취소를 구하는 소는 소의 이익 없어 부적법하다.</w:t>
+              <w:t>집통지는 직권 ▁414▁되었다고 볼 수 있어 그에 대한 취소를 구하는 소는 소의 이익 없어 부적법하다.</w:t>
             </w:r>
           </w:p>
         </w:tc>
@@ -9101,22 +9101,22 @@
           <w:sz w:val="16"/>
           <w:szCs w:val="16"/>
         </w:rPr>
-        <w:t>4. ________</w:t>
-      </w:r>
-    </w:p>
-    <w:p>
-      <w:pPr>
-        <w:rPr>
-          <w:sz w:val="16"/>
-          <w:szCs w:val="16"/>
-        </w:rPr>
-      </w:pPr>
-      <w:r>
-        <w:rPr>
-          <w:sz w:val="16"/>
-          <w:szCs w:val="16"/>
-        </w:rPr>
-        <w:t>________소송은 다른 법률에 특별한 규정이 없는 한 그 ________등을 행한 행정청을 피고로 한다</w:t>
+        <w:t>4. ▁167▁</w:t>
+      </w:r>
+    </w:p>
+    <w:p>
+      <w:pPr>
+        <w:rPr>
+          <w:sz w:val="16"/>
+          <w:szCs w:val="16"/>
+        </w:rPr>
+      </w:pPr>
+      <w:r>
+        <w:rPr>
+          <w:sz w:val="16"/>
+          <w:szCs w:val="16"/>
+        </w:rPr>
+        <w:t>▁168▁소송은 다른 법률에 특별한 규정이 없는 한 그 처분등을 행한 행정청을 피고로 한다</w:t>
       </w:r>
       <w:r>
         <w:rPr>
@@ -9195,7 +9195,7 @@
           <w:sz w:val="16"/>
           <w:szCs w:val="16"/>
         </w:rPr>
-        <w:t>행정권한의 위임: 행정관청이 법률에 따라 특정한 권한을 다른 행정관청에 이전하여 수임관청의 권한으로 행사하도록 하는 것이어서 권한의 법적인 귀속을 ________</w:t>
+        <w:t>행정권한의 위임: 행정관청이 법률에 따라 특정한 권한을 다른 행정관청에 이전하여 수임관청의 권한으로 행사하도록 하는 것이어서 권한의 법적인 귀속을 ▁169▁</w:t>
       </w:r>
       <w:r>
         <w:rPr>
@@ -9261,7 +9261,7 @@
           <w:sz w:val="16"/>
           <w:szCs w:val="16"/>
         </w:rPr>
-        <w:t>내부위임을 받은 행정기관이 위임 기관이 아닌 자기 이름으로 ________을 한 경우</w:t>
+        <w:t>내부위임을 받은 행정기관이 위임 기관이 아닌 자기 이름으로 ▁170▁을 한 경우</w:t>
       </w:r>
       <w:r>
         <w:rPr>
@@ -9299,7 +9299,7 @@
           <w:sz w:val="16"/>
           <w:szCs w:val="16"/>
         </w:rPr>
-        <w:t>이며, 그 ________은 처분권한</w:t>
+        <w:t>이며, 그 처분은 처분권한</w:t>
       </w:r>
       <w:r>
         <w:rPr>
@@ -9403,7 +9403,7 @@
           <w:sz w:val="16"/>
           <w:szCs w:val="16"/>
         </w:rPr>
-        <w:t xml:space="preserve">위 3가지 경우 외 ________적 조례 등에 대한 불복은 </w:t>
+        <w:t xml:space="preserve">위 3가지 경우 외 ▁171▁적 조례 등에 대한 불복은 </w:t>
       </w:r>
       <w:r>
         <w:rPr>
@@ -9436,30 +9436,30 @@
           <w:sz w:val="16"/>
           <w:szCs w:val="16"/>
         </w:rPr>
-        <w:t>5. ________</w:t>
-      </w:r>
-    </w:p>
-    <w:p>
-      <w:pPr>
-        <w:rPr>
-          <w:sz w:val="16"/>
-          <w:szCs w:val="16"/>
-        </w:rPr>
-      </w:pPr>
-      <w:r>
-        <w:rPr>
-          <w:rFonts w:hint="eastAsia"/>
-          <w:sz w:val="16"/>
-          <w:szCs w:val="16"/>
-        </w:rPr>
-        <w:t>________소송은</w:t>
-      </w:r>
-      <w:r>
-        <w:rPr>
-          <w:sz w:val="16"/>
-          <w:szCs w:val="16"/>
-        </w:rPr>
-        <w:t xml:space="preserve"> ________등이 있음을 안 날부터 90일 이내에</w:t>
+        <w:t>5. ▁172▁</w:t>
+      </w:r>
+    </w:p>
+    <w:p>
+      <w:pPr>
+        <w:rPr>
+          <w:sz w:val="16"/>
+          <w:szCs w:val="16"/>
+        </w:rPr>
+      </w:pPr>
+      <w:r>
+        <w:rPr>
+          <w:rFonts w:hint="eastAsia"/>
+          <w:sz w:val="16"/>
+          <w:szCs w:val="16"/>
+        </w:rPr>
+        <w:t>▁173▁소송은</w:t>
+      </w:r>
+      <w:r>
+        <w:rPr>
+          <w:sz w:val="16"/>
+          <w:szCs w:val="16"/>
+        </w:rPr>
+        <w:t xml:space="preserve"> 처분등이 있음을 안 날부터 90일 이내에</w:t>
       </w:r>
       <w:r>
         <w:rPr>
@@ -9522,23 +9522,23 @@
           <w:sz w:val="16"/>
           <w:szCs w:val="16"/>
         </w:rPr>
-        <w:t>________이 있음을 안 날이란 통지, 공고 기타의 방법에 의하여 당해 처분의 존재를 현실적으로 알게 된 날을 의미한다.</w:t>
-      </w:r>
-    </w:p>
-    <w:p>
-      <w:pPr>
-        <w:rPr>
-          <w:sz w:val="16"/>
-          <w:szCs w:val="16"/>
-        </w:rPr>
-      </w:pPr>
-      <w:r>
-        <w:rPr>
-          <w:rFonts w:hint="eastAsia"/>
-          <w:sz w:val="16"/>
-          <w:szCs w:val="16"/>
-        </w:rPr>
-        <w:t>1) ________적 고시 또는 공</w:t>
+        <w:t>▁174▁이 있음을 안 날이란 통지, 공고 기타의 방법에 의하여 당해 처분의 존재를 현실적으로 알게 된 날을 의미한다.</w:t>
+      </w:r>
+    </w:p>
+    <w:p>
+      <w:pPr>
+        <w:rPr>
+          <w:sz w:val="16"/>
+          <w:szCs w:val="16"/>
+        </w:rPr>
+      </w:pPr>
+      <w:r>
+        <w:rPr>
+          <w:rFonts w:hint="eastAsia"/>
+          <w:sz w:val="16"/>
+          <w:szCs w:val="16"/>
+        </w:rPr>
+        <w:t>1) ▁175▁적 고시 또는 공</w:t>
       </w:r>
       <w:r>
         <w:rPr>
@@ -9554,7 +9554,7 @@
           <w:sz w:val="16"/>
           <w:szCs w:val="16"/>
         </w:rPr>
-        <w:t>(일반________)</w:t>
+        <w:t>(일반처분)</w:t>
       </w:r>
     </w:p>
     <w:p>
@@ -9577,7 +9577,7 @@
           <w:sz w:val="16"/>
           <w:szCs w:val="16"/>
         </w:rPr>
-        <w:t xml:space="preserve"> 다수를 상대로 구체적인 법적효과를 발생시키는 일반________</w:t>
+        <w:t xml:space="preserve"> 다수를 상대로 구체적인 법적효과를 발생시키는 일반▁176▁</w:t>
       </w:r>
       <w:r>
         <w:rPr>
@@ -9652,7 +9652,7 @@
           <w:sz w:val="16"/>
           <w:szCs w:val="16"/>
         </w:rPr>
-        <w:t>판례는 ________의 상대방이 불특정 다수인이고 처분의 효력이 불특정 다수인에게 일률적으로 적용되므로, 처분에 이해관계를 가지는 자가 현실적으로 알았는지 여부에 관계없이 고시가 효력을 발생하는 날 행정처분이 있음을 알았다고 보아야 한다.</w:t>
+        <w:t>판례는 ▁177▁의 상대방이 불특정 다수인이고 처분의 효력이 불특정 다수인에게 일률적으로 적용되므로, 처분에 이해관계를 가지는 자가 현실적으로 알았는지 여부에 관계없이 고시가 효력을 발생하는 날 행정처분이 있음을 알았다고 보아야 한다.</w:t>
       </w:r>
     </w:p>
     <w:p>
@@ -9710,38 +9710,38 @@
           <w:sz w:val="16"/>
           <w:szCs w:val="16"/>
         </w:rPr>
-        <w:t xml:space="preserve"> ________ 내, 즉, 8.3.까지 소를 제기하여야 한다.</w:t>
-      </w:r>
-    </w:p>
-    <w:p>
-      <w:pPr>
-        <w:rPr>
-          <w:sz w:val="16"/>
-          <w:szCs w:val="16"/>
-        </w:rPr>
-      </w:pPr>
-      <w:r>
-        <w:rPr>
-          <w:rFonts w:hint="eastAsia"/>
-          <w:sz w:val="16"/>
-          <w:szCs w:val="16"/>
-        </w:rPr>
-        <w:t>________적 고시 : 전술</w:t>
-      </w:r>
-    </w:p>
-    <w:p>
-      <w:pPr>
-        <w:rPr>
-          <w:sz w:val="16"/>
-          <w:szCs w:val="16"/>
-        </w:rPr>
-      </w:pPr>
-      <w:r>
-        <w:rPr>
-          <w:sz w:val="16"/>
-          <w:szCs w:val="16"/>
-        </w:rPr>
-        <w:t>표준지공시지가결정 : 물적행정행위 = 일반________ = 고시한 때 효력발생 = 처분을 안 날</w:t>
+        <w:t xml:space="preserve"> ▁178▁ 내, 즉, 8.3.까지 소를 제기하여야 한다.</w:t>
+      </w:r>
+    </w:p>
+    <w:p>
+      <w:pPr>
+        <w:rPr>
+          <w:sz w:val="16"/>
+          <w:szCs w:val="16"/>
+        </w:rPr>
+      </w:pPr>
+      <w:r>
+        <w:rPr>
+          <w:rFonts w:hint="eastAsia"/>
+          <w:sz w:val="16"/>
+          <w:szCs w:val="16"/>
+        </w:rPr>
+        <w:t>▁179▁적 고시 : 전술</w:t>
+      </w:r>
+    </w:p>
+    <w:p>
+      <w:pPr>
+        <w:rPr>
+          <w:sz w:val="16"/>
+          <w:szCs w:val="16"/>
+        </w:rPr>
+      </w:pPr>
+      <w:r>
+        <w:rPr>
+          <w:sz w:val="16"/>
+          <w:szCs w:val="16"/>
+        </w:rPr>
+        <w:t>표준지공시지가결정 : 물적행정행위 = 일반▁180▁ = 고시한 때 효력발생 = 처분을 안 날</w:t>
       </w:r>
     </w:p>
     <w:p>
@@ -9795,7 +9795,7 @@
           <w:sz w:val="16"/>
           <w:szCs w:val="16"/>
         </w:rPr>
-        <w:t xml:space="preserve">: 판례에 따르면 공고일에 효력발생하지만, 안 날의 경우 공고일에 알았다고는 의제할 수 없고 현실적으로 안 날을 기준으로 한다. 행정청이 개별토지가격결정을 ________ 상대방에 대하여 별도의 고지절차를 취하지 않는 이상 토지소유자 및 이해관계인이 위 처분이 있음을 알았다고 볼 경우는 그리 흔치 않을 것이므로, 특별히 위 처분을 알았다고 볼만한 사정(개별적으로 통지되거나, 개별토지가격결정에 대한 </w:t>
+        <w:t xml:space="preserve">: 판례에 따르면 공고일에 효력발생하지만, 안 날의 경우 공고일에 알았다고는 의제할 수 없고 현실적으로 안 날을 기준으로 한다. 행정청이 개별토지가격결정을 ▁181▁ 상대방에 대하여 별도의 고지절차를 취하지 않는 이상 토지소유자 및 이해관계인이 위 처분이 있음을 알았다고 볼 경우는 그리 흔치 않을 것이므로, 특별히 위 처분을 알았다고 볼만한 사정(개별적으로 통지되거나, 개별토지가격결정에 대한 </w:t>
       </w:r>
       <w:r>
         <w:rPr>
@@ -9810,7 +9810,7 @@
           <w:sz w:val="16"/>
           <w:szCs w:val="16"/>
         </w:rPr>
-        <w:t xml:space="preserve"> 또는 행정________)이 없는 한 </w:t>
+        <w:t xml:space="preserve"> 또는 행정심판청구)이 없는 한 </w:t>
       </w:r>
       <w:r>
         <w:rPr>
@@ -9857,7 +9857,7 @@
           <w:sz w:val="16"/>
           <w:szCs w:val="16"/>
         </w:rPr>
-        <w:t>특정인에 대한 구체적, 개별적 ________이지만 송달불능으로 게시판, 관보 등에 공고하는 경우, 일반 원칙으로 돌아가 상대방이 해당 처분이 있었다는 사실을 현실적으로 안 날에 ________ 기산한다.</w:t>
+        <w:t>특정인에 대한 구체적, 개별적 ▁182▁이지만 송달불능으로 게시판, 관보 등에 공고하는 경우, 일반 원칙으로 돌아가 상대방이 해당 처분이 있었다는 사실을 현실적으로 안 날에 제소기간 기산한다.</w:t>
       </w:r>
     </w:p>
     <w:p>
@@ -9881,31 +9881,31 @@
           <w:sz w:val="16"/>
           <w:szCs w:val="16"/>
         </w:rPr>
-        <w:t>) 제3자의 ________소송 제기</w:t>
-      </w:r>
-    </w:p>
-    <w:p>
-      <w:pPr>
-        <w:rPr>
-          <w:sz w:val="16"/>
-          <w:szCs w:val="16"/>
-        </w:rPr>
-      </w:pPr>
-      <w:r>
-        <w:rPr>
-          <w:rFonts w:hint="eastAsia"/>
-          <w:sz w:val="16"/>
-          <w:szCs w:val="16"/>
-        </w:rPr>
-        <w:t xml:space="preserve">________상대방이 아닌 제3자는 처분이 있었던 날부터 </w:t>
-      </w:r>
-      <w:r>
-        <w:rPr>
-          <w:rFonts w:hint="eastAsia"/>
-          <w:sz w:val="16"/>
-          <w:szCs w:val="16"/>
-        </w:rPr>
-        <w:t>________</w:t>
+        <w:t>) 제3자의 ▁183▁소송 제기</w:t>
+      </w:r>
+    </w:p>
+    <w:p>
+      <w:pPr>
+        <w:rPr>
+          <w:sz w:val="16"/>
+          <w:szCs w:val="16"/>
+        </w:rPr>
+      </w:pPr>
+      <w:r>
+        <w:rPr>
+          <w:rFonts w:hint="eastAsia"/>
+          <w:sz w:val="16"/>
+          <w:szCs w:val="16"/>
+        </w:rPr>
+        <w:t xml:space="preserve">처분상대방이 아닌 제3자는 처분이 있었던 날부터 </w:t>
+      </w:r>
+      <w:r>
+        <w:rPr>
+          <w:rFonts w:hint="eastAsia"/>
+          <w:sz w:val="16"/>
+          <w:szCs w:val="16"/>
+        </w:rPr>
+        <w:t>1년</w:t>
       </w:r>
       <w:r>
         <w:rPr>
@@ -9947,7 +9947,7 @@
           <w:sz w:val="16"/>
           <w:szCs w:val="16"/>
         </w:rPr>
-        <w:t>한을 받지 않으나, 어떠한 경로든 처분이 있음을 알았다면, 안 날로부터 90일 내 행정</w:t>
+        <w:t>한을 받지 않으나, 어떠한 경로든 처분이 있음을 알았다면, 안 날로부터 90일 내 ▁184▁</w:t>
       </w:r>
       <w:r>
         <w:rPr>
@@ -9979,22 +9979,22 @@
           <w:sz w:val="16"/>
           <w:szCs w:val="16"/>
         </w:rPr>
-        <w:t>4) 청구기간 도과한 ________ 제기 후 ________소송 제기</w:t>
-      </w:r>
-    </w:p>
-    <w:p>
-      <w:pPr>
-        <w:rPr>
-          <w:sz w:val="16"/>
-          <w:szCs w:val="16"/>
-        </w:rPr>
-      </w:pPr>
-      <w:r>
-        <w:rPr>
-          <w:sz w:val="16"/>
-          <w:szCs w:val="16"/>
-        </w:rPr>
-        <w:t>처분이 있음을 안 날부터 90일을 넘겨 청구한 부적법한 행정________에 대한 ________이 있은 후 재결서를 송달받은 날부터 90일 이내에 원래의 처분에 대하여 취소소송을 제기하였다고 하여 취소소송이 다시 제소기간을 준수한 것으로 되는 것은 아니다.</w:t>
+        <w:t>4) 청구기간 도과한 행정심판 제기 후 ▁185▁소송 제기</w:t>
+      </w:r>
+    </w:p>
+    <w:p>
+      <w:pPr>
+        <w:rPr>
+          <w:sz w:val="16"/>
+          <w:szCs w:val="16"/>
+        </w:rPr>
+      </w:pPr>
+      <w:r>
+        <w:rPr>
+          <w:sz w:val="16"/>
+          <w:szCs w:val="16"/>
+        </w:rPr>
+        <w:t>처분이 있음을 안 날부터 90일을 넘겨 청구한 부적법한 행정심판청구에 대한 재결이 있은 후 재결서를 송달받은 날부터 90일 이내에 원래의 처분에 대하여 ▁186▁소송을 제기하였다고 하여 취소소송이 다시 제소기간을 준수한 것으로 되는 것은 아니다.</w:t>
       </w:r>
     </w:p>
     <w:p>
@@ -10064,38 +10064,38 @@
           <w:sz w:val="16"/>
           <w:szCs w:val="16"/>
         </w:rPr>
-        <w:t>ii) 국세/지방세 : 심사/________</w:t>
-      </w:r>
-    </w:p>
-    <w:p>
-      <w:pPr>
-        <w:rPr>
-          <w:sz w:val="16"/>
-          <w:szCs w:val="16"/>
-        </w:rPr>
-      </w:pPr>
-      <w:r>
-        <w:rPr>
-          <w:sz w:val="16"/>
-          <w:szCs w:val="16"/>
-        </w:rPr>
-        <w:t>iii) 도로교통법 운전면허 ________·정지 : 중앙________위원회</w:t>
-      </w:r>
-    </w:p>
-    <w:p>
-      <w:pPr>
-        <w:rPr>
-          <w:sz w:val="16"/>
-          <w:szCs w:val="16"/>
-        </w:rPr>
-      </w:pPr>
-      <w:r>
-        <w:rPr>
-          <w:rFonts w:hint="eastAsia"/>
-          <w:sz w:val="16"/>
-          <w:szCs w:val="16"/>
-        </w:rPr>
-        <w:t>________주의에</w:t>
+        <w:t>ii) 국세/지방세 : 심사/▁187▁</w:t>
+      </w:r>
+    </w:p>
+    <w:p>
+      <w:pPr>
+        <w:rPr>
+          <w:sz w:val="16"/>
+          <w:szCs w:val="16"/>
+        </w:rPr>
+      </w:pPr>
+      <w:r>
+        <w:rPr>
+          <w:sz w:val="16"/>
+          <w:szCs w:val="16"/>
+        </w:rPr>
+        <w:t>iii) 도로교통법 운전면허 ▁188▁·정지 : 중앙행정심판위원회</w:t>
+      </w:r>
+    </w:p>
+    <w:p>
+      <w:pPr>
+        <w:rPr>
+          <w:sz w:val="16"/>
+          <w:szCs w:val="16"/>
+        </w:rPr>
+      </w:pPr>
+      <w:r>
+        <w:rPr>
+          <w:rFonts w:hint="eastAsia"/>
+          <w:sz w:val="16"/>
+          <w:szCs w:val="16"/>
+        </w:rPr>
+        <w:t>▁189▁주의에</w:t>
       </w:r>
       <w:r>
         <w:rPr>
@@ -10141,14 +10141,14 @@
           <w:sz w:val="16"/>
           <w:szCs w:val="16"/>
         </w:rPr>
-        <w:t xml:space="preserve">(참고) 감사원의 징계요구와 재심의결정은 행정________이 아니다. 징계요구와 재심의결정은 </w:t>
-      </w:r>
-      <w:r>
-        <w:rPr>
-          <w:sz w:val="16"/>
-          <w:szCs w:val="16"/>
-        </w:rPr>
-        <w:t>행정청 사이의 내부적인 의사결정의 경로로서 ‘징계 요구, 징계 절차 회부, 징계’로 이어지는 과정에서의 중간________에 불과하</w:t>
+        <w:t xml:space="preserve">(참고) 감사원의 징계요구와 재심의결정은 행정처분이 아니다. 징계요구와 재심의결정은 </w:t>
+      </w:r>
+      <w:r>
+        <w:rPr>
+          <w:sz w:val="16"/>
+          <w:szCs w:val="16"/>
+        </w:rPr>
+        <w:t>행정청 사이의 내부적인 의사결정의 경로로서 ‘징계 요구, 징계 절차 회부, 징계’로 이어지는 과정에서의 중간처분에 불과하</w:t>
       </w:r>
       <w:r>
         <w:rPr>
@@ -10163,7 +10163,7 @@
           <w:sz w:val="16"/>
           <w:szCs w:val="16"/>
         </w:rPr>
-        <w:t>갑 시장에게 ‘감사원의 재심의 판결’에 대하여 기관소송을 허용하는 규정</w:t>
+        <w:t>갑 시장에게 ‘감사원의 재심의 판결’에 대하여 ▁190▁을 허용하는 규정</w:t>
       </w:r>
       <w:r>
         <w:rPr>
@@ -10202,37 +10202,37 @@
           <w:sz w:val="16"/>
           <w:szCs w:val="16"/>
         </w:rPr>
-        <w:t>[________ 제기하되, 결정 기다리지 않고 ________ 제기 가능]</w:t>
-      </w:r>
-    </w:p>
-    <w:p>
-      <w:pPr>
-        <w:rPr>
-          <w:sz w:val="16"/>
-          <w:szCs w:val="16"/>
-        </w:rPr>
-      </w:pPr>
-      <w:r>
-        <w:rPr>
-          <w:sz w:val="16"/>
-          <w:szCs w:val="16"/>
-        </w:rPr>
-        <w:t>1. 행정________가 있은 날로부터 60일이 지나도 ________이 없는 때</w:t>
-      </w:r>
-    </w:p>
-    <w:p>
-      <w:pPr>
-        <w:rPr>
-          <w:sz w:val="16"/>
-          <w:szCs w:val="16"/>
-        </w:rPr>
-      </w:pPr>
-      <w:r>
-        <w:rPr>
-          <w:sz w:val="16"/>
-          <w:szCs w:val="16"/>
-        </w:rPr>
-        <w:t xml:space="preserve">2. ________의 집행 또는 절차속행으로 생길 중대한 손해를 예방하여야 할 긴급한 필요가 있는 때 : ________ 있어서 </w:t>
+        <w:t>[행정심판 제기하되, 결정 기다리지 않고 ▁191▁ 제기 가능]</w:t>
+      </w:r>
+    </w:p>
+    <w:p>
+      <w:pPr>
+        <w:rPr>
+          <w:sz w:val="16"/>
+          <w:szCs w:val="16"/>
+        </w:rPr>
+      </w:pPr>
+      <w:r>
+        <w:rPr>
+          <w:sz w:val="16"/>
+          <w:szCs w:val="16"/>
+        </w:rPr>
+        <w:t>1. 행정▁192▁가 있은 날로부터 60일이 지나도 재결이 없는 때</w:t>
+      </w:r>
+    </w:p>
+    <w:p>
+      <w:pPr>
+        <w:rPr>
+          <w:sz w:val="16"/>
+          <w:szCs w:val="16"/>
+        </w:rPr>
+      </w:pPr>
+      <w:r>
+        <w:rPr>
+          <w:sz w:val="16"/>
+          <w:szCs w:val="16"/>
+        </w:rPr>
+        <w:t xml:space="preserve">2. 처분의 집행 또는 절차속행으로 생길 중대한 손해를 예방하여야 할 긴급한 필요가 있는 때 : ▁193▁ 있어서 </w:t>
       </w:r>
       <w:r>
         <w:rPr>
@@ -10255,7 +10255,7 @@
           <w:sz w:val="16"/>
           <w:szCs w:val="16"/>
         </w:rPr>
-        <w:t>3. 법령의 규정에 의한 ________기관이 의결 또는 ________을 하지 못할 사유가 있는 때</w:t>
+        <w:t>3. 법령의 규정에 의한 행정심판기관이 의결 또는 ▁194▁을 하지 못할 사유가 있는 때</w:t>
       </w:r>
     </w:p>
     <w:p>
@@ -10286,7 +10286,7 @@
           <w:sz w:val="16"/>
           <w:szCs w:val="16"/>
         </w:rPr>
-        <w:t>[________ 제기함이 없이 곧바로 ________ 제기 가능]</w:t>
+        <w:t>[행정심판 제기함이 없이 곧바로 ▁195▁ 제기 가능]</w:t>
       </w:r>
       <w:r>
         <w:rPr>
@@ -10323,52 +10323,52 @@
           <w:sz w:val="16"/>
           <w:szCs w:val="16"/>
         </w:rPr>
-        <w:t>에 관하여 이미 ________의 기각________이 있은 때</w:t>
-      </w:r>
-    </w:p>
-    <w:p>
-      <w:pPr>
-        <w:rPr>
-          <w:sz w:val="16"/>
-          <w:szCs w:val="16"/>
-        </w:rPr>
-      </w:pPr>
-      <w:r>
-        <w:rPr>
-          <w:sz w:val="16"/>
-          <w:szCs w:val="16"/>
-        </w:rPr>
-        <w:t>2. 서로 내용상 관련되는 처분 또는 같은 목적을 위하여 단계적으로 진행되는 처분중 어느 하나가 이미 ________의 ________을 거친 때</w:t>
-      </w:r>
-    </w:p>
-    <w:p>
-      <w:pPr>
-        <w:rPr>
-          <w:sz w:val="16"/>
-          <w:szCs w:val="16"/>
-        </w:rPr>
-      </w:pPr>
-      <w:r>
-        <w:rPr>
-          <w:sz w:val="16"/>
-          <w:szCs w:val="16"/>
-        </w:rPr>
-        <w:t>3. 행정청이 사실심의 변론종결후 소송의 대상인 ________을 ________하여 당해 변경된 처분에 관하여 소를 제기하는 때</w:t>
-      </w:r>
-    </w:p>
-    <w:p>
-      <w:pPr>
-        <w:rPr>
-          <w:sz w:val="16"/>
-          <w:szCs w:val="16"/>
-        </w:rPr>
-      </w:pPr>
-      <w:r>
-        <w:rPr>
-          <w:sz w:val="16"/>
-          <w:szCs w:val="16"/>
-        </w:rPr>
-        <w:t>4. ________을 행한 행정청이 ________을 거칠 필요가 없다고 잘못 알린 때</w:t>
+        <w:t>에 관하여 이미 행정심판의 기각▁196▁이 있은 때</w:t>
+      </w:r>
+    </w:p>
+    <w:p>
+      <w:pPr>
+        <w:rPr>
+          <w:sz w:val="16"/>
+          <w:szCs w:val="16"/>
+        </w:rPr>
+      </w:pPr>
+      <w:r>
+        <w:rPr>
+          <w:sz w:val="16"/>
+          <w:szCs w:val="16"/>
+        </w:rPr>
+        <w:t>2. 서로 내용상 관련되는 ▁197▁ 또는 같은 목적을 위하여 단계적으로 진행되는 처분중 어느 하나가 이미 행정심판의 재결을 거친 때</w:t>
+      </w:r>
+    </w:p>
+    <w:p>
+      <w:pPr>
+        <w:rPr>
+          <w:sz w:val="16"/>
+          <w:szCs w:val="16"/>
+        </w:rPr>
+      </w:pPr>
+      <w:r>
+        <w:rPr>
+          <w:sz w:val="16"/>
+          <w:szCs w:val="16"/>
+        </w:rPr>
+        <w:t>3. 행정청이 사실심의 변론종결후 소송의 대상인 처분을 ▁198▁하여 당해 변경된 처분에 관하여 소를 제기하는 때</w:t>
+      </w:r>
+    </w:p>
+    <w:p>
+      <w:pPr>
+        <w:rPr>
+          <w:sz w:val="16"/>
+          <w:szCs w:val="16"/>
+        </w:rPr>
+      </w:pPr>
+      <w:r>
+        <w:rPr>
+          <w:sz w:val="16"/>
+          <w:szCs w:val="16"/>
+        </w:rPr>
+        <w:t>4. ▁199▁을 행한 행정청이 행정심판을 거칠 필요가 없다고 잘못 알린 때</w:t>
       </w:r>
     </w:p>
     <w:p>
@@ -10394,7 +10394,7 @@
           <w:sz w:val="16"/>
           <w:szCs w:val="16"/>
         </w:rPr>
-        <w:t>________성 판단</w:t>
+        <w:t>▁200▁성 판단</w:t>
       </w:r>
       <w:r>
         <w:rPr>
@@ -10427,62 +10427,62 @@
           <w:sz w:val="16"/>
           <w:szCs w:val="16"/>
         </w:rPr>
-        <w:t>________성 판단의 기준시</w:t>
-      </w:r>
-    </w:p>
-    <w:p>
-      <w:pPr>
-        <w:rPr>
-          <w:sz w:val="16"/>
-          <w:szCs w:val="16"/>
-        </w:rPr>
-      </w:pPr>
-      <w:r>
-        <w:rPr>
-          <w:rFonts w:hint="eastAsia"/>
-          <w:sz w:val="16"/>
-          <w:szCs w:val="16"/>
-        </w:rPr>
-        <w:t>________시와 판결시 사이 사정________이 있는 경우, 법원이 어느 시점을 기준으로 처분의 위법여부를 판단하여야 하는지 문제된다.</w:t>
-      </w:r>
-    </w:p>
-    <w:p>
-      <w:pPr>
-        <w:rPr>
-          <w:sz w:val="16"/>
-          <w:szCs w:val="16"/>
-        </w:rPr>
-      </w:pPr>
-      <w:r>
-        <w:rPr>
-          <w:rFonts w:hint="eastAsia"/>
-          <w:sz w:val="16"/>
-          <w:szCs w:val="16"/>
-        </w:rPr>
-        <w:t>________소송은 사후심사이므로 처분시 사실 및 법률상태를 기준으로 행하여야 한다는 처분시설, ________의 본질을 처분으로 형성된 위법상태 배제로 보는 전제로 사실심구두변론 종결시를 기준으로 판단하는 견해, 원칙적으로 처분시를 기준으로 하나 거부처분은 의무이행소송과 유사하므로, 이행소송의 일반법리에 따라 사변종을 기준으로 하여야 한다는 견해가 존재한다.</w:t>
-      </w:r>
-    </w:p>
-    <w:p>
-      <w:pPr>
-        <w:rPr>
-          <w:sz w:val="16"/>
-          <w:szCs w:val="16"/>
-        </w:rPr>
-      </w:pPr>
-      <w:r>
-        <w:rPr>
-          <w:rFonts w:hint="eastAsia"/>
-          <w:sz w:val="16"/>
-          <w:szCs w:val="16"/>
-        </w:rPr>
-        <w:t xml:space="preserve">판례는 행정________의 적법여부는 처분 당시를 기준으로 하여 판단하여야 하며, 처분 후 법령의 개폐나 사실상태 변동에 영향을 받지 않는다고 하여 처분시설의 입장인데, 이 때 </w:t>
-      </w:r>
-      <w:r>
-        <w:rPr>
-          <w:sz w:val="16"/>
-          <w:szCs w:val="16"/>
-        </w:rPr>
-        <w:t>법원은 행정________ 당시 행정청이 알고 있었던 자료뿐만 아니라 사실심 변론종결 당시까지 제출된 모든 자료를 종합하여 처분 당시 존재하였던 객관적 사실을 확정하고 그 사실에 기초하여 처분의 위법 여부를 판단할 수 있다.</w:t>
+        <w:t>▁201▁성 판단의 기준시</w:t>
+      </w:r>
+    </w:p>
+    <w:p>
+      <w:pPr>
+        <w:rPr>
+          <w:sz w:val="16"/>
+          <w:szCs w:val="16"/>
+        </w:rPr>
+      </w:pPr>
+      <w:r>
+        <w:rPr>
+          <w:rFonts w:hint="eastAsia"/>
+          <w:sz w:val="16"/>
+          <w:szCs w:val="16"/>
+        </w:rPr>
+        <w:t>처분시와 판결시 사이 사정▁202▁이 있는 경우, 법원이 어느 시점을 기준으로 처분의 위법여부를 판단하여야 하는지 문제된다.</w:t>
+      </w:r>
+    </w:p>
+    <w:p>
+      <w:pPr>
+        <w:rPr>
+          <w:sz w:val="16"/>
+          <w:szCs w:val="16"/>
+        </w:rPr>
+      </w:pPr>
+      <w:r>
+        <w:rPr>
+          <w:rFonts w:hint="eastAsia"/>
+          <w:sz w:val="16"/>
+          <w:szCs w:val="16"/>
+        </w:rPr>
+        <w:t>▁203▁소송은 사후심사이므로 처분시 사실 및 법률상태를 기준으로 행하여야 한다는 처분시설, 취소소송의 본질을 처분으로 형성된 위법상태 배제로 보는 전제로 사실심구두변론 종결시를 기준으로 판단하는 견해, 원칙적으로 처분시를 기준으로 하나 거부처분은 의무이행소송과 유사하므로, 이행소송의 일반법리에 따라 사변종을 기준으로 하여야 한다는 견해가 존재한다.</w:t>
+      </w:r>
+    </w:p>
+    <w:p>
+      <w:pPr>
+        <w:rPr>
+          <w:sz w:val="16"/>
+          <w:szCs w:val="16"/>
+        </w:rPr>
+      </w:pPr>
+      <w:r>
+        <w:rPr>
+          <w:rFonts w:hint="eastAsia"/>
+          <w:sz w:val="16"/>
+          <w:szCs w:val="16"/>
+        </w:rPr>
+        <w:t xml:space="preserve">판례는 행정처분의 적법여부는 처분 당시를 기준으로 하여 판단하여야 하며, 처분 후 법령의 개폐나 사실상태 변동에 영향을 받지 않는다고 하여 처분시설의 입장인데, 이 때 </w:t>
+      </w:r>
+      <w:r>
+        <w:rPr>
+          <w:sz w:val="16"/>
+          <w:szCs w:val="16"/>
+        </w:rPr>
+        <w:t>법원은 행정처분 당시 행정청이 알고 있었던 자료뿐만 아니라 사실심 변론종결 당시까지 제출된 모든 자료를 종합하여 처분 당시 존재하였던 객관적 사실을 확정하고 그 사실에 기초하여 처분의 ▁204▁ 여부를 판단할 수 있다.</w:t>
       </w:r>
     </w:p>
     <w:p>
@@ -10515,23 +10515,23 @@
           <w:sz w:val="16"/>
           <w:szCs w:val="16"/>
         </w:rPr>
-        <w:t>________사유 추가________</w:t>
-      </w:r>
-    </w:p>
-    <w:p>
-      <w:pPr>
-        <w:rPr>
-          <w:sz w:val="16"/>
-          <w:szCs w:val="16"/>
-        </w:rPr>
-      </w:pPr>
-      <w:r>
-        <w:rPr>
-          <w:rFonts w:hint="eastAsia"/>
-          <w:sz w:val="16"/>
-          <w:szCs w:val="16"/>
-        </w:rPr>
-        <w:t>i) 의의 : ________사유 추가________이란, 당초 처분시에는 존재하였지만 처분이유로 제시되지 않은 사실 및 법적 근거를 소송계속 중 추가하거나 변경하는 것을 말한다.</w:t>
+        <w:t>처분사유 추가▁205▁</w:t>
+      </w:r>
+    </w:p>
+    <w:p>
+      <w:pPr>
+        <w:rPr>
+          <w:sz w:val="16"/>
+          <w:szCs w:val="16"/>
+        </w:rPr>
+      </w:pPr>
+      <w:r>
+        <w:rPr>
+          <w:rFonts w:hint="eastAsia"/>
+          <w:sz w:val="16"/>
+          <w:szCs w:val="16"/>
+        </w:rPr>
+        <w:t>i) 의의 : 처분사유 추가▁206▁이란, 당초 처분시에는 존재하였지만 처분이유로 제시되지 않은 사실 및 법적 근거를 소송계속 중 추가하거나 변경하는 것을 말한다.</w:t>
       </w:r>
       <w:r>
         <w:rPr>
@@ -10587,7 +10587,7 @@
           <w:sz w:val="16"/>
           <w:szCs w:val="16"/>
         </w:rPr>
-        <w:t>판례는 ________은 당초 처분의 근거로 삼은 사유와 기본적 사실관계 동일성 있다고 인정되는 한도 내에서는 다른 사유를 추가하거나 ________할 수 있다고 보아 기본적 사실관계 동일 전제하에 처분사유추가변경을 허용한다. 나아가 판례는 기본적 사실관계 동일성 없는 때에도 처분 상대방이 분쟁일회적 해결 관점에서 추가변경된 처분사유의 실체적 당부에 관하여 해당 소송에서 심리판단하는 것에 명시적으로 동의하는 경우에는 처분사유 추가변경이 허용된다고 본다.</w:t>
+        <w:t>판례는 처분청은 당초 처분의 근거로 삼은 사유와 기본적 사실관계 동일성 있다고 인정되는 한도 내에서는 다른 사유를 추가하거나 ▁207▁할 수 있다고 보아 기본적 사실관계 동일 전제하에 처분사유추가변경을 허용한다. 나아가 판례는 기본적 사실관계 동일성 없는 때에도 처분 상대방이 분쟁일회적 해결 관점에서 추가변경된 처분사유의 실체적 당부에 관하여 해당 소송에서 심리판단하는 것에 명시적으로 동의하는 경우에는 처분사유 추가변경이 허용된다고 본다.</w:t>
       </w:r>
     </w:p>
     <w:p>
@@ -10655,23 +10655,23 @@
           <w:sz w:val="16"/>
           <w:szCs w:val="16"/>
         </w:rPr>
-        <w:t>하여 기초가 되는 사실관계가 기본적으로 동일한지 여부에 따라 결정되며, ________ 당시에 그 사유를 명시하지 않았을 뿐 이미 존재하고 있었고, 당사자도 그 사실을 알고 있었다고 하여 인정되는 것은 아니다.</w:t>
-      </w:r>
-    </w:p>
-    <w:p>
-      <w:pPr>
-        <w:rPr>
-          <w:sz w:val="16"/>
-          <w:szCs w:val="16"/>
-        </w:rPr>
-      </w:pPr>
-      <w:r>
-        <w:rPr>
-          <w:rFonts w:hint="eastAsia"/>
-          <w:sz w:val="16"/>
-          <w:szCs w:val="16"/>
-        </w:rPr>
-        <w:t>단순히 ________ 근거법령만을 추가________하는 것에 불과한 때에는 새로운 처분사유 추가라고 볼 수 없으나, 그 처분의 근거법령을 변경하는 것이 종전 처분과 동일성을 인정할 수 없는 별개의 처분을 하는 것과 다름없는 경우에는 허용될 수 없다.</w:t>
+        <w:t>하여 기초가 되는 사실관계가 기본적으로 동일한지 여부에 따라 결정되며, ▁208▁ 당시에 그 사유를 명시하지 않았을 뿐 이미 존재하고 있었고, 당사자도 그 사실을 알고 있었다고 하여 인정되는 것은 아니다.</w:t>
+      </w:r>
+    </w:p>
+    <w:p>
+      <w:pPr>
+        <w:rPr>
+          <w:sz w:val="16"/>
+          <w:szCs w:val="16"/>
+        </w:rPr>
+      </w:pPr>
+      <w:r>
+        <w:rPr>
+          <w:rFonts w:hint="eastAsia"/>
+          <w:sz w:val="16"/>
+          <w:szCs w:val="16"/>
+        </w:rPr>
+        <w:t>단순히 처분 근거법령만을 추가▁209▁하는 것에 불과한 때에는 새로운 처분사유 추가라고 볼 수 없으나, 그 처분의 근거법령을 변경하는 것이 종전 처분과 동일성을 인정할 수 없는 별개의 처분을 하는 것과 다름없는 경우에는 허용될 수 없다.</w:t>
       </w:r>
     </w:p>
     <w:p>
@@ -10695,7 +10695,7 @@
           <w:sz w:val="16"/>
           <w:szCs w:val="16"/>
         </w:rPr>
-        <w:t xml:space="preserve">________시에 이미 존재하는 사유로 한정되고, </w:t>
+        <w:t xml:space="preserve">처분시에 이미 존재하는 사유로 한정되고, </w:t>
       </w:r>
       <w:r>
         <w:rPr>
@@ -10711,7 +10711,7 @@
           <w:sz w:val="16"/>
           <w:szCs w:val="16"/>
         </w:rPr>
-        <w:t>처분사유추가________은 사실심변론종결시까지 가능하다.</w:t>
+        <w:t>처분사유추가▁210▁은 사실심변론종결시까지 가능하다.</w:t>
       </w:r>
     </w:p>
     <w:tbl>
@@ -10797,7 +10797,7 @@
                 <w:sz w:val="16"/>
                 <w:szCs w:val="16"/>
               </w:rPr>
-              <w:t xml:space="preserve"> 음주운전으로 운전면허 ________되었음을 이유로 개인택시운송사업면허취소처분을 하면서, 처음에는 자동차운수법 제31조 1항 3호 면허취소사유에 해당한다고 하였다가, 그 후 구체적 사실은 ________하지 아니한 채 적용법조로서 제31조 및 같은 법 시행규칙 제5조를 추가하여 통고한 경우 기본적 사실관계 동일 O</w:t>
+              <w:t xml:space="preserve"> 음주운전으로 운전면허 취소되었음을 이유로 개인택시운송사업면허취소처분을 하면서, 처음에는 자동차운수법 제31조 1항 3호 면허취소사유에 해당한다고 하였다가, 그 후 구체적 사실은 ▁415▁하지 아니한 채 적용법조로서 제31조 및 같은 법 시행규칙 제5조를 추가하여 통고한 경우 기본적 사실관계 동일 O</w:t>
             </w:r>
           </w:p>
           <w:p>
@@ -10822,7 +10822,7 @@
                 <w:sz w:val="16"/>
                 <w:szCs w:val="16"/>
               </w:rPr>
-              <w:t xml:space="preserve"> B구청장은 乙이 사실상의 도로로서 인근 주민들 통행에 이용되는 토지에 새 건물을 신축하겠다는 내용으로 건축허가 신청하자, 乙의 건축계획이 도로를 침범한다는 이유로 건축불허가________을 하였는데, 乙이 ________소송 제기하자 소송 중 위 사실상 도로가 인근 주민들의 통행로로 이용되어 왔는데, 건물을 신축하는 경우 인근 토지들이 맹지가 </w:t>
+              <w:t xml:space="preserve"> B구청장은 乙이 사실상의 도로로서 인근 주민들 통행에 이용되는 토지에 새 건물을 신축하겠다는 내용으로 건축허가 신청하자, 乙의 건축계획이 도로를 침범한다는 이유로 건축불허가처분을 하였는데, 乙이 ▁416▁소송 제기하자 소송 중 위 사실상 도로가 인근 주민들의 통행로로 이용되어 왔는데, 건물을 신축하는 경우 인근 토지들이 맹지가 </w:t>
             </w:r>
             <w:r>
               <w:rPr>
@@ -10856,7 +10856,7 @@
                 <w:sz w:val="16"/>
                 <w:szCs w:val="16"/>
               </w:rPr>
-              <w:t xml:space="preserve"> 주택신축을 위한 산림형질________허가신청에 대하여 행정청이 거부처분을 하면서 당초 준농립지역에서의 행위제한이라는 사유를 들었다가, ________소송에서 자연경관 및 생태계 교란, 국토 및 자연의 유지와 환경보전 등 중대한 공익상 필요라는 처분사유 추가한 경우 기사동 인정된다.</w:t>
+              <w:t xml:space="preserve"> 주택신축을 위한 산림형질▁417▁허가신청에 대하여 행정청이 거부처분을 하면서 당초 준농립지역에서의 행위제한이라는 사유를 들었다가, 취소소송에서 자연경관 및 생태계 교란, 국토 및 자연의 유지와 환경보전 등 중대한 공익상 필요라는 처분사유 추가한 경우 기사동 인정된다.</w:t>
             </w:r>
           </w:p>
           <w:p>
@@ -10881,7 +10881,7 @@
                 <w:sz w:val="16"/>
                 <w:szCs w:val="16"/>
               </w:rPr>
-              <w:t xml:space="preserve"> 과세________ 시 이자소득을 사업소득으로 ________</w:t>
+              <w:t xml:space="preserve"> 과세처분 시 이자소득을 사업소득으로 ▁418▁</w:t>
             </w:r>
           </w:p>
           <w:p>
@@ -10905,7 +10905,7 @@
                 <w:sz w:val="16"/>
                 <w:szCs w:val="16"/>
               </w:rPr>
-              <w:t xml:space="preserve"> 국가를 당사자로 한 계약에 관한 법률에 기한 입찰실시과정에서 담합행위를 한 사안에서, 부정당업자 제재________ 하면서 처분사유로서 시행령 제12호에 해당한다는 것을 처분사유로 하였다가, (동일사실에 대하여) 그 법률적 평가를 달리하여 제7호에 해당하는 것으로 처분사유 ________한 경우 기사동 인정된다.</w:t>
+              <w:t xml:space="preserve"> 국가를 당사자로 한 계약에 관한 법률에 기한 입찰실시과정에서 담합행위를 한 사안에서, 부정당업자 제재처분 하면서 처분사유로서 시행령 제12호에 해당한다는 것을 처분사유로 하였다가, (동일사실에 대하여) 그 법률적 평가를 달리하여 제7호에 해당하는 것으로 처분사유 ▁419▁한 경우 기사동 인정된다.</w:t>
             </w:r>
           </w:p>
         </w:tc>
@@ -10957,7 +10957,7 @@
                 <w:sz w:val="16"/>
                 <w:szCs w:val="16"/>
               </w:rPr>
-              <w:t>________사유와 당사자들의 공격방어방법 내용, 법원의 사법심사방식 등이 달라지며, 특히 기속행위에서 재량행위로의 근거 법령추가에 따라 종래의 법 위반 사실뿐만 아니라 ________의 적정성을 확보하기 위한 양정사실까지 새로 고려되어야 한다. 따라서 당초 처분사유와 소송 과정에서 피고가 추가한 처분사유는 상호 그 기초가 되는 사회적 사실관계의 동일성이 인정되지 않는다고 보아야 한다.</w:t>
+              <w:t>▁420▁사유와 당사자들의 공격방어방법 내용, 법원의 사법심사방식 등이 달라지며, 특히 기속행위에서 재량행위로의 근거 법령추가에 따라 종래의 법 위반 사실뿐만 아니라 처분의 적정성을 확보하기 위한 양정사실까지 새로 고려되어야 한다. 따라서 당초 처분사유와 소송 과정에서 피고가 추가한 처분사유는 상호 그 기초가 되는 사회적 사실관계의 동일성이 인정되지 않는다고 보아야 한다.</w:t>
             </w:r>
           </w:p>
           <w:p>
@@ -11007,7 +11007,7 @@
                 <w:sz w:val="16"/>
                 <w:szCs w:val="16"/>
               </w:rPr>
-              <w:t xml:space="preserve"> (________법령 추가로 사실상 새로운 처분이 되어 부적법하다고 판시한 사안) 도로법위반으로 변상금 부과 후, 도로법상 도로는 아니어도 행정재산 무단사용에 따른 공유재</w:t>
+              <w:t xml:space="preserve"> (처분법령 추가로 사실상 새로운 처분이 되어 부적법하다고 판시한 사안) 도로법위반으로 변상금 부과 후, 도로법상 도로는 아니어도 행정재산 무단사용에 따른 공유재</w:t>
             </w:r>
             <w:r>
               <w:rPr>
@@ -11015,7 +11015,7 @@
                 <w:sz w:val="16"/>
                 <w:szCs w:val="16"/>
               </w:rPr>
-              <w:t>산 및 물품관리법상 변상금부과대상이라고 처분근거법령 ________한 경우 : 입법취지, 변상금부과 목적, 산정방식, 징수절차 등이 서로 달라 새로운 처분을 하는 것과 다름 없어 허용될 수 없다.</w:t>
+              <w:t>산 및 물품관리법상 변상금부과대상이라고 처분근거법령 ▁421▁한 경우 : 입법취지, 변상금부과 목적, 산정방식, 징수절차 등이 서로 달라 새로운 처분을 하는 것과 다름 없어 허용될 수 없다.</w:t>
             </w:r>
           </w:p>
           <w:p>
@@ -11040,7 +11040,7 @@
                 <w:sz w:val="16"/>
                 <w:szCs w:val="16"/>
               </w:rPr>
-              <w:t xml:space="preserve"> 정보공개청구에 대하여 거부________을 하면서, 위 정보가 대법원에 계속 중인 사건의 관련정보라는 사유를 들었다가, 다시 위 정보가 서울중앙지방법원에 계속 중인 별개 사건의 관련정보라는 처분사유 추가하는 것은 허용 X</w:t>
+              <w:t xml:space="preserve"> 정보공개청구에 대하여 거부▁422▁을 하면서, 위 정보가 대법원에 계속 중인 사건의 관련정보라는 사유를 들었다가, 다시 위 정보가 서울중앙지방법원에 계속 중인 별개 사건의 관련정보라는 처분사유 추가하는 것은 허용 X</w:t>
             </w:r>
           </w:p>
         </w:tc>
@@ -11076,31 +11076,31 @@
           <w:sz w:val="16"/>
           <w:szCs w:val="16"/>
         </w:rPr>
-        <w:t>. 적극적 ________ 및 일부________ 가능성</w:t>
-      </w:r>
-    </w:p>
-    <w:p>
-      <w:pPr>
-        <w:rPr>
-          <w:sz w:val="16"/>
-          <w:szCs w:val="16"/>
-        </w:rPr>
-      </w:pPr>
-      <w:r>
-        <w:rPr>
-          <w:rFonts w:hint="eastAsia"/>
-          <w:sz w:val="16"/>
-          <w:szCs w:val="16"/>
-        </w:rPr>
-        <w:t xml:space="preserve">i) 일부________ 가능성 : </w:t>
-      </w:r>
-      <w:r>
-        <w:rPr>
-          <w:rFonts w:hint="eastAsia"/>
-          <w:sz w:val="16"/>
-          <w:szCs w:val="16"/>
-        </w:rPr>
-        <w:t xml:space="preserve">________소송은 위법한 처분 등을 취소 또는 변경하는 소송인데(제4조 1호), 이 때 </w:t>
+        <w:t>. 적극적 ▁211▁ 및 일부취소 가능성</w:t>
+      </w:r>
+    </w:p>
+    <w:p>
+      <w:pPr>
+        <w:rPr>
+          <w:sz w:val="16"/>
+          <w:szCs w:val="16"/>
+        </w:rPr>
+      </w:pPr>
+      <w:r>
+        <w:rPr>
+          <w:rFonts w:hint="eastAsia"/>
+          <w:sz w:val="16"/>
+          <w:szCs w:val="16"/>
+        </w:rPr>
+        <w:t xml:space="preserve">i) 일부취소 가능성 : </w:t>
+      </w:r>
+      <w:r>
+        <w:rPr>
+          <w:rFonts w:hint="eastAsia"/>
+          <w:sz w:val="16"/>
+          <w:szCs w:val="16"/>
+        </w:rPr>
+        <w:t xml:space="preserve">취소소송은 위법한 처분 등을 취소 또는 ▁212▁하는 소송인데(제4조 1호), 이 때 </w:t>
       </w:r>
       <w:r>
         <w:rPr>
@@ -11146,23 +11146,23 @@
           <w:sz w:val="16"/>
           <w:szCs w:val="16"/>
         </w:rPr>
-        <w:t>ii) 일부________ 요건</w:t>
-      </w:r>
-    </w:p>
-    <w:p>
-      <w:pPr>
-        <w:rPr>
-          <w:sz w:val="16"/>
-          <w:szCs w:val="16"/>
-        </w:rPr>
-      </w:pPr>
-      <w:r>
-        <w:rPr>
-          <w:rFonts w:hint="eastAsia"/>
-          <w:sz w:val="16"/>
-          <w:szCs w:val="16"/>
-        </w:rPr>
-        <w:t>일부________ 대상이 되는 부분의 분리가능성에 따라 판단한다.</w:t>
+        <w:t>ii) 일부▁213▁ 요건</w:t>
+      </w:r>
+    </w:p>
+    <w:p>
+      <w:pPr>
+        <w:rPr>
+          <w:sz w:val="16"/>
+          <w:szCs w:val="16"/>
+        </w:rPr>
+      </w:pPr>
+      <w:r>
+        <w:rPr>
+          <w:rFonts w:hint="eastAsia"/>
+          <w:sz w:val="16"/>
+          <w:szCs w:val="16"/>
+        </w:rPr>
+        <w:t>일부▁214▁ 대상이 되는 부분의 분리가능성에 따라 판단한다.</w:t>
       </w:r>
       <w:r>
         <w:rPr>
@@ -11178,39 +11178,39 @@
           <w:sz w:val="16"/>
           <w:szCs w:val="16"/>
         </w:rPr>
-        <w:t xml:space="preserve">외형상 하나의 처분이라도 가분성 있거나 처분대상 일부가 특정될 수 있으면 일부만의 ________도 가능하며, 당해 취소부분에만 취소효력이 생긴다. </w:t>
-      </w:r>
-    </w:p>
-    <w:p>
-      <w:pPr>
-        <w:rPr>
-          <w:sz w:val="16"/>
-          <w:szCs w:val="16"/>
-        </w:rPr>
-      </w:pPr>
-      <w:r>
-        <w:rPr>
-          <w:rFonts w:hint="eastAsia"/>
-          <w:sz w:val="16"/>
-          <w:szCs w:val="16"/>
-        </w:rPr>
-        <w:t>반면, 재량행위의 경우 재량권 존중하여야 하고, 법원이 직접 ________을 하는 것은 인정되지 않으므로 일부 ________ 불가하고 전부취소를 하여야 한다.</w:t>
-      </w:r>
-    </w:p>
-    <w:p>
-      <w:pPr>
-        <w:rPr>
-          <w:sz w:val="16"/>
-          <w:szCs w:val="16"/>
-        </w:rPr>
-      </w:pPr>
-      <w:r>
-        <w:rPr>
-          <w:rFonts w:hint="eastAsia"/>
-          <w:sz w:val="16"/>
-          <w:szCs w:val="16"/>
-        </w:rPr>
-        <w:t xml:space="preserve">판례는 과징금 부과________과 같이 재량행위의 경우 재량권 한계 내에서 어느 정도가 적정한 것인지 가리는 일은 사법심사 범위를 벗어나므로 재량권일탈남용을 판단하여 전부________할 수 있을 뿐이라고 </w:t>
+        <w:t xml:space="preserve">외형상 하나의 처분이라도 가분성 있거나 처분대상 일부가 특정될 수 있으면 일부만의 취소도 가능하며, 당해 취소부분에만 취소효력이 생긴다. </w:t>
+      </w:r>
+    </w:p>
+    <w:p>
+      <w:pPr>
+        <w:rPr>
+          <w:sz w:val="16"/>
+          <w:szCs w:val="16"/>
+        </w:rPr>
+      </w:pPr>
+      <w:r>
+        <w:rPr>
+          <w:rFonts w:hint="eastAsia"/>
+          <w:sz w:val="16"/>
+          <w:szCs w:val="16"/>
+        </w:rPr>
+        <w:t>반면, 재량행위의 경우 재량권 존중하여야 하고, 법원이 직접 처분을 하는 것은 인정되지 않으므로 일부 ▁215▁ 불가하고 전부취소를 하여야 한다.</w:t>
+      </w:r>
+    </w:p>
+    <w:p>
+      <w:pPr>
+        <w:rPr>
+          <w:sz w:val="16"/>
+          <w:szCs w:val="16"/>
+        </w:rPr>
+      </w:pPr>
+      <w:r>
+        <w:rPr>
+          <w:rFonts w:hint="eastAsia"/>
+          <w:sz w:val="16"/>
+          <w:szCs w:val="16"/>
+        </w:rPr>
+        <w:t xml:space="preserve">판례는 과징금 부과처분과 같이 재량행위의 경우 재량권 한계 내에서 어느 정도가 적정한 것인지 가리는 일은 사법심사 범위를 벗어나므로 재량권일탈남용을 판단하여 전부▁216▁할 수 있을 뿐이라고 </w:t>
       </w:r>
       <w:r>
         <w:rPr>
@@ -11250,7 +11250,7 @@
                 <w:sz w:val="16"/>
                 <w:szCs w:val="16"/>
               </w:rPr>
-              <w:t>일부_________기속행위</w:t>
+              <w:t>일부▁423▁_기속행위</w:t>
             </w:r>
           </w:p>
         </w:tc>
@@ -11272,7 +11272,7 @@
                 <w:sz w:val="16"/>
                 <w:szCs w:val="16"/>
               </w:rPr>
-              <w:t>일부_________재량행위(매우 예외)</w:t>
+              <w:t>일부▁424▁_재량행위(매우 예외)</w:t>
             </w:r>
           </w:p>
         </w:tc>
@@ -11295,14 +11295,14 @@
                 <w:sz w:val="16"/>
                 <w:szCs w:val="16"/>
               </w:rPr>
-              <w:t xml:space="preserve">국유재산법상 변상금 부과________(기속행위 : 2024두38025) </w:t>
-            </w:r>
-            <w:r>
-              <w:rPr>
-                <w:sz w:val="16"/>
-                <w:szCs w:val="16"/>
-              </w:rPr>
-              <w:t>하천관리청이 하천점용허가를 받지 않고 무단으로 하천을 점용 · 사용한 자에 대하여 변상금을 부과하면서 여러 필지 토지에 대하여 외형상 하나의 변상금부과처분을 하였으나, 여러 필지 토지 중 일부에 대한 변상금 부과만이 위법한 경우에는 변상금부과처분 중 위법한 토지에 대한 부분만을 ________하여야 하고, 그 부과처분 전부를 취소할 수는 없다</w:t>
+              <w:t xml:space="preserve">국유재산법상 변상금 부과처분(기속행위 : 2024두38025) </w:t>
+            </w:r>
+            <w:r>
+              <w:rPr>
+                <w:sz w:val="16"/>
+                <w:szCs w:val="16"/>
+              </w:rPr>
+              <w:t>하천관리청이 하천점용허가를 받지 않고 무단으로 하천을 점용 · 사용한 자에 대하여 변상금을 부과하면서 여러 필지 토지에 대하여 외형상 하나의 변상금부과처분을 하였으나, 여러 필지 토지 중 일부에 대한 변상금 부과만이 위법한 경우에는 변상금부과처분 중 위법한 토지에 대한 부분만을 ▁425▁하여야 하고, 그 부과처분 전부를 취소할 수는 없다</w:t>
             </w:r>
             <w:r>
               <w:rPr>
@@ -11326,7 +11326,7 @@
                 <w:sz w:val="16"/>
                 <w:szCs w:val="16"/>
               </w:rPr>
-              <w:t>(비교) 도로법상 변상금 부과________은 재량행위이므로, 일부________ 법리가 적용될 수 없을 것..</w:t>
+              <w:t>(비교) 도로법상 변상금 부과처분은 재량행위이므로, 일부▁426▁ 법리가 적용될 수 없을 것..</w:t>
             </w:r>
           </w:p>
           <w:p>
@@ -11379,7 +11379,7 @@
                 <w:sz w:val="16"/>
                 <w:szCs w:val="16"/>
               </w:rPr>
-              <w:t>비해당________에 대한 ________소송에서 그 중 일부 상이가 국가유공자요건이 인정되는 상이에 해당하더라도 나머지 상이에 대하여 위 요건이 인정되지 아니하는 경우에는 국가유공자요건</w:t>
+              <w:t>비해당처분에 대한 ▁427▁소송에서 그 중 일부 상이가 국가유공자요건이 인정되는 상이에 해당하더라도 나머지 상이에 대하여 위 요건이 인정되지 아니하는 경우에는 국가유공자요건</w:t>
             </w:r>
             <w:r>
               <w:rPr>
@@ -11422,7 +11422,7 @@
                 <w:sz w:val="16"/>
                 <w:szCs w:val="16"/>
               </w:rPr>
-              <w:t>공정거래위원회가 위반행위에 대한 과징금을 부과하면서 여러 개의 위반행위에 대하여 외형상 하나의 과징금 납부명령을 하였으나 여러 개의 위반행위 중 일부의 위반행위에 대한 과징금 부과만이 ________하고 소송상 그 일부의 위반행위를 기초로 한 과징금액을 산정할 수 있는 자료가 있는 경우에는, 하나의 과징금 납부명령일지라도 그 일부의 위반행위에 대한 과징금액에 해당하는 부분만을 ________하여야 한다.</w:t>
+              <w:t>공정거래위원회가 위반행위에 대한 과징금을 부과하면서 여러 개의 위반행위에 대하여 외형상 하나의 과징금 납부명령을 하였으나 여러 개의 위반행위 중 일부의 위반행위에 대한 과징금 부과만이 위법하고 소송상 그 일부의 위반행위를 기초로 한 과징금액을 산정할 수 있는 자료가 있는 경우에는, 하나의 과징금 납부명령일지라도 그 일부의 위반행위에 대한 과징금액에 해당하는 부분만을 ▁428▁하여야 한다.</w:t>
             </w:r>
           </w:p>
         </w:tc>
@@ -11450,23 +11450,23 @@
           <w:sz w:val="16"/>
           <w:szCs w:val="16"/>
         </w:rPr>
-        <w:t>4. ________의 ________</w:t>
-      </w:r>
-    </w:p>
-    <w:p>
-      <w:pPr>
-        <w:rPr>
-          <w:sz w:val="16"/>
-          <w:szCs w:val="16"/>
-        </w:rPr>
-      </w:pPr>
-      <w:r>
-        <w:rPr>
-          <w:rFonts w:hint="eastAsia"/>
-          <w:sz w:val="16"/>
-          <w:szCs w:val="16"/>
-        </w:rPr>
-        <w:t>1) ________이 발생하는 범위</w:t>
+        <w:t>4. ▁217▁의 기판력</w:t>
+      </w:r>
+    </w:p>
+    <w:p>
+      <w:pPr>
+        <w:rPr>
+          <w:sz w:val="16"/>
+          <w:szCs w:val="16"/>
+        </w:rPr>
+      </w:pPr>
+      <w:r>
+        <w:rPr>
+          <w:rFonts w:hint="eastAsia"/>
+          <w:sz w:val="16"/>
+          <w:szCs w:val="16"/>
+        </w:rPr>
+        <w:t>1) ▁218▁이 발생하는 범위</w:t>
       </w:r>
     </w:p>
     <w:tbl>
@@ -11523,7 +11523,7 @@
                 <w:sz w:val="16"/>
                 <w:szCs w:val="16"/>
               </w:rPr>
-              <w:t>________의 ________성</w:t>
+              <w:t>처분의 ▁429▁성</w:t>
             </w:r>
           </w:p>
         </w:tc>
@@ -11545,7 +11545,7 @@
                 <w:sz w:val="16"/>
                 <w:szCs w:val="16"/>
               </w:rPr>
-              <w:t>________의 효력</w:t>
+              <w:t>▁430▁의 효력</w:t>
             </w:r>
           </w:p>
         </w:tc>
@@ -11570,7 +11570,7 @@
                 <w:sz w:val="16"/>
                 <w:szCs w:val="16"/>
               </w:rPr>
-              <w:t>________소송</w:t>
+              <w:t>▁431▁소송</w:t>
             </w:r>
           </w:p>
         </w:tc>
@@ -11592,7 +11592,7 @@
                 <w:sz w:val="16"/>
                 <w:szCs w:val="16"/>
               </w:rPr>
-              <w:t>________</w:t>
+              <w:t>▁432▁</w:t>
             </w:r>
           </w:p>
         </w:tc>
@@ -11613,7 +11613,7 @@
                 <w:sz w:val="16"/>
                 <w:szCs w:val="16"/>
               </w:rPr>
-              <w:t>O(________하다.)</w:t>
+              <w:t>O(▁433▁하다.)</w:t>
             </w:r>
           </w:p>
         </w:tc>
@@ -11634,7 +11634,7 @@
                 <w:sz w:val="16"/>
                 <w:szCs w:val="16"/>
               </w:rPr>
-              <w:t>O(________을 ________한다. = 효력이 없다.)</w:t>
+              <w:t>O(처분을 ▁434▁한다. = 효력이 없다.)</w:t>
             </w:r>
           </w:p>
         </w:tc>
@@ -11673,7 +11673,7 @@
                 <w:sz w:val="16"/>
                 <w:szCs w:val="16"/>
               </w:rPr>
-              <w:t>________</w:t>
+              <w:t>▁435▁</w:t>
             </w:r>
           </w:p>
         </w:tc>
@@ -11775,7 +11775,7 @@
                 <w:sz w:val="16"/>
                 <w:szCs w:val="16"/>
               </w:rPr>
-              <w:t>O(________하다.)</w:t>
+              <w:t>O(▁436▁하다.)</w:t>
             </w:r>
           </w:p>
         </w:tc>
@@ -11821,7 +11821,7 @@
                 <w:sz w:val="16"/>
                 <w:szCs w:val="16"/>
               </w:rPr>
-              <w:t>________</w:t>
+              <w:t>▁437▁</w:t>
             </w:r>
           </w:p>
         </w:tc>
@@ -11843,7 +11843,7 @@
                 <w:sz w:val="16"/>
                 <w:szCs w:val="16"/>
               </w:rPr>
-              <w:t>________</w:t>
+              <w:t>▁438▁</w:t>
             </w:r>
           </w:p>
         </w:tc>
@@ -11864,7 +11864,7 @@
                 <w:sz w:val="16"/>
                 <w:szCs w:val="16"/>
               </w:rPr>
-              <w:t>O(________하다.)</w:t>
+              <w:t>O(▁439▁하다.)</w:t>
             </w:r>
           </w:p>
         </w:tc>
@@ -11924,7 +11924,7 @@
                 <w:sz w:val="16"/>
                 <w:szCs w:val="16"/>
               </w:rPr>
-              <w:t>________</w:t>
+              <w:t>▁440▁</w:t>
             </w:r>
           </w:p>
         </w:tc>
@@ -11945,7 +11945,7 @@
                 <w:sz w:val="16"/>
                 <w:szCs w:val="16"/>
               </w:rPr>
-              <w:t>________ X</w:t>
+              <w:t>▁441▁ X</w:t>
             </w:r>
           </w:p>
         </w:tc>
@@ -11993,7 +11993,7 @@
           <w:sz w:val="16"/>
           <w:szCs w:val="16"/>
         </w:rPr>
-        <w:t>2) ________의 작용</w:t>
+        <w:t>2) ▁219▁의 작용</w:t>
       </w:r>
     </w:p>
     <w:tbl>
@@ -12093,7 +12093,7 @@
                 <w:sz w:val="16"/>
                 <w:szCs w:val="16"/>
               </w:rPr>
-              <w:t xml:space="preserve">________소송 </w:t>
+              <w:t xml:space="preserve">▁442▁소송 </w:t>
             </w:r>
           </w:p>
           <w:p>
@@ -12116,7 +12116,7 @@
                 <w:sz w:val="16"/>
                 <w:szCs w:val="16"/>
               </w:rPr>
-              <w:t xml:space="preserve"> ________ 확정</w:t>
+              <w:t xml:space="preserve"> ▁443▁판결 확정</w:t>
             </w:r>
           </w:p>
         </w:tc>
@@ -12137,7 +12137,7 @@
                 <w:sz w:val="16"/>
                 <w:szCs w:val="16"/>
               </w:rPr>
-              <w:t>________ 제기</w:t>
+              <w:t>▁444▁ 제기</w:t>
             </w:r>
           </w:p>
         </w:tc>
@@ -12181,7 +12181,7 @@
                 <w:sz w:val="16"/>
                 <w:szCs w:val="16"/>
               </w:rPr>
-              <w:t xml:space="preserve">________소송 </w:t>
+              <w:t xml:space="preserve">▁445▁소송 </w:t>
             </w:r>
           </w:p>
           <w:p>
@@ -12204,7 +12204,7 @@
                 <w:sz w:val="16"/>
                 <w:szCs w:val="16"/>
               </w:rPr>
-              <w:t xml:space="preserve"> ________ 확정</w:t>
+              <w:t xml:space="preserve"> ▁446▁ 확정</w:t>
             </w:r>
           </w:p>
         </w:tc>
@@ -12225,7 +12225,7 @@
                 <w:sz w:val="16"/>
                 <w:szCs w:val="16"/>
               </w:rPr>
-              <w:t>________ 제기</w:t>
+              <w:t>▁447▁ 제기</w:t>
             </w:r>
           </w:p>
         </w:tc>
@@ -12269,7 +12269,7 @@
                 <w:sz w:val="16"/>
                 <w:szCs w:val="16"/>
               </w:rPr>
-              <w:t xml:space="preserve">________소송 </w:t>
+              <w:t xml:space="preserve">▁448▁소송 </w:t>
             </w:r>
           </w:p>
           <w:p>
@@ -12292,7 +12292,7 @@
                 <w:sz w:val="16"/>
                 <w:szCs w:val="16"/>
               </w:rPr>
-              <w:t xml:space="preserve"> ________ 확정</w:t>
+              <w:t xml:space="preserve"> ▁449▁판결 확정</w:t>
             </w:r>
           </w:p>
         </w:tc>
@@ -12313,7 +12313,7 @@
                 <w:sz w:val="16"/>
                 <w:szCs w:val="16"/>
               </w:rPr>
-              <w:t>________이득반환청구소송</w:t>
+              <w:t>▁450▁이득반환청구소송</w:t>
             </w:r>
           </w:p>
         </w:tc>
@@ -12357,7 +12357,7 @@
                 <w:sz w:val="16"/>
                 <w:szCs w:val="16"/>
               </w:rPr>
-              <w:t xml:space="preserve">________소송 </w:t>
+              <w:t xml:space="preserve">▁451▁소송 </w:t>
             </w:r>
           </w:p>
           <w:p>
@@ -12380,7 +12380,7 @@
                 <w:sz w:val="16"/>
                 <w:szCs w:val="16"/>
               </w:rPr>
-              <w:t xml:space="preserve"> ________ 확정</w:t>
+              <w:t xml:space="preserve"> ▁452▁ 확정</w:t>
             </w:r>
           </w:p>
         </w:tc>
@@ -12401,7 +12401,7 @@
                 <w:sz w:val="16"/>
                 <w:szCs w:val="16"/>
               </w:rPr>
-              <w:t>________이득반환청구소송</w:t>
+              <w:t>▁453▁이득반환청구소송</w:t>
             </w:r>
           </w:p>
         </w:tc>
@@ -12445,7 +12445,7 @@
                 <w:sz w:val="16"/>
                 <w:szCs w:val="16"/>
               </w:rPr>
-              <w:t xml:space="preserve">________소송 </w:t>
+              <w:t xml:space="preserve">▁454▁소송 </w:t>
             </w:r>
           </w:p>
           <w:p>
@@ -12489,7 +12489,7 @@
                 <w:sz w:val="16"/>
                 <w:szCs w:val="16"/>
               </w:rPr>
-              <w:t>________이득반환청구소송</w:t>
+              <w:t>▁455▁이득반환청구소송</w:t>
             </w:r>
           </w:p>
         </w:tc>
@@ -12533,7 +12533,7 @@
                 <w:sz w:val="16"/>
                 <w:szCs w:val="16"/>
               </w:rPr>
-              <w:t>________사유에 불과</w:t>
+              <w:t>▁456▁사유에 불과</w:t>
             </w:r>
           </w:p>
         </w:tc>
@@ -12554,7 +12554,7 @@
                 <w:sz w:val="16"/>
                 <w:szCs w:val="16"/>
               </w:rPr>
-              <w:t>________이득반환청구소송</w:t>
+              <w:t>▁457▁이득반환청구소송</w:t>
             </w:r>
           </w:p>
         </w:tc>
@@ -12577,7 +12577,7 @@
                 <w:sz w:val="16"/>
                 <w:szCs w:val="16"/>
               </w:rPr>
-              <w:t>행정행위의 효력유무가 ________</w:t>
+              <w:t>행정행위의 효력유무가 ▁458▁</w:t>
             </w:r>
             <w:r>
               <w:rPr>
@@ -12585,7 +12585,7 @@
                 <w:sz w:val="16"/>
                 <w:szCs w:val="16"/>
               </w:rPr>
-              <w:t>인 경우, 처분이 당연무효라면 민사법원은 처분이 무효임을 확인하여 ________이득 인정하고 부당이득반환청구소송에 인용판결을 내릴 수 있다.</w:t>
+              <w:t>인 경우, 처분이 당연무효라면 민사법원은 처분이 무효임을 확인하여 부당이득 인정하고 부당이득반환청구소송에 인용판결을 내릴 수 있다.</w:t>
             </w:r>
           </w:p>
           <w:p>
@@ -12601,7 +12601,7 @@
                 <w:sz w:val="16"/>
                 <w:szCs w:val="16"/>
               </w:rPr>
-              <w:t>그러나 ________사유에 불과한 경우, 처분의 ________에 의하여 취소권한이 있는 기관에 의하여 취소되지 않는 한 민사법원은 효력을 부인할 수 없으므로, 부과처분 효력있음을 전제로 부당이득반환청구에 대하여 기각판결을 하여야 한다.</w:t>
+              <w:t>그러나 ▁459▁사유에 불과한 경우, 처분의 기속력에 의하여 취소권한이 있는 기관에 의하여 취소되지 않는 한 민사법원은 효력을 부인할 수 없으므로, 부과처분 효력있음을 전제로 부당이득반환청구에 대하여 기각판결을 하여야 한다.</w:t>
             </w:r>
           </w:p>
           <w:p>
@@ -12617,7 +12617,7 @@
                 <w:sz w:val="16"/>
                 <w:szCs w:val="16"/>
               </w:rPr>
-              <w:t>부당이득반환을 구하는 당사자는 ________소송과 공법상부당이득반환소송(민사소송)을 병합하여 제기할 수 있고, 이 경우 수소법원은 ________ 확정 전 취소를 전제로 부당이득반환소송 인용판결을 할 수 있다.</w:t>
+              <w:t>부당이득반환을 구하는 당사자는 ▁460▁소송과 공법상부당이득반환소송(민사소송)을 병합하여 제기할 수 있고, 이 경우 수소법원은 취소소송 확정 전 취소를 전제로 부당이득반환소송 인용판결을 할 수 있다.</w:t>
             </w:r>
           </w:p>
         </w:tc>
@@ -12640,7 +12640,7 @@
                 <w:sz w:val="16"/>
                 <w:szCs w:val="16"/>
               </w:rPr>
-              <w:t xml:space="preserve">________소송 </w:t>
+              <w:t xml:space="preserve">▁461▁소송 </w:t>
             </w:r>
           </w:p>
           <w:p>
@@ -12705,7 +12705,7 @@
                 <w:sz w:val="16"/>
                 <w:szCs w:val="16"/>
               </w:rPr>
-              <w:t>________/사정판결 : ________ O</w:t>
+              <w:t>인용판결/사정판결 : ▁462▁ O</w:t>
             </w:r>
           </w:p>
           <w:p>
@@ -12721,7 +12721,7 @@
                 <w:sz w:val="16"/>
                 <w:szCs w:val="16"/>
               </w:rPr>
-              <w:t>________ : ________ X</w:t>
+              <w:t>기각판결 : ▁463▁ X</w:t>
             </w:r>
           </w:p>
           <w:p>
@@ -12737,7 +12737,7 @@
                 <w:sz w:val="16"/>
                 <w:szCs w:val="16"/>
               </w:rPr>
-              <w:t>전부________ 긍정설 : 전소는 후소의 선결관계로서 기판력 미치므로 법령위반 인정된다.</w:t>
+              <w:t>전부▁464▁ 긍정설 : 전소는 후소의 선결관계로서 기판력 미치므로 법령위반 인정된다.</w:t>
             </w:r>
           </w:p>
           <w:p>
@@ -12753,7 +12753,7 @@
                 <w:sz w:val="16"/>
                 <w:szCs w:val="16"/>
               </w:rPr>
-              <w:t xml:space="preserve">전부________ 부정설 : 전소의 기판력이 후소에 미치지 않기 때문에 독자적으로 법령위반 여부를 심사 </w:t>
+              <w:t xml:space="preserve">전부기판력 부정설 : 전소의 기판력이 후소에 미치지 않기 때문에 독자적으로 법령위반 여부를 심사 </w:t>
             </w:r>
             <w:r>
               <w:rPr>
@@ -12788,7 +12788,7 @@
                 <w:sz w:val="16"/>
                 <w:szCs w:val="16"/>
               </w:rPr>
-              <w:t xml:space="preserve"> ________여부가 </w:t>
+              <w:t xml:space="preserve"> 위법여부가 </w:t>
             </w:r>
             <w:r>
               <w:rPr>
@@ -12798,7 +12798,7 @@
                 <w:sz w:val="16"/>
                 <w:szCs w:val="16"/>
               </w:rPr>
-              <w:t>선결문제</w:t>
+              <w:t>▁465▁</w:t>
             </w:r>
             <w:r>
               <w:rPr>
@@ -12830,7 +12830,7 @@
                 <w:sz w:val="16"/>
                 <w:szCs w:val="16"/>
               </w:rPr>
-              <w:t xml:space="preserve">제한적기판력긍정설 : ________소송 인용판결/사정판결의 경우 후소에 기판력 미치나, ________의 경우 후소에 기판력 미치지 않는다. </w:t>
+              <w:t xml:space="preserve">제한적기판력긍정설 : ▁466▁소송 인용판결/사정판결의 경우 후소에 기판력 미치나, 기각판결의 경우 후소에 기판력 미치지 않는다. </w:t>
             </w:r>
           </w:p>
         </w:tc>
@@ -12853,7 +12853,7 @@
                 <w:sz w:val="16"/>
                 <w:szCs w:val="16"/>
               </w:rPr>
-              <w:t xml:space="preserve">________ </w:t>
+              <w:t xml:space="preserve">▁467▁ </w:t>
             </w:r>
           </w:p>
           <w:p>
@@ -12876,7 +12876,7 @@
                 <w:sz w:val="16"/>
                 <w:szCs w:val="16"/>
               </w:rPr>
-              <w:t xml:space="preserve"> ________ 확정</w:t>
+              <w:t xml:space="preserve"> ▁468▁ 확정</w:t>
             </w:r>
           </w:p>
         </w:tc>
@@ -12918,7 +12918,7 @@
                 <w:sz w:val="16"/>
                 <w:szCs w:val="16"/>
               </w:rPr>
-              <w:t>위법 O : ________소송 ________ 동일</w:t>
+              <w:t>위법 O : ▁469▁소송 인용판결 동일</w:t>
             </w:r>
           </w:p>
         </w:tc>
@@ -12941,7 +12941,7 @@
                 <w:sz w:val="16"/>
                 <w:szCs w:val="16"/>
               </w:rPr>
-              <w:t xml:space="preserve">________ </w:t>
+              <w:t xml:space="preserve">▁470▁ </w:t>
             </w:r>
           </w:p>
           <w:p>
@@ -12964,7 +12964,7 @@
                 <w:sz w:val="16"/>
                 <w:szCs w:val="16"/>
               </w:rPr>
-              <w:t xml:space="preserve"> ________ 확정</w:t>
+              <w:t xml:space="preserve"> ▁471▁ 확정</w:t>
             </w:r>
           </w:p>
         </w:tc>
@@ -13006,7 +13006,7 @@
                 <w:sz w:val="16"/>
                 <w:szCs w:val="16"/>
               </w:rPr>
-              <w:t>효력 있음에 ________ 발생할 뿐, ________ 여부에 기판력 발생하지 않음.</w:t>
+              <w:t>효력 있음에 기판력 발생할 뿐, ▁472▁ 여부에 기판력 발생하지 않음.</w:t>
             </w:r>
           </w:p>
           <w:p>
@@ -13022,7 +13022,7 @@
                 <w:sz w:val="16"/>
                 <w:szCs w:val="16"/>
               </w:rPr>
-              <w:t>국배청구 수소법원이 독자적으로 법령위반 여부를 판단하여야 하며, ________의 구성요건적 효력과 ________ 쟁점(심사긍정설) 논해주고 법령위반 여부를 판단해주면 된다.</w:t>
+              <w:t>국배청구 수소법원이 독자적으로 법령위반 여부를 판단하여야 하며, 처분의 구성요건적 효력과 ▁473▁ 쟁점(심사긍정설) 논해주고 법령위반 여부를 판단해주면 된다.</w:t>
             </w:r>
           </w:p>
         </w:tc>
@@ -13051,23 +13051,23 @@
           <w:sz w:val="16"/>
           <w:szCs w:val="16"/>
         </w:rPr>
-        <w:t>. ________(인용판결)의 ________</w:t>
-      </w:r>
-    </w:p>
-    <w:p>
-      <w:pPr>
-        <w:rPr>
-          <w:sz w:val="16"/>
-          <w:szCs w:val="16"/>
-        </w:rPr>
-      </w:pPr>
-      <w:r>
-        <w:rPr>
-          <w:rFonts w:hint="eastAsia"/>
-          <w:sz w:val="16"/>
-          <w:szCs w:val="16"/>
-        </w:rPr>
-        <w:t>i) 의의 : ________의 ________이란 인용판결에 발생하는 효력으로서 당사자인 행정청과 관계 행정청에게 확정판결의 취지에 따라 행동하여야 할 의무를 지우는 효력을 의미한다. 기속력의 본질에 대하여 기판력이라는 견해도 있으나, 기판력은 소송법상 효력이고, 기속력은 직접적으로 행정청을 구속하는 실체법적 효력이므로 기판력과 구분되는 특수한 효력으로 보는 것이 타당하다.</w:t>
+        <w:t>. ▁220▁판결(인용판결)의 기속력</w:t>
+      </w:r>
+    </w:p>
+    <w:p>
+      <w:pPr>
+        <w:rPr>
+          <w:sz w:val="16"/>
+          <w:szCs w:val="16"/>
+        </w:rPr>
+      </w:pPr>
+      <w:r>
+        <w:rPr>
+          <w:rFonts w:hint="eastAsia"/>
+          <w:sz w:val="16"/>
+          <w:szCs w:val="16"/>
+        </w:rPr>
+        <w:t>i) 의의 : ▁221▁판결의 기속력이란 인용판결에 발생하는 효력으로서 당사자인 행정청과 관계 행정청에게 확정판결의 취지에 따라 행동하여야 할 의무를 지우는 효력을 의미한다. 기속력의 본질에 대하여 기판력이라는 견해도 있으나, 기판력은 소송법상 효력이고, 기속력은 직접적으로 행정청을 구속하는 실체법적 효력이므로 기판력과 구분되는 특수한 효력으로 보는 것이 타당하다.</w:t>
       </w:r>
     </w:p>
     <w:p>
@@ -13104,23 +13104,23 @@
           <w:sz w:val="16"/>
           <w:szCs w:val="16"/>
         </w:rPr>
-        <w:t>________</w:t>
-      </w:r>
-    </w:p>
-    <w:p>
-      <w:pPr>
-        <w:rPr>
-          <w:sz w:val="16"/>
-          <w:szCs w:val="16"/>
-        </w:rPr>
-      </w:pPr>
-      <w:r>
-        <w:rPr>
-          <w:rFonts w:hint="eastAsia"/>
-          <w:sz w:val="16"/>
-          <w:szCs w:val="16"/>
-        </w:rPr>
-        <w:t>________이 확정되면 행정청은 동일 사실관계 하에서 동일 당사자를 대상으로 동일 내용의 처분을 하여서는 안 된다. 동일성 여부는 ________된 처분사유와 기본적 사실관계 동일성 있는지 여부를 가지고 판단한다. 기속력에 반하는 처분은 무효이다.</w:t>
+        <w:t>▁222▁</w:t>
+      </w:r>
+    </w:p>
+    <w:p>
+      <w:pPr>
+        <w:rPr>
+          <w:sz w:val="16"/>
+          <w:szCs w:val="16"/>
+        </w:rPr>
+      </w:pPr>
+      <w:r>
+        <w:rPr>
+          <w:rFonts w:hint="eastAsia"/>
+          <w:sz w:val="16"/>
+          <w:szCs w:val="16"/>
+        </w:rPr>
+        <w:t>▁223▁판결이 확정되면 행정청은 동일 사실관계 하에서 동일 당사자를 대상으로 동일 내용의 처분을 하여서는 안 된다. 동일성 여부는 취소된 처분사유와 기본적 사실관계 동일성 있는지 여부를 가지고 판단한다. 기속력에 반하는 처분은 무효이다.</w:t>
       </w:r>
     </w:p>
     <w:p>
@@ -13141,23 +13141,23 @@
           <w:sz w:val="16"/>
           <w:szCs w:val="16"/>
         </w:rPr>
-        <w:t>________</w:t>
-      </w:r>
-    </w:p>
-    <w:p>
-      <w:pPr>
-        <w:rPr>
-          <w:sz w:val="16"/>
-          <w:szCs w:val="16"/>
-        </w:rPr>
-      </w:pPr>
-      <w:r>
-        <w:rPr>
-          <w:rFonts w:hint="eastAsia"/>
-          <w:sz w:val="16"/>
-          <w:szCs w:val="16"/>
-        </w:rPr>
-        <w:t>거부처분 ________이 확정되면 행정청은 판결의 취지에 따라 다시 이전의 신청에 대한 처분을 하여야 한다(제30조 2항). ________ 불이행 시 간접강제에 의해서 이행을 강제할 수 있다(제34조).</w:t>
+        <w:t>재▁224▁의무</w:t>
+      </w:r>
+    </w:p>
+    <w:p>
+      <w:pPr>
+        <w:rPr>
+          <w:sz w:val="16"/>
+          <w:szCs w:val="16"/>
+        </w:rPr>
+      </w:pPr>
+      <w:r>
+        <w:rPr>
+          <w:rFonts w:hint="eastAsia"/>
+          <w:sz w:val="16"/>
+          <w:szCs w:val="16"/>
+        </w:rPr>
+        <w:t>거부처분 ▁225▁판결이 확정되면 행정청은 판결의 취지에 따라 다시 이전의 신청에 대한 처분을 하여야 한다(제30조 2항). 재처분의무 불이행 시 간접강제에 의해서 이행을 강제할 수 있다(제34조).</w:t>
       </w:r>
     </w:p>
     <w:p>
@@ -13189,7 +13189,7 @@
           <w:sz w:val="12"/>
           <w:szCs w:val="12"/>
         </w:rPr>
-        <w:t>________</w:t>
+        <w:t>처분</w:t>
       </w:r>
       <w:r>
         <w:rPr>
@@ -13205,7 +13205,7 @@
           <w:sz w:val="12"/>
           <w:szCs w:val="12"/>
         </w:rPr>
-        <w:t xml:space="preserve"> 제3자가 ________소송 제기하여 절차상 위법으로 처분이 취소되면 처분청은 절차위법 치유하여 다시 재처분할 의무를 진다(제30조 3항)</w:t>
+        <w:t xml:space="preserve"> 제3자가 ▁226▁소송 제기하여 절차상 위법으로 처분이 취소되면 처분청은 절차위법 치유하여 다시 재처분할 의무를 진다(제30조 3항)</w:t>
       </w:r>
       <w:r>
         <w:rPr>
@@ -13234,23 +13234,23 @@
           <w:sz w:val="16"/>
           <w:szCs w:val="16"/>
         </w:rPr>
-        <w:t>________</w:t>
-      </w:r>
-    </w:p>
-    <w:p>
-      <w:pPr>
-        <w:rPr>
-          <w:sz w:val="16"/>
-          <w:szCs w:val="16"/>
-        </w:rPr>
-      </w:pPr>
-      <w:r>
-        <w:rPr>
-          <w:rFonts w:hint="eastAsia"/>
-          <w:sz w:val="16"/>
-          <w:szCs w:val="16"/>
-        </w:rPr>
-        <w:t xml:space="preserve">________이 ________되면 행정청이 위법상태 제거하여 원상회복하여야 하는 의무를 말한다. 명문 규정은 없으나, 판례는 </w:t>
+        <w:t>▁227▁</w:t>
+      </w:r>
+    </w:p>
+    <w:p>
+      <w:pPr>
+        <w:rPr>
+          <w:sz w:val="16"/>
+          <w:szCs w:val="16"/>
+        </w:rPr>
+      </w:pPr>
+      <w:r>
+        <w:rPr>
+          <w:rFonts w:hint="eastAsia"/>
+          <w:sz w:val="16"/>
+          <w:szCs w:val="16"/>
+        </w:rPr>
+        <w:t xml:space="preserve">처분이 ▁228▁되면 행정청이 위법상태 제거하여 원상회복하여야 하는 의무를 말한다. 명문 규정은 없으나, 판례는 </w:t>
       </w:r>
       <w:r>
         <w:rPr>
@@ -13371,7 +13371,7 @@
           <w:sz w:val="16"/>
           <w:szCs w:val="16"/>
         </w:rPr>
-        <w:t>________ 등의 구체적 ________사유에 대한 판단</w:t>
+        <w:t>처분 등의 구체적 ▁229▁사유에 대한 판단</w:t>
       </w:r>
       <w:r>
         <w:rPr>
@@ -13416,7 +13416,7 @@
           <w:sz w:val="16"/>
           <w:szCs w:val="16"/>
         </w:rPr>
-        <w:t>________ 당시를 기준으로</w:t>
+        <w:t>▁230▁ 당시를 기준으로</w:t>
       </w:r>
       <w:r>
         <w:rPr>
@@ -13448,23 +13448,23 @@
           <w:sz w:val="16"/>
           <w:szCs w:val="16"/>
         </w:rPr>
-        <w:t>iv) ________ 위반 여부</w:t>
-      </w:r>
-    </w:p>
-    <w:p>
-      <w:pPr>
-        <w:rPr>
-          <w:sz w:val="16"/>
-          <w:szCs w:val="16"/>
-        </w:rPr>
-      </w:pPr>
-      <w:r>
-        <w:rPr>
-          <w:rFonts w:hint="eastAsia"/>
-          <w:sz w:val="16"/>
-          <w:szCs w:val="16"/>
-        </w:rPr>
-        <w:t>(객관적 범위 관련) 종전 처분이 판결에 의하여 ________되었다 하더라도 종전 처분사유와는 다른 사유를 들어서 처분하는 것은 ________에 저촉되지 않는다. 동일 사유인지 여부는</w:t>
+        <w:t>iv) ▁231▁ 위반 여부</w:t>
+      </w:r>
+    </w:p>
+    <w:p>
+      <w:pPr>
+        <w:rPr>
+          <w:sz w:val="16"/>
+          <w:szCs w:val="16"/>
+        </w:rPr>
+      </w:pPr>
+      <w:r>
+        <w:rPr>
+          <w:rFonts w:hint="eastAsia"/>
+          <w:sz w:val="16"/>
+          <w:szCs w:val="16"/>
+        </w:rPr>
+        <w:t>(객관적 범위 관련) 종전 처분이 판결에 의하여 ▁232▁되었다 하더라도 종전 처분사유와는 다른 사유를 들어서 처분하는 것은 기속력에 저촉되지 않는다. 동일 사유인지 여부는</w:t>
       </w:r>
       <w:r>
         <w:rPr>
@@ -13520,7 +13520,7 @@
           <w:sz w:val="16"/>
           <w:szCs w:val="16"/>
         </w:rPr>
-        <w:t>(시간적 범위 관련) 처분 후 사정________에 따른 새로운 사유로 다시 처분하는 경우 ________에 반하지 않는다.</w:t>
+        <w:t>(시간적 범위 관련) 처분 후 사정▁233▁에 따른 새로운 사유로 다시 처분하는 경우 기속력에 반하지 않는다.</w:t>
       </w:r>
     </w:p>
     <w:p>
@@ -13537,23 +13537,23 @@
           <w:sz w:val="16"/>
           <w:szCs w:val="16"/>
         </w:rPr>
-        <w:t>1) 거부처분 ________의 기속력(________)</w:t>
-      </w:r>
-    </w:p>
-    <w:p>
-      <w:pPr>
-        <w:rPr>
-          <w:sz w:val="16"/>
-          <w:szCs w:val="16"/>
-        </w:rPr>
-      </w:pPr>
-      <w:r>
-        <w:rPr>
-          <w:rFonts w:hint="eastAsia"/>
-          <w:sz w:val="16"/>
-          <w:szCs w:val="16"/>
-        </w:rPr>
-        <w:t>거부처분 ________에 따른 ________ 불이행여부 (</w:t>
+        <w:t>1) 거부처분 ▁234▁판결의 기속력(재처분의무)</w:t>
+      </w:r>
+    </w:p>
+    <w:p>
+      <w:pPr>
+        <w:rPr>
+          <w:sz w:val="16"/>
+          <w:szCs w:val="16"/>
+        </w:rPr>
+      </w:pPr>
+      <w:r>
+        <w:rPr>
+          <w:rFonts w:hint="eastAsia"/>
+          <w:sz w:val="16"/>
+          <w:szCs w:val="16"/>
+        </w:rPr>
+        <w:t>거부처분 ▁235▁에 따른 재처분의무 불이행여부 (</w:t>
       </w:r>
       <w:r>
         <w:rPr>
@@ -13600,55 +13600,55 @@
           <w:sz w:val="16"/>
           <w:szCs w:val="16"/>
         </w:rPr>
-        <w:t>- 기본적 사실관계 동일성 없는 다른 사유를 들어 다시 거부________을 하는 경우</w:t>
-      </w:r>
-    </w:p>
-    <w:p>
-      <w:pPr>
-        <w:rPr>
-          <w:sz w:val="16"/>
-          <w:szCs w:val="16"/>
-        </w:rPr>
-      </w:pPr>
-      <w:r>
-        <w:rPr>
-          <w:rFonts w:hint="eastAsia"/>
-          <w:sz w:val="16"/>
-          <w:szCs w:val="16"/>
-        </w:rPr>
-        <w:t>- 거부________ 후 사정________을 이유로 다시 거부처분을 하는 경우</w:t>
-      </w:r>
-    </w:p>
-    <w:p>
-      <w:pPr>
-        <w:rPr>
-          <w:sz w:val="16"/>
-          <w:szCs w:val="16"/>
-        </w:rPr>
-      </w:pPr>
-      <w:r>
-        <w:rPr>
-          <w:rFonts w:hint="eastAsia"/>
-          <w:sz w:val="16"/>
-          <w:szCs w:val="16"/>
-        </w:rPr>
-        <w:t>- 거부________ 후 법령이 개정된 경우, 종전 규정을 적용하는 경과규정이 없는 한 행정청은 개정된 법령의 허가기준에 따라 다시 이전 신청에 대한 거부처분을 할 수 있다.</w:t>
-      </w:r>
-    </w:p>
-    <w:p>
-      <w:pPr>
-        <w:rPr>
-          <w:sz w:val="16"/>
-          <w:szCs w:val="16"/>
-        </w:rPr>
-      </w:pPr>
-      <w:r>
-        <w:rPr>
-          <w:rFonts w:hint="eastAsia"/>
-          <w:sz w:val="16"/>
-          <w:szCs w:val="16"/>
-        </w:rPr>
-        <w:t>- 절차 또는 형식 위법으로 ________된 경우, 적법한 절차 또는 형식을 갖추어 동일한 내용의 ________을 하는 경우</w:t>
+        <w:t>- 기본적 사실관계 동일성 없는 다른 사유를 들어 다시 거부▁236▁을 하는 경우</w:t>
+      </w:r>
+    </w:p>
+    <w:p>
+      <w:pPr>
+        <w:rPr>
+          <w:sz w:val="16"/>
+          <w:szCs w:val="16"/>
+        </w:rPr>
+      </w:pPr>
+      <w:r>
+        <w:rPr>
+          <w:rFonts w:hint="eastAsia"/>
+          <w:sz w:val="16"/>
+          <w:szCs w:val="16"/>
+        </w:rPr>
+        <w:t>- 거부처분 후 사정▁237▁을 이유로 다시 거부처분을 하는 경우</w:t>
+      </w:r>
+    </w:p>
+    <w:p>
+      <w:pPr>
+        <w:rPr>
+          <w:sz w:val="16"/>
+          <w:szCs w:val="16"/>
+        </w:rPr>
+      </w:pPr>
+      <w:r>
+        <w:rPr>
+          <w:rFonts w:hint="eastAsia"/>
+          <w:sz w:val="16"/>
+          <w:szCs w:val="16"/>
+        </w:rPr>
+        <w:t>- 거부▁238▁ 후 법령이 개정된 경우, 종전 규정을 적용하는 경과규정이 없는 한 행정청은 개정된 법령의 허가기준에 따라 다시 이전 신청에 대한 거부처분을 할 수 있다.</w:t>
+      </w:r>
+    </w:p>
+    <w:p>
+      <w:pPr>
+        <w:rPr>
+          <w:sz w:val="16"/>
+          <w:szCs w:val="16"/>
+        </w:rPr>
+      </w:pPr>
+      <w:r>
+        <w:rPr>
+          <w:rFonts w:hint="eastAsia"/>
+          <w:sz w:val="16"/>
+          <w:szCs w:val="16"/>
+        </w:rPr>
+        <w:t>- 절차 또는 형식 위법으로 ▁239▁된 경우, 적법한 절차 또는 형식을 갖추어 동일한 내용의 처분을 하는 경우</w:t>
       </w:r>
     </w:p>
     <w:p>
@@ -13665,7 +13665,7 @@
           <w:sz w:val="16"/>
           <w:szCs w:val="16"/>
         </w:rPr>
-        <w:t>2) ________</w:t>
+        <w:t>2) ▁240▁</w:t>
       </w:r>
     </w:p>
     <w:p>
@@ -13704,7 +13704,7 @@
           <w:sz w:val="16"/>
           <w:szCs w:val="16"/>
         </w:rPr>
-        <w:t>거부________________확정판결에</w:t>
+        <w:t>거부처분▁241▁확정판결에</w:t>
       </w:r>
       <w:r>
         <w:rPr>
@@ -13734,30 +13734,30 @@
           <w:sz w:val="16"/>
           <w:szCs w:val="16"/>
         </w:rPr>
-        <w:t xml:space="preserve"> 요건 : 판결확정 + 재________이 없을 것(재처분이 없거나, 재처분이 ________에 반하여 당연무효인 경우)</w:t>
-      </w:r>
-    </w:p>
-    <w:p>
-      <w:pPr>
-        <w:rPr>
-          <w:sz w:val="16"/>
-          <w:szCs w:val="16"/>
-        </w:rPr>
-      </w:pPr>
-      <w:r>
-        <w:rPr>
-          <w:rFonts w:hint="eastAsia"/>
-          <w:sz w:val="16"/>
-          <w:szCs w:val="16"/>
-        </w:rPr>
-        <w:t>거부________</w:t>
-      </w:r>
-      <w:r>
-        <w:rPr>
-          <w:sz w:val="16"/>
-          <w:szCs w:val="16"/>
-        </w:rPr>
-        <w:t xml:space="preserve"> ________</w:t>
+        <w:t xml:space="preserve"> 요건 : 판결확정 + 재▁242▁이 없을 것(재처분이 없거나, 재처분이 기속력에 반하여 당연무효인 경우)</w:t>
+      </w:r>
+    </w:p>
+    <w:p>
+      <w:pPr>
+        <w:rPr>
+          <w:sz w:val="16"/>
+          <w:szCs w:val="16"/>
+        </w:rPr>
+      </w:pPr>
+      <w:r>
+        <w:rPr>
+          <w:rFonts w:hint="eastAsia"/>
+          <w:sz w:val="16"/>
+          <w:szCs w:val="16"/>
+        </w:rPr>
+        <w:t>거부처분</w:t>
+      </w:r>
+      <w:r>
+        <w:rPr>
+          <w:sz w:val="16"/>
+          <w:szCs w:val="16"/>
+        </w:rPr>
+        <w:t xml:space="preserve"> ▁243▁판결</w:t>
       </w:r>
       <w:r>
         <w:rPr>
@@ -13811,7 +13811,7 @@
           <w:sz w:val="16"/>
           <w:szCs w:val="16"/>
         </w:rPr>
-        <w:t>________</w:t>
+        <w:t>부작위▁244▁확인소송</w:t>
       </w:r>
       <w:r>
         <w:rPr>
@@ -13833,7 +13833,7 @@
           <w:sz w:val="16"/>
           <w:szCs w:val="16"/>
         </w:rPr>
-        <w:t>어떠한 응답도 없는 경우 = 재처분의 ________</w:t>
+        <w:t>어떠한 응답도 없는 경우 = 재처분의 부작위</w:t>
       </w:r>
       <w:r>
         <w:rPr>
@@ -13902,7 +13902,7 @@
           <w:sz w:val="16"/>
           <w:szCs w:val="16"/>
         </w:rPr>
-        <w:t xml:space="preserve"> 거부________________의 취지에 따른 처분을 하지 않은 경우에 당사자는 ‘제1심 수소법원’에 간접강제를 신청할 수 있다(동법 제34조 제1항). 법원은 재처분을 하여야 할 상당한 기간을 정하게 되고 만약 행정청이 그 기간 내에 재처분을 하지 않을 때에는 그 지연기간에 따라 일정한 배상을 할 것을 명하거나 즉시 손해배상을 할 것을 명하게 된다(동법 제34조 제1항).</w:t>
+        <w:t xml:space="preserve"> 거부처분▁245▁판결의 취지에 따른 처분을 하지 않은 경우에 당사자는 ‘제1심 수소법원’에 간접강제를 신청할 수 있다(동법 제34조 제1항). 법원은 재처분을 하여야 할 상당한 기간을 정하게 되고 만약 행정청이 그 기간 내에 재처분을 하지 않을 때에는 그 지연기간에 따라 일정한 배상을 할 것을 명하거나 즉시 손해배상을 할 것을 명하게 된다(동법 제34조 제1항).</w:t>
       </w:r>
     </w:p>
     <w:p>
@@ -13925,7 +13925,7 @@
           <w:sz w:val="16"/>
           <w:szCs w:val="16"/>
         </w:rPr>
-        <w:t xml:space="preserve"> ________결정에 기한 배상금</w:t>
+        <w:t xml:space="preserve"> 간접강제결정에 기한 배상금</w:t>
       </w:r>
       <w:r>
         <w:rPr>
@@ -13940,7 +13940,7 @@
           <w:sz w:val="16"/>
           <w:szCs w:val="16"/>
         </w:rPr>
-        <w:t xml:space="preserve"> 재________의 이행에 관한 ‘심리적 강제수단(즉 이행강제금)’에 해당한다고 본다. 따라서 간접강제결정에서 정한 의무이행기한이 경과한 후에라도 확정판결의 취지에 따른 재처분의 이행이 있으면 더 이상 배상금을 추심할 수 없다고 한다.</w:t>
+        <w:t xml:space="preserve"> 재▁246▁의 이행에 관한 ‘심리적 강제수단(즉 이행강제금)’에 해당한다고 본다. 따라서 간접강제결정에서 정한 의무이행기한이 경과한 후에라도 확정판결의 취지에 따른 재처분의 이행이 있으면 더 이상 배상금을 추심할 수 없다고 한다.</w:t>
       </w:r>
     </w:p>
     <w:p>
@@ -13981,23 +13981,23 @@
           <w:sz w:val="16"/>
           <w:szCs w:val="16"/>
         </w:rPr>
-        <w:t>i) 의의 : 처분이 위법하여도 처분을 ________________함이 현저히 공공복리에 적합하지 아니한 때에는 사정판결을 할 수 있다(행정소송법 제28조).</w:t>
-      </w:r>
-    </w:p>
-    <w:p>
-      <w:pPr>
-        <w:rPr>
-          <w:sz w:val="16"/>
-          <w:szCs w:val="16"/>
-        </w:rPr>
-      </w:pPr>
-      <w:r>
-        <w:rPr>
-          <w:rFonts w:hint="eastAsia"/>
-          <w:sz w:val="16"/>
-          <w:szCs w:val="16"/>
-        </w:rPr>
-        <w:t xml:space="preserve">ii) 요건 : 원고청구가 이유있을 것 + ________가 현저히 ________에 적합하지 않을 것(사변종 기준으로 필요성 판단) </w:t>
+        <w:t>i) 의의 : 처분이 위법하여도 처분을 취소▁247▁함이 현저히 공공복리에 적합하지 아니한 때에는 사정판결을 할 수 있다(행정소송법 제28조).</w:t>
+      </w:r>
+    </w:p>
+    <w:p>
+      <w:pPr>
+        <w:rPr>
+          <w:sz w:val="16"/>
+          <w:szCs w:val="16"/>
+        </w:rPr>
+      </w:pPr>
+      <w:r>
+        <w:rPr>
+          <w:rFonts w:hint="eastAsia"/>
+          <w:sz w:val="16"/>
+          <w:szCs w:val="16"/>
+        </w:rPr>
+        <w:t xml:space="preserve">ii) 요건 : 원고청구가 이유있을 것 + ▁248▁가 현저히 공공복리에 적합하지 않을 것(사변종 기준으로 필요성 판단) </w:t>
       </w:r>
     </w:p>
     <w:p>
@@ -14029,7 +14029,7 @@
           <w:sz w:val="16"/>
           <w:szCs w:val="16"/>
         </w:rPr>
-        <w:t xml:space="preserve">iii) 효력 : 원고청구 기각한다(원고 상소이익 긍정). 주문에 ________이 ________함을 명시한다(피고 상소이익 긍정). 소송비용은 피고가 부담한다. </w:t>
+        <w:t xml:space="preserve">iii) 효력 : 원고청구 기각한다(원고 상소이익 긍정). 주문에 처분이 ▁249▁함을 명시한다(피고 상소이익 긍정). 소송비용은 피고가 부담한다. </w:t>
       </w:r>
     </w:p>
     <w:p>
@@ -14071,73 +14071,73 @@
           <w:sz w:val="16"/>
           <w:szCs w:val="16"/>
         </w:rPr>
-        <w:t>1. ________</w:t>
-      </w:r>
-    </w:p>
-    <w:p>
-      <w:pPr>
-        <w:rPr>
-          <w:sz w:val="16"/>
-          <w:szCs w:val="16"/>
-        </w:rPr>
-      </w:pPr>
-      <w:r>
-        <w:rPr>
-          <w:rFonts w:hint="eastAsia"/>
-          <w:sz w:val="16"/>
-          <w:szCs w:val="16"/>
-        </w:rPr>
-        <w:t>________법은 집행부정지 원칙을 적용하므로(제23조 1항), 권리구제 실효성을 위하여 ________를 신청하여야 한다.</w:t>
-      </w:r>
-    </w:p>
-    <w:p>
-      <w:pPr>
-        <w:rPr>
-          <w:sz w:val="16"/>
-          <w:szCs w:val="16"/>
-        </w:rPr>
-      </w:pPr>
-      <w:r>
-        <w:rPr>
-          <w:rFonts w:hint="eastAsia"/>
-          <w:sz w:val="16"/>
-          <w:szCs w:val="16"/>
-        </w:rPr>
-        <w:t>________는 협의의 집행정지, 절차적 집행정지, 효력정지가 있는데, 협의의 집행정지 또는 절차적 집행정지가 가능하지 않은 때에만 효력정지를 신청할 수 있다(=효력정지 보충성 필요, 23조 2항 단서).</w:t>
-      </w:r>
-    </w:p>
-    <w:p>
-      <w:pPr>
-        <w:rPr>
-          <w:sz w:val="16"/>
-          <w:szCs w:val="16"/>
-        </w:rPr>
-      </w:pPr>
-      <w:r>
-        <w:rPr>
-          <w:rFonts w:hint="eastAsia"/>
-          <w:sz w:val="16"/>
-          <w:szCs w:val="16"/>
-        </w:rPr>
-        <w:t>(15일 영업정지는 집행행위나 절차없이 효력 발생하므로, 협의의 ________나 절차적 집행정지가 불가능하므로, 효력정지를 신청하여야 한다.)</w:t>
-      </w:r>
-    </w:p>
-    <w:p>
-      <w:r>
-        <w:rPr>
-          <w:rFonts w:hint="eastAsia"/>
-          <w:sz w:val="16"/>
-          <w:szCs w:val="16"/>
-        </w:rPr>
-        <w:t xml:space="preserve">________결정의 효력은 결정주문에서 정한 종기까지 존속하고, 종기가 도래하면 당연히 소멸한다. </w:t>
-      </w:r>
-      <w:r>
-        <w:rPr>
-          <w:rFonts w:hint="eastAsia"/>
-          <w:sz w:val="16"/>
-          <w:szCs w:val="16"/>
-        </w:rPr>
-        <w:t>따라서 기간이 정해진 제재적 처분에 대한 ________소송에서 처분의 효력기간은 판결 선고시까지 진행하지 않다가 판결이 선고되면 집행정지결정 효력이 소멸함과 동시에 처분 효력이 당연히 부활하여 처분에서 정한 효력기간이 다시 진행한다. 이는 제재기간의 시기와 종기가 모두 집행정지기간 중 경과한 때에도 마찬가지이다.</w:t>
+        <w:t>1. ▁250▁</w:t>
+      </w:r>
+    </w:p>
+    <w:p>
+      <w:pPr>
+        <w:rPr>
+          <w:sz w:val="16"/>
+          <w:szCs w:val="16"/>
+        </w:rPr>
+      </w:pPr>
+      <w:r>
+        <w:rPr>
+          <w:rFonts w:hint="eastAsia"/>
+          <w:sz w:val="16"/>
+          <w:szCs w:val="16"/>
+        </w:rPr>
+        <w:t>행정소송법은 집행부정지 원칙을 적용하므로(제23조 1항), 권리구제 실효성을 위하여 ▁251▁를 신청하여야 한다.</w:t>
+      </w:r>
+    </w:p>
+    <w:p>
+      <w:pPr>
+        <w:rPr>
+          <w:sz w:val="16"/>
+          <w:szCs w:val="16"/>
+        </w:rPr>
+      </w:pPr>
+      <w:r>
+        <w:rPr>
+          <w:rFonts w:hint="eastAsia"/>
+          <w:sz w:val="16"/>
+          <w:szCs w:val="16"/>
+        </w:rPr>
+        <w:t>▁252▁는 협의의 집행정지, 절차적 집행정지, 효력정지가 있는데, 협의의 집행정지 또는 절차적 집행정지가 가능하지 않은 때에만 효력정지를 신청할 수 있다(=효력정지 보충성 필요, 23조 2항 단서).</w:t>
+      </w:r>
+    </w:p>
+    <w:p>
+      <w:pPr>
+        <w:rPr>
+          <w:sz w:val="16"/>
+          <w:szCs w:val="16"/>
+        </w:rPr>
+      </w:pPr>
+      <w:r>
+        <w:rPr>
+          <w:rFonts w:hint="eastAsia"/>
+          <w:sz w:val="16"/>
+          <w:szCs w:val="16"/>
+        </w:rPr>
+        <w:t>(15일 영업정지는 집행행위나 절차없이 효력 발생하므로, 협의의 ▁253▁나 절차적 집행정지가 불가능하므로, 효력정지를 신청하여야 한다.)</w:t>
+      </w:r>
+    </w:p>
+    <w:p>
+      <w:r>
+        <w:rPr>
+          <w:rFonts w:hint="eastAsia"/>
+          <w:sz w:val="16"/>
+          <w:szCs w:val="16"/>
+        </w:rPr>
+        <w:t xml:space="preserve">집행정지결정의 효력은 결정주문에서 정한 종기까지 존속하고, 종기가 도래하면 당연히 소멸한다. </w:t>
+      </w:r>
+      <w:r>
+        <w:rPr>
+          <w:rFonts w:hint="eastAsia"/>
+          <w:sz w:val="16"/>
+          <w:szCs w:val="16"/>
+        </w:rPr>
+        <w:t>따라서 기간이 정해진 제재적 처분에 대한 ▁254▁소송에서 처분의 효력기간은 판결 선고시까지 진행하지 않다가 판결이 선고되면 집행정지결정 효력이 소멸함과 동시에 처분 효력이 당연히 부활하여 처분에서 정한 효력기간이 다시 진행한다. 이는 제재기간의 시기와 종기가 모두 집행정지기간 중 경과한 때에도 마찬가지이다.</w:t>
       </w:r>
     </w:p>
     <w:p>
@@ -14170,7 +14170,7 @@
           <w:sz w:val="16"/>
           <w:szCs w:val="16"/>
         </w:rPr>
-        <w:t>23조 2항 본문 = ________ 적극적 요건 4가지</w:t>
+        <w:t>23조 2항 본문 = ▁255▁ 적극적 요건 4가지</w:t>
       </w:r>
     </w:p>
     <w:p>
@@ -14191,7 +14191,7 @@
           <w:sz w:val="16"/>
           <w:szCs w:val="16"/>
         </w:rPr>
-        <w:t>________ 등의 존재</w:t>
+        <w:t>▁256▁ 등의 존재</w:t>
       </w:r>
     </w:p>
     <w:p>
@@ -14228,23 +14228,23 @@
           <w:sz w:val="16"/>
           <w:szCs w:val="16"/>
         </w:rPr>
-        <w:t>(________ 문제이지만, ________소송 소송요건이 진정한 쟁점이 될 수 있음.)</w:t>
-      </w:r>
-    </w:p>
-    <w:p>
-      <w:pPr>
-        <w:rPr>
-          <w:sz w:val="16"/>
-          <w:szCs w:val="16"/>
-        </w:rPr>
-      </w:pPr>
-      <w:r>
-        <w:rPr>
-          <w:rFonts w:hint="eastAsia"/>
-          <w:sz w:val="16"/>
-          <w:szCs w:val="16"/>
-        </w:rPr>
-        <w:t>집행정지의 본안소송은 ________소송 / ________이며, 소송요건을 갖추어야 한다. 집행정지를 먼저 신청할 수 없고, 소 제기와 함께 집행정지를 신청하여야 한다.</w:t>
+        <w:t>(집행정지 문제이지만, ▁257▁소송 소송요건이 진정한 쟁점이 될 수 있음.)</w:t>
+      </w:r>
+    </w:p>
+    <w:p>
+      <w:pPr>
+        <w:rPr>
+          <w:sz w:val="16"/>
+          <w:szCs w:val="16"/>
+        </w:rPr>
+      </w:pPr>
+      <w:r>
+        <w:rPr>
+          <w:rFonts w:hint="eastAsia"/>
+          <w:sz w:val="16"/>
+          <w:szCs w:val="16"/>
+        </w:rPr>
+        <w:t>집행정지의 본안소송은 취소소송 / ▁258▁이며, 소송요건을 갖추어야 한다. 집행정지를 먼저 신청할 수 없고, 소 제기와 함께 집행정지를 신청하여야 한다.</w:t>
       </w:r>
     </w:p>
     <w:p>
@@ -14265,23 +14265,23 @@
           <w:sz w:val="16"/>
           <w:szCs w:val="16"/>
         </w:rPr>
-        <w:t>________예방 필요성</w:t>
-      </w:r>
-    </w:p>
-    <w:p>
-      <w:pPr>
-        <w:rPr>
-          <w:sz w:val="16"/>
-          <w:szCs w:val="16"/>
-        </w:rPr>
-      </w:pPr>
-      <w:r>
-        <w:rPr>
-          <w:rFonts w:hint="eastAsia"/>
-          <w:sz w:val="16"/>
-          <w:szCs w:val="16"/>
-        </w:rPr>
-        <w:t xml:space="preserve">________법 30조 ________는 </w:t>
+        <w:t>▁259▁예방 필요성</w:t>
+      </w:r>
+    </w:p>
+    <w:p>
+      <w:pPr>
+        <w:rPr>
+          <w:sz w:val="16"/>
+          <w:szCs w:val="16"/>
+        </w:rPr>
+      </w:pPr>
+      <w:r>
+        <w:rPr>
+          <w:rFonts w:hint="eastAsia"/>
+          <w:sz w:val="16"/>
+          <w:szCs w:val="16"/>
+        </w:rPr>
+        <w:t xml:space="preserve">행정심판법 30조 ▁260▁는 </w:t>
       </w:r>
       <w:r>
         <w:rPr>
@@ -14364,7 +14364,7 @@
           <w:sz w:val="16"/>
           <w:szCs w:val="16"/>
         </w:rPr>
-        <w:t xml:space="preserve"> 내지 ________을 받은 당사자가 수인할 수 없거나 수인하는 것이 현저히 곤란한 유무형의 손해(</w:t>
+        <w:t xml:space="preserve"> 내지 처분을 받은 당사자가 수인할 수 없거나 수인하는 것이 현저히 곤란한 유무형의 손해(</w:t>
       </w:r>
       <w:r>
         <w:rPr>
@@ -14398,7 +14398,7 @@
           <w:sz w:val="16"/>
           <w:szCs w:val="16"/>
         </w:rPr>
-        <w:t xml:space="preserve"> 중소기업에 대한 280억 과징금 부과처분, 재개발허가________ 등)</w:t>
+        <w:t xml:space="preserve"> 중소기업에 대한 280억 과징금 부과처분, 재개발허가▁261▁ 등)</w:t>
       </w:r>
     </w:p>
     <w:p>
@@ -14419,7 +14419,7 @@
           <w:sz w:val="16"/>
           <w:szCs w:val="16"/>
         </w:rPr>
-        <w:t>________</w:t>
+        <w:t>▁262▁</w:t>
       </w:r>
       <w:r>
         <w:rPr>
@@ -14443,7 +14443,7 @@
           <w:sz w:val="16"/>
           <w:szCs w:val="16"/>
         </w:rPr>
-        <w:t>________예방 필요성이 있는 경우 ________도</w:t>
+        <w:t>▁263▁예방 필요성이 있는 경우 긴급성도</w:t>
       </w:r>
       <w:r>
         <w:rPr>
@@ -14475,7 +14475,7 @@
           <w:sz w:val="16"/>
           <w:szCs w:val="16"/>
         </w:rPr>
-        <w:t xml:space="preserve">23조 3항 = ________ 소극적 요건 2가지 </w:t>
+        <w:t xml:space="preserve">23조 3항 = ▁264▁ 소극적 요건 2가지 </w:t>
       </w:r>
     </w:p>
     <w:p>
@@ -14496,15 +14496,15 @@
           <w:sz w:val="16"/>
           <w:szCs w:val="16"/>
         </w:rPr>
-        <w:t>________에 중대한 영향을 미칠 우려가 없을 것</w:t>
-      </w:r>
-      <w:r>
-        <w:rPr>
-          <w:rFonts w:hint="eastAsia"/>
-          <w:sz w:val="16"/>
-          <w:szCs w:val="16"/>
-        </w:rPr>
-        <w:t xml:space="preserve"> : 신청인 손해와 집행정지에 따른 ________ 비교형량</w:t>
+        <w:t>공공복리에 중대한 영향을 미칠 우려가 없을 것</w:t>
+      </w:r>
+      <w:r>
+        <w:rPr>
+          <w:rFonts w:hint="eastAsia"/>
+          <w:sz w:val="16"/>
+          <w:szCs w:val="16"/>
+        </w:rPr>
+        <w:t xml:space="preserve"> : 신청인 손해와 ▁265▁에 따른 공공복리 비교형량</w:t>
       </w:r>
       <w:r>
         <w:rPr>
@@ -14533,7 +14533,7 @@
           <w:sz w:val="16"/>
           <w:szCs w:val="16"/>
         </w:rPr>
-        <w:t>________가 이유없음이 명백하지 않을 것</w:t>
+        <w:t>▁266▁가 이유없음이 명백하지 않을 것</w:t>
       </w:r>
     </w:p>
     <w:p>
@@ -14558,7 +14558,7 @@
           <w:sz w:val="16"/>
           <w:szCs w:val="16"/>
         </w:rPr>
-        <w:t xml:space="preserve"> 민집상 가________ 허용 여부(소극)</w:t>
+        <w:t xml:space="preserve"> 민집상 가▁267▁ 허용 여부(소극)</w:t>
       </w:r>
     </w:p>
     <w:p>
@@ -14581,7 +14581,7 @@
           <w:sz w:val="16"/>
           <w:szCs w:val="16"/>
         </w:rPr>
-        <w:t xml:space="preserve"> 제300조 제2항의 가________에 관한 규정을 ________에도 준용하여 잠정적인 허가 등을 명하는 조치를 할 수 있는지 여부가 문제된다. </w:t>
+        <w:t xml:space="preserve"> 제300조 제2항의 가처분에 관한 규정을 ▁268▁에도 준용하여 잠정적인 허가 등을 명하는 조치를 할 수 있는지 여부가 문제된다. </w:t>
       </w:r>
     </w:p>
     <w:p>
@@ -14604,22 +14604,22 @@
           <w:sz w:val="16"/>
           <w:szCs w:val="16"/>
         </w:rPr>
-        <w:t xml:space="preserve"> 가________이 인정되면 법원이 일정한 행위를 행정기관에 명령하게 되는데 이는 권력분립의 원칙에 따른 사법권의 범위를 벗어나는 것이며, 행정소송법상 ________에 관한 규정은 민사집행법상의 가처분에 대한 특별규정이므로 민사집행법상의 가처분을 배제한다는 뜻을 포함하는 것으로 보아야 한다는 부정설</w:t>
-      </w:r>
-    </w:p>
-    <w:p>
-      <w:pPr>
-        <w:rPr>
-          <w:sz w:val="16"/>
-          <w:szCs w:val="16"/>
-        </w:rPr>
-      </w:pPr>
-      <w:r>
-        <w:rPr>
-          <w:sz w:val="16"/>
-          <w:szCs w:val="16"/>
-        </w:rPr>
-        <w:t>② 가________을 인정함으로써 사법에 의한 실효성 있는 권리구제가 이루어지게 되며, 우리 ________법의 해석상 가처분을 배제하는 특별한 규정이 없으므로 행정소송법 제8조 제2항</w:t>
+        <w:t xml:space="preserve"> 가처분이 인정되면 법원이 일정한 행위를 행정기관에 명령하게 되는데 이는 권력분립의 원칙에 따른 사법권의 범위를 벗어나는 것이며, 행정소송법상 ▁269▁에 관한 규정은 민사집행법상의 가처분에 대한 특별규정이므로 민사집행법상의 가처분을 배제한다는 뜻을 포함하는 것으로 보아야 한다는 부정설</w:t>
+      </w:r>
+    </w:p>
+    <w:p>
+      <w:pPr>
+        <w:rPr>
+          <w:sz w:val="16"/>
+          <w:szCs w:val="16"/>
+        </w:rPr>
+      </w:pPr>
+      <w:r>
+        <w:rPr>
+          <w:sz w:val="16"/>
+          <w:szCs w:val="16"/>
+        </w:rPr>
+        <w:t>② 가처분을 인정함으로써 사법에 의한 실효성 있는 권리구제가 이루어지게 되며, 우리 ▁270▁법의 해석상 가처분을 배제하는 특별한 규정이 없으므로 행정소송법 제8조 제2항</w:t>
       </w:r>
       <w:r>
         <w:rPr>
@@ -14657,7 +14657,7 @@
           <w:sz w:val="16"/>
           <w:szCs w:val="16"/>
         </w:rPr>
-        <w:t xml:space="preserve"> 항고소송에 대하여는 민사집행법상 가________에 관한 규정이 적용되지 않는다는 입장이다. 다만 당사자소송에 대하여는 행정소송법 제23조 제2항의 ________에 관한 규정이 준용되지 아니하므로 행정소송법 제8조 제2항에 따라 민사집행법상 가처분에 관한 규정이 준용된다는 입장이다.</w:t>
+        <w:t xml:space="preserve"> 항고소송에 대하여는 민사집행법상 가처분에 관한 규정이 적용되지 않는다는 입장이다. 다만 ▁271▁에 대하여는 행정소송법 제23조 제2항의 집행정지에 관한 규정이 준용되지 아니하므로 행정소송법 제8조 제2항에 따라 민사집행법상 가처분에 관한 규정이 준용된다는 입장이다.</w:t>
       </w:r>
     </w:p>
     <w:p>
@@ -14682,39 +14682,39 @@
           <w:sz w:val="16"/>
           <w:szCs w:val="16"/>
         </w:rPr>
-        <w:t>거부________에 대한 ________</w:t>
-      </w:r>
-    </w:p>
-    <w:p>
-      <w:pPr>
-        <w:rPr>
-          <w:sz w:val="16"/>
-          <w:szCs w:val="16"/>
-        </w:rPr>
-      </w:pPr>
-      <w:r>
-        <w:rPr>
-          <w:rFonts w:hint="eastAsia"/>
-          <w:sz w:val="16"/>
-          <w:szCs w:val="16"/>
-        </w:rPr>
-        <w:t>거부________에 대하여 원칙적으로 신청이익이 인정되지 않으나, 예외적으로 거부처분 이전의 상태로 복귀됨에 따라 신청인에게 회복되는 법적이익이 있는 때에는 ________ 신청이 가능하다는 견해가 있으나,</w:t>
-      </w:r>
-    </w:p>
-    <w:p>
-      <w:pPr>
-        <w:rPr>
-          <w:sz w:val="16"/>
-          <w:szCs w:val="16"/>
-        </w:rPr>
-      </w:pPr>
-      <w:r>
-        <w:rPr>
-          <w:rFonts w:hint="eastAsia"/>
-          <w:sz w:val="16"/>
-          <w:szCs w:val="16"/>
-        </w:rPr>
-        <w:t>판례는 허가연장신청에 대한 거부________ 효력이 정지되어도 그 처분이 없었던 것과 같은 상태를 만드는 것에 지나지 않고, 그 이상으로 어떠한 처분을 명하는 적극적 상태를 만들지 않아 효력정지를 구할 이익이 없다고 하여 부정설의 입장이다.</w:t>
+        <w:t>거부처분에 대한 ▁272▁</w:t>
+      </w:r>
+    </w:p>
+    <w:p>
+      <w:pPr>
+        <w:rPr>
+          <w:sz w:val="16"/>
+          <w:szCs w:val="16"/>
+        </w:rPr>
+      </w:pPr>
+      <w:r>
+        <w:rPr>
+          <w:rFonts w:hint="eastAsia"/>
+          <w:sz w:val="16"/>
+          <w:szCs w:val="16"/>
+        </w:rPr>
+        <w:t>거부처분에 대하여 원칙적으로 신청이익이 인정되지 않으나, 예외적으로 거부처분 이전의 상태로 복귀됨에 따라 신청인에게 회복되는 법적이익이 있는 때에는 ▁273▁ 신청이 가능하다는 견해가 있으나,</w:t>
+      </w:r>
+    </w:p>
+    <w:p>
+      <w:pPr>
+        <w:rPr>
+          <w:sz w:val="16"/>
+          <w:szCs w:val="16"/>
+        </w:rPr>
+      </w:pPr>
+      <w:r>
+        <w:rPr>
+          <w:rFonts w:hint="eastAsia"/>
+          <w:sz w:val="16"/>
+          <w:szCs w:val="16"/>
+        </w:rPr>
+        <w:t>판례는 허가연장신청에 대한 거부▁274▁ 효력이 정지되어도 그 처분이 없었던 것과 같은 상태를 만드는 것에 지나지 않고, 그 이상으로 어떠한 처분을 명하는 적극적 상태를 만들지 않아 효력정지를 구할 이익이 없다고 하여 부정설의 입장이다.</w:t>
       </w:r>
     </w:p>
     <w:p>
@@ -14778,7 +14778,7 @@
           <w:sz w:val="16"/>
           <w:szCs w:val="16"/>
         </w:rPr>
-        <w:t>________소송과 관련 청구</w:t>
+        <w:t>▁275▁소송과 관련 청구</w:t>
       </w:r>
       <w:r>
         <w:rPr>
@@ -14831,30 +14831,31 @@
           <w:sz w:val="16"/>
           <w:szCs w:val="16"/>
         </w:rPr>
-        <w:t>병합의 요건으로는 (1)주된 청구인 ________소송에 관련 청구소송을 병합할 것, (2)‘관련청구소송’이 병합될 것, (3)주된 청구 및 관련 청구는 각각 적법할 것, (4)주된 청구인 ________이 사실심계속 중일 것</w:t>
-      </w:r>
-    </w:p>
-    <w:p>
-      <w:pPr>
-        <w:rPr>
-          <w:sz w:val="16"/>
-          <w:szCs w:val="16"/>
-        </w:rPr>
-      </w:pPr>
-      <w:r>
-        <w:rPr>
-          <w:sz w:val="16"/>
-          <w:szCs w:val="16"/>
-        </w:rPr>
-        <w:t>여기에서 ‘관련청구소송’이라 함은 주된 ________소송의 대상인</w:t>
-      </w:r>
-      <w:r>
-        <w:rPr>
-          <w:rFonts w:hint="eastAsia"/>
-          <w:sz w:val="16"/>
-          <w:szCs w:val="16"/>
-        </w:rPr>
-        <w:t xml:space="preserve"> ________</w:t>
+        <w:t>병합의 요건으로는 (1)주된 청구인 ▁276▁소송에 관련 청구소송을 병합할 것, (2)‘관련청구소송’이 병합될 것, (3)주된 청구 및 관련 청구는 각각 적법할 것, (4)주된 청구인 취소소송이 사실심계속 중일 것</w:t>
+      </w:r>
+    </w:p>
+    <w:p>
+      <w:pPr>
+        <w:rPr>
+          <w:sz w:val="16"/>
+          <w:szCs w:val="16"/>
+        </w:rPr>
+      </w:pPr>
+      <w:r>
+        <w:rPr>
+          <w:sz w:val="16"/>
+          <w:szCs w:val="16"/>
+        </w:rPr>
+        <w:lastRenderedPageBreak/>
+        <w:t>여기에서 ‘관련청구소송’이라 함은 주된 취소소송의 대상인</w:t>
+      </w:r>
+      <w:r>
+        <w:rPr>
+          <w:rFonts w:hint="eastAsia"/>
+          <w:sz w:val="16"/>
+          <w:szCs w:val="16"/>
+        </w:rPr>
+        <w:t xml:space="preserve"> 처분</w:t>
       </w:r>
       <w:r>
         <w:rPr>
@@ -14891,7 +14892,7 @@
           <w:sz w:val="16"/>
           <w:szCs w:val="16"/>
         </w:rPr>
-        <w:t>청구의 내용 또는 발생원인이 행정소송의 대상인 처분 등과 법률상 또는 사실상 공통되거나, 그 처분의 효력이나 존부 유무가 선결문제로 되는 등의 관계에 있는 청구를 말한다</w:t>
+        <w:t>청구의 내용 또는 발생원인이 행정소송의 대상인 처분 등과 법률상 또는 사실상 공통되거나, 그 처분의 효력이나 존부 유무가 ▁277▁로 되는 등의 관계에 있는 청구를 말한다</w:t>
       </w:r>
     </w:p>
     <w:p>
@@ -14924,23 +14925,23 @@
           <w:sz w:val="16"/>
           <w:szCs w:val="16"/>
         </w:rPr>
-        <w:t>. 소의 종류________</w:t>
-      </w:r>
-    </w:p>
-    <w:p>
-      <w:pPr>
-        <w:rPr>
-          <w:sz w:val="16"/>
-          <w:szCs w:val="16"/>
-        </w:rPr>
-      </w:pPr>
-      <w:r>
-        <w:rPr>
-          <w:rFonts w:hint="eastAsia"/>
-          <w:sz w:val="16"/>
-          <w:szCs w:val="16"/>
-        </w:rPr>
-        <w:t xml:space="preserve">소________은 소송 중 원고가 심판대상인 청구를 변경하는 것으로서, ________법 제21조는 </w:t>
+        <w:t>. 소의 종류▁278▁</w:t>
+      </w:r>
+    </w:p>
+    <w:p>
+      <w:pPr>
+        <w:rPr>
+          <w:sz w:val="16"/>
+          <w:szCs w:val="16"/>
+        </w:rPr>
+      </w:pPr>
+      <w:r>
+        <w:rPr>
+          <w:rFonts w:hint="eastAsia"/>
+          <w:sz w:val="16"/>
+          <w:szCs w:val="16"/>
+        </w:rPr>
+        <w:t xml:space="preserve">소▁279▁은 소송 중 원고가 심판대상인 청구를 변경하는 것으로서, 행정소송법 제21조는 </w:t>
       </w:r>
       <w:r>
         <w:rPr>
@@ -14971,7 +14972,7 @@
           <w:sz w:val="16"/>
           <w:szCs w:val="16"/>
         </w:rPr>
-        <w:t>소 종류________에 대한 법원의 허가 신청이 있으면, 구소는 취하된 것이 되고, 변경된 신소는 ________소송 제기시에 제기된 것으로 본다(제21조 4항, 14조 5항).</w:t>
+        <w:t>소 종류▁280▁에 대한 법원의 허가 신청이 있으면, 구소는 취하된 것이 되고, 변경된 신소는 취소소송 제기시에 제기된 것으로 본다(제21조 4항, 14조 5항).</w:t>
       </w:r>
     </w:p>
     <w:p>
@@ -15020,22 +15021,22 @@
           <w:sz w:val="16"/>
           <w:szCs w:val="16"/>
         </w:rPr>
-        <w:t>________________에 의한 소변경</w:t>
-      </w:r>
-    </w:p>
-    <w:p>
-      <w:pPr>
-        <w:rPr>
-          <w:sz w:val="16"/>
-          <w:szCs w:val="16"/>
-        </w:rPr>
-      </w:pPr>
-      <w:r>
-        <w:rPr>
-          <w:sz w:val="16"/>
-          <w:szCs w:val="16"/>
-        </w:rPr>
-        <w:t>제22조(________________으로 인한 소의 변경) ①법원은 행정청이 소송의 대상인 처분을 소가 제기된 후 변경한 때에는 원고의 신청에 의하여 결정으로써 청구의 취지 또는 원인의 변경을 허가할 수 있다.</w:t>
+        <w:t>처분▁281▁에 의한 소변경</w:t>
+      </w:r>
+    </w:p>
+    <w:p>
+      <w:pPr>
+        <w:rPr>
+          <w:sz w:val="16"/>
+          <w:szCs w:val="16"/>
+        </w:rPr>
+      </w:pPr>
+      <w:r>
+        <w:rPr>
+          <w:sz w:val="16"/>
+          <w:szCs w:val="16"/>
+        </w:rPr>
+        <w:t>제22조(처분▁282▁으로 인한 소의 변경) ①법원은 행정청이 소송의 대상인 처분을 소가 제기된 후 변경한 때에는 원고의 신청에 의하여 결정으로써 청구의 취지 또는 원인의 변경을 허가할 수 있다.</w:t>
       </w:r>
       <w:r>
         <w:rPr>
@@ -15076,15 +15077,15 @@
           <w:sz w:val="16"/>
           <w:szCs w:val="16"/>
         </w:rPr>
-        <w:t xml:space="preserve">을 ________하지 않지만, </w:t>
-      </w:r>
-      <w:r>
-        <w:rPr>
-          <w:rFonts w:hint="eastAsia"/>
-          <w:sz w:val="16"/>
-          <w:szCs w:val="16"/>
-        </w:rPr>
-        <w:t xml:space="preserve">당초 ________과 후속 처분의 위법사유가 공통되는 등 밀접한 관련이 있다면 구소 제기 시에 신소가 제기된 것으로 본다. </w:t>
+        <w:t xml:space="preserve">을 준용하지 않지만, </w:t>
+      </w:r>
+      <w:r>
+        <w:rPr>
+          <w:rFonts w:hint="eastAsia"/>
+          <w:sz w:val="16"/>
+          <w:szCs w:val="16"/>
+        </w:rPr>
+        <w:t xml:space="preserve">당초 처분과 후속 처분의 ▁283▁사유가 공통되는 등 밀접한 관련이 있다면 구소 제기 시에 신소가 제기된 것으로 본다. </w:t>
       </w:r>
     </w:p>
     <w:p>
@@ -15116,7 +15117,7 @@
           <w:sz w:val="16"/>
           <w:szCs w:val="16"/>
         </w:rPr>
-        <w:t>보충역편입처분________처분의 효력을 다투는 소에 공익근무요원복무중단처분, 현역병입영대상편입처분 및 현역병입영통지처분의 취소를 구하는 청구를 추가적으로 병합한 경우, 공익근무요원복무중단처분, 현역병입영대상편입처분 및 현역병입영통지처분의 취소를 구하는 소의 소제기 기간의 준수 여부는 각 그 청구취지의 추가·________신청이 있은 때를 기준으로 개별적으로 판단한 사례</w:t>
+        <w:t>보충역편입처분취소처분의 효력을 다투는 소에 공익근무요원복무중단처분, 현역병입영대상편입처분 및 현역병입영통지처분의 취소를 구하는 청구를 추가적으로 병합한 경우, 공익근무요원복무중단처분, 현역병입영대상편입처분 및 현역병입영통지처분의 취소를 구하는 소의 소제기 기간의 준수 여부는 각 그 청구취지의 추가·▁284▁신청이 있은 때를 기준으로 개별적으로 판단한 사례</w:t>
       </w:r>
       <w:r>
         <w:rPr>
@@ -15140,7 +15141,7 @@
           <w:sz w:val="16"/>
           <w:szCs w:val="16"/>
         </w:rPr>
-        <w:t xml:space="preserve">가행정행위 후 종국________ 있은 경우, 처분________으로 인한 소 변경으로 계속 다툴 수 있다. 처분변경이라고 보기 애매해도 민소법 소 변경으로서 </w:t>
+        <w:t xml:space="preserve">가행정행위 후 종국처분 있은 경우, 처분▁285▁으로 인한 소 변경으로 계속 다툴 수 있다. 처분변경이라고 보기 애매해도 민소법 소 변경으로서 </w:t>
       </w:r>
       <w:r>
         <w:rPr>
@@ -15226,38 +15227,38 @@
           <w:sz w:val="16"/>
           <w:szCs w:val="16"/>
         </w:rPr>
-        <w:t>(________주의보충설)</w:t>
-      </w:r>
-    </w:p>
-    <w:p>
-      <w:pPr>
-        <w:rPr>
-          <w:sz w:val="16"/>
-          <w:szCs w:val="16"/>
-        </w:rPr>
-      </w:pPr>
-      <w:r>
-        <w:rPr>
-          <w:sz w:val="16"/>
-          <w:szCs w:val="16"/>
-        </w:rPr>
-        <w:t>제26조(직권심리) 법원은 필요하다고 인정할 때에는 직권으로 ________를 할 수 있고, 당사자가 주장하지 아니한 사실에 대하여도 판단할 수 있다.</w:t>
-      </w:r>
-    </w:p>
-    <w:p>
-      <w:pPr>
-        <w:rPr>
-          <w:sz w:val="16"/>
-          <w:szCs w:val="16"/>
-        </w:rPr>
-      </w:pPr>
-      <w:r>
-        <w:rPr>
-          <w:rFonts w:hint="eastAsia"/>
-          <w:sz w:val="16"/>
-          <w:szCs w:val="16"/>
-        </w:rPr>
-        <w:t>________법 제26조에 대하여 직권탐지주의를 규정한 것이라는 전제 하에, 당사자가 주장하지 아니한 사실에 대하여도 적극적으로 ________하여 판단할 수 있다고 보는 견해가 있으나,</w:t>
+        <w:t>(▁286▁주의보충설)</w:t>
+      </w:r>
+    </w:p>
+    <w:p>
+      <w:pPr>
+        <w:rPr>
+          <w:sz w:val="16"/>
+          <w:szCs w:val="16"/>
+        </w:rPr>
+      </w:pPr>
+      <w:r>
+        <w:rPr>
+          <w:sz w:val="16"/>
+          <w:szCs w:val="16"/>
+        </w:rPr>
+        <w:t>제26조(직권심리) 법원은 필요하다고 인정할 때에는 직권으로 ▁287▁를 할 수 있고, 당사자가 주장하지 아니한 사실에 대하여도 판단할 수 있다.</w:t>
+      </w:r>
+    </w:p>
+    <w:p>
+      <w:pPr>
+        <w:rPr>
+          <w:sz w:val="16"/>
+          <w:szCs w:val="16"/>
+        </w:rPr>
+      </w:pPr>
+      <w:r>
+        <w:rPr>
+          <w:rFonts w:hint="eastAsia"/>
+          <w:sz w:val="16"/>
+          <w:szCs w:val="16"/>
+        </w:rPr>
+        <w:t>▁288▁법 제26조에 대하여 직권탐지주의를 규정한 것이라는 전제 하에, 당사자가 주장하지 아니한 사실에 대하여도 적극적으로 증거조사하여 판단할 수 있다고 보는 견해가 있으나,</w:t>
       </w:r>
     </w:p>
     <w:p>
@@ -15291,7 +15292,7 @@
           <w:sz w:val="16"/>
           <w:szCs w:val="16"/>
         </w:rPr>
-        <w:t xml:space="preserve">에 관하여서만 직권으로 ________를 하고, 이를 기초로 하여 판단할 수 있다고 보아 ________주의보충설의 입장이다. </w:t>
+        <w:t xml:space="preserve">에 관하여서만 직권으로 증거조사를 하고, 이를 기초로 하여 판단할 수 있다고 보아 ▁289▁주의보충설의 입장이다. </w:t>
       </w:r>
     </w:p>
     <w:p>
@@ -15372,7 +15373,7 @@
           <w:sz w:val="16"/>
           <w:szCs w:val="16"/>
         </w:rPr>
-        <w:t xml:space="preserve"> 참가인에 대하여 민소법 제67조 ________되므로, 참가인은 공동소송적 보조참가인의 지위를 가진다.</w:t>
+        <w:t xml:space="preserve"> 참가인에 대하여 민소법 제67조 ▁290▁되므로, 참가인은 공동소송적 보조참가인의 지위를 가진다.</w:t>
       </w:r>
     </w:p>
     <w:p>
@@ -15420,7 +15421,7 @@
           <w:sz w:val="16"/>
           <w:szCs w:val="16"/>
         </w:rPr>
-        <w:t>법률상 이익의 침해를 받게될 자는 판결의 형성력에 의해 권리 또는 이익을 박탈당하는 경우뿐만 아니라, 판결의 ________에 따른 행정청의 후속________으로 권리 또는 이익의 침해를 받는 경우를 포함한다.</w:t>
+        <w:t>법률상 이익의 침해를 받게될 자는 판결의 형성력에 의해 권리 또는 이익을 박탈당하는 경우뿐만 아니라, 판결의 기속력에 따른 행정청의 후속▁291▁으로 권리 또는 이익의 침해를 받는 경우를 포함한다.</w:t>
       </w:r>
     </w:p>
     <w:p>
@@ -15477,7 +15478,7 @@
           <w:sz w:val="16"/>
           <w:szCs w:val="16"/>
         </w:rPr>
-        <w:t>i) 의의 및 요건 : ________</w:t>
+        <w:t>i) 의의 및 요건 : ▁292▁판결</w:t>
       </w:r>
       <w:r>
         <w:rPr>
@@ -15514,7 +15515,7 @@
           <w:sz w:val="16"/>
           <w:szCs w:val="16"/>
         </w:rPr>
-        <w:t>확정판결이 있음을 안 날로부터 ________ 이내, 판결이 확정된 날로부터 1년 이내에 제기하여야 한다.</w:t>
+        <w:t>확정판결이 있음을 안 날로부터 30일 이내, 판결이 확정된 날로부터 1년 이내에 제기하여야 한다.</w:t>
       </w:r>
     </w:p>
     <w:p>
@@ -15547,7 +15548,7 @@
           <w:sz w:val="16"/>
           <w:szCs w:val="16"/>
         </w:rPr>
-        <w:t>그 밖의 ________</w:t>
+        <w:t>그 밖의 ▁293▁</w:t>
       </w:r>
     </w:p>
     <w:p>
@@ -15564,7 +15565,7 @@
           <w:sz w:val="16"/>
           <w:szCs w:val="16"/>
         </w:rPr>
-        <w:t>1. 예방적</w:t>
+        <w:t>1. ▁294▁</w:t>
       </w:r>
       <w:r>
         <w:rPr>
@@ -15596,23 +15597,23 @@
           <w:sz w:val="16"/>
           <w:szCs w:val="16"/>
         </w:rPr>
-        <w:t>i) 의의 : 예방적 금지소송은 장래 일정한 ________을 할 것이 예상되는 경우 그 처분을 하지 아니할 것을 명하는 내용의 판결을 구하는 소송을 말한다. 현상의 악화를 방지하기 위한 의무이행소송에 해당한다.</w:t>
-      </w:r>
-    </w:p>
-    <w:p>
-      <w:pPr>
-        <w:rPr>
-          <w:sz w:val="16"/>
-          <w:szCs w:val="16"/>
-        </w:rPr>
-      </w:pPr>
-      <w:r>
-        <w:rPr>
-          <w:rFonts w:hint="eastAsia"/>
-          <w:sz w:val="16"/>
-          <w:szCs w:val="16"/>
-        </w:rPr>
-        <w:t>ii) 인정여부 : ________법 제4조를 예시규정으로 보고, 실효적 권리구제 필요성을 근거로 하여 예방적 금지소송을 인정하되, 행정청의 재량없이 ________요건이 일의적, 구체적으로 규정되어 있고, 사전구제가 없으면 회복하기 어려운 손해 발생할 우려가 있고, 다른 구제수단이 없는 때에만 제한적으로 인정하자는 견해도 있으나,</w:t>
+        <w:t>i) 의의 : 예방적 금지소송은 장래 일정한 ▁295▁을 할 것이 예상되는 경우 그 처분을 하지 아니할 것을 명하는 내용의 판결을 구하는 소송을 말한다. 현상의 악화를 방지하기 위한 의무이행소송에 해당한다.</w:t>
+      </w:r>
+    </w:p>
+    <w:p>
+      <w:pPr>
+        <w:rPr>
+          <w:sz w:val="16"/>
+          <w:szCs w:val="16"/>
+        </w:rPr>
+      </w:pPr>
+      <w:r>
+        <w:rPr>
+          <w:rFonts w:hint="eastAsia"/>
+          <w:sz w:val="16"/>
+          <w:szCs w:val="16"/>
+        </w:rPr>
+        <w:t>ii) 인정여부 : ▁296▁법 제4조를 예시규정으로 보고, 실효적 권리구제 필요성을 근거로 하여 예방적 금지소송을 인정하되, 행정청의 재량없이 처분요건이 일의적, 구체적으로 규정되어 있고, 사전구제가 없으면 회복하기 어려운 손해 발생할 우려가 있고, 다른 구제수단이 없는 때에만 제한적으로 인정하자는 견해도 있으나,</w:t>
       </w:r>
     </w:p>
     <w:p>
@@ -15636,7 +15637,7 @@
           <w:sz w:val="16"/>
           <w:szCs w:val="16"/>
         </w:rPr>
-        <w:t>건축물 준공________을 하여서는 아니된다는 내용의 ________를 구하는 청구는 행정소송에서 허용되지 않는다고 보아 부정설의 입장이다. 또한, 안정도시험의무 부존재확인청구</w:t>
+        <w:t>건축물 준공처분을 하여서는 아니된다는 내용의 부작위를 구하는 청구는 ▁297▁에서 허용되지 않는다고 보아 부정설의 입장이다. 또한, 안정도시험의무 부존재확인청구</w:t>
       </w:r>
       <w:r>
         <w:rPr>
@@ -15701,7 +15702,7 @@
           <w:sz w:val="16"/>
           <w:szCs w:val="16"/>
         </w:rPr>
-        <w:t>________의 제기하려면, 대상적격, ________ 및 피고적격, 소의이익, 관할법원을 준수하여야 한다. 제소기간 제한이 없으며 필요적 전심절차 적용되지 아니한다.</w:t>
+        <w:t>▁298▁의 제기하려면, 대상적격, 원고적격 및 피고적격, 소의이익, 관할법원을 준수하여야 한다. 제소기간 제한이 없으며 필요적 전심절차 적용되지 아니한다.</w:t>
       </w:r>
     </w:p>
     <w:p>
@@ -15718,7 +15719,7 @@
           <w:sz w:val="16"/>
           <w:szCs w:val="16"/>
         </w:rPr>
-        <w:t>1) ________의 보충성</w:t>
+        <w:t>1) ▁299▁의 보충성</w:t>
       </w:r>
       <w:r>
         <w:rPr>
@@ -15742,7 +15743,7 @@
           <w:sz w:val="16"/>
           <w:szCs w:val="16"/>
         </w:rPr>
-        <w:t xml:space="preserve">________에 이행소송 등이 가능하지 않은 때에만 확인소송을 제기할 수 있다는 확인소송 보충성의 원리가 적용되는지 문제된다. </w:t>
+        <w:t xml:space="preserve">▁300▁에 이행소송 등이 가능하지 않은 때에만 확인소송을 제기할 수 있다는 확인소송 보충성의 원리가 적용되는지 문제된다. </w:t>
       </w:r>
     </w:p>
     <w:p>
@@ -15765,7 +15766,7 @@
           <w:sz w:val="16"/>
           <w:szCs w:val="16"/>
         </w:rPr>
-        <w:t xml:space="preserve"> 무효를 전제로 한 이행소송 등과 같은 다른 구제수단이 있는 경우에는 ________의 소의 이익을 부정하</w:t>
+        <w:t xml:space="preserve"> 무효를 전제로 한 이행소송 등과 같은 다른 구제수단이 있는 경우에는 ▁301▁의 소의 이익을 부정하</w:t>
       </w:r>
       <w:r>
         <w:rPr>
@@ -15796,7 +15797,7 @@
           <w:sz w:val="16"/>
           <w:szCs w:val="16"/>
         </w:rPr>
-        <w:t xml:space="preserve"> 행정소송법 제38조 제1항은 ________의 기속력에 관한 행정소송법 제30조를 ________에도 준용하고 있으므로 무효확인판결 자체만으로도 실효성을 확보할 수 있다는 점, </w:t>
+        <w:t xml:space="preserve"> 행정소송법 제38조 제1항은 취소판결의 기속력에 관한 행정소송법 제30조를 ▁302▁에도 준용하고 있으므로 무효확인판결 자체만으로도 실효성을 확보할 수 있다는 점, </w:t>
       </w:r>
       <w:r>
         <w:rPr>
@@ -15909,7 +15910,7 @@
                 <w:sz w:val="16"/>
                 <w:szCs w:val="16"/>
               </w:rPr>
-              <w:t>________</w:t>
+              <w:t>▁474▁</w:t>
             </w:r>
           </w:p>
         </w:tc>
@@ -16117,7 +16118,7 @@
                 <w:sz w:val="16"/>
                 <w:szCs w:val="16"/>
               </w:rPr>
-              <w:t xml:space="preserve">________으로서 무효등 확인소송 : </w:t>
+              <w:t xml:space="preserve">▁475▁으로서 무효등 확인소송 : </w:t>
             </w:r>
           </w:p>
           <w:p>
@@ -16137,7 +16138,7 @@
                 <w:sz w:val="16"/>
                 <w:szCs w:val="16"/>
               </w:rPr>
-              <w:t>조세채무부존재확인소송(=________)</w:t>
+              <w:t>조세채무부존재확인소송(=▁476▁)</w:t>
             </w:r>
           </w:p>
           <w:p>
@@ -16177,7 +16178,7 @@
                 <w:sz w:val="16"/>
                 <w:szCs w:val="16"/>
               </w:rPr>
-              <w:t>________으로서 확인소송은 보충성을 요하므로 과오납금반환청구소송 제기하여야,</w:t>
+              <w:t>▁477▁으로서 확인소송은 보충성을 요하므로 과오납금반환청구소송 제기하여야,</w:t>
             </w:r>
           </w:p>
           <w:p>
@@ -16273,7 +16274,7 @@
                 <w:sz w:val="16"/>
                 <w:szCs w:val="16"/>
               </w:rPr>
-              <w:t>30조 ________</w:t>
+              <w:t>30조 ▁478▁</w:t>
             </w:r>
           </w:p>
         </w:tc>
@@ -16326,7 +16327,7 @@
                 <w:sz w:val="16"/>
                 <w:szCs w:val="16"/>
               </w:rPr>
-              <w:t>________으로서 무효등확인소송</w:t>
+              <w:t>▁479▁으로서 무효등확인소송</w:t>
             </w:r>
           </w:p>
           <w:p>
@@ -16355,7 +16356,7 @@
                 <w:sz w:val="16"/>
                 <w:szCs w:val="16"/>
               </w:rPr>
-              <w:t xml:space="preserve"> 급부하명(과징금, 의무이행강제금 부과________ 등)에 따라 </w:t>
+              <w:t xml:space="preserve"> 급부하명(과징금, 의무이행강제금 부과처분 등)에 따라 </w:t>
             </w:r>
             <w:r>
               <w:rPr>
@@ -16373,7 +16374,7 @@
                 <w:sz w:val="16"/>
                 <w:szCs w:val="16"/>
               </w:rPr>
-              <w:t xml:space="preserve"> 민사소송 부이반 VS 항고소송 ________</w:t>
+              <w:t xml:space="preserve"> 민사소송 부이반 VS 항고소송 ▁480▁</w:t>
             </w:r>
           </w:p>
           <w:p>
@@ -16393,7 +16394,7 @@
                 <w:sz w:val="16"/>
                 <w:szCs w:val="16"/>
               </w:rPr>
-              <w:t>: 이 때만 ________ 보충성 요부가 쟁점이 되는 것</w:t>
+              <w:t>: 이 때만 ▁481▁ 보충성 요부가 쟁점이 되는 것</w:t>
             </w:r>
           </w:p>
           <w:p>
@@ -16433,7 +16434,7 @@
                 <w:sz w:val="16"/>
                 <w:szCs w:val="16"/>
               </w:rPr>
-              <w:t>: 실무상 병합하여 제기(________ 보충성 요하는 견해에 따르면 양 소의 적법한 소송계속 불충족되어 병합제기 못하고 민사소송으로서 ________이득반환청구소송을 제기하는 방법뿐이었다.)</w:t>
+              <w:t>: 실무상 병합하여 제기(▁482▁ 보충성 요하는 견해에 따르면 양 소의 적법한 소송계속 불충족되어 병합제기 못하고 민사소송으로서 부당이득반환청구소송을 제기하는 방법뿐이었다.)</w:t>
             </w:r>
           </w:p>
         </w:tc>
@@ -16517,7 +16518,7 @@
                 <w:sz w:val="16"/>
                 <w:szCs w:val="16"/>
               </w:rPr>
-              <w:t>29조~31조 ________</w:t>
+              <w:t>29조~31조 ▁483▁</w:t>
             </w:r>
           </w:p>
           <w:p>
@@ -16537,7 +16538,7 @@
                 <w:sz w:val="16"/>
                 <w:szCs w:val="16"/>
               </w:rPr>
-              <w:t>원상회복의무, ________ 발생</w:t>
+              <w:t>원상회복의무, 재▁484▁의무 발생</w:t>
             </w:r>
           </w:p>
           <w:p>
@@ -16565,7 +16566,7 @@
                 <w:sz w:val="16"/>
                 <w:szCs w:val="16"/>
               </w:rPr>
-              <w:t xml:space="preserve"> ________에서 보충성을 요구할 필요가 없음. 원상회복의무/________ 인정되는 이상 확인소송과 이행소송 구별할 필요 없음. </w:t>
+              <w:t xml:space="preserve"> 항고소송에서 보충성을 요구할 필요가 없음. 원상회복의무/재▁485▁의무 인정되는 이상 확인소송과 이행소송 구별할 필요 없음. </w:t>
             </w:r>
           </w:p>
           <w:p>
@@ -16585,7 +16586,7 @@
                 <w:sz w:val="16"/>
                 <w:szCs w:val="16"/>
               </w:rPr>
-              <w:t>(다만, 무효등확인소송은 ________ 준용하지 않아 ________소송이 보다 실효적인 권리구제수단이긴 함.)</w:t>
+              <w:t>(다만, 무효등확인소송은 간접강제 준용하지 않아 ▁486▁소송이 보다 실효적인 권리구제수단이긴 함.)</w:t>
             </w:r>
           </w:p>
         </w:tc>
@@ -16639,23 +16640,23 @@
           <w:sz w:val="16"/>
           <w:szCs w:val="16"/>
         </w:rPr>
-        <w:t>2) 무효사유에 ________소송 제기</w:t>
-      </w:r>
-    </w:p>
-    <w:p>
-      <w:pPr>
-        <w:rPr>
-          <w:sz w:val="16"/>
-          <w:szCs w:val="16"/>
-        </w:rPr>
-      </w:pPr>
-      <w:r>
-        <w:rPr>
-          <w:rFonts w:hint="eastAsia"/>
-          <w:sz w:val="16"/>
-          <w:szCs w:val="16"/>
-        </w:rPr>
-        <w:t>________소송의 소송요건 모두 충족하여야 하며, 법원은 ________ 또는 무효를 선언하는 의미의 취소판결을 할 수 있다.</w:t>
+        <w:t>2) 무효사유에 ▁303▁소송 제기</w:t>
+      </w:r>
+    </w:p>
+    <w:p>
+      <w:pPr>
+        <w:rPr>
+          <w:sz w:val="16"/>
+          <w:szCs w:val="16"/>
+        </w:rPr>
+      </w:pPr>
+      <w:r>
+        <w:rPr>
+          <w:rFonts w:hint="eastAsia"/>
+          <w:sz w:val="16"/>
+          <w:szCs w:val="16"/>
+        </w:rPr>
+        <w:t>▁304▁소송의 소송요건 모두 충족하여야 하며, 법원은 취소판결 또는 무효를 선언하는 의미의 취소판결을 할 수 있다.</w:t>
       </w:r>
     </w:p>
     <w:p>
@@ -16672,55 +16673,55 @@
           <w:sz w:val="16"/>
           <w:szCs w:val="16"/>
         </w:rPr>
-        <w:t>3) ________사유에 무효소송 제기</w:t>
-      </w:r>
-    </w:p>
-    <w:p>
-      <w:pPr>
-        <w:rPr>
-          <w:sz w:val="16"/>
-          <w:szCs w:val="16"/>
-        </w:rPr>
-      </w:pPr>
-      <w:r>
-        <w:rPr>
-          <w:rFonts w:hint="eastAsia"/>
-          <w:sz w:val="16"/>
-          <w:szCs w:val="16"/>
-        </w:rPr>
-        <w:t>________을 제기하였는데, 심리결과 단순위법으로 판단되는 경우, 취소소송의 제소기간 준수된 경우에 ________을 할 수 있는지 문제된다.</w:t>
-      </w:r>
-    </w:p>
-    <w:p>
-      <w:pPr>
-        <w:rPr>
-          <w:sz w:val="16"/>
-          <w:szCs w:val="16"/>
-        </w:rPr>
-      </w:pPr>
-      <w:r>
-        <w:rPr>
-          <w:rFonts w:hint="eastAsia"/>
-          <w:sz w:val="16"/>
-          <w:szCs w:val="16"/>
-        </w:rPr>
-        <w:t>법원이 석명권 행사하여 ________소송으로의 소 ________을 요한다는 견해도 있으나,</w:t>
-      </w:r>
-    </w:p>
-    <w:p>
-      <w:pPr>
-        <w:rPr>
-          <w:sz w:val="16"/>
-          <w:szCs w:val="16"/>
-        </w:rPr>
-      </w:pPr>
-      <w:r>
-        <w:rPr>
-          <w:rFonts w:hint="eastAsia"/>
-          <w:sz w:val="16"/>
-          <w:szCs w:val="16"/>
-        </w:rPr>
-        <w:t>판례는 행정처분의 무효확인을 구하는 소에는 그 처분의 ________를 구하는 취지도 포함되어 있는 것으로 보아 소 변경 없이 ________을 할 수 있다고 본다.</w:t>
+        <w:t>3) ▁305▁사유에 무효소송 제기</w:t>
+      </w:r>
+    </w:p>
+    <w:p>
+      <w:pPr>
+        <w:rPr>
+          <w:sz w:val="16"/>
+          <w:szCs w:val="16"/>
+        </w:rPr>
+      </w:pPr>
+      <w:r>
+        <w:rPr>
+          <w:rFonts w:hint="eastAsia"/>
+          <w:sz w:val="16"/>
+          <w:szCs w:val="16"/>
+        </w:rPr>
+        <w:t>▁306▁을 제기하였는데, 심리결과 단순위법으로 판단되는 경우, 취소소송의 제소기간 준수된 경우에 취소판결을 할 수 있는지 문제된다.</w:t>
+      </w:r>
+    </w:p>
+    <w:p>
+      <w:pPr>
+        <w:rPr>
+          <w:sz w:val="16"/>
+          <w:szCs w:val="16"/>
+        </w:rPr>
+      </w:pPr>
+      <w:r>
+        <w:rPr>
+          <w:rFonts w:hint="eastAsia"/>
+          <w:sz w:val="16"/>
+          <w:szCs w:val="16"/>
+        </w:rPr>
+        <w:t>법원이 석명권 행사하여 취소소송으로의 소 ▁307▁을 요한다는 견해도 있으나,</w:t>
+      </w:r>
+    </w:p>
+    <w:p>
+      <w:pPr>
+        <w:rPr>
+          <w:sz w:val="16"/>
+          <w:szCs w:val="16"/>
+        </w:rPr>
+      </w:pPr>
+      <w:r>
+        <w:rPr>
+          <w:rFonts w:hint="eastAsia"/>
+          <w:sz w:val="16"/>
+          <w:szCs w:val="16"/>
+        </w:rPr>
+        <w:t>판례는 행정처분의 무효확인을 구하는 소에는 그 처분의 취소를 구하는 취지도 포함되어 있는 것으로 보아 소 ▁308▁ 없이 취소판결을 할 수 있다고 본다.</w:t>
       </w:r>
     </w:p>
     <w:p>
@@ -16753,23 +16754,23 @@
           <w:sz w:val="16"/>
           <w:szCs w:val="16"/>
         </w:rPr>
-        <w:t>________</w:t>
-      </w:r>
-    </w:p>
-    <w:p>
-      <w:pPr>
-        <w:rPr>
-          <w:sz w:val="16"/>
-          <w:szCs w:val="16"/>
-        </w:rPr>
-      </w:pPr>
-      <w:r>
-        <w:rPr>
-          <w:rFonts w:hint="eastAsia"/>
-          <w:sz w:val="16"/>
-          <w:szCs w:val="16"/>
-        </w:rPr>
-        <w:t>[________ 제기요건 : 당상처부신]</w:t>
+        <w:t>부작위▁309▁확인소송</w:t>
+      </w:r>
+    </w:p>
+    <w:p>
+      <w:pPr>
+        <w:rPr>
+          <w:sz w:val="16"/>
+          <w:szCs w:val="16"/>
+        </w:rPr>
+      </w:pPr>
+      <w:r>
+        <w:rPr>
+          <w:rFonts w:hint="eastAsia"/>
+          <w:sz w:val="16"/>
+          <w:szCs w:val="16"/>
+        </w:rPr>
+        <w:t>[부작위▁310▁확인소송 제기요건 : 당상처부신]</w:t>
       </w:r>
     </w:p>
     <w:p>
@@ -16846,7 +16847,7 @@
           <w:sz w:val="16"/>
           <w:szCs w:val="16"/>
         </w:rPr>
-        <w:t>상당한 기간이란 당해 ________을 하는데 통상 필요한 기간을 의미한다.</w:t>
+        <w:t>상당한 기간이란 당해 ▁311▁을 하는데 통상 필요한 기간을 의미한다.</w:t>
       </w:r>
     </w:p>
     <w:p>
@@ -16877,14 +16878,14 @@
           <w:sz w:val="16"/>
           <w:szCs w:val="16"/>
         </w:rPr>
-        <w:t xml:space="preserve">________의무 및 </w:t>
-      </w:r>
-      <w:r>
-        <w:rPr>
-          <w:sz w:val="16"/>
-          <w:szCs w:val="16"/>
-        </w:rPr>
-        <w:t>________</w:t>
+        <w:t xml:space="preserve">▁312▁의무 및 </w:t>
+      </w:r>
+      <w:r>
+        <w:rPr>
+          <w:sz w:val="16"/>
+          <w:szCs w:val="16"/>
+        </w:rPr>
+        <w:t>처분</w:t>
       </w:r>
       <w:r>
         <w:rPr>
@@ -16907,7 +16908,7 @@
           <w:sz w:val="16"/>
           <w:szCs w:val="16"/>
         </w:rPr>
-        <w:t xml:space="preserve">________는 행정청이 ‘일정한 ________’을 하여야 할 ‘법률상 의무’가 있음에도 처분을 하지 않는 경우에 성립한다. </w:t>
+        <w:t xml:space="preserve">부작위는 행정청이 ‘일정한 ▁313▁’을 하여야 할 ‘법률상 의무’가 있음에도 처분을 하지 않는 경우에 성립한다. </w:t>
       </w:r>
       <w:r>
         <w:rPr>
@@ -16975,7 +16976,7 @@
           <w:sz w:val="16"/>
           <w:szCs w:val="16"/>
         </w:rPr>
-        <w:t xml:space="preserve"> : 거부________ 대상적격 개념과 동일</w:t>
+        <w:t xml:space="preserve"> : 거부▁314▁ 대상적격 개념과 동일</w:t>
       </w:r>
     </w:p>
     <w:p>
@@ -16991,7 +16992,7 @@
           <w:sz w:val="16"/>
           <w:szCs w:val="16"/>
         </w:rPr>
-        <w:t>________가 성립하려면 당사자가 법규</w:t>
+        <w:t>부작위가 성립하려면 당사자가 법규</w:t>
       </w:r>
       <w:r>
         <w:rPr>
@@ -17021,7 +17022,7 @@
           <w:sz w:val="16"/>
           <w:szCs w:val="16"/>
         </w:rPr>
-        <w:t>조리상 신청권이 없는 경우 ________위법확인의 소는 부적법하다</w:t>
+        <w:t>조리상 신청권이 없는 경우 부작위▁315▁확인의 소는 부적법하다</w:t>
       </w:r>
       <w:r>
         <w:rPr>
@@ -17131,7 +17132,7 @@
           <w:sz w:val="16"/>
           <w:szCs w:val="16"/>
         </w:rPr>
-        <w:t xml:space="preserve">[________판단 시] ________의 위법성 판단은 판결 시를 기준으로 </w:t>
+        <w:t xml:space="preserve">[▁316▁판단 시] 부작위위법확인소송의 위법성 판단은 판결 시를 기준으로 </w:t>
       </w:r>
     </w:p>
     <w:p>
@@ -17164,47 +17165,47 @@
           <w:sz w:val="16"/>
           <w:szCs w:val="16"/>
         </w:rPr>
-        <w:t xml:space="preserve">________법은 ________을 규정하지 않으므로, 의무이행심판을 제기하여야 한다. </w:t>
-      </w:r>
-      <w:r>
-        <w:rPr>
-          <w:rFonts w:hint="eastAsia"/>
-          <w:sz w:val="16"/>
-          <w:szCs w:val="16"/>
-        </w:rPr>
-        <w:t>부작위에 대한 집행정지신청은 불가하나, 행정심판법은 임시처분을 규정하므로, 의무이행심판 제기하면서 임시처분 신청할 수 있다.</w:t>
-      </w:r>
-    </w:p>
-    <w:p>
-      <w:pPr>
-        <w:rPr>
-          <w:sz w:val="16"/>
-          <w:szCs w:val="16"/>
-        </w:rPr>
-      </w:pPr>
-      <w:r>
-        <w:rPr>
-          <w:rFonts w:hint="eastAsia"/>
-          <w:sz w:val="16"/>
-          <w:szCs w:val="16"/>
-        </w:rPr>
-        <w:t xml:space="preserve">________법상 ________ 제기할 수 있다. </w:t>
-      </w:r>
-    </w:p>
-    <w:p>
-      <w:pPr>
-        <w:rPr>
-          <w:sz w:val="16"/>
-          <w:szCs w:val="16"/>
-        </w:rPr>
-      </w:pPr>
-      <w:r>
-        <w:rPr>
-          <w:rFonts w:hint="eastAsia"/>
-          <w:sz w:val="16"/>
-          <w:szCs w:val="16"/>
-        </w:rPr>
-        <w:t>인용________(처분재결 또는 처분명령재결) 또는 인용판결이 확정되면 ________ 부담하며, 불이행 시 간접강제</w:t>
+        <w:t xml:space="preserve">행정심판법은 부작위위법확인소송을 규정하지 않으므로, 의무이행심판을 제기하여야 한다. </w:t>
+      </w:r>
+      <w:r>
+        <w:rPr>
+          <w:rFonts w:hint="eastAsia"/>
+          <w:sz w:val="16"/>
+          <w:szCs w:val="16"/>
+        </w:rPr>
+        <w:t>부작위에 대한 ▁317▁신청은 불가하나, 행정심판법은 임시처분을 규정하므로, 의무이행심판 제기하면서 임시처분 신청할 수 있다.</w:t>
+      </w:r>
+    </w:p>
+    <w:p>
+      <w:pPr>
+        <w:rPr>
+          <w:sz w:val="16"/>
+          <w:szCs w:val="16"/>
+        </w:rPr>
+      </w:pPr>
+      <w:r>
+        <w:rPr>
+          <w:rFonts w:hint="eastAsia"/>
+          <w:sz w:val="16"/>
+          <w:szCs w:val="16"/>
+        </w:rPr>
+        <w:t xml:space="preserve">행정소송법상 부작위▁318▁확인소송 제기할 수 있다. </w:t>
+      </w:r>
+    </w:p>
+    <w:p>
+      <w:pPr>
+        <w:rPr>
+          <w:sz w:val="16"/>
+          <w:szCs w:val="16"/>
+        </w:rPr>
+      </w:pPr>
+      <w:r>
+        <w:rPr>
+          <w:rFonts w:hint="eastAsia"/>
+          <w:sz w:val="16"/>
+          <w:szCs w:val="16"/>
+        </w:rPr>
+        <w:t>인용재결(처분재결 또는 처분명령재결) 또는 ▁319▁이 확정되면 재처분의무 부담하며, 불이행 시 간접강제</w:t>
       </w:r>
       <w:r>
         <w:rPr>
@@ -17253,23 +17254,23 @@
           <w:sz w:val="16"/>
           <w:szCs w:val="16"/>
         </w:rPr>
-        <w:t>________과 가구제</w:t>
-      </w:r>
-    </w:p>
-    <w:p>
-      <w:pPr>
-        <w:rPr>
-          <w:sz w:val="16"/>
-          <w:szCs w:val="16"/>
-        </w:rPr>
-      </w:pPr>
-      <w:r>
-        <w:rPr>
-          <w:rFonts w:hint="eastAsia"/>
-          <w:sz w:val="16"/>
-          <w:szCs w:val="16"/>
-        </w:rPr>
-        <w:t>________은 ________</w:t>
+        <w:t>부작위▁320▁확인소송과 가구제</w:t>
+      </w:r>
+    </w:p>
+    <w:p>
+      <w:pPr>
+        <w:rPr>
+          <w:sz w:val="16"/>
+          <w:szCs w:val="16"/>
+        </w:rPr>
+      </w:pPr>
+      <w:r>
+        <w:rPr>
+          <w:rFonts w:hint="eastAsia"/>
+          <w:sz w:val="16"/>
+          <w:szCs w:val="16"/>
+        </w:rPr>
+        <w:t>부작위위법확인소송은 ▁321▁</w:t>
       </w:r>
       <w:r>
         <w:rPr>
@@ -17334,30 +17335,30 @@
           <w:sz w:val="16"/>
           <w:szCs w:val="16"/>
         </w:rPr>
-        <w:t>. ________</w:t>
-      </w:r>
-    </w:p>
-    <w:p>
-      <w:pPr>
-        <w:rPr>
-          <w:sz w:val="16"/>
-          <w:szCs w:val="16"/>
-        </w:rPr>
-      </w:pPr>
-      <w:r>
-        <w:rPr>
-          <w:sz w:val="16"/>
-          <w:szCs w:val="16"/>
-        </w:rPr>
-        <w:t>행정청의 ________등을 원인으로 하는 법률관계에 관한 소송 그 밖에 공법상의 법률관계에 관한 소송으로서 그 법률관계의 한쪽 당사자를 피고로 하는 소송</w:t>
-      </w:r>
-      <w:r>
-        <w:rPr>
-          <w:rFonts w:hint="eastAsia"/>
-          <w:sz w:val="16"/>
-          <w:szCs w:val="16"/>
-        </w:rPr>
-        <w:t xml:space="preserve">을 말한다(________법 제3조 2호). </w:t>
+        <w:t>. ▁322▁</w:t>
+      </w:r>
+    </w:p>
+    <w:p>
+      <w:pPr>
+        <w:rPr>
+          <w:sz w:val="16"/>
+          <w:szCs w:val="16"/>
+        </w:rPr>
+      </w:pPr>
+      <w:r>
+        <w:rPr>
+          <w:sz w:val="16"/>
+          <w:szCs w:val="16"/>
+        </w:rPr>
+        <w:t>행정청의 처분등을 원인으로 하는 법률관계에 관한 소송 그 밖에 공법상의 법률관계에 관한 소송으로서 그 법률관계의 한쪽 당사자를 피고로 하는 소송</w:t>
+      </w:r>
+      <w:r>
+        <w:rPr>
+          <w:rFonts w:hint="eastAsia"/>
+          <w:sz w:val="16"/>
+          <w:szCs w:val="16"/>
+        </w:rPr>
+        <w:t xml:space="preserve">을 말한다(행정소송법 제3조 2호). </w:t>
       </w:r>
       <w:r>
         <w:rPr>
@@ -17387,7 +17388,7 @@
           <w:sz w:val="16"/>
           <w:szCs w:val="16"/>
         </w:rPr>
-        <w:t xml:space="preserve"> 형태로 제기하는 당사자소송에는 민사소송 법리 적용되어 보충성이 요구된다.</w:t>
+        <w:t xml:space="preserve"> 형태로 제기하는 ▁323▁에는 민사소송 법리 적용되어 보충성이 요구된다.</w:t>
       </w:r>
     </w:p>
     <w:p>
@@ -17410,7 +17411,7 @@
           <w:sz w:val="16"/>
           <w:szCs w:val="16"/>
         </w:rPr>
-        <w:t xml:space="preserve"> : 제12조 ________하지 않으므로 폭 넓게 ________ 인정된다. 따라서 법률상 이익이 있는 자만 제기할 수 있다고 볼 수 없고, 민사소송 일반법리를 따른다.</w:t>
+        <w:t xml:space="preserve"> : 제12조 준용하지 않으므로 폭 넓게 ▁324▁ 인정된다. 따라서 법률상 이익이 있는 자만 제기할 수 있다고 볼 수 없고, 민사소송 일반법리를 따른다.</w:t>
       </w:r>
     </w:p>
     <w:p>
@@ -17449,14 +17450,14 @@
           <w:sz w:val="16"/>
           <w:szCs w:val="16"/>
         </w:rPr>
-        <w:t>________</w:t>
-      </w:r>
-      <w:r>
-        <w:rPr>
-          <w:sz w:val="16"/>
-          <w:szCs w:val="16"/>
-        </w:rPr>
-        <w:t xml:space="preserve"> : 제한없으나 개별규정에 ________을 둔 때(=토지보상법상 보상금증감청구소송)에는 불변기간이다(제41조).</w:t>
+        <w:t>▁325▁</w:t>
+      </w:r>
+      <w:r>
+        <w:rPr>
+          <w:sz w:val="16"/>
+          <w:szCs w:val="16"/>
+        </w:rPr>
+        <w:t xml:space="preserve"> : 제한없으나 개별규정에 제소기간을 둔 때(=토지보상법상 보상금증감청구소송)에는 불변기간이다(제41조).</w:t>
       </w:r>
     </w:p>
     <w:p>
@@ -17481,23 +17482,23 @@
           <w:sz w:val="16"/>
           <w:szCs w:val="16"/>
         </w:rPr>
-        <w:t xml:space="preserve">(________ VS ________) </w:t>
-      </w:r>
-    </w:p>
-    <w:p>
-      <w:pPr>
-        <w:rPr>
-          <w:sz w:val="16"/>
-          <w:szCs w:val="16"/>
-        </w:rPr>
-      </w:pPr>
-      <w:r>
-        <w:rPr>
-          <w:rFonts w:hint="eastAsia"/>
-          <w:sz w:val="16"/>
-          <w:szCs w:val="16"/>
-        </w:rPr>
-        <w:t xml:space="preserve">________소송과 당사자소송에서는 취소소송이 앞서며, 당사자소송은 취소소송 제기할 수 없는 때에만 비로소 고려된다. ________과 당사자소송은 병렬적 관계에 있다. </w:t>
+        <w:t xml:space="preserve">(항고소송 VS ▁326▁) </w:t>
+      </w:r>
+    </w:p>
+    <w:p>
+      <w:pPr>
+        <w:rPr>
+          <w:sz w:val="16"/>
+          <w:szCs w:val="16"/>
+        </w:rPr>
+      </w:pPr>
+      <w:r>
+        <w:rPr>
+          <w:rFonts w:hint="eastAsia"/>
+          <w:sz w:val="16"/>
+          <w:szCs w:val="16"/>
+        </w:rPr>
+        <w:t xml:space="preserve">취소소송과 당사자소송에서는 취소소송이 앞서며, 당사자소송은 취소소송 제기할 수 없는 때에만 비로소 고려된다. ▁327▁과 당사자소송은 병렬적 관계에 있다. </w:t>
       </w:r>
       <w:r>
         <w:rPr>
@@ -17598,7 +17599,7 @@
           <w:sz w:val="16"/>
           <w:szCs w:val="16"/>
         </w:rPr>
-        <w:t>(________ VS 민사소송</w:t>
+        <w:t>(▁328▁ VS 민사소송</w:t>
       </w:r>
       <w:r>
         <w:rPr>
@@ -17622,103 +17623,103 @@
           <w:sz w:val="16"/>
           <w:szCs w:val="16"/>
         </w:rPr>
-        <w:t>판례는 소송물 자체가 공법관계인 때(=법률로서 곧바로 권리의무 발생, 환급세액은 법률 등에 의하여 환급세액 이미 결정됨)에는 ________으로, 소송물의 발생원인이 되는 법률관계가 공법관계에 불과한 때(과오납금은 과세________ 다퉈봐야 과오납금 얼마인지 산정됨.)에는 민사소송에 의하여야 한다고 본다.</w:t>
-      </w:r>
-    </w:p>
-    <w:p>
-      <w:pPr>
-        <w:rPr>
-          <w:sz w:val="16"/>
-          <w:szCs w:val="16"/>
-        </w:rPr>
-      </w:pPr>
-      <w:r>
-        <w:rPr>
-          <w:rFonts w:hint="eastAsia"/>
-          <w:sz w:val="16"/>
-          <w:szCs w:val="16"/>
-        </w:rPr>
-        <w:t>판례는 손실보상은 당사자소송에 의하여야 한다고 견해 ________하였으며, 공법상 ________이득 및 국가배상책임에 대해서는 민사소송에 의하도록 한다.</w:t>
-      </w:r>
-    </w:p>
-    <w:p>
-      <w:pPr>
-        <w:rPr>
-          <w:sz w:val="16"/>
-          <w:szCs w:val="16"/>
-        </w:rPr>
-      </w:pPr>
-      <w:r>
-        <w:rPr>
-          <w:rFonts w:hint="eastAsia"/>
-          <w:sz w:val="16"/>
-          <w:szCs w:val="16"/>
-        </w:rPr>
-        <w:t>공무원의 최초 연금지급청구는 ________, 연금을 지급하다가 법령이 개정되는 등으로 지급액 줄어들거나 지급시기 늦어지면 ________으로 다툰다.</w:t>
-      </w:r>
-    </w:p>
-    <w:p>
-      <w:pPr>
-        <w:rPr>
-          <w:sz w:val="16"/>
-          <w:szCs w:val="16"/>
-        </w:rPr>
-      </w:pPr>
-      <w:r>
-        <w:rPr>
-          <w:rFonts w:hint="eastAsia"/>
-          <w:sz w:val="16"/>
-          <w:szCs w:val="16"/>
-        </w:rPr>
-        <w:t>공무원에게 당연퇴직사유가 있는 때에는 통지 없이 곧바로 공무원지위를 잃게 되며, 따라서 그 통지는 사실의 통지에 불과하여 ________ 대상이 되지 않는다. 따라서 공무원은 ________으로 공무원지위확인소송을 제기하여야 한다.</w:t>
-      </w:r>
-    </w:p>
-    <w:p>
-      <w:pPr>
-        <w:rPr>
-          <w:sz w:val="16"/>
-          <w:szCs w:val="16"/>
-        </w:rPr>
-      </w:pPr>
-      <w:r>
-        <w:rPr>
-          <w:rFonts w:hint="eastAsia"/>
-          <w:sz w:val="16"/>
-          <w:szCs w:val="16"/>
-        </w:rPr>
-        <w:t>부가가치세 환급소송은 법률에 의하여 곧바로 발생하는 것으로서 ________에 의하나, 과오납금 반환소송은 쟁송으로 반환범위를 다투어 비로소 액수가 구체적으로 확정되므로 민사소송에 의한다. (과오납금은 잘못낸 세금, 환급세액은 정책적으로 반환하는 세액으로서 법률로 그 금액이 구체적으로 확정되어 발생)</w:t>
-      </w:r>
-    </w:p>
-    <w:p>
-      <w:pPr>
-        <w:rPr>
-          <w:sz w:val="16"/>
-          <w:szCs w:val="16"/>
-        </w:rPr>
-      </w:pPr>
-      <w:r>
-        <w:rPr>
-          <w:rFonts w:hint="eastAsia"/>
-          <w:sz w:val="16"/>
-          <w:szCs w:val="16"/>
-        </w:rPr>
-        <w:t>광주민주화운동에 따른 보상금은 특정사건, 특정인물에 대한 것으로서 법률에 구체적 내용이 모두 규정되어 있어 법률에 의하여 곧바로 보상금지급의무 발생하므로 ________에 의한다.</w:t>
-      </w:r>
-    </w:p>
-    <w:p>
-      <w:pPr>
-        <w:rPr>
-          <w:sz w:val="16"/>
-          <w:szCs w:val="16"/>
-        </w:rPr>
-      </w:pPr>
-      <w:r>
-        <w:rPr>
-          <w:rFonts w:hint="eastAsia"/>
-          <w:sz w:val="16"/>
-          <w:szCs w:val="16"/>
-        </w:rPr>
-        <w:t>민주화운동에 따른 보상금은 다퉈봐야 보상금 액수가 정해지며, 보상금지급결정(________)을 다투는 ________소송에 의하여야 한다.</w:t>
+        <w:t>판례는 소송물 자체가 공법관계인 때(=법률로서 곧바로 권리의무 발생, 환급세액은 법률 등에 의하여 환급세액 이미 결정됨)에는 ▁329▁으로, 소송물의 발생원인이 되는 법률관계가 공법관계에 불과한 때(과오납금은 과세처분 다퉈봐야 과오납금 얼마인지 산정됨.)에는 민사소송에 의하여야 한다고 본다.</w:t>
+      </w:r>
+    </w:p>
+    <w:p>
+      <w:pPr>
+        <w:rPr>
+          <w:sz w:val="16"/>
+          <w:szCs w:val="16"/>
+        </w:rPr>
+      </w:pPr>
+      <w:r>
+        <w:rPr>
+          <w:rFonts w:hint="eastAsia"/>
+          <w:sz w:val="16"/>
+          <w:szCs w:val="16"/>
+        </w:rPr>
+        <w:t>판례는 손실보상은 당사자소송에 의하여야 한다고 견해 ▁330▁하였으며, 공법상 부당이득 및 국가배상책임에 대해서는 민사소송에 의하도록 한다.</w:t>
+      </w:r>
+    </w:p>
+    <w:p>
+      <w:pPr>
+        <w:rPr>
+          <w:sz w:val="16"/>
+          <w:szCs w:val="16"/>
+        </w:rPr>
+      </w:pPr>
+      <w:r>
+        <w:rPr>
+          <w:rFonts w:hint="eastAsia"/>
+          <w:sz w:val="16"/>
+          <w:szCs w:val="16"/>
+        </w:rPr>
+        <w:t>공무원의 최초 연금지급청구는 항고소송, 연금을 지급하다가 법령이 개정되는 등으로 지급액 줄어들거나 지급시기 늦어지면 ▁331▁으로 다툰다.</w:t>
+      </w:r>
+    </w:p>
+    <w:p>
+      <w:pPr>
+        <w:rPr>
+          <w:sz w:val="16"/>
+          <w:szCs w:val="16"/>
+        </w:rPr>
+      </w:pPr>
+      <w:r>
+        <w:rPr>
+          <w:rFonts w:hint="eastAsia"/>
+          <w:sz w:val="16"/>
+          <w:szCs w:val="16"/>
+        </w:rPr>
+        <w:t>공무원에게 당연퇴직사유가 있는 때에는 통지 없이 곧바로 공무원지위를 잃게 되며, 따라서 그 통지는 사실의 통지에 불과하여 항고소송 대상이 되지 않는다. 따라서 공무원은 ▁332▁으로 공무원지위확인소송을 제기하여야 한다.</w:t>
+      </w:r>
+    </w:p>
+    <w:p>
+      <w:pPr>
+        <w:rPr>
+          <w:sz w:val="16"/>
+          <w:szCs w:val="16"/>
+        </w:rPr>
+      </w:pPr>
+      <w:r>
+        <w:rPr>
+          <w:rFonts w:hint="eastAsia"/>
+          <w:sz w:val="16"/>
+          <w:szCs w:val="16"/>
+        </w:rPr>
+        <w:t>부가가치세 환급소송은 법률에 의하여 곧바로 발생하는 것으로서 ▁333▁에 의하나, 과오납금 반환소송은 쟁송으로 반환범위를 다투어 비로소 액수가 구체적으로 확정되므로 민사소송에 의한다. (과오납금은 잘못낸 세금, 환급세액은 정책적으로 반환하는 세액으로서 법률로 그 금액이 구체적으로 확정되어 발생)</w:t>
+      </w:r>
+    </w:p>
+    <w:p>
+      <w:pPr>
+        <w:rPr>
+          <w:sz w:val="16"/>
+          <w:szCs w:val="16"/>
+        </w:rPr>
+      </w:pPr>
+      <w:r>
+        <w:rPr>
+          <w:rFonts w:hint="eastAsia"/>
+          <w:sz w:val="16"/>
+          <w:szCs w:val="16"/>
+        </w:rPr>
+        <w:t>광주민주화운동에 따른 보상금은 특정사건, 특정인물에 대한 것으로서 법률에 구체적 내용이 모두 규정되어 있어 법률에 의하여 곧바로 보상금지급의무 발생하므로 ▁334▁에 의한다.</w:t>
+      </w:r>
+    </w:p>
+    <w:p>
+      <w:pPr>
+        <w:rPr>
+          <w:sz w:val="16"/>
+          <w:szCs w:val="16"/>
+        </w:rPr>
+      </w:pPr>
+      <w:r>
+        <w:rPr>
+          <w:rFonts w:hint="eastAsia"/>
+          <w:sz w:val="16"/>
+          <w:szCs w:val="16"/>
+        </w:rPr>
+        <w:t>민주화운동에 따른 보상금은 다퉈봐야 보상금 액수가 정해지며, 보상금지급결정(처분)을 다투는 ▁335▁소송에 의하여야 한다.</w:t>
       </w:r>
     </w:p>
     <w:p>
@@ -17812,23 +17813,23 @@
           <w:sz w:val="16"/>
           <w:szCs w:val="16"/>
         </w:rPr>
-        <w:t xml:space="preserve"> 소송은 ________에 의한다.</w:t>
-      </w:r>
-    </w:p>
-    <w:p>
-      <w:pPr>
-        <w:rPr>
-          <w:sz w:val="16"/>
-          <w:szCs w:val="16"/>
-        </w:rPr>
-      </w:pPr>
-      <w:r>
-        <w:rPr>
-          <w:rFonts w:hint="eastAsia"/>
-          <w:sz w:val="16"/>
-          <w:szCs w:val="16"/>
-        </w:rPr>
-        <w:t>국회의원이 입법활동비 지급을 구하는 소송은 ________에 의한다.</w:t>
+        <w:t xml:space="preserve"> 소송은 ▁336▁에 의한다.</w:t>
+      </w:r>
+    </w:p>
+    <w:p>
+      <w:pPr>
+        <w:rPr>
+          <w:sz w:val="16"/>
+          <w:szCs w:val="16"/>
+        </w:rPr>
+      </w:pPr>
+      <w:r>
+        <w:rPr>
+          <w:rFonts w:hint="eastAsia"/>
+          <w:sz w:val="16"/>
+          <w:szCs w:val="16"/>
+        </w:rPr>
+        <w:t>국회의원이 입법활동비 지급을 구하는 소송은 ▁337▁에 의한다.</w:t>
       </w:r>
     </w:p>
     <w:p>
@@ -17869,7 +17870,7 @@
           <w:sz w:val="16"/>
           <w:szCs w:val="16"/>
         </w:rPr>
-        <w:t xml:space="preserve">) 민사집행법상 가________ </w:t>
+        <w:t xml:space="preserve">) 민사집행법상 가▁338▁ </w:t>
       </w:r>
       <w:r>
         <w:rPr>
@@ -17893,23 +17894,23 @@
           <w:sz w:val="16"/>
           <w:szCs w:val="16"/>
         </w:rPr>
-        <w:t>당사자소송은 ________소송 집행정지를 규정한 23조를 준용하지 않는데, 민사집행법상 가________을 신청할 수 있는지 문제된다.</w:t>
-      </w:r>
-    </w:p>
-    <w:p>
-      <w:pPr>
-        <w:rPr>
-          <w:sz w:val="16"/>
-          <w:szCs w:val="16"/>
-        </w:rPr>
-      </w:pPr>
-      <w:r>
-        <w:rPr>
-          <w:rFonts w:hint="eastAsia"/>
-          <w:sz w:val="16"/>
-          <w:szCs w:val="16"/>
-        </w:rPr>
-        <w:t>당사자소송은 민사소송과 유사하나, 대상이 공법상 법률관계일 뿐이므로 민사집행법상 가________ 허용하는 것이 타당하며, 판례도 당사자소송에 대하여 ________ 규정 준용되지 아니하므로 민사집행법상 가처분 규정이 준용된다고 본다.</w:t>
+        <w:t>당사자소송은 ▁339▁소송 집행정지를 규정한 23조를 준용하지 않는데, 민사집행법상 가처분을 신청할 수 있는지 문제된다.</w:t>
+      </w:r>
+    </w:p>
+    <w:p>
+      <w:pPr>
+        <w:rPr>
+          <w:sz w:val="16"/>
+          <w:szCs w:val="16"/>
+        </w:rPr>
+      </w:pPr>
+      <w:r>
+        <w:rPr>
+          <w:rFonts w:hint="eastAsia"/>
+          <w:sz w:val="16"/>
+          <w:szCs w:val="16"/>
+        </w:rPr>
+        <w:t>▁340▁은 민사소송과 유사하나, 대상이 공법상 법률관계일 뿐이므로 민사집행법상 가처분 허용하는 것이 타당하며, 판례도 당사자소송에 대하여 집행정지 규정 준용되지 아니하므로 민사집행법상 가처분 규정이 준용된다고 본다.</w:t>
       </w:r>
     </w:p>
     <w:p>
@@ -17934,55 +17935,55 @@
           <w:sz w:val="16"/>
           <w:szCs w:val="16"/>
         </w:rPr>
-        <w:t>) 형식적 ________ 인정여부</w:t>
-      </w:r>
-    </w:p>
-    <w:p>
-      <w:pPr>
-        <w:rPr>
-          <w:sz w:val="16"/>
-          <w:szCs w:val="16"/>
-        </w:rPr>
-      </w:pPr>
-      <w:r>
-        <w:rPr>
-          <w:rFonts w:hint="eastAsia"/>
-          <w:sz w:val="16"/>
-          <w:szCs w:val="16"/>
-        </w:rPr>
-        <w:t>명문 규정이 없는 경우 과징금부과________에 대하여 다투지 않고 곧바로 과징금 액수에 대한 ________ 제기할 수 있는지 문제된다.</w:t>
-      </w:r>
-    </w:p>
-    <w:p>
-      <w:pPr>
-        <w:rPr>
-          <w:sz w:val="16"/>
-          <w:szCs w:val="16"/>
-        </w:rPr>
-      </w:pPr>
-      <w:r>
-        <w:rPr>
-          <w:rFonts w:hint="eastAsia"/>
-          <w:sz w:val="16"/>
-          <w:szCs w:val="16"/>
-        </w:rPr>
-        <w:t>원인이 되는 ________을 그대로 둔 채 처분결과로 형성된 법률관계를 다투는 것은 행정행위의 공정력이나 구성요건적 효력에 반하므로 허용되지 않는다는 견해, 행정소송법이 ________을 법률규정이 있는 때만 허용하는 법정주의로 규정하지 않으므로 허용된다는 견해 대립한다.</w:t>
-      </w:r>
-    </w:p>
-    <w:p>
-      <w:pPr>
-        <w:rPr>
-          <w:sz w:val="16"/>
-          <w:szCs w:val="16"/>
-        </w:rPr>
-      </w:pPr>
-      <w:r>
-        <w:rPr>
-          <w:rFonts w:hint="eastAsia"/>
-          <w:sz w:val="16"/>
-          <w:szCs w:val="16"/>
-        </w:rPr>
-        <w:t>판례는 개별법률에 별도 규정이 있는 수용보상금 증감청구소송 등의 경우 외에는 기초되는 ________을 다투어야 한다고 본다.</w:t>
+        <w:t>) 형식적 ▁341▁ 인정여부</w:t>
+      </w:r>
+    </w:p>
+    <w:p>
+      <w:pPr>
+        <w:rPr>
+          <w:sz w:val="16"/>
+          <w:szCs w:val="16"/>
+        </w:rPr>
+      </w:pPr>
+      <w:r>
+        <w:rPr>
+          <w:rFonts w:hint="eastAsia"/>
+          <w:sz w:val="16"/>
+          <w:szCs w:val="16"/>
+        </w:rPr>
+        <w:t>명문 규정이 없는 경우 과징금부과처분에 대하여 다투지 않고 곧바로 과징금 액수에 대한 ▁342▁ 제기할 수 있는지 문제된다.</w:t>
+      </w:r>
+    </w:p>
+    <w:p>
+      <w:pPr>
+        <w:rPr>
+          <w:sz w:val="16"/>
+          <w:szCs w:val="16"/>
+        </w:rPr>
+      </w:pPr>
+      <w:r>
+        <w:rPr>
+          <w:rFonts w:hint="eastAsia"/>
+          <w:sz w:val="16"/>
+          <w:szCs w:val="16"/>
+        </w:rPr>
+        <w:t>원인이 되는 처분을 그대로 둔 채 처분결과로 형성된 법률관계를 다투는 것은 행정행위의 공정력이나 구성요건적 효력에 반하므로 허용되지 않는다는 견해, 행정소송법이 ▁343▁을 법률규정이 있는 때만 허용하는 법정주의로 규정하지 않으므로 허용된다는 견해 대립한다.</w:t>
+      </w:r>
+    </w:p>
+    <w:p>
+      <w:pPr>
+        <w:rPr>
+          <w:sz w:val="16"/>
+          <w:szCs w:val="16"/>
+        </w:rPr>
+      </w:pPr>
+      <w:r>
+        <w:rPr>
+          <w:rFonts w:hint="eastAsia"/>
+          <w:sz w:val="16"/>
+          <w:szCs w:val="16"/>
+        </w:rPr>
+        <w:t>판례는 개별법률에 별도 규정이 있는 수용보상금 증감청구소송 등의 경우 외에는 기초되는 ▁344▁을 다투어야 한다고 본다.</w:t>
       </w:r>
     </w:p>
     <w:p>

--- a/word proj/사례_행정심판, 행정소송_문제.docx
+++ b/word proj/사례_행정심판, 행정소송_문제.docx
@@ -24,7 +24,7 @@
           <w:sz w:val="16"/>
           <w:szCs w:val="16"/>
         </w:rPr>
-        <w:t>. ▁①▁</w:t>
+        <w:t>. ▁1▁</w:t>
       </w:r>
     </w:p>
     <w:p>
@@ -41,7 +41,7 @@
           <w:sz w:val="16"/>
           <w:szCs w:val="16"/>
         </w:rPr>
-        <w:t xml:space="preserve">1. 이의신청과 ▁②▁ </w:t>
+        <w:t xml:space="preserve">1. 이의신청과 ▁1▁ </w:t>
       </w:r>
       <w:r>
         <w:rPr>
@@ -80,7 +80,7 @@
           <w:sz w:val="16"/>
           <w:szCs w:val="16"/>
         </w:rPr>
-        <w:t xml:space="preserve"> : ▁③▁부당한 처분</w:t>
+        <w:t xml:space="preserve"> : 위법부당한 처분</w:t>
       </w:r>
       <w:r>
         <w:rPr>
@@ -111,7 +111,7 @@
           <w:sz w:val="16"/>
           <w:szCs w:val="16"/>
         </w:rPr>
-        <w:t>는 처분을 받은 날부터 30일 이내에 해당 행정청에 이의신청을 할 수 있다</w:t>
+        <w:t>는 처분을 받은 날부터 ▁1▁ 이내에 해당 행정청에 이의신청을 할 수 있다</w:t>
       </w:r>
       <w:r>
         <w:rPr>
@@ -142,23 +142,23 @@
           <w:sz w:val="16"/>
           <w:szCs w:val="16"/>
         </w:rPr>
-        <w:t xml:space="preserve">이의신청과 ▁④▁의 구별이 문제되는데, </w:t>
-      </w:r>
-    </w:p>
-    <w:p>
-      <w:pPr>
-        <w:rPr>
-          <w:sz w:val="16"/>
-          <w:szCs w:val="16"/>
-        </w:rPr>
-      </w:pPr>
-      <w:r>
-        <w:rPr>
-          <w:rFonts w:hint="eastAsia"/>
-          <w:sz w:val="16"/>
-          <w:szCs w:val="16"/>
-        </w:rPr>
-        <w:t xml:space="preserve">이의신청은 보통 ▁⑤▁이 담당하는데 반해, 행정심판은 별도의 행정심판기관이 처리하는 것이 일반적이고, 행정심판은 헌법 제107조 </w:t>
+        <w:t xml:space="preserve">이의신청과 ▁1▁의 구별이 문제되는데, </w:t>
+      </w:r>
+    </w:p>
+    <w:p>
+      <w:pPr>
+        <w:rPr>
+          <w:sz w:val="16"/>
+          <w:szCs w:val="16"/>
+        </w:rPr>
+      </w:pPr>
+      <w:r>
+        <w:rPr>
+          <w:rFonts w:hint="eastAsia"/>
+          <w:sz w:val="16"/>
+          <w:szCs w:val="16"/>
+        </w:rPr>
+        <w:t xml:space="preserve">이의신청은 보통 처분청이 담당하는데 반해, 행정심판은 별도의 행정심판기관이 처리하는 것이 일반적이고, 행정심판은 헌법 제107조 </w:t>
       </w:r>
       <w:r>
         <w:rPr>
@@ -180,7 +180,7 @@
           <w:sz w:val="16"/>
           <w:szCs w:val="16"/>
         </w:rPr>
-        <w:t>재판의 전심절차로서 행정심판을 할 수 있다. 행정심판의 절차는 법률로 정하되, 사법절차가 준용되어야 한다.</w:t>
+        <w:t>재판의 전심절차로서 행정심판을 할 수 있다. 행정심판의 절차는 법률로 정하되, 사법절차가 ▁1▁되어야 한다.</w:t>
       </w:r>
       <w:r>
         <w:rPr>
@@ -204,7 +204,7 @@
           <w:sz w:val="16"/>
           <w:szCs w:val="16"/>
         </w:rPr>
-        <w:t>토지보상법 등 개별법에서 이의신청절차를 규정하면서, ▁⑥▁을 제기할 수 없도록 정한다면 해당 법령의 이의신청은 행정심판에 해당한다(토지보상법이 유일).</w:t>
+        <w:t>토지보상법 등 개별법에서 이의신청절차를 규정하면서, ▁1▁을 제기할 수 없도록 정한다면 해당 법령의 이의신청은 행정심판에 해당한다(토지보상법이 유일).</w:t>
       </w:r>
     </w:p>
     <w:p>
@@ -221,23 +221,23 @@
           <w:sz w:val="16"/>
           <w:szCs w:val="16"/>
         </w:rPr>
-        <w:t>2. 이의신청 결정의 ▁⑦▁성</w:t>
-      </w:r>
-    </w:p>
-    <w:p>
-      <w:pPr>
-        <w:rPr>
-          <w:sz w:val="16"/>
-          <w:szCs w:val="16"/>
-        </w:rPr>
-      </w:pPr>
-      <w:r>
-        <w:rPr>
-          <w:rFonts w:hint="eastAsia"/>
-          <w:sz w:val="16"/>
-          <w:szCs w:val="16"/>
-        </w:rPr>
-        <w:t xml:space="preserve">법령에 이의신청 절차가 규정되어 있어 진정의 의미에서 이의신청 제기한 경우에는 새로운 신청으로 보기 어렵고, 그 기각결정도 당초 ▁⑧▁의 유효를 전제한 것으로서 기각결정이 독립된 처분이 되지 않는다. </w:t>
+        <w:t>2. ▁1▁ 결정의 처분성</w:t>
+      </w:r>
+    </w:p>
+    <w:p>
+      <w:pPr>
+        <w:rPr>
+          <w:sz w:val="16"/>
+          <w:szCs w:val="16"/>
+        </w:rPr>
+      </w:pPr>
+      <w:r>
+        <w:rPr>
+          <w:rFonts w:hint="eastAsia"/>
+          <w:sz w:val="16"/>
+          <w:szCs w:val="16"/>
+        </w:rPr>
+        <w:t xml:space="preserve">법령에 ▁1▁ 절차가 규정되어 있어 진정의 의미에서 이의신청 제기한 경우에는 새로운 신청으로 보기 어렵고, 그 기각결정도 당초 처분의 유효를 전제한 것으로서 기각결정이 독립된 처분이 되지 않는다. </w:t>
       </w:r>
     </w:p>
     <w:p>
@@ -263,7 +263,7 @@
           <w:sz w:val="16"/>
           <w:szCs w:val="16"/>
         </w:rPr>
-        <w:t>거부▁⑨▁</w:t>
+        <w:t>거부처분</w:t>
       </w:r>
       <w:r>
         <w:rPr>
@@ -273,7 +273,7 @@
           <w:sz w:val="16"/>
           <w:szCs w:val="16"/>
         </w:rPr>
-        <w:t>에 대한 이의신청</w:t>
+        <w:t>에 대한 ▁1▁</w:t>
       </w:r>
       <w:r>
         <w:rPr>
@@ -339,7 +339,7 @@
                 <w:sz w:val="16"/>
                 <w:szCs w:val="16"/>
               </w:rPr>
-              <w:t>기존 ▁345▁을 그대로 유지하는 결정에 불과</w:t>
+              <w:t>기존 ▁1▁을 그대로 유지하는 결정에 불과</w:t>
             </w:r>
           </w:p>
         </w:tc>
@@ -361,7 +361,7 @@
                 <w:sz w:val="16"/>
                 <w:szCs w:val="16"/>
               </w:rPr>
-              <w:t>새로운 거부▁346▁</w:t>
+              <w:t>새로운 거부▁1▁</w:t>
             </w:r>
           </w:p>
         </w:tc>
@@ -384,7 +384,7 @@
                 <w:sz w:val="16"/>
                 <w:szCs w:val="16"/>
               </w:rPr>
-              <w:t>민원처리에 관한 법률에 따른 이의신청에 대한 기각결정은 ▁347▁성 인정되지 않음.</w:t>
+              <w:t>민원처리에 관한 법률에 따른 ▁1▁에 대한 기각결정은 처분성 인정되지 않음.</w:t>
             </w:r>
           </w:p>
         </w:tc>
@@ -405,7 +405,7 @@
                 <w:sz w:val="16"/>
                 <w:szCs w:val="16"/>
               </w:rPr>
-              <w:t>1차거부▁348▁ 후 새로운 증빙서류 추가 제출하며 이의신청한 경우, 그에 대한 제외결정은 새로운 거부처분</w:t>
+              <w:t>1차거부처분 후 새로운 증빙서류 추가 제출하며 ▁1▁한 경우, 그에 대한 제외결정은 새로운 거부처분</w:t>
             </w:r>
           </w:p>
         </w:tc>
@@ -439,7 +439,7 @@
           <w:sz w:val="16"/>
           <w:szCs w:val="16"/>
         </w:rPr>
-        <w:t>제1항의 처분(이의신청 결과 처분이 ▁⑩▁된 경우에는 변경된 처분으로 한다)에 대하여</w:t>
+        <w:t>제1항의 처분(이의신청 결과 처분이 ▁1▁된 경우에는 변경된 처분으로 한다)에 대하여</w:t>
       </w:r>
       <w:r>
         <w:rPr>
@@ -511,22 +511,22 @@
           <w:sz w:val="16"/>
           <w:szCs w:val="16"/>
         </w:rPr>
-        <w:t xml:space="preserve"> 경우 ▁⑪▁</w:t>
-      </w:r>
-    </w:p>
-    <w:p>
-      <w:pPr>
-        <w:rPr>
-          <w:sz w:val="16"/>
-          <w:szCs w:val="16"/>
-        </w:rPr>
-      </w:pPr>
-      <w:r>
-        <w:rPr>
-          <w:sz w:val="16"/>
-          <w:szCs w:val="16"/>
-        </w:rPr>
-        <w:t>이의신청에 대한 결과를 통지받은 후 행정심판 또는 행정소송을 제기하려는 자는 그 결과를 통지받은 날(결과를 통지받지 못한 경우에는 통지기간이 만료되는 날의 다음 날을 말한다)부터 90일 이내에 제1항의 처분(이의신청 결과 처분이 ▁⑫▁된 경우에는 변경된 처분으로 한다)에 대하여 행정심판 또는 행정소송을 제기할 수 있다</w:t>
+        <w:t xml:space="preserve"> 경우 ▁1▁</w:t>
+      </w:r>
+    </w:p>
+    <w:p>
+      <w:pPr>
+        <w:rPr>
+          <w:sz w:val="16"/>
+          <w:szCs w:val="16"/>
+        </w:rPr>
+      </w:pPr>
+      <w:r>
+        <w:rPr>
+          <w:sz w:val="16"/>
+          <w:szCs w:val="16"/>
+        </w:rPr>
+        <w:t>이의신청에 대한 결과를 통지받은 후 행정심판 또는 행정소송을 제기하려는 자는 그 결과를 통지받은 날(결과를 통지받지 못한 경우에는 통지기간이 만료되는 날의 다음 날을 말한다)부터 ▁1▁ 이내에 제1항의 처분(이의신청 결과 처분이 변경된 경우에는 변경된 처분으로 한다)에 대하여 행정심판 또는 행정소송을 제기할 수 있다</w:t>
       </w:r>
       <w:r>
         <w:rPr>
@@ -574,7 +574,7 @@
           <w:sz w:val="16"/>
           <w:szCs w:val="16"/>
         </w:rPr>
-        <w:t>▁⑬▁</w:t>
+        <w:t>▁1▁</w:t>
       </w:r>
     </w:p>
     <w:tbl>
@@ -621,7 +621,7 @@
                 <w:sz w:val="16"/>
                 <w:szCs w:val="16"/>
               </w:rPr>
-              <w:t>▁349▁</w:t>
+              <w:t>▁1▁</w:t>
             </w:r>
           </w:p>
         </w:tc>
@@ -643,7 +643,7 @@
                 <w:sz w:val="16"/>
                 <w:szCs w:val="16"/>
               </w:rPr>
-              <w:t>▁350▁</w:t>
+              <w:t>▁1▁</w:t>
             </w:r>
           </w:p>
         </w:tc>
@@ -667,7 +667,7 @@
                 <w:sz w:val="16"/>
                 <w:szCs w:val="16"/>
               </w:rPr>
-              <w:t>일부▁351▁</w:t>
+              <w:t>▁1▁</w:t>
             </w:r>
           </w:p>
         </w:tc>
@@ -709,7 +709,7 @@
                 <w:sz w:val="16"/>
                 <w:szCs w:val="16"/>
               </w:rPr>
-              <w:t>기속행위인 때에만 일부▁352▁ 가능</w:t>
+              <w:t>기속행위인 때에만 ▁1▁ 가능</w:t>
             </w:r>
           </w:p>
           <w:p>
@@ -740,7 +740,7 @@
                 <w:sz w:val="16"/>
                 <w:szCs w:val="16"/>
               </w:rPr>
-              <w:t>▁353▁</w:t>
+              <w:t>변경</w:t>
             </w:r>
             <w:r>
               <w:rPr>
@@ -755,7 +755,7 @@
                 <w:sz w:val="16"/>
                 <w:szCs w:val="16"/>
               </w:rPr>
-              <w:t>은 일부취소를 의미)</w:t>
+              <w:t>은 ▁1▁를 의미)</w:t>
             </w:r>
           </w:p>
         </w:tc>
@@ -779,7 +779,7 @@
                 <w:sz w:val="16"/>
                 <w:szCs w:val="16"/>
               </w:rPr>
-              <w:t>처분사유추가▁354▁</w:t>
+              <w:t>처분사유추가▁1▁</w:t>
             </w:r>
           </w:p>
         </w:tc>
@@ -801,7 +801,7 @@
                 <w:sz w:val="16"/>
                 <w:szCs w:val="16"/>
               </w:rPr>
-              <w:t>처분 당시 존재하는 사유로서 당초 처분의 근거로 삼은 사유와 기본적 사실관계 동일성 인정되는 한도 내에서 (사실심 변론종결 전)까지 처분사유를 추가▁355▁할 수 있다.</w:t>
+              <w:t>처분 당시 존재하는 사유로서 당초 처분의 근거로 삼은 사유와 기본적 사실관계 동일성 인정되는 한도 내에서 (사실심 변론종결 전)까지 처분사유를 추가▁1▁할 수 있다.</w:t>
             </w:r>
           </w:p>
           <w:p>
@@ -817,7 +817,7 @@
                 <w:sz w:val="16"/>
                 <w:szCs w:val="16"/>
               </w:rPr>
-              <w:t>*행정청 내부 시정절차인 이의신청에서는 기사동 인정되지 않는 사유라도 추가▁356▁ 가능</w:t>
+              <w:t>*행정청 내부 시정절차인 이의신청에서는 기사동 인정되지 않는 사유라도 추가▁1▁ 가능</w:t>
             </w:r>
           </w:p>
         </w:tc>
@@ -841,7 +841,7 @@
                 <w:sz w:val="16"/>
                 <w:szCs w:val="16"/>
               </w:rPr>
-              <w:t>▁357▁ 판단</w:t>
+              <w:t>▁1▁ 판단</w:t>
             </w:r>
           </w:p>
           <w:p>
@@ -878,7 +878,7 @@
                 <w:sz w:val="16"/>
                 <w:szCs w:val="16"/>
               </w:rPr>
-              <w:t>의무이행심판(부작위, 거부) : ▁358▁ 시</w:t>
+              <w:t>의무이행심판(▁1▁, 거부) : 재결 시</w:t>
             </w:r>
           </w:p>
           <w:p>
@@ -894,7 +894,7 @@
                 <w:sz w:val="16"/>
                 <w:szCs w:val="16"/>
               </w:rPr>
-              <w:t>그 외 : ▁359▁ 시</w:t>
+              <w:t>그 외 : ▁1▁ 시</w:t>
             </w:r>
           </w:p>
         </w:tc>
@@ -915,7 +915,7 @@
                 <w:sz w:val="16"/>
                 <w:szCs w:val="16"/>
               </w:rPr>
-              <w:t>▁360▁ : 판결 시</w:t>
+              <w:t>▁1▁ : 판결 시</w:t>
             </w:r>
           </w:p>
           <w:p>
@@ -931,7 +931,7 @@
                 <w:sz w:val="16"/>
                 <w:szCs w:val="16"/>
               </w:rPr>
-              <w:t>그 외 : ▁361▁ 시</w:t>
+              <w:t>그 외 : ▁1▁ 시</w:t>
             </w:r>
           </w:p>
         </w:tc>
@@ -1012,7 +1012,7 @@
           <w:sz w:val="16"/>
           <w:szCs w:val="16"/>
         </w:rPr>
-        <w:t>1. ▁⑭▁ 청구요건</w:t>
+        <w:t>1. ▁1▁ 청구요건</w:t>
       </w:r>
       <w:r>
         <w:rPr>
@@ -1060,7 +1060,7 @@
           <w:sz w:val="16"/>
           <w:szCs w:val="16"/>
         </w:rPr>
-        <w:t>, 청구인적격 있는 자가(13조), 심판청구기간 내에(27조), 피청구인을 상대로(17조), 일정한 사항을 기재한 서면/전자문서로(28조, 52조), 피청구인이나 ▁⑮▁</w:t>
+        <w:t>, 청구인적격 있는 자가(13조), 심판청구기간 내에(27조), 피청구인을 상대로(17조), 일정한 사항을 기재한 서면/전자문서로(28조, 52조), 피청구인이나 ▁1▁</w:t>
       </w:r>
       <w:r>
         <w:rPr>
@@ -1101,31 +1101,31 @@
           <w:sz w:val="16"/>
           <w:szCs w:val="16"/>
         </w:rPr>
-        <w:t xml:space="preserve">적극적 ▁⑯▁ 및 </w:t>
-      </w:r>
-      <w:r>
-        <w:rPr>
-          <w:rFonts w:hint="eastAsia"/>
-          <w:sz w:val="16"/>
-          <w:szCs w:val="16"/>
-        </w:rPr>
-        <w:t>일부취소 가능성</w:t>
-      </w:r>
-    </w:p>
-    <w:p>
-      <w:pPr>
-        <w:rPr>
-          <w:sz w:val="16"/>
-          <w:szCs w:val="16"/>
-        </w:rPr>
-      </w:pPr>
-      <w:r>
-        <w:rPr>
-          <w:rFonts w:hint="eastAsia"/>
-          <w:sz w:val="16"/>
-          <w:szCs w:val="16"/>
-        </w:rPr>
-        <w:t xml:space="preserve">취소심판은 위법 또는 부당한 처분을 취소 또는 ▁⑰▁하는 심판이고(행정심판법 제5조 1호), 이 때 </w:t>
+        <w:t xml:space="preserve">적극적 변경 및 </w:t>
+      </w:r>
+      <w:r>
+        <w:rPr>
+          <w:rFonts w:hint="eastAsia"/>
+          <w:sz w:val="16"/>
+          <w:szCs w:val="16"/>
+        </w:rPr>
+        <w:t>▁1▁ 가능성</w:t>
+      </w:r>
+    </w:p>
+    <w:p>
+      <w:pPr>
+        <w:rPr>
+          <w:sz w:val="16"/>
+          <w:szCs w:val="16"/>
+        </w:rPr>
+      </w:pPr>
+      <w:r>
+        <w:rPr>
+          <w:rFonts w:hint="eastAsia"/>
+          <w:sz w:val="16"/>
+          <w:szCs w:val="16"/>
+        </w:rPr>
+        <w:t xml:space="preserve">취소심판은 위법 또는 부당한 처분을 취소 또는 변경하는 심판이고(행정심판법 제5조 1호), 이 때 </w:t>
       </w:r>
       <w:r>
         <w:rPr>
@@ -1163,7 +1163,7 @@
           <w:sz w:val="16"/>
           <w:szCs w:val="16"/>
         </w:rPr>
-        <w:t>행정심판위원회도 행정부 소속인 점을 고려할 때 권력분립원칙에 반하지 않는다.</w:t>
+        <w:t>▁1▁도 행정부 소속인 점을 고려할 때 권력분립원칙에 반하지 않는다.</w:t>
       </w:r>
     </w:p>
     <w:p>
@@ -1188,7 +1188,7 @@
           <w:sz w:val="16"/>
           <w:szCs w:val="16"/>
         </w:rPr>
-        <w:t>▁⑱▁의 효력</w:t>
+        <w:t>형성▁1▁의 효력</w:t>
       </w:r>
     </w:p>
     <w:p>
@@ -1212,39 +1212,39 @@
           <w:sz w:val="16"/>
           <w:szCs w:val="16"/>
         </w:rPr>
-        <w:t xml:space="preserve"> 불가변력, ▁⑲▁</w:t>
-      </w:r>
-    </w:p>
-    <w:p>
-      <w:pPr>
-        <w:rPr>
-          <w:sz w:val="16"/>
-          <w:szCs w:val="16"/>
-        </w:rPr>
-      </w:pPr>
-      <w:r>
-        <w:rPr>
-          <w:rFonts w:hint="eastAsia"/>
-          <w:sz w:val="16"/>
-          <w:szCs w:val="16"/>
-        </w:rPr>
-        <w:t>행정심판은 사법절차가 준용되는 준사법적 행정행위로서, 재결서 정본이 송달되어 효력발생하면(제48조 2항), 처분청 또는 감독청이 직권으로 재결을 취소, ▁⑳▁, 철회할 수 없다.</w:t>
-      </w:r>
-    </w:p>
-    <w:p>
-      <w:pPr>
-        <w:rPr>
-          <w:sz w:val="16"/>
-          <w:szCs w:val="16"/>
-        </w:rPr>
-      </w:pPr>
-      <w:r>
-        <w:rPr>
-          <w:rFonts w:hint="eastAsia"/>
-          <w:sz w:val="16"/>
-          <w:szCs w:val="16"/>
-        </w:rPr>
-        <w:t>재결에 대하여 다시 심판청구를 하지 못하고(제51조 : 재심판청구 금지), 재결 자체에 고유한 위법이 있으면 행정소송 제기할 수 있으나 제소기간 경과 시 ▁21▁ 발생한다.</w:t>
+        <w:t xml:space="preserve"> 불가변력, ▁1▁</w:t>
+      </w:r>
+    </w:p>
+    <w:p>
+      <w:pPr>
+        <w:rPr>
+          <w:sz w:val="16"/>
+          <w:szCs w:val="16"/>
+        </w:rPr>
+      </w:pPr>
+      <w:r>
+        <w:rPr>
+          <w:rFonts w:hint="eastAsia"/>
+          <w:sz w:val="16"/>
+          <w:szCs w:val="16"/>
+        </w:rPr>
+        <w:t>행정심판은 사법절차가 준용되는 준사법적 행정행위로서, 재결서 정본이 송달되어 효력발생하면(제48조 2항), 처분청 또는 감독청이 직권으로 재결을 ▁1▁, 변경, 철회할 수 없다.</w:t>
+      </w:r>
+    </w:p>
+    <w:p>
+      <w:pPr>
+        <w:rPr>
+          <w:sz w:val="16"/>
+          <w:szCs w:val="16"/>
+        </w:rPr>
+      </w:pPr>
+      <w:r>
+        <w:rPr>
+          <w:rFonts w:hint="eastAsia"/>
+          <w:sz w:val="16"/>
+          <w:szCs w:val="16"/>
+        </w:rPr>
+        <w:t>재결에 대하여 다시 심판청구를 하지 못하고(제51조 : 재심판청구 금지), 재결 자체에 고유한 위법이 있으면 행정소송 제기할 수 있으나 ▁1▁ 경과 시 불가쟁력 발생한다.</w:t>
       </w:r>
     </w:p>
     <w:p>
@@ -1276,7 +1276,7 @@
           <w:sz w:val="16"/>
           <w:szCs w:val="16"/>
         </w:rPr>
-        <w:t xml:space="preserve"> : 형성재결(취소심판 </w:t>
+        <w:t xml:space="preserve"> : 형성재결(▁1▁심판 </w:t>
       </w:r>
       <w:r>
         <w:rPr>
@@ -1291,7 +1291,7 @@
           <w:sz w:val="16"/>
           <w:szCs w:val="16"/>
         </w:rPr>
-        <w:t xml:space="preserve"> 취소재결과 ▁22▁재결, 의무이행심판 </w:t>
+        <w:t xml:space="preserve"> 취소재결과 변경재결, 의무이행심판 </w:t>
       </w:r>
       <w:r>
         <w:rPr>
@@ -1330,47 +1330,47 @@
           <w:sz w:val="16"/>
           <w:szCs w:val="16"/>
         </w:rPr>
-        <w:t xml:space="preserve"> 기속력</w:t>
-      </w:r>
-      <w:r>
-        <w:rPr>
-          <w:rFonts w:hint="eastAsia"/>
-          <w:sz w:val="16"/>
-          <w:szCs w:val="16"/>
-        </w:rPr>
-        <w:t xml:space="preserve"> : 인용▁23▁</w:t>
-      </w:r>
-    </w:p>
-    <w:p>
-      <w:pPr>
-        <w:rPr>
-          <w:sz w:val="16"/>
-          <w:szCs w:val="16"/>
-        </w:rPr>
-      </w:pPr>
-      <w:r>
-        <w:rPr>
-          <w:rFonts w:hint="eastAsia"/>
-          <w:sz w:val="16"/>
-          <w:szCs w:val="16"/>
-        </w:rPr>
-        <w:t>기속력은 행정청과 관계행정청에게 ▁24▁ 취지에 기속시키는 효력을 말한다.</w:t>
-      </w:r>
-    </w:p>
-    <w:p>
-      <w:pPr>
-        <w:rPr>
-          <w:sz w:val="16"/>
-          <w:szCs w:val="16"/>
-        </w:rPr>
-      </w:pPr>
-      <w:r>
-        <w:rPr>
-          <w:rFonts w:hint="eastAsia"/>
-          <w:sz w:val="16"/>
-          <w:szCs w:val="16"/>
-        </w:rPr>
-        <w:t>동일 사실관계 하에서 동일 당사자 대상으로 동일 내용의 처분을 하여서는 아니되는 반복금지효, 제49조 2항, 3항, 4항의 경우 인정되는 재처분의무, ▁25▁된 처분에 의해 초래된 위법상태를 제거하여 원상회복 하여야 하는 결과제거의무를 내용으로 한다.</w:t>
+        <w:t xml:space="preserve"> ▁1▁</w:t>
+      </w:r>
+      <w:r>
+        <w:rPr>
+          <w:rFonts w:hint="eastAsia"/>
+          <w:sz w:val="16"/>
+          <w:szCs w:val="16"/>
+        </w:rPr>
+        <w:t xml:space="preserve"> : 인용재결</w:t>
+      </w:r>
+    </w:p>
+    <w:p>
+      <w:pPr>
+        <w:rPr>
+          <w:sz w:val="16"/>
+          <w:szCs w:val="16"/>
+        </w:rPr>
+      </w:pPr>
+      <w:r>
+        <w:rPr>
+          <w:rFonts w:hint="eastAsia"/>
+          <w:sz w:val="16"/>
+          <w:szCs w:val="16"/>
+        </w:rPr>
+        <w:t>▁1▁은 행정청과 관계행정청에게 재결 취지에 기속시키는 효력을 말한다.</w:t>
+      </w:r>
+    </w:p>
+    <w:p>
+      <w:pPr>
+        <w:rPr>
+          <w:sz w:val="16"/>
+          <w:szCs w:val="16"/>
+        </w:rPr>
+      </w:pPr>
+      <w:r>
+        <w:rPr>
+          <w:rFonts w:hint="eastAsia"/>
+          <w:sz w:val="16"/>
+          <w:szCs w:val="16"/>
+        </w:rPr>
+        <w:t>동일 사실관계 하에서 동일 당사자 대상으로 동일 내용의 처분을 하여서는 아니되는 반복금지효, 제49조 2항, 3항, 4항의 경우 인정되는 재처분의무, 취소된 처분에 의해 초래된 위법상태를 제거하여 원상회복 하여야 하는 ▁1▁를 내용으로 한다.</w:t>
       </w:r>
     </w:p>
     <w:p>
@@ -1387,39 +1387,39 @@
           <w:sz w:val="16"/>
           <w:szCs w:val="16"/>
         </w:rPr>
-        <w:t>4. 이행▁26▁의 효력</w:t>
-      </w:r>
-    </w:p>
-    <w:p>
-      <w:pPr>
-        <w:rPr>
-          <w:sz w:val="16"/>
-          <w:szCs w:val="16"/>
-        </w:rPr>
-      </w:pPr>
-      <w:r>
-        <w:rPr>
-          <w:rFonts w:hint="eastAsia"/>
-          <w:sz w:val="16"/>
-          <w:szCs w:val="16"/>
-        </w:rPr>
-        <w:t>i) ▁27▁ (상동)</w:t>
-      </w:r>
-    </w:p>
-    <w:p>
-      <w:pPr>
-        <w:rPr>
-          <w:sz w:val="16"/>
-          <w:szCs w:val="16"/>
-        </w:rPr>
-      </w:pPr>
-      <w:r>
-        <w:rPr>
-          <w:rFonts w:hint="eastAsia"/>
-          <w:sz w:val="16"/>
-          <w:szCs w:val="16"/>
-        </w:rPr>
-        <w:t xml:space="preserve">ii) 기속력 : 이행재결(취소심판 </w:t>
+        <w:t>4. 이행▁1▁의 효력</w:t>
+      </w:r>
+    </w:p>
+    <w:p>
+      <w:pPr>
+        <w:rPr>
+          <w:sz w:val="16"/>
+          <w:szCs w:val="16"/>
+        </w:rPr>
+      </w:pPr>
+      <w:r>
+        <w:rPr>
+          <w:rFonts w:hint="eastAsia"/>
+          <w:sz w:val="16"/>
+          <w:szCs w:val="16"/>
+        </w:rPr>
+        <w:t>i) ▁1▁ (상동)</w:t>
+      </w:r>
+    </w:p>
+    <w:p>
+      <w:pPr>
+        <w:rPr>
+          <w:sz w:val="16"/>
+          <w:szCs w:val="16"/>
+        </w:rPr>
+      </w:pPr>
+      <w:r>
+        <w:rPr>
+          <w:rFonts w:hint="eastAsia"/>
+          <w:sz w:val="16"/>
+          <w:szCs w:val="16"/>
+        </w:rPr>
+        <w:t xml:space="preserve">ii) ▁1▁ : 이행재결(취소심판 </w:t>
       </w:r>
       <w:r>
         <w:rPr>
@@ -1434,7 +1434,7 @@
           <w:sz w:val="16"/>
           <w:szCs w:val="16"/>
         </w:rPr>
-        <w:t xml:space="preserve"> ▁28▁명령재결, 의무이행심판 </w:t>
+        <w:t xml:space="preserve"> 변경명령재결, 의무이행심판 </w:t>
       </w:r>
       <w:r>
         <w:rPr>
@@ -1474,7 +1474,7 @@
           <w:sz w:val="16"/>
           <w:szCs w:val="16"/>
         </w:rPr>
-        <w:t>. 거부▁29▁에 대한 행정심판</w:t>
+        <w:t>. 거부처분에 대한 ▁1▁</w:t>
       </w:r>
       <w:r>
         <w:rPr>
@@ -1552,7 +1552,7 @@
                 <w:sz w:val="16"/>
                 <w:szCs w:val="16"/>
               </w:rPr>
-              <w:t>▁362▁심판(제5조 1호)</w:t>
+              <w:t>▁1▁심판(제5조 1호)</w:t>
             </w:r>
           </w:p>
         </w:tc>
@@ -1620,7 +1620,7 @@
                 <w:sz w:val="16"/>
                 <w:szCs w:val="16"/>
               </w:rPr>
-              <w:t>거부처분에 대한 ▁363▁ 불가(제30조), 임시처분(제31조) 가능</w:t>
+              <w:t>거부처분에 대한 ▁1▁ 불가(제30조), 임시처분(제31조) 가능</w:t>
             </w:r>
           </w:p>
         </w:tc>
@@ -1644,7 +1644,7 @@
                 <w:sz w:val="16"/>
                 <w:szCs w:val="16"/>
               </w:rPr>
-              <w:t>▁364▁의 종류</w:t>
+              <w:t>▁1▁의 종류</w:t>
             </w:r>
           </w:p>
         </w:tc>
@@ -1665,7 +1665,7 @@
                 <w:sz w:val="16"/>
                 <w:szCs w:val="16"/>
               </w:rPr>
-              <w:t>▁365▁재결, 처분명령재결</w:t>
+              <w:t>처분▁1▁, 처분명령재결</w:t>
             </w:r>
           </w:p>
         </w:tc>
@@ -1686,7 +1686,7 @@
                 <w:sz w:val="16"/>
                 <w:szCs w:val="16"/>
               </w:rPr>
-              <w:t>▁366▁재결</w:t>
+              <w:t>▁1▁재결</w:t>
             </w:r>
           </w:p>
         </w:tc>
@@ -1707,7 +1707,7 @@
                 <w:sz w:val="16"/>
                 <w:szCs w:val="16"/>
               </w:rPr>
-              <w:t>무효확인▁367▁</w:t>
+              <w:t>무효확인▁1▁</w:t>
             </w:r>
           </w:p>
         </w:tc>
@@ -1731,7 +1731,7 @@
                 <w:sz w:val="16"/>
                 <w:szCs w:val="16"/>
               </w:rPr>
-              <w:t>▁368▁의 효력</w:t>
+              <w:t>▁1▁의 효력</w:t>
             </w:r>
           </w:p>
         </w:tc>
@@ -1752,7 +1752,7 @@
                 <w:sz w:val="16"/>
                 <w:szCs w:val="16"/>
               </w:rPr>
-              <w:t>제49조 1항 ▁369▁</w:t>
+              <w:t>제49조 1항 ▁1▁</w:t>
             </w:r>
           </w:p>
           <w:p>
@@ -1784,7 +1784,7 @@
                 <w:sz w:val="16"/>
                 <w:szCs w:val="16"/>
               </w:rPr>
-              <w:t>항 재▁370▁의무</w:t>
+              <w:t>항 ▁1▁</w:t>
             </w:r>
           </w:p>
         </w:tc>
@@ -1805,7 +1805,7 @@
                 <w:sz w:val="16"/>
                 <w:szCs w:val="16"/>
               </w:rPr>
-              <w:t>제49조 1항 ▁371▁</w:t>
+              <w:t>제49조 1항 ▁1▁</w:t>
             </w:r>
           </w:p>
           <w:p>
@@ -1837,7 +1837,7 @@
                 <w:sz w:val="16"/>
                 <w:szCs w:val="16"/>
               </w:rPr>
-              <w:t>항 재▁372▁의무</w:t>
+              <w:t>항 ▁1▁</w:t>
             </w:r>
           </w:p>
         </w:tc>
@@ -1858,7 +1858,7 @@
                 <w:sz w:val="16"/>
                 <w:szCs w:val="16"/>
               </w:rPr>
-              <w:t>제49조 1항 ▁373▁</w:t>
+              <w:t>제49조 1항 ▁1▁</w:t>
             </w:r>
             <w:r>
               <w:rPr>
@@ -1898,7 +1898,7 @@
                 <w:sz w:val="16"/>
                 <w:szCs w:val="16"/>
               </w:rPr>
-              <w:t>항 재▁374▁의무</w:t>
+              <w:t>항 ▁1▁</w:t>
             </w:r>
           </w:p>
         </w:tc>
@@ -1922,7 +1922,7 @@
                 <w:sz w:val="16"/>
                 <w:szCs w:val="16"/>
               </w:rPr>
-              <w:t xml:space="preserve">재▁375▁의무 </w:t>
+              <w:t xml:space="preserve">▁1▁ </w:t>
             </w:r>
           </w:p>
           <w:p>
@@ -1960,7 +1960,7 @@
                 <w:sz w:val="16"/>
                 <w:szCs w:val="16"/>
               </w:rPr>
-              <w:t>거부처분 ▁376▁소송 재처분의무 불이행 여부와 동일 쟁점</w:t>
+              <w:t>거부처분 ▁1▁ 재처분의무 불이행 여부와 동일 쟁점</w:t>
             </w:r>
             <w:r>
               <w:rPr>
@@ -2013,7 +2013,7 @@
                 <w:sz w:val="16"/>
                 <w:szCs w:val="16"/>
               </w:rPr>
-              <w:t>직접▁377▁(제50조) O</w:t>
+              <w:t>▁1▁(제50조) O</w:t>
             </w:r>
           </w:p>
           <w:p>
@@ -2029,7 +2029,7 @@
                 <w:sz w:val="16"/>
                 <w:szCs w:val="16"/>
               </w:rPr>
-              <w:t>▁378▁(제50조의2) O</w:t>
+              <w:t>▁1▁(제50조의2) O</w:t>
             </w:r>
           </w:p>
           <w:p>
@@ -2045,7 +2045,7 @@
                 <w:sz w:val="16"/>
                 <w:szCs w:val="16"/>
               </w:rPr>
-              <w:t>재▁379▁의무 부작위에 대한 의무이행심판청구 O</w:t>
+              <w:t>재처분의무 ▁1▁에 대한 의무이행심판청구 O</w:t>
             </w:r>
           </w:p>
         </w:tc>
@@ -2066,7 +2066,7 @@
                 <w:sz w:val="16"/>
                 <w:szCs w:val="16"/>
               </w:rPr>
-              <w:t>직접▁380▁(제50조) X</w:t>
+              <w:t>▁1▁(제50조) X</w:t>
             </w:r>
           </w:p>
           <w:p>
@@ -2082,7 +2082,7 @@
                 <w:sz w:val="16"/>
                 <w:szCs w:val="16"/>
               </w:rPr>
-              <w:t>▁381▁(제50조의2) O</w:t>
+              <w:t>▁1▁(제50조의2) O</w:t>
             </w:r>
           </w:p>
           <w:p>
@@ -2098,7 +2098,7 @@
                 <w:sz w:val="16"/>
                 <w:szCs w:val="16"/>
               </w:rPr>
-              <w:t>재▁382▁의무 부작위에 대한 의무이행심판청구 O</w:t>
+              <w:t>재처분의무 ▁1▁에 대한 의무이행심판청구 O</w:t>
             </w:r>
           </w:p>
         </w:tc>
@@ -2119,7 +2119,7 @@
                 <w:sz w:val="16"/>
                 <w:szCs w:val="16"/>
               </w:rPr>
-              <w:t>직접▁383▁(제50조) X</w:t>
+              <w:t>▁1▁(제50조) X</w:t>
             </w:r>
           </w:p>
           <w:p>
@@ -2135,7 +2135,7 @@
                 <w:sz w:val="16"/>
                 <w:szCs w:val="16"/>
               </w:rPr>
-              <w:t>▁384▁(제50조의2) O</w:t>
+              <w:t>▁1▁(제50조의2) O</w:t>
             </w:r>
           </w:p>
           <w:p>
@@ -2151,7 +2151,7 @@
                 <w:sz w:val="16"/>
                 <w:szCs w:val="16"/>
               </w:rPr>
-              <w:t>재▁385▁의무 부작위에 대한 의무이행심판청구 O</w:t>
+              <w:t>재처분의무 ▁1▁에 대한 의무이행심판청구 O</w:t>
             </w:r>
           </w:p>
         </w:tc>
@@ -2231,7 +2231,7 @@
           <w:sz w:val="16"/>
           <w:szCs w:val="16"/>
         </w:rPr>
-        <w:t xml:space="preserve">당사자의 신청에 대한 행정청의 ▁30▁ 또는 부당한 거부처분이나 부작위에 대하여 일정한 처분을 하도록 하는 </w:t>
+        <w:t xml:space="preserve">당사자의 신청에 대한 행정청의 위법 또는 부당한 거부처분이나 ▁1▁에 대하여 일정한 처분을 하도록 하는 </w:t>
       </w:r>
       <w:r>
         <w:rPr>
@@ -2319,7 +2319,7 @@
           <w:sz w:val="16"/>
           <w:szCs w:val="16"/>
         </w:rPr>
-        <w:t>제30조(▁31▁)</w:t>
+        <w:t>제30조(▁1▁)</w:t>
       </w:r>
       <w:r>
         <w:rPr>
@@ -2394,7 +2394,7 @@
           <w:sz w:val="16"/>
           <w:szCs w:val="16"/>
         </w:rPr>
-        <w:t>거부처분에 대하여 원칙적으로 신청이익이 인정되지 않으나, 예외적으로 거부처분 이전의 상태로 복귀됨에 따라 신청인에게 회복되는 법적이익이 있는 때에는 ▁32▁ 신청이 가능하다는 견해가 있으나,</w:t>
+        <w:t>거부처분에 대하여 원칙적으로 신청이익이 인정되지 않으나, 예외적으로 거부처분 이전의 상태로 복귀됨에 따라 신청인에게 회복되는 법적이익이 있는 때에는 ▁1▁ 신청이 가능하다는 견해가 있으나,</w:t>
       </w:r>
     </w:p>
     <w:p>
@@ -2426,7 +2426,7 @@
           <w:sz w:val="16"/>
           <w:szCs w:val="16"/>
         </w:rPr>
-        <w:t>거부▁33▁ 효력이 정지되어도 그 처분이 없었던 것과 같은 상태를 만드는 것에 지나지 않고, 그 이상으로 어떠한 처분을 명하는 적극적 상태를 만들지 않아 효력정지를 구할 이익이 없다고 하여 부정설의 입장이다.</w:t>
+        <w:t>거부▁1▁ 효력이 정지되어도 그 처분이 없었던 것과 같은 상태를 만드는 것에 지나지 않고, 그 이상으로 어떠한 처분을 명하는 적극적 상태를 만들지 않아 효력정지를 구할 이익이 없다고 하여 부정설의 입장이다.</w:t>
       </w:r>
     </w:p>
     <w:p>
@@ -2446,7 +2446,7 @@
           <w:sz w:val="16"/>
           <w:szCs w:val="16"/>
         </w:rPr>
-        <w:t xml:space="preserve">- 임시▁34▁(제31조) </w:t>
+        <w:t xml:space="preserve">- 임시▁1▁(제31조) </w:t>
       </w:r>
       <w:r>
         <w:rPr>
@@ -2501,7 +2501,7 @@
           <w:sz w:val="16"/>
           <w:szCs w:val="16"/>
         </w:rPr>
-        <w:t>▁35▁</w:t>
+        <w:t>▁1▁</w:t>
       </w:r>
       <w:r>
         <w:rPr>
@@ -2539,23 +2539,23 @@
           <w:sz w:val="16"/>
           <w:szCs w:val="16"/>
         </w:rPr>
-        <w:t>적극적 요건 : 처분 또는 부작위가 ▁36▁하다고 상당히 의심 + 행정심판청구 계속 중 + 중대한 불이익 또는 급박한 위험 + 임시지위 설정의 필요성</w:t>
-      </w:r>
-    </w:p>
-    <w:p>
-      <w:pPr>
-        <w:rPr>
-          <w:sz w:val="16"/>
-          <w:szCs w:val="16"/>
-        </w:rPr>
-      </w:pPr>
-      <w:r>
-        <w:rPr>
-          <w:rFonts w:hint="eastAsia"/>
-          <w:sz w:val="16"/>
-          <w:szCs w:val="16"/>
-        </w:rPr>
-        <w:t>소극적 요건 : 공공복리에 중대한 영향을 미칠 우려가 없을 것 + ▁37▁로 목적을 달성할 수 없을 것(=임시처분의 보충성 필요)</w:t>
+        <w:t>적극적 요건 : 처분 또는 ▁1▁가 위법하다고 상당히 의심 + 행정심판청구 계속 중 + 중대한 불이익 또는 급박한 위험 + 임시지위 설정의 필요성</w:t>
+      </w:r>
+    </w:p>
+    <w:p>
+      <w:pPr>
+        <w:rPr>
+          <w:sz w:val="16"/>
+          <w:szCs w:val="16"/>
+        </w:rPr>
+      </w:pPr>
+      <w:r>
+        <w:rPr>
+          <w:rFonts w:hint="eastAsia"/>
+          <w:sz w:val="16"/>
+          <w:szCs w:val="16"/>
+        </w:rPr>
+        <w:t>소극적 요건 : 공공복리에 중대한 영향을 미칠 우려가 없을 것 + ▁1▁로 목적을 달성할 수 없을 것(=임시처분의 보충성 필요)</w:t>
       </w:r>
     </w:p>
     <w:tbl>
@@ -2604,7 +2604,7 @@
                 <w:sz w:val="16"/>
                 <w:szCs w:val="16"/>
               </w:rPr>
-              <w:t>▁386▁</w:t>
+              <w:t>▁1▁</w:t>
             </w:r>
           </w:p>
         </w:tc>
@@ -2626,7 +2626,7 @@
                 <w:sz w:val="16"/>
                 <w:szCs w:val="16"/>
               </w:rPr>
-              <w:t>▁387▁</w:t>
+              <w:t>▁1▁</w:t>
             </w:r>
           </w:p>
         </w:tc>
@@ -2650,7 +2650,7 @@
                 <w:sz w:val="16"/>
                 <w:szCs w:val="16"/>
               </w:rPr>
-              <w:t>▁388▁</w:t>
+              <w:t>▁1▁</w:t>
             </w:r>
           </w:p>
         </w:tc>
@@ -2671,7 +2671,7 @@
                 <w:sz w:val="16"/>
                 <w:szCs w:val="16"/>
               </w:rPr>
-              <w:t>의무이행심판 : ▁389▁시</w:t>
+              <w:t>의무이행심판 : ▁1▁시</w:t>
             </w:r>
           </w:p>
         </w:tc>
@@ -2692,7 +2692,7 @@
                 <w:sz w:val="16"/>
                 <w:szCs w:val="16"/>
               </w:rPr>
-              <w:t>부작위▁390▁확인소송 : 판결시</w:t>
+              <w:t>▁1▁위법확인소송 : 판결시</w:t>
             </w:r>
           </w:p>
         </w:tc>
@@ -2716,7 +2716,7 @@
                 <w:sz w:val="16"/>
                 <w:szCs w:val="16"/>
               </w:rPr>
-              <w:t>거부▁391▁</w:t>
+              <w:t>거부▁1▁</w:t>
             </w:r>
           </w:p>
         </w:tc>
@@ -2737,7 +2737,7 @@
                 <w:sz w:val="16"/>
                 <w:szCs w:val="16"/>
               </w:rPr>
-              <w:t>의무이행심판/▁392▁심판 : 재결시</w:t>
+              <w:t>의무이행심판/▁1▁심판 : 재결시</w:t>
             </w:r>
           </w:p>
         </w:tc>
@@ -2758,7 +2758,7 @@
                 <w:sz w:val="16"/>
                 <w:szCs w:val="16"/>
               </w:rPr>
-              <w:t>거부처분▁393▁소송 : 처분시</w:t>
+              <w:t>거부처분▁1▁ : 처분시</w:t>
             </w:r>
           </w:p>
         </w:tc>
@@ -2801,7 +2801,7 @@
           <w:sz w:val="16"/>
           <w:szCs w:val="16"/>
         </w:rPr>
-        <w:t xml:space="preserve"> ▁38▁성 판단</w:t>
+        <w:t xml:space="preserve"> ▁1▁성 판단</w:t>
       </w:r>
       <w:r>
         <w:rPr>
@@ -2837,23 +2837,23 @@
           <w:sz w:val="16"/>
           <w:szCs w:val="16"/>
         </w:rPr>
-        <w:t>부작위에 대한 의무이행심판의 ▁39▁ 판단 시의 기준이 재결 시라는 점에는 이견이 없으나, 거부처분의 경우 위법 판단 시가 문제된다.</w:t>
-      </w:r>
-    </w:p>
-    <w:p>
-      <w:pPr>
-        <w:rPr>
-          <w:sz w:val="16"/>
-          <w:szCs w:val="16"/>
-        </w:rPr>
-      </w:pPr>
-      <w:r>
-        <w:rPr>
-          <w:rFonts w:hint="eastAsia"/>
-          <w:sz w:val="16"/>
-          <w:szCs w:val="16"/>
-        </w:rPr>
-        <w:t>행정심판은 ▁40▁부당한 처분의 사후적 통제수단이므로, 처분 시를 기준으로 위법성을 판단하여야 한다는 견해도 있으나, 의무이행심판은 재결 시를 기준으로 종전의 거부상태를 유지할 것인지, 새로운 처분을 할 것인지를 판단하여 심판하는 것이 타당하다.</w:t>
+        <w:t>▁1▁에 대한 의무이행심판의 위법 판단 시의 기준이 재결 시라는 점에는 이견이 없으나, 거부처분의 경우 위법 판단 시가 문제된다.</w:t>
+      </w:r>
+    </w:p>
+    <w:p>
+      <w:pPr>
+        <w:rPr>
+          <w:sz w:val="16"/>
+          <w:szCs w:val="16"/>
+        </w:rPr>
+      </w:pPr>
+      <w:r>
+        <w:rPr>
+          <w:rFonts w:hint="eastAsia"/>
+          <w:sz w:val="16"/>
+          <w:szCs w:val="16"/>
+        </w:rPr>
+        <w:t>행정심판은 위법▁1▁한 처분의 사후적 통제수단이므로, 처분 시를 기준으로 위법성을 판단하여야 한다는 견해도 있으나, 의무이행심판은 재결 시를 기준으로 종전의 거부상태를 유지할 것인지, 새로운 처분을 할 것인지를 판단하여 심판하는 것이 타당하다.</w:t>
       </w:r>
     </w:p>
     <w:p>
@@ -2883,23 +2883,23 @@
           <w:sz w:val="16"/>
           <w:szCs w:val="16"/>
         </w:rPr>
-        <w:t>▁41▁의 종류</w:t>
-      </w:r>
-    </w:p>
-    <w:p>
-      <w:pPr>
-        <w:rPr>
-          <w:sz w:val="16"/>
-          <w:szCs w:val="16"/>
-        </w:rPr>
-      </w:pPr>
-      <w:r>
-        <w:rPr>
-          <w:rFonts w:hint="eastAsia"/>
-          <w:sz w:val="16"/>
-          <w:szCs w:val="16"/>
-        </w:rPr>
-        <w:t>▁42▁는 거부처분이 위법 또는 부당하면 신청에 따른 처분재결(형성재결), 처분명령재결(이행재결)을 할 수 있다.</w:t>
+        <w:t>▁1▁의 종류</w:t>
+      </w:r>
+    </w:p>
+    <w:p>
+      <w:pPr>
+        <w:rPr>
+          <w:sz w:val="16"/>
+          <w:szCs w:val="16"/>
+        </w:rPr>
+      </w:pPr>
+      <w:r>
+        <w:rPr>
+          <w:rFonts w:hint="eastAsia"/>
+          <w:sz w:val="16"/>
+          <w:szCs w:val="16"/>
+        </w:rPr>
+        <w:t>▁1▁는 거부처분이 위법 또는 부당하면 신청에 따른 처분재결(형성재결), 처분명령재결(이행재결)을 할 수 있다.</w:t>
       </w:r>
     </w:p>
     <w:p>
@@ -2919,7 +2919,7 @@
           <w:sz w:val="16"/>
           <w:szCs w:val="16"/>
         </w:rPr>
-        <w:t>(5) 재▁43▁의무 불이행 여부</w:t>
+        <w:t>(5) ▁1▁ 불이행 여부</w:t>
       </w:r>
     </w:p>
     <w:p>
@@ -2943,7 +2943,7 @@
           <w:sz w:val="16"/>
           <w:szCs w:val="16"/>
         </w:rPr>
-        <w:t>기속력의 의의 : 인용▁44▁에 발생, 행정청 및 관계행정청을 기속하는 효력</w:t>
+        <w:t>▁1▁의 의의 : 인용재결에 발생, 행정청 및 관계행정청을 기속하는 효력</w:t>
       </w:r>
     </w:p>
     <w:p>
@@ -2967,7 +2967,7 @@
           <w:sz w:val="16"/>
           <w:szCs w:val="16"/>
         </w:rPr>
-        <w:t>내용 : 반복금지효, 재처분의무, ▁45▁</w:t>
+        <w:t>내용 : 반복금지효, 재처분의무, ▁1▁</w:t>
       </w:r>
     </w:p>
     <w:p>
@@ -3015,7 +3015,7 @@
           <w:sz w:val="16"/>
           <w:szCs w:val="16"/>
         </w:rPr>
-        <w:t>거부처분 ▁46▁에 따른 재처분의무 불이행여부 (</w:t>
+        <w:t>거부처분 ▁1▁에 따른 재처분의무 불이행여부 (</w:t>
       </w:r>
       <w:r>
         <w:rPr>
@@ -3086,7 +3086,7 @@
           <w:sz w:val="16"/>
           <w:szCs w:val="16"/>
         </w:rPr>
-        <w:t xml:space="preserve">기본적 사실관계 동일성 없는 다른 사유를 들어 다시 거부▁47▁을 하는 </w:t>
+        <w:t xml:space="preserve">기본적 사실관계 동일성 없는 다른 사유를 들어 다시 거부▁1▁을 하는 </w:t>
       </w:r>
       <w:r>
         <w:rPr>
@@ -3110,39 +3110,39 @@
           <w:sz w:val="16"/>
           <w:szCs w:val="16"/>
         </w:rPr>
-        <w:t>- 거부처분 후 사정▁48▁을 이유로 다시 거부처분을 하는 경우</w:t>
-      </w:r>
-    </w:p>
-    <w:p>
-      <w:pPr>
-        <w:rPr>
-          <w:sz w:val="16"/>
-          <w:szCs w:val="16"/>
-        </w:rPr>
-      </w:pPr>
-      <w:r>
-        <w:rPr>
-          <w:rFonts w:hint="eastAsia"/>
-          <w:sz w:val="16"/>
-          <w:szCs w:val="16"/>
-        </w:rPr>
-        <w:t>- 거부▁49▁ 후 법령이 개정된 경우, 종전 규정을 적용하는 경과규정이 없는 한 행정청은 개정된 법령의 허가기준에 따라 다시 이전 신청에 대한 거부처분을 할 수 있다.</w:t>
-      </w:r>
-    </w:p>
-    <w:p>
-      <w:pPr>
-        <w:rPr>
-          <w:sz w:val="16"/>
-          <w:szCs w:val="16"/>
-        </w:rPr>
-      </w:pPr>
-      <w:r>
-        <w:rPr>
-          <w:rFonts w:hint="eastAsia"/>
-          <w:sz w:val="16"/>
-          <w:szCs w:val="16"/>
-        </w:rPr>
-        <w:t>- 절차 또는 형식 위법으로 ▁50▁된 경우, 적법한 절차 또는 형식을 갖추어 동일한 내용의 처분을 하는 경우</w:t>
+        <w:t>- 거부처분 후 사정▁1▁을 이유로 다시 거부처분을 하는 경우</w:t>
+      </w:r>
+    </w:p>
+    <w:p>
+      <w:pPr>
+        <w:rPr>
+          <w:sz w:val="16"/>
+          <w:szCs w:val="16"/>
+        </w:rPr>
+      </w:pPr>
+      <w:r>
+        <w:rPr>
+          <w:rFonts w:hint="eastAsia"/>
+          <w:sz w:val="16"/>
+          <w:szCs w:val="16"/>
+        </w:rPr>
+        <w:t>- 거부▁1▁ 후 법령이 개정된 경우, 종전 규정을 적용하는 경과규정이 없는 한 행정청은 개정된 법령의 허가기준에 따라 다시 이전 신청에 대한 거부처분을 할 수 있다.</w:t>
+      </w:r>
+    </w:p>
+    <w:p>
+      <w:pPr>
+        <w:rPr>
+          <w:sz w:val="16"/>
+          <w:szCs w:val="16"/>
+        </w:rPr>
+      </w:pPr>
+      <w:r>
+        <w:rPr>
+          <w:rFonts w:hint="eastAsia"/>
+          <w:sz w:val="16"/>
+          <w:szCs w:val="16"/>
+        </w:rPr>
+        <w:t>- 절차 또는 형식 위법으로 ▁1▁된 경우, 적법한 절차 또는 형식을 갖추어 동일한 내용의 처분을 하는 경우</w:t>
       </w:r>
     </w:p>
     <w:p>
@@ -3213,7 +3213,7 @@
           <w:sz w:val="16"/>
           <w:szCs w:val="16"/>
         </w:rPr>
-        <w:t>- 직접▁51▁(제50조)</w:t>
+        <w:t>- ▁1▁(제50조)</w:t>
       </w:r>
       <w:r>
         <w:rPr>
@@ -3258,7 +3258,7 @@
           <w:sz w:val="16"/>
           <w:szCs w:val="16"/>
         </w:rPr>
-        <w:t>직접▁52▁이란 행정청이 재결의 취지에 따라 처분을 하지 않는 때 위원회가 처분을 직접 행하는 것을 말한다.</w:t>
+        <w:t>▁1▁이란 행정청이 재결의 취지에 따라 처분을 하지 않는 때 위원회가 처분을 직접 행하는 것을 말한다.</w:t>
       </w:r>
     </w:p>
     <w:p>
@@ -3281,7 +3281,7 @@
           <w:sz w:val="16"/>
           <w:szCs w:val="16"/>
         </w:rPr>
-        <w:t xml:space="preserve"> 당사자의 신청을 거부하거나 부작위로 방치한 ▁53▁의 이행을 명하는 재결</w:t>
+        <w:t xml:space="preserve"> 당사자의 신청을 거부하거나 ▁1▁로 방치한 처분의 이행을 명하는 재결</w:t>
       </w:r>
       <w:r>
         <w:rPr>
@@ -3329,7 +3329,7 @@
           <w:sz w:val="16"/>
           <w:szCs w:val="16"/>
         </w:rPr>
-        <w:t>판례는 행정청이 기속력에 반하는 재▁54▁을 한 때에도 일단 처분을 한 이상 위원회가 직접처분을 할 수는 없다고 본다.</w:t>
+        <w:t>판례는 행정청이 ▁1▁에 반하는 재처분을 한 때에도 일단 처분을 한 이상 위원회가 직접처분을 할 수는 없다고 본다.</w:t>
       </w:r>
     </w:p>
     <w:p>
@@ -3349,7 +3349,7 @@
           <w:sz w:val="16"/>
           <w:szCs w:val="16"/>
         </w:rPr>
-        <w:t xml:space="preserve">- ▁55▁(제50조의2) </w:t>
+        <w:t xml:space="preserve">- ▁1▁(제50조의2) </w:t>
       </w:r>
       <w:r>
         <w:rPr>
@@ -3385,7 +3385,7 @@
           <w:sz w:val="16"/>
           <w:szCs w:val="16"/>
         </w:rPr>
-        <w:t>청구인이 위원회에 ▁56▁ 신청 시 위원회는 상당기간을 정하고, 피청구인이 기간 내 이행하지 않는 경우 일정한 배상을 하도록 명하거나 즉시 배상을 명할 수 있다.</w:t>
+        <w:t>청구인이 위원회에 ▁1▁ 신청 시 위원회는 상당기간을 정하고, 피청구인이 기간 내 이행하지 않는 경우 일정한 배상을 하도록 명하거나 즉시 배상을 명할 수 있다.</w:t>
       </w:r>
     </w:p>
     <w:p>
@@ -3424,7 +3424,7 @@
           <w:sz w:val="16"/>
           <w:szCs w:val="16"/>
         </w:rPr>
-        <w:t>재결에 의하여 ▁57▁되거나 무효 또는 부존재로 확인되는 처분이 당사자의 신청을 거부하는 것을 내용으로 하는 경우</w:t>
+        <w:t>재결에 의하여 ▁1▁되거나 무효 또는 부존재로 확인되는 처분이 당사자의 신청을 거부하는 것을 내용으로 하는 경우</w:t>
       </w:r>
       <w:r>
         <w:rPr>
@@ -3448,7 +3448,7 @@
           <w:sz w:val="16"/>
           <w:szCs w:val="16"/>
         </w:rPr>
-        <w:t>ii) 제49조 2항 / 제49조 3항에 따른 재▁58▁의무에도 불구하고 피청구인이 처분을 하지 않을 것</w:t>
+        <w:t>ii) 제49조 2항 / 제49조 3항에 따른 재처분의무에도 불구하고 ▁1▁이 처분을 하지 않을 것</w:t>
       </w:r>
     </w:p>
     <w:p>
@@ -3484,7 +3484,7 @@
           <w:sz w:val="16"/>
           <w:szCs w:val="16"/>
         </w:rPr>
-        <w:t>- 재처분의무 부작위에 대한 부작위</w:t>
+        <w:t>- 재처분의무 ▁1▁에 대한 부작위</w:t>
       </w:r>
       <w:r>
         <w:rPr>
@@ -3504,7 +3504,7 @@
           <w:sz w:val="16"/>
           <w:szCs w:val="16"/>
         </w:rPr>
-        <w:t xml:space="preserve">▁59▁확인소송 제기 </w:t>
+        <w:t xml:space="preserve">위법확인소송 제기 </w:t>
       </w:r>
       <w:r>
         <w:rPr>
@@ -3549,7 +3549,7 @@
           <w:sz w:val="16"/>
           <w:szCs w:val="16"/>
         </w:rPr>
-        <w:t>제51조(▁60▁ 재청구의 금지)</w:t>
+        <w:t>제51조(▁1▁ 재청구의 금지)</w:t>
       </w:r>
       <w:r>
         <w:rPr>
@@ -3573,7 +3573,7 @@
           <w:sz w:val="16"/>
           <w:szCs w:val="16"/>
         </w:rPr>
-        <w:t xml:space="preserve">행정심판법은 무효확인심판 외 부작위▁61▁확인심판 형태 규정하고 있지 않으므로 부작위에 대한 행정심판법상 불복절차는 의무이행심판청구 뿐이다. </w:t>
+        <w:t xml:space="preserve">행정심판법은 무효확인심판 외 ▁1▁위법확인심판 형태 규정하고 있지 않으므로 부작위에 대한 행정심판법상 불복절차는 의무이행심판청구 뿐이다. </w:t>
       </w:r>
     </w:p>
     <w:p>
@@ -3593,7 +3593,7 @@
           <w:sz w:val="16"/>
           <w:szCs w:val="16"/>
         </w:rPr>
-        <w:t>3) ▁62▁심판</w:t>
+        <w:t>3) ▁1▁심판</w:t>
       </w:r>
     </w:p>
     <w:p>
@@ -3628,7 +3628,7 @@
           <w:sz w:val="16"/>
           <w:szCs w:val="16"/>
         </w:rPr>
-        <w:t xml:space="preserve">행정청의 위법 또는 부당한 처분을 취소하거나 ▁63▁하는 </w:t>
+        <w:t xml:space="preserve">행정청의 위법 또는 부당한 처분을 ▁1▁하거나 변경하는 </w:t>
       </w:r>
       <w:r>
         <w:rPr>
@@ -3702,39 +3702,39 @@
           <w:sz w:val="16"/>
           <w:szCs w:val="16"/>
         </w:rPr>
-        <w:t>(3) ▁64▁의 종류</w:t>
-      </w:r>
-    </w:p>
-    <w:p>
-      <w:pPr>
-        <w:rPr>
-          <w:sz w:val="16"/>
-          <w:szCs w:val="16"/>
-        </w:rPr>
-      </w:pPr>
-      <w:r>
-        <w:rPr>
-          <w:rFonts w:hint="eastAsia"/>
-          <w:sz w:val="16"/>
-          <w:szCs w:val="16"/>
-        </w:rPr>
-        <w:t>취소재결이 가능하며, ▁65▁명령재결 또는 변경재결은 변경의 대상이 부존재하므로 가능하지 않다.</w:t>
-      </w:r>
-    </w:p>
-    <w:p>
-      <w:pPr>
-        <w:rPr>
-          <w:sz w:val="16"/>
-          <w:szCs w:val="16"/>
-        </w:rPr>
-      </w:pPr>
-      <w:r>
-        <w:rPr>
-          <w:rFonts w:hint="eastAsia"/>
-          <w:sz w:val="16"/>
-          <w:szCs w:val="16"/>
-        </w:rPr>
-        <w:t xml:space="preserve">행정심판법은 거부처분 ▁66▁하는 재결이 있는 경우 재처분의무를 인정한다(제49조 </w:t>
+        <w:t>(3) ▁1▁의 종류</w:t>
+      </w:r>
+    </w:p>
+    <w:p>
+      <w:pPr>
+        <w:rPr>
+          <w:sz w:val="16"/>
+          <w:szCs w:val="16"/>
+        </w:rPr>
+      </w:pPr>
+      <w:r>
+        <w:rPr>
+          <w:rFonts w:hint="eastAsia"/>
+          <w:sz w:val="16"/>
+          <w:szCs w:val="16"/>
+        </w:rPr>
+        <w:t>▁1▁재결이 가능하며, 변경명령재결 또는 변경재결은 변경의 대상이 부존재하므로 가능하지 않다.</w:t>
+      </w:r>
+    </w:p>
+    <w:p>
+      <w:pPr>
+        <w:rPr>
+          <w:sz w:val="16"/>
+          <w:szCs w:val="16"/>
+        </w:rPr>
+      </w:pPr>
+      <w:r>
+        <w:rPr>
+          <w:rFonts w:hint="eastAsia"/>
+          <w:sz w:val="16"/>
+          <w:szCs w:val="16"/>
+        </w:rPr>
+        <w:t xml:space="preserve">행정심판법은 거부처분 ▁1▁하는 재결이 있는 경우 재처분의무를 인정한다(제49조 </w:t>
       </w:r>
       <w:r>
         <w:rPr>
@@ -3795,7 +3795,7 @@
           <w:sz w:val="16"/>
           <w:szCs w:val="16"/>
         </w:rPr>
-        <w:t>직접▁67▁</w:t>
+        <w:t>▁1▁</w:t>
       </w:r>
       <w:r>
         <w:rPr>
@@ -3850,7 +3850,7 @@
           <w:sz w:val="16"/>
           <w:szCs w:val="16"/>
         </w:rPr>
-        <w:t>재결에 의하여 ▁68▁되거나 무효 또는 부존재로 확인되는 처분이 당사자의 신청을 거부하는 것을 내용으로 하는 경우</w:t>
+        <w:t>재결에 의하여 ▁1▁되거나 무효 또는 부존재로 확인되는 처분이 당사자의 신청을 거부하는 것을 내용으로 하는 경우</w:t>
       </w:r>
       <w:r>
         <w:rPr>
@@ -3894,7 +3894,7 @@
           <w:sz w:val="16"/>
           <w:szCs w:val="16"/>
         </w:rPr>
-        <w:t>4) 무효확인▁69▁</w:t>
+        <w:t>4) 무효확인▁1▁</w:t>
       </w:r>
     </w:p>
     <w:p>
@@ -3929,7 +3929,8 @@
           <w:sz w:val="16"/>
           <w:szCs w:val="16"/>
         </w:rPr>
-        <w:t xml:space="preserve">행정청의 ▁70▁의 </w:t>
+        <w:lastRenderedPageBreak/>
+        <w:t xml:space="preserve">행정청의 처분의 </w:t>
       </w:r>
       <w:r>
         <w:rPr>
@@ -3952,7 +3953,7 @@
           <w:sz w:val="16"/>
           <w:szCs w:val="16"/>
         </w:rPr>
-        <w:t xml:space="preserve"> 무효확인심판을 청구할 수 있다(행정심판법 제5조 2호).</w:t>
+        <w:t xml:space="preserve"> 무효확인심판을 청구할 수 있다(▁1▁법 제5조 2호).</w:t>
       </w:r>
     </w:p>
     <w:p>
@@ -4012,7 +4013,7 @@
           <w:sz w:val="16"/>
           <w:szCs w:val="16"/>
         </w:rPr>
-        <w:t>(3) ▁71▁의 종류 : 무효확인재결</w:t>
+        <w:t>(3) ▁1▁의 종류 : 무효확인재결</w:t>
       </w:r>
     </w:p>
     <w:p>
@@ -4048,7 +4049,7 @@
           <w:sz w:val="16"/>
           <w:szCs w:val="16"/>
         </w:rPr>
-        <w:t>직접▁72▁(제50조) : 제49조 3항에 해당하지 않아 직접처분 불가</w:t>
+        <w:t>▁1▁(제50조) : 제49조 3항에 해당하지 않아 직접처분 불가</w:t>
       </w:r>
     </w:p>
     <w:p>
@@ -4071,7 +4072,7 @@
           <w:sz w:val="16"/>
           <w:szCs w:val="16"/>
         </w:rPr>
-        <w:t>재결에 의하여 ▁73▁되거나 무효 또는 부존재로 확인되는 처분이 당사자의 신청을 거부하는 것을 내용으로 하는 경우</w:t>
+        <w:t>재결에 의하여 ▁1▁되거나 무효 또는 부존재로 확인되는 처분이 당사자의 신청을 거부하는 것을 내용으로 하는 경우</w:t>
       </w:r>
       <w:r>
         <w:rPr>
@@ -4112,23 +4113,23 @@
           <w:sz w:val="16"/>
           <w:szCs w:val="16"/>
         </w:rPr>
-        <w:t>. 제3자의 행정▁74▁</w:t>
-      </w:r>
-    </w:p>
-    <w:p>
-      <w:pPr>
-        <w:rPr>
-          <w:sz w:val="16"/>
-          <w:szCs w:val="16"/>
-        </w:rPr>
-      </w:pPr>
-      <w:r>
-        <w:rPr>
-          <w:rFonts w:hint="eastAsia"/>
-          <w:sz w:val="16"/>
-          <w:szCs w:val="16"/>
-        </w:rPr>
-        <w:t>甲에 대한 수익적 처분으로 법률상 이익이 침해된 제3자가 ▁75▁심판 청구하는 경우</w:t>
+        <w:t>. 제3자의 ▁1▁청구</w:t>
+      </w:r>
+    </w:p>
+    <w:p>
+      <w:pPr>
+        <w:rPr>
+          <w:sz w:val="16"/>
+          <w:szCs w:val="16"/>
+        </w:rPr>
+      </w:pPr>
+      <w:r>
+        <w:rPr>
+          <w:rFonts w:hint="eastAsia"/>
+          <w:sz w:val="16"/>
+          <w:szCs w:val="16"/>
+        </w:rPr>
+        <w:t>甲에 대한 수익적 처분으로 법률상 이익이 침해된 제3자가 ▁1▁심판 청구하는 경우</w:t>
       </w:r>
     </w:p>
     <w:p>
@@ -4160,23 +4161,23 @@
           <w:sz w:val="16"/>
           <w:szCs w:val="16"/>
         </w:rPr>
-        <w:t xml:space="preserve"> ▁76▁</w:t>
-      </w:r>
-    </w:p>
-    <w:p>
-      <w:pPr>
-        <w:rPr>
-          <w:sz w:val="16"/>
-          <w:szCs w:val="16"/>
-        </w:rPr>
-      </w:pPr>
-      <w:r>
-        <w:rPr>
-          <w:rFonts w:hint="eastAsia"/>
-          <w:sz w:val="16"/>
-          <w:szCs w:val="16"/>
-        </w:rPr>
-        <w:t>▁77▁심판은 위법</w:t>
+        <w:t xml:space="preserve"> ▁1▁</w:t>
+      </w:r>
+    </w:p>
+    <w:p>
+      <w:pPr>
+        <w:rPr>
+          <w:sz w:val="16"/>
+          <w:szCs w:val="16"/>
+        </w:rPr>
+      </w:pPr>
+      <w:r>
+        <w:rPr>
+          <w:rFonts w:hint="eastAsia"/>
+          <w:sz w:val="16"/>
+          <w:szCs w:val="16"/>
+        </w:rPr>
+        <w:t>▁1▁심판은 위법</w:t>
       </w:r>
       <w:r>
         <w:rPr>
@@ -4208,7 +4209,7 @@
           <w:sz w:val="16"/>
           <w:szCs w:val="16"/>
         </w:rPr>
-        <w:t xml:space="preserve">보호가치 있는 이익 구제설, 권리구제설, 법률상보호이익설 등이 존재하나, 판례는 ▁78▁의 원고적격과 동일하게 </w:t>
+        <w:t xml:space="preserve">보호가치 있는 이익 구제설, 권리구제설, 법률상보호이익설 등이 존재하나, 판례는 행정소송의 ▁1▁과 동일하게 </w:t>
       </w:r>
       <w:r>
         <w:rPr>
@@ -4278,7 +4279,7 @@
           <w:sz w:val="16"/>
           <w:szCs w:val="16"/>
         </w:rPr>
-        <w:t>▁79▁</w:t>
+        <w:t>▁1▁</w:t>
       </w:r>
     </w:p>
     <w:p>
@@ -4301,7 +4302,7 @@
           <w:sz w:val="16"/>
           <w:szCs w:val="16"/>
         </w:rPr>
-        <w:t xml:space="preserve"> 처분이 있음을 알게 된 날부터 90일 이내</w:t>
+        <w:t xml:space="preserve"> 처분이 있음을 알게 된 날부터 ▁1▁ 이내</w:t>
       </w:r>
       <w:r>
         <w:rPr>
@@ -4316,7 +4317,7 @@
           <w:sz w:val="16"/>
           <w:szCs w:val="16"/>
         </w:rPr>
-        <w:t>처분이 있었던 날부터 ▁80▁이 지나면 청구하지 못한다. 다만, 정당한 사유가 있는 경우에는 그러하지 아니하다</w:t>
+        <w:t>처분이 있었던 날부터 180일이 지나면 청구하지 못한다. 다만, 정당한 사유가 있는 경우에는 그러하지 아니하다</w:t>
       </w:r>
       <w:r>
         <w:rPr>
@@ -4347,7 +4348,7 @@
           <w:sz w:val="16"/>
           <w:szCs w:val="16"/>
         </w:rPr>
-        <w:t xml:space="preserve">처분상대방이 아닌 제3자는 처분이 있었던 날부터 ▁81▁ 내 행정심판을 청구할 수 없는 </w:t>
+        <w:t xml:space="preserve">처분상대방이 아닌 제3자는 처분이 있었던 날부터 180일 내 행정심판을 청구할 수 없는 </w:t>
       </w:r>
       <w:r>
         <w:rPr>
@@ -4381,7 +4382,7 @@
           <w:sz w:val="16"/>
           <w:szCs w:val="16"/>
         </w:rPr>
-        <w:t>으나, 어떠한 경로든 처분이 있음을 알았다면, 안 날로부터 90일 내 행정심판을 청구하여야 한다.</w:t>
+        <w:t>으나, 어떠한 경로든 처분이 있음을 알았다면, 안 날로부터 ▁1▁ 내 행정심판을 청구하여야 한다.</w:t>
       </w:r>
     </w:p>
     <w:p>
@@ -4413,23 +4414,23 @@
           <w:sz w:val="16"/>
           <w:szCs w:val="16"/>
         </w:rPr>
-        <w:t xml:space="preserve"> ▁82▁상대방의 불복수단</w:t>
-      </w:r>
-    </w:p>
-    <w:p>
-      <w:pPr>
-        <w:rPr>
-          <w:sz w:val="16"/>
-          <w:szCs w:val="16"/>
-        </w:rPr>
-      </w:pPr>
-      <w:r>
-        <w:rPr>
-          <w:rFonts w:hint="eastAsia"/>
-          <w:sz w:val="16"/>
-          <w:szCs w:val="16"/>
-        </w:rPr>
-        <w:t>1) ▁83▁ 참가</w:t>
+        <w:t xml:space="preserve"> ▁1▁상대방의 불복수단</w:t>
+      </w:r>
+    </w:p>
+    <w:p>
+      <w:pPr>
+        <w:rPr>
+          <w:sz w:val="16"/>
+          <w:szCs w:val="16"/>
+        </w:rPr>
+      </w:pPr>
+      <w:r>
+        <w:rPr>
+          <w:rFonts w:hint="eastAsia"/>
+          <w:sz w:val="16"/>
+          <w:szCs w:val="16"/>
+        </w:rPr>
+        <w:t>1) ▁1▁ 참가</w:t>
       </w:r>
       <w:r>
         <w:rPr>
@@ -4452,7 +4453,7 @@
           <w:sz w:val="16"/>
           <w:szCs w:val="16"/>
         </w:rPr>
-        <w:t>행정심판의 결과에 이해관계가 있는 제3자나 행정청은 해당 ▁84▁에 대한 위원회</w:t>
+        <w:t>▁1▁의 결과에 이해관계가 있는 제3자나 행정청은 해당 심판청구에 대한 위원회</w:t>
       </w:r>
       <w:r>
         <w:rPr>
@@ -4483,30 +4484,30 @@
           <w:sz w:val="16"/>
           <w:szCs w:val="16"/>
         </w:rPr>
-        <w:t>2) ▁85▁재결에 대하여 항고소송 제기</w:t>
-      </w:r>
-    </w:p>
-    <w:p>
-      <w:pPr>
-        <w:rPr>
-          <w:sz w:val="16"/>
-          <w:szCs w:val="16"/>
-        </w:rPr>
-      </w:pPr>
-      <w:r>
-        <w:rPr>
-          <w:sz w:val="16"/>
-          <w:szCs w:val="16"/>
-        </w:rPr>
-        <w:t xml:space="preserve">위원회는 재결서의 등본을 지체 없이 참가인에게 송달하여야 </w:t>
-      </w:r>
-      <w:r>
-        <w:rPr>
-          <w:rFonts w:hint="eastAsia"/>
-          <w:sz w:val="16"/>
-          <w:szCs w:val="16"/>
-        </w:rPr>
-        <w:t>하며(제48조 3항), ▁86▁</w:t>
+        <w:t>2) ▁1▁재결에 대하여 항고소송 제기</w:t>
+      </w:r>
+    </w:p>
+    <w:p>
+      <w:pPr>
+        <w:rPr>
+          <w:sz w:val="16"/>
+          <w:szCs w:val="16"/>
+        </w:rPr>
+      </w:pPr>
+      <w:r>
+        <w:rPr>
+          <w:sz w:val="16"/>
+          <w:szCs w:val="16"/>
+        </w:rPr>
+        <w:t xml:space="preserve">위원회는 ▁1▁서의 등본을 지체 없이 참가인에게 송달하여야 </w:t>
+      </w:r>
+      <w:r>
+        <w:rPr>
+          <w:rFonts w:hint="eastAsia"/>
+          <w:sz w:val="16"/>
+          <w:szCs w:val="16"/>
+        </w:rPr>
+        <w:t>하며(제48조 3항), 처</w:t>
       </w:r>
       <w:r>
         <w:rPr>
@@ -4544,23 +4545,23 @@
           <w:sz w:val="16"/>
           <w:szCs w:val="16"/>
         </w:rPr>
-        <w:t>따라서 제3자가 제기한 ▁87▁심판에 따라 취소재결이 있는 경우, 처분 상대방은 그 통지를 받게 된다.</w:t>
-      </w:r>
-    </w:p>
-    <w:p>
-      <w:pPr>
-        <w:rPr>
-          <w:sz w:val="16"/>
-          <w:szCs w:val="16"/>
-        </w:rPr>
-      </w:pPr>
-      <w:r>
-        <w:rPr>
-          <w:rFonts w:hint="eastAsia"/>
-          <w:sz w:val="16"/>
-          <w:szCs w:val="16"/>
-        </w:rPr>
-        <w:t>처분 상대방은 위 ▁88▁재결에 대하여 취소소송을 제기할 수 있으며, 이 경우 취소재결의 고유한 위법이 있는 경우에 해당한다.</w:t>
+        <w:t>따라서 제3자가 제기한 ▁1▁심판에 따라 취소재결이 있는 경우, 처분 상대방은 그 통지를 받게 된다.</w:t>
+      </w:r>
+    </w:p>
+    <w:p>
+      <w:pPr>
+        <w:rPr>
+          <w:sz w:val="16"/>
+          <w:szCs w:val="16"/>
+        </w:rPr>
+      </w:pPr>
+      <w:r>
+        <w:rPr>
+          <w:rFonts w:hint="eastAsia"/>
+          <w:sz w:val="16"/>
+          <w:szCs w:val="16"/>
+        </w:rPr>
+        <w:t>처분 상대방은 위 취소재결에 대하여 ▁1▁을 제기할 수 있으며, 이 경우 취소재결의 고유한 위법이 있는 경우에 해당한다.</w:t>
       </w:r>
     </w:p>
     <w:p>
@@ -4616,7 +4617,7 @@
           <w:sz w:val="16"/>
           <w:szCs w:val="16"/>
         </w:rPr>
-        <w:t xml:space="preserve"> 및 ▁89▁을 제기할 수 있는지,</w:t>
+        <w:t xml:space="preserve"> 및 ▁1▁을 제기할 수 있는지,</w:t>
       </w:r>
       <w:r>
         <w:rPr>
@@ -4724,79 +4725,79 @@
           <w:sz w:val="16"/>
           <w:szCs w:val="16"/>
         </w:rPr>
-        <w:t>▁90▁기관을</w:t>
-      </w:r>
-      <w:r>
-        <w:rPr>
-          <w:rFonts w:hint="eastAsia"/>
-          <w:sz w:val="16"/>
-          <w:szCs w:val="16"/>
-        </w:rPr>
-        <w:t xml:space="preserve"> 잘못 고지한 때에는 심판청구서를 제출받은 행정기관은 지체없이 정당한 권한 있는 피청구인에게 심판청구서를 보내야 하고, 행정심판기간 기산점은 최초 제출한 때가 기준이 된다(제23조).</w:t>
-      </w:r>
-    </w:p>
-    <w:p>
-      <w:pPr>
-        <w:rPr>
-          <w:sz w:val="16"/>
-          <w:szCs w:val="16"/>
-        </w:rPr>
-      </w:pPr>
-      <w:r>
-        <w:rPr>
-          <w:rFonts w:hint="eastAsia"/>
-          <w:sz w:val="16"/>
-          <w:szCs w:val="16"/>
-        </w:rPr>
-        <w:t>- 본래 청구기간보다 길게 잘못 알린 경우 고지된 기간 내 ▁91▁가 있으면 본래 청구기간에 청구된 것으로 본다(제27조).</w:t>
-      </w:r>
-    </w:p>
-    <w:p>
-      <w:pPr>
-        <w:rPr>
-          <w:sz w:val="16"/>
-          <w:szCs w:val="16"/>
-        </w:rPr>
-      </w:pPr>
-      <w:r>
-        <w:rPr>
-          <w:rFonts w:hint="eastAsia"/>
-          <w:sz w:val="16"/>
-          <w:szCs w:val="16"/>
-        </w:rPr>
-        <w:t>- 심판청구기간을 알리지 않은 경우 처분이 있은 날부터 ▁92▁ 내에 심판청구를 할 수 있다(재결서 송달받은 날부터 90일 적용 X).</w:t>
-      </w:r>
-    </w:p>
-    <w:p>
-      <w:pPr>
-        <w:rPr>
-          <w:sz w:val="16"/>
-          <w:szCs w:val="16"/>
-        </w:rPr>
-      </w:pPr>
-      <w:r>
-        <w:rPr>
-          <w:rFonts w:hint="eastAsia"/>
-          <w:sz w:val="16"/>
-          <w:szCs w:val="16"/>
-        </w:rPr>
-        <w:t>iii) 고유의 ▁93▁사유인지 여부(소극)</w:t>
-      </w:r>
-    </w:p>
-    <w:p>
-      <w:pPr>
-        <w:rPr>
-          <w:sz w:val="16"/>
-          <w:szCs w:val="16"/>
-        </w:rPr>
-      </w:pPr>
-      <w:r>
-        <w:rPr>
-          <w:rFonts w:hint="eastAsia"/>
-          <w:sz w:val="16"/>
-          <w:szCs w:val="16"/>
-        </w:rPr>
-        <w:t>고지제도는 행정불복절차 진행에 대한 편의제공 목적일 뿐, ▁94▁의 절차나 형식이 되는 것은 아니다. 따라서 오고지, 불고지가 처분의 흠결을 가져오는 것은 아니며, 고지 자체도 사실상 관념의 통지에 불과하여 그로 인한 권리의무 변동이 없어 독자적 처분이 되지도 않는다.</w:t>
+        <w:t>심판청구기관을</w:t>
+      </w:r>
+      <w:r>
+        <w:rPr>
+          <w:rFonts w:hint="eastAsia"/>
+          <w:sz w:val="16"/>
+          <w:szCs w:val="16"/>
+        </w:rPr>
+        <w:t xml:space="preserve"> 잘못 고지한 때에는 심판청구서를 제출받은 행정기관은 지체없이 정당한 권한 있는 피청구인에게 심판청구서를 보내야 하고, ▁1▁기간 기산점은 최초 제출한 때가 기준이 된다(제23조).</w:t>
+      </w:r>
+    </w:p>
+    <w:p>
+      <w:pPr>
+        <w:rPr>
+          <w:sz w:val="16"/>
+          <w:szCs w:val="16"/>
+        </w:rPr>
+      </w:pPr>
+      <w:r>
+        <w:rPr>
+          <w:rFonts w:hint="eastAsia"/>
+          <w:sz w:val="16"/>
+          <w:szCs w:val="16"/>
+        </w:rPr>
+        <w:t>- 본래 청구기간보다 길게 잘못 알린 경우 고지된 기간 내 ▁1▁가 있으면 본래 청구기간에 청구된 것으로 본다(제27조).</w:t>
+      </w:r>
+    </w:p>
+    <w:p>
+      <w:pPr>
+        <w:rPr>
+          <w:sz w:val="16"/>
+          <w:szCs w:val="16"/>
+        </w:rPr>
+      </w:pPr>
+      <w:r>
+        <w:rPr>
+          <w:rFonts w:hint="eastAsia"/>
+          <w:sz w:val="16"/>
+          <w:szCs w:val="16"/>
+        </w:rPr>
+        <w:t>- 심판청구기간을 알리지 않은 경우 처분이 있은 날부터 180일 내에 심판청구를 할 수 있다(재결서 송달받은 날부터 ▁1▁ 적용 X).</w:t>
+      </w:r>
+    </w:p>
+    <w:p>
+      <w:pPr>
+        <w:rPr>
+          <w:sz w:val="16"/>
+          <w:szCs w:val="16"/>
+        </w:rPr>
+      </w:pPr>
+      <w:r>
+        <w:rPr>
+          <w:rFonts w:hint="eastAsia"/>
+          <w:sz w:val="16"/>
+          <w:szCs w:val="16"/>
+        </w:rPr>
+        <w:t>iii) 고유의 ▁1▁사유인지 여부(소극)</w:t>
+      </w:r>
+    </w:p>
+    <w:p>
+      <w:pPr>
+        <w:rPr>
+          <w:sz w:val="16"/>
+          <w:szCs w:val="16"/>
+        </w:rPr>
+      </w:pPr>
+      <w:r>
+        <w:rPr>
+          <w:rFonts w:hint="eastAsia"/>
+          <w:sz w:val="16"/>
+          <w:szCs w:val="16"/>
+        </w:rPr>
+        <w:t>고지제도는 행정▁1▁ 진행에 대한 편의제공 목적일 뿐, 처분의 절차나 형식이 되는 것은 아니다. 따라서 오고지, 불고지가 처분의 흠결을 가져오는 것은 아니며, 고지 자체도 사실상 관념의 통지에 불과하여 그로 인한 권리의무 변동이 없어 독자적 처분이 되지도 않는다.</w:t>
       </w:r>
     </w:p>
     <w:p>
@@ -4829,23 +4830,23 @@
           <w:sz w:val="16"/>
           <w:szCs w:val="16"/>
         </w:rPr>
-        <w:t>▁95▁소송의 소송요건</w:t>
-      </w:r>
-    </w:p>
-    <w:p>
-      <w:pPr>
-        <w:rPr>
-          <w:sz w:val="16"/>
-          <w:szCs w:val="16"/>
-        </w:rPr>
-      </w:pPr>
-      <w:r>
-        <w:rPr>
-          <w:rFonts w:hint="eastAsia"/>
-          <w:sz w:val="16"/>
-          <w:szCs w:val="16"/>
-        </w:rPr>
-        <w:t>처분을 대상으로(제19조), ▁96▁를 구할 법률상 이익이 있는 자(제12조 1문)가, 처분을 한 행정청을 상대로(제13조) 처분이 있음을 안 날로부터 90일 내에(제20조), 행정청의 소재지를 관할하는 행정법원에 제기하여야 한다(제9조). 또한, 협의의 소의 이익인 권리보호의 필요가 있어야 한다.</w:t>
+        <w:t>▁1▁의 소송요건</w:t>
+      </w:r>
+    </w:p>
+    <w:p>
+      <w:pPr>
+        <w:rPr>
+          <w:sz w:val="16"/>
+          <w:szCs w:val="16"/>
+        </w:rPr>
+      </w:pPr>
+      <w:r>
+        <w:rPr>
+          <w:rFonts w:hint="eastAsia"/>
+          <w:sz w:val="16"/>
+          <w:szCs w:val="16"/>
+        </w:rPr>
+        <w:t>처분을 대상으로(제19조), 취소를 구할 법률상 이익이 있는 자(제12조 1문)가, 처분을 한 행정청을 상대로(제13조) 처분이 있음을 안 날로부터 ▁1▁ 내에(제20조), 행정청의 소재지를 관할하는 행정법원에 제기하여야 한다(제9조). 또한, 협의의 소의 이익인 권리보호의 필요가 있어야 한다.</w:t>
       </w:r>
     </w:p>
     <w:p>
@@ -4887,7 +4888,7 @@
           <w:sz w:val="16"/>
           <w:szCs w:val="16"/>
         </w:rPr>
-        <w:t>▁97▁ 등</w:t>
+        <w:t>▁1▁ 등</w:t>
       </w:r>
       <w:r>
         <w:rPr>
@@ -4950,7 +4951,7 @@
           <w:sz w:val="16"/>
           <w:szCs w:val="16"/>
         </w:rPr>
-        <w:t>행정청의 행위가 ▁98▁의 대상이 될 수 있는지는 추상적</w:t>
+        <w:t>행정청의 행위가 ▁1▁의 대상이 될 수 있는지는 추상적</w:t>
       </w:r>
       <w:r>
         <w:rPr>
@@ -5025,7 +5026,7 @@
           <w:sz w:val="16"/>
           <w:szCs w:val="16"/>
         </w:rPr>
-        <w:t>행정청의 행위가 ‘▁99▁’에 해당하는지가 불분명한 경우에는 그에 대한 불복방법 선택에 중대한 이해관계를 가지는 상대방의 인식가능성과 예측가능성을 중요하게 고려해서 규범적으로 판단해야 한다.</w:t>
+        <w:t>행정청의 행위가 ‘▁1▁’에 해당하는지가 불분명한 경우에는 그에 대한 불복방법 선택에 중대한 이해관계를 가지는 상대방의 인식가능성과 예측가능성을 중요하게 고려해서 규범적으로 판단해야 한다.</w:t>
       </w:r>
     </w:p>
     <w:p>
@@ -5042,7 +5043,7 @@
           <w:sz w:val="16"/>
           <w:szCs w:val="16"/>
         </w:rPr>
-        <w:t>1) ▁100▁을 거친 경우</w:t>
+        <w:t>1) ▁1▁을 거친 경우</w:t>
       </w:r>
     </w:p>
     <w:p>
@@ -5059,23 +5060,23 @@
           <w:sz w:val="16"/>
           <w:szCs w:val="16"/>
         </w:rPr>
-        <w:t>(1) 원▁101▁주의</w:t>
-      </w:r>
-    </w:p>
-    <w:p>
-      <w:pPr>
-        <w:rPr>
-          <w:sz w:val="16"/>
-          <w:szCs w:val="16"/>
-        </w:rPr>
-      </w:pPr>
-      <w:r>
-        <w:rPr>
-          <w:rFonts w:hint="eastAsia"/>
-          <w:sz w:val="16"/>
-          <w:szCs w:val="16"/>
-        </w:rPr>
-        <w:t>▁102▁소송의 대상은 처분 등이다(제19조). 처분 등은 행정청이 행하는 구체적 사실에 관한 법집행으로서의 공권력 행사 또는 그 거부와 이에 준하는 행정작용 및 행정심판에 대한 재결을 말한다(제2조 1항 1호).</w:t>
+        <w:t>(1) 원▁1▁주의</w:t>
+      </w:r>
+    </w:p>
+    <w:p>
+      <w:pPr>
+        <w:rPr>
+          <w:sz w:val="16"/>
+          <w:szCs w:val="16"/>
+        </w:rPr>
+      </w:pPr>
+      <w:r>
+        <w:rPr>
+          <w:rFonts w:hint="eastAsia"/>
+          <w:sz w:val="16"/>
+          <w:szCs w:val="16"/>
+        </w:rPr>
+        <w:t>▁1▁의 대상은 처분 등이다(제19조). 처분 등은 행정청이 행하는 구체적 사실에 관한 법집행으로서의 공권력 행사 또는 그 거부와 이에 준하는 행정작용 및 행정심판에 대한 재결을 말한다(제2조 1항 1호).</w:t>
       </w:r>
     </w:p>
     <w:p>
@@ -5098,7 +5099,7 @@
           <w:sz w:val="16"/>
           <w:szCs w:val="16"/>
         </w:rPr>
-        <w:t>재결▁103▁소송의 경우에는 재결 자체에 고유한 위법이 있음을 이유로 하는 경우에 한한다</w:t>
+        <w:t>재결▁1▁의 경우에는 재결 자체에 고유한 위법이 있음을 이유로 하는 경우에 한한다</w:t>
       </w:r>
       <w:r>
         <w:rPr>
@@ -5122,7 +5123,7 @@
           <w:sz w:val="16"/>
           <w:szCs w:val="16"/>
         </w:rPr>
-        <w:t xml:space="preserve">재결 자체의 고유한 ▁104▁이란 </w:t>
+        <w:t xml:space="preserve">▁1▁ 자체의 고유한 위법이란 </w:t>
       </w:r>
       <w:r>
         <w:rPr>
@@ -5158,7 +5159,7 @@
           <w:sz w:val="16"/>
           <w:szCs w:val="16"/>
         </w:rPr>
-        <w:t xml:space="preserve">▁105▁재결 또는 </w:t>
+        <w:t xml:space="preserve">변경▁1▁ 또는 </w:t>
       </w:r>
       <w:r>
         <w:rPr>
@@ -5198,7 +5199,7 @@
           <w:sz w:val="16"/>
           <w:szCs w:val="16"/>
         </w:rPr>
-        <w:t>행정심판위원회 결정은 원처분을 대체하는 새로운 처분이므로, 행정심판위원회를 피고로 재결을 대상으로 삼는 ▁106▁재결설과, 일부취소의 경우 일부취소되고 남은 원처분이 대상이지만, 적극적 변경재결의 경우 변경결정을 대상으로 소를 제기하여야 한다는 견해 등이 존재하나,</w:t>
+        <w:t>행정심판위원회 결정은 원처분을 대체하는 새로운 처분이므로, 행정심판위원회를 피고로 재결을 대상으로 삼는 변경재결설과, ▁1▁의 경우 일부취소되고 남은 원처분이 대상이지만, 적극적 변경재결의 경우 변경결정을 대상으로 소를 제기하여야 한다는 견해 등이 존재하나,</w:t>
       </w:r>
     </w:p>
     <w:p>
@@ -5222,7 +5223,7 @@
           <w:sz w:val="16"/>
           <w:szCs w:val="16"/>
         </w:rPr>
-        <w:t xml:space="preserve"> 재결 또는 ▁107▁명령재결에 따른 처분으로</w:t>
+        <w:t xml:space="preserve"> 재결 또는 변경명령재결에 따른 처분으로</w:t>
       </w:r>
       <w:r>
         <w:rPr>
@@ -5296,7 +5297,7 @@
           <w:sz w:val="16"/>
           <w:szCs w:val="16"/>
         </w:rPr>
-        <w:t>취소소송의 대상은 변경된 내용의 당초처분이지 변경처분이 아니고, 제소기간 준수여부도 변경된 내용의 당초 처분을 기준으로 한다</w:t>
+        <w:t>취소소송의 대상은 변경된 내용의 당초처분이지 변경처분이 아니고, ▁1▁ 준수여부도 변경된 내용의 당초 처분을 기준으로 한다</w:t>
       </w:r>
       <w:r>
         <w:rPr>
@@ -5338,23 +5339,23 @@
           <w:sz w:val="16"/>
           <w:szCs w:val="16"/>
         </w:rPr>
-        <w:t>제3자효 행정행위에서 인용재결 있는 경우 처분 상대방의 ▁108▁소송 제기</w:t>
-      </w:r>
-    </w:p>
-    <w:p>
-      <w:pPr>
-        <w:rPr>
-          <w:sz w:val="16"/>
-          <w:szCs w:val="16"/>
-        </w:rPr>
-      </w:pPr>
-      <w:r>
-        <w:rPr>
-          <w:rFonts w:hint="eastAsia"/>
-          <w:sz w:val="16"/>
-          <w:szCs w:val="16"/>
-        </w:rPr>
-        <w:t>제3자효 행정행위에서 인용재결에 따라 비로소 권리침해를 받게 되는 원처분의 상대방이 인용재결에 대하여 불복하는 경우, 당해 인용재결을 별도의 처분으로 보아 처분에 대한 ▁109▁소송으로 보는 견해도 있으나(19조 본문설), 인용재결은 원처분과 내용을 달리하여 재결 자체에 고유한 하자가 있는 때에 해당하므로 제19조 단서에 따라 재결에 대한 취소소송을 제기한다고 보는 것이 타당하다. 어느 견해에 의하던 인용재결 자체가 취소소송의 대상이 된다는 점에는 변함이 없다</w:t>
+        <w:t>제3자효 행정행위에서 인용재결 있는 경우 처분 상대방의 ▁1▁ 제기</w:t>
+      </w:r>
+    </w:p>
+    <w:p>
+      <w:pPr>
+        <w:rPr>
+          <w:sz w:val="16"/>
+          <w:szCs w:val="16"/>
+        </w:rPr>
+      </w:pPr>
+      <w:r>
+        <w:rPr>
+          <w:rFonts w:hint="eastAsia"/>
+          <w:sz w:val="16"/>
+          <w:szCs w:val="16"/>
+        </w:rPr>
+        <w:t>제3자효 행정행위에서 인용재결에 따라 비로소 권리침해를 받게 되는 원처분의 상대방이 인용재결에 대하여 불복하는 경우, 당해 인용재결을 별도의 처분으로 보아 처분에 대한 ▁1▁으로 보는 견해도 있으나(19조 본문설), 인용재결은 원처분과 내용을 달리하여 재결 자체에 고유한 하자가 있는 때에 해당하므로 제19조 단서에 따라 재결에 대한 취소소송을 제기한다고 보는 것이 타당하다. 어느 견해에 의하던 인용재결 자체가 취소소송의 대상이 된다는 점에는 변함이 없다</w:t>
       </w:r>
       <w:r>
         <w:rPr>
@@ -5378,7 +5379,7 @@
           <w:sz w:val="16"/>
           <w:szCs w:val="16"/>
         </w:rPr>
-        <w:t>(비교 : 경원자소송 소의이익 쟁점) 건축허가 거부처분에 대하여 당사자가 행정심판 제기하여 그 거부처분 ▁110▁하는 재결이 있는 경우, 제3자는 취소재결을 다툴 소의 이익이 없다. 거부처분 취소재결에 따른 후속처분이 이루어지면, 그 때 그 후속처분의 취소를 구하여야 한다.</w:t>
+        <w:t>(비교 : 경원자소송 소의이익 쟁점) 건축허가 거부처분에 대하여 당사자가 행정심판 제기하여 그 거부처분 ▁1▁하는 재결이 있는 경우, 제3자는 취소재결을 다툴 소의 이익이 없다. 거부처분 취소재결에 따른 후속처분이 이루어지면, 그 때 그 후속처분의 취소를 구하여야 한다.</w:t>
       </w:r>
     </w:p>
     <w:p>
@@ -5403,7 +5404,7 @@
           <w:sz w:val="16"/>
           <w:szCs w:val="16"/>
         </w:rPr>
-        <w:t>2) 거부▁111▁</w:t>
+        <w:t>2) 거부▁1▁</w:t>
       </w:r>
     </w:p>
     <w:p>
@@ -5420,39 +5421,39 @@
           <w:sz w:val="16"/>
           <w:szCs w:val="16"/>
         </w:rPr>
-        <w:t>(1) ▁112▁법상 구제수단</w:t>
-      </w:r>
-    </w:p>
-    <w:p>
-      <w:pPr>
-        <w:rPr>
-          <w:sz w:val="16"/>
-          <w:szCs w:val="16"/>
-        </w:rPr>
-      </w:pPr>
-      <w:r>
-        <w:rPr>
-          <w:rFonts w:hint="eastAsia"/>
-          <w:sz w:val="16"/>
-          <w:szCs w:val="16"/>
-        </w:rPr>
-        <w:t>취소소송, ▁113▁이 가능하나, 판례는 무명항고소송 인정하지 않으므로 의무이행심판은 불가하다.</w:t>
-      </w:r>
-    </w:p>
-    <w:p>
-      <w:pPr>
-        <w:rPr>
-          <w:sz w:val="16"/>
-          <w:szCs w:val="16"/>
-        </w:rPr>
-      </w:pPr>
-      <w:r>
-        <w:rPr>
-          <w:rFonts w:hint="eastAsia"/>
-          <w:sz w:val="16"/>
-          <w:szCs w:val="16"/>
-        </w:rPr>
-        <w:t>행정소송법상 가구제로서 ▁114▁ 신청이 가능한지 관련, 거부처분에 대한 집행정지 불가하며, 민사집행법상 가처분제도가 준용되지 않는다는 판례에 따를 때 가처분 신청도 불가하다.</w:t>
+        <w:t>(1) ▁1▁법상 구제수단</w:t>
+      </w:r>
+    </w:p>
+    <w:p>
+      <w:pPr>
+        <w:rPr>
+          <w:sz w:val="16"/>
+          <w:szCs w:val="16"/>
+        </w:rPr>
+      </w:pPr>
+      <w:r>
+        <w:rPr>
+          <w:rFonts w:hint="eastAsia"/>
+          <w:sz w:val="16"/>
+          <w:szCs w:val="16"/>
+        </w:rPr>
+        <w:t>▁1▁, 무효확인소송이 가능하나, 판례는 무명항고소송 인정하지 않으므로 의무이행심판은 불가하다.</w:t>
+      </w:r>
+    </w:p>
+    <w:p>
+      <w:pPr>
+        <w:rPr>
+          <w:sz w:val="16"/>
+          <w:szCs w:val="16"/>
+        </w:rPr>
+      </w:pPr>
+      <w:r>
+        <w:rPr>
+          <w:rFonts w:hint="eastAsia"/>
+          <w:sz w:val="16"/>
+          <w:szCs w:val="16"/>
+        </w:rPr>
+        <w:t>행정소송법상 가구제로서 집행정지 신청이 가능한지 관련, 거부처분에 대한 집행정지 불가하며, 민사집행법상 가처분제도가 ▁1▁되지 않는다는 판례에 따를 때 가처분 신청도 불가하다.</w:t>
       </w:r>
     </w:p>
     <w:p>
@@ -5493,7 +5494,7 @@
           <w:sz w:val="16"/>
           <w:szCs w:val="16"/>
         </w:rPr>
-        <w:t>판례는 국민의 신청에 대하여 행정청이 거부한 행위가 ▁115▁의 대상이 되기 위해서는 그 신청한 행위가 공권력의 행사 또는 이에 준하는 행정작용이어야 하고, 거부행위가 신청인의 법률관계에 어떤 변동을 일으키는 것이어야 하며, 국민에게 행위발동을 요구할 법규상, 조리상 신청권이 있어야 한다고 본다.</w:t>
+        <w:t>판례는 국민의 신청에 대하여 행정청이 거부한 행위가 ▁1▁의 대상이 되기 위해서는 그 신청한 행위가 공권력의 행사 또는 이에 준하는 행정작용이어야 하고, 거부행위가 신청인의 법률관계에 어떤 변동을 일으키는 것이어야 하며, 국민에게 행위발동을 요구할 법규상, 조리상 신청권이 있어야 한다고 본다.</w:t>
       </w:r>
       <w:r>
         <w:rPr>
@@ -5533,7 +5534,7 @@
           <w:sz w:val="16"/>
           <w:szCs w:val="16"/>
         </w:rPr>
-        <w:t>신청권 존부는 대상적격이 아닌 ▁116▁ 또는 본안 문제라는 견해도 존재하나, 판례와 같이 일반적인 국민의 응답을 받을 권리로 이해한다면, 대상적격 문제로 보는 것이 타당하다.</w:t>
+        <w:t>신청권 존부는 대상적격이 아닌 ▁1▁ 또는 본안 문제라는 견해도 존재하나, 판례와 같이 일반적인 국민의 응답을 받을 권리로 이해한다면, 대상적격 문제로 보는 것이 타당하다.</w:t>
       </w:r>
     </w:p>
     <w:tbl>
@@ -5745,7 +5746,7 @@
                 <w:sz w:val="16"/>
                 <w:szCs w:val="16"/>
               </w:rPr>
-              <w:t>∨ 입국하지 않은 상태의 외국인에 대한 사증발급거부 (다만, ▁394▁ 문제로 보아 법률상 이익 결여로 판시)</w:t>
+              <w:t>∨ 입국하지 않은 상태의 외국인에 대한 사증발급거부 (다만, ▁1▁ 문제로 보아 법률상 이익 결여로 판시)</w:t>
             </w:r>
           </w:p>
           <w:p>
@@ -5770,7 +5771,7 @@
                 <w:sz w:val="16"/>
                 <w:szCs w:val="16"/>
               </w:rPr>
-              <w:t xml:space="preserve"> 문화재로 지정된 분묘가 문화재가 아니라고 주장하며 문화제지정처분 ▁395▁를 구하</w:t>
+              <w:t xml:space="preserve"> 문화재로 지정된 분묘가 문화재가 아니라고 주장하며 문화제지정처분 ▁1▁를 구하</w:t>
             </w:r>
             <w:r>
               <w:rPr>
@@ -5854,23 +5855,23 @@
           <w:sz w:val="16"/>
           <w:szCs w:val="16"/>
         </w:rPr>
-        <w:t>(3) 새로운 거부▁117▁</w:t>
-      </w:r>
-    </w:p>
-    <w:p>
-      <w:pPr>
-        <w:rPr>
-          <w:sz w:val="16"/>
-          <w:szCs w:val="16"/>
-        </w:rPr>
-      </w:pPr>
-      <w:r>
-        <w:rPr>
-          <w:rFonts w:hint="eastAsia"/>
-          <w:sz w:val="16"/>
-          <w:szCs w:val="16"/>
-        </w:rPr>
-        <w:t>이의신청의 법적성격 및 결정의 ▁118▁성 (전술) or 당해 행정청에 새로운 신청 취지로 다시 신청하였으나 거부한 경우</w:t>
+        <w:t>(3) 새로운 거부▁1▁</w:t>
+      </w:r>
+    </w:p>
+    <w:p>
+      <w:pPr>
+        <w:rPr>
+          <w:sz w:val="16"/>
+          <w:szCs w:val="16"/>
+        </w:rPr>
+      </w:pPr>
+      <w:r>
+        <w:rPr>
+          <w:rFonts w:hint="eastAsia"/>
+          <w:sz w:val="16"/>
+          <w:szCs w:val="16"/>
+        </w:rPr>
+        <w:t>▁1▁의 법적성격 및 결정의 처분성 (전술) or 당해 행정청에 새로운 신청 취지로 다시 신청하였으나 거부한 경우</w:t>
       </w:r>
     </w:p>
     <w:p>
@@ -5893,7 +5894,7 @@
           <w:sz w:val="16"/>
           <w:szCs w:val="16"/>
         </w:rPr>
-        <w:t xml:space="preserve"> 새로운 거부▁119▁은 독립된 처분으로 불복대상이 되며, 제소기간도 그 때를 기준으로 다시 기산한다.</w:t>
+        <w:t xml:space="preserve"> 새로운 거부처분은 독립된 처분으로 불복대상이 되며, ▁1▁도 그 때를 기준으로 다시 기산한다.</w:t>
       </w:r>
     </w:p>
     <w:p>
@@ -5958,23 +5959,23 @@
           <w:sz w:val="16"/>
           <w:szCs w:val="16"/>
         </w:rPr>
-        <w:t xml:space="preserve"> ▁120▁신청 및 그 거부</w:t>
-      </w:r>
-    </w:p>
-    <w:p>
-      <w:pPr>
-        <w:rPr>
-          <w:sz w:val="16"/>
-          <w:szCs w:val="16"/>
-        </w:rPr>
-      </w:pPr>
-      <w:r>
-        <w:rPr>
-          <w:rFonts w:hint="eastAsia"/>
-          <w:sz w:val="16"/>
-          <w:szCs w:val="16"/>
-        </w:rPr>
-        <w:t xml:space="preserve">(비교) 甲에 대한 수익적 행정행위 그 자체의 ▁121▁ 구하는 경우 구분 </w:t>
+        <w:t xml:space="preserve"> ▁1▁신청 및 그 거부</w:t>
+      </w:r>
+    </w:p>
+    <w:p>
+      <w:pPr>
+        <w:rPr>
+          <w:sz w:val="16"/>
+          <w:szCs w:val="16"/>
+        </w:rPr>
+      </w:pPr>
+      <w:r>
+        <w:rPr>
+          <w:rFonts w:hint="eastAsia"/>
+          <w:sz w:val="16"/>
+          <w:szCs w:val="16"/>
+        </w:rPr>
+        <w:t xml:space="preserve">(비교) 甲에 대한 수익적 행정행위 그 자체의 취소 구하는 경우 구분 </w:t>
       </w:r>
       <w:r>
         <w:rPr>
@@ -5989,7 +5990,7 @@
           <w:sz w:val="16"/>
           <w:szCs w:val="16"/>
         </w:rPr>
-        <w:t xml:space="preserve"> 처분성 당연히 인정되므로, 원고적격 문제</w:t>
+        <w:t xml:space="preserve"> 처분성 당연히 인정되므로, ▁1▁ 문제</w:t>
       </w:r>
     </w:p>
     <w:p>
@@ -6085,39 +6086,39 @@
           <w:sz w:val="16"/>
           <w:szCs w:val="16"/>
         </w:rPr>
-        <w:t>거부▁122▁ 대상적격 -</w:t>
-      </w:r>
-    </w:p>
-    <w:p>
-      <w:pPr>
-        <w:rPr>
-          <w:sz w:val="16"/>
-          <w:szCs w:val="16"/>
-        </w:rPr>
-      </w:pPr>
-      <w:r>
-        <w:rPr>
-          <w:rFonts w:hint="eastAsia"/>
-          <w:sz w:val="16"/>
-          <w:szCs w:val="16"/>
-        </w:rPr>
-        <w:t>관계법령에서 수익적행정행위 ▁123▁ 또는 철회를 신청할 법규상 신청권을 전혀 규정하고 있지 않음에도, 신청권 인정할 수 있을지 문제된다.</w:t>
-      </w:r>
-    </w:p>
-    <w:p>
-      <w:pPr>
-        <w:rPr>
-          <w:sz w:val="16"/>
-          <w:szCs w:val="16"/>
-        </w:rPr>
-      </w:pPr>
-      <w:r>
-        <w:rPr>
-          <w:rFonts w:hint="eastAsia"/>
-          <w:sz w:val="16"/>
-          <w:szCs w:val="16"/>
-        </w:rPr>
-        <w:t>어떠한 수익적 행정행위로 인근 주민들이 수인할 수 없는 환경침해를 받았거나 받을 우려가 있다면, 그 침해 배제를 위하여 ▁124▁나 철회를 구할 권리를 인정하는 것이 타당하며, 앞서 살핀 바와 같이 행정청의 재량이 0으로 수축되어 인근주민에게 행정개입청구권이 인정되므로, 조리상 신청권이 인정되어 거부처분의 취소를 구할 수 있다.</w:t>
+        <w:t>거부▁1▁ 대상적격 -</w:t>
+      </w:r>
+    </w:p>
+    <w:p>
+      <w:pPr>
+        <w:rPr>
+          <w:sz w:val="16"/>
+          <w:szCs w:val="16"/>
+        </w:rPr>
+      </w:pPr>
+      <w:r>
+        <w:rPr>
+          <w:rFonts w:hint="eastAsia"/>
+          <w:sz w:val="16"/>
+          <w:szCs w:val="16"/>
+        </w:rPr>
+        <w:t>관계법령에서 수익적행정행위 ▁1▁ 또는 철회를 신청할 법규상 신청권을 전혀 규정하고 있지 않음에도, 신청권 인정할 수 있을지 문제된다.</w:t>
+      </w:r>
+    </w:p>
+    <w:p>
+      <w:pPr>
+        <w:rPr>
+          <w:sz w:val="16"/>
+          <w:szCs w:val="16"/>
+        </w:rPr>
+      </w:pPr>
+      <w:r>
+        <w:rPr>
+          <w:rFonts w:hint="eastAsia"/>
+          <w:sz w:val="16"/>
+          <w:szCs w:val="16"/>
+        </w:rPr>
+        <w:t>어떠한 수익적 행정행위로 인근 주민들이 수인할 수 없는 환경침해를 받았거나 받을 우려가 있다면, 그 침해 배제를 위하여 ▁1▁나 철회를 구할 권리를 인정하는 것이 타당하며, 앞서 살핀 바와 같이 행정청의 재량이 0으로 수축되어 인근주민에게 행정개입청구권이 인정되므로, 조리상 신청권이 인정되어 거부처분의 취소를 구할 수 있다.</w:t>
       </w:r>
     </w:p>
     <w:p>
@@ -6149,7 +6150,7 @@
           <w:sz w:val="16"/>
           <w:szCs w:val="16"/>
         </w:rPr>
-        <w:t>재량이 0으로 수축되어 취소 또는 ▁125▁만이 합당한 재량행사이므로, 이를 거부한 것은 위법하다.</w:t>
+        <w:t>재량이 0으로 수축되어 ▁1▁ 또는 변경만이 합당한 재량행사이므로, 이를 거부한 것은 위법하다.</w:t>
       </w:r>
     </w:p>
     <w:p>
@@ -6174,23 +6175,23 @@
           <w:sz w:val="16"/>
           <w:szCs w:val="16"/>
         </w:rPr>
-        <w:t>3) 후속▁126▁이 있는 경우</w:t>
-      </w:r>
-    </w:p>
-    <w:p>
-      <w:pPr>
-        <w:rPr>
-          <w:sz w:val="16"/>
-          <w:szCs w:val="16"/>
-        </w:rPr>
-      </w:pPr>
-      <w:r>
-        <w:rPr>
-          <w:rFonts w:hint="eastAsia"/>
-          <w:sz w:val="16"/>
-          <w:szCs w:val="16"/>
-        </w:rPr>
-        <w:t>소 제기 시 후속▁127▁이 존재하면 대상적격의 문제이고, 소송계속 중 후속처분이 있는 경우 소의 이익 문제이다.</w:t>
+        <w:t>3) 후속▁1▁이 있는 경우</w:t>
+      </w:r>
+    </w:p>
+    <w:p>
+      <w:pPr>
+        <w:rPr>
+          <w:sz w:val="16"/>
+          <w:szCs w:val="16"/>
+        </w:rPr>
+      </w:pPr>
+      <w:r>
+        <w:rPr>
+          <w:rFonts w:hint="eastAsia"/>
+          <w:sz w:val="16"/>
+          <w:szCs w:val="16"/>
+        </w:rPr>
+        <w:t>소 제기 시 후속▁1▁이 존재하면 대상적격의 문제이고, 소송계속 중 후속처분이 있는 경우 소의 이익 문제이다.</w:t>
       </w:r>
     </w:p>
     <w:p>
@@ -6211,23 +6212,23 @@
           <w:sz w:val="16"/>
           <w:szCs w:val="16"/>
         </w:rPr>
-        <w:t>단계적 행정행위(당연히 후속▁128▁이 예정)</w:t>
-      </w:r>
-    </w:p>
-    <w:p>
-      <w:pPr>
-        <w:rPr>
-          <w:sz w:val="16"/>
-          <w:szCs w:val="16"/>
-        </w:rPr>
-      </w:pPr>
-      <w:r>
-        <w:rPr>
-          <w:rFonts w:hint="eastAsia"/>
-          <w:sz w:val="16"/>
-          <w:szCs w:val="16"/>
-        </w:rPr>
-        <w:t>단계적 행정행위로서 후속▁129▁이 본래 예정된 경우 후속처분이 있으면 당초 처분은 흡수소멸되므로, 후속처분만이 대상이 된다.</w:t>
+        <w:t>단계적 행정행위(당연히 후속▁1▁이 예정)</w:t>
+      </w:r>
+    </w:p>
+    <w:p>
+      <w:pPr>
+        <w:rPr>
+          <w:sz w:val="16"/>
+          <w:szCs w:val="16"/>
+        </w:rPr>
+      </w:pPr>
+      <w:r>
+        <w:rPr>
+          <w:rFonts w:hint="eastAsia"/>
+          <w:sz w:val="16"/>
+          <w:szCs w:val="16"/>
+        </w:rPr>
+        <w:t>단계적 행정행위로서 후속▁1▁이 본래 예정된 경우 후속처분이 있으면 당초 처분은 흡수소멸되므로, 후속처분만이 대상이 된다.</w:t>
       </w:r>
     </w:p>
     <w:p>
@@ -6251,7 +6252,7 @@
           <w:sz w:val="16"/>
           <w:szCs w:val="16"/>
         </w:rPr>
-        <w:t>자진신고자에 대하여 과징금부과 후 자진신고 등을 이유로 다시 감면처분을 하는 구조를 가지는데, 감면처분이 있으면 종전 과징금 부과처분은 이에 흡수되어 소멸하므로 감면처분만을 다투어야 한다(처분 ▁130▁으로 인한 소변경도 가능하고, 각하된 후 종국처분에 대한 후 소 제기도 가능하다).</w:t>
+        <w:t>자진신고자에 대하여 과징금부과 후 자진신고 등을 이유로 다시 감면처분을 하는 구조를 가지는데, 감면처분이 있으면 종전 과징금 부과처분은 이에 흡수되어 소멸하므로 감면처분만을 다투어야 한다(처분 ▁1▁으로 인한 소변경도 가능하고, 각하된 후 종국처분에 대한 후 소 제기도 가능하다).</w:t>
       </w:r>
     </w:p>
     <w:p>
@@ -6275,7 +6276,7 @@
           <w:sz w:val="16"/>
           <w:szCs w:val="16"/>
         </w:rPr>
-        <w:t>원자로시설부지사전승인처분 후 건설허가처분이 이루어진 경우, 원자로시설부지사전승인처분은 처분에 해당하지만, 종국적 처분 이루어진 이상 건설허가처분을 다투어야 하고, 사전승인처분의 위법성을 건설허가처분 ▁131▁소송에서 다툴 수 있다.</w:t>
+        <w:t>원자로시설부지사전승인처분 후 건설허가처분이 이루어진 경우, 원자로시설부지사전승인처분은 처분에 해당하지만, 종국적 처분 이루어진 이상 건설허가처분을 다투어야 하고, 사전승인처분의 위법성을 건설허가처분 ▁1▁에서 다툴 수 있다.</w:t>
       </w:r>
     </w:p>
     <w:p>
@@ -6296,7 +6297,7 @@
           <w:sz w:val="16"/>
           <w:szCs w:val="16"/>
         </w:rPr>
-        <w:t>후행▁132▁에 흡수소멸</w:t>
+        <w:t>후행▁1▁에 흡수소멸</w:t>
       </w:r>
     </w:p>
     <w:p>
@@ -6328,7 +6329,7 @@
           <w:sz w:val="16"/>
           <w:szCs w:val="16"/>
         </w:rPr>
-        <w:t>예정되어 있지는 않으나) 선행처분의 주요 부분이 실질적으로 ▁133▁되거나 선행처분이 후행처분에 흡수되어 소멸되는 경우</w:t>
+        <w:t>예정되어 있지는 않으나) 선행처분의 주요 부분이 실질적으로 ▁1▁되거나 선행처분이 후행처분에 흡수되어 소멸되는 경우</w:t>
       </w:r>
     </w:p>
     <w:p>
@@ -6352,7 +6353,7 @@
           <w:sz w:val="16"/>
           <w:szCs w:val="16"/>
         </w:rPr>
-        <w:t xml:space="preserve"> 조세부과▁134▁ 후 증액경정처분</w:t>
+        <w:t xml:space="preserve"> 조세부과▁1▁ 후 증액경정처분</w:t>
       </w:r>
     </w:p>
     <w:p>
@@ -6405,7 +6406,7 @@
           <w:sz w:val="16"/>
           <w:szCs w:val="16"/>
         </w:rPr>
-        <w:t xml:space="preserve"> 예정되어 있지는 않으나) 당초 처분의 유효를 전제로 일부를 추가하는 후속처분이 있는 경우 당초처분과 후속처분 병존하며, 양 처분 모두 ▁135▁ 대상이 된다.</w:t>
+        <w:t xml:space="preserve"> 예정되어 있지는 않으나) 당초 처분의 유효를 전제로 일부를 추가하는 후속처분이 있는 경우 당초처분과 후속처분 병존하며, 양 처분 모두 ▁1▁ 대상이 된다.</w:t>
       </w:r>
     </w:p>
     <w:p>
@@ -6429,7 +6430,7 @@
           <w:sz w:val="16"/>
           <w:szCs w:val="16"/>
         </w:rPr>
-        <w:t xml:space="preserve"> 영업시간을 오전 0시부터 오전 8시까지 제한하는 ▁136▁을 한 후, 오전 0시부터 오전 10시로 제한하는 후속처분을 한 경우</w:t>
+        <w:t xml:space="preserve"> 영업시간을 오전 0시부터 오전 8시까지 제한하는 ▁1▁을 한 후, 오전 0시부터 오전 10시로 제한하는 후속처분을 한 경우</w:t>
       </w:r>
     </w:p>
     <w:p>
@@ -6473,7 +6474,7 @@
           <w:sz w:val="16"/>
           <w:szCs w:val="16"/>
         </w:rPr>
-        <w:t>후행처분이 선행처분의 내용 중 일부만을 소폭 ▁137▁하는 정도에 불과한 경우에는 선행처분은 소멸하는 것이 아니라 후행처분에 의하여 변경되지 아니한 범위 내에서는 그대로 존속한다</w:t>
+        <w:t>후행처분이 선행처분의 내용 중 일부만을 소폭 변경하는 정도에 불과한 경우에는 선행처분은 소멸하는 것이 아니라 후행처분에 의하여 변경되지 아니한 범위 내에서는 그대로 존속한다</w:t>
       </w:r>
       <w:r>
         <w:rPr>
@@ -6489,7 +6490,7 @@
           <w:sz w:val="16"/>
           <w:szCs w:val="16"/>
         </w:rPr>
-        <w:t xml:space="preserve"> 후행처분은 선행처분의 일부를 직권취소하는 것으로서 처분에 해당</w:t>
+        <w:t xml:space="preserve"> 후행처분은 선행처분의 일부를 직권▁1▁하는 것으로서 처분에 해당</w:t>
       </w:r>
       <w:r>
         <w:rPr>
@@ -6530,7 +6531,7 @@
           <w:sz w:val="16"/>
           <w:szCs w:val="16"/>
         </w:rPr>
-        <w:t>당초 과징금 부과처분 ▁138▁을 이유로 후행처분으로 감액처분이 있는 경우, 당초 처분은 감액된 부분으로 존재하므로, 당초 처분을 다투어야 한다</w:t>
+        <w:t>당초 과징금 부과처분 ▁1▁을 이유로 후행처분으로 감액처분이 있는 경우, 당초 처분은 감액된 부분으로 존재하므로, 당초 처분을 다투어야 한다</w:t>
       </w:r>
       <w:r>
         <w:rPr>
@@ -6602,7 +6603,7 @@
           <w:sz w:val="16"/>
           <w:szCs w:val="16"/>
         </w:rPr>
-        <w:t xml:space="preserve">후속▁139▁을 한 경우, 당초 처분은 393명으로 감축된 부분으로 존재한다. </w:t>
+        <w:t xml:space="preserve">후속▁1▁을 한 경우, 당초 처분은 393명으로 감축된 부분으로 존재한다. </w:t>
       </w:r>
     </w:p>
     <w:p>
@@ -6634,7 +6635,7 @@
           <w:sz w:val="16"/>
           <w:szCs w:val="16"/>
         </w:rPr>
-        <w:t>▁140▁재결 또는 변경명령재결에 따른 후속처분으로 청구인에게 이익되게 변경된 경우 감액된 원처분을 대상으로</w:t>
+        <w:t>변경재결 또는 변경명령재결에 따른 후속처분으로 청구인에게 이익되게 변경된 경우 감액된 원처분을 대상으로</w:t>
       </w:r>
       <w:r>
         <w:rPr>
@@ -6650,7 +6651,7 @@
           <w:sz w:val="16"/>
           <w:szCs w:val="16"/>
         </w:rPr>
-        <w:t>취소소송을 제기하여야 한다.</w:t>
+        <w:t>▁1▁을 제기하여야 한다.</w:t>
       </w:r>
     </w:p>
     <w:p>
@@ -6675,23 +6676,23 @@
           <w:sz w:val="16"/>
           <w:szCs w:val="16"/>
         </w:rPr>
-        <w:t>2. ▁141▁</w:t>
-      </w:r>
-    </w:p>
-    <w:p>
-      <w:pPr>
-        <w:rPr>
-          <w:sz w:val="16"/>
-          <w:szCs w:val="16"/>
-        </w:rPr>
-      </w:pPr>
-      <w:r>
-        <w:rPr>
-          <w:rFonts w:hint="eastAsia"/>
-          <w:sz w:val="16"/>
-          <w:szCs w:val="16"/>
-        </w:rPr>
-        <w:t>▁142▁를</w:t>
+        <w:t>2. ▁1▁</w:t>
+      </w:r>
+    </w:p>
+    <w:p>
+      <w:pPr>
+        <w:rPr>
+          <w:sz w:val="16"/>
+          <w:szCs w:val="16"/>
+        </w:rPr>
+      </w:pPr>
+      <w:r>
+        <w:rPr>
+          <w:rFonts w:hint="eastAsia"/>
+          <w:sz w:val="16"/>
+          <w:szCs w:val="16"/>
+        </w:rPr>
+        <w:t>▁1▁를</w:t>
       </w:r>
       <w:r>
         <w:rPr>
@@ -6765,7 +6766,7 @@
           <w:sz w:val="14"/>
           <w:szCs w:val="14"/>
         </w:rPr>
-        <w:t>구제설은 큰 의미가 없고, 적법성보장설에 따르면 제3자에 대한 ▁143▁이 너무 폭넓게 인정된다. 소송상 보호할 가치가 있는 이익으로 보는 경우 그 해석이 불분명하여 법관의 자의적 판단에 맡길 수밖에 없다.</w:t>
+        <w:t>구제설은 큰 의미가 없고, 적법성보장설에 따르면 제3자에 대한 ▁1▁이 너무 폭넓게 인정된다. 소송상 보호할 가치가 있는 이익으로 보는 경우 그 해석이 불분명하여 법관의 자의적 판단에 맡길 수밖에 없다.</w:t>
       </w:r>
     </w:p>
     <w:p>
@@ -6788,23 +6789,23 @@
           <w:sz w:val="16"/>
           <w:szCs w:val="16"/>
         </w:rPr>
-        <w:t xml:space="preserve"> 이익’이란 ▁144▁의 근거 법규 또는 관계 법규에 의하여 보호되는 개별적, 직접적이고 구체적 이익을 말한다. 공익보호의 결과로 국민일반이 가지는 일반적·간접적·추상적 이익은 포함되지 않는다.</w:t>
-      </w:r>
-    </w:p>
-    <w:p>
-      <w:pPr>
-        <w:rPr>
-          <w:sz w:val="16"/>
-          <w:szCs w:val="16"/>
-        </w:rPr>
-      </w:pPr>
-      <w:r>
-        <w:rPr>
-          <w:rFonts w:hint="eastAsia"/>
-          <w:sz w:val="16"/>
-          <w:szCs w:val="16"/>
-        </w:rPr>
-        <w:t xml:space="preserve">처분 상대방이 아닌 제3자가 ▁145▁소송을 제기하는 경우, </w:t>
+        <w:t xml:space="preserve"> 이익’이란 ▁1▁의 근거 법규 또는 관계 법규에 의하여 보호되는 개별적, 직접적이고 구체적 이익을 말한다. 공익보호의 결과로 국민일반이 가지는 일반적·간접적·추상적 이익은 포함되지 않는다.</w:t>
+      </w:r>
+    </w:p>
+    <w:p>
+      <w:pPr>
+        <w:rPr>
+          <w:sz w:val="16"/>
+          <w:szCs w:val="16"/>
+        </w:rPr>
+      </w:pPr>
+      <w:r>
+        <w:rPr>
+          <w:rFonts w:hint="eastAsia"/>
+          <w:sz w:val="16"/>
+          <w:szCs w:val="16"/>
+        </w:rPr>
+        <w:t xml:space="preserve">처분 상대방이 아닌 제3자가 ▁1▁을 제기하는 경우, </w:t>
       </w:r>
       <w:r>
         <w:rPr>
@@ -6888,7 +6889,7 @@
                 <w:sz w:val="16"/>
                 <w:szCs w:val="16"/>
               </w:rPr>
-              <w:t>▁396▁ 긍정</w:t>
+              <w:t>▁1▁ 긍정</w:t>
             </w:r>
           </w:p>
         </w:tc>
@@ -6910,7 +6911,7 @@
                 <w:sz w:val="16"/>
                 <w:szCs w:val="16"/>
               </w:rPr>
-              <w:t>▁397▁ 또는 당사자능력 부정</w:t>
+              <w:t>▁1▁ 또는 당사자능력 부정</w:t>
             </w:r>
           </w:p>
         </w:tc>
@@ -6941,7 +6942,7 @@
                 <w:sz w:val="16"/>
                 <w:szCs w:val="16"/>
               </w:rPr>
-              <w:t xml:space="preserve"> : 총학생회, 교수협의회의 ▁398▁ 긍정, 전국대학노동조합 대학교 지부 원고적격 부정</w:t>
+              <w:t xml:space="preserve"> : 총학생회, 교수협의회의 ▁1▁ 긍정, 전국대학노동조합 대학교 지부 원고적격 부정</w:t>
             </w:r>
           </w:p>
           <w:p>
@@ -6978,7 +6979,7 @@
                 <w:sz w:val="16"/>
                 <w:szCs w:val="16"/>
               </w:rPr>
-              <w:t>- 경기도선관위원장, 소방청장, 여성가족부장관은 징계권을 가지는데, 국민인권위원회의 처분으로 그 행사에 장애가 있는 경우 원고적격 예외적으로 인정한 사안(▁399▁은 명문규정이 있는 때만 가능하므로 취소소송 외 불복수단 없는 사정 고려</w:t>
+              <w:t>- 경기도선관위원장, 소방청장, 여성가족부장관은 징계권을 가지는데, 국민인권위원회의 처분으로 그 행사에 장애가 있는 경우 원고적격 예외적으로 인정한 사안(기관소송은 명문규정이 있는 때만 가능하므로 ▁1▁ 외 불복수단 없는 사정 고려</w:t>
             </w:r>
             <w:r>
               <w:rPr>
@@ -7046,7 +7047,7 @@
           <w:sz w:val="16"/>
           <w:szCs w:val="16"/>
         </w:rPr>
-        <w:t xml:space="preserve">인인소송이란 어떠한 시설의 설치를 허가하는 ▁146▁에 대하여 해당 시설의 인근 주민이 다투는 소송을 말한다. </w:t>
+        <w:t xml:space="preserve">인인소송이란 어떠한 시설의 설치를 허가하는 처분에 대하여 해당 시설의 인근 주민이 다투는 소송을 말한다. </w:t>
       </w:r>
       <w:r>
         <w:rPr>
@@ -7062,7 +7063,7 @@
           <w:sz w:val="16"/>
           <w:szCs w:val="16"/>
         </w:rPr>
-        <w:t xml:space="preserve"> 의하면 인근주민에게 시설설치허가를 다툴 원고적격이 있는지는 해당 허가처분의 근거법규 및 관계법규의 사익호보성 여부에 따라 결정되는데, 그 근거법규 또는 관계법규가 인근주민의 개인적 이익도 보호하고 있다고 해석되는 경우 그 인근주민에게 원고적격이 인정된다. </w:t>
+        <w:t xml:space="preserve"> 의하면 인근주민에게 시설설치허가를 다툴 ▁1▁이 있는지는 해당 허가처분의 근거법규 및 관계법규의 사익호보성 여부에 따라 결정되는데, 그 근거법규 또는 관계법규가 인근주민의 개인적 이익도 보호하고 있다고 해석되는 경우 그 인근주민에게 원고적격이 인정된다. </w:t>
       </w:r>
     </w:p>
     <w:p>
@@ -7110,7 +7111,7 @@
           <w:sz w:val="16"/>
           <w:szCs w:val="16"/>
         </w:rPr>
-        <w:t xml:space="preserve">▁147▁ </w:t>
+        <w:t xml:space="preserve">▁1▁ </w:t>
       </w:r>
       <w:r>
         <w:rPr>
@@ -7158,7 +7159,7 @@
           <w:sz w:val="16"/>
           <w:szCs w:val="16"/>
         </w:rPr>
-        <w:t>▁148▁ 부정한다.</w:t>
+        <w:t>▁1▁ 부정한다.</w:t>
       </w:r>
     </w:p>
     <w:p>
@@ -7215,7 +7216,7 @@
           <w:sz w:val="16"/>
           <w:szCs w:val="16"/>
         </w:rPr>
-        <w:t>전자의 경우 단체가 당사자능력이 있고, 법률상 이익이 인정되면 ▁149▁ 있으나, 후자의 경우 법률에 특별한 규정을 두어 허용</w:t>
+        <w:t>전자의 경우 단체가 당사자능력이 있고, 법률상 이익이 인정되면 ▁1▁ 있으나, 후자의 경우 법률에 특별한 규정을 두어 허용</w:t>
       </w:r>
       <w:r>
         <w:rPr>
@@ -7340,7 +7341,7 @@
           <w:sz w:val="16"/>
           <w:szCs w:val="16"/>
         </w:rPr>
-        <w:t xml:space="preserve">▁150▁ </w:t>
+        <w:t xml:space="preserve">▁1▁ </w:t>
       </w:r>
       <w:r>
         <w:rPr>
@@ -7419,7 +7420,7 @@
           <w:sz w:val="16"/>
           <w:szCs w:val="16"/>
         </w:rPr>
-        <w:t xml:space="preserve">강학상 허가의 경우 관계법률이 거리제한규정이나 영업허가제한규정을 두는 목적이 전적으로 공익적인 때에는 기존 허가권자가 가지는 이익은 반사적 이익에 불과하나, 공익적 이익뿐만 아니라 기존업자의 이익, 즉, 사익보호성이 있는 때에는 기존허가권자도 ▁151▁을 가진다. </w:t>
+        <w:t xml:space="preserve">강학상 허가의 경우 관계법률이 거리제한규정이나 영업허가제한규정을 두는 목적이 전적으로 공익적인 때에는 기존 허가권자가 가지는 이익은 반사적 이익에 불과하나, 공익적 이익뿐만 아니라 기존업자의 이익, 즉, 사익보호성이 있는 때에는 기존허가권자도 ▁1▁을 가진다. </w:t>
       </w:r>
     </w:p>
     <w:p>
@@ -7575,7 +7576,7 @@
           <w:sz w:val="16"/>
           <w:szCs w:val="16"/>
         </w:rPr>
-        <w:t xml:space="preserve">에 있으므로 자신의 권익을 구제하기 위하여 타인에 대한 인·허가 등을 ▁152▁할 법률상 이익이 있다고 </w:t>
+        <w:t xml:space="preserve">에 있으므로 자신의 권익을 구제하기 위하여 타인에 대한 인·허가 등을 ▁1▁할 법률상 이익이 있다고 </w:t>
       </w:r>
       <w:r>
         <w:rPr>
@@ -7615,15 +7616,15 @@
           <w:sz w:val="16"/>
           <w:szCs w:val="16"/>
         </w:rPr>
-        <w:t xml:space="preserve">허가 ▁153▁를 구할 </w:t>
-      </w:r>
-      <w:r>
-        <w:rPr>
-          <w:rFonts w:hint="eastAsia"/>
-          <w:sz w:val="16"/>
-          <w:szCs w:val="16"/>
-        </w:rPr>
-        <w:t xml:space="preserve">원고적격 </w:t>
+        <w:t xml:space="preserve">허가 취소를 구할 </w:t>
+      </w:r>
+      <w:r>
+        <w:rPr>
+          <w:rFonts w:hint="eastAsia"/>
+          <w:sz w:val="16"/>
+          <w:szCs w:val="16"/>
+        </w:rPr>
+        <w:t xml:space="preserve">▁1▁ </w:t>
       </w:r>
       <w:r>
         <w:rPr>
@@ -7656,23 +7657,23 @@
           <w:sz w:val="16"/>
           <w:szCs w:val="16"/>
         </w:rPr>
-        <w:t>3. 협의의 ▁154▁</w:t>
-      </w:r>
-    </w:p>
-    <w:p>
-      <w:pPr>
-        <w:rPr>
-          <w:sz w:val="16"/>
-          <w:szCs w:val="16"/>
-        </w:rPr>
-      </w:pPr>
-      <w:r>
-        <w:rPr>
-          <w:rFonts w:hint="eastAsia"/>
-          <w:sz w:val="16"/>
-          <w:szCs w:val="16"/>
-        </w:rPr>
-        <w:t>협의의 ▁155▁은</w:t>
+        <w:t>3. 협의의 ▁1▁</w:t>
+      </w:r>
+    </w:p>
+    <w:p>
+      <w:pPr>
+        <w:rPr>
+          <w:sz w:val="16"/>
+          <w:szCs w:val="16"/>
+        </w:rPr>
+      </w:pPr>
+      <w:r>
+        <w:rPr>
+          <w:rFonts w:hint="eastAsia"/>
+          <w:sz w:val="16"/>
+          <w:szCs w:val="16"/>
+        </w:rPr>
+        <w:t>협의의 ▁1▁은</w:t>
       </w:r>
       <w:r>
         <w:rPr>
@@ -7723,7 +7724,7 @@
           <w:sz w:val="16"/>
           <w:szCs w:val="16"/>
         </w:rPr>
-        <w:t xml:space="preserve">(소원해보이) 소의이익이 문제되는 경우 : 기간경과로 처분효력이 소멸된 경우, 원상회복이 불가능한 경우, 이익침해가 해소된 경우, 보다 효과적인 권리구제수단이 존재하는 경우(▁156▁를 구하는 것은 실효적이고 직접적인 권리구제수단이 될 수 없어 분쟁해결의 가장 유효적절한 수단이라고 할 수 없음), 원고의 청구가 이론적 의미만 있을 뿐 실제 효용이 없는 경우 </w:t>
+        <w:t xml:space="preserve">(소원해보이) 소의이익이 문제되는 경우 : 기간경과로 처분효력이 소멸된 경우, 원상회복이 불가능한 경우, 이익침해가 해소된 경우, 보다 효과적인 권리구제수단이 존재하는 경우(▁1▁를 구하는 것은 실효적이고 직접적인 권리구제수단이 될 수 없어 분쟁해결의 가장 유효적절한 수단이라고 할 수 없음), 원고의 청구가 이론적 의미만 있을 뿐 실제 효용이 없는 경우 </w:t>
       </w:r>
       <w:r>
         <w:rPr>
@@ -7822,7 +7823,7 @@
           <w:sz w:val="16"/>
           <w:szCs w:val="16"/>
         </w:rPr>
-        <w:t xml:space="preserve">1) 경원자소송 ▁157▁ </w:t>
+        <w:t xml:space="preserve">1) 경원자소송 ▁1▁ </w:t>
       </w:r>
     </w:p>
     <w:tbl>
@@ -7855,7 +7856,7 @@
                 <w:sz w:val="16"/>
                 <w:szCs w:val="16"/>
               </w:rPr>
-              <w:t>▁400▁ 긍정</w:t>
+              <w:t>▁1▁ 긍정</w:t>
             </w:r>
           </w:p>
         </w:tc>
@@ -7878,7 +7879,7 @@
                 <w:sz w:val="16"/>
                 <w:szCs w:val="16"/>
               </w:rPr>
-              <w:t>▁401▁ 부정</w:t>
+              <w:t>▁1▁ 부정</w:t>
             </w:r>
           </w:p>
         </w:tc>
@@ -7901,7 +7902,7 @@
                 <w:sz w:val="16"/>
                 <w:szCs w:val="16"/>
               </w:rPr>
-              <w:t>- 자신에 대한 거부▁402▁을 다툴 소의이익(긍정) -</w:t>
+              <w:t>- 자신에 대한 거부처분을 다툴 ▁1▁(긍정) -</w:t>
             </w:r>
           </w:p>
           <w:p>
@@ -7917,7 +7918,7 @@
                 <w:sz w:val="16"/>
                 <w:szCs w:val="16"/>
               </w:rPr>
-              <w:t xml:space="preserve">원고에 대한 거부처분 ▁403▁되어도 다른 신청인에 대한 허가처분의 효력이 소멸하는 것은 아니지만, 행정청이 취소판결 기속력에 따른 재처분의무 이행할 때, 요건구비 및 우열을 재심사하여 </w:t>
+              <w:t xml:space="preserve">원고에 대한 거부처분 취소되어도 다른 신청인에 대한 허가처분의 효력이 소멸하는 것은 아니지만, 행정청이 ▁1▁ 기속력에 따른 재처분의무 이행할 때, 요건구비 및 우열을 재심사하여 </w:t>
             </w:r>
             <w:r>
               <w:rPr>
@@ -8029,7 +8030,7 @@
                 <w:sz w:val="16"/>
                 <w:szCs w:val="16"/>
               </w:rPr>
-              <w:t>당초 처분을 다투지 않다가 상대방에 대한 허가가 ▁404▁되어 상대방이 허가취소에 대한 취소심판청구하여 취소재결이 있자, 그 때서야 취소재결을 대상으로 취소소송 제기한 경우</w:t>
+              <w:t>당초 처분을 다투지 않다가 상대방에 대한 허가가 취소되어 상대방이 허가취소에 대한 취소심판청구하여 취소재결이 있자, 그 때서야 취소재결을 대상으로 ▁1▁ 제기한 경우</w:t>
             </w:r>
             <w:r>
               <w:rPr>
@@ -8086,7 +8087,7 @@
                 <w:sz w:val="16"/>
                 <w:szCs w:val="16"/>
               </w:rPr>
-              <w:t xml:space="preserve">인용▁405▁로 새로운 권리침해 없고, </w:t>
+              <w:t xml:space="preserve">인용▁1▁로 새로운 권리침해 없고, </w:t>
             </w:r>
             <w:r>
               <w:rPr>
@@ -8119,7 +8120,7 @@
                 <w:sz w:val="16"/>
                 <w:szCs w:val="16"/>
               </w:rPr>
-              <w:t xml:space="preserve">▁406▁ </w:t>
+              <w:t xml:space="preserve">▁1▁ </w:t>
             </w:r>
             <w:r>
               <w:rPr>
@@ -8184,7 +8185,7 @@
                 <w:sz w:val="16"/>
                 <w:szCs w:val="16"/>
               </w:rPr>
-              <w:t>후속처분이 아니라 그 재결의 ▁407▁를 구하는 것은 실효적이고 직접적인 권리구제수단이 될 수 없어 분쟁해결의 유효적절한 수단이라고 할 수 없으므로 법률상 이익이 없다.</w:t>
+              <w:t>후속처분이 아니라 그 재결의 ▁1▁를 구하는 것은 실효적이고 직접적인 권리구제수단이 될 수 없어 분쟁해결의 유효적절한 수단이라고 할 수 없으므로 법률상 이익이 없다.</w:t>
             </w:r>
           </w:p>
         </w:tc>
@@ -8221,7 +8222,7 @@
           <w:sz w:val="16"/>
           <w:szCs w:val="16"/>
         </w:rPr>
-        <w:t>제재▁158▁ 기준이 시행규칙에 규정된 경우 소의이익</w:t>
+        <w:t>제재처분 기준이 시행규칙에 규정된 경우 ▁1▁</w:t>
       </w:r>
     </w:p>
     <w:p>
@@ -8328,7 +8329,7 @@
           <w:sz w:val="16"/>
           <w:szCs w:val="16"/>
         </w:rPr>
-        <w:t>이므로, 선행처분의 ▁159▁</w:t>
+        <w:t>이므로, 선행처분의 ▁1▁</w:t>
       </w:r>
       <w:r>
         <w:rPr>
@@ -8383,23 +8384,23 @@
           <w:sz w:val="16"/>
           <w:szCs w:val="16"/>
         </w:rPr>
-        <w:t>3) 종전처분을 ▁160▁하는 내용의 후속처분이 있는 경우 소의이익</w:t>
-      </w:r>
-    </w:p>
-    <w:p>
-      <w:pPr>
-        <w:rPr>
-          <w:sz w:val="16"/>
-          <w:szCs w:val="16"/>
-        </w:rPr>
-      </w:pPr>
-      <w:r>
-        <w:rPr>
-          <w:rFonts w:hint="eastAsia"/>
-          <w:sz w:val="16"/>
-          <w:szCs w:val="16"/>
-        </w:rPr>
-        <w:t>기존의 행정처분에 대한 취소소송 계속 중, 후속처분(금액이나 제한 정도를 ▁161▁하는 처분</w:t>
+        <w:t>3) 종전처분을 ▁1▁하는 내용의 후속처분이 있는 경우 소의이익</w:t>
+      </w:r>
+    </w:p>
+    <w:p>
+      <w:pPr>
+        <w:rPr>
+          <w:sz w:val="16"/>
+          <w:szCs w:val="16"/>
+        </w:rPr>
+      </w:pPr>
+      <w:r>
+        <w:rPr>
+          <w:rFonts w:hint="eastAsia"/>
+          <w:sz w:val="16"/>
+          <w:szCs w:val="16"/>
+        </w:rPr>
+        <w:t>기존의 행정처분에 대한 ▁1▁ 계속 중, 후속처분(금액이나 제한 정도를 변경하는 처분</w:t>
       </w:r>
       <w:r>
         <w:rPr>
@@ -8452,7 +8453,7 @@
           <w:sz w:val="16"/>
           <w:szCs w:val="16"/>
         </w:rPr>
-        <w:t>후속처분이 종전처분을 완전히 대체하는 것이거나 주요 부분을 실질적으로 ▁162▁하는 것인 때에는 특사없한 종전처분은 효력을 상실하고 후속처분만이 항고소송의 대상이 되며, 종전처분에 대한 취소소송은 소의이익 없어 처분변경으로 인한 소변경(제22조) 신청이 없는 이상 소 각하하여야 한다.</w:t>
+        <w:t>후속처분이 종전처분을 완전히 대체하는 것이거나 주요 부분을 실질적으로 변경하는 것인 때에는 특사없한 종전처분은 효력을 상실하고 후속처분만이 항고소송의 대상이 되며, 종전처분에 대한 ▁1▁은 소의이익 없어 처분변경으로 인한 소변경(제22조) 신청이 없는 이상 소 각하하여야 한다.</w:t>
       </w:r>
     </w:p>
     <w:p>
@@ -8489,7 +8490,7 @@
           <w:sz w:val="16"/>
           <w:szCs w:val="16"/>
         </w:rPr>
-        <w:t xml:space="preserve">후속처분의 내용이 종전처분 유효를 전제로 내용 중 일부만 추가, 철회, ▁163▁하는 것이고, </w:t>
+        <w:t xml:space="preserve">후속처분의 내용이 종전처분 유효를 전제로 내용 중 일부만 추가, 철회, ▁1▁하는 것이고, </w:t>
       </w:r>
       <w:r>
         <w:rPr>
@@ -8549,7 +8550,7 @@
           <w:sz w:val="16"/>
           <w:szCs w:val="16"/>
         </w:rPr>
-        <w:t>후행처분이 선행처분의 내용 중 일부만을 소폭 ▁164▁하는 정도에 불과한 경우에는 선행처분은 소멸하는 것이 아니라 후행처분에 의하여 변경되지 아니한 범위 내에서는 그대로 존속한다</w:t>
+        <w:t>후행처분이 선행처분의 내용 중 일부만을 소폭 변경하는 정도에 불과한 경우에는 선행처분은 소멸하는 것이 아니라 후행처분에 의하여 변경되지 아니한 범위 내에서는 그대로 존속한다</w:t>
       </w:r>
       <w:r>
         <w:rPr>
@@ -8580,7 +8581,7 @@
           <w:sz w:val="16"/>
           <w:szCs w:val="16"/>
         </w:rPr>
-        <w:t>‘1차 변경처분 중 2차 변경처분에 의하여 취소되지 않고 남아 있는 부분’의 취소를 구할 소의 이익이 있다.</w:t>
+        <w:t>‘1차 변경처분 중 2차 변경처분에 의하여 ▁1▁되지 않고 남아 있는 부분’의 취소를 구할 소의 이익이 있다.</w:t>
       </w:r>
       <w:r>
         <w:rPr>
@@ -8635,7 +8636,7 @@
           <w:sz w:val="16"/>
           <w:szCs w:val="16"/>
         </w:rPr>
-        <w:t xml:space="preserve">처분청의 직권▁165▁에도 완전한 원상회복이 이루어지지 않아 </w:t>
+        <w:t xml:space="preserve">처분청의 직권▁1▁에도 완전한 원상회복이 이루어지지 않아 </w:t>
       </w:r>
       <w:r>
         <w:rPr>
@@ -8696,7 +8697,7 @@
           <w:sz w:val="16"/>
           <w:szCs w:val="16"/>
         </w:rPr>
-        <w:t>처분의 효력기간이 종료된 경우에도, 침해의 반복위험을 방지하고, 당초 처분의 기판력에 의하여 선행처분의 ▁166▁성을 다투지 못하게 함으로써 선행처분을 전제로 이루어진 후행처분의 효력을 쉽게 배제할 수 있는 때에는 소의 이익이 인정된다.</w:t>
+        <w:t>처분의 효력기간이 종료된 경우에도, 침해의 반복위험을 방지하고, 당초 처분의 기판력에 의하여 선행처분의 ▁1▁성을 다투지 못하게 함으로써 선행처분을 전제로 이루어진 후행처분의 효력을 쉽게 배제할 수 있는 때에는 소의 이익이 인정된다.</w:t>
       </w:r>
     </w:p>
     <w:tbl>
@@ -8728,7 +8729,7 @@
                 <w:sz w:val="16"/>
                 <w:szCs w:val="16"/>
               </w:rPr>
-              <w:t>예외상황(반복될 위험, ▁408▁성 확인 내지 해명이 필요)</w:t>
+              <w:t>예외상황(반복될 위험, ▁1▁성 확인 내지 해명이 필요)</w:t>
             </w:r>
             <w:r>
               <w:rPr>
@@ -8797,7 +8798,7 @@
                 <w:sz w:val="16"/>
                 <w:szCs w:val="16"/>
               </w:rPr>
-              <w:t>에도 임시이사 선임처분 ▁409▁를 구할 소의이익 O</w:t>
+              <w:t>에도 임시이사 선임처분 ▁1▁를 구할 소의이익 O</w:t>
             </w:r>
           </w:p>
           <w:p>
@@ -8846,7 +8847,7 @@
                 <w:sz w:val="16"/>
                 <w:szCs w:val="16"/>
               </w:rPr>
-              <w:t xml:space="preserve"> 앞으로도 원고들에게 이 사건 시행령 조항을 적용하여 종전과 동일한 사유로 ▁410▁을 반복할 위험성</w:t>
+              <w:t xml:space="preserve"> 앞으로도 원고들에게 이 사건 시행령 조항을 적용하여 종전과 동일한 사유로 ▁1▁을 반복할 위험성</w:t>
             </w:r>
             <w:r>
               <w:rPr>
@@ -8893,7 +8894,7 @@
                 <w:sz w:val="16"/>
                 <w:szCs w:val="16"/>
               </w:rPr>
-              <w:t>(=확인▁411▁)</w:t>
+              <w:t>(=확인▁1▁)</w:t>
             </w:r>
             <w:r>
               <w:rPr>
@@ -8970,7 +8971,7 @@
                 <w:sz w:val="16"/>
                 <w:szCs w:val="16"/>
               </w:rPr>
-              <w:t>수형자의 영치품에 대한 사용신청 불허▁412▁ 후 수형자가 다른 교도소로 이송되었다 하더라도</w:t>
+              <w:t>수형자의 영치품에 대한 사용신청 불허처분 후 수형자가 다른 교도소로 이송되었다 하더라도</w:t>
             </w:r>
             <w:r>
               <w:rPr>
@@ -8978,7 +8979,7 @@
                 <w:sz w:val="16"/>
                 <w:szCs w:val="16"/>
               </w:rPr>
-              <w:t xml:space="preserve"> 소의이익 O</w:t>
+              <w:t xml:space="preserve"> ▁1▁ O</w:t>
             </w:r>
           </w:p>
           <w:p>
@@ -9019,7 +9020,7 @@
                 <w:sz w:val="16"/>
                 <w:szCs w:val="16"/>
               </w:rPr>
-              <w:t>는 권력적 사실행위로서 이미 종료된 행위이지만, ▁413▁판결이 있는 경우 기속력(원상회복의무)에 따라 간판 회수 및 재부착이 가능하므로 소의이익 O</w:t>
+              <w:t>는 권력적 사실행위로서 이미 종료된 행위이지만, ▁1▁이 있는 경우 기속력(원상회복의무)에 따라 간판 회수 및 재부착이 가능하므로 소의이익 O</w:t>
             </w:r>
           </w:p>
           <w:p>
@@ -9073,7 +9074,7 @@
                 <w:sz w:val="16"/>
                 <w:szCs w:val="16"/>
               </w:rPr>
-              <w:t>집통지는 직권 ▁414▁되었다고 볼 수 있어 그에 대한 취소를 구하는 소는 소의 이익 없어 부적법하다.</w:t>
+              <w:t>집통지는 직권 ▁1▁되었다고 볼 수 있어 그에 대한 취소를 구하는 소는 소의 이익 없어 부적법하다.</w:t>
             </w:r>
           </w:p>
         </w:tc>
@@ -9101,22 +9102,22 @@
           <w:sz w:val="16"/>
           <w:szCs w:val="16"/>
         </w:rPr>
-        <w:t>4. ▁167▁</w:t>
-      </w:r>
-    </w:p>
-    <w:p>
-      <w:pPr>
-        <w:rPr>
-          <w:sz w:val="16"/>
-          <w:szCs w:val="16"/>
-        </w:rPr>
-      </w:pPr>
-      <w:r>
-        <w:rPr>
-          <w:sz w:val="16"/>
-          <w:szCs w:val="16"/>
-        </w:rPr>
-        <w:t>▁168▁소송은 다른 법률에 특별한 규정이 없는 한 그 처분등을 행한 행정청을 피고로 한다</w:t>
+        <w:t>4. ▁1▁</w:t>
+      </w:r>
+    </w:p>
+    <w:p>
+      <w:pPr>
+        <w:rPr>
+          <w:sz w:val="16"/>
+          <w:szCs w:val="16"/>
+        </w:rPr>
+      </w:pPr>
+      <w:r>
+        <w:rPr>
+          <w:sz w:val="16"/>
+          <w:szCs w:val="16"/>
+        </w:rPr>
+        <w:t>▁1▁은 다른 법률에 특별한 규정이 없는 한 그 처분등을 행한 행정청을 피고로 한다</w:t>
       </w:r>
       <w:r>
         <w:rPr>
@@ -9195,7 +9196,7 @@
           <w:sz w:val="16"/>
           <w:szCs w:val="16"/>
         </w:rPr>
-        <w:t>행정권한의 위임: 행정관청이 법률에 따라 특정한 권한을 다른 행정관청에 이전하여 수임관청의 권한으로 행사하도록 하는 것이어서 권한의 법적인 귀속을 ▁169▁</w:t>
+        <w:t>행정권한의 위임: 행정관청이 법률에 따라 특정한 권한을 다른 행정관청에 이전하여 수임관청의 권한으로 행사하도록 하는 것이어서 권한의 법적인 귀속을 ▁1▁</w:t>
       </w:r>
       <w:r>
         <w:rPr>
@@ -9261,7 +9262,7 @@
           <w:sz w:val="16"/>
           <w:szCs w:val="16"/>
         </w:rPr>
-        <w:t>내부위임을 받은 행정기관이 위임 기관이 아닌 자기 이름으로 ▁170▁을 한 경우</w:t>
+        <w:t>내부위임을 받은 행정기관이 위임 기관이 아닌 자기 이름으로 ▁1▁을 한 경우</w:t>
       </w:r>
       <w:r>
         <w:rPr>
@@ -9403,7 +9404,7 @@
           <w:sz w:val="16"/>
           <w:szCs w:val="16"/>
         </w:rPr>
-        <w:t xml:space="preserve">위 3가지 경우 외 ▁171▁적 조례 등에 대한 불복은 </w:t>
+        <w:t xml:space="preserve">위 3가지 경우 외 ▁1▁적 조례 등에 대한 불복은 </w:t>
       </w:r>
       <w:r>
         <w:rPr>
@@ -9436,30 +9437,30 @@
           <w:sz w:val="16"/>
           <w:szCs w:val="16"/>
         </w:rPr>
-        <w:t>5. ▁172▁</w:t>
-      </w:r>
-    </w:p>
-    <w:p>
-      <w:pPr>
-        <w:rPr>
-          <w:sz w:val="16"/>
-          <w:szCs w:val="16"/>
-        </w:rPr>
-      </w:pPr>
-      <w:r>
-        <w:rPr>
-          <w:rFonts w:hint="eastAsia"/>
-          <w:sz w:val="16"/>
-          <w:szCs w:val="16"/>
-        </w:rPr>
-        <w:t>▁173▁소송은</w:t>
-      </w:r>
-      <w:r>
-        <w:rPr>
-          <w:sz w:val="16"/>
-          <w:szCs w:val="16"/>
-        </w:rPr>
-        <w:t xml:space="preserve"> 처분등이 있음을 안 날부터 90일 이내에</w:t>
+        <w:t>5. ▁1▁</w:t>
+      </w:r>
+    </w:p>
+    <w:p>
+      <w:pPr>
+        <w:rPr>
+          <w:sz w:val="16"/>
+          <w:szCs w:val="16"/>
+        </w:rPr>
+      </w:pPr>
+      <w:r>
+        <w:rPr>
+          <w:rFonts w:hint="eastAsia"/>
+          <w:sz w:val="16"/>
+          <w:szCs w:val="16"/>
+        </w:rPr>
+        <w:t>취소소송은</w:t>
+      </w:r>
+      <w:r>
+        <w:rPr>
+          <w:sz w:val="16"/>
+          <w:szCs w:val="16"/>
+        </w:rPr>
+        <w:t xml:space="preserve"> 처분등이 있음을 안 날부터 ▁1▁ 이내에</w:t>
       </w:r>
       <w:r>
         <w:rPr>
@@ -9522,23 +9523,23 @@
           <w:sz w:val="16"/>
           <w:szCs w:val="16"/>
         </w:rPr>
-        <w:t>▁174▁이 있음을 안 날이란 통지, 공고 기타의 방법에 의하여 당해 처분의 존재를 현실적으로 알게 된 날을 의미한다.</w:t>
-      </w:r>
-    </w:p>
-    <w:p>
-      <w:pPr>
-        <w:rPr>
-          <w:sz w:val="16"/>
-          <w:szCs w:val="16"/>
-        </w:rPr>
-      </w:pPr>
-      <w:r>
-        <w:rPr>
-          <w:rFonts w:hint="eastAsia"/>
-          <w:sz w:val="16"/>
-          <w:szCs w:val="16"/>
-        </w:rPr>
-        <w:t>1) ▁175▁적 고시 또는 공</w:t>
+        <w:t>▁1▁이 있음을 안 날이란 통지, 공고 기타의 방법에 의하여 당해 처분의 존재를 현실적으로 알게 된 날을 의미한다.</w:t>
+      </w:r>
+    </w:p>
+    <w:p>
+      <w:pPr>
+        <w:rPr>
+          <w:sz w:val="16"/>
+          <w:szCs w:val="16"/>
+        </w:rPr>
+      </w:pPr>
+      <w:r>
+        <w:rPr>
+          <w:rFonts w:hint="eastAsia"/>
+          <w:sz w:val="16"/>
+          <w:szCs w:val="16"/>
+        </w:rPr>
+        <w:t>1) ▁1▁적 고시 또는 공</w:t>
       </w:r>
       <w:r>
         <w:rPr>
@@ -9577,7 +9578,7 @@
           <w:sz w:val="16"/>
           <w:szCs w:val="16"/>
         </w:rPr>
-        <w:t xml:space="preserve"> 다수를 상대로 구체적인 법적효과를 발생시키는 일반▁176▁</w:t>
+        <w:t xml:space="preserve"> 다수를 상대로 구체적인 법적효과를 발생시키는 일반▁1▁</w:t>
       </w:r>
       <w:r>
         <w:rPr>
@@ -9652,7 +9653,7 @@
           <w:sz w:val="16"/>
           <w:szCs w:val="16"/>
         </w:rPr>
-        <w:t>판례는 ▁177▁의 상대방이 불특정 다수인이고 처분의 효력이 불특정 다수인에게 일률적으로 적용되므로, 처분에 이해관계를 가지는 자가 현실적으로 알았는지 여부에 관계없이 고시가 효력을 발생하는 날 행정처분이 있음을 알았다고 보아야 한다.</w:t>
+        <w:t>판례는 ▁1▁의 상대방이 불특정 다수인이고 처분의 효력이 불특정 다수인에게 일률적으로 적용되므로, 처분에 이해관계를 가지는 자가 현실적으로 알았는지 여부에 관계없이 고시가 효력을 발생하는 날 행정처분이 있음을 알았다고 보아야 한다.</w:t>
       </w:r>
     </w:p>
     <w:p>
@@ -9710,38 +9711,38 @@
           <w:sz w:val="16"/>
           <w:szCs w:val="16"/>
         </w:rPr>
-        <w:t xml:space="preserve"> ▁178▁ 내, 즉, 8.3.까지 소를 제기하여야 한다.</w:t>
-      </w:r>
-    </w:p>
-    <w:p>
-      <w:pPr>
-        <w:rPr>
-          <w:sz w:val="16"/>
-          <w:szCs w:val="16"/>
-        </w:rPr>
-      </w:pPr>
-      <w:r>
-        <w:rPr>
-          <w:rFonts w:hint="eastAsia"/>
-          <w:sz w:val="16"/>
-          <w:szCs w:val="16"/>
-        </w:rPr>
-        <w:t>▁179▁적 고시 : 전술</w:t>
-      </w:r>
-    </w:p>
-    <w:p>
-      <w:pPr>
-        <w:rPr>
-          <w:sz w:val="16"/>
-          <w:szCs w:val="16"/>
-        </w:rPr>
-      </w:pPr>
-      <w:r>
-        <w:rPr>
-          <w:sz w:val="16"/>
-          <w:szCs w:val="16"/>
-        </w:rPr>
-        <w:t>표준지공시지가결정 : 물적행정행위 = 일반▁180▁ = 고시한 때 효력발생 = 처분을 안 날</w:t>
+        <w:t xml:space="preserve"> ▁1▁ 내, 즉, 8.3.까지 소를 제기하여야 한다.</w:t>
+      </w:r>
+    </w:p>
+    <w:p>
+      <w:pPr>
+        <w:rPr>
+          <w:sz w:val="16"/>
+          <w:szCs w:val="16"/>
+        </w:rPr>
+      </w:pPr>
+      <w:r>
+        <w:rPr>
+          <w:rFonts w:hint="eastAsia"/>
+          <w:sz w:val="16"/>
+          <w:szCs w:val="16"/>
+        </w:rPr>
+        <w:t>▁1▁적 고시 : 전술</w:t>
+      </w:r>
+    </w:p>
+    <w:p>
+      <w:pPr>
+        <w:rPr>
+          <w:sz w:val="16"/>
+          <w:szCs w:val="16"/>
+        </w:rPr>
+      </w:pPr>
+      <w:r>
+        <w:rPr>
+          <w:sz w:val="16"/>
+          <w:szCs w:val="16"/>
+        </w:rPr>
+        <w:t>표준지공시지가결정 : 물적행정행위 = 일반▁1▁ = 고시한 때 효력발생 = 처분을 안 날</w:t>
       </w:r>
     </w:p>
     <w:p>
@@ -9795,7 +9796,7 @@
           <w:sz w:val="16"/>
           <w:szCs w:val="16"/>
         </w:rPr>
-        <w:t xml:space="preserve">: 판례에 따르면 공고일에 효력발생하지만, 안 날의 경우 공고일에 알았다고는 의제할 수 없고 현실적으로 안 날을 기준으로 한다. 행정청이 개별토지가격결정을 ▁181▁ 상대방에 대하여 별도의 고지절차를 취하지 않는 이상 토지소유자 및 이해관계인이 위 처분이 있음을 알았다고 볼 경우는 그리 흔치 않을 것이므로, 특별히 위 처분을 알았다고 볼만한 사정(개별적으로 통지되거나, 개별토지가격결정에 대한 </w:t>
+        <w:t xml:space="preserve">: 판례에 따르면 공고일에 효력발생하지만, 안 날의 경우 공고일에 알았다고는 의제할 수 없고 현실적으로 안 날을 기준으로 한다. 행정청이 개별토지가격결정을 처분 상대방에 대하여 별도의 고지절차를 취하지 않는 이상 토지소유자 및 이해관계인이 위 처분이 있음을 알았다고 볼 경우는 그리 흔치 않을 것이므로, 특별히 위 처분을 알았다고 볼만한 사정(개별적으로 통지되거나, 개별토지가격결정에 대한 </w:t>
       </w:r>
       <w:r>
         <w:rPr>
@@ -9818,7 +9819,7 @@
           <w:sz w:val="16"/>
           <w:szCs w:val="16"/>
         </w:rPr>
-        <w:t xml:space="preserve">안 날로부터 90일 내 </w:t>
+        <w:t xml:space="preserve">안 날로부터 ▁1▁ 내 </w:t>
       </w:r>
       <w:r>
         <w:rPr>
@@ -9857,7 +9858,7 @@
           <w:sz w:val="16"/>
           <w:szCs w:val="16"/>
         </w:rPr>
-        <w:t>특정인에 대한 구체적, 개별적 ▁182▁이지만 송달불능으로 게시판, 관보 등에 공고하는 경우, 일반 원칙으로 돌아가 상대방이 해당 처분이 있었다는 사실을 현실적으로 안 날에 제소기간 기산한다.</w:t>
+        <w:t>특정인에 대한 구체적, 개별적 처분이지만 송달불능으로 게시판, 관보 등에 공고하는 경우, 일반 원칙으로 돌아가 상대방이 해당 처분이 있었다는 사실을 현실적으로 안 날에 ▁1▁ 기산한다.</w:t>
       </w:r>
     </w:p>
     <w:p>
@@ -9881,7 +9882,7 @@
           <w:sz w:val="16"/>
           <w:szCs w:val="16"/>
         </w:rPr>
-        <w:t>) 제3자의 ▁183▁소송 제기</w:t>
+        <w:t>) 제3자의 ▁1▁ 제기</w:t>
       </w:r>
     </w:p>
     <w:p>
@@ -9947,7 +9948,7 @@
           <w:sz w:val="16"/>
           <w:szCs w:val="16"/>
         </w:rPr>
-        <w:t>한을 받지 않으나, 어떠한 경로든 처분이 있음을 알았다면, 안 날로부터 90일 내 ▁184▁</w:t>
+        <w:t>한을 받지 않으나, 어떠한 경로든 처분이 있음을 알았다면, 안 날로부터 ▁1▁ 내 행정</w:t>
       </w:r>
       <w:r>
         <w:rPr>
@@ -9979,22 +9980,22 @@
           <w:sz w:val="16"/>
           <w:szCs w:val="16"/>
         </w:rPr>
-        <w:t>4) 청구기간 도과한 행정심판 제기 후 ▁185▁소송 제기</w:t>
-      </w:r>
-    </w:p>
-    <w:p>
-      <w:pPr>
-        <w:rPr>
-          <w:sz w:val="16"/>
-          <w:szCs w:val="16"/>
-        </w:rPr>
-      </w:pPr>
-      <w:r>
-        <w:rPr>
-          <w:sz w:val="16"/>
-          <w:szCs w:val="16"/>
-        </w:rPr>
-        <w:t>처분이 있음을 안 날부터 90일을 넘겨 청구한 부적법한 행정심판청구에 대한 재결이 있은 후 재결서를 송달받은 날부터 90일 이내에 원래의 처분에 대하여 ▁186▁소송을 제기하였다고 하여 취소소송이 다시 제소기간을 준수한 것으로 되는 것은 아니다.</w:t>
+        <w:t>4) 청구기간 도과한 행정심판 제기 후 ▁1▁ 제기</w:t>
+      </w:r>
+    </w:p>
+    <w:p>
+      <w:pPr>
+        <w:rPr>
+          <w:sz w:val="16"/>
+          <w:szCs w:val="16"/>
+        </w:rPr>
+      </w:pPr>
+      <w:r>
+        <w:rPr>
+          <w:sz w:val="16"/>
+          <w:szCs w:val="16"/>
+        </w:rPr>
+        <w:t>처분이 있음을 안 날부터 ▁1▁을 넘겨 청구한 부적법한 행정심판청구에 대한 재결이 있은 후 재결서를 송달받은 날부터 90일 이내에 원래의 처분에 대하여 취소소송을 제기하였다고 하여 취소소송이 다시 제소기간을 준수한 것으로 되는 것은 아니다.</w:t>
       </w:r>
     </w:p>
     <w:p>
@@ -10064,38 +10065,38 @@
           <w:sz w:val="16"/>
           <w:szCs w:val="16"/>
         </w:rPr>
-        <w:t>ii) 국세/지방세 : 심사/▁187▁</w:t>
-      </w:r>
-    </w:p>
-    <w:p>
-      <w:pPr>
-        <w:rPr>
-          <w:sz w:val="16"/>
-          <w:szCs w:val="16"/>
-        </w:rPr>
-      </w:pPr>
-      <w:r>
-        <w:rPr>
-          <w:sz w:val="16"/>
-          <w:szCs w:val="16"/>
-        </w:rPr>
-        <w:t>iii) 도로교통법 운전면허 ▁188▁·정지 : 중앙행정심판위원회</w:t>
-      </w:r>
-    </w:p>
-    <w:p>
-      <w:pPr>
-        <w:rPr>
-          <w:sz w:val="16"/>
-          <w:szCs w:val="16"/>
-        </w:rPr>
-      </w:pPr>
-      <w:r>
-        <w:rPr>
-          <w:rFonts w:hint="eastAsia"/>
-          <w:sz w:val="16"/>
-          <w:szCs w:val="16"/>
-        </w:rPr>
-        <w:t>▁189▁주의에</w:t>
+        <w:t>ii) 국세/지방세 : 심사/▁1▁</w:t>
+      </w:r>
+    </w:p>
+    <w:p>
+      <w:pPr>
+        <w:rPr>
+          <w:sz w:val="16"/>
+          <w:szCs w:val="16"/>
+        </w:rPr>
+      </w:pPr>
+      <w:r>
+        <w:rPr>
+          <w:sz w:val="16"/>
+          <w:szCs w:val="16"/>
+        </w:rPr>
+        <w:t>iii) 도로교통법 운전면허 취소·정지 : 중앙▁1▁</w:t>
+      </w:r>
+    </w:p>
+    <w:p>
+      <w:pPr>
+        <w:rPr>
+          <w:sz w:val="16"/>
+          <w:szCs w:val="16"/>
+        </w:rPr>
+      </w:pPr>
+      <w:r>
+        <w:rPr>
+          <w:rFonts w:hint="eastAsia"/>
+          <w:sz w:val="16"/>
+          <w:szCs w:val="16"/>
+        </w:rPr>
+        <w:t>▁1▁주의에</w:t>
       </w:r>
       <w:r>
         <w:rPr>
@@ -10163,7 +10164,7 @@
           <w:sz w:val="16"/>
           <w:szCs w:val="16"/>
         </w:rPr>
-        <w:t>갑 시장에게 ‘감사원의 재심의 판결’에 대하여 ▁190▁을 허용하는 규정</w:t>
+        <w:t>갑 시장에게 ‘감사원의 재심의 판결’에 대하여 ▁1▁을 허용하는 규정</w:t>
       </w:r>
       <w:r>
         <w:rPr>
@@ -10202,37 +10203,37 @@
           <w:sz w:val="16"/>
           <w:szCs w:val="16"/>
         </w:rPr>
-        <w:t>[행정심판 제기하되, 결정 기다리지 않고 ▁191▁ 제기 가능]</w:t>
-      </w:r>
-    </w:p>
-    <w:p>
-      <w:pPr>
-        <w:rPr>
-          <w:sz w:val="16"/>
-          <w:szCs w:val="16"/>
-        </w:rPr>
-      </w:pPr>
-      <w:r>
-        <w:rPr>
-          <w:sz w:val="16"/>
-          <w:szCs w:val="16"/>
-        </w:rPr>
-        <w:t>1. 행정▁192▁가 있은 날로부터 60일이 지나도 재결이 없는 때</w:t>
-      </w:r>
-    </w:p>
-    <w:p>
-      <w:pPr>
-        <w:rPr>
-          <w:sz w:val="16"/>
-          <w:szCs w:val="16"/>
-        </w:rPr>
-      </w:pPr>
-      <w:r>
-        <w:rPr>
-          <w:sz w:val="16"/>
-          <w:szCs w:val="16"/>
-        </w:rPr>
-        <w:t xml:space="preserve">2. 처분의 집행 또는 절차속행으로 생길 중대한 손해를 예방하여야 할 긴급한 필요가 있는 때 : ▁193▁ 있어서 </w:t>
+        <w:t>[행정심판 제기하되, 결정 기다리지 않고 ▁1▁ 제기 가능]</w:t>
+      </w:r>
+    </w:p>
+    <w:p>
+      <w:pPr>
+        <w:rPr>
+          <w:sz w:val="16"/>
+          <w:szCs w:val="16"/>
+        </w:rPr>
+      </w:pPr>
+      <w:r>
+        <w:rPr>
+          <w:sz w:val="16"/>
+          <w:szCs w:val="16"/>
+        </w:rPr>
+        <w:t>1. 행정심판청구가 있은 날로부터 60일이 지나도 ▁1▁이 없는 때</w:t>
+      </w:r>
+    </w:p>
+    <w:p>
+      <w:pPr>
+        <w:rPr>
+          <w:sz w:val="16"/>
+          <w:szCs w:val="16"/>
+        </w:rPr>
+      </w:pPr>
+      <w:r>
+        <w:rPr>
+          <w:sz w:val="16"/>
+          <w:szCs w:val="16"/>
+        </w:rPr>
+        <w:t xml:space="preserve">2. 처분의 집행 또는 절차속행으로 생길 중대한 손해를 예방하여야 할 긴급한 필요가 있는 때 : ▁1▁ 있어서 </w:t>
       </w:r>
       <w:r>
         <w:rPr>
@@ -10255,7 +10256,7 @@
           <w:sz w:val="16"/>
           <w:szCs w:val="16"/>
         </w:rPr>
-        <w:t>3. 법령의 규정에 의한 행정심판기관이 의결 또는 ▁194▁을 하지 못할 사유가 있는 때</w:t>
+        <w:t>3. 법령의 규정에 의한 행정심판기관이 의결 또는 ▁1▁을 하지 못할 사유가 있는 때</w:t>
       </w:r>
     </w:p>
     <w:p>
@@ -10286,7 +10287,7 @@
           <w:sz w:val="16"/>
           <w:szCs w:val="16"/>
         </w:rPr>
-        <w:t>[행정심판 제기함이 없이 곧바로 ▁195▁ 제기 가능]</w:t>
+        <w:t>[행정심판 제기함이 없이 곧바로 ▁1▁ 제기 가능]</w:t>
       </w:r>
       <w:r>
         <w:rPr>
@@ -10323,52 +10324,52 @@
           <w:sz w:val="16"/>
           <w:szCs w:val="16"/>
         </w:rPr>
-        <w:t>에 관하여 이미 행정심판의 기각▁196▁이 있은 때</w:t>
-      </w:r>
-    </w:p>
-    <w:p>
-      <w:pPr>
-        <w:rPr>
-          <w:sz w:val="16"/>
-          <w:szCs w:val="16"/>
-        </w:rPr>
-      </w:pPr>
-      <w:r>
-        <w:rPr>
-          <w:sz w:val="16"/>
-          <w:szCs w:val="16"/>
-        </w:rPr>
-        <w:t>2. 서로 내용상 관련되는 ▁197▁ 또는 같은 목적을 위하여 단계적으로 진행되는 처분중 어느 하나가 이미 행정심판의 재결을 거친 때</w:t>
-      </w:r>
-    </w:p>
-    <w:p>
-      <w:pPr>
-        <w:rPr>
-          <w:sz w:val="16"/>
-          <w:szCs w:val="16"/>
-        </w:rPr>
-      </w:pPr>
-      <w:r>
-        <w:rPr>
-          <w:sz w:val="16"/>
-          <w:szCs w:val="16"/>
-        </w:rPr>
-        <w:t>3. 행정청이 사실심의 변론종결후 소송의 대상인 처분을 ▁198▁하여 당해 변경된 처분에 관하여 소를 제기하는 때</w:t>
-      </w:r>
-    </w:p>
-    <w:p>
-      <w:pPr>
-        <w:rPr>
-          <w:sz w:val="16"/>
-          <w:szCs w:val="16"/>
-        </w:rPr>
-      </w:pPr>
-      <w:r>
-        <w:rPr>
-          <w:sz w:val="16"/>
-          <w:szCs w:val="16"/>
-        </w:rPr>
-        <w:t>4. ▁199▁을 행한 행정청이 행정심판을 거칠 필요가 없다고 잘못 알린 때</w:t>
+        <w:t>에 관하여 이미 행정심판의 기각▁1▁이 있은 때</w:t>
+      </w:r>
+    </w:p>
+    <w:p>
+      <w:pPr>
+        <w:rPr>
+          <w:sz w:val="16"/>
+          <w:szCs w:val="16"/>
+        </w:rPr>
+      </w:pPr>
+      <w:r>
+        <w:rPr>
+          <w:sz w:val="16"/>
+          <w:szCs w:val="16"/>
+        </w:rPr>
+        <w:t>2. 서로 내용상 관련되는 처분 또는 같은 목적을 위하여 단계적으로 진행되는 처분중 어느 하나가 이미 행정심판의 ▁1▁을 거친 때</w:t>
+      </w:r>
+    </w:p>
+    <w:p>
+      <w:pPr>
+        <w:rPr>
+          <w:sz w:val="16"/>
+          <w:szCs w:val="16"/>
+        </w:rPr>
+      </w:pPr>
+      <w:r>
+        <w:rPr>
+          <w:sz w:val="16"/>
+          <w:szCs w:val="16"/>
+        </w:rPr>
+        <w:t>3. 행정청이 사실심의 변론종결후 소송의 대상인 처분을 ▁1▁하여 당해 변경된 처분에 관하여 소를 제기하는 때</w:t>
+      </w:r>
+    </w:p>
+    <w:p>
+      <w:pPr>
+        <w:rPr>
+          <w:sz w:val="16"/>
+          <w:szCs w:val="16"/>
+        </w:rPr>
+      </w:pPr>
+      <w:r>
+        <w:rPr>
+          <w:sz w:val="16"/>
+          <w:szCs w:val="16"/>
+        </w:rPr>
+        <w:t>4. 처분을 행한 행정청이 ▁1▁을 거칠 필요가 없다고 잘못 알린 때</w:t>
       </w:r>
     </w:p>
     <w:p>
@@ -10394,7 +10395,7 @@
           <w:sz w:val="16"/>
           <w:szCs w:val="16"/>
         </w:rPr>
-        <w:t>▁200▁성 판단</w:t>
+        <w:t>▁1▁성 판단</w:t>
       </w:r>
       <w:r>
         <w:rPr>
@@ -10427,39 +10428,39 @@
           <w:sz w:val="16"/>
           <w:szCs w:val="16"/>
         </w:rPr>
-        <w:t>▁201▁성 판단의 기준시</w:t>
-      </w:r>
-    </w:p>
-    <w:p>
-      <w:pPr>
-        <w:rPr>
-          <w:sz w:val="16"/>
-          <w:szCs w:val="16"/>
-        </w:rPr>
-      </w:pPr>
-      <w:r>
-        <w:rPr>
-          <w:rFonts w:hint="eastAsia"/>
-          <w:sz w:val="16"/>
-          <w:szCs w:val="16"/>
-        </w:rPr>
-        <w:t>처분시와 판결시 사이 사정▁202▁이 있는 경우, 법원이 어느 시점을 기준으로 처분의 위법여부를 판단하여야 하는지 문제된다.</w:t>
-      </w:r>
-    </w:p>
-    <w:p>
-      <w:pPr>
-        <w:rPr>
-          <w:sz w:val="16"/>
-          <w:szCs w:val="16"/>
-        </w:rPr>
-      </w:pPr>
-      <w:r>
-        <w:rPr>
-          <w:rFonts w:hint="eastAsia"/>
-          <w:sz w:val="16"/>
-          <w:szCs w:val="16"/>
-        </w:rPr>
-        <w:t>▁203▁소송은 사후심사이므로 처분시 사실 및 법률상태를 기준으로 행하여야 한다는 처분시설, 취소소송의 본질을 처분으로 형성된 위법상태 배제로 보는 전제로 사실심구두변론 종결시를 기준으로 판단하는 견해, 원칙적으로 처분시를 기준으로 하나 거부처분은 의무이행소송과 유사하므로, 이행소송의 일반법리에 따라 사변종을 기준으로 하여야 한다는 견해가 존재한다.</w:t>
+        <w:t>▁1▁성 판단의 기준시</w:t>
+      </w:r>
+    </w:p>
+    <w:p>
+      <w:pPr>
+        <w:rPr>
+          <w:sz w:val="16"/>
+          <w:szCs w:val="16"/>
+        </w:rPr>
+      </w:pPr>
+      <w:r>
+        <w:rPr>
+          <w:rFonts w:hint="eastAsia"/>
+          <w:sz w:val="16"/>
+          <w:szCs w:val="16"/>
+        </w:rPr>
+        <w:t>처분시와 판결시 사이 사정변경이 있는 경우, 법원이 어느 시점을 기준으로 처분의 ▁1▁여부를 판단하여야 하는지 문제된다.</w:t>
+      </w:r>
+    </w:p>
+    <w:p>
+      <w:pPr>
+        <w:rPr>
+          <w:sz w:val="16"/>
+          <w:szCs w:val="16"/>
+        </w:rPr>
+      </w:pPr>
+      <w:r>
+        <w:rPr>
+          <w:rFonts w:hint="eastAsia"/>
+          <w:sz w:val="16"/>
+          <w:szCs w:val="16"/>
+        </w:rPr>
+        <w:t>▁1▁은 사후심사이므로 처분시 사실 및 법률상태를 기준으로 행하여야 한다는 처분시설, 취소소송의 본질을 처분으로 형성된 위법상태 배제로 보는 전제로 사실심구두변론 종결시를 기준으로 판단하는 견해, 원칙적으로 처분시를 기준으로 하나 거부처분은 의무이행소송과 유사하므로, 이행소송의 일반법리에 따라 사변종을 기준으로 하여야 한다는 견해가 존재한다.</w:t>
       </w:r>
     </w:p>
     <w:p>
@@ -10482,7 +10483,7 @@
           <w:sz w:val="16"/>
           <w:szCs w:val="16"/>
         </w:rPr>
-        <w:t>법원은 행정처분 당시 행정청이 알고 있었던 자료뿐만 아니라 사실심 변론종결 당시까지 제출된 모든 자료를 종합하여 처분 당시 존재하였던 객관적 사실을 확정하고 그 사실에 기초하여 처분의 ▁204▁ 여부를 판단할 수 있다.</w:t>
+        <w:t>법원은 행정처분 당시 행정청이 알고 있었던 자료뿐만 아니라 사실심 변론종결 당시까지 제출된 모든 자료를 종합하여 처분 당시 존재하였던 객관적 사실을 확정하고 그 사실에 기초하여 처분의 ▁1▁ 여부를 판단할 수 있다.</w:t>
       </w:r>
     </w:p>
     <w:p>
@@ -10515,23 +10516,23 @@
           <w:sz w:val="16"/>
           <w:szCs w:val="16"/>
         </w:rPr>
-        <w:t>처분사유 추가▁205▁</w:t>
-      </w:r>
-    </w:p>
-    <w:p>
-      <w:pPr>
-        <w:rPr>
-          <w:sz w:val="16"/>
-          <w:szCs w:val="16"/>
-        </w:rPr>
-      </w:pPr>
-      <w:r>
-        <w:rPr>
-          <w:rFonts w:hint="eastAsia"/>
-          <w:sz w:val="16"/>
-          <w:szCs w:val="16"/>
-        </w:rPr>
-        <w:t>i) 의의 : 처분사유 추가▁206▁이란, 당초 처분시에는 존재하였지만 처분이유로 제시되지 않은 사실 및 법적 근거를 소송계속 중 추가하거나 변경하는 것을 말한다.</w:t>
+        <w:t>처분사유 추가▁1▁</w:t>
+      </w:r>
+    </w:p>
+    <w:p>
+      <w:pPr>
+        <w:rPr>
+          <w:sz w:val="16"/>
+          <w:szCs w:val="16"/>
+        </w:rPr>
+      </w:pPr>
+      <w:r>
+        <w:rPr>
+          <w:rFonts w:hint="eastAsia"/>
+          <w:sz w:val="16"/>
+          <w:szCs w:val="16"/>
+        </w:rPr>
+        <w:t>i) 의의 : 처분사유 추가▁1▁이란, 당초 처분시에는 존재하였지만 처분이유로 제시되지 않은 사실 및 법적 근거를 소송계속 중 추가하거나 변경하는 것을 말한다.</w:t>
       </w:r>
       <w:r>
         <w:rPr>
@@ -10587,7 +10588,7 @@
           <w:sz w:val="16"/>
           <w:szCs w:val="16"/>
         </w:rPr>
-        <w:t>판례는 처분청은 당초 처분의 근거로 삼은 사유와 기본적 사실관계 동일성 있다고 인정되는 한도 내에서는 다른 사유를 추가하거나 ▁207▁할 수 있다고 보아 기본적 사실관계 동일 전제하에 처분사유추가변경을 허용한다. 나아가 판례는 기본적 사실관계 동일성 없는 때에도 처분 상대방이 분쟁일회적 해결 관점에서 추가변경된 처분사유의 실체적 당부에 관하여 해당 소송에서 심리판단하는 것에 명시적으로 동의하는 경우에는 처분사유 추가변경이 허용된다고 본다.</w:t>
+        <w:t>판례는 ▁1▁은 당초 처분의 근거로 삼은 사유와 기본적 사실관계 동일성 있다고 인정되는 한도 내에서는 다른 사유를 추가하거나 변경할 수 있다고 보아 기본적 사실관계 동일 전제하에 처분사유추가변경을 허용한다. 나아가 판례는 기본적 사실관계 동일성 없는 때에도 처분 상대방이 분쟁일회적 해결 관점에서 추가변경된 처분사유의 실체적 당부에 관하여 해당 소송에서 심리판단하는 것에 명시적으로 동의하는 경우에는 처분사유 추가변경이 허용된다고 본다.</w:t>
       </w:r>
     </w:p>
     <w:p>
@@ -10655,23 +10656,23 @@
           <w:sz w:val="16"/>
           <w:szCs w:val="16"/>
         </w:rPr>
-        <w:t>하여 기초가 되는 사실관계가 기본적으로 동일한지 여부에 따라 결정되며, ▁208▁ 당시에 그 사유를 명시하지 않았을 뿐 이미 존재하고 있었고, 당사자도 그 사실을 알고 있었다고 하여 인정되는 것은 아니다.</w:t>
-      </w:r>
-    </w:p>
-    <w:p>
-      <w:pPr>
-        <w:rPr>
-          <w:sz w:val="16"/>
-          <w:szCs w:val="16"/>
-        </w:rPr>
-      </w:pPr>
-      <w:r>
-        <w:rPr>
-          <w:rFonts w:hint="eastAsia"/>
-          <w:sz w:val="16"/>
-          <w:szCs w:val="16"/>
-        </w:rPr>
-        <w:t>단순히 처분 근거법령만을 추가▁209▁하는 것에 불과한 때에는 새로운 처분사유 추가라고 볼 수 없으나, 그 처분의 근거법령을 변경하는 것이 종전 처분과 동일성을 인정할 수 없는 별개의 처분을 하는 것과 다름없는 경우에는 허용될 수 없다.</w:t>
+        <w:t>하여 기초가 되는 사실관계가 기본적으로 동일한지 여부에 따라 결정되며, ▁1▁ 당시에 그 사유를 명시하지 않았을 뿐 이미 존재하고 있었고, 당사자도 그 사실을 알고 있었다고 하여 인정되는 것은 아니다.</w:t>
+      </w:r>
+    </w:p>
+    <w:p>
+      <w:pPr>
+        <w:rPr>
+          <w:sz w:val="16"/>
+          <w:szCs w:val="16"/>
+        </w:rPr>
+      </w:pPr>
+      <w:r>
+        <w:rPr>
+          <w:rFonts w:hint="eastAsia"/>
+          <w:sz w:val="16"/>
+          <w:szCs w:val="16"/>
+        </w:rPr>
+        <w:t>단순히 처분 근거법령만을 추가▁1▁하는 것에 불과한 때에는 새로운 처분사유 추가라고 볼 수 없으나, 그 처분의 근거법령을 변경하는 것이 종전 처분과 동일성을 인정할 수 없는 별개의 처분을 하는 것과 다름없는 경우에는 허용될 수 없다.</w:t>
       </w:r>
     </w:p>
     <w:p>
@@ -10711,7 +10712,7 @@
           <w:sz w:val="16"/>
           <w:szCs w:val="16"/>
         </w:rPr>
-        <w:t>처분사유추가▁210▁은 사실심변론종결시까지 가능하다.</w:t>
+        <w:t>처분사유추가▁1▁은 사실심변론종결시까지 가능하다.</w:t>
       </w:r>
     </w:p>
     <w:tbl>
@@ -10797,7 +10798,7 @@
                 <w:sz w:val="16"/>
                 <w:szCs w:val="16"/>
               </w:rPr>
-              <w:t xml:space="preserve"> 음주운전으로 운전면허 취소되었음을 이유로 개인택시운송사업면허취소처분을 하면서, 처음에는 자동차운수법 제31조 1항 3호 면허취소사유에 해당한다고 하였다가, 그 후 구체적 사실은 ▁415▁하지 아니한 채 적용법조로서 제31조 및 같은 법 시행규칙 제5조를 추가하여 통고한 경우 기본적 사실관계 동일 O</w:t>
+              <w:t xml:space="preserve"> 음주운전으로 운전면허 ▁1▁되었음을 이유로 개인택시운송사업면허취소처분을 하면서, 처음에는 자동차운수법 제31조 1항 3호 면허취소사유에 해당한다고 하였다가, 그 후 구체적 사실은 변경하지 아니한 채 적용법조로서 제31조 및 같은 법 시행규칙 제5조를 추가하여 통고한 경우 기본적 사실관계 동일 O</w:t>
             </w:r>
           </w:p>
           <w:p>
@@ -10822,7 +10823,7 @@
                 <w:sz w:val="16"/>
                 <w:szCs w:val="16"/>
               </w:rPr>
-              <w:t xml:space="preserve"> B구청장은 乙이 사실상의 도로로서 인근 주민들 통행에 이용되는 토지에 새 건물을 신축하겠다는 내용으로 건축허가 신청하자, 乙의 건축계획이 도로를 침범한다는 이유로 건축불허가처분을 하였는데, 乙이 ▁416▁소송 제기하자 소송 중 위 사실상 도로가 인근 주민들의 통행로로 이용되어 왔는데, 건물을 신축하는 경우 인근 토지들이 맹지가 </w:t>
+              <w:t xml:space="preserve"> B구청장은 乙이 사실상의 도로로서 인근 주민들 통행에 이용되는 토지에 새 건물을 신축하겠다는 내용으로 건축허가 신청하자, 乙의 건축계획이 도로를 침범한다는 이유로 건축불허가처분을 하였는데, 乙이 ▁1▁ 제기하자 소송 중 위 사실상 도로가 인근 주민들의 통행로로 이용되어 왔는데, 건물을 신축하는 경우 인근 토지들이 맹지가 </w:t>
             </w:r>
             <w:r>
               <w:rPr>
@@ -10856,7 +10857,7 @@
                 <w:sz w:val="16"/>
                 <w:szCs w:val="16"/>
               </w:rPr>
-              <w:t xml:space="preserve"> 주택신축을 위한 산림형질▁417▁허가신청에 대하여 행정청이 거부처분을 하면서 당초 준농립지역에서의 행위제한이라는 사유를 들었다가, 취소소송에서 자연경관 및 생태계 교란, 국토 및 자연의 유지와 환경보전 등 중대한 공익상 필요라는 처분사유 추가한 경우 기사동 인정된다.</w:t>
+              <w:t xml:space="preserve"> 주택신축을 위한 산림형질변경허가신청에 대하여 행정청이 거부처분을 하면서 당초 준농립지역에서의 행위제한이라는 사유를 들었다가, ▁1▁에서 자연경관 및 생태계 교란, 국토 및 자연의 유지와 환경보전 등 중대한 공익상 필요라는 처분사유 추가한 경우 기사동 인정된다.</w:t>
             </w:r>
           </w:p>
           <w:p>
@@ -10881,7 +10882,7 @@
                 <w:sz w:val="16"/>
                 <w:szCs w:val="16"/>
               </w:rPr>
-              <w:t xml:space="preserve"> 과세처분 시 이자소득을 사업소득으로 ▁418▁</w:t>
+              <w:t xml:space="preserve"> 과세처분 시 이자소득을 사업소득으로 ▁1▁</w:t>
             </w:r>
           </w:p>
           <w:p>
@@ -10905,7 +10906,7 @@
                 <w:sz w:val="16"/>
                 <w:szCs w:val="16"/>
               </w:rPr>
-              <w:t xml:space="preserve"> 국가를 당사자로 한 계약에 관한 법률에 기한 입찰실시과정에서 담합행위를 한 사안에서, 부정당업자 제재처분 하면서 처분사유로서 시행령 제12호에 해당한다는 것을 처분사유로 하였다가, (동일사실에 대하여) 그 법률적 평가를 달리하여 제7호에 해당하는 것으로 처분사유 ▁419▁한 경우 기사동 인정된다.</w:t>
+              <w:t xml:space="preserve"> 국가를 당사자로 한 계약에 관한 법률에 기한 입찰실시과정에서 담합행위를 한 사안에서, 부정당업자 제재처분 하면서 처분사유로서 시행령 제12호에 해당한다는 것을 처분사유로 하였다가, (동일사실에 대하여) 그 법률적 평가를 달리하여 제7호에 해당하는 것으로 처분사유 ▁1▁한 경우 기사동 인정된다.</w:t>
             </w:r>
           </w:p>
         </w:tc>
@@ -10957,7 +10958,7 @@
                 <w:sz w:val="16"/>
                 <w:szCs w:val="16"/>
               </w:rPr>
-              <w:t>▁420▁사유와 당사자들의 공격방어방법 내용, 법원의 사법심사방식 등이 달라지며, 특히 기속행위에서 재량행위로의 근거 법령추가에 따라 종래의 법 위반 사실뿐만 아니라 처분의 적정성을 확보하기 위한 양정사실까지 새로 고려되어야 한다. 따라서 당초 처분사유와 소송 과정에서 피고가 추가한 처분사유는 상호 그 기초가 되는 사회적 사실관계의 동일성이 인정되지 않는다고 보아야 한다.</w:t>
+              <w:t>▁1▁사유와 당사자들의 공격방어방법 내용, 법원의 사법심사방식 등이 달라지며, 특히 기속행위에서 재량행위로의 근거 법령추가에 따라 종래의 법 위반 사실뿐만 아니라 처분의 적정성을 확보하기 위한 양정사실까지 새로 고려되어야 한다. 따라서 당초 처분사유와 소송 과정에서 피고가 추가한 처분사유는 상호 그 기초가 되는 사회적 사실관계의 동일성이 인정되지 않는다고 보아야 한다.</w:t>
             </w:r>
           </w:p>
           <w:p>
@@ -11015,7 +11016,7 @@
                 <w:sz w:val="16"/>
                 <w:szCs w:val="16"/>
               </w:rPr>
-              <w:t>산 및 물품관리법상 변상금부과대상이라고 처분근거법령 ▁421▁한 경우 : 입법취지, 변상금부과 목적, 산정방식, 징수절차 등이 서로 달라 새로운 처분을 하는 것과 다름 없어 허용될 수 없다.</w:t>
+              <w:t>산 및 물품관리법상 변상금부과대상이라고 처분근거법령 ▁1▁한 경우 : 입법취지, 변상금부과 목적, 산정방식, 징수절차 등이 서로 달라 새로운 처분을 하는 것과 다름 없어 허용될 수 없다.</w:t>
             </w:r>
           </w:p>
           <w:p>
@@ -11040,7 +11041,7 @@
                 <w:sz w:val="16"/>
                 <w:szCs w:val="16"/>
               </w:rPr>
-              <w:t xml:space="preserve"> 정보공개청구에 대하여 거부▁422▁을 하면서, 위 정보가 대법원에 계속 중인 사건의 관련정보라는 사유를 들었다가, 다시 위 정보가 서울중앙지방법원에 계속 중인 별개 사건의 관련정보라는 처분사유 추가하는 것은 허용 X</w:t>
+              <w:t xml:space="preserve"> 정보공개청구에 대하여 거부▁1▁을 하면서, 위 정보가 대법원에 계속 중인 사건의 관련정보라는 사유를 들었다가, 다시 위 정보가 서울중앙지방법원에 계속 중인 별개 사건의 관련정보라는 처분사유 추가하는 것은 허용 X</w:t>
             </w:r>
           </w:p>
         </w:tc>
@@ -11076,31 +11077,31 @@
           <w:sz w:val="16"/>
           <w:szCs w:val="16"/>
         </w:rPr>
-        <w:t>. 적극적 ▁211▁ 및 일부취소 가능성</w:t>
-      </w:r>
-    </w:p>
-    <w:p>
-      <w:pPr>
-        <w:rPr>
-          <w:sz w:val="16"/>
-          <w:szCs w:val="16"/>
-        </w:rPr>
-      </w:pPr>
-      <w:r>
-        <w:rPr>
-          <w:rFonts w:hint="eastAsia"/>
-          <w:sz w:val="16"/>
-          <w:szCs w:val="16"/>
-        </w:rPr>
-        <w:t xml:space="preserve">i) 일부취소 가능성 : </w:t>
-      </w:r>
-      <w:r>
-        <w:rPr>
-          <w:rFonts w:hint="eastAsia"/>
-          <w:sz w:val="16"/>
-          <w:szCs w:val="16"/>
-        </w:rPr>
-        <w:t xml:space="preserve">취소소송은 위법한 처분 등을 취소 또는 ▁212▁하는 소송인데(제4조 1호), 이 때 </w:t>
+        <w:t>. 적극적 변경 및 ▁1▁ 가능성</w:t>
+      </w:r>
+    </w:p>
+    <w:p>
+      <w:pPr>
+        <w:rPr>
+          <w:sz w:val="16"/>
+          <w:szCs w:val="16"/>
+        </w:rPr>
+      </w:pPr>
+      <w:r>
+        <w:rPr>
+          <w:rFonts w:hint="eastAsia"/>
+          <w:sz w:val="16"/>
+          <w:szCs w:val="16"/>
+        </w:rPr>
+        <w:t xml:space="preserve">i) ▁1▁ 가능성 : </w:t>
+      </w:r>
+      <w:r>
+        <w:rPr>
+          <w:rFonts w:hint="eastAsia"/>
+          <w:sz w:val="16"/>
+          <w:szCs w:val="16"/>
+        </w:rPr>
+        <w:t xml:space="preserve">취소소송은 위법한 처분 등을 취소 또는 변경하는 소송인데(제4조 1호), 이 때 </w:t>
       </w:r>
       <w:r>
         <w:rPr>
@@ -11146,23 +11147,23 @@
           <w:sz w:val="16"/>
           <w:szCs w:val="16"/>
         </w:rPr>
-        <w:t>ii) 일부▁213▁ 요건</w:t>
-      </w:r>
-    </w:p>
-    <w:p>
-      <w:pPr>
-        <w:rPr>
-          <w:sz w:val="16"/>
-          <w:szCs w:val="16"/>
-        </w:rPr>
-      </w:pPr>
-      <w:r>
-        <w:rPr>
-          <w:rFonts w:hint="eastAsia"/>
-          <w:sz w:val="16"/>
-          <w:szCs w:val="16"/>
-        </w:rPr>
-        <w:t>일부▁214▁ 대상이 되는 부분의 분리가능성에 따라 판단한다.</w:t>
+        <w:t>ii) ▁1▁ 요건</w:t>
+      </w:r>
+    </w:p>
+    <w:p>
+      <w:pPr>
+        <w:rPr>
+          <w:sz w:val="16"/>
+          <w:szCs w:val="16"/>
+        </w:rPr>
+      </w:pPr>
+      <w:r>
+        <w:rPr>
+          <w:rFonts w:hint="eastAsia"/>
+          <w:sz w:val="16"/>
+          <w:szCs w:val="16"/>
+        </w:rPr>
+        <w:t>▁1▁ 대상이 되는 부분의 분리가능성에 따라 판단한다.</w:t>
       </w:r>
       <w:r>
         <w:rPr>
@@ -11194,23 +11195,23 @@
           <w:sz w:val="16"/>
           <w:szCs w:val="16"/>
         </w:rPr>
-        <w:t>반면, 재량행위의 경우 재량권 존중하여야 하고, 법원이 직접 처분을 하는 것은 인정되지 않으므로 일부 ▁215▁ 불가하고 전부취소를 하여야 한다.</w:t>
-      </w:r>
-    </w:p>
-    <w:p>
-      <w:pPr>
-        <w:rPr>
-          <w:sz w:val="16"/>
-          <w:szCs w:val="16"/>
-        </w:rPr>
-      </w:pPr>
-      <w:r>
-        <w:rPr>
-          <w:rFonts w:hint="eastAsia"/>
-          <w:sz w:val="16"/>
-          <w:szCs w:val="16"/>
-        </w:rPr>
-        <w:t xml:space="preserve">판례는 과징금 부과처분과 같이 재량행위의 경우 재량권 한계 내에서 어느 정도가 적정한 것인지 가리는 일은 사법심사 범위를 벗어나므로 재량권일탈남용을 판단하여 전부▁216▁할 수 있을 뿐이라고 </w:t>
+        <w:t>반면, 재량행위의 경우 재량권 존중하여야 하고, 법원이 직접 처분을 하는 것은 인정되지 않으므로 일부 ▁1▁ 불가하고 전부취소를 하여야 한다.</w:t>
+      </w:r>
+    </w:p>
+    <w:p>
+      <w:pPr>
+        <w:rPr>
+          <w:sz w:val="16"/>
+          <w:szCs w:val="16"/>
+        </w:rPr>
+      </w:pPr>
+      <w:r>
+        <w:rPr>
+          <w:rFonts w:hint="eastAsia"/>
+          <w:sz w:val="16"/>
+          <w:szCs w:val="16"/>
+        </w:rPr>
+        <w:t xml:space="preserve">판례는 과징금 부과처분과 같이 재량행위의 경우 재량권 한계 내에서 어느 정도가 적정한 것인지 가리는 일은 사법심사 범위를 벗어나므로 재량권일탈남용을 판단하여 전부▁1▁할 수 있을 뿐이라고 </w:t>
       </w:r>
       <w:r>
         <w:rPr>
@@ -11250,7 +11251,7 @@
                 <w:sz w:val="16"/>
                 <w:szCs w:val="16"/>
               </w:rPr>
-              <w:t>일부▁423▁_기속행위</w:t>
+              <w:t>▁1▁_기속행위</w:t>
             </w:r>
           </w:p>
         </w:tc>
@@ -11272,7 +11273,7 @@
                 <w:sz w:val="16"/>
                 <w:szCs w:val="16"/>
               </w:rPr>
-              <w:t>일부▁424▁_재량행위(매우 예외)</w:t>
+              <w:t>▁1▁_재량행위(매우 예외)</w:t>
             </w:r>
           </w:p>
         </w:tc>
@@ -11302,7 +11303,7 @@
                 <w:sz w:val="16"/>
                 <w:szCs w:val="16"/>
               </w:rPr>
-              <w:t>하천관리청이 하천점용허가를 받지 않고 무단으로 하천을 점용 · 사용한 자에 대하여 변상금을 부과하면서 여러 필지 토지에 대하여 외형상 하나의 변상금부과처분을 하였으나, 여러 필지 토지 중 일부에 대한 변상금 부과만이 위법한 경우에는 변상금부과처분 중 위법한 토지에 대한 부분만을 ▁425▁하여야 하고, 그 부과처분 전부를 취소할 수는 없다</w:t>
+              <w:t>하천관리청이 하천점용허가를 받지 않고 무단으로 하천을 점용 · 사용한 자에 대하여 변상금을 부과하면서 여러 필지 토지에 대하여 외형상 하나의 변상금부과처분을 하였으나, 여러 필지 토지 중 일부에 대한 변상금 부과만이 위법한 경우에는 변상금부과처분 중 위법한 토지에 대한 부분만을 ▁1▁하여야 하고, 그 부과처분 전부를 취소할 수는 없다</w:t>
             </w:r>
             <w:r>
               <w:rPr>
@@ -11326,7 +11327,7 @@
                 <w:sz w:val="16"/>
                 <w:szCs w:val="16"/>
               </w:rPr>
-              <w:t>(비교) 도로법상 변상금 부과처분은 재량행위이므로, 일부▁426▁ 법리가 적용될 수 없을 것..</w:t>
+              <w:t>(비교) 도로법상 변상금 부과처분은 재량행위이므로, ▁1▁ 법리가 적용될 수 없을 것..</w:t>
             </w:r>
           </w:p>
           <w:p>
@@ -11379,7 +11380,7 @@
                 <w:sz w:val="16"/>
                 <w:szCs w:val="16"/>
               </w:rPr>
-              <w:t>비해당처분에 대한 ▁427▁소송에서 그 중 일부 상이가 국가유공자요건이 인정되는 상이에 해당하더라도 나머지 상이에 대하여 위 요건이 인정되지 아니하는 경우에는 국가유공자요건</w:t>
+              <w:t>비해당처분에 대한 ▁1▁에서 그 중 일부 상이가 국가유공자요건이 인정되는 상이에 해당하더라도 나머지 상이에 대하여 위 요건이 인정되지 아니하는 경우에는 국가유공자요건</w:t>
             </w:r>
             <w:r>
               <w:rPr>
@@ -11422,7 +11423,7 @@
                 <w:sz w:val="16"/>
                 <w:szCs w:val="16"/>
               </w:rPr>
-              <w:t>공정거래위원회가 위반행위에 대한 과징금을 부과하면서 여러 개의 위반행위에 대하여 외형상 하나의 과징금 납부명령을 하였으나 여러 개의 위반행위 중 일부의 위반행위에 대한 과징금 부과만이 위법하고 소송상 그 일부의 위반행위를 기초로 한 과징금액을 산정할 수 있는 자료가 있는 경우에는, 하나의 과징금 납부명령일지라도 그 일부의 위반행위에 대한 과징금액에 해당하는 부분만을 ▁428▁하여야 한다.</w:t>
+              <w:t>공정거래위원회가 위반행위에 대한 과징금을 부과하면서 여러 개의 위반행위에 대하여 외형상 하나의 과징금 납부명령을 하였으나 여러 개의 위반행위 중 일부의 위반행위에 대한 과징금 부과만이 위법하고 소송상 그 일부의 위반행위를 기초로 한 과징금액을 산정할 수 있는 자료가 있는 경우에는, 하나의 과징금 납부명령일지라도 그 일부의 위반행위에 대한 과징금액에 해당하는 부분만을 ▁1▁하여야 한다.</w:t>
             </w:r>
           </w:p>
         </w:tc>
@@ -11450,23 +11451,23 @@
           <w:sz w:val="16"/>
           <w:szCs w:val="16"/>
         </w:rPr>
-        <w:t>4. ▁217▁의 기판력</w:t>
-      </w:r>
-    </w:p>
-    <w:p>
-      <w:pPr>
-        <w:rPr>
-          <w:sz w:val="16"/>
-          <w:szCs w:val="16"/>
-        </w:rPr>
-      </w:pPr>
-      <w:r>
-        <w:rPr>
-          <w:rFonts w:hint="eastAsia"/>
-          <w:sz w:val="16"/>
-          <w:szCs w:val="16"/>
-        </w:rPr>
-        <w:t>1) ▁218▁이 발생하는 범위</w:t>
+        <w:t>4. 항고소송의 ▁1▁</w:t>
+      </w:r>
+    </w:p>
+    <w:p>
+      <w:pPr>
+        <w:rPr>
+          <w:sz w:val="16"/>
+          <w:szCs w:val="16"/>
+        </w:rPr>
+      </w:pPr>
+      <w:r>
+        <w:rPr>
+          <w:rFonts w:hint="eastAsia"/>
+          <w:sz w:val="16"/>
+          <w:szCs w:val="16"/>
+        </w:rPr>
+        <w:t>1) ▁1▁이 발생하는 범위</w:t>
       </w:r>
     </w:p>
     <w:tbl>
@@ -11523,7 +11524,7 @@
                 <w:sz w:val="16"/>
                 <w:szCs w:val="16"/>
               </w:rPr>
-              <w:t>처분의 ▁429▁성</w:t>
+              <w:t>처분의 ▁1▁성</w:t>
             </w:r>
           </w:p>
         </w:tc>
@@ -11545,7 +11546,7 @@
                 <w:sz w:val="16"/>
                 <w:szCs w:val="16"/>
               </w:rPr>
-              <w:t>▁430▁의 효력</w:t>
+              <w:t>▁1▁의 효력</w:t>
             </w:r>
           </w:p>
         </w:tc>
@@ -11570,7 +11571,7 @@
                 <w:sz w:val="16"/>
                 <w:szCs w:val="16"/>
               </w:rPr>
-              <w:t>▁431▁소송</w:t>
+              <w:t>▁1▁</w:t>
             </w:r>
           </w:p>
         </w:tc>
@@ -11592,7 +11593,7 @@
                 <w:sz w:val="16"/>
                 <w:szCs w:val="16"/>
               </w:rPr>
-              <w:t>▁432▁</w:t>
+              <w:t>▁1▁</w:t>
             </w:r>
           </w:p>
         </w:tc>
@@ -11613,7 +11614,7 @@
                 <w:sz w:val="16"/>
                 <w:szCs w:val="16"/>
               </w:rPr>
-              <w:t>O(▁433▁하다.)</w:t>
+              <w:t>O(▁1▁하다.)</w:t>
             </w:r>
           </w:p>
         </w:tc>
@@ -11634,7 +11635,7 @@
                 <w:sz w:val="16"/>
                 <w:szCs w:val="16"/>
               </w:rPr>
-              <w:t>O(처분을 ▁434▁한다. = 효력이 없다.)</w:t>
+              <w:t>O(처분을 ▁1▁한다. = 효력이 없다.)</w:t>
             </w:r>
           </w:p>
         </w:tc>
@@ -11673,7 +11674,7 @@
                 <w:sz w:val="16"/>
                 <w:szCs w:val="16"/>
               </w:rPr>
-              <w:t>▁435▁</w:t>
+              <w:t>▁1▁</w:t>
             </w:r>
           </w:p>
         </w:tc>
@@ -11775,7 +11776,7 @@
                 <w:sz w:val="16"/>
                 <w:szCs w:val="16"/>
               </w:rPr>
-              <w:t>O(▁436▁하다.)</w:t>
+              <w:t>O(▁1▁하다.)</w:t>
             </w:r>
           </w:p>
         </w:tc>
@@ -11821,7 +11822,7 @@
                 <w:sz w:val="16"/>
                 <w:szCs w:val="16"/>
               </w:rPr>
-              <w:t>▁437▁</w:t>
+              <w:t>▁1▁</w:t>
             </w:r>
           </w:p>
         </w:tc>
@@ -11843,7 +11844,7 @@
                 <w:sz w:val="16"/>
                 <w:szCs w:val="16"/>
               </w:rPr>
-              <w:t>▁438▁</w:t>
+              <w:t>▁1▁</w:t>
             </w:r>
           </w:p>
         </w:tc>
@@ -11864,7 +11865,7 @@
                 <w:sz w:val="16"/>
                 <w:szCs w:val="16"/>
               </w:rPr>
-              <w:t>O(▁439▁하다.)</w:t>
+              <w:t>O(▁1▁하다.)</w:t>
             </w:r>
           </w:p>
         </w:tc>
@@ -11924,7 +11925,7 @@
                 <w:sz w:val="16"/>
                 <w:szCs w:val="16"/>
               </w:rPr>
-              <w:t>▁440▁</w:t>
+              <w:t>▁1▁</w:t>
             </w:r>
           </w:p>
         </w:tc>
@@ -11945,7 +11946,7 @@
                 <w:sz w:val="16"/>
                 <w:szCs w:val="16"/>
               </w:rPr>
-              <w:t>▁441▁ X</w:t>
+              <w:t>▁1▁ X</w:t>
             </w:r>
           </w:p>
         </w:tc>
@@ -11993,7 +11994,7 @@
           <w:sz w:val="16"/>
           <w:szCs w:val="16"/>
         </w:rPr>
-        <w:t>2) ▁219▁의 작용</w:t>
+        <w:t>2) ▁1▁의 작용</w:t>
       </w:r>
     </w:p>
     <w:tbl>
@@ -12093,7 +12094,7 @@
                 <w:sz w:val="16"/>
                 <w:szCs w:val="16"/>
               </w:rPr>
-              <w:t xml:space="preserve">▁442▁소송 </w:t>
+              <w:t xml:space="preserve">▁1▁ </w:t>
             </w:r>
           </w:p>
           <w:p>
@@ -12116,7 +12117,7 @@
                 <w:sz w:val="16"/>
                 <w:szCs w:val="16"/>
               </w:rPr>
-              <w:t xml:space="preserve"> ▁443▁판결 확정</w:t>
+              <w:t xml:space="preserve"> ▁1▁ 확정</w:t>
             </w:r>
           </w:p>
         </w:tc>
@@ -12137,7 +12138,7 @@
                 <w:sz w:val="16"/>
                 <w:szCs w:val="16"/>
               </w:rPr>
-              <w:t>▁444▁ 제기</w:t>
+              <w:t>▁1▁ 제기</w:t>
             </w:r>
           </w:p>
         </w:tc>
@@ -12181,7 +12182,7 @@
                 <w:sz w:val="16"/>
                 <w:szCs w:val="16"/>
               </w:rPr>
-              <w:t xml:space="preserve">▁445▁소송 </w:t>
+              <w:t xml:space="preserve">▁1▁ </w:t>
             </w:r>
           </w:p>
           <w:p>
@@ -12204,7 +12205,7 @@
                 <w:sz w:val="16"/>
                 <w:szCs w:val="16"/>
               </w:rPr>
-              <w:t xml:space="preserve"> ▁446▁ 확정</w:t>
+              <w:t xml:space="preserve"> ▁1▁ 확정</w:t>
             </w:r>
           </w:p>
         </w:tc>
@@ -12225,7 +12226,7 @@
                 <w:sz w:val="16"/>
                 <w:szCs w:val="16"/>
               </w:rPr>
-              <w:t>▁447▁ 제기</w:t>
+              <w:t>▁1▁ 제기</w:t>
             </w:r>
           </w:p>
         </w:tc>
@@ -12269,7 +12270,7 @@
                 <w:sz w:val="16"/>
                 <w:szCs w:val="16"/>
               </w:rPr>
-              <w:t xml:space="preserve">▁448▁소송 </w:t>
+              <w:t xml:space="preserve">▁1▁ </w:t>
             </w:r>
           </w:p>
           <w:p>
@@ -12292,7 +12293,7 @@
                 <w:sz w:val="16"/>
                 <w:szCs w:val="16"/>
               </w:rPr>
-              <w:t xml:space="preserve"> ▁449▁판결 확정</w:t>
+              <w:t xml:space="preserve"> ▁1▁ 확정</w:t>
             </w:r>
           </w:p>
         </w:tc>
@@ -12313,7 +12314,7 @@
                 <w:sz w:val="16"/>
                 <w:szCs w:val="16"/>
               </w:rPr>
-              <w:t>▁450▁이득반환청구소송</w:t>
+              <w:t>▁1▁이득반환청구소송</w:t>
             </w:r>
           </w:p>
         </w:tc>
@@ -12357,7 +12358,7 @@
                 <w:sz w:val="16"/>
                 <w:szCs w:val="16"/>
               </w:rPr>
-              <w:t xml:space="preserve">▁451▁소송 </w:t>
+              <w:t xml:space="preserve">▁1▁ </w:t>
             </w:r>
           </w:p>
           <w:p>
@@ -12380,7 +12381,7 @@
                 <w:sz w:val="16"/>
                 <w:szCs w:val="16"/>
               </w:rPr>
-              <w:t xml:space="preserve"> ▁452▁ 확정</w:t>
+              <w:t xml:space="preserve"> ▁1▁ 확정</w:t>
             </w:r>
           </w:p>
         </w:tc>
@@ -12401,7 +12402,7 @@
                 <w:sz w:val="16"/>
                 <w:szCs w:val="16"/>
               </w:rPr>
-              <w:t>▁453▁이득반환청구소송</w:t>
+              <w:t>▁1▁이득반환청구소송</w:t>
             </w:r>
           </w:p>
         </w:tc>
@@ -12445,7 +12446,7 @@
                 <w:sz w:val="16"/>
                 <w:szCs w:val="16"/>
               </w:rPr>
-              <w:t xml:space="preserve">▁454▁소송 </w:t>
+              <w:t xml:space="preserve">▁1▁ </w:t>
             </w:r>
           </w:p>
           <w:p>
@@ -12489,7 +12490,7 @@
                 <w:sz w:val="16"/>
                 <w:szCs w:val="16"/>
               </w:rPr>
-              <w:t>▁455▁이득반환청구소송</w:t>
+              <w:t>▁1▁이득반환청구소송</w:t>
             </w:r>
           </w:p>
         </w:tc>
@@ -12533,7 +12534,7 @@
                 <w:sz w:val="16"/>
                 <w:szCs w:val="16"/>
               </w:rPr>
-              <w:t>▁456▁사유에 불과</w:t>
+              <w:t>▁1▁사유에 불과</w:t>
             </w:r>
           </w:p>
         </w:tc>
@@ -12554,7 +12555,7 @@
                 <w:sz w:val="16"/>
                 <w:szCs w:val="16"/>
               </w:rPr>
-              <w:t>▁457▁이득반환청구소송</w:t>
+              <w:t>▁1▁이득반환청구소송</w:t>
             </w:r>
           </w:p>
         </w:tc>
@@ -12577,7 +12578,7 @@
                 <w:sz w:val="16"/>
                 <w:szCs w:val="16"/>
               </w:rPr>
-              <w:t>행정행위의 효력유무가 ▁458▁</w:t>
+              <w:t>행정행위의 효력유무가 선결문제</w:t>
             </w:r>
             <w:r>
               <w:rPr>
@@ -12585,7 +12586,7 @@
                 <w:sz w:val="16"/>
                 <w:szCs w:val="16"/>
               </w:rPr>
-              <w:t>인 경우, 처분이 당연무효라면 민사법원은 처분이 무효임을 확인하여 부당이득 인정하고 부당이득반환청구소송에 인용판결을 내릴 수 있다.</w:t>
+              <w:t>인 경우, 처분이 당연무효라면 민사법원은 처분이 무효임을 확인하여 ▁1▁이득 인정하고 부당이득반환청구소송에 인용판결을 내릴 수 있다.</w:t>
             </w:r>
           </w:p>
           <w:p>
@@ -12601,7 +12602,7 @@
                 <w:sz w:val="16"/>
                 <w:szCs w:val="16"/>
               </w:rPr>
-              <w:t>그러나 ▁459▁사유에 불과한 경우, 처분의 기속력에 의하여 취소권한이 있는 기관에 의하여 취소되지 않는 한 민사법원은 효력을 부인할 수 없으므로, 부과처분 효력있음을 전제로 부당이득반환청구에 대하여 기각판결을 하여야 한다.</w:t>
+              <w:t>그러나 취소사유에 불과한 경우, 처분의 ▁1▁에 의하여 취소권한이 있는 기관에 의하여 취소되지 않는 한 민사법원은 효력을 부인할 수 없으므로, 부과처분 효력있음을 전제로 부당이득반환청구에 대하여 기각판결을 하여야 한다.</w:t>
             </w:r>
           </w:p>
           <w:p>
@@ -12617,7 +12618,7 @@
                 <w:sz w:val="16"/>
                 <w:szCs w:val="16"/>
               </w:rPr>
-              <w:t>부당이득반환을 구하는 당사자는 ▁460▁소송과 공법상부당이득반환소송(민사소송)을 병합하여 제기할 수 있고, 이 경우 수소법원은 취소소송 확정 전 취소를 전제로 부당이득반환소송 인용판결을 할 수 있다.</w:t>
+              <w:t>부당이득반환을 구하는 당사자는 ▁1▁과 공법상부당이득반환소송(민사소송)을 병합하여 제기할 수 있고, 이 경우 수소법원은 취소소송 확정 전 취소를 전제로 부당이득반환소송 인용판결을 할 수 있다.</w:t>
             </w:r>
           </w:p>
         </w:tc>
@@ -12640,7 +12641,7 @@
                 <w:sz w:val="16"/>
                 <w:szCs w:val="16"/>
               </w:rPr>
-              <w:t xml:space="preserve">▁461▁소송 </w:t>
+              <w:t xml:space="preserve">▁1▁ </w:t>
             </w:r>
           </w:p>
           <w:p>
@@ -12705,7 +12706,7 @@
                 <w:sz w:val="16"/>
                 <w:szCs w:val="16"/>
               </w:rPr>
-              <w:t>인용판결/사정판결 : ▁462▁ O</w:t>
+              <w:t>인용판결/사정판결 : ▁1▁ O</w:t>
             </w:r>
           </w:p>
           <w:p>
@@ -12721,7 +12722,7 @@
                 <w:sz w:val="16"/>
                 <w:szCs w:val="16"/>
               </w:rPr>
-              <w:t>기각판결 : ▁463▁ X</w:t>
+              <w:t>기각판결 : ▁1▁ X</w:t>
             </w:r>
           </w:p>
           <w:p>
@@ -12737,7 +12738,7 @@
                 <w:sz w:val="16"/>
                 <w:szCs w:val="16"/>
               </w:rPr>
-              <w:t>전부▁464▁ 긍정설 : 전소는 후소의 선결관계로서 기판력 미치므로 법령위반 인정된다.</w:t>
+              <w:t>전부▁1▁ 긍정설 : 전소는 후소의 선결관계로서 기판력 미치므로 법령위반 인정된다.</w:t>
             </w:r>
           </w:p>
           <w:p>
@@ -12788,7 +12789,7 @@
                 <w:sz w:val="16"/>
                 <w:szCs w:val="16"/>
               </w:rPr>
-              <w:t xml:space="preserve"> 위법여부가 </w:t>
+              <w:t xml:space="preserve"> ▁1▁여부가 </w:t>
             </w:r>
             <w:r>
               <w:rPr>
@@ -12798,7 +12799,7 @@
                 <w:sz w:val="16"/>
                 <w:szCs w:val="16"/>
               </w:rPr>
-              <w:t>▁465▁</w:t>
+              <w:t>선결문제</w:t>
             </w:r>
             <w:r>
               <w:rPr>
@@ -12830,7 +12831,7 @@
                 <w:sz w:val="16"/>
                 <w:szCs w:val="16"/>
               </w:rPr>
-              <w:t xml:space="preserve">제한적기판력긍정설 : ▁466▁소송 인용판결/사정판결의 경우 후소에 기판력 미치나, 기각판결의 경우 후소에 기판력 미치지 않는다. </w:t>
+              <w:t xml:space="preserve">제한적기판력긍정설 : ▁1▁ 인용판결/사정판결의 경우 후소에 기판력 미치나, 기각판결의 경우 후소에 기판력 미치지 않는다. </w:t>
             </w:r>
           </w:p>
         </w:tc>
@@ -12853,7 +12854,7 @@
                 <w:sz w:val="16"/>
                 <w:szCs w:val="16"/>
               </w:rPr>
-              <w:t xml:space="preserve">▁467▁ </w:t>
+              <w:t xml:space="preserve">▁1▁ </w:t>
             </w:r>
           </w:p>
           <w:p>
@@ -12876,7 +12877,7 @@
                 <w:sz w:val="16"/>
                 <w:szCs w:val="16"/>
               </w:rPr>
-              <w:t xml:space="preserve"> ▁468▁ 확정</w:t>
+              <w:t xml:space="preserve"> ▁1▁ 확정</w:t>
             </w:r>
           </w:p>
         </w:tc>
@@ -12918,7 +12919,7 @@
                 <w:sz w:val="16"/>
                 <w:szCs w:val="16"/>
               </w:rPr>
-              <w:t>위법 O : ▁469▁소송 인용판결 동일</w:t>
+              <w:t>위법 O : ▁1▁ 인용판결 동일</w:t>
             </w:r>
           </w:p>
         </w:tc>
@@ -12941,7 +12942,7 @@
                 <w:sz w:val="16"/>
                 <w:szCs w:val="16"/>
               </w:rPr>
-              <w:t xml:space="preserve">▁470▁ </w:t>
+              <w:t xml:space="preserve">▁1▁ </w:t>
             </w:r>
           </w:p>
           <w:p>
@@ -12964,7 +12965,7 @@
                 <w:sz w:val="16"/>
                 <w:szCs w:val="16"/>
               </w:rPr>
-              <w:t xml:space="preserve"> ▁471▁ 확정</w:t>
+              <w:t xml:space="preserve"> ▁1▁ 확정</w:t>
             </w:r>
           </w:p>
         </w:tc>
@@ -13006,7 +13007,7 @@
                 <w:sz w:val="16"/>
                 <w:szCs w:val="16"/>
               </w:rPr>
-              <w:t>효력 있음에 기판력 발생할 뿐, ▁472▁ 여부에 기판력 발생하지 않음.</w:t>
+              <w:t>효력 있음에 기판력 발생할 뿐, ▁1▁ 여부에 기판력 발생하지 않음.</w:t>
             </w:r>
           </w:p>
           <w:p>
@@ -13022,7 +13023,7 @@
                 <w:sz w:val="16"/>
                 <w:szCs w:val="16"/>
               </w:rPr>
-              <w:t>국배청구 수소법원이 독자적으로 법령위반 여부를 판단하여야 하며, 처분의 구성요건적 효력과 ▁473▁ 쟁점(심사긍정설) 논해주고 법령위반 여부를 판단해주면 된다.</w:t>
+              <w:t>국배청구 수소법원이 독자적으로 법령위반 여부를 판단하여야 하며, ▁1▁의 구성요건적 효력과 선결문제 쟁점(심사긍정설) 논해주고 법령위반 여부를 판단해주면 된다.</w:t>
             </w:r>
           </w:p>
         </w:tc>
@@ -13051,23 +13052,23 @@
           <w:sz w:val="16"/>
           <w:szCs w:val="16"/>
         </w:rPr>
-        <w:t>. ▁220▁판결(인용판결)의 기속력</w:t>
-      </w:r>
-    </w:p>
-    <w:p>
-      <w:pPr>
-        <w:rPr>
-          <w:sz w:val="16"/>
-          <w:szCs w:val="16"/>
-        </w:rPr>
-      </w:pPr>
-      <w:r>
-        <w:rPr>
-          <w:rFonts w:hint="eastAsia"/>
-          <w:sz w:val="16"/>
-          <w:szCs w:val="16"/>
-        </w:rPr>
-        <w:t>i) 의의 : ▁221▁판결의 기속력이란 인용판결에 발생하는 효력으로서 당사자인 행정청과 관계 행정청에게 확정판결의 취지에 따라 행동하여야 할 의무를 지우는 효력을 의미한다. 기속력의 본질에 대하여 기판력이라는 견해도 있으나, 기판력은 소송법상 효력이고, 기속력은 직접적으로 행정청을 구속하는 실체법적 효력이므로 기판력과 구분되는 특수한 효력으로 보는 것이 타당하다.</w:t>
+        <w:t>. ▁1▁(인용판결)의 기속력</w:t>
+      </w:r>
+    </w:p>
+    <w:p>
+      <w:pPr>
+        <w:rPr>
+          <w:sz w:val="16"/>
+          <w:szCs w:val="16"/>
+        </w:rPr>
+      </w:pPr>
+      <w:r>
+        <w:rPr>
+          <w:rFonts w:hint="eastAsia"/>
+          <w:sz w:val="16"/>
+          <w:szCs w:val="16"/>
+        </w:rPr>
+        <w:t>i) 의의 : ▁1▁의 기속력이란 인용판결에 발생하는 효력으로서 당사자인 행정청과 관계 행정청에게 확정판결의 취지에 따라 행동하여야 할 의무를 지우는 효력을 의미한다. 기속력의 본질에 대하여 기판력이라는 견해도 있으나, 기판력은 소송법상 효력이고, 기속력은 직접적으로 행정청을 구속하는 실체법적 효력이므로 기판력과 구분되는 특수한 효력으로 보는 것이 타당하다.</w:t>
       </w:r>
     </w:p>
     <w:p>
@@ -13104,23 +13105,23 @@
           <w:sz w:val="16"/>
           <w:szCs w:val="16"/>
         </w:rPr>
-        <w:t>▁222▁</w:t>
-      </w:r>
-    </w:p>
-    <w:p>
-      <w:pPr>
-        <w:rPr>
-          <w:sz w:val="16"/>
-          <w:szCs w:val="16"/>
-        </w:rPr>
-      </w:pPr>
-      <w:r>
-        <w:rPr>
-          <w:rFonts w:hint="eastAsia"/>
-          <w:sz w:val="16"/>
-          <w:szCs w:val="16"/>
-        </w:rPr>
-        <w:t>▁223▁판결이 확정되면 행정청은 동일 사실관계 하에서 동일 당사자를 대상으로 동일 내용의 처분을 하여서는 안 된다. 동일성 여부는 취소된 처분사유와 기본적 사실관계 동일성 있는지 여부를 가지고 판단한다. 기속력에 반하는 처분은 무효이다.</w:t>
+        <w:t>▁1▁</w:t>
+      </w:r>
+    </w:p>
+    <w:p>
+      <w:pPr>
+        <w:rPr>
+          <w:sz w:val="16"/>
+          <w:szCs w:val="16"/>
+        </w:rPr>
+      </w:pPr>
+      <w:r>
+        <w:rPr>
+          <w:rFonts w:hint="eastAsia"/>
+          <w:sz w:val="16"/>
+          <w:szCs w:val="16"/>
+        </w:rPr>
+        <w:t>▁1▁이 확정되면 행정청은 동일 사실관계 하에서 동일 당사자를 대상으로 동일 내용의 처분을 하여서는 안 된다. 동일성 여부는 취소된 처분사유와 기본적 사실관계 동일성 있는지 여부를 가지고 판단한다. 기속력에 반하는 처분은 무효이다.</w:t>
       </w:r>
     </w:p>
     <w:p>
@@ -13141,23 +13142,23 @@
           <w:sz w:val="16"/>
           <w:szCs w:val="16"/>
         </w:rPr>
-        <w:t>재▁224▁의무</w:t>
-      </w:r>
-    </w:p>
-    <w:p>
-      <w:pPr>
-        <w:rPr>
-          <w:sz w:val="16"/>
-          <w:szCs w:val="16"/>
-        </w:rPr>
-      </w:pPr>
-      <w:r>
-        <w:rPr>
-          <w:rFonts w:hint="eastAsia"/>
-          <w:sz w:val="16"/>
-          <w:szCs w:val="16"/>
-        </w:rPr>
-        <w:t>거부처분 ▁225▁판결이 확정되면 행정청은 판결의 취지에 따라 다시 이전의 신청에 대한 처분을 하여야 한다(제30조 2항). 재처분의무 불이행 시 간접강제에 의해서 이행을 강제할 수 있다(제34조).</w:t>
+        <w:t>▁1▁</w:t>
+      </w:r>
+    </w:p>
+    <w:p>
+      <w:pPr>
+        <w:rPr>
+          <w:sz w:val="16"/>
+          <w:szCs w:val="16"/>
+        </w:rPr>
+      </w:pPr>
+      <w:r>
+        <w:rPr>
+          <w:rFonts w:hint="eastAsia"/>
+          <w:sz w:val="16"/>
+          <w:szCs w:val="16"/>
+        </w:rPr>
+        <w:t>거부처분 ▁1▁이 확정되면 행정청은 판결의 취지에 따라 다시 이전의 신청에 대한 처분을 하여야 한다(제30조 2항). 재처분의무 불이행 시 간접강제에 의해서 이행을 강제할 수 있다(제34조).</w:t>
       </w:r>
     </w:p>
     <w:p>
@@ -13205,7 +13206,7 @@
           <w:sz w:val="12"/>
           <w:szCs w:val="12"/>
         </w:rPr>
-        <w:t xml:space="preserve"> 제3자가 ▁226▁소송 제기하여 절차상 위법으로 처분이 취소되면 처분청은 절차위법 치유하여 다시 재처분할 의무를 진다(제30조 3항)</w:t>
+        <w:t xml:space="preserve"> 제3자가 ▁1▁ 제기하여 절차상 위법으로 처분이 취소되면 처분청은 절차위법 치유하여 다시 재처분할 의무를 진다(제30조 3항)</w:t>
       </w:r>
       <w:r>
         <w:rPr>
@@ -13234,30 +13235,30 @@
           <w:sz w:val="16"/>
           <w:szCs w:val="16"/>
         </w:rPr>
-        <w:t>▁227▁</w:t>
-      </w:r>
-    </w:p>
-    <w:p>
-      <w:pPr>
-        <w:rPr>
-          <w:sz w:val="16"/>
-          <w:szCs w:val="16"/>
-        </w:rPr>
-      </w:pPr>
-      <w:r>
-        <w:rPr>
-          <w:rFonts w:hint="eastAsia"/>
-          <w:sz w:val="16"/>
-          <w:szCs w:val="16"/>
-        </w:rPr>
-        <w:t xml:space="preserve">처분이 ▁228▁되면 행정청이 위법상태 제거하여 원상회복하여야 하는 의무를 말한다. 명문 규정은 없으나, 판례는 </w:t>
-      </w:r>
-      <w:r>
-        <w:rPr>
-          <w:sz w:val="16"/>
-          <w:szCs w:val="16"/>
-        </w:rPr>
-        <w:t>취소판결의 기속력에 따라 위법한 결과를 제거하는 조치를 할 의무가 있</w:t>
+        <w:t>▁1▁</w:t>
+      </w:r>
+    </w:p>
+    <w:p>
+      <w:pPr>
+        <w:rPr>
+          <w:sz w:val="16"/>
+          <w:szCs w:val="16"/>
+        </w:rPr>
+      </w:pPr>
+      <w:r>
+        <w:rPr>
+          <w:rFonts w:hint="eastAsia"/>
+          <w:sz w:val="16"/>
+          <w:szCs w:val="16"/>
+        </w:rPr>
+        <w:t xml:space="preserve">처분이 취소되면 행정청이 위법상태 제거하여 원상회복하여야 하는 의무를 말한다. 명문 규정은 없으나, 판례는 </w:t>
+      </w:r>
+      <w:r>
+        <w:rPr>
+          <w:sz w:val="16"/>
+          <w:szCs w:val="16"/>
+        </w:rPr>
+        <w:t>▁1▁의 기속력에 따라 위법한 결과를 제거하는 조치를 할 의무가 있</w:t>
       </w:r>
       <w:r>
         <w:rPr>
@@ -13371,7 +13372,7 @@
           <w:sz w:val="16"/>
           <w:szCs w:val="16"/>
         </w:rPr>
-        <w:t>처분 등의 구체적 ▁229▁사유에 대한 판단</w:t>
+        <w:t>처분 등의 구체적 ▁1▁사유에 대한 판단</w:t>
       </w:r>
       <w:r>
         <w:rPr>
@@ -13416,7 +13417,7 @@
           <w:sz w:val="16"/>
           <w:szCs w:val="16"/>
         </w:rPr>
-        <w:t>▁230▁ 당시를 기준으로</w:t>
+        <w:t>▁1▁ 당시를 기준으로</w:t>
       </w:r>
       <w:r>
         <w:rPr>
@@ -13448,23 +13449,23 @@
           <w:sz w:val="16"/>
           <w:szCs w:val="16"/>
         </w:rPr>
-        <w:t>iv) ▁231▁ 위반 여부</w:t>
-      </w:r>
-    </w:p>
-    <w:p>
-      <w:pPr>
-        <w:rPr>
-          <w:sz w:val="16"/>
-          <w:szCs w:val="16"/>
-        </w:rPr>
-      </w:pPr>
-      <w:r>
-        <w:rPr>
-          <w:rFonts w:hint="eastAsia"/>
-          <w:sz w:val="16"/>
-          <w:szCs w:val="16"/>
-        </w:rPr>
-        <w:t>(객관적 범위 관련) 종전 처분이 판결에 의하여 ▁232▁되었다 하더라도 종전 처분사유와는 다른 사유를 들어서 처분하는 것은 기속력에 저촉되지 않는다. 동일 사유인지 여부는</w:t>
+        <w:t>iv) ▁1▁ 위반 여부</w:t>
+      </w:r>
+    </w:p>
+    <w:p>
+      <w:pPr>
+        <w:rPr>
+          <w:sz w:val="16"/>
+          <w:szCs w:val="16"/>
+        </w:rPr>
+      </w:pPr>
+      <w:r>
+        <w:rPr>
+          <w:rFonts w:hint="eastAsia"/>
+          <w:sz w:val="16"/>
+          <w:szCs w:val="16"/>
+        </w:rPr>
+        <w:t>(객관적 범위 관련) 종전 처분이 판결에 의하여 취소되었다 하더라도 종전 처분사유와는 다른 사유를 들어서 처분하는 것은 ▁1▁에 저촉되지 않는다. 동일 사유인지 여부는</w:t>
       </w:r>
       <w:r>
         <w:rPr>
@@ -13520,7 +13521,7 @@
           <w:sz w:val="16"/>
           <w:szCs w:val="16"/>
         </w:rPr>
-        <w:t>(시간적 범위 관련) 처분 후 사정▁233▁에 따른 새로운 사유로 다시 처분하는 경우 기속력에 반하지 않는다.</w:t>
+        <w:t>(시간적 범위 관련) 처분 후 사정변경에 따른 새로운 사유로 다시 처분하는 경우 ▁1▁에 반하지 않는다.</w:t>
       </w:r>
     </w:p>
     <w:p>
@@ -13537,23 +13538,23 @@
           <w:sz w:val="16"/>
           <w:szCs w:val="16"/>
         </w:rPr>
-        <w:t>1) 거부처분 ▁234▁판결의 기속력(재처분의무)</w:t>
-      </w:r>
-    </w:p>
-    <w:p>
-      <w:pPr>
-        <w:rPr>
-          <w:sz w:val="16"/>
-          <w:szCs w:val="16"/>
-        </w:rPr>
-      </w:pPr>
-      <w:r>
-        <w:rPr>
-          <w:rFonts w:hint="eastAsia"/>
-          <w:sz w:val="16"/>
-          <w:szCs w:val="16"/>
-        </w:rPr>
-        <w:t>거부처분 ▁235▁에 따른 재처분의무 불이행여부 (</w:t>
+        <w:t>1) 거부처분 ▁1▁의 기속력(재처분의무)</w:t>
+      </w:r>
+    </w:p>
+    <w:p>
+      <w:pPr>
+        <w:rPr>
+          <w:sz w:val="16"/>
+          <w:szCs w:val="16"/>
+        </w:rPr>
+      </w:pPr>
+      <w:r>
+        <w:rPr>
+          <w:rFonts w:hint="eastAsia"/>
+          <w:sz w:val="16"/>
+          <w:szCs w:val="16"/>
+        </w:rPr>
+        <w:t>거부처분 ▁1▁에 따른 재처분의무 불이행여부 (</w:t>
       </w:r>
       <w:r>
         <w:rPr>
@@ -13600,55 +13601,55 @@
           <w:sz w:val="16"/>
           <w:szCs w:val="16"/>
         </w:rPr>
-        <w:t>- 기본적 사실관계 동일성 없는 다른 사유를 들어 다시 거부▁236▁을 하는 경우</w:t>
-      </w:r>
-    </w:p>
-    <w:p>
-      <w:pPr>
-        <w:rPr>
-          <w:sz w:val="16"/>
-          <w:szCs w:val="16"/>
-        </w:rPr>
-      </w:pPr>
-      <w:r>
-        <w:rPr>
-          <w:rFonts w:hint="eastAsia"/>
-          <w:sz w:val="16"/>
-          <w:szCs w:val="16"/>
-        </w:rPr>
-        <w:t>- 거부처분 후 사정▁237▁을 이유로 다시 거부처분을 하는 경우</w:t>
-      </w:r>
-    </w:p>
-    <w:p>
-      <w:pPr>
-        <w:rPr>
-          <w:sz w:val="16"/>
-          <w:szCs w:val="16"/>
-        </w:rPr>
-      </w:pPr>
-      <w:r>
-        <w:rPr>
-          <w:rFonts w:hint="eastAsia"/>
-          <w:sz w:val="16"/>
-          <w:szCs w:val="16"/>
-        </w:rPr>
-        <w:t>- 거부▁238▁ 후 법령이 개정된 경우, 종전 규정을 적용하는 경과규정이 없는 한 행정청은 개정된 법령의 허가기준에 따라 다시 이전 신청에 대한 거부처분을 할 수 있다.</w:t>
-      </w:r>
-    </w:p>
-    <w:p>
-      <w:pPr>
-        <w:rPr>
-          <w:sz w:val="16"/>
-          <w:szCs w:val="16"/>
-        </w:rPr>
-      </w:pPr>
-      <w:r>
-        <w:rPr>
-          <w:rFonts w:hint="eastAsia"/>
-          <w:sz w:val="16"/>
-          <w:szCs w:val="16"/>
-        </w:rPr>
-        <w:t>- 절차 또는 형식 위법으로 ▁239▁된 경우, 적법한 절차 또는 형식을 갖추어 동일한 내용의 처분을 하는 경우</w:t>
+        <w:t>- 기본적 사실관계 동일성 없는 다른 사유를 들어 다시 거부▁1▁을 하는 경우</w:t>
+      </w:r>
+    </w:p>
+    <w:p>
+      <w:pPr>
+        <w:rPr>
+          <w:sz w:val="16"/>
+          <w:szCs w:val="16"/>
+        </w:rPr>
+      </w:pPr>
+      <w:r>
+        <w:rPr>
+          <w:rFonts w:hint="eastAsia"/>
+          <w:sz w:val="16"/>
+          <w:szCs w:val="16"/>
+        </w:rPr>
+        <w:t>- 거부처분 후 사정▁1▁을 이유로 다시 거부처분을 하는 경우</w:t>
+      </w:r>
+    </w:p>
+    <w:p>
+      <w:pPr>
+        <w:rPr>
+          <w:sz w:val="16"/>
+          <w:szCs w:val="16"/>
+        </w:rPr>
+      </w:pPr>
+      <w:r>
+        <w:rPr>
+          <w:rFonts w:hint="eastAsia"/>
+          <w:sz w:val="16"/>
+          <w:szCs w:val="16"/>
+        </w:rPr>
+        <w:t>- 거부▁1▁ 후 법령이 개정된 경우, 종전 규정을 적용하는 경과규정이 없는 한 행정청은 개정된 법령의 허가기준에 따라 다시 이전 신청에 대한 거부처분을 할 수 있다.</w:t>
+      </w:r>
+    </w:p>
+    <w:p>
+      <w:pPr>
+        <w:rPr>
+          <w:sz w:val="16"/>
+          <w:szCs w:val="16"/>
+        </w:rPr>
+      </w:pPr>
+      <w:r>
+        <w:rPr>
+          <w:rFonts w:hint="eastAsia"/>
+          <w:sz w:val="16"/>
+          <w:szCs w:val="16"/>
+        </w:rPr>
+        <w:t>- 절차 또는 형식 위법으로 ▁1▁된 경우, 적법한 절차 또는 형식을 갖추어 동일한 내용의 처분을 하는 경우</w:t>
       </w:r>
     </w:p>
     <w:p>
@@ -13665,7 +13666,7 @@
           <w:sz w:val="16"/>
           <w:szCs w:val="16"/>
         </w:rPr>
-        <w:t>2) ▁240▁</w:t>
+        <w:t>2) ▁1▁</w:t>
       </w:r>
     </w:p>
     <w:p>
@@ -13704,7 +13705,7 @@
           <w:sz w:val="16"/>
           <w:szCs w:val="16"/>
         </w:rPr>
-        <w:t>거부처분▁241▁확정판결에</w:t>
+        <w:t>거부처분▁1▁확정판결에</w:t>
       </w:r>
       <w:r>
         <w:rPr>
@@ -13734,7 +13735,7 @@
           <w:sz w:val="16"/>
           <w:szCs w:val="16"/>
         </w:rPr>
-        <w:t xml:space="preserve"> 요건 : 판결확정 + 재▁242▁이 없을 것(재처분이 없거나, 재처분이 기속력에 반하여 당연무효인 경우)</w:t>
+        <w:t xml:space="preserve"> 요건 : 판결확정 + 재처분이 없을 것(재처분이 없거나, 재처분이 ▁1▁에 반하여 당연무효인 경우)</w:t>
       </w:r>
     </w:p>
     <w:p>
@@ -13757,7 +13758,7 @@
           <w:sz w:val="16"/>
           <w:szCs w:val="16"/>
         </w:rPr>
-        <w:t xml:space="preserve"> ▁243▁판결</w:t>
+        <w:t xml:space="preserve"> ▁1▁</w:t>
       </w:r>
       <w:r>
         <w:rPr>
@@ -13811,7 +13812,7 @@
           <w:sz w:val="16"/>
           <w:szCs w:val="16"/>
         </w:rPr>
-        <w:t>부작위▁244▁확인소송</w:t>
+        <w:t>▁1▁위법확인소송</w:t>
       </w:r>
       <w:r>
         <w:rPr>
@@ -13902,7 +13903,7 @@
           <w:sz w:val="16"/>
           <w:szCs w:val="16"/>
         </w:rPr>
-        <w:t xml:space="preserve"> 거부처분▁245▁판결의 취지에 따른 처분을 하지 않은 경우에 당사자는 ‘제1심 수소법원’에 간접강제를 신청할 수 있다(동법 제34조 제1항). 법원은 재처분을 하여야 할 상당한 기간을 정하게 되고 만약 행정청이 그 기간 내에 재처분을 하지 않을 때에는 그 지연기간에 따라 일정한 배상을 할 것을 명하거나 즉시 손해배상을 할 것을 명하게 된다(동법 제34조 제1항).</w:t>
+        <w:t xml:space="preserve"> 거부처분▁1▁의 취지에 따른 처분을 하지 않은 경우에 당사자는 ‘제1심 수소법원’에 간접강제를 신청할 수 있다(동법 제34조 제1항). 법원은 재처분을 하여야 할 상당한 기간을 정하게 되고 만약 행정청이 그 기간 내에 재처분을 하지 않을 때에는 그 지연기간에 따라 일정한 배상을 할 것을 명하거나 즉시 손해배상을 할 것을 명하게 된다(동법 제34조 제1항).</w:t>
       </w:r>
     </w:p>
     <w:p>
@@ -13925,7 +13926,7 @@
           <w:sz w:val="16"/>
           <w:szCs w:val="16"/>
         </w:rPr>
-        <w:t xml:space="preserve"> 간접강제결정에 기한 배상금</w:t>
+        <w:t xml:space="preserve"> ▁1▁결정에 기한 배상금</w:t>
       </w:r>
       <w:r>
         <w:rPr>
@@ -13940,7 +13941,7 @@
           <w:sz w:val="16"/>
           <w:szCs w:val="16"/>
         </w:rPr>
-        <w:t xml:space="preserve"> 재▁246▁의 이행에 관한 ‘심리적 강제수단(즉 이행강제금)’에 해당한다고 본다. 따라서 간접강제결정에서 정한 의무이행기한이 경과한 후에라도 확정판결의 취지에 따른 재처분의 이행이 있으면 더 이상 배상금을 추심할 수 없다고 한다.</w:t>
+        <w:t xml:space="preserve"> 재처분의 이행에 관한 ‘심리적 강제수단(즉 이행강제금)’에 해당한다고 본다. 따라서 간접강제결정에서 정한 의무이행기한이 경과한 후에라도 확정판결의 취지에 따른 재처분의 이행이 있으면 더 이상 배상금을 추심할 수 없다고 한다.</w:t>
       </w:r>
     </w:p>
     <w:p>
@@ -13981,23 +13982,23 @@
           <w:sz w:val="16"/>
           <w:szCs w:val="16"/>
         </w:rPr>
-        <w:t>i) 의의 : 처분이 위법하여도 처분을 취소▁247▁함이 현저히 공공복리에 적합하지 아니한 때에는 사정판결을 할 수 있다(행정소송법 제28조).</w:t>
-      </w:r>
-    </w:p>
-    <w:p>
-      <w:pPr>
-        <w:rPr>
-          <w:sz w:val="16"/>
-          <w:szCs w:val="16"/>
-        </w:rPr>
-      </w:pPr>
-      <w:r>
-        <w:rPr>
-          <w:rFonts w:hint="eastAsia"/>
-          <w:sz w:val="16"/>
-          <w:szCs w:val="16"/>
-        </w:rPr>
-        <w:t xml:space="preserve">ii) 요건 : 원고청구가 이유있을 것 + ▁248▁가 현저히 공공복리에 적합하지 않을 것(사변종 기준으로 필요성 판단) </w:t>
+        <w:t>i) 의의 : 처분이 위법하여도 처분을 ▁1▁변경함이 현저히 공공복리에 적합하지 아니한 때에는 사정판결을 할 수 있다(행정소송법 제28조).</w:t>
+      </w:r>
+    </w:p>
+    <w:p>
+      <w:pPr>
+        <w:rPr>
+          <w:sz w:val="16"/>
+          <w:szCs w:val="16"/>
+        </w:rPr>
+      </w:pPr>
+      <w:r>
+        <w:rPr>
+          <w:rFonts w:hint="eastAsia"/>
+          <w:sz w:val="16"/>
+          <w:szCs w:val="16"/>
+        </w:rPr>
+        <w:t xml:space="preserve">ii) 요건 : 원고청구가 이유있을 것 + ▁1▁가 현저히 공공복리에 적합하지 않을 것(사변종 기준으로 필요성 판단) </w:t>
       </w:r>
     </w:p>
     <w:p>
@@ -14029,7 +14030,7 @@
           <w:sz w:val="16"/>
           <w:szCs w:val="16"/>
         </w:rPr>
-        <w:t xml:space="preserve">iii) 효력 : 원고청구 기각한다(원고 상소이익 긍정). 주문에 처분이 ▁249▁함을 명시한다(피고 상소이익 긍정). 소송비용은 피고가 부담한다. </w:t>
+        <w:t xml:space="preserve">iii) 효력 : 원고청구 기각한다(원고 상소이익 긍정). 주문에 처분이 ▁1▁함을 명시한다(피고 상소이익 긍정). 소송비용은 피고가 부담한다. </w:t>
       </w:r>
     </w:p>
     <w:p>
@@ -14071,55 +14072,55 @@
           <w:sz w:val="16"/>
           <w:szCs w:val="16"/>
         </w:rPr>
-        <w:t>1. ▁250▁</w:t>
-      </w:r>
-    </w:p>
-    <w:p>
-      <w:pPr>
-        <w:rPr>
-          <w:sz w:val="16"/>
-          <w:szCs w:val="16"/>
-        </w:rPr>
-      </w:pPr>
-      <w:r>
-        <w:rPr>
-          <w:rFonts w:hint="eastAsia"/>
-          <w:sz w:val="16"/>
-          <w:szCs w:val="16"/>
-        </w:rPr>
-        <w:t>행정소송법은 집행부정지 원칙을 적용하므로(제23조 1항), 권리구제 실효성을 위하여 ▁251▁를 신청하여야 한다.</w:t>
-      </w:r>
-    </w:p>
-    <w:p>
-      <w:pPr>
-        <w:rPr>
-          <w:sz w:val="16"/>
-          <w:szCs w:val="16"/>
-        </w:rPr>
-      </w:pPr>
-      <w:r>
-        <w:rPr>
-          <w:rFonts w:hint="eastAsia"/>
-          <w:sz w:val="16"/>
-          <w:szCs w:val="16"/>
-        </w:rPr>
-        <w:t>▁252▁는 협의의 집행정지, 절차적 집행정지, 효력정지가 있는데, 협의의 집행정지 또는 절차적 집행정지가 가능하지 않은 때에만 효력정지를 신청할 수 있다(=효력정지 보충성 필요, 23조 2항 단서).</w:t>
-      </w:r>
-    </w:p>
-    <w:p>
-      <w:pPr>
-        <w:rPr>
-          <w:sz w:val="16"/>
-          <w:szCs w:val="16"/>
-        </w:rPr>
-      </w:pPr>
-      <w:r>
-        <w:rPr>
-          <w:rFonts w:hint="eastAsia"/>
-          <w:sz w:val="16"/>
-          <w:szCs w:val="16"/>
-        </w:rPr>
-        <w:t>(15일 영업정지는 집행행위나 절차없이 효력 발생하므로, 협의의 ▁253▁나 절차적 집행정지가 불가능하므로, 효력정지를 신청하여야 한다.)</w:t>
+        <w:t>1. ▁1▁</w:t>
+      </w:r>
+    </w:p>
+    <w:p>
+      <w:pPr>
+        <w:rPr>
+          <w:sz w:val="16"/>
+          <w:szCs w:val="16"/>
+        </w:rPr>
+      </w:pPr>
+      <w:r>
+        <w:rPr>
+          <w:rFonts w:hint="eastAsia"/>
+          <w:sz w:val="16"/>
+          <w:szCs w:val="16"/>
+        </w:rPr>
+        <w:t>▁1▁법은 집행부정지 원칙을 적용하므로(제23조 1항), 권리구제 실효성을 위하여 집행정지를 신청하여야 한다.</w:t>
+      </w:r>
+    </w:p>
+    <w:p>
+      <w:pPr>
+        <w:rPr>
+          <w:sz w:val="16"/>
+          <w:szCs w:val="16"/>
+        </w:rPr>
+      </w:pPr>
+      <w:r>
+        <w:rPr>
+          <w:rFonts w:hint="eastAsia"/>
+          <w:sz w:val="16"/>
+          <w:szCs w:val="16"/>
+        </w:rPr>
+        <w:t>▁1▁는 협의의 집행정지, 절차적 집행정지, 효력정지가 있는데, 협의의 집행정지 또는 절차적 집행정지가 가능하지 않은 때에만 효력정지를 신청할 수 있다(=효력정지 보충성 필요, 23조 2항 단서).</w:t>
+      </w:r>
+    </w:p>
+    <w:p>
+      <w:pPr>
+        <w:rPr>
+          <w:sz w:val="16"/>
+          <w:szCs w:val="16"/>
+        </w:rPr>
+      </w:pPr>
+      <w:r>
+        <w:rPr>
+          <w:rFonts w:hint="eastAsia"/>
+          <w:sz w:val="16"/>
+          <w:szCs w:val="16"/>
+        </w:rPr>
+        <w:t>(15일 영업정지는 집행행위나 절차없이 효력 발생하므로, 협의의 ▁1▁나 절차적 집행정지가 불가능하므로, 효력정지를 신청하여야 한다.)</w:t>
       </w:r>
     </w:p>
     <w:p>
@@ -14137,7 +14138,7 @@
           <w:sz w:val="16"/>
           <w:szCs w:val="16"/>
         </w:rPr>
-        <w:t>따라서 기간이 정해진 제재적 처분에 대한 ▁254▁소송에서 처분의 효력기간은 판결 선고시까지 진행하지 않다가 판결이 선고되면 집행정지결정 효력이 소멸함과 동시에 처분 효력이 당연히 부활하여 처분에서 정한 효력기간이 다시 진행한다. 이는 제재기간의 시기와 종기가 모두 집행정지기간 중 경과한 때에도 마찬가지이다.</w:t>
+        <w:t>따라서 기간이 정해진 제재적 처분에 대한 ▁1▁에서 처분의 효력기간은 판결 선고시까지 진행하지 않다가 판결이 선고되면 집행정지결정 효력이 소멸함과 동시에 처분 효력이 당연히 부활하여 처분에서 정한 효력기간이 다시 진행한다. 이는 제재기간의 시기와 종기가 모두 집행정지기간 중 경과한 때에도 마찬가지이다.</w:t>
       </w:r>
     </w:p>
     <w:p>
@@ -14170,7 +14171,7 @@
           <w:sz w:val="16"/>
           <w:szCs w:val="16"/>
         </w:rPr>
-        <w:t>23조 2항 본문 = ▁255▁ 적극적 요건 4가지</w:t>
+        <w:t>23조 2항 본문 = ▁1▁ 적극적 요건 4가지</w:t>
       </w:r>
     </w:p>
     <w:p>
@@ -14191,7 +14192,7 @@
           <w:sz w:val="16"/>
           <w:szCs w:val="16"/>
         </w:rPr>
-        <w:t>▁256▁ 등의 존재</w:t>
+        <w:t>▁1▁ 등의 존재</w:t>
       </w:r>
     </w:p>
     <w:p>
@@ -14228,23 +14229,23 @@
           <w:sz w:val="16"/>
           <w:szCs w:val="16"/>
         </w:rPr>
-        <w:t>(집행정지 문제이지만, ▁257▁소송 소송요건이 진정한 쟁점이 될 수 있음.)</w:t>
-      </w:r>
-    </w:p>
-    <w:p>
-      <w:pPr>
-        <w:rPr>
-          <w:sz w:val="16"/>
-          <w:szCs w:val="16"/>
-        </w:rPr>
-      </w:pPr>
-      <w:r>
-        <w:rPr>
-          <w:rFonts w:hint="eastAsia"/>
-          <w:sz w:val="16"/>
-          <w:szCs w:val="16"/>
-        </w:rPr>
-        <w:t>집행정지의 본안소송은 취소소송 / ▁258▁이며, 소송요건을 갖추어야 한다. 집행정지를 먼저 신청할 수 없고, 소 제기와 함께 집행정지를 신청하여야 한다.</w:t>
+        <w:t>(집행정지 문제이지만, ▁1▁ 소송요건이 진정한 쟁점이 될 수 있음.)</w:t>
+      </w:r>
+    </w:p>
+    <w:p>
+      <w:pPr>
+        <w:rPr>
+          <w:sz w:val="16"/>
+          <w:szCs w:val="16"/>
+        </w:rPr>
+      </w:pPr>
+      <w:r>
+        <w:rPr>
+          <w:rFonts w:hint="eastAsia"/>
+          <w:sz w:val="16"/>
+          <w:szCs w:val="16"/>
+        </w:rPr>
+        <w:t>집행정지의 본안소송은 ▁1▁ / 무효확인소송이며, 소송요건을 갖추어야 한다. 집행정지를 먼저 신청할 수 없고, 소 제기와 함께 집행정지를 신청하여야 한다.</w:t>
       </w:r>
     </w:p>
     <w:p>
@@ -14265,23 +14266,23 @@
           <w:sz w:val="16"/>
           <w:szCs w:val="16"/>
         </w:rPr>
-        <w:t>▁259▁예방 필요성</w:t>
-      </w:r>
-    </w:p>
-    <w:p>
-      <w:pPr>
-        <w:rPr>
-          <w:sz w:val="16"/>
-          <w:szCs w:val="16"/>
-        </w:rPr>
-      </w:pPr>
-      <w:r>
-        <w:rPr>
-          <w:rFonts w:hint="eastAsia"/>
-          <w:sz w:val="16"/>
-          <w:szCs w:val="16"/>
-        </w:rPr>
-        <w:t xml:space="preserve">행정심판법 30조 ▁260▁는 </w:t>
+        <w:t>▁1▁예방 필요성</w:t>
+      </w:r>
+    </w:p>
+    <w:p>
+      <w:pPr>
+        <w:rPr>
+          <w:sz w:val="16"/>
+          <w:szCs w:val="16"/>
+        </w:rPr>
+      </w:pPr>
+      <w:r>
+        <w:rPr>
+          <w:rFonts w:hint="eastAsia"/>
+          <w:sz w:val="16"/>
+          <w:szCs w:val="16"/>
+        </w:rPr>
+        <w:t xml:space="preserve">▁1▁법 30조 집행정지는 </w:t>
       </w:r>
       <w:r>
         <w:rPr>
@@ -14398,7 +14399,7 @@
           <w:sz w:val="16"/>
           <w:szCs w:val="16"/>
         </w:rPr>
-        <w:t xml:space="preserve"> 중소기업에 대한 280억 과징금 부과처분, 재개발허가▁261▁ 등)</w:t>
+        <w:t xml:space="preserve"> 중소기업에 대한 280억 과징금 부과처분, 재개발허가▁1▁ 등)</w:t>
       </w:r>
     </w:p>
     <w:p>
@@ -14419,7 +14420,7 @@
           <w:sz w:val="16"/>
           <w:szCs w:val="16"/>
         </w:rPr>
-        <w:t>▁262▁</w:t>
+        <w:t>▁1▁</w:t>
       </w:r>
       <w:r>
         <w:rPr>
@@ -14443,7 +14444,7 @@
           <w:sz w:val="16"/>
           <w:szCs w:val="16"/>
         </w:rPr>
-        <w:t>▁263▁예방 필요성이 있는 경우 긴급성도</w:t>
+        <w:t>▁1▁예방 필요성이 있는 경우 긴급성도</w:t>
       </w:r>
       <w:r>
         <w:rPr>
@@ -14475,7 +14476,7 @@
           <w:sz w:val="16"/>
           <w:szCs w:val="16"/>
         </w:rPr>
-        <w:t xml:space="preserve">23조 3항 = ▁264▁ 소극적 요건 2가지 </w:t>
+        <w:t xml:space="preserve">23조 3항 = ▁1▁ 소극적 요건 2가지 </w:t>
       </w:r>
     </w:p>
     <w:p>
@@ -14504,7 +14505,7 @@
           <w:sz w:val="16"/>
           <w:szCs w:val="16"/>
         </w:rPr>
-        <w:t xml:space="preserve"> : 신청인 손해와 ▁265▁에 따른 공공복리 비교형량</w:t>
+        <w:t xml:space="preserve"> : 신청인 손해와 ▁1▁에 따른 공공복리 비교형량</w:t>
       </w:r>
       <w:r>
         <w:rPr>
@@ -14533,7 +14534,7 @@
           <w:sz w:val="16"/>
           <w:szCs w:val="16"/>
         </w:rPr>
-        <w:t>▁266▁가 이유없음이 명백하지 않을 것</w:t>
+        <w:t>▁1▁가 이유없음이 명백하지 않을 것</w:t>
       </w:r>
     </w:p>
     <w:p>
@@ -14558,7 +14559,7 @@
           <w:sz w:val="16"/>
           <w:szCs w:val="16"/>
         </w:rPr>
-        <w:t xml:space="preserve"> 민집상 가▁267▁ 허용 여부(소극)</w:t>
+        <w:t xml:space="preserve"> 민집상 가▁1▁ 허용 여부(소극)</w:t>
       </w:r>
     </w:p>
     <w:p>
@@ -14581,7 +14582,7 @@
           <w:sz w:val="16"/>
           <w:szCs w:val="16"/>
         </w:rPr>
-        <w:t xml:space="preserve"> 제300조 제2항의 가처분에 관한 규정을 ▁268▁에도 준용하여 잠정적인 허가 등을 명하는 조치를 할 수 있는지 여부가 문제된다. </w:t>
+        <w:t xml:space="preserve"> 제300조 제2항의 가처분에 관한 규정을 행정소송에도 ▁1▁하여 잠정적인 허가 등을 명하는 조치를 할 수 있는지 여부가 문제된다. </w:t>
       </w:r>
     </w:p>
     <w:p>
@@ -14604,22 +14605,22 @@
           <w:sz w:val="16"/>
           <w:szCs w:val="16"/>
         </w:rPr>
-        <w:t xml:space="preserve"> 가처분이 인정되면 법원이 일정한 행위를 행정기관에 명령하게 되는데 이는 권력분립의 원칙에 따른 사법권의 범위를 벗어나는 것이며, 행정소송법상 ▁269▁에 관한 규정은 민사집행법상의 가처분에 대한 특별규정이므로 민사집행법상의 가처분을 배제한다는 뜻을 포함하는 것으로 보아야 한다는 부정설</w:t>
-      </w:r>
-    </w:p>
-    <w:p>
-      <w:pPr>
-        <w:rPr>
-          <w:sz w:val="16"/>
-          <w:szCs w:val="16"/>
-        </w:rPr>
-      </w:pPr>
-      <w:r>
-        <w:rPr>
-          <w:sz w:val="16"/>
-          <w:szCs w:val="16"/>
-        </w:rPr>
-        <w:t>② 가처분을 인정함으로써 사법에 의한 실효성 있는 권리구제가 이루어지게 되며, 우리 ▁270▁법의 해석상 가처분을 배제하는 특별한 규정이 없으므로 행정소송법 제8조 제2항</w:t>
+        <w:t xml:space="preserve"> 가처분이 인정되면 법원이 일정한 행위를 행정기관에 명령하게 되는데 이는 권력분립의 원칙에 따른 사법권의 범위를 벗어나는 것이며, ▁1▁법상 집행정지에 관한 규정은 민사집행법상의 가처분에 대한 특별규정이므로 민사집행법상의 가처분을 배제한다는 뜻을 포함하는 것으로 보아야 한다는 부정설</w:t>
+      </w:r>
+    </w:p>
+    <w:p>
+      <w:pPr>
+        <w:rPr>
+          <w:sz w:val="16"/>
+          <w:szCs w:val="16"/>
+        </w:rPr>
+      </w:pPr>
+      <w:r>
+        <w:rPr>
+          <w:sz w:val="16"/>
+          <w:szCs w:val="16"/>
+        </w:rPr>
+        <w:t>② 가처분을 인정함으로써 사법에 의한 실효성 있는 권리구제가 이루어지게 되며, 우리 ▁1▁법의 해석상 가처분을 배제하는 특별한 규정이 없으므로 행정소송법 제8조 제2항</w:t>
       </w:r>
       <w:r>
         <w:rPr>
@@ -14657,7 +14658,7 @@
           <w:sz w:val="16"/>
           <w:szCs w:val="16"/>
         </w:rPr>
-        <w:t xml:space="preserve"> 항고소송에 대하여는 민사집행법상 가처분에 관한 규정이 적용되지 않는다는 입장이다. 다만 ▁271▁에 대하여는 행정소송법 제23조 제2항의 집행정지에 관한 규정이 준용되지 아니하므로 행정소송법 제8조 제2항에 따라 민사집행법상 가처분에 관한 규정이 준용된다는 입장이다.</w:t>
+        <w:t xml:space="preserve"> 항고소송에 대하여는 민사집행법상 가처분에 관한 규정이 적용되지 않는다는 입장이다. 다만 당사자소송에 대하여는 행정소송법 제23조 제2항의 집행정지에 관한 규정이 ▁1▁되지 아니하므로 행정소송법 제8조 제2항에 따라 민사집행법상 가처분에 관한 규정이 준용된다는 입장이다.</w:t>
       </w:r>
     </w:p>
     <w:p>
@@ -14682,39 +14683,39 @@
           <w:sz w:val="16"/>
           <w:szCs w:val="16"/>
         </w:rPr>
-        <w:t>거부처분에 대한 ▁272▁</w:t>
-      </w:r>
-    </w:p>
-    <w:p>
-      <w:pPr>
-        <w:rPr>
-          <w:sz w:val="16"/>
-          <w:szCs w:val="16"/>
-        </w:rPr>
-      </w:pPr>
-      <w:r>
-        <w:rPr>
-          <w:rFonts w:hint="eastAsia"/>
-          <w:sz w:val="16"/>
-          <w:szCs w:val="16"/>
-        </w:rPr>
-        <w:t>거부처분에 대하여 원칙적으로 신청이익이 인정되지 않으나, 예외적으로 거부처분 이전의 상태로 복귀됨에 따라 신청인에게 회복되는 법적이익이 있는 때에는 ▁273▁ 신청이 가능하다는 견해가 있으나,</w:t>
-      </w:r>
-    </w:p>
-    <w:p>
-      <w:pPr>
-        <w:rPr>
-          <w:sz w:val="16"/>
-          <w:szCs w:val="16"/>
-        </w:rPr>
-      </w:pPr>
-      <w:r>
-        <w:rPr>
-          <w:rFonts w:hint="eastAsia"/>
-          <w:sz w:val="16"/>
-          <w:szCs w:val="16"/>
-        </w:rPr>
-        <w:t>판례는 허가연장신청에 대한 거부▁274▁ 효력이 정지되어도 그 처분이 없었던 것과 같은 상태를 만드는 것에 지나지 않고, 그 이상으로 어떠한 처분을 명하는 적극적 상태를 만들지 않아 효력정지를 구할 이익이 없다고 하여 부정설의 입장이다.</w:t>
+        <w:t>거부처분에 대한 ▁1▁</w:t>
+      </w:r>
+    </w:p>
+    <w:p>
+      <w:pPr>
+        <w:rPr>
+          <w:sz w:val="16"/>
+          <w:szCs w:val="16"/>
+        </w:rPr>
+      </w:pPr>
+      <w:r>
+        <w:rPr>
+          <w:rFonts w:hint="eastAsia"/>
+          <w:sz w:val="16"/>
+          <w:szCs w:val="16"/>
+        </w:rPr>
+        <w:t>거부처분에 대하여 원칙적으로 신청이익이 인정되지 않으나, 예외적으로 거부처분 이전의 상태로 복귀됨에 따라 신청인에게 회복되는 법적이익이 있는 때에는 ▁1▁ 신청이 가능하다는 견해가 있으나,</w:t>
+      </w:r>
+    </w:p>
+    <w:p>
+      <w:pPr>
+        <w:rPr>
+          <w:sz w:val="16"/>
+          <w:szCs w:val="16"/>
+        </w:rPr>
+      </w:pPr>
+      <w:r>
+        <w:rPr>
+          <w:rFonts w:hint="eastAsia"/>
+          <w:sz w:val="16"/>
+          <w:szCs w:val="16"/>
+        </w:rPr>
+        <w:t>판례는 허가연장신청에 대한 거부▁1▁ 효력이 정지되어도 그 처분이 없었던 것과 같은 상태를 만드는 것에 지나지 않고, 그 이상으로 어떠한 처분을 명하는 적극적 상태를 만들지 않아 효력정지를 구할 이익이 없다고 하여 부정설의 입장이다.</w:t>
       </w:r>
     </w:p>
     <w:p>
@@ -14778,7 +14779,7 @@
           <w:sz w:val="16"/>
           <w:szCs w:val="16"/>
         </w:rPr>
-        <w:t>▁275▁소송과 관련 청구</w:t>
+        <w:t>▁1▁과 관련 청구</w:t>
       </w:r>
       <w:r>
         <w:rPr>
@@ -14831,23 +14832,22 @@
           <w:sz w:val="16"/>
           <w:szCs w:val="16"/>
         </w:rPr>
-        <w:t>병합의 요건으로는 (1)주된 청구인 ▁276▁소송에 관련 청구소송을 병합할 것, (2)‘관련청구소송’이 병합될 것, (3)주된 청구 및 관련 청구는 각각 적법할 것, (4)주된 청구인 취소소송이 사실심계속 중일 것</w:t>
-      </w:r>
-    </w:p>
-    <w:p>
-      <w:pPr>
-        <w:rPr>
-          <w:sz w:val="16"/>
-          <w:szCs w:val="16"/>
-        </w:rPr>
-      </w:pPr>
-      <w:r>
-        <w:rPr>
-          <w:sz w:val="16"/>
-          <w:szCs w:val="16"/>
-        </w:rPr>
-        <w:lastRenderedPageBreak/>
-        <w:t>여기에서 ‘관련청구소송’이라 함은 주된 취소소송의 대상인</w:t>
+        <w:t>병합의 요건으로는 (1)주된 청구인 ▁1▁에 관련 청구소송을 병합할 것, (2)‘관련청구소송’이 병합될 것, (3)주된 청구 및 관련 청구는 각각 적법할 것, (4)주된 청구인 취소소송이 사실심계속 중일 것</w:t>
+      </w:r>
+    </w:p>
+    <w:p>
+      <w:pPr>
+        <w:rPr>
+          <w:sz w:val="16"/>
+          <w:szCs w:val="16"/>
+        </w:rPr>
+      </w:pPr>
+      <w:r>
+        <w:rPr>
+          <w:sz w:val="16"/>
+          <w:szCs w:val="16"/>
+        </w:rPr>
+        <w:t>여기에서 ‘관련청구소송’이라 함은 주된 ▁1▁의 대상인</w:t>
       </w:r>
       <w:r>
         <w:rPr>
@@ -14892,7 +14892,7 @@
           <w:sz w:val="16"/>
           <w:szCs w:val="16"/>
         </w:rPr>
-        <w:t>청구의 내용 또는 발생원인이 행정소송의 대상인 처분 등과 법률상 또는 사실상 공통되거나, 그 처분의 효력이나 존부 유무가 ▁277▁로 되는 등의 관계에 있는 청구를 말한다</w:t>
+        <w:t>청구의 내용 또는 발생원인이 행정소송의 대상인 처분 등과 법률상 또는 사실상 공통되거나, 그 처분의 효력이나 존부 유무가 선결문제로 되는 등의 관계에 있는 청구를 말한다</w:t>
       </w:r>
     </w:p>
     <w:p>
@@ -14925,30 +14925,30 @@
           <w:sz w:val="16"/>
           <w:szCs w:val="16"/>
         </w:rPr>
-        <w:t>. 소의 종류▁278▁</w:t>
-      </w:r>
-    </w:p>
-    <w:p>
-      <w:pPr>
-        <w:rPr>
-          <w:sz w:val="16"/>
-          <w:szCs w:val="16"/>
-        </w:rPr>
-      </w:pPr>
-      <w:r>
-        <w:rPr>
-          <w:rFonts w:hint="eastAsia"/>
-          <w:sz w:val="16"/>
-          <w:szCs w:val="16"/>
-        </w:rPr>
-        <w:t xml:space="preserve">소▁279▁은 소송 중 원고가 심판대상인 청구를 변경하는 것으로서, 행정소송법 제21조는 </w:t>
-      </w:r>
-      <w:r>
-        <w:rPr>
-          <w:sz w:val="16"/>
-          <w:szCs w:val="16"/>
-        </w:rPr>
-        <w:t>취소소송을 당사자소송 또는 취소소송외의 항고소송으로 변경하는 것이 상당하다고 인정할 때에는 청구의 기초에 변경이 없는 한 사실심의 변론종결시까지 원고의 신청에 의하여 결정으로써 소의 변경을 허가할 수 있다</w:t>
+        <w:t>. 소의 종류▁1▁</w:t>
+      </w:r>
+    </w:p>
+    <w:p>
+      <w:pPr>
+        <w:rPr>
+          <w:sz w:val="16"/>
+          <w:szCs w:val="16"/>
+        </w:rPr>
+      </w:pPr>
+      <w:r>
+        <w:rPr>
+          <w:rFonts w:hint="eastAsia"/>
+          <w:sz w:val="16"/>
+          <w:szCs w:val="16"/>
+        </w:rPr>
+        <w:t xml:space="preserve">소변경은 소송 중 원고가 심판대상인 청구를 변경하는 것으로서, 행정소송법 제21조는 </w:t>
+      </w:r>
+      <w:r>
+        <w:rPr>
+          <w:sz w:val="16"/>
+          <w:szCs w:val="16"/>
+        </w:rPr>
+        <w:t>▁1▁을 당사자소송 또는 취소소송외의 항고소송으로 변경하는 것이 상당하다고 인정할 때에는 청구의 기초에 변경이 없는 한 사실심의 변론종결시까지 원고의 신청에 의하여 결정으로써 소의 변경을 허가할 수 있다</w:t>
       </w:r>
       <w:r>
         <w:rPr>
@@ -14972,7 +14972,7 @@
           <w:sz w:val="16"/>
           <w:szCs w:val="16"/>
         </w:rPr>
-        <w:t>소 종류▁280▁에 대한 법원의 허가 신청이 있으면, 구소는 취하된 것이 되고, 변경된 신소는 취소소송 제기시에 제기된 것으로 본다(제21조 4항, 14조 5항).</w:t>
+        <w:t>소 종류변경에 대한 법원의 허가 신청이 있으면, 구소는 취하된 것이 되고, 변경된 신소는 ▁1▁ 제기시에 제기된 것으로 본다(제21조 4항, 14조 5항).</w:t>
       </w:r>
     </w:p>
     <w:p>
@@ -15021,22 +15021,22 @@
           <w:sz w:val="16"/>
           <w:szCs w:val="16"/>
         </w:rPr>
-        <w:t>처분▁281▁에 의한 소변경</w:t>
-      </w:r>
-    </w:p>
-    <w:p>
-      <w:pPr>
-        <w:rPr>
-          <w:sz w:val="16"/>
-          <w:szCs w:val="16"/>
-        </w:rPr>
-      </w:pPr>
-      <w:r>
-        <w:rPr>
-          <w:sz w:val="16"/>
-          <w:szCs w:val="16"/>
-        </w:rPr>
-        <w:t>제22조(처분▁282▁으로 인한 소의 변경) ①법원은 행정청이 소송의 대상인 처분을 소가 제기된 후 변경한 때에는 원고의 신청에 의하여 결정으로써 청구의 취지 또는 원인의 변경을 허가할 수 있다.</w:t>
+        <w:t>처분▁1▁에 의한 소변경</w:t>
+      </w:r>
+    </w:p>
+    <w:p>
+      <w:pPr>
+        <w:rPr>
+          <w:sz w:val="16"/>
+          <w:szCs w:val="16"/>
+        </w:rPr>
+      </w:pPr>
+      <w:r>
+        <w:rPr>
+          <w:sz w:val="16"/>
+          <w:szCs w:val="16"/>
+        </w:rPr>
+        <w:t>제22조(처분▁1▁으로 인한 소의 변경) ①법원은 행정청이 소송의 대상인 처분을 소가 제기된 후 변경한 때에는 원고의 신청에 의하여 결정으로써 청구의 취지 또는 원인의 변경을 허가할 수 있다.</w:t>
       </w:r>
       <w:r>
         <w:rPr>
@@ -15077,15 +15077,15 @@
           <w:sz w:val="16"/>
           <w:szCs w:val="16"/>
         </w:rPr>
-        <w:t xml:space="preserve">을 준용하지 않지만, </w:t>
-      </w:r>
-      <w:r>
-        <w:rPr>
-          <w:rFonts w:hint="eastAsia"/>
-          <w:sz w:val="16"/>
-          <w:szCs w:val="16"/>
-        </w:rPr>
-        <w:t xml:space="preserve">당초 처분과 후속 처분의 ▁283▁사유가 공통되는 등 밀접한 관련이 있다면 구소 제기 시에 신소가 제기된 것으로 본다. </w:t>
+        <w:t xml:space="preserve">을 ▁1▁하지 않지만, </w:t>
+      </w:r>
+      <w:r>
+        <w:rPr>
+          <w:rFonts w:hint="eastAsia"/>
+          <w:sz w:val="16"/>
+          <w:szCs w:val="16"/>
+        </w:rPr>
+        <w:t xml:space="preserve">당초 처분과 후속 처분의 위법사유가 공통되는 등 밀접한 관련이 있다면 구소 제기 시에 신소가 제기된 것으로 본다. </w:t>
       </w:r>
     </w:p>
     <w:p>
@@ -15117,7 +15117,7 @@
           <w:sz w:val="16"/>
           <w:szCs w:val="16"/>
         </w:rPr>
-        <w:t>보충역편입처분취소처분의 효력을 다투는 소에 공익근무요원복무중단처분, 현역병입영대상편입처분 및 현역병입영통지처분의 취소를 구하는 청구를 추가적으로 병합한 경우, 공익근무요원복무중단처분, 현역병입영대상편입처분 및 현역병입영통지처분의 취소를 구하는 소의 소제기 기간의 준수 여부는 각 그 청구취지의 추가·▁284▁신청이 있은 때를 기준으로 개별적으로 판단한 사례</w:t>
+        <w:t>보충역편입처분▁1▁처분의 효력을 다투는 소에 공익근무요원복무중단처분, 현역병입영대상편입처분 및 현역병입영통지처분의 취소를 구하는 청구를 추가적으로 병합한 경우, 공익근무요원복무중단처분, 현역병입영대상편입처분 및 현역병입영통지처분의 취소를 구하는 소의 소제기 기간의 준수 여부는 각 그 청구취지의 추가·변경신청이 있은 때를 기준으로 개별적으로 판단한 사례</w:t>
       </w:r>
       <w:r>
         <w:rPr>
@@ -15141,7 +15141,7 @@
           <w:sz w:val="16"/>
           <w:szCs w:val="16"/>
         </w:rPr>
-        <w:t xml:space="preserve">가행정행위 후 종국처분 있은 경우, 처분▁285▁으로 인한 소 변경으로 계속 다툴 수 있다. 처분변경이라고 보기 애매해도 민소법 소 변경으로서 </w:t>
+        <w:t xml:space="preserve">가행정행위 후 종국처분 있은 경우, 처분▁1▁으로 인한 소 변경으로 계속 다툴 수 있다. 처분변경이라고 보기 애매해도 민소법 소 변경으로서 </w:t>
       </w:r>
       <w:r>
         <w:rPr>
@@ -15227,38 +15227,38 @@
           <w:sz w:val="16"/>
           <w:szCs w:val="16"/>
         </w:rPr>
-        <w:t>(▁286▁주의보충설)</w:t>
-      </w:r>
-    </w:p>
-    <w:p>
-      <w:pPr>
-        <w:rPr>
-          <w:sz w:val="16"/>
-          <w:szCs w:val="16"/>
-        </w:rPr>
-      </w:pPr>
-      <w:r>
-        <w:rPr>
-          <w:sz w:val="16"/>
-          <w:szCs w:val="16"/>
-        </w:rPr>
-        <w:t>제26조(직권심리) 법원은 필요하다고 인정할 때에는 직권으로 ▁287▁를 할 수 있고, 당사자가 주장하지 아니한 사실에 대하여도 판단할 수 있다.</w:t>
-      </w:r>
-    </w:p>
-    <w:p>
-      <w:pPr>
-        <w:rPr>
-          <w:sz w:val="16"/>
-          <w:szCs w:val="16"/>
-        </w:rPr>
-      </w:pPr>
-      <w:r>
-        <w:rPr>
-          <w:rFonts w:hint="eastAsia"/>
-          <w:sz w:val="16"/>
-          <w:szCs w:val="16"/>
-        </w:rPr>
-        <w:t>▁288▁법 제26조에 대하여 직권탐지주의를 규정한 것이라는 전제 하에, 당사자가 주장하지 아니한 사실에 대하여도 적극적으로 증거조사하여 판단할 수 있다고 보는 견해가 있으나,</w:t>
+        <w:t>(▁1▁주의보충설)</w:t>
+      </w:r>
+    </w:p>
+    <w:p>
+      <w:pPr>
+        <w:rPr>
+          <w:sz w:val="16"/>
+          <w:szCs w:val="16"/>
+        </w:rPr>
+      </w:pPr>
+      <w:r>
+        <w:rPr>
+          <w:sz w:val="16"/>
+          <w:szCs w:val="16"/>
+        </w:rPr>
+        <w:t>제26조(직권심리) 법원은 필요하다고 인정할 때에는 직권으로 ▁1▁를 할 수 있고, 당사자가 주장하지 아니한 사실에 대하여도 판단할 수 있다.</w:t>
+      </w:r>
+    </w:p>
+    <w:p>
+      <w:pPr>
+        <w:rPr>
+          <w:sz w:val="16"/>
+          <w:szCs w:val="16"/>
+        </w:rPr>
+      </w:pPr>
+      <w:r>
+        <w:rPr>
+          <w:rFonts w:hint="eastAsia"/>
+          <w:sz w:val="16"/>
+          <w:szCs w:val="16"/>
+        </w:rPr>
+        <w:t>행정소송법 제26조에 대하여 직권탐지주의를 규정한 것이라는 전제 하에, 당사자가 주장하지 아니한 사실에 대하여도 적극적으로 ▁1▁하여 판단할 수 있다고 보는 견해가 있으나,</w:t>
       </w:r>
     </w:p>
     <w:p>
@@ -15292,7 +15292,7 @@
           <w:sz w:val="16"/>
           <w:szCs w:val="16"/>
         </w:rPr>
-        <w:t xml:space="preserve">에 관하여서만 직권으로 증거조사를 하고, 이를 기초로 하여 판단할 수 있다고 보아 ▁289▁주의보충설의 입장이다. </w:t>
+        <w:t xml:space="preserve">에 관하여서만 직권으로 ▁1▁를 하고, 이를 기초로 하여 판단할 수 있다고 보아 변론주의보충설의 입장이다. </w:t>
       </w:r>
     </w:p>
     <w:p>
@@ -15373,7 +15373,7 @@
           <w:sz w:val="16"/>
           <w:szCs w:val="16"/>
         </w:rPr>
-        <w:t xml:space="preserve"> 참가인에 대하여 민소법 제67조 ▁290▁되므로, 참가인은 공동소송적 보조참가인의 지위를 가진다.</w:t>
+        <w:t xml:space="preserve"> 참가인에 대하여 민소법 제67조 ▁1▁되므로, 참가인은 공동소송적 보조참가인의 지위를 가진다.</w:t>
       </w:r>
     </w:p>
     <w:p>
@@ -15421,7 +15421,7 @@
           <w:sz w:val="16"/>
           <w:szCs w:val="16"/>
         </w:rPr>
-        <w:t>법률상 이익의 침해를 받게될 자는 판결의 형성력에 의해 권리 또는 이익을 박탈당하는 경우뿐만 아니라, 판결의 기속력에 따른 행정청의 후속▁291▁으로 권리 또는 이익의 침해를 받는 경우를 포함한다.</w:t>
+        <w:t>법률상 이익의 침해를 받게될 자는 판결의 형성력에 의해 권리 또는 이익을 박탈당하는 경우뿐만 아니라, 판결의 ▁1▁에 따른 행정청의 후속처분으로 권리 또는 이익의 침해를 받는 경우를 포함한다.</w:t>
       </w:r>
     </w:p>
     <w:p>
@@ -15478,7 +15478,7 @@
           <w:sz w:val="16"/>
           <w:szCs w:val="16"/>
         </w:rPr>
-        <w:t>i) 의의 및 요건 : ▁292▁판결</w:t>
+        <w:t>i) 의의 및 요건 : ▁1▁</w:t>
       </w:r>
       <w:r>
         <w:rPr>
@@ -15548,7 +15548,7 @@
           <w:sz w:val="16"/>
           <w:szCs w:val="16"/>
         </w:rPr>
-        <w:t>그 밖의 ▁293▁</w:t>
+        <w:t>그 밖의 ▁1▁</w:t>
       </w:r>
     </w:p>
     <w:p>
@@ -15565,7 +15565,7 @@
           <w:sz w:val="16"/>
           <w:szCs w:val="16"/>
         </w:rPr>
-        <w:t>1. ▁294▁</w:t>
+        <w:t>1. ▁1▁</w:t>
       </w:r>
       <w:r>
         <w:rPr>
@@ -15597,23 +15597,23 @@
           <w:sz w:val="16"/>
           <w:szCs w:val="16"/>
         </w:rPr>
-        <w:t>i) 의의 : 예방적 금지소송은 장래 일정한 ▁295▁을 할 것이 예상되는 경우 그 처분을 하지 아니할 것을 명하는 내용의 판결을 구하는 소송을 말한다. 현상의 악화를 방지하기 위한 의무이행소송에 해당한다.</w:t>
-      </w:r>
-    </w:p>
-    <w:p>
-      <w:pPr>
-        <w:rPr>
-          <w:sz w:val="16"/>
-          <w:szCs w:val="16"/>
-        </w:rPr>
-      </w:pPr>
-      <w:r>
-        <w:rPr>
-          <w:rFonts w:hint="eastAsia"/>
-          <w:sz w:val="16"/>
-          <w:szCs w:val="16"/>
-        </w:rPr>
-        <w:t>ii) 인정여부 : ▁296▁법 제4조를 예시규정으로 보고, 실효적 권리구제 필요성을 근거로 하여 예방적 금지소송을 인정하되, 행정청의 재량없이 처분요건이 일의적, 구체적으로 규정되어 있고, 사전구제가 없으면 회복하기 어려운 손해 발생할 우려가 있고, 다른 구제수단이 없는 때에만 제한적으로 인정하자는 견해도 있으나,</w:t>
+        <w:t>i) 의의 : 예방적 금지소송은 장래 일정한 ▁1▁을 할 것이 예상되는 경우 그 처분을 하지 아니할 것을 명하는 내용의 판결을 구하는 소송을 말한다. 현상의 악화를 방지하기 위한 의무이행소송에 해당한다.</w:t>
+      </w:r>
+    </w:p>
+    <w:p>
+      <w:pPr>
+        <w:rPr>
+          <w:sz w:val="16"/>
+          <w:szCs w:val="16"/>
+        </w:rPr>
+      </w:pPr>
+      <w:r>
+        <w:rPr>
+          <w:rFonts w:hint="eastAsia"/>
+          <w:sz w:val="16"/>
+          <w:szCs w:val="16"/>
+        </w:rPr>
+        <w:t>ii) 인정여부 : 행정소송법 제4조를 예시규정으로 보고, 실효적 권리구제 필요성을 근거로 하여 예방적 금지소송을 인정하되, 행정청의 재량없이 처분요건이 일의적, 구체적으로 규정되어 있고, 사전구제가 없으면 ▁1▁ 발생할 우려가 있고, 다른 구제수단이 없는 때에만 제한적으로 인정하자는 견해도 있으나,</w:t>
       </w:r>
     </w:p>
     <w:p>
@@ -15637,7 +15637,7 @@
           <w:sz w:val="16"/>
           <w:szCs w:val="16"/>
         </w:rPr>
-        <w:t>건축물 준공처분을 하여서는 아니된다는 내용의 부작위를 구하는 청구는 ▁297▁에서 허용되지 않는다고 보아 부정설의 입장이다. 또한, 안정도시험의무 부존재확인청구</w:t>
+        <w:t>건축물 준공처분을 하여서는 아니된다는 내용의 부작위를 구하는 청구는 행정소송에서 허용되지 않는다고 보아 부정설의 입장이다. 또한, 안정도시험의무 부존재확인청구</w:t>
       </w:r>
       <w:r>
         <w:rPr>
@@ -15653,7 +15653,7 @@
           <w:sz w:val="16"/>
           <w:szCs w:val="16"/>
         </w:rPr>
-        <w:t xml:space="preserve"> 장차 안정도시험을 받으라는 검사명령을 하지 않아야 한다는 취지로서 실질이 예방적금지소송이므로, 위와 같은 청구는</w:t>
+        <w:t xml:space="preserve"> 장차 안정도시험을 받으라는 검사명령을 하지 않아야 한다는 취지로서 실질이 ▁1▁이므로, 위와 같은 청구는</w:t>
       </w:r>
       <w:r>
         <w:rPr>
@@ -15702,7 +15702,7 @@
           <w:sz w:val="16"/>
           <w:szCs w:val="16"/>
         </w:rPr>
-        <w:t>▁298▁의 제기하려면, 대상적격, 원고적격 및 피고적격, 소의이익, 관할법원을 준수하여야 한다. 제소기간 제한이 없으며 필요적 전심절차 적용되지 아니한다.</w:t>
+        <w:t>무효확인소송의 제기하려면, 대상적격, 원고적격 및 피고적격, 소의이익, 관할법원을 준수하여야 한다. ▁1▁ 제한이 없으며 필요적 전심절차 적용되지 아니한다.</w:t>
       </w:r>
     </w:p>
     <w:p>
@@ -15719,7 +15719,7 @@
           <w:sz w:val="16"/>
           <w:szCs w:val="16"/>
         </w:rPr>
-        <w:t>1) ▁299▁의 보충성</w:t>
+        <w:t>1) ▁1▁의 보충성</w:t>
       </w:r>
       <w:r>
         <w:rPr>
@@ -15743,7 +15743,7 @@
           <w:sz w:val="16"/>
           <w:szCs w:val="16"/>
         </w:rPr>
-        <w:t xml:space="preserve">▁300▁에 이행소송 등이 가능하지 않은 때에만 확인소송을 제기할 수 있다는 확인소송 보충성의 원리가 적용되는지 문제된다. </w:t>
+        <w:t xml:space="preserve">▁1▁에 이행소송 등이 가능하지 않은 때에만 확인소송을 제기할 수 있다는 확인소송 보충성의 원리가 적용되는지 문제된다. </w:t>
       </w:r>
     </w:p>
     <w:p>
@@ -15766,7 +15766,7 @@
           <w:sz w:val="16"/>
           <w:szCs w:val="16"/>
         </w:rPr>
-        <w:t xml:space="preserve"> 무효를 전제로 한 이행소송 등과 같은 다른 구제수단이 있는 경우에는 ▁301▁의 소의 이익을 부정하</w:t>
+        <w:t xml:space="preserve"> 무효를 전제로 한 이행소송 등과 같은 다른 구제수단이 있는 경우에는 ▁1▁의 소의 이익을 부정하</w:t>
       </w:r>
       <w:r>
         <w:rPr>
@@ -15797,7 +15797,7 @@
           <w:sz w:val="16"/>
           <w:szCs w:val="16"/>
         </w:rPr>
-        <w:t xml:space="preserve"> 행정소송법 제38조 제1항은 취소판결의 기속력에 관한 행정소송법 제30조를 ▁302▁에도 준용하고 있으므로 무효확인판결 자체만으로도 실효성을 확보할 수 있다는 점, </w:t>
+        <w:t xml:space="preserve"> 행정소송법 제38조 제1항은 ▁1▁의 기속력에 관한 행정소송법 제30조를 무효확인소송에도 준용하고 있으므로 무효확인판결 자체만으로도 실효성을 확보할 수 있다는 점, </w:t>
       </w:r>
       <w:r>
         <w:rPr>
@@ -15910,7 +15910,7 @@
                 <w:sz w:val="16"/>
                 <w:szCs w:val="16"/>
               </w:rPr>
-              <w:t>▁474▁</w:t>
+              <w:t>▁1▁</w:t>
             </w:r>
           </w:p>
         </w:tc>
@@ -16118,7 +16118,7 @@
                 <w:sz w:val="16"/>
                 <w:szCs w:val="16"/>
               </w:rPr>
-              <w:t xml:space="preserve">▁475▁으로서 무효등 확인소송 : </w:t>
+              <w:t xml:space="preserve">▁1▁으로서 무효등 확인소송 : </w:t>
             </w:r>
           </w:p>
           <w:p>
@@ -16138,7 +16138,7 @@
                 <w:sz w:val="16"/>
                 <w:szCs w:val="16"/>
               </w:rPr>
-              <w:t>조세채무부존재확인소송(=▁476▁)</w:t>
+              <w:t>조세채무부존재확인소송(=▁1▁)</w:t>
             </w:r>
           </w:p>
           <w:p>
@@ -16178,7 +16178,7 @@
                 <w:sz w:val="16"/>
                 <w:szCs w:val="16"/>
               </w:rPr>
-              <w:t>▁477▁으로서 확인소송은 보충성을 요하므로 과오납금반환청구소송 제기하여야,</w:t>
+              <w:t>▁1▁으로서 확인소송은 보충성을 요하므로 과오납금반환청구소송 제기하여야,</w:t>
             </w:r>
           </w:p>
           <w:p>
@@ -16274,7 +16274,7 @@
                 <w:sz w:val="16"/>
                 <w:szCs w:val="16"/>
               </w:rPr>
-              <w:t>30조 ▁478▁</w:t>
+              <w:t>30조 ▁1▁</w:t>
             </w:r>
           </w:p>
         </w:tc>
@@ -16327,7 +16327,7 @@
                 <w:sz w:val="16"/>
                 <w:szCs w:val="16"/>
               </w:rPr>
-              <w:t>▁479▁으로서 무효등확인소송</w:t>
+              <w:t>▁1▁으로서 무효등확인소송</w:t>
             </w:r>
           </w:p>
           <w:p>
@@ -16374,7 +16374,7 @@
                 <w:sz w:val="16"/>
                 <w:szCs w:val="16"/>
               </w:rPr>
-              <w:t xml:space="preserve"> 민사소송 부이반 VS 항고소송 ▁480▁</w:t>
+              <w:t xml:space="preserve"> 민사소송 부이반 VS 항고소송 ▁1▁</w:t>
             </w:r>
           </w:p>
           <w:p>
@@ -16394,7 +16394,7 @@
                 <w:sz w:val="16"/>
                 <w:szCs w:val="16"/>
               </w:rPr>
-              <w:t>: 이 때만 ▁481▁ 보충성 요부가 쟁점이 되는 것</w:t>
+              <w:t>: 이 때만 ▁1▁ 보충성 요부가 쟁점이 되는 것</w:t>
             </w:r>
           </w:p>
           <w:p>
@@ -16434,7 +16434,7 @@
                 <w:sz w:val="16"/>
                 <w:szCs w:val="16"/>
               </w:rPr>
-              <w:t>: 실무상 병합하여 제기(▁482▁ 보충성 요하는 견해에 따르면 양 소의 적법한 소송계속 불충족되어 병합제기 못하고 민사소송으로서 부당이득반환청구소송을 제기하는 방법뿐이었다.)</w:t>
+              <w:t>: 실무상 병합하여 제기(무효확인소송 보충성 요하는 견해에 따르면 양 소의 적법한 소송계속 불충족되어 병합제기 못하고 민사소송으로서 ▁1▁이득반환청구소송을 제기하는 방법뿐이었다.)</w:t>
             </w:r>
           </w:p>
         </w:tc>
@@ -16518,7 +16518,7 @@
                 <w:sz w:val="16"/>
                 <w:szCs w:val="16"/>
               </w:rPr>
-              <w:t>29조~31조 ▁483▁</w:t>
+              <w:t>29조~31조 ▁1▁</w:t>
             </w:r>
           </w:p>
           <w:p>
@@ -16538,7 +16538,7 @@
                 <w:sz w:val="16"/>
                 <w:szCs w:val="16"/>
               </w:rPr>
-              <w:t>원상회복의무, 재▁484▁의무 발생</w:t>
+              <w:t>원상회복의무, ▁1▁ 발생</w:t>
             </w:r>
           </w:p>
           <w:p>
@@ -16566,7 +16566,7 @@
                 <w:sz w:val="16"/>
                 <w:szCs w:val="16"/>
               </w:rPr>
-              <w:t xml:space="preserve"> 항고소송에서 보충성을 요구할 필요가 없음. 원상회복의무/재▁485▁의무 인정되는 이상 확인소송과 이행소송 구별할 필요 없음. </w:t>
+              <w:t xml:space="preserve"> ▁1▁에서 보충성을 요구할 필요가 없음. 원상회복의무/재처분의무 인정되는 이상 확인소송과 이행소송 구별할 필요 없음. </w:t>
             </w:r>
           </w:p>
           <w:p>
@@ -16586,7 +16586,7 @@
                 <w:sz w:val="16"/>
                 <w:szCs w:val="16"/>
               </w:rPr>
-              <w:t>(다만, 무효등확인소송은 간접강제 준용하지 않아 ▁486▁소송이 보다 실효적인 권리구제수단이긴 함.)</w:t>
+              <w:t>(다만, 무효등확인소송은 간접강제 준용하지 않아 ▁1▁이 보다 실효적인 권리구제수단이긴 함.)</w:t>
             </w:r>
           </w:p>
         </w:tc>
@@ -16640,23 +16640,23 @@
           <w:sz w:val="16"/>
           <w:szCs w:val="16"/>
         </w:rPr>
-        <w:t>2) 무효사유에 ▁303▁소송 제기</w:t>
-      </w:r>
-    </w:p>
-    <w:p>
-      <w:pPr>
-        <w:rPr>
-          <w:sz w:val="16"/>
-          <w:szCs w:val="16"/>
-        </w:rPr>
-      </w:pPr>
-      <w:r>
-        <w:rPr>
-          <w:rFonts w:hint="eastAsia"/>
-          <w:sz w:val="16"/>
-          <w:szCs w:val="16"/>
-        </w:rPr>
-        <w:t>▁304▁소송의 소송요건 모두 충족하여야 하며, 법원은 취소판결 또는 무효를 선언하는 의미의 취소판결을 할 수 있다.</w:t>
+        <w:t>2) 무효사유에 ▁1▁ 제기</w:t>
+      </w:r>
+    </w:p>
+    <w:p>
+      <w:pPr>
+        <w:rPr>
+          <w:sz w:val="16"/>
+          <w:szCs w:val="16"/>
+        </w:rPr>
+      </w:pPr>
+      <w:r>
+        <w:rPr>
+          <w:rFonts w:hint="eastAsia"/>
+          <w:sz w:val="16"/>
+          <w:szCs w:val="16"/>
+        </w:rPr>
+        <w:t>취소소송의 소송요건 모두 충족하여야 하며, 법원은 ▁1▁ 또는 무효를 선언하는 의미의 취소판결을 할 수 있다.</w:t>
       </w:r>
     </w:p>
     <w:p>
@@ -16673,55 +16673,55 @@
           <w:sz w:val="16"/>
           <w:szCs w:val="16"/>
         </w:rPr>
-        <w:t>3) ▁305▁사유에 무효소송 제기</w:t>
-      </w:r>
-    </w:p>
-    <w:p>
-      <w:pPr>
-        <w:rPr>
-          <w:sz w:val="16"/>
-          <w:szCs w:val="16"/>
-        </w:rPr>
-      </w:pPr>
-      <w:r>
-        <w:rPr>
-          <w:rFonts w:hint="eastAsia"/>
-          <w:sz w:val="16"/>
-          <w:szCs w:val="16"/>
-        </w:rPr>
-        <w:t>▁306▁을 제기하였는데, 심리결과 단순위법으로 판단되는 경우, 취소소송의 제소기간 준수된 경우에 취소판결을 할 수 있는지 문제된다.</w:t>
-      </w:r>
-    </w:p>
-    <w:p>
-      <w:pPr>
-        <w:rPr>
-          <w:sz w:val="16"/>
-          <w:szCs w:val="16"/>
-        </w:rPr>
-      </w:pPr>
-      <w:r>
-        <w:rPr>
-          <w:rFonts w:hint="eastAsia"/>
-          <w:sz w:val="16"/>
-          <w:szCs w:val="16"/>
-        </w:rPr>
-        <w:t>법원이 석명권 행사하여 취소소송으로의 소 ▁307▁을 요한다는 견해도 있으나,</w:t>
-      </w:r>
-    </w:p>
-    <w:p>
-      <w:pPr>
-        <w:rPr>
-          <w:sz w:val="16"/>
-          <w:szCs w:val="16"/>
-        </w:rPr>
-      </w:pPr>
-      <w:r>
-        <w:rPr>
-          <w:rFonts w:hint="eastAsia"/>
-          <w:sz w:val="16"/>
-          <w:szCs w:val="16"/>
-        </w:rPr>
-        <w:t>판례는 행정처분의 무효확인을 구하는 소에는 그 처분의 취소를 구하는 취지도 포함되어 있는 것으로 보아 소 ▁308▁ 없이 취소판결을 할 수 있다고 본다.</w:t>
+        <w:t>3) ▁1▁사유에 무효소송 제기</w:t>
+      </w:r>
+    </w:p>
+    <w:p>
+      <w:pPr>
+        <w:rPr>
+          <w:sz w:val="16"/>
+          <w:szCs w:val="16"/>
+        </w:rPr>
+      </w:pPr>
+      <w:r>
+        <w:rPr>
+          <w:rFonts w:hint="eastAsia"/>
+          <w:sz w:val="16"/>
+          <w:szCs w:val="16"/>
+        </w:rPr>
+        <w:t>무효확인소송을 제기하였는데, 심리결과 단순위법으로 판단되는 경우, 취소소송의 ▁1▁ 준수된 경우에 취소판결을 할 수 있는지 문제된다.</w:t>
+      </w:r>
+    </w:p>
+    <w:p>
+      <w:pPr>
+        <w:rPr>
+          <w:sz w:val="16"/>
+          <w:szCs w:val="16"/>
+        </w:rPr>
+      </w:pPr>
+      <w:r>
+        <w:rPr>
+          <w:rFonts w:hint="eastAsia"/>
+          <w:sz w:val="16"/>
+          <w:szCs w:val="16"/>
+        </w:rPr>
+        <w:t>법원이 석명권 행사하여 ▁1▁으로의 소 변경을 요한다는 견해도 있으나,</w:t>
+      </w:r>
+    </w:p>
+    <w:p>
+      <w:pPr>
+        <w:rPr>
+          <w:sz w:val="16"/>
+          <w:szCs w:val="16"/>
+        </w:rPr>
+      </w:pPr>
+      <w:r>
+        <w:rPr>
+          <w:rFonts w:hint="eastAsia"/>
+          <w:sz w:val="16"/>
+          <w:szCs w:val="16"/>
+        </w:rPr>
+        <w:t>판례는 행정처분의 무효확인을 구하는 소에는 그 처분의 취소를 구하는 취지도 포함되어 있는 것으로 보아 소 변경 없이 ▁1▁을 할 수 있다고 본다.</w:t>
       </w:r>
     </w:p>
     <w:p>
@@ -16754,23 +16754,23 @@
           <w:sz w:val="16"/>
           <w:szCs w:val="16"/>
         </w:rPr>
-        <w:t>부작위▁309▁확인소송</w:t>
-      </w:r>
-    </w:p>
-    <w:p>
-      <w:pPr>
-        <w:rPr>
-          <w:sz w:val="16"/>
-          <w:szCs w:val="16"/>
-        </w:rPr>
-      </w:pPr>
-      <w:r>
-        <w:rPr>
-          <w:rFonts w:hint="eastAsia"/>
-          <w:sz w:val="16"/>
-          <w:szCs w:val="16"/>
-        </w:rPr>
-        <w:t>[부작위▁310▁확인소송 제기요건 : 당상처부신]</w:t>
+        <w:t>▁1▁위법확인소송</w:t>
+      </w:r>
+    </w:p>
+    <w:p>
+      <w:pPr>
+        <w:rPr>
+          <w:sz w:val="16"/>
+          <w:szCs w:val="16"/>
+        </w:rPr>
+      </w:pPr>
+      <w:r>
+        <w:rPr>
+          <w:rFonts w:hint="eastAsia"/>
+          <w:sz w:val="16"/>
+          <w:szCs w:val="16"/>
+        </w:rPr>
+        <w:t>[▁1▁위법확인소송 제기요건 : 당상처부신]</w:t>
       </w:r>
     </w:p>
     <w:p>
@@ -16847,7 +16847,7 @@
           <w:sz w:val="16"/>
           <w:szCs w:val="16"/>
         </w:rPr>
-        <w:t>상당한 기간이란 당해 ▁311▁을 하는데 통상 필요한 기간을 의미한다.</w:t>
+        <w:t>상당한 기간이란 당해 ▁1▁을 하는데 통상 필요한 기간을 의미한다.</w:t>
       </w:r>
     </w:p>
     <w:p>
@@ -16878,7 +16878,7 @@
           <w:sz w:val="16"/>
           <w:szCs w:val="16"/>
         </w:rPr>
-        <w:t xml:space="preserve">▁312▁의무 및 </w:t>
+        <w:t xml:space="preserve">▁1▁의무 및 </w:t>
       </w:r>
       <w:r>
         <w:rPr>
@@ -16908,7 +16908,7 @@
           <w:sz w:val="16"/>
           <w:szCs w:val="16"/>
         </w:rPr>
-        <w:t xml:space="preserve">부작위는 행정청이 ‘일정한 ▁313▁’을 하여야 할 ‘법률상 의무’가 있음에도 처분을 하지 않는 경우에 성립한다. </w:t>
+        <w:t xml:space="preserve">▁1▁는 행정청이 ‘일정한 처분’을 하여야 할 ‘법률상 의무’가 있음에도 처분을 하지 않는 경우에 성립한다. </w:t>
       </w:r>
       <w:r>
         <w:rPr>
@@ -16976,7 +16976,7 @@
           <w:sz w:val="16"/>
           <w:szCs w:val="16"/>
         </w:rPr>
-        <w:t xml:space="preserve"> : 거부▁314▁ 대상적격 개념과 동일</w:t>
+        <w:t xml:space="preserve"> : 거부▁1▁ 대상적격 개념과 동일</w:t>
       </w:r>
     </w:p>
     <w:p>
@@ -16992,7 +16992,7 @@
           <w:sz w:val="16"/>
           <w:szCs w:val="16"/>
         </w:rPr>
-        <w:t>부작위가 성립하려면 당사자가 법규</w:t>
+        <w:t>▁1▁가 성립하려면 당사자가 법규</w:t>
       </w:r>
       <w:r>
         <w:rPr>
@@ -17022,7 +17022,7 @@
           <w:sz w:val="16"/>
           <w:szCs w:val="16"/>
         </w:rPr>
-        <w:t>조리상 신청권이 없는 경우 부작위▁315▁확인의 소는 부적법하다</w:t>
+        <w:t>조리상 신청권이 없는 경우 부작위위법확인의 소는 부적법하다</w:t>
       </w:r>
       <w:r>
         <w:rPr>
@@ -17132,7 +17132,7 @@
           <w:sz w:val="16"/>
           <w:szCs w:val="16"/>
         </w:rPr>
-        <w:t xml:space="preserve">[▁316▁판단 시] 부작위위법확인소송의 위법성 판단은 판결 시를 기준으로 </w:t>
+        <w:t xml:space="preserve">[위법판단 시] ▁1▁위법확인소송의 위법성 판단은 판결 시를 기준으로 </w:t>
       </w:r>
     </w:p>
     <w:p>
@@ -17165,55 +17165,55 @@
           <w:sz w:val="16"/>
           <w:szCs w:val="16"/>
         </w:rPr>
-        <w:t xml:space="preserve">행정심판법은 부작위위법확인소송을 규정하지 않으므로, 의무이행심판을 제기하여야 한다. </w:t>
-      </w:r>
-      <w:r>
-        <w:rPr>
-          <w:rFonts w:hint="eastAsia"/>
-          <w:sz w:val="16"/>
-          <w:szCs w:val="16"/>
-        </w:rPr>
-        <w:t>부작위에 대한 ▁317▁신청은 불가하나, 행정심판법은 임시처분을 규정하므로, 의무이행심판 제기하면서 임시처분 신청할 수 있다.</w:t>
-      </w:r>
-    </w:p>
-    <w:p>
-      <w:pPr>
-        <w:rPr>
-          <w:sz w:val="16"/>
-          <w:szCs w:val="16"/>
-        </w:rPr>
-      </w:pPr>
-      <w:r>
-        <w:rPr>
-          <w:rFonts w:hint="eastAsia"/>
-          <w:sz w:val="16"/>
-          <w:szCs w:val="16"/>
-        </w:rPr>
-        <w:t xml:space="preserve">행정소송법상 부작위▁318▁확인소송 제기할 수 있다. </w:t>
-      </w:r>
-    </w:p>
-    <w:p>
-      <w:pPr>
-        <w:rPr>
-          <w:sz w:val="16"/>
-          <w:szCs w:val="16"/>
-        </w:rPr>
-      </w:pPr>
-      <w:r>
-        <w:rPr>
-          <w:rFonts w:hint="eastAsia"/>
-          <w:sz w:val="16"/>
-          <w:szCs w:val="16"/>
-        </w:rPr>
-        <w:t>인용재결(처분재결 또는 처분명령재결) 또는 ▁319▁이 확정되면 재처분의무 부담하며, 불이행 시 간접강제</w:t>
-      </w:r>
-      <w:r>
-        <w:rPr>
-          <w:rFonts w:hint="eastAsia"/>
-          <w:sz w:val="16"/>
-          <w:szCs w:val="16"/>
-        </w:rPr>
-        <w:t>, 행정심판의 경우 직접처분</w:t>
+        <w:t xml:space="preserve">행정심판법은 ▁1▁위법확인소송을 규정하지 않으므로, 의무이행심판을 제기하여야 한다. </w:t>
+      </w:r>
+      <w:r>
+        <w:rPr>
+          <w:rFonts w:hint="eastAsia"/>
+          <w:sz w:val="16"/>
+          <w:szCs w:val="16"/>
+        </w:rPr>
+        <w:t>부작위에 대한 집행정지신청은 불가하나, 행정심판법은 임시처분을 규정하므로, 의무이행심판 제기하면서 임시처분 신청할 수 있다.</w:t>
+      </w:r>
+    </w:p>
+    <w:p>
+      <w:pPr>
+        <w:rPr>
+          <w:sz w:val="16"/>
+          <w:szCs w:val="16"/>
+        </w:rPr>
+      </w:pPr>
+      <w:r>
+        <w:rPr>
+          <w:rFonts w:hint="eastAsia"/>
+          <w:sz w:val="16"/>
+          <w:szCs w:val="16"/>
+        </w:rPr>
+        <w:t xml:space="preserve">행정소송법상 ▁1▁위법확인소송 제기할 수 있다. </w:t>
+      </w:r>
+    </w:p>
+    <w:p>
+      <w:pPr>
+        <w:rPr>
+          <w:sz w:val="16"/>
+          <w:szCs w:val="16"/>
+        </w:rPr>
+      </w:pPr>
+      <w:r>
+        <w:rPr>
+          <w:rFonts w:hint="eastAsia"/>
+          <w:sz w:val="16"/>
+          <w:szCs w:val="16"/>
+        </w:rPr>
+        <w:t>인용재결(처분재결 또는 처분명령재결) 또는 인용판결이 확정되면 재처분의무 부담하며, 불이행 시 간접강제</w:t>
+      </w:r>
+      <w:r>
+        <w:rPr>
+          <w:rFonts w:hint="eastAsia"/>
+          <w:sz w:val="16"/>
+          <w:szCs w:val="16"/>
+        </w:rPr>
+        <w:t>, 행정심판의 경우 ▁1▁</w:t>
       </w:r>
       <w:r>
         <w:rPr>
@@ -17254,23 +17254,23 @@
           <w:sz w:val="16"/>
           <w:szCs w:val="16"/>
         </w:rPr>
-        <w:t>부작위▁320▁확인소송과 가구제</w:t>
-      </w:r>
-    </w:p>
-    <w:p>
-      <w:pPr>
-        <w:rPr>
-          <w:sz w:val="16"/>
-          <w:szCs w:val="16"/>
-        </w:rPr>
-      </w:pPr>
-      <w:r>
-        <w:rPr>
-          <w:rFonts w:hint="eastAsia"/>
-          <w:sz w:val="16"/>
-          <w:szCs w:val="16"/>
-        </w:rPr>
-        <w:t>부작위위법확인소송은 ▁321▁</w:t>
+        <w:t>▁1▁위법확인소송과 가구제</w:t>
+      </w:r>
+    </w:p>
+    <w:p>
+      <w:pPr>
+        <w:rPr>
+          <w:sz w:val="16"/>
+          <w:szCs w:val="16"/>
+        </w:rPr>
+      </w:pPr>
+      <w:r>
+        <w:rPr>
+          <w:rFonts w:hint="eastAsia"/>
+          <w:sz w:val="16"/>
+          <w:szCs w:val="16"/>
+        </w:rPr>
+        <w:t>▁1▁위법확인소송은 집행정지</w:t>
       </w:r>
       <w:r>
         <w:rPr>
@@ -17335,7 +17335,7 @@
           <w:sz w:val="16"/>
           <w:szCs w:val="16"/>
         </w:rPr>
-        <w:t>. ▁322▁</w:t>
+        <w:t>. ▁1▁</w:t>
       </w:r>
     </w:p>
     <w:p>
@@ -17388,7 +17388,7 @@
           <w:sz w:val="16"/>
           <w:szCs w:val="16"/>
         </w:rPr>
-        <w:t xml:space="preserve"> 형태로 제기하는 ▁323▁에는 민사소송 법리 적용되어 보충성이 요구된다.</w:t>
+        <w:t xml:space="preserve"> 형태로 제기하는 ▁1▁에는 민사소송 법리 적용되어 보충성이 요구된다.</w:t>
       </w:r>
     </w:p>
     <w:p>
@@ -17411,7 +17411,7 @@
           <w:sz w:val="16"/>
           <w:szCs w:val="16"/>
         </w:rPr>
-        <w:t xml:space="preserve"> : 제12조 준용하지 않으므로 폭 넓게 ▁324▁ 인정된다. 따라서 법률상 이익이 있는 자만 제기할 수 있다고 볼 수 없고, 민사소송 일반법리를 따른다.</w:t>
+        <w:t xml:space="preserve"> : 제12조 준용하지 않으므로 폭 넓게 ▁1▁ 인정된다. 따라서 법률상 이익이 있는 자만 제기할 수 있다고 볼 수 없고, 민사소송 일반법리를 따른다.</w:t>
       </w:r>
     </w:p>
     <w:p>
@@ -17450,7 +17450,7 @@
           <w:sz w:val="16"/>
           <w:szCs w:val="16"/>
         </w:rPr>
-        <w:t>▁325▁</w:t>
+        <w:t>▁1▁</w:t>
       </w:r>
       <w:r>
         <w:rPr>
@@ -17482,23 +17482,23 @@
           <w:sz w:val="16"/>
           <w:szCs w:val="16"/>
         </w:rPr>
-        <w:t xml:space="preserve">(항고소송 VS ▁326▁) </w:t>
-      </w:r>
-    </w:p>
-    <w:p>
-      <w:pPr>
-        <w:rPr>
-          <w:sz w:val="16"/>
-          <w:szCs w:val="16"/>
-        </w:rPr>
-      </w:pPr>
-      <w:r>
-        <w:rPr>
-          <w:rFonts w:hint="eastAsia"/>
-          <w:sz w:val="16"/>
-          <w:szCs w:val="16"/>
-        </w:rPr>
-        <w:t xml:space="preserve">취소소송과 당사자소송에서는 취소소송이 앞서며, 당사자소송은 취소소송 제기할 수 없는 때에만 비로소 고려된다. ▁327▁과 당사자소송은 병렬적 관계에 있다. </w:t>
+        <w:t xml:space="preserve">(항고소송 VS ▁1▁) </w:t>
+      </w:r>
+    </w:p>
+    <w:p>
+      <w:pPr>
+        <w:rPr>
+          <w:sz w:val="16"/>
+          <w:szCs w:val="16"/>
+        </w:rPr>
+      </w:pPr>
+      <w:r>
+        <w:rPr>
+          <w:rFonts w:hint="eastAsia"/>
+          <w:sz w:val="16"/>
+          <w:szCs w:val="16"/>
+        </w:rPr>
+        <w:t xml:space="preserve">▁1▁과 당사자소송에서는 취소소송이 앞서며, 당사자소송은 취소소송 제기할 수 없는 때에만 비로소 고려된다. 무효확인소송과 당사자소송은 병렬적 관계에 있다. </w:t>
       </w:r>
       <w:r>
         <w:rPr>
@@ -17599,7 +17599,7 @@
           <w:sz w:val="16"/>
           <w:szCs w:val="16"/>
         </w:rPr>
-        <w:t>(▁328▁ VS 민사소송</w:t>
+        <w:t>(▁1▁ VS 민사소송</w:t>
       </w:r>
       <w:r>
         <w:rPr>
@@ -17623,103 +17623,103 @@
           <w:sz w:val="16"/>
           <w:szCs w:val="16"/>
         </w:rPr>
-        <w:t>판례는 소송물 자체가 공법관계인 때(=법률로서 곧바로 권리의무 발생, 환급세액은 법률 등에 의하여 환급세액 이미 결정됨)에는 ▁329▁으로, 소송물의 발생원인이 되는 법률관계가 공법관계에 불과한 때(과오납금은 과세처분 다퉈봐야 과오납금 얼마인지 산정됨.)에는 민사소송에 의하여야 한다고 본다.</w:t>
-      </w:r>
-    </w:p>
-    <w:p>
-      <w:pPr>
-        <w:rPr>
-          <w:sz w:val="16"/>
-          <w:szCs w:val="16"/>
-        </w:rPr>
-      </w:pPr>
-      <w:r>
-        <w:rPr>
-          <w:rFonts w:hint="eastAsia"/>
-          <w:sz w:val="16"/>
-          <w:szCs w:val="16"/>
-        </w:rPr>
-        <w:t>판례는 손실보상은 당사자소송에 의하여야 한다고 견해 ▁330▁하였으며, 공법상 부당이득 및 국가배상책임에 대해서는 민사소송에 의하도록 한다.</w:t>
-      </w:r>
-    </w:p>
-    <w:p>
-      <w:pPr>
-        <w:rPr>
-          <w:sz w:val="16"/>
-          <w:szCs w:val="16"/>
-        </w:rPr>
-      </w:pPr>
-      <w:r>
-        <w:rPr>
-          <w:rFonts w:hint="eastAsia"/>
-          <w:sz w:val="16"/>
-          <w:szCs w:val="16"/>
-        </w:rPr>
-        <w:t>공무원의 최초 연금지급청구는 항고소송, 연금을 지급하다가 법령이 개정되는 등으로 지급액 줄어들거나 지급시기 늦어지면 ▁331▁으로 다툰다.</w:t>
-      </w:r>
-    </w:p>
-    <w:p>
-      <w:pPr>
-        <w:rPr>
-          <w:sz w:val="16"/>
-          <w:szCs w:val="16"/>
-        </w:rPr>
-      </w:pPr>
-      <w:r>
-        <w:rPr>
-          <w:rFonts w:hint="eastAsia"/>
-          <w:sz w:val="16"/>
-          <w:szCs w:val="16"/>
-        </w:rPr>
-        <w:t>공무원에게 당연퇴직사유가 있는 때에는 통지 없이 곧바로 공무원지위를 잃게 되며, 따라서 그 통지는 사실의 통지에 불과하여 항고소송 대상이 되지 않는다. 따라서 공무원은 ▁332▁으로 공무원지위확인소송을 제기하여야 한다.</w:t>
-      </w:r>
-    </w:p>
-    <w:p>
-      <w:pPr>
-        <w:rPr>
-          <w:sz w:val="16"/>
-          <w:szCs w:val="16"/>
-        </w:rPr>
-      </w:pPr>
-      <w:r>
-        <w:rPr>
-          <w:rFonts w:hint="eastAsia"/>
-          <w:sz w:val="16"/>
-          <w:szCs w:val="16"/>
-        </w:rPr>
-        <w:t>부가가치세 환급소송은 법률에 의하여 곧바로 발생하는 것으로서 ▁333▁에 의하나, 과오납금 반환소송은 쟁송으로 반환범위를 다투어 비로소 액수가 구체적으로 확정되므로 민사소송에 의한다. (과오납금은 잘못낸 세금, 환급세액은 정책적으로 반환하는 세액으로서 법률로 그 금액이 구체적으로 확정되어 발생)</w:t>
-      </w:r>
-    </w:p>
-    <w:p>
-      <w:pPr>
-        <w:rPr>
-          <w:sz w:val="16"/>
-          <w:szCs w:val="16"/>
-        </w:rPr>
-      </w:pPr>
-      <w:r>
-        <w:rPr>
-          <w:rFonts w:hint="eastAsia"/>
-          <w:sz w:val="16"/>
-          <w:szCs w:val="16"/>
-        </w:rPr>
-        <w:t>광주민주화운동에 따른 보상금은 특정사건, 특정인물에 대한 것으로서 법률에 구체적 내용이 모두 규정되어 있어 법률에 의하여 곧바로 보상금지급의무 발생하므로 ▁334▁에 의한다.</w:t>
-      </w:r>
-    </w:p>
-    <w:p>
-      <w:pPr>
-        <w:rPr>
-          <w:sz w:val="16"/>
-          <w:szCs w:val="16"/>
-        </w:rPr>
-      </w:pPr>
-      <w:r>
-        <w:rPr>
-          <w:rFonts w:hint="eastAsia"/>
-          <w:sz w:val="16"/>
-          <w:szCs w:val="16"/>
-        </w:rPr>
-        <w:t>민주화운동에 따른 보상금은 다퉈봐야 보상금 액수가 정해지며, 보상금지급결정(처분)을 다투는 ▁335▁소송에 의하여야 한다.</w:t>
+        <w:t>판례는 소송물 자체가 공법관계인 때(=법률로서 곧바로 권리의무 발생, 환급세액은 법률 등에 의하여 환급세액 이미 결정됨)에는 ▁1▁으로, 소송물의 발생원인이 되는 법률관계가 공법관계에 불과한 때(과오납금은 과세처분 다퉈봐야 과오납금 얼마인지 산정됨.)에는 민사소송에 의하여야 한다고 본다.</w:t>
+      </w:r>
+    </w:p>
+    <w:p>
+      <w:pPr>
+        <w:rPr>
+          <w:sz w:val="16"/>
+          <w:szCs w:val="16"/>
+        </w:rPr>
+      </w:pPr>
+      <w:r>
+        <w:rPr>
+          <w:rFonts w:hint="eastAsia"/>
+          <w:sz w:val="16"/>
+          <w:szCs w:val="16"/>
+        </w:rPr>
+        <w:t>판례는 손실보상은 당사자소송에 의하여야 한다고 견해 변경하였으며, 공법상 ▁1▁이득 및 국가배상책임에 대해서는 민사소송에 의하도록 한다.</w:t>
+      </w:r>
+    </w:p>
+    <w:p>
+      <w:pPr>
+        <w:rPr>
+          <w:sz w:val="16"/>
+          <w:szCs w:val="16"/>
+        </w:rPr>
+      </w:pPr>
+      <w:r>
+        <w:rPr>
+          <w:rFonts w:hint="eastAsia"/>
+          <w:sz w:val="16"/>
+          <w:szCs w:val="16"/>
+        </w:rPr>
+        <w:t>공무원의 최초 연금지급청구는 항고소송, 연금을 지급하다가 법령이 개정되는 등으로 지급액 줄어들거나 지급시기 늦어지면 ▁1▁으로 다툰다.</w:t>
+      </w:r>
+    </w:p>
+    <w:p>
+      <w:pPr>
+        <w:rPr>
+          <w:sz w:val="16"/>
+          <w:szCs w:val="16"/>
+        </w:rPr>
+      </w:pPr>
+      <w:r>
+        <w:rPr>
+          <w:rFonts w:hint="eastAsia"/>
+          <w:sz w:val="16"/>
+          <w:szCs w:val="16"/>
+        </w:rPr>
+        <w:t>공무원에게 당연퇴직사유가 있는 때에는 통지 없이 곧바로 공무원지위를 잃게 되며, 따라서 그 통지는 사실의 통지에 불과하여 항고소송 대상이 되지 않는다. 따라서 공무원은 ▁1▁으로 공무원지위확인소송을 제기하여야 한다.</w:t>
+      </w:r>
+    </w:p>
+    <w:p>
+      <w:pPr>
+        <w:rPr>
+          <w:sz w:val="16"/>
+          <w:szCs w:val="16"/>
+        </w:rPr>
+      </w:pPr>
+      <w:r>
+        <w:rPr>
+          <w:rFonts w:hint="eastAsia"/>
+          <w:sz w:val="16"/>
+          <w:szCs w:val="16"/>
+        </w:rPr>
+        <w:t>부가가치세 환급소송은 법률에 의하여 곧바로 발생하는 것으로서 ▁1▁에 의하나, 과오납금 반환소송은 쟁송으로 반환범위를 다투어 비로소 액수가 구체적으로 확정되므로 민사소송에 의한다. (과오납금은 잘못낸 세금, 환급세액은 정책적으로 반환하는 세액으로서 법률로 그 금액이 구체적으로 확정되어 발생)</w:t>
+      </w:r>
+    </w:p>
+    <w:p>
+      <w:pPr>
+        <w:rPr>
+          <w:sz w:val="16"/>
+          <w:szCs w:val="16"/>
+        </w:rPr>
+      </w:pPr>
+      <w:r>
+        <w:rPr>
+          <w:rFonts w:hint="eastAsia"/>
+          <w:sz w:val="16"/>
+          <w:szCs w:val="16"/>
+        </w:rPr>
+        <w:t>광주민주화운동에 따른 보상금은 특정사건, 특정인물에 대한 것으로서 법률에 구체적 내용이 모두 규정되어 있어 법률에 의하여 곧바로 보상금지급의무 발생하므로 ▁1▁에 의한다.</w:t>
+      </w:r>
+    </w:p>
+    <w:p>
+      <w:pPr>
+        <w:rPr>
+          <w:sz w:val="16"/>
+          <w:szCs w:val="16"/>
+        </w:rPr>
+      </w:pPr>
+      <w:r>
+        <w:rPr>
+          <w:rFonts w:hint="eastAsia"/>
+          <w:sz w:val="16"/>
+          <w:szCs w:val="16"/>
+        </w:rPr>
+        <w:t>민주화운동에 따른 보상금은 다퉈봐야 보상금 액수가 정해지며, 보상금지급결정(처분)을 다투는 ▁1▁에 의하여야 한다.</w:t>
       </w:r>
     </w:p>
     <w:p>
@@ -17813,23 +17813,23 @@
           <w:sz w:val="16"/>
           <w:szCs w:val="16"/>
         </w:rPr>
-        <w:t xml:space="preserve"> 소송은 ▁336▁에 의한다.</w:t>
-      </w:r>
-    </w:p>
-    <w:p>
-      <w:pPr>
-        <w:rPr>
-          <w:sz w:val="16"/>
-          <w:szCs w:val="16"/>
-        </w:rPr>
-      </w:pPr>
-      <w:r>
-        <w:rPr>
-          <w:rFonts w:hint="eastAsia"/>
-          <w:sz w:val="16"/>
-          <w:szCs w:val="16"/>
-        </w:rPr>
-        <w:t>국회의원이 입법활동비 지급을 구하는 소송은 ▁337▁에 의한다.</w:t>
+        <w:t xml:space="preserve"> 소송은 ▁1▁에 의한다.</w:t>
+      </w:r>
+    </w:p>
+    <w:p>
+      <w:pPr>
+        <w:rPr>
+          <w:sz w:val="16"/>
+          <w:szCs w:val="16"/>
+        </w:rPr>
+      </w:pPr>
+      <w:r>
+        <w:rPr>
+          <w:rFonts w:hint="eastAsia"/>
+          <w:sz w:val="16"/>
+          <w:szCs w:val="16"/>
+        </w:rPr>
+        <w:t>국회의원이 입법활동비 지급을 구하는 소송은 ▁1▁에 의한다.</w:t>
       </w:r>
     </w:p>
     <w:p>
@@ -17870,7 +17870,7 @@
           <w:sz w:val="16"/>
           <w:szCs w:val="16"/>
         </w:rPr>
-        <w:t xml:space="preserve">) 민사집행법상 가▁338▁ </w:t>
+        <w:t xml:space="preserve">) 민사집행법상 가▁1▁ </w:t>
       </w:r>
       <w:r>
         <w:rPr>
@@ -17894,23 +17894,23 @@
           <w:sz w:val="16"/>
           <w:szCs w:val="16"/>
         </w:rPr>
-        <w:t>당사자소송은 ▁339▁소송 집행정지를 규정한 23조를 준용하지 않는데, 민사집행법상 가처분을 신청할 수 있는지 문제된다.</w:t>
-      </w:r>
-    </w:p>
-    <w:p>
-      <w:pPr>
-        <w:rPr>
-          <w:sz w:val="16"/>
-          <w:szCs w:val="16"/>
-        </w:rPr>
-      </w:pPr>
-      <w:r>
-        <w:rPr>
-          <w:rFonts w:hint="eastAsia"/>
-          <w:sz w:val="16"/>
-          <w:szCs w:val="16"/>
-        </w:rPr>
-        <w:t>▁340▁은 민사소송과 유사하나, 대상이 공법상 법률관계일 뿐이므로 민사집행법상 가처분 허용하는 것이 타당하며, 판례도 당사자소송에 대하여 집행정지 규정 준용되지 아니하므로 민사집행법상 가처분 규정이 준용된다고 본다.</w:t>
+        <w:t>당사자소송은 ▁1▁ 집행정지를 규정한 23조를 준용하지 않는데, 민사집행법상 가처분을 신청할 수 있는지 문제된다.</w:t>
+      </w:r>
+    </w:p>
+    <w:p>
+      <w:pPr>
+        <w:rPr>
+          <w:sz w:val="16"/>
+          <w:szCs w:val="16"/>
+        </w:rPr>
+      </w:pPr>
+      <w:r>
+        <w:rPr>
+          <w:rFonts w:hint="eastAsia"/>
+          <w:sz w:val="16"/>
+          <w:szCs w:val="16"/>
+        </w:rPr>
+        <w:t>당사자소송은 민사소송과 유사하나, 대상이 공법상 법률관계일 뿐이므로 민사집행법상 가처분 허용하는 것이 타당하며, 판례도 당사자소송에 대하여 집행정지 규정 ▁1▁되지 아니하므로 민사집행법상 가처분 규정이 준용된다고 본다.</w:t>
       </w:r>
     </w:p>
     <w:p>
@@ -17935,55 +17935,55 @@
           <w:sz w:val="16"/>
           <w:szCs w:val="16"/>
         </w:rPr>
-        <w:t>) 형식적 ▁341▁ 인정여부</w:t>
-      </w:r>
-    </w:p>
-    <w:p>
-      <w:pPr>
-        <w:rPr>
-          <w:sz w:val="16"/>
-          <w:szCs w:val="16"/>
-        </w:rPr>
-      </w:pPr>
-      <w:r>
-        <w:rPr>
-          <w:rFonts w:hint="eastAsia"/>
-          <w:sz w:val="16"/>
-          <w:szCs w:val="16"/>
-        </w:rPr>
-        <w:t>명문 규정이 없는 경우 과징금부과처분에 대하여 다투지 않고 곧바로 과징금 액수에 대한 ▁342▁ 제기할 수 있는지 문제된다.</w:t>
-      </w:r>
-    </w:p>
-    <w:p>
-      <w:pPr>
-        <w:rPr>
-          <w:sz w:val="16"/>
-          <w:szCs w:val="16"/>
-        </w:rPr>
-      </w:pPr>
-      <w:r>
-        <w:rPr>
-          <w:rFonts w:hint="eastAsia"/>
-          <w:sz w:val="16"/>
-          <w:szCs w:val="16"/>
-        </w:rPr>
-        <w:t>원인이 되는 처분을 그대로 둔 채 처분결과로 형성된 법률관계를 다투는 것은 행정행위의 공정력이나 구성요건적 효력에 반하므로 허용되지 않는다는 견해, 행정소송법이 ▁343▁을 법률규정이 있는 때만 허용하는 법정주의로 규정하지 않으므로 허용된다는 견해 대립한다.</w:t>
-      </w:r>
-    </w:p>
-    <w:p>
-      <w:pPr>
-        <w:rPr>
-          <w:sz w:val="16"/>
-          <w:szCs w:val="16"/>
-        </w:rPr>
-      </w:pPr>
-      <w:r>
-        <w:rPr>
-          <w:rFonts w:hint="eastAsia"/>
-          <w:sz w:val="16"/>
-          <w:szCs w:val="16"/>
-        </w:rPr>
-        <w:t>판례는 개별법률에 별도 규정이 있는 수용보상금 증감청구소송 등의 경우 외에는 기초되는 ▁344▁을 다투어야 한다고 본다.</w:t>
+        <w:t>) 형식적 ▁1▁ 인정여부</w:t>
+      </w:r>
+    </w:p>
+    <w:p>
+      <w:pPr>
+        <w:rPr>
+          <w:sz w:val="16"/>
+          <w:szCs w:val="16"/>
+        </w:rPr>
+      </w:pPr>
+      <w:r>
+        <w:rPr>
+          <w:rFonts w:hint="eastAsia"/>
+          <w:sz w:val="16"/>
+          <w:szCs w:val="16"/>
+        </w:rPr>
+        <w:t>명문 규정이 없는 경우 과징금부과처분에 대하여 다투지 않고 곧바로 과징금 액수에 대한 ▁1▁ 제기할 수 있는지 문제된다.</w:t>
+      </w:r>
+    </w:p>
+    <w:p>
+      <w:pPr>
+        <w:rPr>
+          <w:sz w:val="16"/>
+          <w:szCs w:val="16"/>
+        </w:rPr>
+      </w:pPr>
+      <w:r>
+        <w:rPr>
+          <w:rFonts w:hint="eastAsia"/>
+          <w:sz w:val="16"/>
+          <w:szCs w:val="16"/>
+        </w:rPr>
+        <w:t>원인이 되는 처분을 그대로 둔 채 처분결과로 형성된 법률관계를 다투는 것은 행정행위의 공정력이나 구성요건적 효력에 반하므로 허용되지 않는다는 견해, 행정소송법이 ▁1▁을 법률규정이 있는 때만 허용하는 법정주의로 규정하지 않으므로 허용된다는 견해 대립한다.</w:t>
+      </w:r>
+    </w:p>
+    <w:p>
+      <w:pPr>
+        <w:rPr>
+          <w:sz w:val="16"/>
+          <w:szCs w:val="16"/>
+        </w:rPr>
+      </w:pPr>
+      <w:r>
+        <w:rPr>
+          <w:rFonts w:hint="eastAsia"/>
+          <w:sz w:val="16"/>
+          <w:szCs w:val="16"/>
+        </w:rPr>
+        <w:t>판례는 개별법률에 별도 규정이 있는 수용보상금 증감청구소송 등의 경우 외에는 기초되는 ▁1▁을 다투어야 한다고 본다.</w:t>
       </w:r>
     </w:p>
     <w:p>

--- a/word proj/사례_행정심판, 행정소송_문제.docx
+++ b/word proj/사례_행정심판, 행정소송_문제.docx
@@ -65,7 +65,7 @@
           <w:sz w:val="16"/>
           <w:szCs w:val="16"/>
         </w:rPr>
-        <w:t xml:space="preserve">이의신청은 처분청에 대하여 그 시정을 구하는 불복절차이다. </w:t>
+        <w:t xml:space="preserve">이의신청은 ▁2▁청에 대하여 그 시정을 구하는 불복절차이다. </w:t>
       </w:r>
       <w:r>
         <w:rPr>
@@ -111,7 +111,7 @@
           <w:sz w:val="16"/>
           <w:szCs w:val="16"/>
         </w:rPr>
-        <w:t>는 처분을 받은 날부터 ▁1▁ 이내에 해당 행정청에 이의신청을 할 수 있다</w:t>
+        <w:t>는 처분을 받은 날부터 30일 이내에 해당 행정청에 이의신청을 할 수 있다</w:t>
       </w:r>
       <w:r>
         <w:rPr>
@@ -142,7 +142,7 @@
           <w:sz w:val="16"/>
           <w:szCs w:val="16"/>
         </w:rPr>
-        <w:t xml:space="preserve">이의신청과 ▁1▁의 구별이 문제되는데, </w:t>
+        <w:t xml:space="preserve">▁3▁과 행정심판의 구별이 문제되는데, </w:t>
       </w:r>
     </w:p>
     <w:p>
@@ -180,7 +180,7 @@
           <w:sz w:val="16"/>
           <w:szCs w:val="16"/>
         </w:rPr>
-        <w:t>재판의 전심절차로서 행정심판을 할 수 있다. 행정심판의 절차는 법률로 정하되, 사법절차가 ▁1▁되어야 한다.</w:t>
+        <w:t>재판의 전심절차로서 행정심판을 할 수 있다. 행정심판의 절차는 법률로 정하되, 사법절차가 ▁4▁되어야 한다.</w:t>
       </w:r>
       <w:r>
         <w:rPr>
@@ -204,7 +204,7 @@
           <w:sz w:val="16"/>
           <w:szCs w:val="16"/>
         </w:rPr>
-        <w:t>토지보상법 등 개별법에서 이의신청절차를 규정하면서, ▁1▁을 제기할 수 없도록 정한다면 해당 법령의 이의신청은 행정심판에 해당한다(토지보상법이 유일).</w:t>
+        <w:t>토지보상법 등 개별법에서 이의신청절차를 규정하면서, 행정심판을 제기할 수 없도록 정한다면 해당 법령의 이의신청은 행정심판에 해당한다(토지보상법이 유일).</w:t>
       </w:r>
     </w:p>
     <w:p>
@@ -221,23 +221,23 @@
           <w:sz w:val="16"/>
           <w:szCs w:val="16"/>
         </w:rPr>
-        <w:t>2. ▁1▁ 결정의 처분성</w:t>
-      </w:r>
-    </w:p>
-    <w:p>
-      <w:pPr>
-        <w:rPr>
-          <w:sz w:val="16"/>
-          <w:szCs w:val="16"/>
-        </w:rPr>
-      </w:pPr>
-      <w:r>
-        <w:rPr>
-          <w:rFonts w:hint="eastAsia"/>
-          <w:sz w:val="16"/>
-          <w:szCs w:val="16"/>
-        </w:rPr>
-        <w:t xml:space="preserve">법령에 ▁1▁ 절차가 규정되어 있어 진정의 의미에서 이의신청 제기한 경우에는 새로운 신청으로 보기 어렵고, 그 기각결정도 당초 처분의 유효를 전제한 것으로서 기각결정이 독립된 처분이 되지 않는다. </w:t>
+        <w:t>2. 이의신청 결정의 ▁1▁성</w:t>
+      </w:r>
+    </w:p>
+    <w:p>
+      <w:pPr>
+        <w:rPr>
+          <w:sz w:val="16"/>
+          <w:szCs w:val="16"/>
+        </w:rPr>
+      </w:pPr>
+      <w:r>
+        <w:rPr>
+          <w:rFonts w:hint="eastAsia"/>
+          <w:sz w:val="16"/>
+          <w:szCs w:val="16"/>
+        </w:rPr>
+        <w:t xml:space="preserve">법령에 ▁2▁ 절차가 규정되어 있어 진정의 의미에서 이의신청 제기한 경우에는 새로운 신청으로 보기 어렵고, 그 기각결정도 당초 처분의 유효를 전제한 것으로서 기각결정이 독립된 처분이 되지 않는다. </w:t>
       </w:r>
     </w:p>
     <w:p>
@@ -273,7 +273,7 @@
           <w:sz w:val="16"/>
           <w:szCs w:val="16"/>
         </w:rPr>
-        <w:t>에 대한 ▁1▁</w:t>
+        <w:t>에 대한 이의신청</w:t>
       </w:r>
       <w:r>
         <w:rPr>
@@ -361,7 +361,7 @@
                 <w:sz w:val="16"/>
                 <w:szCs w:val="16"/>
               </w:rPr>
-              <w:t>새로운 거부▁1▁</w:t>
+              <w:t>새로운 거부처분</w:t>
             </w:r>
           </w:p>
         </w:tc>
@@ -384,7 +384,7 @@
                 <w:sz w:val="16"/>
                 <w:szCs w:val="16"/>
               </w:rPr>
-              <w:t>민원처리에 관한 법률에 따른 ▁1▁에 대한 기각결정은 처분성 인정되지 않음.</w:t>
+              <w:t>민원처리에 관한 법률에 따른 ▁2▁에 대한 기각결정은 처분성 인정되지 않음.</w:t>
             </w:r>
           </w:p>
         </w:tc>
@@ -405,7 +405,7 @@
                 <w:sz w:val="16"/>
                 <w:szCs w:val="16"/>
               </w:rPr>
-              <w:t>1차거부처분 후 새로운 증빙서류 추가 제출하며 ▁1▁한 경우, 그에 대한 제외결정은 새로운 거부처분</w:t>
+              <w:t>1차거부처분 후 새로운 증빙서류 추가 제출하며 이의신청한 경우, 그에 대한 제외결정은 새로운 거부처분</w:t>
             </w:r>
           </w:p>
         </w:tc>
@@ -439,7 +439,7 @@
           <w:sz w:val="16"/>
           <w:szCs w:val="16"/>
         </w:rPr>
-        <w:t>제1항의 처분(이의신청 결과 처분이 ▁1▁된 경우에는 변경된 처분으로 한다)에 대하여</w:t>
+        <w:t>제1항의 처분(이의신청 결과 처분이 ▁3▁된 경우에는 변경된 처분으로 한다)에 대하여</w:t>
       </w:r>
       <w:r>
         <w:rPr>
@@ -526,7 +526,7 @@
           <w:sz w:val="16"/>
           <w:szCs w:val="16"/>
         </w:rPr>
-        <w:t>이의신청에 대한 결과를 통지받은 후 행정심판 또는 행정소송을 제기하려는 자는 그 결과를 통지받은 날(결과를 통지받지 못한 경우에는 통지기간이 만료되는 날의 다음 날을 말한다)부터 ▁1▁ 이내에 제1항의 처분(이의신청 결과 처분이 변경된 경우에는 변경된 처분으로 한다)에 대하여 행정심판 또는 행정소송을 제기할 수 있다</w:t>
+        <w:t>이의신청에 대한 결과를 통지받은 후 행정심판 또는 행정소송을 제기하려는 자는 그 결과를 통지받은 날(결과를 통지받지 못한 경우에는 통지기간이 만료되는 날의 다음 날을 말한다)부터 90일 이내에 제1항의 ▁2▁(이의신청 결과 처분이 변경된 경우에는 변경된 처분으로 한다)에 대하여 행정심판 또는 행정소송을 제기할 수 있다</w:t>
       </w:r>
       <w:r>
         <w:rPr>
@@ -643,7 +643,7 @@
                 <w:sz w:val="16"/>
                 <w:szCs w:val="16"/>
               </w:rPr>
-              <w:t>▁1▁</w:t>
+              <w:t>▁2▁</w:t>
             </w:r>
           </w:p>
         </w:tc>
@@ -667,7 +667,7 @@
                 <w:sz w:val="16"/>
                 <w:szCs w:val="16"/>
               </w:rPr>
-              <w:t>▁1▁</w:t>
+              <w:t>일부▁3▁</w:t>
             </w:r>
           </w:p>
         </w:tc>
@@ -709,7 +709,7 @@
                 <w:sz w:val="16"/>
                 <w:szCs w:val="16"/>
               </w:rPr>
-              <w:t>기속행위인 때에만 ▁1▁ 가능</w:t>
+              <w:t>기속행위인 때에만 ▁4▁ 가능</w:t>
             </w:r>
           </w:p>
           <w:p>
@@ -740,7 +740,7 @@
                 <w:sz w:val="16"/>
                 <w:szCs w:val="16"/>
               </w:rPr>
-              <w:t>변경</w:t>
+              <w:t>▁5▁</w:t>
             </w:r>
             <w:r>
               <w:rPr>
@@ -755,7 +755,7 @@
                 <w:sz w:val="16"/>
                 <w:szCs w:val="16"/>
               </w:rPr>
-              <w:t>은 ▁1▁를 의미)</w:t>
+              <w:t>은 일부취소를 의미)</w:t>
             </w:r>
           </w:p>
         </w:tc>
@@ -779,7 +779,7 @@
                 <w:sz w:val="16"/>
                 <w:szCs w:val="16"/>
               </w:rPr>
-              <w:t>처분사유추가▁1▁</w:t>
+              <w:t>▁6▁사유추가변경</w:t>
             </w:r>
           </w:p>
         </w:tc>
@@ -801,7 +801,7 @@
                 <w:sz w:val="16"/>
                 <w:szCs w:val="16"/>
               </w:rPr>
-              <w:t>처분 당시 존재하는 사유로서 당초 처분의 근거로 삼은 사유와 기본적 사실관계 동일성 인정되는 한도 내에서 (사실심 변론종결 전)까지 처분사유를 추가▁1▁할 수 있다.</w:t>
+              <w:t>처분 당시 존재하는 사유로서 당초 처분의 근거로 삼은 사유와 기본적 사실관계 동일성 인정되는 한도 내에서 (사실심 ▁7▁종결 전)까지 처분사유를 추가변경할 수 있다.</w:t>
             </w:r>
           </w:p>
           <w:p>
@@ -817,7 +817,7 @@
                 <w:sz w:val="16"/>
                 <w:szCs w:val="16"/>
               </w:rPr>
-              <w:t>*행정청 내부 시정절차인 이의신청에서는 기사동 인정되지 않는 사유라도 추가▁1▁ 가능</w:t>
+              <w:t>*행정청 내부 시정절차인 ▁8▁에서는 기사동 인정되지 않는 사유라도 추가변경 가능</w:t>
             </w:r>
           </w:p>
         </w:tc>
@@ -841,7 +841,7 @@
                 <w:sz w:val="16"/>
                 <w:szCs w:val="16"/>
               </w:rPr>
-              <w:t>▁1▁ 판단</w:t>
+              <w:t>▁9▁ 판단</w:t>
             </w:r>
           </w:p>
           <w:p>
@@ -878,7 +878,7 @@
                 <w:sz w:val="16"/>
                 <w:szCs w:val="16"/>
               </w:rPr>
-              <w:t>의무이행심판(▁1▁, 거부) : 재결 시</w:t>
+              <w:t>의무이행심판(▁10▁, 거부) : 재결 시</w:t>
             </w:r>
           </w:p>
           <w:p>
@@ -894,7 +894,7 @@
                 <w:sz w:val="16"/>
                 <w:szCs w:val="16"/>
               </w:rPr>
-              <w:t>그 외 : ▁1▁ 시</w:t>
+              <w:t>그 외 : 처분 시</w:t>
             </w:r>
           </w:p>
         </w:tc>
@@ -915,7 +915,7 @@
                 <w:sz w:val="16"/>
                 <w:szCs w:val="16"/>
               </w:rPr>
-              <w:t>▁1▁ : 판결 시</w:t>
+              <w:t>부작위 : 판결 시</w:t>
             </w:r>
           </w:p>
           <w:p>
@@ -931,7 +931,7 @@
                 <w:sz w:val="16"/>
                 <w:szCs w:val="16"/>
               </w:rPr>
-              <w:t>그 외 : ▁1▁ 시</w:t>
+              <w:t>그 외 : 처분 시</w:t>
             </w:r>
           </w:p>
         </w:tc>
@@ -1012,7 +1012,7 @@
           <w:sz w:val="16"/>
           <w:szCs w:val="16"/>
         </w:rPr>
-        <w:t>1. ▁1▁ 청구요건</w:t>
+        <w:t>1. 행정심판 ▁1▁</w:t>
       </w:r>
       <w:r>
         <w:rPr>
@@ -1036,7 +1036,7 @@
           <w:sz w:val="16"/>
           <w:szCs w:val="16"/>
         </w:rPr>
-        <w:t>행정심판은 처분이나 부작위를 대상으로(</w:t>
+        <w:t>행정심판은 ▁2▁이나 부작위를 대상으로(</w:t>
       </w:r>
       <w:r>
         <w:rPr>
@@ -1060,7 +1060,7 @@
           <w:sz w:val="16"/>
           <w:szCs w:val="16"/>
         </w:rPr>
-        <w:t>, 청구인적격 있는 자가(13조), 심판청구기간 내에(27조), 피청구인을 상대로(17조), 일정한 사항을 기재한 서면/전자문서로(28조, 52조), 피청구인이나 ▁1▁</w:t>
+        <w:t>, 청구인적격 있는 자가(13조), 심판청구기간 내에(27조), 피청구인을 상대로(17조), 일정한 사항을 기재한 서면/전자문서로(28조, 52조), 피청구인이나 행정심판위원회</w:t>
       </w:r>
       <w:r>
         <w:rPr>
@@ -1101,31 +1101,31 @@
           <w:sz w:val="16"/>
           <w:szCs w:val="16"/>
         </w:rPr>
-        <w:t xml:space="preserve">적극적 변경 및 </w:t>
-      </w:r>
-      <w:r>
-        <w:rPr>
-          <w:rFonts w:hint="eastAsia"/>
-          <w:sz w:val="16"/>
-          <w:szCs w:val="16"/>
-        </w:rPr>
-        <w:t>▁1▁ 가능성</w:t>
-      </w:r>
-    </w:p>
-    <w:p>
-      <w:pPr>
-        <w:rPr>
-          <w:sz w:val="16"/>
-          <w:szCs w:val="16"/>
-        </w:rPr>
-      </w:pPr>
-      <w:r>
-        <w:rPr>
-          <w:rFonts w:hint="eastAsia"/>
-          <w:sz w:val="16"/>
-          <w:szCs w:val="16"/>
-        </w:rPr>
-        <w:t xml:space="preserve">취소심판은 위법 또는 부당한 처분을 취소 또는 변경하는 심판이고(행정심판법 제5조 1호), 이 때 </w:t>
+        <w:t xml:space="preserve">▁1▁ 및 </w:t>
+      </w:r>
+      <w:r>
+        <w:rPr>
+          <w:rFonts w:hint="eastAsia"/>
+          <w:sz w:val="16"/>
+          <w:szCs w:val="16"/>
+        </w:rPr>
+        <w:t>일부취소 가능성</w:t>
+      </w:r>
+    </w:p>
+    <w:p>
+      <w:pPr>
+        <w:rPr>
+          <w:sz w:val="16"/>
+          <w:szCs w:val="16"/>
+        </w:rPr>
+      </w:pPr>
+      <w:r>
+        <w:rPr>
+          <w:rFonts w:hint="eastAsia"/>
+          <w:sz w:val="16"/>
+          <w:szCs w:val="16"/>
+        </w:rPr>
+        <w:t xml:space="preserve">취소심판은 위법 또는 부당한 ▁2▁을 취소 또는 변경하는 심판이고(행정심판법 제5조 1호), 이 때 </w:t>
       </w:r>
       <w:r>
         <w:rPr>
@@ -1163,7 +1163,7 @@
           <w:sz w:val="16"/>
           <w:szCs w:val="16"/>
         </w:rPr>
-        <w:t>▁1▁도 행정부 소속인 점을 고려할 때 권력분립원칙에 반하지 않는다.</w:t>
+        <w:t>행정심판위원회도 행정부 소속인 점을 고려할 때 권력분립원칙에 반하지 않는다.</w:t>
       </w:r>
     </w:p>
     <w:p>
@@ -1188,7 +1188,7 @@
           <w:sz w:val="16"/>
           <w:szCs w:val="16"/>
         </w:rPr>
-        <w:t>형성▁1▁의 효력</w:t>
+        <w:t>▁1▁의 효력</w:t>
       </w:r>
     </w:p>
     <w:p>
@@ -1212,39 +1212,39 @@
           <w:sz w:val="16"/>
           <w:szCs w:val="16"/>
         </w:rPr>
-        <w:t xml:space="preserve"> 불가변력, ▁1▁</w:t>
-      </w:r>
-    </w:p>
-    <w:p>
-      <w:pPr>
-        <w:rPr>
-          <w:sz w:val="16"/>
-          <w:szCs w:val="16"/>
-        </w:rPr>
-      </w:pPr>
-      <w:r>
-        <w:rPr>
-          <w:rFonts w:hint="eastAsia"/>
-          <w:sz w:val="16"/>
-          <w:szCs w:val="16"/>
-        </w:rPr>
-        <w:t>행정심판은 사법절차가 준용되는 준사법적 행정행위로서, 재결서 정본이 송달되어 효력발생하면(제48조 2항), 처분청 또는 감독청이 직권으로 재결을 ▁1▁, 변경, 철회할 수 없다.</w:t>
-      </w:r>
-    </w:p>
-    <w:p>
-      <w:pPr>
-        <w:rPr>
-          <w:sz w:val="16"/>
-          <w:szCs w:val="16"/>
-        </w:rPr>
-      </w:pPr>
-      <w:r>
-        <w:rPr>
-          <w:rFonts w:hint="eastAsia"/>
-          <w:sz w:val="16"/>
-          <w:szCs w:val="16"/>
-        </w:rPr>
-        <w:t>재결에 대하여 다시 심판청구를 하지 못하고(제51조 : 재심판청구 금지), 재결 자체에 고유한 위법이 있으면 행정소송 제기할 수 있으나 ▁1▁ 경과 시 불가쟁력 발생한다.</w:t>
+        <w:t xml:space="preserve"> ▁2▁, 불가쟁력</w:t>
+      </w:r>
+    </w:p>
+    <w:p>
+      <w:pPr>
+        <w:rPr>
+          <w:sz w:val="16"/>
+          <w:szCs w:val="16"/>
+        </w:rPr>
+      </w:pPr>
+      <w:r>
+        <w:rPr>
+          <w:rFonts w:hint="eastAsia"/>
+          <w:sz w:val="16"/>
+          <w:szCs w:val="16"/>
+        </w:rPr>
+        <w:t>행정심판은 사법절차가 준용되는 준사법적 행정행위로서, 재결서 정본이 송달되어 효력발생하면(제48조 2항), ▁3▁청 또는 감독청이 직권으로 재결을 취소, 변경, 철회할 수 없다.</w:t>
+      </w:r>
+    </w:p>
+    <w:p>
+      <w:pPr>
+        <w:rPr>
+          <w:sz w:val="16"/>
+          <w:szCs w:val="16"/>
+        </w:rPr>
+      </w:pPr>
+      <w:r>
+        <w:rPr>
+          <w:rFonts w:hint="eastAsia"/>
+          <w:sz w:val="16"/>
+          <w:szCs w:val="16"/>
+        </w:rPr>
+        <w:t>재결에 대하여 다시 ▁4▁를 하지 못하고(제51조 : 재심판청구 금지), 재결 자체에 고유한 위법이 있으면 행정소송 제기할 수 있으나 제소기간 경과 시 불가쟁력 발생한다.</w:t>
       </w:r>
     </w:p>
     <w:p>
@@ -1276,7 +1276,7 @@
           <w:sz w:val="16"/>
           <w:szCs w:val="16"/>
         </w:rPr>
-        <w:t xml:space="preserve"> : 형성재결(▁1▁심판 </w:t>
+        <w:t xml:space="preserve"> : 형성▁5▁(취소심판 </w:t>
       </w:r>
       <w:r>
         <w:rPr>
@@ -1330,7 +1330,7 @@
           <w:sz w:val="16"/>
           <w:szCs w:val="16"/>
         </w:rPr>
-        <w:t xml:space="preserve"> ▁1▁</w:t>
+        <w:t xml:space="preserve"> ▁6▁</w:t>
       </w:r>
       <w:r>
         <w:rPr>
@@ -1354,23 +1354,23 @@
           <w:sz w:val="16"/>
           <w:szCs w:val="16"/>
         </w:rPr>
-        <w:t>▁1▁은 행정청과 관계행정청에게 재결 취지에 기속시키는 효력을 말한다.</w:t>
-      </w:r>
-    </w:p>
-    <w:p>
-      <w:pPr>
-        <w:rPr>
-          <w:sz w:val="16"/>
-          <w:szCs w:val="16"/>
-        </w:rPr>
-      </w:pPr>
-      <w:r>
-        <w:rPr>
-          <w:rFonts w:hint="eastAsia"/>
-          <w:sz w:val="16"/>
-          <w:szCs w:val="16"/>
-        </w:rPr>
-        <w:t>동일 사실관계 하에서 동일 당사자 대상으로 동일 내용의 처분을 하여서는 아니되는 반복금지효, 제49조 2항, 3항, 4항의 경우 인정되는 재처분의무, 취소된 처분에 의해 초래된 위법상태를 제거하여 원상회복 하여야 하는 ▁1▁를 내용으로 한다.</w:t>
+        <w:t>기속력은 행정청과 관계행정청에게 재결 취지에 기속시키는 효력을 말한다.</w:t>
+      </w:r>
+    </w:p>
+    <w:p>
+      <w:pPr>
+        <w:rPr>
+          <w:sz w:val="16"/>
+          <w:szCs w:val="16"/>
+        </w:rPr>
+      </w:pPr>
+      <w:r>
+        <w:rPr>
+          <w:rFonts w:hint="eastAsia"/>
+          <w:sz w:val="16"/>
+          <w:szCs w:val="16"/>
+        </w:rPr>
+        <w:t>동일 사실관계 하에서 동일 당사자 대상으로 동일 내용의 처분을 하여서는 아니되는 반복금지효, 제49조 2항, 3항, 4항의 경우 인정되는 재처분의무, 취소된 처분에 의해 초래된 ▁7▁상태를 제거하여 원상회복 하여야 하는 결과제거의무를 내용으로 한다.</w:t>
       </w:r>
     </w:p>
     <w:p>
@@ -1403,23 +1403,23 @@
           <w:sz w:val="16"/>
           <w:szCs w:val="16"/>
         </w:rPr>
-        <w:t>i) ▁1▁ (상동)</w:t>
-      </w:r>
-    </w:p>
-    <w:p>
-      <w:pPr>
-        <w:rPr>
-          <w:sz w:val="16"/>
-          <w:szCs w:val="16"/>
-        </w:rPr>
-      </w:pPr>
-      <w:r>
-        <w:rPr>
-          <w:rFonts w:hint="eastAsia"/>
-          <w:sz w:val="16"/>
-          <w:szCs w:val="16"/>
-        </w:rPr>
-        <w:t xml:space="preserve">ii) ▁1▁ : 이행재결(취소심판 </w:t>
+        <w:t>i) ▁2▁ (상동)</w:t>
+      </w:r>
+    </w:p>
+    <w:p>
+      <w:pPr>
+        <w:rPr>
+          <w:sz w:val="16"/>
+          <w:szCs w:val="16"/>
+        </w:rPr>
+      </w:pPr>
+      <w:r>
+        <w:rPr>
+          <w:rFonts w:hint="eastAsia"/>
+          <w:sz w:val="16"/>
+          <w:szCs w:val="16"/>
+        </w:rPr>
+        <w:t xml:space="preserve">ii) 기속력 : 이행재결(취소심판 </w:t>
       </w:r>
       <w:r>
         <w:rPr>
@@ -1449,7 +1449,7 @@
           <w:sz w:val="16"/>
           <w:szCs w:val="16"/>
         </w:rPr>
-        <w:t xml:space="preserve"> 처분명령재결)이 있으면 행정청은 재결의 기속력에 따라 그 취지에 따른 처분을 하여야 한다.</w:t>
+        <w:t xml:space="preserve"> ▁3▁명령재결)이 있으면 행정청은 재결의 기속력에 따라 그 취지에 따른 처분을 하여야 한다.</w:t>
       </w:r>
     </w:p>
     <w:p>
@@ -1474,7 +1474,7 @@
           <w:sz w:val="16"/>
           <w:szCs w:val="16"/>
         </w:rPr>
-        <w:t>. 거부처분에 대한 ▁1▁</w:t>
+        <w:t>. 거부▁1▁에 대한 행정심판</w:t>
       </w:r>
       <w:r>
         <w:rPr>
@@ -1620,7 +1620,7 @@
                 <w:sz w:val="16"/>
                 <w:szCs w:val="16"/>
               </w:rPr>
-              <w:t>거부처분에 대한 ▁1▁ 불가(제30조), 임시처분(제31조) 가능</w:t>
+              <w:t>거부▁2▁에 대한 집행정지 불가(제30조), 임시처분(제31조) 가능</w:t>
             </w:r>
           </w:p>
         </w:tc>
@@ -1644,7 +1644,7 @@
                 <w:sz w:val="16"/>
                 <w:szCs w:val="16"/>
               </w:rPr>
-              <w:t>▁1▁의 종류</w:t>
+              <w:t>▁3▁의 종류</w:t>
             </w:r>
           </w:p>
         </w:tc>
@@ -1665,7 +1665,7 @@
                 <w:sz w:val="16"/>
                 <w:szCs w:val="16"/>
               </w:rPr>
-              <w:t>처분▁1▁, 처분명령재결</w:t>
+              <w:t>처분재결, 처분명령재결</w:t>
             </w:r>
           </w:p>
         </w:tc>
@@ -1686,7 +1686,7 @@
                 <w:sz w:val="16"/>
                 <w:szCs w:val="16"/>
               </w:rPr>
-              <w:t>▁1▁재결</w:t>
+              <w:t>취소재결</w:t>
             </w:r>
           </w:p>
         </w:tc>
@@ -1707,7 +1707,7 @@
                 <w:sz w:val="16"/>
                 <w:szCs w:val="16"/>
               </w:rPr>
-              <w:t>무효확인▁1▁</w:t>
+              <w:t>무효확인재결</w:t>
             </w:r>
           </w:p>
         </w:tc>
@@ -1731,7 +1731,7 @@
                 <w:sz w:val="16"/>
                 <w:szCs w:val="16"/>
               </w:rPr>
-              <w:t>▁1▁의 효력</w:t>
+              <w:t>재결의 효력</w:t>
             </w:r>
           </w:p>
         </w:tc>
@@ -1752,7 +1752,7 @@
                 <w:sz w:val="16"/>
                 <w:szCs w:val="16"/>
               </w:rPr>
-              <w:t>제49조 1항 ▁1▁</w:t>
+              <w:t>제49조 1항 ▁4▁</w:t>
             </w:r>
           </w:p>
           <w:p>
@@ -1784,7 +1784,7 @@
                 <w:sz w:val="16"/>
                 <w:szCs w:val="16"/>
               </w:rPr>
-              <w:t>항 ▁1▁</w:t>
+              <w:t>항 ▁5▁</w:t>
             </w:r>
           </w:p>
         </w:tc>
@@ -1805,7 +1805,7 @@
                 <w:sz w:val="16"/>
                 <w:szCs w:val="16"/>
               </w:rPr>
-              <w:t>제49조 1항 ▁1▁</w:t>
+              <w:t>제49조 1항 기속력</w:t>
             </w:r>
           </w:p>
           <w:p>
@@ -1837,7 +1837,7 @@
                 <w:sz w:val="16"/>
                 <w:szCs w:val="16"/>
               </w:rPr>
-              <w:t>항 ▁1▁</w:t>
+              <w:t>항 재처분의무</w:t>
             </w:r>
           </w:p>
         </w:tc>
@@ -1858,7 +1858,7 @@
                 <w:sz w:val="16"/>
                 <w:szCs w:val="16"/>
               </w:rPr>
-              <w:t>제49조 1항 ▁1▁</w:t>
+              <w:t>제49조 1항 기속력</w:t>
             </w:r>
             <w:r>
               <w:rPr>
@@ -1898,7 +1898,7 @@
                 <w:sz w:val="16"/>
                 <w:szCs w:val="16"/>
               </w:rPr>
-              <w:t>항 ▁1▁</w:t>
+              <w:t>항 재처분의무</w:t>
             </w:r>
           </w:p>
         </w:tc>
@@ -1922,7 +1922,7 @@
                 <w:sz w:val="16"/>
                 <w:szCs w:val="16"/>
               </w:rPr>
-              <w:t xml:space="preserve">▁1▁ </w:t>
+              <w:t xml:space="preserve">재처분의무 </w:t>
             </w:r>
           </w:p>
           <w:p>
@@ -1960,7 +1960,7 @@
                 <w:sz w:val="16"/>
                 <w:szCs w:val="16"/>
               </w:rPr>
-              <w:t>거부처분 ▁1▁ 재처분의무 불이행 여부와 동일 쟁점</w:t>
+              <w:t>거부처분 ▁6▁ 재처분의무 불이행 여부와 동일 쟁점</w:t>
             </w:r>
             <w:r>
               <w:rPr>
@@ -2013,7 +2013,7 @@
                 <w:sz w:val="16"/>
                 <w:szCs w:val="16"/>
               </w:rPr>
-              <w:t>▁1▁(제50조) O</w:t>
+              <w:t>▁7▁(제50조) O</w:t>
             </w:r>
           </w:p>
           <w:p>
@@ -2029,7 +2029,7 @@
                 <w:sz w:val="16"/>
                 <w:szCs w:val="16"/>
               </w:rPr>
-              <w:t>▁1▁(제50조의2) O</w:t>
+              <w:t>▁8▁(제50조의2) O</w:t>
             </w:r>
           </w:p>
           <w:p>
@@ -2045,7 +2045,7 @@
                 <w:sz w:val="16"/>
                 <w:szCs w:val="16"/>
               </w:rPr>
-              <w:t>재처분의무 ▁1▁에 대한 의무이행심판청구 O</w:t>
+              <w:t>재처분의무 부작위에 대한 의무이행▁9▁ O</w:t>
             </w:r>
           </w:p>
         </w:tc>
@@ -2066,7 +2066,7 @@
                 <w:sz w:val="16"/>
                 <w:szCs w:val="16"/>
               </w:rPr>
-              <w:t>▁1▁(제50조) X</w:t>
+              <w:t>직접처분(제50조) X</w:t>
             </w:r>
           </w:p>
           <w:p>
@@ -2082,7 +2082,7 @@
                 <w:sz w:val="16"/>
                 <w:szCs w:val="16"/>
               </w:rPr>
-              <w:t>▁1▁(제50조의2) O</w:t>
+              <w:t>간접강제(제50조의2) O</w:t>
             </w:r>
           </w:p>
           <w:p>
@@ -2098,7 +2098,7 @@
                 <w:sz w:val="16"/>
                 <w:szCs w:val="16"/>
               </w:rPr>
-              <w:t>재처분의무 ▁1▁에 대한 의무이행심판청구 O</w:t>
+              <w:t>재처분의무 ▁10▁에 대한 의무이행심판청구 O</w:t>
             </w:r>
           </w:p>
         </w:tc>
@@ -2119,7 +2119,7 @@
                 <w:sz w:val="16"/>
                 <w:szCs w:val="16"/>
               </w:rPr>
-              <w:t>▁1▁(제50조) X</w:t>
+              <w:t>직접처분(제50조) X</w:t>
             </w:r>
           </w:p>
           <w:p>
@@ -2135,7 +2135,7 @@
                 <w:sz w:val="16"/>
                 <w:szCs w:val="16"/>
               </w:rPr>
-              <w:t>▁1▁(제50조의2) O</w:t>
+              <w:t>간접강제(제50조의2) O</w:t>
             </w:r>
           </w:p>
           <w:p>
@@ -2151,7 +2151,7 @@
                 <w:sz w:val="16"/>
                 <w:szCs w:val="16"/>
               </w:rPr>
-              <w:t>재처분의무 ▁1▁에 대한 의무이행심판청구 O</w:t>
+              <w:t>재처분의무 부작위에 대한 의무이행심판청구 O</w:t>
             </w:r>
           </w:p>
         </w:tc>
@@ -2231,7 +2231,7 @@
           <w:sz w:val="16"/>
           <w:szCs w:val="16"/>
         </w:rPr>
-        <w:t xml:space="preserve">당사자의 신청에 대한 행정청의 위법 또는 부당한 거부처분이나 ▁1▁에 대하여 일정한 처분을 하도록 하는 </w:t>
+        <w:t xml:space="preserve">당사자의 신청에 대한 행정청의 ▁2▁ 또는 부당한 거부처분이나 부작위에 대하여 일정한 처분을 하도록 하는 </w:t>
       </w:r>
       <w:r>
         <w:rPr>
@@ -2319,7 +2319,7 @@
           <w:sz w:val="16"/>
           <w:szCs w:val="16"/>
         </w:rPr>
-        <w:t>제30조(▁1▁)</w:t>
+        <w:t>제30조(▁3▁)</w:t>
       </w:r>
       <w:r>
         <w:rPr>
@@ -2394,7 +2394,7 @@
           <w:sz w:val="16"/>
           <w:szCs w:val="16"/>
         </w:rPr>
-        <w:t>거부처분에 대하여 원칙적으로 신청이익이 인정되지 않으나, 예외적으로 거부처분 이전의 상태로 복귀됨에 따라 신청인에게 회복되는 법적이익이 있는 때에는 ▁1▁ 신청이 가능하다는 견해가 있으나,</w:t>
+        <w:t>거부처분에 대하여 원칙적으로 신청이익이 인정되지 않으나, 예외적으로 거부처분 이전의 상태로 복귀됨에 따라 신청인에게 회복되는 법적이익이 있는 때에는 집행정지 신청이 가능하다는 견해가 있으나,</w:t>
       </w:r>
     </w:p>
     <w:p>
@@ -2426,7 +2426,7 @@
           <w:sz w:val="16"/>
           <w:szCs w:val="16"/>
         </w:rPr>
-        <w:t>거부▁1▁ 효력이 정지되어도 그 처분이 없었던 것과 같은 상태를 만드는 것에 지나지 않고, 그 이상으로 어떠한 처분을 명하는 적극적 상태를 만들지 않아 효력정지를 구할 이익이 없다고 하여 부정설의 입장이다.</w:t>
+        <w:t>거부처분 효력이 정지되어도 그 처분이 없었던 것과 같은 상태를 만드는 것에 지나지 않고, 그 이상으로 어떠한 처분을 명하는 적극적 상태를 만들지 않아 효력정지를 구할 이익이 없다고 하여 부정설의 입장이다.</w:t>
       </w:r>
     </w:p>
     <w:p>
@@ -2446,7 +2446,7 @@
           <w:sz w:val="16"/>
           <w:szCs w:val="16"/>
         </w:rPr>
-        <w:t xml:space="preserve">- 임시▁1▁(제31조) </w:t>
+        <w:t xml:space="preserve">- 임시처분(제31조) </w:t>
       </w:r>
       <w:r>
         <w:rPr>
@@ -2501,7 +2501,7 @@
           <w:sz w:val="16"/>
           <w:szCs w:val="16"/>
         </w:rPr>
-        <w:t>▁1▁</w:t>
+        <w:t>▁4▁</w:t>
       </w:r>
       <w:r>
         <w:rPr>
@@ -2539,23 +2539,23 @@
           <w:sz w:val="16"/>
           <w:szCs w:val="16"/>
         </w:rPr>
-        <w:t>적극적 요건 : 처분 또는 ▁1▁가 위법하다고 상당히 의심 + 행정심판청구 계속 중 + 중대한 불이익 또는 급박한 위험 + 임시지위 설정의 필요성</w:t>
-      </w:r>
-    </w:p>
-    <w:p>
-      <w:pPr>
-        <w:rPr>
-          <w:sz w:val="16"/>
-          <w:szCs w:val="16"/>
-        </w:rPr>
-      </w:pPr>
-      <w:r>
-        <w:rPr>
-          <w:rFonts w:hint="eastAsia"/>
-          <w:sz w:val="16"/>
-          <w:szCs w:val="16"/>
-        </w:rPr>
-        <w:t>소극적 요건 : 공공복리에 중대한 영향을 미칠 우려가 없을 것 + ▁1▁로 목적을 달성할 수 없을 것(=임시처분의 보충성 필요)</w:t>
+        <w:t>적극적 요건 : 처분 또는 부작위가 위법하다고 상당히 의심 + 행정▁5▁ 계속 중 + 중대한 불이익 또는 급박한 위험 + 임시지위 설정의 필요성</w:t>
+      </w:r>
+    </w:p>
+    <w:p>
+      <w:pPr>
+        <w:rPr>
+          <w:sz w:val="16"/>
+          <w:szCs w:val="16"/>
+        </w:rPr>
+      </w:pPr>
+      <w:r>
+        <w:rPr>
+          <w:rFonts w:hint="eastAsia"/>
+          <w:sz w:val="16"/>
+          <w:szCs w:val="16"/>
+        </w:rPr>
+        <w:t>소극적 요건 : ▁6▁에 중대한 영향을 미칠 우려가 없을 것 + 집행정지로 목적을 달성할 수 없을 것(=임시처분의 보충성 필요)</w:t>
       </w:r>
     </w:p>
     <w:tbl>
@@ -2626,7 +2626,7 @@
                 <w:sz w:val="16"/>
                 <w:szCs w:val="16"/>
               </w:rPr>
-              <w:t>▁1▁</w:t>
+              <w:t>▁2▁</w:t>
             </w:r>
           </w:p>
         </w:tc>
@@ -2650,7 +2650,7 @@
                 <w:sz w:val="16"/>
                 <w:szCs w:val="16"/>
               </w:rPr>
-              <w:t>▁1▁</w:t>
+              <w:t>▁3▁</w:t>
             </w:r>
           </w:p>
         </w:tc>
@@ -2671,7 +2671,7 @@
                 <w:sz w:val="16"/>
                 <w:szCs w:val="16"/>
               </w:rPr>
-              <w:t>의무이행심판 : ▁1▁시</w:t>
+              <w:t>의무이행심판 : ▁4▁시</w:t>
             </w:r>
           </w:p>
         </w:tc>
@@ -2692,7 +2692,7 @@
                 <w:sz w:val="16"/>
                 <w:szCs w:val="16"/>
               </w:rPr>
-              <w:t>▁1▁위법확인소송 : 판결시</w:t>
+              <w:t>부작위▁5▁확인소송 : 판결시</w:t>
             </w:r>
           </w:p>
         </w:tc>
@@ -2716,7 +2716,7 @@
                 <w:sz w:val="16"/>
                 <w:szCs w:val="16"/>
               </w:rPr>
-              <w:t>거부▁1▁</w:t>
+              <w:t>거부▁6▁</w:t>
             </w:r>
           </w:p>
         </w:tc>
@@ -2737,7 +2737,7 @@
                 <w:sz w:val="16"/>
                 <w:szCs w:val="16"/>
               </w:rPr>
-              <w:t>의무이행심판/▁1▁심판 : 재결시</w:t>
+              <w:t>의무이행심판/▁7▁심판 : 재결시</w:t>
             </w:r>
           </w:p>
         </w:tc>
@@ -2758,7 +2758,7 @@
                 <w:sz w:val="16"/>
                 <w:szCs w:val="16"/>
               </w:rPr>
-              <w:t>거부처분▁1▁ : 처분시</w:t>
+              <w:t>거부처분▁8▁ : 처분시</w:t>
             </w:r>
           </w:p>
         </w:tc>
@@ -2801,7 +2801,7 @@
           <w:sz w:val="16"/>
           <w:szCs w:val="16"/>
         </w:rPr>
-        <w:t xml:space="preserve"> ▁1▁성 판단</w:t>
+        <w:t xml:space="preserve"> 위법성 판단</w:t>
       </w:r>
       <w:r>
         <w:rPr>
@@ -2837,23 +2837,23 @@
           <w:sz w:val="16"/>
           <w:szCs w:val="16"/>
         </w:rPr>
-        <w:t>▁1▁에 대한 의무이행심판의 위법 판단 시의 기준이 재결 시라는 점에는 이견이 없으나, 거부처분의 경우 위법 판단 시가 문제된다.</w:t>
-      </w:r>
-    </w:p>
-    <w:p>
-      <w:pPr>
-        <w:rPr>
-          <w:sz w:val="16"/>
-          <w:szCs w:val="16"/>
-        </w:rPr>
-      </w:pPr>
-      <w:r>
-        <w:rPr>
-          <w:rFonts w:hint="eastAsia"/>
-          <w:sz w:val="16"/>
-          <w:szCs w:val="16"/>
-        </w:rPr>
-        <w:t>행정심판은 위법▁1▁한 처분의 사후적 통제수단이므로, 처분 시를 기준으로 위법성을 판단하여야 한다는 견해도 있으나, 의무이행심판은 재결 시를 기준으로 종전의 거부상태를 유지할 것인지, 새로운 처분을 할 것인지를 판단하여 심판하는 것이 타당하다.</w:t>
+        <w:t>▁7▁에 대한 의무이행심판의 위법 판단 시의 기준이 재결 시라는 점에는 이견이 없으나, 거부처분의 경우 위법 판단 시가 문제된다.</w:t>
+      </w:r>
+    </w:p>
+    <w:p>
+      <w:pPr>
+        <w:rPr>
+          <w:sz w:val="16"/>
+          <w:szCs w:val="16"/>
+        </w:rPr>
+      </w:pPr>
+      <w:r>
+        <w:rPr>
+          <w:rFonts w:hint="eastAsia"/>
+          <w:sz w:val="16"/>
+          <w:szCs w:val="16"/>
+        </w:rPr>
+        <w:t>행정심판은 위법▁8▁한 처분의 사후적 통제수단이므로, 처분 시를 기준으로 위법성을 판단하여야 한다는 견해도 있으나, 의무이행심판은 재결 시를 기준으로 종전의 거부상태를 유지할 것인지, 새로운 처분을 할 것인지를 판단하여 심판하는 것이 타당하다.</w:t>
       </w:r>
     </w:p>
     <w:p>
@@ -2883,23 +2883,23 @@
           <w:sz w:val="16"/>
           <w:szCs w:val="16"/>
         </w:rPr>
-        <w:t>▁1▁의 종류</w:t>
-      </w:r>
-    </w:p>
-    <w:p>
-      <w:pPr>
-        <w:rPr>
-          <w:sz w:val="16"/>
-          <w:szCs w:val="16"/>
-        </w:rPr>
-      </w:pPr>
-      <w:r>
-        <w:rPr>
-          <w:rFonts w:hint="eastAsia"/>
-          <w:sz w:val="16"/>
-          <w:szCs w:val="16"/>
-        </w:rPr>
-        <w:t>▁1▁는 거부처분이 위법 또는 부당하면 신청에 따른 처분재결(형성재결), 처분명령재결(이행재결)을 할 수 있다.</w:t>
+        <w:t>▁9▁의 종류</w:t>
+      </w:r>
+    </w:p>
+    <w:p>
+      <w:pPr>
+        <w:rPr>
+          <w:sz w:val="16"/>
+          <w:szCs w:val="16"/>
+        </w:rPr>
+      </w:pPr>
+      <w:r>
+        <w:rPr>
+          <w:rFonts w:hint="eastAsia"/>
+          <w:sz w:val="16"/>
+          <w:szCs w:val="16"/>
+        </w:rPr>
+        <w:t>행정심판위원회는 거부처분이 위법 또는 부당하면 신청에 따른 처분재결(▁10▁), 처분명령재결(이행재결)을 할 수 있다.</w:t>
       </w:r>
     </w:p>
     <w:p>
@@ -2919,7 +2919,7 @@
           <w:sz w:val="16"/>
           <w:szCs w:val="16"/>
         </w:rPr>
-        <w:t>(5) ▁1▁ 불이행 여부</w:t>
+        <w:t>(5) ▁11▁ 불이행 여부</w:t>
       </w:r>
     </w:p>
     <w:p>
@@ -2943,7 +2943,7 @@
           <w:sz w:val="16"/>
           <w:szCs w:val="16"/>
         </w:rPr>
-        <w:t>▁1▁의 의의 : 인용재결에 발생, 행정청 및 관계행정청을 기속하는 효력</w:t>
+        <w:t>▁12▁의 의의 : 인용재결에 발생, 행정청 및 관계행정청을 기속하는 효력</w:t>
       </w:r>
     </w:p>
     <w:p>
@@ -2967,7 +2967,7 @@
           <w:sz w:val="16"/>
           <w:szCs w:val="16"/>
         </w:rPr>
-        <w:t>내용 : 반복금지효, 재처분의무, ▁1▁</w:t>
+        <w:t>내용 : ▁13▁, 재처분의무, 결과제거의무</w:t>
       </w:r>
     </w:p>
     <w:p>
@@ -3015,7 +3015,7 @@
           <w:sz w:val="16"/>
           <w:szCs w:val="16"/>
         </w:rPr>
-        <w:t>거부처분 ▁1▁에 따른 재처분의무 불이행여부 (</w:t>
+        <w:t>거부처분 ▁14▁에 따른 재처분의무 불이행여부 (</w:t>
       </w:r>
       <w:r>
         <w:rPr>
@@ -3086,7 +3086,7 @@
           <w:sz w:val="16"/>
           <w:szCs w:val="16"/>
         </w:rPr>
-        <w:t xml:space="preserve">기본적 사실관계 동일성 없는 다른 사유를 들어 다시 거부▁1▁을 하는 </w:t>
+        <w:t xml:space="preserve">기본적 사실관계 동일성 없는 다른 사유를 들어 다시 거부처분을 하는 </w:t>
       </w:r>
       <w:r>
         <w:rPr>
@@ -3110,39 +3110,39 @@
           <w:sz w:val="16"/>
           <w:szCs w:val="16"/>
         </w:rPr>
-        <w:t>- 거부처분 후 사정▁1▁을 이유로 다시 거부처분을 하는 경우</w:t>
-      </w:r>
-    </w:p>
-    <w:p>
-      <w:pPr>
-        <w:rPr>
-          <w:sz w:val="16"/>
-          <w:szCs w:val="16"/>
-        </w:rPr>
-      </w:pPr>
-      <w:r>
-        <w:rPr>
-          <w:rFonts w:hint="eastAsia"/>
-          <w:sz w:val="16"/>
-          <w:szCs w:val="16"/>
-        </w:rPr>
-        <w:t>- 거부▁1▁ 후 법령이 개정된 경우, 종전 규정을 적용하는 경과규정이 없는 한 행정청은 개정된 법령의 허가기준에 따라 다시 이전 신청에 대한 거부처분을 할 수 있다.</w:t>
-      </w:r>
-    </w:p>
-    <w:p>
-      <w:pPr>
-        <w:rPr>
-          <w:sz w:val="16"/>
-          <w:szCs w:val="16"/>
-        </w:rPr>
-      </w:pPr>
-      <w:r>
-        <w:rPr>
-          <w:rFonts w:hint="eastAsia"/>
-          <w:sz w:val="16"/>
-          <w:szCs w:val="16"/>
-        </w:rPr>
-        <w:t>- 절차 또는 형식 위법으로 ▁1▁된 경우, 적법한 절차 또는 형식을 갖추어 동일한 내용의 처분을 하는 경우</w:t>
+        <w:t>- 거부처분 후 사정▁15▁을 이유로 다시 거부처분을 하는 경우</w:t>
+      </w:r>
+    </w:p>
+    <w:p>
+      <w:pPr>
+        <w:rPr>
+          <w:sz w:val="16"/>
+          <w:szCs w:val="16"/>
+        </w:rPr>
+      </w:pPr>
+      <w:r>
+        <w:rPr>
+          <w:rFonts w:hint="eastAsia"/>
+          <w:sz w:val="16"/>
+          <w:szCs w:val="16"/>
+        </w:rPr>
+        <w:t>- 거부처분 후 법령이 개정된 경우, 종전 규정을 적용하는 경과규정이 없는 한 행정청은 개정된 법령의 허가기준에 따라 다시 이전 신청에 대한 거부처분을 할 수 있다.</w:t>
+      </w:r>
+    </w:p>
+    <w:p>
+      <w:pPr>
+        <w:rPr>
+          <w:sz w:val="16"/>
+          <w:szCs w:val="16"/>
+        </w:rPr>
+      </w:pPr>
+      <w:r>
+        <w:rPr>
+          <w:rFonts w:hint="eastAsia"/>
+          <w:sz w:val="16"/>
+          <w:szCs w:val="16"/>
+        </w:rPr>
+        <w:t>- 절차 또는 형식 위법으로 취소된 경우, 적법한 절차 또는 형식을 갖추어 동일한 내용의 처분을 하는 경우</w:t>
       </w:r>
     </w:p>
     <w:p>
@@ -3213,7 +3213,7 @@
           <w:sz w:val="16"/>
           <w:szCs w:val="16"/>
         </w:rPr>
-        <w:t>- ▁1▁(제50조)</w:t>
+        <w:t>- ▁16▁(제50조)</w:t>
       </w:r>
       <w:r>
         <w:rPr>
@@ -3258,7 +3258,7 @@
           <w:sz w:val="16"/>
           <w:szCs w:val="16"/>
         </w:rPr>
-        <w:t>▁1▁이란 행정청이 재결의 취지에 따라 처분을 하지 않는 때 위원회가 처분을 직접 행하는 것을 말한다.</w:t>
+        <w:t>직접처분이란 행정청이 재결의 취지에 따라 처분을 하지 않는 때 위원회가 처분을 직접 행하는 것을 말한다.</w:t>
       </w:r>
     </w:p>
     <w:p>
@@ -3281,7 +3281,7 @@
           <w:sz w:val="16"/>
           <w:szCs w:val="16"/>
         </w:rPr>
-        <w:t xml:space="preserve"> 당사자의 신청을 거부하거나 ▁1▁로 방치한 처분의 이행을 명하는 재결</w:t>
+        <w:t> 당사자의 신청을 거부하거나 부작위로 방치한 처분의 이행을 명하는 재결</w:t>
       </w:r>
       <w:r>
         <w:rPr>
@@ -3329,7 +3329,7 @@
           <w:sz w:val="16"/>
           <w:szCs w:val="16"/>
         </w:rPr>
-        <w:t>판례는 행정청이 ▁1▁에 반하는 재처분을 한 때에도 일단 처분을 한 이상 위원회가 직접처분을 할 수는 없다고 본다.</w:t>
+        <w:t>판례는 행정청이 기속력에 반하는 재처분을 한 때에도 일단 처분을 한 이상 위원회가 직접처분을 할 수는 없다고 본다.</w:t>
       </w:r>
     </w:p>
     <w:p>
@@ -3349,7 +3349,7 @@
           <w:sz w:val="16"/>
           <w:szCs w:val="16"/>
         </w:rPr>
-        <w:t xml:space="preserve">- ▁1▁(제50조의2) </w:t>
+        <w:t xml:space="preserve">- ▁17▁(제50조의2) </w:t>
       </w:r>
       <w:r>
         <w:rPr>
@@ -3385,7 +3385,7 @@
           <w:sz w:val="16"/>
           <w:szCs w:val="16"/>
         </w:rPr>
-        <w:t>청구인이 위원회에 ▁1▁ 신청 시 위원회는 상당기간을 정하고, 피청구인이 기간 내 이행하지 않는 경우 일정한 배상을 하도록 명하거나 즉시 배상을 명할 수 있다.</w:t>
+        <w:t>청구인이 위원회에 간접강제 신청 시 위원회는 상당기간을 정하고, ▁18▁이 기간 내 이행하지 않는 경우 일정한 배상을 하도록 명하거나 즉시 배상을 명할 수 있다.</w:t>
       </w:r>
     </w:p>
     <w:p>
@@ -3424,31 +3424,31 @@
           <w:sz w:val="16"/>
           <w:szCs w:val="16"/>
         </w:rPr>
-        <w:t>재결에 의하여 ▁1▁되거나 무효 또는 부존재로 확인되는 처분이 당사자의 신청을 거부하는 것을 내용으로 하는 경우</w:t>
-      </w:r>
-      <w:r>
-        <w:rPr>
-          <w:rFonts w:hint="eastAsia"/>
-          <w:sz w:val="16"/>
-          <w:szCs w:val="16"/>
-        </w:rPr>
-        <w:t>(제49조 2항) = 거부처분 취소심판청구에 대한 취소재결 or 거부처분 무효확인심판청구에 대한 무효확인재결 / 의무이행심판청구에 대한 처분명령재결(제49조 3항)</w:t>
-      </w:r>
-    </w:p>
-    <w:p>
-      <w:pPr>
-        <w:rPr>
-          <w:sz w:val="16"/>
-          <w:szCs w:val="16"/>
-        </w:rPr>
-      </w:pPr>
-      <w:r>
-        <w:rPr>
-          <w:rFonts w:hint="eastAsia"/>
-          <w:sz w:val="16"/>
-          <w:szCs w:val="16"/>
-        </w:rPr>
-        <w:t>ii) 제49조 2항 / 제49조 3항에 따른 재처분의무에도 불구하고 ▁1▁이 처분을 하지 않을 것</w:t>
+        <w:t>재결에 의하여 취소되거나 무효 또는 부존재로 확인되는 처분이 당사자의 신청을 거부하는 것을 내용으로 하는 경우</w:t>
+      </w:r>
+      <w:r>
+        <w:rPr>
+          <w:rFonts w:hint="eastAsia"/>
+          <w:sz w:val="16"/>
+          <w:szCs w:val="16"/>
+        </w:rPr>
+        <w:t>(제49조 2항) = 거부처분 ▁19▁청구에 대한 취소재결 or 거부처분 무효확인심판청구에 대한 무효확인재결 / 의무이행심판청구에 대한 처분명령재결(제49조 3항)</w:t>
+      </w:r>
+    </w:p>
+    <w:p>
+      <w:pPr>
+        <w:rPr>
+          <w:sz w:val="16"/>
+          <w:szCs w:val="16"/>
+        </w:rPr>
+      </w:pPr>
+      <w:r>
+        <w:rPr>
+          <w:rFonts w:hint="eastAsia"/>
+          <w:sz w:val="16"/>
+          <w:szCs w:val="16"/>
+        </w:rPr>
+        <w:t>ii) 제49조 2항 / 제49조 3항에 따른 재처분의무에도 불구하고 피청구인이 처분을 하지 않을 것</w:t>
       </w:r>
     </w:p>
     <w:p>
@@ -3484,7 +3484,7 @@
           <w:sz w:val="16"/>
           <w:szCs w:val="16"/>
         </w:rPr>
-        <w:t>- 재처분의무 ▁1▁에 대한 부작위</w:t>
+        <w:t>- 재처분의무 부작위에 대한 부작위</w:t>
       </w:r>
       <w:r>
         <w:rPr>
@@ -3494,7 +3494,7 @@
           <w:sz w:val="16"/>
           <w:szCs w:val="16"/>
         </w:rPr>
-        <w:t xml:space="preserve"> 의무이행심판 / 부작위</w:t>
+        <w:t xml:space="preserve"> 의무이행심판 / ▁20▁</w:t>
       </w:r>
       <w:r>
         <w:rPr>
@@ -3549,7 +3549,7 @@
           <w:sz w:val="16"/>
           <w:szCs w:val="16"/>
         </w:rPr>
-        <w:t>제51조(▁1▁ 재청구의 금지)</w:t>
+        <w:t>제51조(▁21▁ 재청구의 금지)</w:t>
       </w:r>
       <w:r>
         <w:rPr>
@@ -3573,7 +3573,7 @@
           <w:sz w:val="16"/>
           <w:szCs w:val="16"/>
         </w:rPr>
-        <w:t xml:space="preserve">행정심판법은 무효확인심판 외 ▁1▁위법확인심판 형태 규정하고 있지 않으므로 부작위에 대한 행정심판법상 불복절차는 의무이행심판청구 뿐이다. </w:t>
+        <w:t xml:space="preserve">행정심판법은 무효확인심판 외 부작위위법확인심판 형태 규정하고 있지 않으므로 부작위에 대한 행정심판법상 ▁22▁는 의무이행심판청구 뿐이다. </w:t>
       </w:r>
     </w:p>
     <w:p>
@@ -3593,7 +3593,7 @@
           <w:sz w:val="16"/>
           <w:szCs w:val="16"/>
         </w:rPr>
-        <w:t>3) ▁1▁심판</w:t>
+        <w:t>3) 취소심판</w:t>
       </w:r>
     </w:p>
     <w:p>
@@ -3628,7 +3628,7 @@
           <w:sz w:val="16"/>
           <w:szCs w:val="16"/>
         </w:rPr>
-        <w:t xml:space="preserve">행정청의 위법 또는 부당한 처분을 ▁1▁하거나 변경하는 </w:t>
+        <w:t xml:space="preserve">행정청의 위법 또는 부당한 처분을 취소하거나 변경하는 </w:t>
       </w:r>
       <w:r>
         <w:rPr>
@@ -3702,39 +3702,39 @@
           <w:sz w:val="16"/>
           <w:szCs w:val="16"/>
         </w:rPr>
-        <w:t>(3) ▁1▁의 종류</w:t>
-      </w:r>
-    </w:p>
-    <w:p>
-      <w:pPr>
-        <w:rPr>
-          <w:sz w:val="16"/>
-          <w:szCs w:val="16"/>
-        </w:rPr>
-      </w:pPr>
-      <w:r>
-        <w:rPr>
-          <w:rFonts w:hint="eastAsia"/>
-          <w:sz w:val="16"/>
-          <w:szCs w:val="16"/>
-        </w:rPr>
-        <w:t>▁1▁재결이 가능하며, 변경명령재결 또는 변경재결은 변경의 대상이 부존재하므로 가능하지 않다.</w:t>
-      </w:r>
-    </w:p>
-    <w:p>
-      <w:pPr>
-        <w:rPr>
-          <w:sz w:val="16"/>
-          <w:szCs w:val="16"/>
-        </w:rPr>
-      </w:pPr>
-      <w:r>
-        <w:rPr>
-          <w:rFonts w:hint="eastAsia"/>
-          <w:sz w:val="16"/>
-          <w:szCs w:val="16"/>
-        </w:rPr>
-        <w:t xml:space="preserve">행정심판법은 거부처분 ▁1▁하는 재결이 있는 경우 재처분의무를 인정한다(제49조 </w:t>
+        <w:t>(3) 재결의 종류</w:t>
+      </w:r>
+    </w:p>
+    <w:p>
+      <w:pPr>
+        <w:rPr>
+          <w:sz w:val="16"/>
+          <w:szCs w:val="16"/>
+        </w:rPr>
+      </w:pPr>
+      <w:r>
+        <w:rPr>
+          <w:rFonts w:hint="eastAsia"/>
+          <w:sz w:val="16"/>
+          <w:szCs w:val="16"/>
+        </w:rPr>
+        <w:t>취소재결이 가능하며, 변경명령재결 또는 변경재결은 변경의 대상이 부존재하므로 가능하지 않다.</w:t>
+      </w:r>
+    </w:p>
+    <w:p>
+      <w:pPr>
+        <w:rPr>
+          <w:sz w:val="16"/>
+          <w:szCs w:val="16"/>
+        </w:rPr>
+      </w:pPr>
+      <w:r>
+        <w:rPr>
+          <w:rFonts w:hint="eastAsia"/>
+          <w:sz w:val="16"/>
+          <w:szCs w:val="16"/>
+        </w:rPr>
+        <w:t xml:space="preserve">행정심판법은 거부처분 취소하는 재결이 있는 경우 재처분의무를 인정한다(제49조 </w:t>
       </w:r>
       <w:r>
         <w:rPr>
@@ -3795,7 +3795,7 @@
           <w:sz w:val="16"/>
           <w:szCs w:val="16"/>
         </w:rPr>
-        <w:t>▁1▁</w:t>
+        <w:t>직접처분</w:t>
       </w:r>
       <w:r>
         <w:rPr>
@@ -3850,7 +3850,7 @@
           <w:sz w:val="16"/>
           <w:szCs w:val="16"/>
         </w:rPr>
-        <w:t>재결에 의하여 ▁1▁되거나 무효 또는 부존재로 확인되는 처분이 당사자의 신청을 거부하는 것을 내용으로 하는 경우</w:t>
+        <w:t>재결에 의하여 취소되거나 무효 또는 부존재로 확인되는 처분이 당사자의 신청을 거부하는 것을 내용으로 하는 경우</w:t>
       </w:r>
       <w:r>
         <w:rPr>
@@ -3894,7 +3894,7 @@
           <w:sz w:val="16"/>
           <w:szCs w:val="16"/>
         </w:rPr>
-        <w:t>4) 무효확인▁1▁</w:t>
+        <w:t>4) 무효확인심판청구</w:t>
       </w:r>
     </w:p>
     <w:p>
@@ -3953,7 +3953,7 @@
           <w:sz w:val="16"/>
           <w:szCs w:val="16"/>
         </w:rPr>
-        <w:t xml:space="preserve"> 무효확인심판을 청구할 수 있다(▁1▁법 제5조 2호).</w:t>
+        <w:t xml:space="preserve"> 무효확인심판을 청구할 수 있다(행정심판법 제5조 2호).</w:t>
       </w:r>
     </w:p>
     <w:p>
@@ -4013,7 +4013,7 @@
           <w:sz w:val="16"/>
           <w:szCs w:val="16"/>
         </w:rPr>
-        <w:t>(3) ▁1▁의 종류 : 무효확인재결</w:t>
+        <w:t>(3) 재결의 종류 : 무효확인재결</w:t>
       </w:r>
     </w:p>
     <w:p>
@@ -4049,7 +4049,7 @@
           <w:sz w:val="16"/>
           <w:szCs w:val="16"/>
         </w:rPr>
-        <w:t>▁1▁(제50조) : 제49조 3항에 해당하지 않아 직접처분 불가</w:t>
+        <w:t>직접처분(제50조) : 제49조 3항에 해당하지 않아 직접처분 불가</w:t>
       </w:r>
     </w:p>
     <w:p>
@@ -4072,7 +4072,7 @@
           <w:sz w:val="16"/>
           <w:szCs w:val="16"/>
         </w:rPr>
-        <w:t>재결에 의하여 ▁1▁되거나 무효 또는 부존재로 확인되는 처분이 당사자의 신청을 거부하는 것을 내용으로 하는 경우</w:t>
+        <w:t>재결에 의하여 취소되거나 무효 또는 부존재로 확인되는 처분이 당사자의 신청을 거부하는 것을 내용으로 하는 경우</w:t>
       </w:r>
       <w:r>
         <w:rPr>
@@ -4113,23 +4113,23 @@
           <w:sz w:val="16"/>
           <w:szCs w:val="16"/>
         </w:rPr>
-        <w:t>. 제3자의 ▁1▁청구</w:t>
-      </w:r>
-    </w:p>
-    <w:p>
-      <w:pPr>
-        <w:rPr>
-          <w:sz w:val="16"/>
-          <w:szCs w:val="16"/>
-        </w:rPr>
-      </w:pPr>
-      <w:r>
-        <w:rPr>
-          <w:rFonts w:hint="eastAsia"/>
-          <w:sz w:val="16"/>
-          <w:szCs w:val="16"/>
-        </w:rPr>
-        <w:t>甲에 대한 수익적 처분으로 법률상 이익이 침해된 제3자가 ▁1▁심판 청구하는 경우</w:t>
+        <w:t>. 제3자의 행정▁1▁</w:t>
+      </w:r>
+    </w:p>
+    <w:p>
+      <w:pPr>
+        <w:rPr>
+          <w:sz w:val="16"/>
+          <w:szCs w:val="16"/>
+        </w:rPr>
+      </w:pPr>
+      <w:r>
+        <w:rPr>
+          <w:rFonts w:hint="eastAsia"/>
+          <w:sz w:val="16"/>
+          <w:szCs w:val="16"/>
+        </w:rPr>
+        <w:t>甲에 대한 수익적 ▁2▁으로 법률상 이익이 침해된 제3자가 취소심판 청구하는 경우</w:t>
       </w:r>
     </w:p>
     <w:p>
@@ -4161,23 +4161,23 @@
           <w:sz w:val="16"/>
           <w:szCs w:val="16"/>
         </w:rPr>
-        <w:t xml:space="preserve"> ▁1▁</w:t>
-      </w:r>
-    </w:p>
-    <w:p>
-      <w:pPr>
-        <w:rPr>
-          <w:sz w:val="16"/>
-          <w:szCs w:val="16"/>
-        </w:rPr>
-      </w:pPr>
-      <w:r>
-        <w:rPr>
-          <w:rFonts w:hint="eastAsia"/>
-          <w:sz w:val="16"/>
-          <w:szCs w:val="16"/>
-        </w:rPr>
-        <w:t>▁1▁심판은 위법</w:t>
+        <w:t xml:space="preserve"> ▁3▁</w:t>
+      </w:r>
+    </w:p>
+    <w:p>
+      <w:pPr>
+        <w:rPr>
+          <w:sz w:val="16"/>
+          <w:szCs w:val="16"/>
+        </w:rPr>
+      </w:pPr>
+      <w:r>
+        <w:rPr>
+          <w:rFonts w:hint="eastAsia"/>
+          <w:sz w:val="16"/>
+          <w:szCs w:val="16"/>
+        </w:rPr>
+        <w:t>취소심판은 ▁4▁</w:t>
       </w:r>
       <w:r>
         <w:rPr>
@@ -4209,7 +4209,7 @@
           <w:sz w:val="16"/>
           <w:szCs w:val="16"/>
         </w:rPr>
-        <w:t xml:space="preserve">보호가치 있는 이익 구제설, 권리구제설, 법률상보호이익설 등이 존재하나, 판례는 행정소송의 ▁1▁과 동일하게 </w:t>
+        <w:t xml:space="preserve">보호가치 있는 이익 구제설, 권리구제설, 법률상보호이익설 등이 존재하나, 판례는 행정소송의 ▁5▁과 동일하게 </w:t>
       </w:r>
       <w:r>
         <w:rPr>
@@ -4279,7 +4279,7 @@
           <w:sz w:val="16"/>
           <w:szCs w:val="16"/>
         </w:rPr>
-        <w:t>▁1▁</w:t>
+        <w:t>▁6▁</w:t>
       </w:r>
     </w:p>
     <w:p>
@@ -4302,7 +4302,7 @@
           <w:sz w:val="16"/>
           <w:szCs w:val="16"/>
         </w:rPr>
-        <w:t xml:space="preserve"> 처분이 있음을 알게 된 날부터 ▁1▁ 이내</w:t>
+        <w:t xml:space="preserve"> 처분이 있음을 알게 된 날부터 ▁7▁ 이내</w:t>
       </w:r>
       <w:r>
         <w:rPr>
@@ -4348,7 +4348,7 @@
           <w:sz w:val="16"/>
           <w:szCs w:val="16"/>
         </w:rPr>
-        <w:t xml:space="preserve">처분상대방이 아닌 제3자는 처분이 있었던 날부터 180일 내 행정심판을 청구할 수 없는 </w:t>
+        <w:t xml:space="preserve">처분상대방이 아닌 제3자는 처분이 있었던 날부터 180일 내 ▁8▁을 청구할 수 없는 </w:t>
       </w:r>
       <w:r>
         <w:rPr>
@@ -4382,7 +4382,7 @@
           <w:sz w:val="16"/>
           <w:szCs w:val="16"/>
         </w:rPr>
-        <w:t>으나, 어떠한 경로든 처분이 있음을 알았다면, 안 날로부터 ▁1▁ 내 행정심판을 청구하여야 한다.</w:t>
+        <w:t>으나, 어떠한 경로든 처분이 있음을 알았다면, 안 날로부터 90일 내 행정심판을 청구하여야 한다.</w:t>
       </w:r>
     </w:p>
     <w:p>
@@ -4414,23 +4414,23 @@
           <w:sz w:val="16"/>
           <w:szCs w:val="16"/>
         </w:rPr>
-        <w:t xml:space="preserve"> ▁1▁상대방의 불복수단</w:t>
-      </w:r>
-    </w:p>
-    <w:p>
-      <w:pPr>
-        <w:rPr>
-          <w:sz w:val="16"/>
-          <w:szCs w:val="16"/>
-        </w:rPr>
-      </w:pPr>
-      <w:r>
-        <w:rPr>
-          <w:rFonts w:hint="eastAsia"/>
-          <w:sz w:val="16"/>
-          <w:szCs w:val="16"/>
-        </w:rPr>
-        <w:t>1) ▁1▁ 참가</w:t>
+        <w:t xml:space="preserve"> 처분상대방의 불복수단</w:t>
+      </w:r>
+    </w:p>
+    <w:p>
+      <w:pPr>
+        <w:rPr>
+          <w:sz w:val="16"/>
+          <w:szCs w:val="16"/>
+        </w:rPr>
+      </w:pPr>
+      <w:r>
+        <w:rPr>
+          <w:rFonts w:hint="eastAsia"/>
+          <w:sz w:val="16"/>
+          <w:szCs w:val="16"/>
+        </w:rPr>
+        <w:t>1) 행정심판 참가</w:t>
       </w:r>
       <w:r>
         <w:rPr>
@@ -4453,7 +4453,7 @@
           <w:sz w:val="16"/>
           <w:szCs w:val="16"/>
         </w:rPr>
-        <w:t>▁1▁의 결과에 이해관계가 있는 제3자나 행정청은 해당 심판청구에 대한 위원회</w:t>
+        <w:t>행정심판의 결과에 이해관계가 있는 제3자나 행정청은 해당 심판청구에 대한 위원회</w:t>
       </w:r>
       <w:r>
         <w:rPr>
@@ -4484,22 +4484,22 @@
           <w:sz w:val="16"/>
           <w:szCs w:val="16"/>
         </w:rPr>
-        <w:t>2) ▁1▁재결에 대하여 항고소송 제기</w:t>
-      </w:r>
-    </w:p>
-    <w:p>
-      <w:pPr>
-        <w:rPr>
-          <w:sz w:val="16"/>
-          <w:szCs w:val="16"/>
-        </w:rPr>
-      </w:pPr>
-      <w:r>
-        <w:rPr>
-          <w:sz w:val="16"/>
-          <w:szCs w:val="16"/>
-        </w:rPr>
-        <w:t xml:space="preserve">위원회는 ▁1▁서의 등본을 지체 없이 참가인에게 송달하여야 </w:t>
+        <w:t>2) 취소재결에 대하여 ▁9▁ 제기</w:t>
+      </w:r>
+    </w:p>
+    <w:p>
+      <w:pPr>
+        <w:rPr>
+          <w:sz w:val="16"/>
+          <w:szCs w:val="16"/>
+        </w:rPr>
+      </w:pPr>
+      <w:r>
+        <w:rPr>
+          <w:sz w:val="16"/>
+          <w:szCs w:val="16"/>
+        </w:rPr>
+        <w:t xml:space="preserve">위원회는 ▁10▁의 등본을 지체 없이 참가인에게 송달하여야 </w:t>
       </w:r>
       <w:r>
         <w:rPr>
@@ -4545,23 +4545,23 @@
           <w:sz w:val="16"/>
           <w:szCs w:val="16"/>
         </w:rPr>
-        <w:t>따라서 제3자가 제기한 ▁1▁심판에 따라 취소재결이 있는 경우, 처분 상대방은 그 통지를 받게 된다.</w:t>
-      </w:r>
-    </w:p>
-    <w:p>
-      <w:pPr>
-        <w:rPr>
-          <w:sz w:val="16"/>
-          <w:szCs w:val="16"/>
-        </w:rPr>
-      </w:pPr>
-      <w:r>
-        <w:rPr>
-          <w:rFonts w:hint="eastAsia"/>
-          <w:sz w:val="16"/>
-          <w:szCs w:val="16"/>
-        </w:rPr>
-        <w:t>처분 상대방은 위 취소재결에 대하여 ▁1▁을 제기할 수 있으며, 이 경우 취소재결의 고유한 위법이 있는 경우에 해당한다.</w:t>
+        <w:t>따라서 제3자가 제기한 취소심판에 따라 취소▁11▁이 있는 경우, 처분 상대방은 그 통지를 받게 된다.</w:t>
+      </w:r>
+    </w:p>
+    <w:p>
+      <w:pPr>
+        <w:rPr>
+          <w:sz w:val="16"/>
+          <w:szCs w:val="16"/>
+        </w:rPr>
+      </w:pPr>
+      <w:r>
+        <w:rPr>
+          <w:rFonts w:hint="eastAsia"/>
+          <w:sz w:val="16"/>
+          <w:szCs w:val="16"/>
+        </w:rPr>
+        <w:t>처분 상대방은 위 ▁12▁재결에 대하여 취소소송을 제기할 수 있으며, 이 경우 취소재결의 고유한 위법이 있는 경우에 해당한다.</w:t>
       </w:r>
     </w:p>
     <w:p>
@@ -4609,15 +4609,15 @@
           <w:sz w:val="16"/>
           <w:szCs w:val="16"/>
         </w:rPr>
-        <w:t>행정청이 처분을 할 때에는 처분의 상대방에게 행정심판</w:t>
-      </w:r>
-      <w:r>
-        <w:rPr>
-          <w:rFonts w:hint="eastAsia"/>
-          <w:sz w:val="16"/>
-          <w:szCs w:val="16"/>
-        </w:rPr>
-        <w:t xml:space="preserve"> 및 ▁1▁을 제기할 수 있는지,</w:t>
+        <w:t>행정청이 ▁1▁을 할 때에는 처분의 상대방에게 행정심판</w:t>
+      </w:r>
+      <w:r>
+        <w:rPr>
+          <w:rFonts w:hint="eastAsia"/>
+          <w:sz w:val="16"/>
+          <w:szCs w:val="16"/>
+        </w:rPr>
+        <w:t xml:space="preserve"> 및 행정소송을 제기할 수 있는지,</w:t>
       </w:r>
       <w:r>
         <w:rPr>
@@ -4725,79 +4725,79 @@
           <w:sz w:val="16"/>
           <w:szCs w:val="16"/>
         </w:rPr>
-        <w:t>심판청구기관을</w:t>
-      </w:r>
-      <w:r>
-        <w:rPr>
-          <w:rFonts w:hint="eastAsia"/>
-          <w:sz w:val="16"/>
-          <w:szCs w:val="16"/>
-        </w:rPr>
-        <w:t xml:space="preserve"> 잘못 고지한 때에는 심판청구서를 제출받은 행정기관은 지체없이 정당한 권한 있는 피청구인에게 심판청구서를 보내야 하고, ▁1▁기간 기산점은 최초 제출한 때가 기준이 된다(제23조).</w:t>
-      </w:r>
-    </w:p>
-    <w:p>
-      <w:pPr>
-        <w:rPr>
-          <w:sz w:val="16"/>
-          <w:szCs w:val="16"/>
-        </w:rPr>
-      </w:pPr>
-      <w:r>
-        <w:rPr>
-          <w:rFonts w:hint="eastAsia"/>
-          <w:sz w:val="16"/>
-          <w:szCs w:val="16"/>
-        </w:rPr>
-        <w:t>- 본래 청구기간보다 길게 잘못 알린 경우 고지된 기간 내 ▁1▁가 있으면 본래 청구기간에 청구된 것으로 본다(제27조).</w:t>
-      </w:r>
-    </w:p>
-    <w:p>
-      <w:pPr>
-        <w:rPr>
-          <w:sz w:val="16"/>
-          <w:szCs w:val="16"/>
-        </w:rPr>
-      </w:pPr>
-      <w:r>
-        <w:rPr>
-          <w:rFonts w:hint="eastAsia"/>
-          <w:sz w:val="16"/>
-          <w:szCs w:val="16"/>
-        </w:rPr>
-        <w:t>- 심판청구기간을 알리지 않은 경우 처분이 있은 날부터 180일 내에 심판청구를 할 수 있다(재결서 송달받은 날부터 ▁1▁ 적용 X).</w:t>
-      </w:r>
-    </w:p>
-    <w:p>
-      <w:pPr>
-        <w:rPr>
-          <w:sz w:val="16"/>
-          <w:szCs w:val="16"/>
-        </w:rPr>
-      </w:pPr>
-      <w:r>
-        <w:rPr>
-          <w:rFonts w:hint="eastAsia"/>
-          <w:sz w:val="16"/>
-          <w:szCs w:val="16"/>
-        </w:rPr>
-        <w:t>iii) 고유의 ▁1▁사유인지 여부(소극)</w:t>
-      </w:r>
-    </w:p>
-    <w:p>
-      <w:pPr>
-        <w:rPr>
-          <w:sz w:val="16"/>
-          <w:szCs w:val="16"/>
-        </w:rPr>
-      </w:pPr>
-      <w:r>
-        <w:rPr>
-          <w:rFonts w:hint="eastAsia"/>
-          <w:sz w:val="16"/>
-          <w:szCs w:val="16"/>
-        </w:rPr>
-        <w:t>고지제도는 행정▁1▁ 진행에 대한 편의제공 목적일 뿐, 처분의 절차나 형식이 되는 것은 아니다. 따라서 오고지, 불고지가 처분의 흠결을 가져오는 것은 아니며, 고지 자체도 사실상 관념의 통지에 불과하여 그로 인한 권리의무 변동이 없어 독자적 처분이 되지도 않는다.</w:t>
+        <w:t>▁2▁기관을</w:t>
+      </w:r>
+      <w:r>
+        <w:rPr>
+          <w:rFonts w:hint="eastAsia"/>
+          <w:sz w:val="16"/>
+          <w:szCs w:val="16"/>
+        </w:rPr>
+        <w:t xml:space="preserve"> 잘못 고지한 때에는 심판청구서를 제출받은 행정기관은 지체없이 정당한 권한 있는 피청구인에게 심판청구서를 보내야 하고, 행정심판기간 기산점은 최초 제출한 때가 기준이 된다(제23조).</w:t>
+      </w:r>
+    </w:p>
+    <w:p>
+      <w:pPr>
+        <w:rPr>
+          <w:sz w:val="16"/>
+          <w:szCs w:val="16"/>
+        </w:rPr>
+      </w:pPr>
+      <w:r>
+        <w:rPr>
+          <w:rFonts w:hint="eastAsia"/>
+          <w:sz w:val="16"/>
+          <w:szCs w:val="16"/>
+        </w:rPr>
+        <w:t>- 본래 ▁3▁보다 길게 잘못 알린 경우 고지된 기간 내 심판청구가 있으면 본래 청구기간에 청구된 것으로 본다(제27조).</w:t>
+      </w:r>
+    </w:p>
+    <w:p>
+      <w:pPr>
+        <w:rPr>
+          <w:sz w:val="16"/>
+          <w:szCs w:val="16"/>
+        </w:rPr>
+      </w:pPr>
+      <w:r>
+        <w:rPr>
+          <w:rFonts w:hint="eastAsia"/>
+          <w:sz w:val="16"/>
+          <w:szCs w:val="16"/>
+        </w:rPr>
+        <w:t>- ▁4▁을 알리지 않은 경우 처분이 있은 날부터 180일 내에 심판청구를 할 수 있다(재결서 송달받은 날부터 90일 적용 X).</w:t>
+      </w:r>
+    </w:p>
+    <w:p>
+      <w:pPr>
+        <w:rPr>
+          <w:sz w:val="16"/>
+          <w:szCs w:val="16"/>
+        </w:rPr>
+      </w:pPr>
+      <w:r>
+        <w:rPr>
+          <w:rFonts w:hint="eastAsia"/>
+          <w:sz w:val="16"/>
+          <w:szCs w:val="16"/>
+        </w:rPr>
+        <w:t>iii) 고유의 ▁5▁사유인지 여부(소극)</w:t>
+      </w:r>
+    </w:p>
+    <w:p>
+      <w:pPr>
+        <w:rPr>
+          <w:sz w:val="16"/>
+          <w:szCs w:val="16"/>
+        </w:rPr>
+      </w:pPr>
+      <w:r>
+        <w:rPr>
+          <w:rFonts w:hint="eastAsia"/>
+          <w:sz w:val="16"/>
+          <w:szCs w:val="16"/>
+        </w:rPr>
+        <w:t>고지제도는 행정▁6▁ 진행에 대한 편의제공 목적일 뿐, 처분의 절차나 형식이 되는 것은 아니다. 따라서 오고지, 불고지가 처분의 흠결을 가져오는 것은 아니며, 고지 자체도 사실상 관념의 통지에 불과하여 그로 인한 권리의무 변동이 없어 독자적 처분이 되지도 않는다.</w:t>
       </w:r>
     </w:p>
     <w:p>
@@ -4830,23 +4830,23 @@
           <w:sz w:val="16"/>
           <w:szCs w:val="16"/>
         </w:rPr>
-        <w:t>▁1▁의 소송요건</w:t>
-      </w:r>
-    </w:p>
-    <w:p>
-      <w:pPr>
-        <w:rPr>
-          <w:sz w:val="16"/>
-          <w:szCs w:val="16"/>
-        </w:rPr>
-      </w:pPr>
-      <w:r>
-        <w:rPr>
-          <w:rFonts w:hint="eastAsia"/>
-          <w:sz w:val="16"/>
-          <w:szCs w:val="16"/>
-        </w:rPr>
-        <w:t>처분을 대상으로(제19조), 취소를 구할 법률상 이익이 있는 자(제12조 1문)가, 처분을 한 행정청을 상대로(제13조) 처분이 있음을 안 날로부터 ▁1▁ 내에(제20조), 행정청의 소재지를 관할하는 행정법원에 제기하여야 한다(제9조). 또한, 협의의 소의 이익인 권리보호의 필요가 있어야 한다.</w:t>
+        <w:t>▁1▁소송의 소송요건</w:t>
+      </w:r>
+    </w:p>
+    <w:p>
+      <w:pPr>
+        <w:rPr>
+          <w:sz w:val="16"/>
+          <w:szCs w:val="16"/>
+        </w:rPr>
+      </w:pPr>
+      <w:r>
+        <w:rPr>
+          <w:rFonts w:hint="eastAsia"/>
+          <w:sz w:val="16"/>
+          <w:szCs w:val="16"/>
+        </w:rPr>
+        <w:t>▁2▁을 대상으로(제19조), 취소를 구할 법률상 이익이 있는 자(제12조 1문)가, 처분을 한 행정청을 상대로(제13조) 처분이 있음을 안 날로부터 90일 내에(제20조), 행정청의 소재지를 관할하는 행정법원에 제기하여야 한다(제9조). 또한, 협의의 소의 이익인 권리보호의 필요가 있어야 한다.</w:t>
       </w:r>
     </w:p>
     <w:p>
@@ -4951,7 +4951,7 @@
           <w:sz w:val="16"/>
           <w:szCs w:val="16"/>
         </w:rPr>
-        <w:t>행정청의 행위가 ▁1▁의 대상이 될 수 있는지는 추상적</w:t>
+        <w:t>행정청의 행위가 ▁2▁의 대상이 될 수 있는지는 추상적</w:t>
       </w:r>
       <w:r>
         <w:rPr>
@@ -5026,7 +5026,7 @@
           <w:sz w:val="16"/>
           <w:szCs w:val="16"/>
         </w:rPr>
-        <w:t>행정청의 행위가 ‘▁1▁’에 해당하는지가 불분명한 경우에는 그에 대한 불복방법 선택에 중대한 이해관계를 가지는 상대방의 인식가능성과 예측가능성을 중요하게 고려해서 규범적으로 판단해야 한다.</w:t>
+        <w:t>행정청의 행위가 ‘처분’에 해당하는지가 불분명한 경우에는 그에 대한 불복방법 선택에 중대한 이해관계를 가지는 상대방의 인식가능성과 예측가능성을 중요하게 고려해서 규범적으로 판단해야 한다.</w:t>
       </w:r>
     </w:p>
     <w:p>
@@ -5076,7 +5076,7 @@
           <w:sz w:val="16"/>
           <w:szCs w:val="16"/>
         </w:rPr>
-        <w:t>▁1▁의 대상은 처분 등이다(제19조). 처분 등은 행정청이 행하는 구체적 사실에 관한 법집행으로서의 공권력 행사 또는 그 거부와 이에 준하는 행정작용 및 행정심판에 대한 재결을 말한다(제2조 1항 1호).</w:t>
+        <w:t>취소소송의 대상은 처분 등이다(제19조). 처분 등은 행정청이 행하는 구체적 사실에 관한 법집행으로서의 공권력 행사 또는 그 거부와 이에 준하는 행정작용 및 행정심판에 대한 ▁2▁을 말한다(제2조 1항 1호).</w:t>
       </w:r>
     </w:p>
     <w:p>
@@ -5099,7 +5099,7 @@
           <w:sz w:val="16"/>
           <w:szCs w:val="16"/>
         </w:rPr>
-        <w:t>재결▁1▁의 경우에는 재결 자체에 고유한 위법이 있음을 이유로 하는 경우에 한한다</w:t>
+        <w:t>재결취소소송의 경우에는 재결 자체에 고유한 ▁3▁이 있음을 이유로 하는 경우에 한한다</w:t>
       </w:r>
       <w:r>
         <w:rPr>
@@ -5123,7 +5123,7 @@
           <w:sz w:val="16"/>
           <w:szCs w:val="16"/>
         </w:rPr>
-        <w:t xml:space="preserve">▁1▁ 자체의 고유한 위법이란 </w:t>
+        <w:t xml:space="preserve">재결 자체의 고유한 위법이란 </w:t>
       </w:r>
       <w:r>
         <w:rPr>
@@ -5159,7 +5159,7 @@
           <w:sz w:val="16"/>
           <w:szCs w:val="16"/>
         </w:rPr>
-        <w:t xml:space="preserve">변경▁1▁ 또는 </w:t>
+        <w:t xml:space="preserve">변경재결 또는 </w:t>
       </w:r>
       <w:r>
         <w:rPr>
@@ -5183,23 +5183,23 @@
           <w:sz w:val="16"/>
           <w:szCs w:val="16"/>
         </w:rPr>
-        <w:t xml:space="preserve"> 그에 따른 변경처분이 있는 경우</w:t>
-      </w:r>
-    </w:p>
-    <w:p>
-      <w:pPr>
-        <w:rPr>
-          <w:sz w:val="16"/>
-          <w:szCs w:val="16"/>
-        </w:rPr>
-      </w:pPr>
-      <w:r>
-        <w:rPr>
-          <w:rFonts w:hint="eastAsia"/>
-          <w:sz w:val="16"/>
-          <w:szCs w:val="16"/>
-        </w:rPr>
-        <w:t>행정심판위원회 결정은 원처분을 대체하는 새로운 처분이므로, 행정심판위원회를 피고로 재결을 대상으로 삼는 변경재결설과, ▁1▁의 경우 일부취소되고 남은 원처분이 대상이지만, 적극적 변경재결의 경우 변경결정을 대상으로 소를 제기하여야 한다는 견해 등이 존재하나,</w:t>
+        <w:t xml:space="preserve"> 그에 따른 변경▁1▁이 있는 경우</w:t>
+      </w:r>
+    </w:p>
+    <w:p>
+      <w:pPr>
+        <w:rPr>
+          <w:sz w:val="16"/>
+          <w:szCs w:val="16"/>
+        </w:rPr>
+      </w:pPr>
+      <w:r>
+        <w:rPr>
+          <w:rFonts w:hint="eastAsia"/>
+          <w:sz w:val="16"/>
+          <w:szCs w:val="16"/>
+        </w:rPr>
+        <w:t>행정심판위원회 결정은 원처분을 대체하는 새로운 처분이므로, 행정심판위원회를 피고로 재결을 대상으로 삼는 변경재결설과, 일부취소의 경우 일부취소되고 남은 원처분이 대상이지만, ▁2▁재결의 경우 변경결정을 대상으로 소를 제기하여야 한다는 견해 등이 존재하나,</w:t>
       </w:r>
     </w:p>
     <w:p>
@@ -5271,7 +5271,7 @@
           <w:sz w:val="16"/>
           <w:szCs w:val="16"/>
         </w:rPr>
-        <w:t>변경처분에 의하여 유리하게 변경된 내용의 행정제재가 위법하여 취소를 구하는 경우</w:t>
+        <w:t>변경처분에 의하여 유리하게 변경된 내용의 행정제재가 ▁3▁하여 취소를 구하는 경우</w:t>
       </w:r>
       <w:r>
         <w:rPr>
@@ -5297,7 +5297,7 @@
           <w:sz w:val="16"/>
           <w:szCs w:val="16"/>
         </w:rPr>
-        <w:t>취소소송의 대상은 변경된 내용의 당초처분이지 변경처분이 아니고, ▁1▁ 준수여부도 변경된 내용의 당초 처분을 기준으로 한다</w:t>
+        <w:t>취소소송의 대상은 변경된 내용의 당초처분이지 변경처분이 아니고, 제소기간 준수여부도 변경된 내용의 당초 처분을 기준으로 한다</w:t>
       </w:r>
       <w:r>
         <w:rPr>
@@ -5339,23 +5339,23 @@
           <w:sz w:val="16"/>
           <w:szCs w:val="16"/>
         </w:rPr>
-        <w:t>제3자효 행정행위에서 인용재결 있는 경우 처분 상대방의 ▁1▁ 제기</w:t>
-      </w:r>
-    </w:p>
-    <w:p>
-      <w:pPr>
-        <w:rPr>
-          <w:sz w:val="16"/>
-          <w:szCs w:val="16"/>
-        </w:rPr>
-      </w:pPr>
-      <w:r>
-        <w:rPr>
-          <w:rFonts w:hint="eastAsia"/>
-          <w:sz w:val="16"/>
-          <w:szCs w:val="16"/>
-        </w:rPr>
-        <w:t>제3자효 행정행위에서 인용재결에 따라 비로소 권리침해를 받게 되는 원처분의 상대방이 인용재결에 대하여 불복하는 경우, 당해 인용재결을 별도의 처분으로 보아 처분에 대한 ▁1▁으로 보는 견해도 있으나(19조 본문설), 인용재결은 원처분과 내용을 달리하여 재결 자체에 고유한 하자가 있는 때에 해당하므로 제19조 단서에 따라 재결에 대한 취소소송을 제기한다고 보는 것이 타당하다. 어느 견해에 의하던 인용재결 자체가 취소소송의 대상이 된다는 점에는 변함이 없다</w:t>
+        <w:t>제3자효 행정행위에서 인용재결 있는 경우 ▁1▁ 상대방의 취소소송 제기</w:t>
+      </w:r>
+    </w:p>
+    <w:p>
+      <w:pPr>
+        <w:rPr>
+          <w:sz w:val="16"/>
+          <w:szCs w:val="16"/>
+        </w:rPr>
+      </w:pPr>
+      <w:r>
+        <w:rPr>
+          <w:rFonts w:hint="eastAsia"/>
+          <w:sz w:val="16"/>
+          <w:szCs w:val="16"/>
+        </w:rPr>
+        <w:t>제3자효 행정행위에서 인용▁2▁에 따라 비로소 권리침해를 받게 되는 원처분의 상대방이 인용재결에 대하여 불복하는 경우, 당해 인용재결을 별도의 처분으로 보아 처분에 대한 취소소송으로 보는 견해도 있으나(19조 본문설), 인용재결은 원처분과 내용을 달리하여 재결 자체에 고유한 하자가 있는 때에 해당하므로 제19조 단서에 따라 재결에 대한 취소소송을 제기한다고 보는 것이 타당하다. 어느 견해에 의하던 인용재결 자체가 취소소송의 대상이 된다는 점에는 변함이 없다</w:t>
       </w:r>
       <w:r>
         <w:rPr>
@@ -5379,7 +5379,7 @@
           <w:sz w:val="16"/>
           <w:szCs w:val="16"/>
         </w:rPr>
-        <w:t>(비교 : 경원자소송 소의이익 쟁점) 건축허가 거부처분에 대하여 당사자가 행정심판 제기하여 그 거부처분 ▁1▁하는 재결이 있는 경우, 제3자는 취소재결을 다툴 소의 이익이 없다. 거부처분 취소재결에 따른 후속처분이 이루어지면, 그 때 그 후속처분의 취소를 구하여야 한다.</w:t>
+        <w:t>(비교 : 경원자소송 ▁3▁ 쟁점) 건축허가 거부처분에 대하여 당사자가 행정심판 제기하여 그 거부처분 취소하는 재결이 있는 경우, 제3자는 취소재결을 다툴 소의 이익이 없다. 거부처분 취소재결에 따른 후속처분이 이루어지면, 그 때 그 후속처분의 취소를 구하여야 한다.</w:t>
       </w:r>
     </w:p>
     <w:p>
@@ -5437,23 +5437,23 @@
           <w:sz w:val="16"/>
           <w:szCs w:val="16"/>
         </w:rPr>
-        <w:t>▁1▁, 무효확인소송이 가능하나, 판례는 무명항고소송 인정하지 않으므로 의무이행심판은 불가하다.</w:t>
-      </w:r>
-    </w:p>
-    <w:p>
-      <w:pPr>
-        <w:rPr>
-          <w:sz w:val="16"/>
-          <w:szCs w:val="16"/>
-        </w:rPr>
-      </w:pPr>
-      <w:r>
-        <w:rPr>
-          <w:rFonts w:hint="eastAsia"/>
-          <w:sz w:val="16"/>
-          <w:szCs w:val="16"/>
-        </w:rPr>
-        <w:t>행정소송법상 가구제로서 집행정지 신청이 가능한지 관련, 거부처분에 대한 집행정지 불가하며, 민사집행법상 가처분제도가 ▁1▁되지 않는다는 판례에 따를 때 가처분 신청도 불가하다.</w:t>
+        <w:t>취소소송, 무효확인소송이 가능하나, 판례는 무명▁2▁ 인정하지 않으므로 의무이행심판은 불가하다.</w:t>
+      </w:r>
+    </w:p>
+    <w:p>
+      <w:pPr>
+        <w:rPr>
+          <w:sz w:val="16"/>
+          <w:szCs w:val="16"/>
+        </w:rPr>
+      </w:pPr>
+      <w:r>
+        <w:rPr>
+          <w:rFonts w:hint="eastAsia"/>
+          <w:sz w:val="16"/>
+          <w:szCs w:val="16"/>
+        </w:rPr>
+        <w:t>행정소송법상 가구제로서 집행정지 신청이 가능한지 관련, 거부▁3▁에 대한 집행정지 불가하며, 민사집행법상 가처분제도가 준용되지 않는다는 판례에 따를 때 가처분 신청도 불가하다.</w:t>
       </w:r>
     </w:p>
     <w:p>
@@ -5534,7 +5534,7 @@
           <w:sz w:val="16"/>
           <w:szCs w:val="16"/>
         </w:rPr>
-        <w:t>신청권 존부는 대상적격이 아닌 ▁1▁ 또는 본안 문제라는 견해도 존재하나, 판례와 같이 일반적인 국민의 응답을 받을 권리로 이해한다면, 대상적격 문제로 보는 것이 타당하다.</w:t>
+        <w:t>신청권 존부는 대상적격이 아닌 ▁2▁ 또는 본안 문제라는 견해도 존재하나, 판례와 같이 일반적인 국민의 응답을 받을 권리로 이해한다면, 대상적격 문제로 보는 것이 타당하다.</w:t>
       </w:r>
     </w:p>
     <w:tbl>
@@ -5771,7 +5771,7 @@
                 <w:sz w:val="16"/>
                 <w:szCs w:val="16"/>
               </w:rPr>
-              <w:t xml:space="preserve"> 문화재로 지정된 분묘가 문화재가 아니라고 주장하며 문화제지정처분 ▁1▁를 구하</w:t>
+              <w:t xml:space="preserve"> 문화재로 지정된 분묘가 문화재가 아니라고 주장하며 문화제지정▁2▁ 취소를 구하</w:t>
             </w:r>
             <w:r>
               <w:rPr>
@@ -5871,7 +5871,7 @@
           <w:sz w:val="16"/>
           <w:szCs w:val="16"/>
         </w:rPr>
-        <w:t>▁1▁의 법적성격 및 결정의 처분성 (전술) or 당해 행정청에 새로운 신청 취지로 다시 신청하였으나 거부한 경우</w:t>
+        <w:t>▁2▁의 법적성격 및 결정의 처분성 (전술) or 당해 행정청에 새로운 신청 취지로 다시 신청하였으나 거부한 경우</w:t>
       </w:r>
     </w:p>
     <w:p>
@@ -5894,7 +5894,7 @@
           <w:sz w:val="16"/>
           <w:szCs w:val="16"/>
         </w:rPr>
-        <w:t xml:space="preserve"> 새로운 거부처분은 독립된 처분으로 불복대상이 되며, ▁1▁도 그 때를 기준으로 다시 기산한다.</w:t>
+        <w:t xml:space="preserve"> 새로운 거부처분은 독립된 처분으로 불복대상이 되며, ▁3▁도 그 때를 기준으로 다시 기산한다.</w:t>
       </w:r>
     </w:p>
     <w:p>
@@ -5990,7 +5990,7 @@
           <w:sz w:val="16"/>
           <w:szCs w:val="16"/>
         </w:rPr>
-        <w:t xml:space="preserve"> 처분성 당연히 인정되므로, ▁1▁ 문제</w:t>
+        <w:t xml:space="preserve"> ▁2▁성 당연히 인정되므로, 원고적격 문제</w:t>
       </w:r>
     </w:p>
     <w:p>
@@ -6086,39 +6086,39 @@
           <w:sz w:val="16"/>
           <w:szCs w:val="16"/>
         </w:rPr>
-        <w:t>거부▁1▁ 대상적격 -</w:t>
-      </w:r>
-    </w:p>
-    <w:p>
-      <w:pPr>
-        <w:rPr>
-          <w:sz w:val="16"/>
-          <w:szCs w:val="16"/>
-        </w:rPr>
-      </w:pPr>
-      <w:r>
-        <w:rPr>
-          <w:rFonts w:hint="eastAsia"/>
-          <w:sz w:val="16"/>
-          <w:szCs w:val="16"/>
-        </w:rPr>
-        <w:t>관계법령에서 수익적행정행위 ▁1▁ 또는 철회를 신청할 법규상 신청권을 전혀 규정하고 있지 않음에도, 신청권 인정할 수 있을지 문제된다.</w:t>
-      </w:r>
-    </w:p>
-    <w:p>
-      <w:pPr>
-        <w:rPr>
-          <w:sz w:val="16"/>
-          <w:szCs w:val="16"/>
-        </w:rPr>
-      </w:pPr>
-      <w:r>
-        <w:rPr>
-          <w:rFonts w:hint="eastAsia"/>
-          <w:sz w:val="16"/>
-          <w:szCs w:val="16"/>
-        </w:rPr>
-        <w:t>어떠한 수익적 행정행위로 인근 주민들이 수인할 수 없는 환경침해를 받았거나 받을 우려가 있다면, 그 침해 배제를 위하여 ▁1▁나 철회를 구할 권리를 인정하는 것이 타당하며, 앞서 살핀 바와 같이 행정청의 재량이 0으로 수축되어 인근주민에게 행정개입청구권이 인정되므로, 조리상 신청권이 인정되어 거부처분의 취소를 구할 수 있다.</w:t>
+        <w:t>거부처분 대상적격 -</w:t>
+      </w:r>
+    </w:p>
+    <w:p>
+      <w:pPr>
+        <w:rPr>
+          <w:sz w:val="16"/>
+          <w:szCs w:val="16"/>
+        </w:rPr>
+      </w:pPr>
+      <w:r>
+        <w:rPr>
+          <w:rFonts w:hint="eastAsia"/>
+          <w:sz w:val="16"/>
+          <w:szCs w:val="16"/>
+        </w:rPr>
+        <w:t>관계법령에서 수익적행정행위 취소 또는 철회를 신청할 법규상 신청권을 전혀 규정하고 있지 않음에도, 신청권 인정할 수 있을지 문제된다.</w:t>
+      </w:r>
+    </w:p>
+    <w:p>
+      <w:pPr>
+        <w:rPr>
+          <w:sz w:val="16"/>
+          <w:szCs w:val="16"/>
+        </w:rPr>
+      </w:pPr>
+      <w:r>
+        <w:rPr>
+          <w:rFonts w:hint="eastAsia"/>
+          <w:sz w:val="16"/>
+          <w:szCs w:val="16"/>
+        </w:rPr>
+        <w:t>어떠한 수익적 행정행위로 인근 주민들이 수인할 수 없는 환경침해를 받았거나 받을 우려가 있다면, 그 침해 배제를 위하여 취소나 철회를 구할 권리를 인정하는 것이 타당하며, 앞서 살핀 바와 같이 행정청의 재량이 0으로 수축되어 인근주민에게 행정개입청구권이 인정되므로, 조리상 신청권이 인정되어 거부처분의 취소를 구할 수 있다.</w:t>
       </w:r>
     </w:p>
     <w:p>
@@ -6150,7 +6150,7 @@
           <w:sz w:val="16"/>
           <w:szCs w:val="16"/>
         </w:rPr>
-        <w:t>재량이 0으로 수축되어 ▁1▁ 또는 변경만이 합당한 재량행사이므로, 이를 거부한 것은 위법하다.</w:t>
+        <w:t>재량이 0으로 수축되어 취소 또는 변경만이 합당한 재량행사이므로, 이를 거부한 것은 ▁3▁하다.</w:t>
       </w:r>
     </w:p>
     <w:p>
@@ -6191,7 +6191,7 @@
           <w:sz w:val="16"/>
           <w:szCs w:val="16"/>
         </w:rPr>
-        <w:t>소 제기 시 후속▁1▁이 존재하면 대상적격의 문제이고, 소송계속 중 후속처분이 있는 경우 소의 이익 문제이다.</w:t>
+        <w:t>소 제기 시 후속처분이 존재하면 대상적격의 문제이고, 소송계속 중 후속처분이 있는 경우 소의 이익 문제이다.</w:t>
       </w:r>
     </w:p>
     <w:p>
@@ -6212,23 +6212,23 @@
           <w:sz w:val="16"/>
           <w:szCs w:val="16"/>
         </w:rPr>
-        <w:t>단계적 행정행위(당연히 후속▁1▁이 예정)</w:t>
-      </w:r>
-    </w:p>
-    <w:p>
-      <w:pPr>
-        <w:rPr>
-          <w:sz w:val="16"/>
-          <w:szCs w:val="16"/>
-        </w:rPr>
-      </w:pPr>
-      <w:r>
-        <w:rPr>
-          <w:rFonts w:hint="eastAsia"/>
-          <w:sz w:val="16"/>
-          <w:szCs w:val="16"/>
-        </w:rPr>
-        <w:t>단계적 행정행위로서 후속▁1▁이 본래 예정된 경우 후속처분이 있으면 당초 처분은 흡수소멸되므로, 후속처분만이 대상이 된다.</w:t>
+        <w:t>단계적 행정행위(당연히 후속처분이 예정)</w:t>
+      </w:r>
+    </w:p>
+    <w:p>
+      <w:pPr>
+        <w:rPr>
+          <w:sz w:val="16"/>
+          <w:szCs w:val="16"/>
+        </w:rPr>
+      </w:pPr>
+      <w:r>
+        <w:rPr>
+          <w:rFonts w:hint="eastAsia"/>
+          <w:sz w:val="16"/>
+          <w:szCs w:val="16"/>
+        </w:rPr>
+        <w:t>단계적 행정행위로서 후속처분이 본래 예정된 경우 후속처분이 있으면 당초 처분은 흡수소멸되므로, 후속처분만이 대상이 된다.</w:t>
       </w:r>
     </w:p>
     <w:p>
@@ -6252,7 +6252,7 @@
           <w:sz w:val="16"/>
           <w:szCs w:val="16"/>
         </w:rPr>
-        <w:t>자진신고자에 대하여 과징금부과 후 자진신고 등을 이유로 다시 감면처분을 하는 구조를 가지는데, 감면처분이 있으면 종전 과징금 부과처분은 이에 흡수되어 소멸하므로 감면처분만을 다투어야 한다(처분 ▁1▁으로 인한 소변경도 가능하고, 각하된 후 종국처분에 대한 후 소 제기도 가능하다).</w:t>
+        <w:t>자진신고자에 대하여 과징금부과 후 자진신고 등을 이유로 다시 감면처분을 하는 구조를 가지는데, 감면처분이 있으면 종전 과징금 부과처분은 이에 흡수되어 소멸하므로 감면처분만을 다투어야 한다(처분 ▁2▁으로 인한 소변경도 가능하고, 각하된 후 종국처분에 대한 후 소 제기도 가능하다).</w:t>
       </w:r>
     </w:p>
     <w:p>
@@ -6276,7 +6276,7 @@
           <w:sz w:val="16"/>
           <w:szCs w:val="16"/>
         </w:rPr>
-        <w:t>원자로시설부지사전승인처분 후 건설허가처분이 이루어진 경우, 원자로시설부지사전승인처분은 처분에 해당하지만, 종국적 처분 이루어진 이상 건설허가처분을 다투어야 하고, 사전승인처분의 위법성을 건설허가처분 ▁1▁에서 다툴 수 있다.</w:t>
+        <w:t>원자로시설부지사전승인처분 후 건설허가처분이 이루어진 경우, 원자로시설부지사전승인처분은 처분에 해당하지만, 종국적 처분 이루어진 이상 건설허가처분을 다투어야 하고, 사전승인처분의 ▁3▁성을 건설허가처분 취소소송에서 다툴 수 있다.</w:t>
       </w:r>
     </w:p>
     <w:p>
@@ -6297,7 +6297,7 @@
           <w:sz w:val="16"/>
           <w:szCs w:val="16"/>
         </w:rPr>
-        <w:t>후행▁1▁에 흡수소멸</w:t>
+        <w:t>후행처분에 흡수소멸</w:t>
       </w:r>
     </w:p>
     <w:p>
@@ -6329,7 +6329,7 @@
           <w:sz w:val="16"/>
           <w:szCs w:val="16"/>
         </w:rPr>
-        <w:t>예정되어 있지는 않으나) 선행처분의 주요 부분이 실질적으로 ▁1▁되거나 선행처분이 후행처분에 흡수되어 소멸되는 경우</w:t>
+        <w:t>예정되어 있지는 않으나) 선행처분의 주요 부분이 실질적으로 변경되거나 선행처분이 후행처분에 흡수되어 소멸되는 경우</w:t>
       </w:r>
     </w:p>
     <w:p>
@@ -6353,7 +6353,7 @@
           <w:sz w:val="16"/>
           <w:szCs w:val="16"/>
         </w:rPr>
-        <w:t xml:space="preserve"> 조세부과▁1▁ 후 증액경정처분</w:t>
+        <w:t xml:space="preserve"> 조세부과처분 후 증액경정처분</w:t>
       </w:r>
     </w:p>
     <w:p>
@@ -6406,7 +6406,7 @@
           <w:sz w:val="16"/>
           <w:szCs w:val="16"/>
         </w:rPr>
-        <w:t xml:space="preserve"> 예정되어 있지는 않으나) 당초 처분의 유효를 전제로 일부를 추가하는 후속처분이 있는 경우 당초처분과 후속처분 병존하며, 양 처분 모두 ▁1▁ 대상이 된다.</w:t>
+        <w:t xml:space="preserve"> 예정되어 있지는 않으나) 당초 처분의 유효를 전제로 일부를 추가하는 후속처분이 있는 경우 당초처분과 후속처분 병존하며, 양 처분 모두 ▁4▁ 대상이 된다.</w:t>
       </w:r>
     </w:p>
     <w:p>
@@ -6430,7 +6430,7 @@
           <w:sz w:val="16"/>
           <w:szCs w:val="16"/>
         </w:rPr>
-        <w:t xml:space="preserve"> 영업시간을 오전 0시부터 오전 8시까지 제한하는 ▁1▁을 한 후, 오전 0시부터 오전 10시로 제한하는 후속처분을 한 경우</w:t>
+        <w:t xml:space="preserve"> 영업시간을 오전 0시부터 오전 8시까지 제한하는 처분을 한 후, 오전 0시부터 오전 10시로 제한하는 후속처분을 한 경우</w:t>
       </w:r>
     </w:p>
     <w:p>
@@ -6490,7 +6490,7 @@
           <w:sz w:val="16"/>
           <w:szCs w:val="16"/>
         </w:rPr>
-        <w:t xml:space="preserve"> 후행처분은 선행처분의 일부를 직권▁1▁하는 것으로서 처분에 해당</w:t>
+        <w:t xml:space="preserve"> 후행처분은 선행처분의 일부를 직권취소하는 것으로서 처분에 해당</w:t>
       </w:r>
       <w:r>
         <w:rPr>
@@ -6531,7 +6531,7 @@
           <w:sz w:val="16"/>
           <w:szCs w:val="16"/>
         </w:rPr>
-        <w:t>당초 과징금 부과처분 ▁1▁을 이유로 후행처분으로 감액처분이 있는 경우, 당초 처분은 감액된 부분으로 존재하므로, 당초 처분을 다투어야 한다</w:t>
+        <w:t>당초 과징금 부과처분 위법을 이유로 후행처분으로 감액처분이 있는 경우, 당초 처분은 감액된 부분으로 존재하므로, 당초 처분을 다투어야 한다</w:t>
       </w:r>
       <w:r>
         <w:rPr>
@@ -6603,7 +6603,7 @@
           <w:sz w:val="16"/>
           <w:szCs w:val="16"/>
         </w:rPr>
-        <w:t xml:space="preserve">후속▁1▁을 한 경우, 당초 처분은 393명으로 감축된 부분으로 존재한다. </w:t>
+        <w:t xml:space="preserve">후속처분을 한 경우, 당초 처분은 393명으로 감축된 부분으로 존재한다. </w:t>
       </w:r>
     </w:p>
     <w:p>
@@ -6627,7 +6627,7 @@
           <w:sz w:val="16"/>
           <w:szCs w:val="16"/>
         </w:rPr>
-        <w:t xml:space="preserve">(재결을 거친 경우 대상적격 부분에서 전술) </w:t>
+        <w:t xml:space="preserve">(▁5▁을 거친 경우 대상적격 부분에서 전술) </w:t>
       </w:r>
       <w:r>
         <w:rPr>
@@ -6651,7 +6651,7 @@
           <w:sz w:val="16"/>
           <w:szCs w:val="16"/>
         </w:rPr>
-        <w:t>▁1▁을 제기하여야 한다.</w:t>
+        <w:t>취소소송을 제기하여야 한다.</w:t>
       </w:r>
     </w:p>
     <w:p>
@@ -6692,7 +6692,7 @@
           <w:sz w:val="16"/>
           <w:szCs w:val="16"/>
         </w:rPr>
-        <w:t>▁1▁를</w:t>
+        <w:t>▁2▁를</w:t>
       </w:r>
       <w:r>
         <w:rPr>
@@ -6766,7 +6766,7 @@
           <w:sz w:val="14"/>
           <w:szCs w:val="14"/>
         </w:rPr>
-        <w:t>구제설은 큰 의미가 없고, 적법성보장설에 따르면 제3자에 대한 ▁1▁이 너무 폭넓게 인정된다. 소송상 보호할 가치가 있는 이익으로 보는 경우 그 해석이 불분명하여 법관의 자의적 판단에 맡길 수밖에 없다.</w:t>
+        <w:t>구제설은 큰 의미가 없고, 적법성보장설에 따르면 제3자에 대한 원고적격이 너무 폭넓게 인정된다. 소송상 보호할 가치가 있는 이익으로 보는 경우 그 해석이 불분명하여 법관의 자의적 판단에 맡길 수밖에 없다.</w:t>
       </w:r>
     </w:p>
     <w:p>
@@ -6789,23 +6789,23 @@
           <w:sz w:val="16"/>
           <w:szCs w:val="16"/>
         </w:rPr>
-        <w:t xml:space="preserve"> 이익’이란 ▁1▁의 근거 법규 또는 관계 법규에 의하여 보호되는 개별적, 직접적이고 구체적 이익을 말한다. 공익보호의 결과로 국민일반이 가지는 일반적·간접적·추상적 이익은 포함되지 않는다.</w:t>
-      </w:r>
-    </w:p>
-    <w:p>
-      <w:pPr>
-        <w:rPr>
-          <w:sz w:val="16"/>
-          <w:szCs w:val="16"/>
-        </w:rPr>
-      </w:pPr>
-      <w:r>
-        <w:rPr>
-          <w:rFonts w:hint="eastAsia"/>
-          <w:sz w:val="16"/>
-          <w:szCs w:val="16"/>
-        </w:rPr>
-        <w:t xml:space="preserve">처분 상대방이 아닌 제3자가 ▁1▁을 제기하는 경우, </w:t>
+        <w:t xml:space="preserve"> 이익’이란 ▁3▁의 근거 법규 또는 관계 법규에 의하여 보호되는 개별적, 직접적이고 구체적 이익을 말한다. 공익보호의 결과로 국민일반이 가지는 일반적·간접적·추상적 이익은 포함되지 않는다.</w:t>
+      </w:r>
+    </w:p>
+    <w:p>
+      <w:pPr>
+        <w:rPr>
+          <w:sz w:val="16"/>
+          <w:szCs w:val="16"/>
+        </w:rPr>
+      </w:pPr>
+      <w:r>
+        <w:rPr>
+          <w:rFonts w:hint="eastAsia"/>
+          <w:sz w:val="16"/>
+          <w:szCs w:val="16"/>
+        </w:rPr>
+        <w:t xml:space="preserve">처분 상대방이 아닌 제3자가 ▁4▁을 제기하는 경우, </w:t>
       </w:r>
       <w:r>
         <w:rPr>
@@ -6911,7 +6911,7 @@
                 <w:sz w:val="16"/>
                 <w:szCs w:val="16"/>
               </w:rPr>
-              <w:t>▁1▁ 또는 당사자능력 부정</w:t>
+              <w:t>원고적격 또는 당사자능력 부정</w:t>
             </w:r>
           </w:p>
         </w:tc>
@@ -6942,7 +6942,7 @@
                 <w:sz w:val="16"/>
                 <w:szCs w:val="16"/>
               </w:rPr>
-              <w:t xml:space="preserve"> : 총학생회, 교수협의회의 ▁1▁ 긍정, 전국대학노동조합 대학교 지부 원고적격 부정</w:t>
+              <w:t xml:space="preserve"> : 총학생회, 교수협의회의 원고적격 긍정, 전국대학노동조합 대학교 지부 원고적격 부정</w:t>
             </w:r>
           </w:p>
           <w:p>
@@ -6979,7 +6979,7 @@
                 <w:sz w:val="16"/>
                 <w:szCs w:val="16"/>
               </w:rPr>
-              <w:t>- 경기도선관위원장, 소방청장, 여성가족부장관은 징계권을 가지는데, 국민인권위원회의 처분으로 그 행사에 장애가 있는 경우 원고적격 예외적으로 인정한 사안(기관소송은 명문규정이 있는 때만 가능하므로 ▁1▁ 외 불복수단 없는 사정 고려</w:t>
+              <w:t>- 경기도선관위원장, 소방청장, 여성가족부장관은 징계권을 가지는데, 국민인권위원회의 ▁2▁으로 그 행사에 장애가 있는 경우 원고적격 예외적으로 인정한 사안(기관소송은 명문규정이 있는 때만 가능하므로 취소소송 외 불복수단 없는 사정 고려</w:t>
             </w:r>
             <w:r>
               <w:rPr>
@@ -7047,7 +7047,7 @@
           <w:sz w:val="16"/>
           <w:szCs w:val="16"/>
         </w:rPr>
-        <w:t xml:space="preserve">인인소송이란 어떠한 시설의 설치를 허가하는 처분에 대하여 해당 시설의 인근 주민이 다투는 소송을 말한다. </w:t>
+        <w:t xml:space="preserve">인인소송이란 어떠한 시설의 설치를 허가하는 ▁1▁에 대하여 해당 시설의 인근 주민이 다투는 소송을 말한다. </w:t>
       </w:r>
       <w:r>
         <w:rPr>
@@ -7063,7 +7063,7 @@
           <w:sz w:val="16"/>
           <w:szCs w:val="16"/>
         </w:rPr>
-        <w:t xml:space="preserve"> 의하면 인근주민에게 시설설치허가를 다툴 ▁1▁이 있는지는 해당 허가처분의 근거법규 및 관계법규의 사익호보성 여부에 따라 결정되는데, 그 근거법규 또는 관계법규가 인근주민의 개인적 이익도 보호하고 있다고 해석되는 경우 그 인근주민에게 원고적격이 인정된다. </w:t>
+        <w:t xml:space="preserve"> 의하면 인근주민에게 시설설치허가를 다툴 원고적격이 있는지는 해당 허가처분의 근거법규 및 관계법규의 사익호보성 여부에 따라 결정되는데, 그 근거법규 또는 관계법규가 인근주민의 개인적 이익도 보호하고 있다고 해석되는 경우 그 인근주민에게 원고적격이 인정된다. </w:t>
       </w:r>
     </w:p>
     <w:p>
@@ -7111,7 +7111,7 @@
           <w:sz w:val="16"/>
           <w:szCs w:val="16"/>
         </w:rPr>
-        <w:t xml:space="preserve">▁1▁ </w:t>
+        <w:t xml:space="preserve">▁2▁ </w:t>
       </w:r>
       <w:r>
         <w:rPr>
@@ -7159,7 +7159,7 @@
           <w:sz w:val="16"/>
           <w:szCs w:val="16"/>
         </w:rPr>
-        <w:t>▁1▁ 부정한다.</w:t>
+        <w:t>원고적격 부정한다.</w:t>
       </w:r>
     </w:p>
     <w:p>
@@ -7341,7 +7341,7 @@
           <w:sz w:val="16"/>
           <w:szCs w:val="16"/>
         </w:rPr>
-        <w:t xml:space="preserve">▁1▁ </w:t>
+        <w:t xml:space="preserve">원고적격 </w:t>
       </w:r>
       <w:r>
         <w:rPr>
@@ -7530,7 +7530,7 @@
           <w:sz w:val="16"/>
           <w:szCs w:val="16"/>
         </w:rPr>
-        <w:t xml:space="preserve"> 수익적 처분에 대한 신청이 경쟁하는 관계를 말하는 것으로서, </w:t>
+        <w:t xml:space="preserve"> 수익적 ▁1▁에 대한 신청이 경쟁하는 관계를 말하는 것으로서, </w:t>
       </w:r>
       <w:r>
         <w:rPr>
@@ -7576,7 +7576,7 @@
           <w:sz w:val="16"/>
           <w:szCs w:val="16"/>
         </w:rPr>
-        <w:t xml:space="preserve">에 있으므로 자신의 권익을 구제하기 위하여 타인에 대한 인·허가 등을 ▁1▁할 법률상 이익이 있다고 </w:t>
+        <w:t xml:space="preserve">에 있으므로 자신의 권익을 구제하기 위하여 타인에 대한 인·허가 등을 취소할 법률상 이익이 있다고 </w:t>
       </w:r>
       <w:r>
         <w:rPr>
@@ -7624,7 +7624,7 @@
           <w:sz w:val="16"/>
           <w:szCs w:val="16"/>
         </w:rPr>
-        <w:t xml:space="preserve">▁1▁ </w:t>
+        <w:t xml:space="preserve">▁2▁ </w:t>
       </w:r>
       <w:r>
         <w:rPr>
@@ -7673,7 +7673,7 @@
           <w:sz w:val="16"/>
           <w:szCs w:val="16"/>
         </w:rPr>
-        <w:t>협의의 ▁1▁은</w:t>
+        <w:t>협의의 소의이익은</w:t>
       </w:r>
       <w:r>
         <w:rPr>
@@ -7724,7 +7724,7 @@
           <w:sz w:val="16"/>
           <w:szCs w:val="16"/>
         </w:rPr>
-        <w:t xml:space="preserve">(소원해보이) 소의이익이 문제되는 경우 : 기간경과로 처분효력이 소멸된 경우, 원상회복이 불가능한 경우, 이익침해가 해소된 경우, 보다 효과적인 권리구제수단이 존재하는 경우(▁1▁를 구하는 것은 실효적이고 직접적인 권리구제수단이 될 수 없어 분쟁해결의 가장 유효적절한 수단이라고 할 수 없음), 원고의 청구가 이론적 의미만 있을 뿐 실제 효용이 없는 경우 </w:t>
+        <w:t xml:space="preserve">(소원해보이) 소의이익이 문제되는 경우 : 기간경과로 ▁2▁효력이 소멸된 경우, 원상회복이 불가능한 경우, 이익침해가 해소된 경우, 보다 효과적인 권리구제수단이 존재하는 경우(취소를 구하는 것은 실효적이고 직접적인 권리구제수단이 될 수 없어 분쟁해결의 가장 유효적절한 수단이라고 할 수 없음), 원고의 청구가 이론적 의미만 있을 뿐 실제 효용이 없는 경우 </w:t>
       </w:r>
       <w:r>
         <w:rPr>
@@ -7879,7 +7879,7 @@
                 <w:sz w:val="16"/>
                 <w:szCs w:val="16"/>
               </w:rPr>
-              <w:t>▁1▁ 부정</w:t>
+              <w:t>소의이익 부정</w:t>
             </w:r>
           </w:p>
         </w:tc>
@@ -7902,7 +7902,7 @@
                 <w:sz w:val="16"/>
                 <w:szCs w:val="16"/>
               </w:rPr>
-              <w:t>- 자신에 대한 거부처분을 다툴 ▁1▁(긍정) -</w:t>
+              <w:t>- 자신에 대한 거부▁2▁을 다툴 소의이익(긍정) -</w:t>
             </w:r>
           </w:p>
           <w:p>
@@ -7918,7 +7918,7 @@
                 <w:sz w:val="16"/>
                 <w:szCs w:val="16"/>
               </w:rPr>
-              <w:t xml:space="preserve">원고에 대한 거부처분 취소되어도 다른 신청인에 대한 허가처분의 효력이 소멸하는 것은 아니지만, 행정청이 ▁1▁ 기속력에 따른 재처분의무 이행할 때, 요건구비 및 우열을 재심사하여 </w:t>
+              <w:t xml:space="preserve">원고에 대한 거부처분 취소되어도 다른 신청인에 대한 허가처분의 효력이 소멸하는 것은 아니지만, 행정청이 취소판결 ▁3▁에 따른 재처분의무 이행할 때, 요건구비 및 우열을 재심사하여 </w:t>
             </w:r>
             <w:r>
               <w:rPr>
@@ -8030,7 +8030,7 @@
                 <w:sz w:val="16"/>
                 <w:szCs w:val="16"/>
               </w:rPr>
-              <w:t>당초 처분을 다투지 않다가 상대방에 대한 허가가 취소되어 상대방이 허가취소에 대한 취소심판청구하여 취소재결이 있자, 그 때서야 취소재결을 대상으로 ▁1▁ 제기한 경우</w:t>
+              <w:t>당초 처분을 다투지 않다가 상대방에 대한 허가가 취소되어 상대방이 허가취소에 대한 취소▁4▁하여 취소재결이 있자, 그 때서야 취소재결을 대상으로 취소소송 제기한 경우</w:t>
             </w:r>
             <w:r>
               <w:rPr>
@@ -8087,7 +8087,7 @@
                 <w:sz w:val="16"/>
                 <w:szCs w:val="16"/>
               </w:rPr>
-              <w:t xml:space="preserve">인용▁1▁로 새로운 권리침해 없고, </w:t>
+              <w:t xml:space="preserve">인용▁5▁로 새로운 권리침해 없고, </w:t>
             </w:r>
             <w:r>
               <w:rPr>
@@ -8120,7 +8120,7 @@
                 <w:sz w:val="16"/>
                 <w:szCs w:val="16"/>
               </w:rPr>
-              <w:t xml:space="preserve">▁1▁ </w:t>
+              <w:t xml:space="preserve">▁6▁ </w:t>
             </w:r>
             <w:r>
               <w:rPr>
@@ -8185,7 +8185,8 @@
                 <w:sz w:val="16"/>
                 <w:szCs w:val="16"/>
               </w:rPr>
-              <w:t>후속처분이 아니라 그 재결의 ▁1▁를 구하는 것은 실효적이고 직접적인 권리구제수단이 될 수 없어 분쟁해결의 유효적절한 수단이라고 할 수 없으므로 법률상 이익이 없다.</w:t>
+              <w:lastRenderedPageBreak/>
+              <w:t>후속처분이 아니라 그 재결의 취소를 구하는 것은 실효적이고 직접적인 권리구제수단이 될 수 없어 분쟁해결의 유효적절한 수단이라고 할 수 없으므로 법률상 이익이 없다.</w:t>
             </w:r>
           </w:p>
         </w:tc>
@@ -8222,7 +8223,7 @@
           <w:sz w:val="16"/>
           <w:szCs w:val="16"/>
         </w:rPr>
-        <w:t>제재처분 기준이 시행규칙에 규정된 경우 ▁1▁</w:t>
+        <w:t>제재▁1▁ 기준이 시행규칙에 규정된 경우 소의이익</w:t>
       </w:r>
     </w:p>
     <w:p>
@@ -8329,7 +8330,7 @@
           <w:sz w:val="16"/>
           <w:szCs w:val="16"/>
         </w:rPr>
-        <w:t>이므로, 선행처분의 ▁1▁</w:t>
+        <w:t>이므로, 선행처분의 ▁2▁</w:t>
       </w:r>
       <w:r>
         <w:rPr>
@@ -8384,23 +8385,23 @@
           <w:sz w:val="16"/>
           <w:szCs w:val="16"/>
         </w:rPr>
-        <w:t>3) 종전처분을 ▁1▁하는 내용의 후속처분이 있는 경우 소의이익</w:t>
-      </w:r>
-    </w:p>
-    <w:p>
-      <w:pPr>
-        <w:rPr>
-          <w:sz w:val="16"/>
-          <w:szCs w:val="16"/>
-        </w:rPr>
-      </w:pPr>
-      <w:r>
-        <w:rPr>
-          <w:rFonts w:hint="eastAsia"/>
-          <w:sz w:val="16"/>
-          <w:szCs w:val="16"/>
-        </w:rPr>
-        <w:t>기존의 행정처분에 대한 ▁1▁ 계속 중, 후속처분(금액이나 제한 정도를 변경하는 처분</w:t>
+        <w:t>3) 종전▁1▁을 변경하는 내용의 후속처분이 있는 경우 소의이익</w:t>
+      </w:r>
+    </w:p>
+    <w:p>
+      <w:pPr>
+        <w:rPr>
+          <w:sz w:val="16"/>
+          <w:szCs w:val="16"/>
+        </w:rPr>
+      </w:pPr>
+      <w:r>
+        <w:rPr>
+          <w:rFonts w:hint="eastAsia"/>
+          <w:sz w:val="16"/>
+          <w:szCs w:val="16"/>
+        </w:rPr>
+        <w:t>기존의 행정처분에 대한 ▁2▁소송 계속 중, 후속처분(금액이나 제한 정도를 변경하는 처분</w:t>
       </w:r>
       <w:r>
         <w:rPr>
@@ -8453,7 +8454,7 @@
           <w:sz w:val="16"/>
           <w:szCs w:val="16"/>
         </w:rPr>
-        <w:t>후속처분이 종전처분을 완전히 대체하는 것이거나 주요 부분을 실질적으로 변경하는 것인 때에는 특사없한 종전처분은 효력을 상실하고 후속처분만이 항고소송의 대상이 되며, 종전처분에 대한 ▁1▁은 소의이익 없어 처분변경으로 인한 소변경(제22조) 신청이 없는 이상 소 각하하여야 한다.</w:t>
+        <w:t>후속처분이 종전처분을 완전히 대체하는 것이거나 주요 부분을 실질적으로 변경하는 것인 때에는 특사없한 종전처분은 효력을 상실하고 후속처분만이 ▁3▁의 대상이 되며, 종전처분에 대한 취소소송은 소의이익 없어 처분변경으로 인한 소변경(제22조) 신청이 없는 이상 소 각하하여야 한다.</w:t>
       </w:r>
     </w:p>
     <w:p>
@@ -8490,15 +8491,15 @@
           <w:sz w:val="16"/>
           <w:szCs w:val="16"/>
         </w:rPr>
-        <w:t xml:space="preserve">후속처분의 내용이 종전처분 유효를 전제로 내용 중 일부만 추가, 철회, ▁1▁하는 것이고, </w:t>
-      </w:r>
-      <w:r>
-        <w:rPr>
-          <w:rFonts w:hint="eastAsia"/>
-          <w:sz w:val="16"/>
-          <w:szCs w:val="16"/>
-        </w:rPr>
-        <w:t>추가, 철회, 변경된 부분이 내용과 성질상 나머지 부분과 불가분적인 것이 아닌 때에는 후속처분에도 불구하고 종전처분이 병존하므로, 종전처분을 다툴 소의이익 유지된다.</w:t>
+        <w:t xml:space="preserve">후속처분의 내용이 종전처분 유효를 전제로 내용 중 일부만 추가, 철회, 변경하는 것이고, </w:t>
+      </w:r>
+      <w:r>
+        <w:rPr>
+          <w:rFonts w:hint="eastAsia"/>
+          <w:sz w:val="16"/>
+          <w:szCs w:val="16"/>
+        </w:rPr>
+        <w:t>추가, 철회, 변경된 부분이 내용과 성질상 나머지 부분과 불가분적인 것이 아닌 때에는 후속처분에도 불구하고 종전처분이 병존하므로, 종전처분을 다툴 ▁4▁ 유지된다.</w:t>
       </w:r>
       <w:r>
         <w:rPr>
@@ -8550,7 +8551,7 @@
           <w:sz w:val="16"/>
           <w:szCs w:val="16"/>
         </w:rPr>
-        <w:t>후행처분이 선행처분의 내용 중 일부만을 소폭 변경하는 정도에 불과한 경우에는 선행처분은 소멸하는 것이 아니라 후행처분에 의하여 변경되지 아니한 범위 내에서는 그대로 존속한다</w:t>
+        <w:t>후행처분이 선행처분의 내용 중 일부만을 소폭 ▁5▁하는 정도에 불과한 경우에는 선행처분은 소멸하는 것이 아니라 후행처분에 의하여 변경되지 아니한 범위 내에서는 그대로 존속한다</w:t>
       </w:r>
       <w:r>
         <w:rPr>
@@ -8581,7 +8582,7 @@
           <w:sz w:val="16"/>
           <w:szCs w:val="16"/>
         </w:rPr>
-        <w:t>‘1차 변경처분 중 2차 변경처분에 의하여 ▁1▁되지 않고 남아 있는 부분’의 취소를 구할 소의 이익이 있다.</w:t>
+        <w:t>‘1차 변경처분 중 2차 변경처분에 의하여 취소되지 않고 남아 있는 부분’의 취소를 구할 소의 이익이 있다.</w:t>
       </w:r>
       <w:r>
         <w:rPr>
@@ -8636,7 +8637,7 @@
           <w:sz w:val="16"/>
           <w:szCs w:val="16"/>
         </w:rPr>
-        <w:t xml:space="preserve">처분청의 직권▁1▁에도 완전한 원상회복이 이루어지지 않아 </w:t>
+        <w:t xml:space="preserve">▁1▁청의 직권취소에도 완전한 원상회복이 이루어지지 않아 </w:t>
       </w:r>
       <w:r>
         <w:rPr>
@@ -8697,7 +8698,7 @@
           <w:sz w:val="16"/>
           <w:szCs w:val="16"/>
         </w:rPr>
-        <w:t>처분의 효력기간이 종료된 경우에도, 침해의 반복위험을 방지하고, 당초 처분의 기판력에 의하여 선행처분의 ▁1▁성을 다투지 못하게 함으로써 선행처분을 전제로 이루어진 후행처분의 효력을 쉽게 배제할 수 있는 때에는 소의 이익이 인정된다.</w:t>
+        <w:t>처분의 효력기간이 종료된 경우에도, 침해의 반복위험을 방지하고, 당초 처분의 ▁2▁에 의하여 선행처분의 위법성을 다투지 못하게 함으로써 선행처분을 전제로 이루어진 후행처분의 효력을 쉽게 배제할 수 있는 때에는 소의 이익이 인정된다.</w:t>
       </w:r>
     </w:p>
     <w:tbl>
@@ -8798,7 +8799,7 @@
                 <w:sz w:val="16"/>
                 <w:szCs w:val="16"/>
               </w:rPr>
-              <w:t>에도 임시이사 선임처분 ▁1▁를 구할 소의이익 O</w:t>
+              <w:t>에도 임시이사 선임▁2▁ 취소를 구할 소의이익 O</w:t>
             </w:r>
           </w:p>
           <w:p>
@@ -8847,7 +8848,7 @@
                 <w:sz w:val="16"/>
                 <w:szCs w:val="16"/>
               </w:rPr>
-              <w:t xml:space="preserve"> 앞으로도 원고들에게 이 사건 시행령 조항을 적용하여 종전과 동일한 사유로 ▁1▁을 반복할 위험성</w:t>
+              <w:t xml:space="preserve"> 앞으로도 원고들에게 이 사건 시행령 조항을 적용하여 종전과 동일한 사유로 처분을 반복할 위험성</w:t>
             </w:r>
             <w:r>
               <w:rPr>
@@ -8894,7 +8895,7 @@
                 <w:sz w:val="16"/>
                 <w:szCs w:val="16"/>
               </w:rPr>
-              <w:t>(=확인▁1▁)</w:t>
+              <w:t>(=확인처분)</w:t>
             </w:r>
             <w:r>
               <w:rPr>
@@ -8979,7 +8980,7 @@
                 <w:sz w:val="16"/>
                 <w:szCs w:val="16"/>
               </w:rPr>
-              <w:t xml:space="preserve"> ▁1▁ O</w:t>
+              <w:t xml:space="preserve"> ▁3▁ O</w:t>
             </w:r>
           </w:p>
           <w:p>
@@ -9020,7 +9021,7 @@
                 <w:sz w:val="16"/>
                 <w:szCs w:val="16"/>
               </w:rPr>
-              <w:t>는 권력적 사실행위로서 이미 종료된 행위이지만, ▁1▁이 있는 경우 기속력(원상회복의무)에 따라 간판 회수 및 재부착이 가능하므로 소의이익 O</w:t>
+              <w:t>는 권력적 사실행위로서 이미 종료된 행위이지만, 취소판결이 있는 경우 ▁4▁(원상회복의무)에 따라 간판 회수 및 재부착이 가능하므로 소의이익 O</w:t>
             </w:r>
           </w:p>
           <w:p>
@@ -9074,7 +9075,7 @@
                 <w:sz w:val="16"/>
                 <w:szCs w:val="16"/>
               </w:rPr>
-              <w:t>집통지는 직권 ▁1▁되었다고 볼 수 있어 그에 대한 취소를 구하는 소는 소의 이익 없어 부적법하다.</w:t>
+              <w:t>집통지는 직권 ▁5▁되었다고 볼 수 있어 그에 대한 취소를 구하는 소는 소의 이익 없어 부적법하다.</w:t>
             </w:r>
           </w:p>
         </w:tc>
@@ -9117,7 +9118,7 @@
           <w:sz w:val="16"/>
           <w:szCs w:val="16"/>
         </w:rPr>
-        <w:t>▁1▁은 다른 법률에 특별한 규정이 없는 한 그 처분등을 행한 행정청을 피고로 한다</w:t>
+        <w:t>취소소송은 다른 법률에 특별한 규정이 없는 한 그 ▁2▁등을 행한 행정청을 피고로 한다</w:t>
       </w:r>
       <w:r>
         <w:rPr>
@@ -9262,7 +9263,7 @@
           <w:sz w:val="16"/>
           <w:szCs w:val="16"/>
         </w:rPr>
-        <w:t>내부위임을 받은 행정기관이 위임 기관이 아닌 자기 이름으로 ▁1▁을 한 경우</w:t>
+        <w:t>내부위임을 받은 행정기관이 위임 기관이 아닌 자기 이름으로 ▁2▁을 한 경우</w:t>
       </w:r>
       <w:r>
         <w:rPr>
@@ -9460,7 +9461,7 @@
           <w:sz w:val="16"/>
           <w:szCs w:val="16"/>
         </w:rPr>
-        <w:t xml:space="preserve"> 처분등이 있음을 안 날부터 ▁1▁ 이내에</w:t>
+        <w:t xml:space="preserve"> ▁2▁등이 있음을 안 날부터 90일 이내에</w:t>
       </w:r>
       <w:r>
         <w:rPr>
@@ -9523,23 +9524,23 @@
           <w:sz w:val="16"/>
           <w:szCs w:val="16"/>
         </w:rPr>
-        <w:t>▁1▁이 있음을 안 날이란 통지, 공고 기타의 방법에 의하여 당해 처분의 존재를 현실적으로 알게 된 날을 의미한다.</w:t>
-      </w:r>
-    </w:p>
-    <w:p>
-      <w:pPr>
-        <w:rPr>
-          <w:sz w:val="16"/>
-          <w:szCs w:val="16"/>
-        </w:rPr>
-      </w:pPr>
-      <w:r>
-        <w:rPr>
-          <w:rFonts w:hint="eastAsia"/>
-          <w:sz w:val="16"/>
-          <w:szCs w:val="16"/>
-        </w:rPr>
-        <w:t>1) ▁1▁적 고시 또는 공</w:t>
+        <w:t>처분이 있음을 안 날이란 통지, 공고 기타의 방법에 의하여 당해 처분의 존재를 현실적으로 알게 된 날을 의미한다.</w:t>
+      </w:r>
+    </w:p>
+    <w:p>
+      <w:pPr>
+        <w:rPr>
+          <w:sz w:val="16"/>
+          <w:szCs w:val="16"/>
+        </w:rPr>
+      </w:pPr>
+      <w:r>
+        <w:rPr>
+          <w:rFonts w:hint="eastAsia"/>
+          <w:sz w:val="16"/>
+          <w:szCs w:val="16"/>
+        </w:rPr>
+        <w:t>1) 처분적 고시 또는 공</w:t>
       </w:r>
       <w:r>
         <w:rPr>
@@ -9578,7 +9579,7 @@
           <w:sz w:val="16"/>
           <w:szCs w:val="16"/>
         </w:rPr>
-        <w:t xml:space="preserve"> 다수를 상대로 구체적인 법적효과를 발생시키는 일반▁1▁</w:t>
+        <w:t xml:space="preserve"> 다수를 상대로 구체적인 법적효과를 발생시키는 일반처분</w:t>
       </w:r>
       <w:r>
         <w:rPr>
@@ -9653,7 +9654,7 @@
           <w:sz w:val="16"/>
           <w:szCs w:val="16"/>
         </w:rPr>
-        <w:t>판례는 ▁1▁의 상대방이 불특정 다수인이고 처분의 효력이 불특정 다수인에게 일률적으로 적용되므로, 처분에 이해관계를 가지는 자가 현실적으로 알았는지 여부에 관계없이 고시가 효력을 발생하는 날 행정처분이 있음을 알았다고 보아야 한다.</w:t>
+        <w:t>판례는 처분의 상대방이 불특정 다수인이고 처분의 효력이 불특정 다수인에게 일률적으로 적용되므로, 처분에 이해관계를 가지는 자가 현실적으로 알았는지 여부에 관계없이 고시가 효력을 발생하는 날 행정처분이 있음을 알았다고 보아야 한다.</w:t>
       </w:r>
     </w:p>
     <w:p>
@@ -9711,38 +9712,38 @@
           <w:sz w:val="16"/>
           <w:szCs w:val="16"/>
         </w:rPr>
-        <w:t xml:space="preserve"> ▁1▁ 내, 즉, 8.3.까지 소를 제기하여야 한다.</w:t>
-      </w:r>
-    </w:p>
-    <w:p>
-      <w:pPr>
-        <w:rPr>
-          <w:sz w:val="16"/>
-          <w:szCs w:val="16"/>
-        </w:rPr>
-      </w:pPr>
-      <w:r>
-        <w:rPr>
-          <w:rFonts w:hint="eastAsia"/>
-          <w:sz w:val="16"/>
-          <w:szCs w:val="16"/>
-        </w:rPr>
-        <w:t>▁1▁적 고시 : 전술</w:t>
-      </w:r>
-    </w:p>
-    <w:p>
-      <w:pPr>
-        <w:rPr>
-          <w:sz w:val="16"/>
-          <w:szCs w:val="16"/>
-        </w:rPr>
-      </w:pPr>
-      <w:r>
-        <w:rPr>
-          <w:sz w:val="16"/>
-          <w:szCs w:val="16"/>
-        </w:rPr>
-        <w:t>표준지공시지가결정 : 물적행정행위 = 일반▁1▁ = 고시한 때 효력발생 = 처분을 안 날</w:t>
+        <w:t xml:space="preserve"> ▁3▁ 내, 즉, 8.3.까지 소를 제기하여야 한다.</w:t>
+      </w:r>
+    </w:p>
+    <w:p>
+      <w:pPr>
+        <w:rPr>
+          <w:sz w:val="16"/>
+          <w:szCs w:val="16"/>
+        </w:rPr>
+      </w:pPr>
+      <w:r>
+        <w:rPr>
+          <w:rFonts w:hint="eastAsia"/>
+          <w:sz w:val="16"/>
+          <w:szCs w:val="16"/>
+        </w:rPr>
+        <w:t>처분적 고시 : 전술</w:t>
+      </w:r>
+    </w:p>
+    <w:p>
+      <w:pPr>
+        <w:rPr>
+          <w:sz w:val="16"/>
+          <w:szCs w:val="16"/>
+        </w:rPr>
+      </w:pPr>
+      <w:r>
+        <w:rPr>
+          <w:sz w:val="16"/>
+          <w:szCs w:val="16"/>
+        </w:rPr>
+        <w:t>표준지공시지가결정 : 물적행정행위 = 일반처분 = 고시한 때 효력발생 = 처분을 안 날</w:t>
       </w:r>
     </w:p>
     <w:p>
@@ -9811,15 +9812,15 @@
           <w:sz w:val="16"/>
           <w:szCs w:val="16"/>
         </w:rPr>
-        <w:t xml:space="preserve"> 또는 행정심판청구)이 없는 한 </w:t>
-      </w:r>
-      <w:r>
-        <w:rPr>
-          <w:rFonts w:hint="eastAsia"/>
-          <w:sz w:val="16"/>
-          <w:szCs w:val="16"/>
-        </w:rPr>
-        <w:t xml:space="preserve">안 날로부터 ▁1▁ 내 </w:t>
+        <w:t xml:space="preserve"> 또는 행정▁4▁)이 없는 한 </w:t>
+      </w:r>
+      <w:r>
+        <w:rPr>
+          <w:rFonts w:hint="eastAsia"/>
+          <w:sz w:val="16"/>
+          <w:szCs w:val="16"/>
+        </w:rPr>
+        <w:t xml:space="preserve">안 날로부터 90일 내 </w:t>
       </w:r>
       <w:r>
         <w:rPr>
@@ -9858,7 +9859,7 @@
           <w:sz w:val="16"/>
           <w:szCs w:val="16"/>
         </w:rPr>
-        <w:t>특정인에 대한 구체적, 개별적 처분이지만 송달불능으로 게시판, 관보 등에 공고하는 경우, 일반 원칙으로 돌아가 상대방이 해당 처분이 있었다는 사실을 현실적으로 안 날에 ▁1▁ 기산한다.</w:t>
+        <w:t>특정인에 대한 구체적, 개별적 처분이지만 송달불능으로 게시판, 관보 등에 공고하는 경우, 일반 원칙으로 돌아가 상대방이 해당 처분이 있었다는 사실을 현실적으로 안 날에 제소기간 기산한다.</w:t>
       </w:r>
     </w:p>
     <w:p>
@@ -9882,7 +9883,7 @@
           <w:sz w:val="16"/>
           <w:szCs w:val="16"/>
         </w:rPr>
-        <w:t>) 제3자의 ▁1▁ 제기</w:t>
+        <w:t>) 제3자의 ▁5▁소송 제기</w:t>
       </w:r>
     </w:p>
     <w:p>
@@ -9906,7 +9907,7 @@
           <w:sz w:val="16"/>
           <w:szCs w:val="16"/>
         </w:rPr>
-        <w:t>1년</w:t>
+        <w:t>▁6▁</w:t>
       </w:r>
       <w:r>
         <w:rPr>
@@ -9948,7 +9949,7 @@
           <w:sz w:val="16"/>
           <w:szCs w:val="16"/>
         </w:rPr>
-        <w:t>한을 받지 않으나, 어떠한 경로든 처분이 있음을 알았다면, 안 날로부터 ▁1▁ 내 행정</w:t>
+        <w:t>한을 받지 않으나, 어떠한 경로든 처분이 있음을 알았다면, 안 날로부터 90일 내 행정</w:t>
       </w:r>
       <w:r>
         <w:rPr>
@@ -9980,22 +9981,22 @@
           <w:sz w:val="16"/>
           <w:szCs w:val="16"/>
         </w:rPr>
-        <w:t>4) 청구기간 도과한 행정심판 제기 후 ▁1▁ 제기</w:t>
-      </w:r>
-    </w:p>
-    <w:p>
-      <w:pPr>
-        <w:rPr>
-          <w:sz w:val="16"/>
-          <w:szCs w:val="16"/>
-        </w:rPr>
-      </w:pPr>
-      <w:r>
-        <w:rPr>
-          <w:sz w:val="16"/>
-          <w:szCs w:val="16"/>
-        </w:rPr>
-        <w:t>처분이 있음을 안 날부터 ▁1▁을 넘겨 청구한 부적법한 행정심판청구에 대한 재결이 있은 후 재결서를 송달받은 날부터 90일 이내에 원래의 처분에 대하여 취소소송을 제기하였다고 하여 취소소송이 다시 제소기간을 준수한 것으로 되는 것은 아니다.</w:t>
+        <w:t>4) 청구기간 도과한 행정심판 제기 후 ▁7▁ 제기</w:t>
+      </w:r>
+    </w:p>
+    <w:p>
+      <w:pPr>
+        <w:rPr>
+          <w:sz w:val="16"/>
+          <w:szCs w:val="16"/>
+        </w:rPr>
+      </w:pPr>
+      <w:r>
+        <w:rPr>
+          <w:sz w:val="16"/>
+          <w:szCs w:val="16"/>
+        </w:rPr>
+        <w:t>처분이 있음을 안 날부터 90일을 넘겨 청구한 부적법한 행정심판청구에 대한 재결이 있은 후 ▁8▁를 송달받은 날부터 90일 이내에 원래의 처분에 대하여 취소소송을 제기하였다고 하여 취소소송이 다시 제소기간을 준수한 것으로 되는 것은 아니다.</w:t>
       </w:r>
     </w:p>
     <w:p>
@@ -10080,23 +10081,23 @@
           <w:sz w:val="16"/>
           <w:szCs w:val="16"/>
         </w:rPr>
-        <w:t>iii) 도로교통법 운전면허 취소·정지 : 중앙▁1▁</w:t>
-      </w:r>
-    </w:p>
-    <w:p>
-      <w:pPr>
-        <w:rPr>
-          <w:sz w:val="16"/>
-          <w:szCs w:val="16"/>
-        </w:rPr>
-      </w:pPr>
-      <w:r>
-        <w:rPr>
-          <w:rFonts w:hint="eastAsia"/>
-          <w:sz w:val="16"/>
-          <w:szCs w:val="16"/>
-        </w:rPr>
-        <w:t>▁1▁주의에</w:t>
+        <w:t>iii) 도로교통법 운전면허 취소·정지 : 중앙▁2▁</w:t>
+      </w:r>
+    </w:p>
+    <w:p>
+      <w:pPr>
+        <w:rPr>
+          <w:sz w:val="16"/>
+          <w:szCs w:val="16"/>
+        </w:rPr>
+      </w:pPr>
+      <w:r>
+        <w:rPr>
+          <w:rFonts w:hint="eastAsia"/>
+          <w:sz w:val="16"/>
+          <w:szCs w:val="16"/>
+        </w:rPr>
+        <w:t>▁3▁주의에</w:t>
       </w:r>
       <w:r>
         <w:rPr>
@@ -10142,7 +10143,7 @@
           <w:sz w:val="16"/>
           <w:szCs w:val="16"/>
         </w:rPr>
-        <w:t xml:space="preserve">(참고) 감사원의 징계요구와 재심의결정은 행정처분이 아니다. 징계요구와 재심의결정은 </w:t>
+        <w:t xml:space="preserve">(참고) 감사원의 징계요구와 재심의결정은 행정▁4▁이 아니다. 징계요구와 재심의결정은 </w:t>
       </w:r>
       <w:r>
         <w:rPr>
@@ -10164,7 +10165,7 @@
           <w:sz w:val="16"/>
           <w:szCs w:val="16"/>
         </w:rPr>
-        <w:t>갑 시장에게 ‘감사원의 재심의 판결’에 대하여 ▁1▁을 허용하는 규정</w:t>
+        <w:t>갑 시장에게 ‘감사원의 재심의 판결’에 대하여 기관소송을 허용하는 규정</w:t>
       </w:r>
       <w:r>
         <w:rPr>
@@ -10203,37 +10204,37 @@
           <w:sz w:val="16"/>
           <w:szCs w:val="16"/>
         </w:rPr>
-        <w:t>[행정심판 제기하되, 결정 기다리지 않고 ▁1▁ 제기 가능]</w:t>
-      </w:r>
-    </w:p>
-    <w:p>
-      <w:pPr>
-        <w:rPr>
-          <w:sz w:val="16"/>
-          <w:szCs w:val="16"/>
-        </w:rPr>
-      </w:pPr>
-      <w:r>
-        <w:rPr>
-          <w:sz w:val="16"/>
-          <w:szCs w:val="16"/>
-        </w:rPr>
-        <w:t>1. 행정심판청구가 있은 날로부터 60일이 지나도 ▁1▁이 없는 때</w:t>
-      </w:r>
-    </w:p>
-    <w:p>
-      <w:pPr>
-        <w:rPr>
-          <w:sz w:val="16"/>
-          <w:szCs w:val="16"/>
-        </w:rPr>
-      </w:pPr>
-      <w:r>
-        <w:rPr>
-          <w:sz w:val="16"/>
-          <w:szCs w:val="16"/>
-        </w:rPr>
-        <w:t xml:space="preserve">2. 처분의 집행 또는 절차속행으로 생길 중대한 손해를 예방하여야 할 긴급한 필요가 있는 때 : ▁1▁ 있어서 </w:t>
+        <w:t>[▁5▁ 제기하되, 결정 기다리지 않고 행정소송 제기 가능]</w:t>
+      </w:r>
+    </w:p>
+    <w:p>
+      <w:pPr>
+        <w:rPr>
+          <w:sz w:val="16"/>
+          <w:szCs w:val="16"/>
+        </w:rPr>
+      </w:pPr>
+      <w:r>
+        <w:rPr>
+          <w:sz w:val="16"/>
+          <w:szCs w:val="16"/>
+        </w:rPr>
+        <w:t>1. 행정심판청구가 있은 날로부터 60일이 지나도 재결이 없는 때</w:t>
+      </w:r>
+    </w:p>
+    <w:p>
+      <w:pPr>
+        <w:rPr>
+          <w:sz w:val="16"/>
+          <w:szCs w:val="16"/>
+        </w:rPr>
+      </w:pPr>
+      <w:r>
+        <w:rPr>
+          <w:sz w:val="16"/>
+          <w:szCs w:val="16"/>
+        </w:rPr>
+        <w:t xml:space="preserve">2. 처분의 집행 또는 절차속행으로 생길 중대한 손해를 예방하여야 할 긴급한 필요가 있는 때 : ▁6▁ 있어서 </w:t>
       </w:r>
       <w:r>
         <w:rPr>
@@ -10256,7 +10257,7 @@
           <w:sz w:val="16"/>
           <w:szCs w:val="16"/>
         </w:rPr>
-        <w:t>3. 법령의 규정에 의한 행정심판기관이 의결 또는 ▁1▁을 하지 못할 사유가 있는 때</w:t>
+        <w:t>3. 법령의 규정에 의한 행정심판기관이 의결 또는 재결을 하지 못할 사유가 있는 때</w:t>
       </w:r>
     </w:p>
     <w:p>
@@ -10287,7 +10288,7 @@
           <w:sz w:val="16"/>
           <w:szCs w:val="16"/>
         </w:rPr>
-        <w:t>[행정심판 제기함이 없이 곧바로 ▁1▁ 제기 가능]</w:t>
+        <w:t>[행정심판 제기함이 없이 곧바로 ▁7▁ 제기 가능]</w:t>
       </w:r>
       <w:r>
         <w:rPr>
@@ -10324,52 +10325,52 @@
           <w:sz w:val="16"/>
           <w:szCs w:val="16"/>
         </w:rPr>
-        <w:t>에 관하여 이미 행정심판의 기각▁1▁이 있은 때</w:t>
-      </w:r>
-    </w:p>
-    <w:p>
-      <w:pPr>
-        <w:rPr>
-          <w:sz w:val="16"/>
-          <w:szCs w:val="16"/>
-        </w:rPr>
-      </w:pPr>
-      <w:r>
-        <w:rPr>
-          <w:sz w:val="16"/>
-          <w:szCs w:val="16"/>
-        </w:rPr>
-        <w:t>2. 서로 내용상 관련되는 처분 또는 같은 목적을 위하여 단계적으로 진행되는 처분중 어느 하나가 이미 행정심판의 ▁1▁을 거친 때</w:t>
-      </w:r>
-    </w:p>
-    <w:p>
-      <w:pPr>
-        <w:rPr>
-          <w:sz w:val="16"/>
-          <w:szCs w:val="16"/>
-        </w:rPr>
-      </w:pPr>
-      <w:r>
-        <w:rPr>
-          <w:sz w:val="16"/>
-          <w:szCs w:val="16"/>
-        </w:rPr>
-        <w:t>3. 행정청이 사실심의 변론종결후 소송의 대상인 처분을 ▁1▁하여 당해 변경된 처분에 관하여 소를 제기하는 때</w:t>
-      </w:r>
-    </w:p>
-    <w:p>
-      <w:pPr>
-        <w:rPr>
-          <w:sz w:val="16"/>
-          <w:szCs w:val="16"/>
-        </w:rPr>
-      </w:pPr>
-      <w:r>
-        <w:rPr>
-          <w:sz w:val="16"/>
-          <w:szCs w:val="16"/>
-        </w:rPr>
-        <w:t>4. 처분을 행한 행정청이 ▁1▁을 거칠 필요가 없다고 잘못 알린 때</w:t>
+        <w:t>에 관하여 이미 행정심판의 기각재결이 있은 때</w:t>
+      </w:r>
+    </w:p>
+    <w:p>
+      <w:pPr>
+        <w:rPr>
+          <w:sz w:val="16"/>
+          <w:szCs w:val="16"/>
+        </w:rPr>
+      </w:pPr>
+      <w:r>
+        <w:rPr>
+          <w:sz w:val="16"/>
+          <w:szCs w:val="16"/>
+        </w:rPr>
+        <w:t>2. 서로 내용상 관련되는 처분 또는 같은 목적을 위하여 단계적으로 진행되는 처분중 어느 하나가 이미 행정심판의 재결을 거친 때</w:t>
+      </w:r>
+    </w:p>
+    <w:p>
+      <w:pPr>
+        <w:rPr>
+          <w:sz w:val="16"/>
+          <w:szCs w:val="16"/>
+        </w:rPr>
+      </w:pPr>
+      <w:r>
+        <w:rPr>
+          <w:sz w:val="16"/>
+          <w:szCs w:val="16"/>
+        </w:rPr>
+        <w:t>3. 행정청이 사실심의 변론종결후 소송의 대상인 처분을 ▁8▁하여 당해 변경된 처분에 관하여 소를 제기하는 때</w:t>
+      </w:r>
+    </w:p>
+    <w:p>
+      <w:pPr>
+        <w:rPr>
+          <w:sz w:val="16"/>
+          <w:szCs w:val="16"/>
+        </w:rPr>
+      </w:pPr>
+      <w:r>
+        <w:rPr>
+          <w:sz w:val="16"/>
+          <w:szCs w:val="16"/>
+        </w:rPr>
+        <w:t>4. 처분을 행한 행정청이 행정심판을 거칠 필요가 없다고 잘못 알린 때</w:t>
       </w:r>
     </w:p>
     <w:p>
@@ -10444,23 +10445,23 @@
           <w:sz w:val="16"/>
           <w:szCs w:val="16"/>
         </w:rPr>
-        <w:t>처분시와 판결시 사이 사정변경이 있는 경우, 법원이 어느 시점을 기준으로 처분의 ▁1▁여부를 판단하여야 하는지 문제된다.</w:t>
-      </w:r>
-    </w:p>
-    <w:p>
-      <w:pPr>
-        <w:rPr>
-          <w:sz w:val="16"/>
-          <w:szCs w:val="16"/>
-        </w:rPr>
-      </w:pPr>
-      <w:r>
-        <w:rPr>
-          <w:rFonts w:hint="eastAsia"/>
-          <w:sz w:val="16"/>
-          <w:szCs w:val="16"/>
-        </w:rPr>
-        <w:t>▁1▁은 사후심사이므로 처분시 사실 및 법률상태를 기준으로 행하여야 한다는 처분시설, 취소소송의 본질을 처분으로 형성된 위법상태 배제로 보는 전제로 사실심구두변론 종결시를 기준으로 판단하는 견해, 원칙적으로 처분시를 기준으로 하나 거부처분은 의무이행소송과 유사하므로, 이행소송의 일반법리에 따라 사변종을 기준으로 하여야 한다는 견해가 존재한다.</w:t>
+        <w:t>▁2▁시와 판결시 사이 사정변경이 있는 경우, 법원이 어느 시점을 기준으로 처분의 위법여부를 판단하여야 하는지 문제된다.</w:t>
+      </w:r>
+    </w:p>
+    <w:p>
+      <w:pPr>
+        <w:rPr>
+          <w:sz w:val="16"/>
+          <w:szCs w:val="16"/>
+        </w:rPr>
+      </w:pPr>
+      <w:r>
+        <w:rPr>
+          <w:rFonts w:hint="eastAsia"/>
+          <w:sz w:val="16"/>
+          <w:szCs w:val="16"/>
+        </w:rPr>
+        <w:t>▁3▁소송은 사후심사이므로 처분시 사실 및 법률상태를 기준으로 행하여야 한다는 처분시설, 취소소송의 본질을 처분으로 형성된 위법상태 배제로 보는 전제로 사실심구두변론 종결시를 기준으로 판단하는 견해, 원칙적으로 처분시를 기준으로 하나 거부처분은 의무이행소송과 유사하므로, 이행소송의 일반법리에 따라 사변종을 기준으로 하여야 한다는 견해가 존재한다.</w:t>
       </w:r>
     </w:p>
     <w:p>
@@ -10483,7 +10484,7 @@
           <w:sz w:val="16"/>
           <w:szCs w:val="16"/>
         </w:rPr>
-        <w:t>법원은 행정처분 당시 행정청이 알고 있었던 자료뿐만 아니라 사실심 변론종결 당시까지 제출된 모든 자료를 종합하여 처분 당시 존재하였던 객관적 사실을 확정하고 그 사실에 기초하여 처분의 ▁1▁ 여부를 판단할 수 있다.</w:t>
+        <w:t>법원은 행정처분 당시 행정청이 알고 있었던 자료뿐만 아니라 사실심 ▁4▁종결 당시까지 제출된 모든 자료를 종합하여 처분 당시 존재하였던 객관적 사실을 확정하고 그 사실에 기초하여 처분의 위법 여부를 판단할 수 있다.</w:t>
       </w:r>
     </w:p>
     <w:p>
@@ -10516,23 +10517,23 @@
           <w:sz w:val="16"/>
           <w:szCs w:val="16"/>
         </w:rPr>
-        <w:t>처분사유 추가▁1▁</w:t>
-      </w:r>
-    </w:p>
-    <w:p>
-      <w:pPr>
-        <w:rPr>
-          <w:sz w:val="16"/>
-          <w:szCs w:val="16"/>
-        </w:rPr>
-      </w:pPr>
-      <w:r>
-        <w:rPr>
-          <w:rFonts w:hint="eastAsia"/>
-          <w:sz w:val="16"/>
-          <w:szCs w:val="16"/>
-        </w:rPr>
-        <w:t>i) 의의 : 처분사유 추가▁1▁이란, 당초 처분시에는 존재하였지만 처분이유로 제시되지 않은 사실 및 법적 근거를 소송계속 중 추가하거나 변경하는 것을 말한다.</w:t>
+        <w:t>▁1▁사유 추가변경</w:t>
+      </w:r>
+    </w:p>
+    <w:p>
+      <w:pPr>
+        <w:rPr>
+          <w:sz w:val="16"/>
+          <w:szCs w:val="16"/>
+        </w:rPr>
+      </w:pPr>
+      <w:r>
+        <w:rPr>
+          <w:rFonts w:hint="eastAsia"/>
+          <w:sz w:val="16"/>
+          <w:szCs w:val="16"/>
+        </w:rPr>
+        <w:t>i) 의의 : 처분사유 추가▁2▁이란, 당초 처분시에는 존재하였지만 처분이유로 제시되지 않은 사실 및 법적 근거를 소송계속 중 추가하거나 변경하는 것을 말한다.</w:t>
       </w:r>
       <w:r>
         <w:rPr>
@@ -10588,7 +10589,7 @@
           <w:sz w:val="16"/>
           <w:szCs w:val="16"/>
         </w:rPr>
-        <w:t>판례는 ▁1▁은 당초 처분의 근거로 삼은 사유와 기본적 사실관계 동일성 있다고 인정되는 한도 내에서는 다른 사유를 추가하거나 변경할 수 있다고 보아 기본적 사실관계 동일 전제하에 처분사유추가변경을 허용한다. 나아가 판례는 기본적 사실관계 동일성 없는 때에도 처분 상대방이 분쟁일회적 해결 관점에서 추가변경된 처분사유의 실체적 당부에 관하여 해당 소송에서 심리판단하는 것에 명시적으로 동의하는 경우에는 처분사유 추가변경이 허용된다고 본다.</w:t>
+        <w:t>판례는 ▁3▁은 당초 처분의 근거로 삼은 사유와 기본적 사실관계 동일성 있다고 인정되는 한도 내에서는 다른 사유를 추가하거나 변경할 수 있다고 보아 기본적 사실관계 동일 전제하에 처분사유추가변경을 허용한다. 나아가 판례는 기본적 사실관계 동일성 없는 때에도 처분 상대방이 분쟁일회적 해결 관점에서 추가변경된 처분사유의 실체적 당부에 관하여 해당 소송에서 심리판단하는 것에 명시적으로 동의하는 경우에는 처분사유 추가변경이 허용된다고 본다.</w:t>
       </w:r>
     </w:p>
     <w:p>
@@ -10656,23 +10657,23 @@
           <w:sz w:val="16"/>
           <w:szCs w:val="16"/>
         </w:rPr>
-        <w:t>하여 기초가 되는 사실관계가 기본적으로 동일한지 여부에 따라 결정되며, ▁1▁ 당시에 그 사유를 명시하지 않았을 뿐 이미 존재하고 있었고, 당사자도 그 사실을 알고 있었다고 하여 인정되는 것은 아니다.</w:t>
-      </w:r>
-    </w:p>
-    <w:p>
-      <w:pPr>
-        <w:rPr>
-          <w:sz w:val="16"/>
-          <w:szCs w:val="16"/>
-        </w:rPr>
-      </w:pPr>
-      <w:r>
-        <w:rPr>
-          <w:rFonts w:hint="eastAsia"/>
-          <w:sz w:val="16"/>
-          <w:szCs w:val="16"/>
-        </w:rPr>
-        <w:t>단순히 처분 근거법령만을 추가▁1▁하는 것에 불과한 때에는 새로운 처분사유 추가라고 볼 수 없으나, 그 처분의 근거법령을 변경하는 것이 종전 처분과 동일성을 인정할 수 없는 별개의 처분을 하는 것과 다름없는 경우에는 허용될 수 없다.</w:t>
+        <w:t>하여 기초가 되는 사실관계가 기본적으로 동일한지 여부에 따라 결정되며, 처분 당시에 그 사유를 명시하지 않았을 뿐 이미 존재하고 있었고, 당사자도 그 사실을 알고 있었다고 하여 인정되는 것은 아니다.</w:t>
+      </w:r>
+    </w:p>
+    <w:p>
+      <w:pPr>
+        <w:rPr>
+          <w:sz w:val="16"/>
+          <w:szCs w:val="16"/>
+        </w:rPr>
+      </w:pPr>
+      <w:r>
+        <w:rPr>
+          <w:rFonts w:hint="eastAsia"/>
+          <w:sz w:val="16"/>
+          <w:szCs w:val="16"/>
+        </w:rPr>
+        <w:t>단순히 처분 근거법령만을 추가변경하는 것에 불과한 때에는 새로운 처분사유 추가라고 볼 수 없으나, 그 처분의 근거법령을 변경하는 것이 종전 처분과 동일성을 인정할 수 없는 별개의 처분을 하는 것과 다름없는 경우에는 허용될 수 없다.</w:t>
       </w:r>
     </w:p>
     <w:p>
@@ -10712,7 +10713,7 @@
           <w:sz w:val="16"/>
           <w:szCs w:val="16"/>
         </w:rPr>
-        <w:t>처분사유추가▁1▁은 사실심변론종결시까지 가능하다.</w:t>
+        <w:t>처분사유추가변경은 사실심▁4▁종결시까지 가능하다.</w:t>
       </w:r>
     </w:p>
     <w:tbl>
@@ -10798,7 +10799,7 @@
                 <w:sz w:val="16"/>
                 <w:szCs w:val="16"/>
               </w:rPr>
-              <w:t xml:space="preserve"> 음주운전으로 운전면허 ▁1▁되었음을 이유로 개인택시운송사업면허취소처분을 하면서, 처음에는 자동차운수법 제31조 1항 3호 면허취소사유에 해당한다고 하였다가, 그 후 구체적 사실은 변경하지 아니한 채 적용법조로서 제31조 및 같은 법 시행규칙 제5조를 추가하여 통고한 경우 기본적 사실관계 동일 O</w:t>
+              <w:t xml:space="preserve"> 음주운전으로 운전면허 취소되었음을 이유로 개인택시운송사업면허취소▁1▁을 하면서, 처음에는 자동차운수법 제31조 1항 3호 면허취소사유에 해당한다고 하였다가, 그 후 구체적 사실은 변경하지 아니한 채 적용법조로서 제31조 및 같은 법 시행규칙 제5조를 추가하여 통고한 경우 기본적 사실관계 동일 O</w:t>
             </w:r>
           </w:p>
           <w:p>
@@ -10823,7 +10824,7 @@
                 <w:sz w:val="16"/>
                 <w:szCs w:val="16"/>
               </w:rPr>
-              <w:t xml:space="preserve"> B구청장은 乙이 사실상의 도로로서 인근 주민들 통행에 이용되는 토지에 새 건물을 신축하겠다는 내용으로 건축허가 신청하자, 乙의 건축계획이 도로를 침범한다는 이유로 건축불허가처분을 하였는데, 乙이 ▁1▁ 제기하자 소송 중 위 사실상 도로가 인근 주민들의 통행로로 이용되어 왔는데, 건물을 신축하는 경우 인근 토지들이 맹지가 </w:t>
+              <w:t xml:space="preserve"> B구청장은 乙이 사실상의 도로로서 인근 주민들 통행에 이용되는 토지에 새 건물을 신축하겠다는 내용으로 건축허가 신청하자, 乙의 건축계획이 도로를 침범한다는 이유로 건축불허가처분을 하였는데, 乙이 ▁2▁소송 제기하자 소송 중 위 사실상 도로가 인근 주민들의 통행로로 이용되어 왔는데, 건물을 신축하는 경우 인근 토지들이 맹지가 </w:t>
             </w:r>
             <w:r>
               <w:rPr>
@@ -10857,7 +10858,7 @@
                 <w:sz w:val="16"/>
                 <w:szCs w:val="16"/>
               </w:rPr>
-              <w:t xml:space="preserve"> 주택신축을 위한 산림형질변경허가신청에 대하여 행정청이 거부처분을 하면서 당초 준농립지역에서의 행위제한이라는 사유를 들었다가, ▁1▁에서 자연경관 및 생태계 교란, 국토 및 자연의 유지와 환경보전 등 중대한 공익상 필요라는 처분사유 추가한 경우 기사동 인정된다.</w:t>
+              <w:t xml:space="preserve"> 주택신축을 위한 산림형질변경허가신청에 대하여 행정청이 거부처분을 하면서 당초 준농립지역에서의 행위제한이라는 사유를 들었다가, ▁3▁에서 자연경관 및 생태계 교란, 국토 및 자연의 유지와 환경보전 등 중대한 공익상 필요라는 처분사유 추가한 경우 기사동 인정된다.</w:t>
             </w:r>
           </w:p>
           <w:p>
@@ -10882,7 +10883,7 @@
                 <w:sz w:val="16"/>
                 <w:szCs w:val="16"/>
               </w:rPr>
-              <w:t xml:space="preserve"> 과세처분 시 이자소득을 사업소득으로 ▁1▁</w:t>
+              <w:t xml:space="preserve"> 과세처분 시 이자소득을 사업소득으로 ▁4▁</w:t>
             </w:r>
           </w:p>
           <w:p>
@@ -10906,7 +10907,7 @@
                 <w:sz w:val="16"/>
                 <w:szCs w:val="16"/>
               </w:rPr>
-              <w:t xml:space="preserve"> 국가를 당사자로 한 계약에 관한 법률에 기한 입찰실시과정에서 담합행위를 한 사안에서, 부정당업자 제재처분 하면서 처분사유로서 시행령 제12호에 해당한다는 것을 처분사유로 하였다가, (동일사실에 대하여) 그 법률적 평가를 달리하여 제7호에 해당하는 것으로 처분사유 ▁1▁한 경우 기사동 인정된다.</w:t>
+              <w:t xml:space="preserve"> 국가를 당사자로 한 계약에 관한 법률에 기한 입찰실시과정에서 담합행위를 한 사안에서, 부정당업자 제재처분 하면서 처분사유로서 시행령 제12호에 해당한다는 것을 처분사유로 하였다가, (동일사실에 대하여) 그 법률적 평가를 달리하여 제7호에 해당하는 것으로 처분사유 변경한 경우 기사동 인정된다.</w:t>
             </w:r>
           </w:p>
         </w:tc>
@@ -10958,7 +10959,7 @@
                 <w:sz w:val="16"/>
                 <w:szCs w:val="16"/>
               </w:rPr>
-              <w:t>▁1▁사유와 당사자들의 공격방어방법 내용, 법원의 사법심사방식 등이 달라지며, 특히 기속행위에서 재량행위로의 근거 법령추가에 따라 종래의 법 위반 사실뿐만 아니라 처분의 적정성을 확보하기 위한 양정사실까지 새로 고려되어야 한다. 따라서 당초 처분사유와 소송 과정에서 피고가 추가한 처분사유는 상호 그 기초가 되는 사회적 사실관계의 동일성이 인정되지 않는다고 보아야 한다.</w:t>
+              <w:t>▁5▁사유와 당사자들의 공격방어방법 내용, 법원의 사법심사방식 등이 달라지며, 특히 기속행위에서 재량행위로의 근거 법령추가에 따라 종래의 법 위반 사실뿐만 아니라 처분의 적정성을 확보하기 위한 양정사실까지 새로 고려되어야 한다. 따라서 당초 처분사유와 소송 과정에서 피고가 추가한 처분사유는 상호 그 기초가 되는 사회적 사실관계의 동일성이 인정되지 않는다고 보아야 한다.</w:t>
             </w:r>
           </w:p>
           <w:p>
@@ -11016,7 +11017,8 @@
                 <w:sz w:val="16"/>
                 <w:szCs w:val="16"/>
               </w:rPr>
-              <w:t>산 및 물품관리법상 변상금부과대상이라고 처분근거법령 ▁1▁한 경우 : 입법취지, 변상금부과 목적, 산정방식, 징수절차 등이 서로 달라 새로운 처분을 하는 것과 다름 없어 허용될 수 없다.</w:t>
+              <w:lastRenderedPageBreak/>
+              <w:t>산 및 물품관리법상 변상금부과대상이라고 처분근거법령 변경한 경우 : 입법취지, 변상금부과 목적, 산정방식, 징수절차 등이 서로 달라 새로운 처분을 하는 것과 다름 없어 허용될 수 없다.</w:t>
             </w:r>
           </w:p>
           <w:p>
@@ -11041,7 +11043,7 @@
                 <w:sz w:val="16"/>
                 <w:szCs w:val="16"/>
               </w:rPr>
-              <w:t xml:space="preserve"> 정보공개청구에 대하여 거부▁1▁을 하면서, 위 정보가 대법원에 계속 중인 사건의 관련정보라는 사유를 들었다가, 다시 위 정보가 서울중앙지방법원에 계속 중인 별개 사건의 관련정보라는 처분사유 추가하는 것은 허용 X</w:t>
+              <w:t xml:space="preserve"> 정보공개청구에 대하여 거부처분을 하면서, 위 정보가 대법원에 계속 중인 사건의 관련정보라는 사유를 들었다가, 다시 위 정보가 서울중앙지방법원에 계속 중인 별개 사건의 관련정보라는 처분사유 추가하는 것은 허용 X</w:t>
             </w:r>
           </w:p>
         </w:tc>
@@ -11077,31 +11079,31 @@
           <w:sz w:val="16"/>
           <w:szCs w:val="16"/>
         </w:rPr>
-        <w:t>. 적극적 변경 및 ▁1▁ 가능성</w:t>
-      </w:r>
-    </w:p>
-    <w:p>
-      <w:pPr>
-        <w:rPr>
-          <w:sz w:val="16"/>
-          <w:szCs w:val="16"/>
-        </w:rPr>
-      </w:pPr>
-      <w:r>
-        <w:rPr>
-          <w:rFonts w:hint="eastAsia"/>
-          <w:sz w:val="16"/>
-          <w:szCs w:val="16"/>
-        </w:rPr>
-        <w:t xml:space="preserve">i) ▁1▁ 가능성 : </w:t>
-      </w:r>
-      <w:r>
-        <w:rPr>
-          <w:rFonts w:hint="eastAsia"/>
-          <w:sz w:val="16"/>
-          <w:szCs w:val="16"/>
-        </w:rPr>
-        <w:t xml:space="preserve">취소소송은 위법한 처분 등을 취소 또는 변경하는 소송인데(제4조 1호), 이 때 </w:t>
+        <w:t>. ▁1▁ 및 일부취소 가능성</w:t>
+      </w:r>
+    </w:p>
+    <w:p>
+      <w:pPr>
+        <w:rPr>
+          <w:sz w:val="16"/>
+          <w:szCs w:val="16"/>
+        </w:rPr>
+      </w:pPr>
+      <w:r>
+        <w:rPr>
+          <w:rFonts w:hint="eastAsia"/>
+          <w:sz w:val="16"/>
+          <w:szCs w:val="16"/>
+        </w:rPr>
+        <w:t xml:space="preserve">i) 일부취소 가능성 : </w:t>
+      </w:r>
+      <w:r>
+        <w:rPr>
+          <w:rFonts w:hint="eastAsia"/>
+          <w:sz w:val="16"/>
+          <w:szCs w:val="16"/>
+        </w:rPr>
+        <w:t xml:space="preserve">취소소송은 위법한 ▁2▁ 등을 취소 또는 변경하는 소송인데(제4조 1호), 이 때 </w:t>
       </w:r>
       <w:r>
         <w:rPr>
@@ -11147,23 +11149,23 @@
           <w:sz w:val="16"/>
           <w:szCs w:val="16"/>
         </w:rPr>
-        <w:t>ii) ▁1▁ 요건</w:t>
-      </w:r>
-    </w:p>
-    <w:p>
-      <w:pPr>
-        <w:rPr>
-          <w:sz w:val="16"/>
-          <w:szCs w:val="16"/>
-        </w:rPr>
-      </w:pPr>
-      <w:r>
-        <w:rPr>
-          <w:rFonts w:hint="eastAsia"/>
-          <w:sz w:val="16"/>
-          <w:szCs w:val="16"/>
-        </w:rPr>
-        <w:t>▁1▁ 대상이 되는 부분의 분리가능성에 따라 판단한다.</w:t>
+        <w:t>ii) 일부▁3▁ 요건</w:t>
+      </w:r>
+    </w:p>
+    <w:p>
+      <w:pPr>
+        <w:rPr>
+          <w:sz w:val="16"/>
+          <w:szCs w:val="16"/>
+        </w:rPr>
+      </w:pPr>
+      <w:r>
+        <w:rPr>
+          <w:rFonts w:hint="eastAsia"/>
+          <w:sz w:val="16"/>
+          <w:szCs w:val="16"/>
+        </w:rPr>
+        <w:t>▁4▁ 대상이 되는 부분의 분리가능성에 따라 판단한다.</w:t>
       </w:r>
       <w:r>
         <w:rPr>
@@ -11195,23 +11197,23 @@
           <w:sz w:val="16"/>
           <w:szCs w:val="16"/>
         </w:rPr>
-        <w:t>반면, 재량행위의 경우 재량권 존중하여야 하고, 법원이 직접 처분을 하는 것은 인정되지 않으므로 일부 ▁1▁ 불가하고 전부취소를 하여야 한다.</w:t>
-      </w:r>
-    </w:p>
-    <w:p>
-      <w:pPr>
-        <w:rPr>
-          <w:sz w:val="16"/>
-          <w:szCs w:val="16"/>
-        </w:rPr>
-      </w:pPr>
-      <w:r>
-        <w:rPr>
-          <w:rFonts w:hint="eastAsia"/>
-          <w:sz w:val="16"/>
-          <w:szCs w:val="16"/>
-        </w:rPr>
-        <w:t xml:space="preserve">판례는 과징금 부과처분과 같이 재량행위의 경우 재량권 한계 내에서 어느 정도가 적정한 것인지 가리는 일은 사법심사 범위를 벗어나므로 재량권일탈남용을 판단하여 전부▁1▁할 수 있을 뿐이라고 </w:t>
+        <w:t>반면, 재량행위의 경우 재량권 존중하여야 하고, 법원이 직접 처분을 하는 것은 인정되지 않으므로 일부 취소 불가하고 전부취소를 하여야 한다.</w:t>
+      </w:r>
+    </w:p>
+    <w:p>
+      <w:pPr>
+        <w:rPr>
+          <w:sz w:val="16"/>
+          <w:szCs w:val="16"/>
+        </w:rPr>
+      </w:pPr>
+      <w:r>
+        <w:rPr>
+          <w:rFonts w:hint="eastAsia"/>
+          <w:sz w:val="16"/>
+          <w:szCs w:val="16"/>
+        </w:rPr>
+        <w:t xml:space="preserve">판례는 과징금 부과처분과 같이 재량행위의 경우 재량권 한계 내에서 어느 정도가 적정한 것인지 가리는 일은 사법심사 범위를 벗어나므로 재량권일탈남용을 판단하여 전부취소할 수 있을 뿐이라고 </w:t>
       </w:r>
       <w:r>
         <w:rPr>
@@ -11251,7 +11253,7 @@
                 <w:sz w:val="16"/>
                 <w:szCs w:val="16"/>
               </w:rPr>
-              <w:t>▁1▁_기속행위</w:t>
+              <w:t>일부▁1▁_기속행위</w:t>
             </w:r>
           </w:p>
         </w:tc>
@@ -11273,7 +11275,7 @@
                 <w:sz w:val="16"/>
                 <w:szCs w:val="16"/>
               </w:rPr>
-              <w:t>▁1▁_재량행위(매우 예외)</w:t>
+              <w:t>▁2▁_재량행위(매우 예외)</w:t>
             </w:r>
           </w:p>
         </w:tc>
@@ -11296,14 +11298,14 @@
                 <w:sz w:val="16"/>
                 <w:szCs w:val="16"/>
               </w:rPr>
-              <w:t xml:space="preserve">국유재산법상 변상금 부과처분(기속행위 : 2024두38025) </w:t>
-            </w:r>
-            <w:r>
-              <w:rPr>
-                <w:sz w:val="16"/>
-                <w:szCs w:val="16"/>
-              </w:rPr>
-              <w:t>하천관리청이 하천점용허가를 받지 않고 무단으로 하천을 점용 · 사용한 자에 대하여 변상금을 부과하면서 여러 필지 토지에 대하여 외형상 하나의 변상금부과처분을 하였으나, 여러 필지 토지 중 일부에 대한 변상금 부과만이 위법한 경우에는 변상금부과처분 중 위법한 토지에 대한 부분만을 ▁1▁하여야 하고, 그 부과처분 전부를 취소할 수는 없다</w:t>
+              <w:t xml:space="preserve">국유재산법상 변상금 부과▁3▁(기속행위 : 2024두38025) </w:t>
+            </w:r>
+            <w:r>
+              <w:rPr>
+                <w:sz w:val="16"/>
+                <w:szCs w:val="16"/>
+              </w:rPr>
+              <w:t>하천관리청이 하천점용허가를 받지 않고 무단으로 하천을 점용 · 사용한 자에 대하여 변상금을 부과하면서 여러 필지 토지에 대하여 외형상 하나의 변상금부과처분을 하였으나, 여러 필지 토지 중 일부에 대한 변상금 부과만이 위법한 경우에는 변상금부과처분 중 위법한 토지에 대한 부분만을 취소하여야 하고, 그 부과처분 전부를 취소할 수는 없다</w:t>
             </w:r>
             <w:r>
               <w:rPr>
@@ -11327,7 +11329,7 @@
                 <w:sz w:val="16"/>
                 <w:szCs w:val="16"/>
               </w:rPr>
-              <w:t>(비교) 도로법상 변상금 부과처분은 재량행위이므로, ▁1▁ 법리가 적용될 수 없을 것..</w:t>
+              <w:t>(비교) 도로법상 변상금 부과처분은 재량행위이므로, 일부취소 법리가 적용될 수 없을 것..</w:t>
             </w:r>
           </w:p>
           <w:p>
@@ -11380,7 +11382,7 @@
                 <w:sz w:val="16"/>
                 <w:szCs w:val="16"/>
               </w:rPr>
-              <w:t>비해당처분에 대한 ▁1▁에서 그 중 일부 상이가 국가유공자요건이 인정되는 상이에 해당하더라도 나머지 상이에 대하여 위 요건이 인정되지 아니하는 경우에는 국가유공자요건</w:t>
+              <w:t>비해당처분에 대한 ▁4▁에서 그 중 일부 상이가 국가유공자요건이 인정되는 상이에 해당하더라도 나머지 상이에 대하여 위 요건이 인정되지 아니하는 경우에는 국가유공자요건</w:t>
             </w:r>
             <w:r>
               <w:rPr>
@@ -11423,7 +11425,7 @@
                 <w:sz w:val="16"/>
                 <w:szCs w:val="16"/>
               </w:rPr>
-              <w:t>공정거래위원회가 위반행위에 대한 과징금을 부과하면서 여러 개의 위반행위에 대하여 외형상 하나의 과징금 납부명령을 하였으나 여러 개의 위반행위 중 일부의 위반행위에 대한 과징금 부과만이 위법하고 소송상 그 일부의 위반행위를 기초로 한 과징금액을 산정할 수 있는 자료가 있는 경우에는, 하나의 과징금 납부명령일지라도 그 일부의 위반행위에 대한 과징금액에 해당하는 부분만을 ▁1▁하여야 한다.</w:t>
+              <w:t>공정거래위원회가 위반행위에 대한 과징금을 부과하면서 여러 개의 위반행위에 대하여 외형상 하나의 과징금 납부명령을 하였으나 여러 개의 위반행위 중 일부의 위반행위에 대한 과징금 부과만이 ▁5▁하고 소송상 그 일부의 위반행위를 기초로 한 과징금액을 산정할 수 있는 자료가 있는 경우에는, 하나의 과징금 납부명령일지라도 그 일부의 위반행위에 대한 과징금액에 해당하는 부분만을 취소하여야 한다.</w:t>
             </w:r>
           </w:p>
         </w:tc>
@@ -11451,23 +11453,23 @@
           <w:sz w:val="16"/>
           <w:szCs w:val="16"/>
         </w:rPr>
-        <w:t>4. 항고소송의 ▁1▁</w:t>
-      </w:r>
-    </w:p>
-    <w:p>
-      <w:pPr>
-        <w:rPr>
-          <w:sz w:val="16"/>
-          <w:szCs w:val="16"/>
-        </w:rPr>
-      </w:pPr>
-      <w:r>
-        <w:rPr>
-          <w:rFonts w:hint="eastAsia"/>
-          <w:sz w:val="16"/>
-          <w:szCs w:val="16"/>
-        </w:rPr>
-        <w:t>1) ▁1▁이 발생하는 범위</w:t>
+        <w:t>4. ▁1▁의 기판력</w:t>
+      </w:r>
+    </w:p>
+    <w:p>
+      <w:pPr>
+        <w:rPr>
+          <w:sz w:val="16"/>
+          <w:szCs w:val="16"/>
+        </w:rPr>
+      </w:pPr>
+      <w:r>
+        <w:rPr>
+          <w:rFonts w:hint="eastAsia"/>
+          <w:sz w:val="16"/>
+          <w:szCs w:val="16"/>
+        </w:rPr>
+        <w:t>1) ▁2▁이 발생하는 범위</w:t>
       </w:r>
     </w:p>
     <w:tbl>
@@ -11524,7 +11526,7 @@
                 <w:sz w:val="16"/>
                 <w:szCs w:val="16"/>
               </w:rPr>
-              <w:t>처분의 ▁1▁성</w:t>
+              <w:t>▁1▁의 위법성</w:t>
             </w:r>
           </w:p>
         </w:tc>
@@ -11546,7 +11548,7 @@
                 <w:sz w:val="16"/>
                 <w:szCs w:val="16"/>
               </w:rPr>
-              <w:t>▁1▁의 효력</w:t>
+              <w:t>처분의 효력</w:t>
             </w:r>
           </w:p>
         </w:tc>
@@ -11571,7 +11573,7 @@
                 <w:sz w:val="16"/>
                 <w:szCs w:val="16"/>
               </w:rPr>
-              <w:t>▁1▁</w:t>
+              <w:t>▁2▁소송</w:t>
             </w:r>
           </w:p>
         </w:tc>
@@ -11593,7 +11595,7 @@
                 <w:sz w:val="16"/>
                 <w:szCs w:val="16"/>
               </w:rPr>
-              <w:t>▁1▁</w:t>
+              <w:t>▁3▁</w:t>
             </w:r>
           </w:p>
         </w:tc>
@@ -11614,7 +11616,7 @@
                 <w:sz w:val="16"/>
                 <w:szCs w:val="16"/>
               </w:rPr>
-              <w:t>O(▁1▁하다.)</w:t>
+              <w:t>O(▁4▁하다.)</w:t>
             </w:r>
           </w:p>
         </w:tc>
@@ -11635,7 +11637,7 @@
                 <w:sz w:val="16"/>
                 <w:szCs w:val="16"/>
               </w:rPr>
-              <w:t>O(처분을 ▁1▁한다. = 효력이 없다.)</w:t>
+              <w:t>O(처분을 취소한다. = 효력이 없다.)</w:t>
             </w:r>
           </w:p>
         </w:tc>
@@ -11674,7 +11676,7 @@
                 <w:sz w:val="16"/>
                 <w:szCs w:val="16"/>
               </w:rPr>
-              <w:t>▁1▁</w:t>
+              <w:t>▁5▁</w:t>
             </w:r>
           </w:p>
         </w:tc>
@@ -11776,7 +11778,7 @@
                 <w:sz w:val="16"/>
                 <w:szCs w:val="16"/>
               </w:rPr>
-              <w:t>O(▁1▁하다.)</w:t>
+              <w:t>O(위법하다.)</w:t>
             </w:r>
           </w:p>
         </w:tc>
@@ -11822,7 +11824,7 @@
                 <w:sz w:val="16"/>
                 <w:szCs w:val="16"/>
               </w:rPr>
-              <w:t>▁1▁</w:t>
+              <w:t>▁6▁</w:t>
             </w:r>
           </w:p>
         </w:tc>
@@ -11844,7 +11846,7 @@
                 <w:sz w:val="16"/>
                 <w:szCs w:val="16"/>
               </w:rPr>
-              <w:t>▁1▁</w:t>
+              <w:t>인용판결</w:t>
             </w:r>
           </w:p>
         </w:tc>
@@ -11865,7 +11867,7 @@
                 <w:sz w:val="16"/>
                 <w:szCs w:val="16"/>
               </w:rPr>
-              <w:t>O(▁1▁하다.)</w:t>
+              <w:t>O(위법하다.)</w:t>
             </w:r>
           </w:p>
         </w:tc>
@@ -11925,7 +11927,7 @@
                 <w:sz w:val="16"/>
                 <w:szCs w:val="16"/>
               </w:rPr>
-              <w:t>▁1▁</w:t>
+              <w:t>기각판결</w:t>
             </w:r>
           </w:p>
         </w:tc>
@@ -11946,7 +11948,7 @@
                 <w:sz w:val="16"/>
                 <w:szCs w:val="16"/>
               </w:rPr>
-              <w:t>▁1▁ X</w:t>
+              <w:t>▁7▁ X</w:t>
             </w:r>
           </w:p>
         </w:tc>
@@ -11994,7 +11996,7 @@
           <w:sz w:val="16"/>
           <w:szCs w:val="16"/>
         </w:rPr>
-        <w:t>2) ▁1▁의 작용</w:t>
+        <w:t>2) 기판력의 작용</w:t>
       </w:r>
     </w:p>
     <w:tbl>
@@ -12094,7 +12096,7 @@
                 <w:sz w:val="16"/>
                 <w:szCs w:val="16"/>
               </w:rPr>
-              <w:t xml:space="preserve">▁1▁ </w:t>
+              <w:t xml:space="preserve">▁1▁소송 </w:t>
             </w:r>
           </w:p>
           <w:p>
@@ -12117,7 +12119,7 @@
                 <w:sz w:val="16"/>
                 <w:szCs w:val="16"/>
               </w:rPr>
-              <w:t xml:space="preserve"> ▁1▁ 확정</w:t>
+              <w:t xml:space="preserve"> ▁2▁ 확정</w:t>
             </w:r>
           </w:p>
         </w:tc>
@@ -12138,7 +12140,7 @@
                 <w:sz w:val="16"/>
                 <w:szCs w:val="16"/>
               </w:rPr>
-              <w:t>▁1▁ 제기</w:t>
+              <w:t>▁3▁ 제기</w:t>
             </w:r>
           </w:p>
         </w:tc>
@@ -12182,7 +12184,7 @@
                 <w:sz w:val="16"/>
                 <w:szCs w:val="16"/>
               </w:rPr>
-              <w:t xml:space="preserve">▁1▁ </w:t>
+              <w:t xml:space="preserve">▁4▁ </w:t>
             </w:r>
           </w:p>
           <w:p>
@@ -12205,7 +12207,7 @@
                 <w:sz w:val="16"/>
                 <w:szCs w:val="16"/>
               </w:rPr>
-              <w:t xml:space="preserve"> ▁1▁ 확정</w:t>
+              <w:t xml:space="preserve"> ▁5▁ 확정</w:t>
             </w:r>
           </w:p>
         </w:tc>
@@ -12226,7 +12228,7 @@
                 <w:sz w:val="16"/>
                 <w:szCs w:val="16"/>
               </w:rPr>
-              <w:t>▁1▁ 제기</w:t>
+              <w:t>무효확인소송 제기</w:t>
             </w:r>
           </w:p>
         </w:tc>
@@ -12270,7 +12272,7 @@
                 <w:sz w:val="16"/>
                 <w:szCs w:val="16"/>
               </w:rPr>
-              <w:t xml:space="preserve">▁1▁ </w:t>
+              <w:t xml:space="preserve">취소소송 </w:t>
             </w:r>
           </w:p>
           <w:p>
@@ -12293,7 +12295,7 @@
                 <w:sz w:val="16"/>
                 <w:szCs w:val="16"/>
               </w:rPr>
-              <w:t xml:space="preserve"> ▁1▁ 확정</w:t>
+              <w:t xml:space="preserve"> 취소판결 확정</w:t>
             </w:r>
           </w:p>
         </w:tc>
@@ -12314,7 +12316,7 @@
                 <w:sz w:val="16"/>
                 <w:szCs w:val="16"/>
               </w:rPr>
-              <w:t>▁1▁이득반환청구소송</w:t>
+              <w:t>▁6▁이득반환청구소송</w:t>
             </w:r>
           </w:p>
         </w:tc>
@@ -12358,7 +12360,7 @@
                 <w:sz w:val="16"/>
                 <w:szCs w:val="16"/>
               </w:rPr>
-              <w:t xml:space="preserve">▁1▁ </w:t>
+              <w:t xml:space="preserve">취소소송 </w:t>
             </w:r>
           </w:p>
           <w:p>
@@ -12381,7 +12383,7 @@
                 <w:sz w:val="16"/>
                 <w:szCs w:val="16"/>
               </w:rPr>
-              <w:t xml:space="preserve"> ▁1▁ 확정</w:t>
+              <w:t xml:space="preserve"> 기각판결 확정</w:t>
             </w:r>
           </w:p>
         </w:tc>
@@ -12402,7 +12404,7 @@
                 <w:sz w:val="16"/>
                 <w:szCs w:val="16"/>
               </w:rPr>
-              <w:t>▁1▁이득반환청구소송</w:t>
+              <w:t>부당이득반환청구소송</w:t>
             </w:r>
           </w:p>
         </w:tc>
@@ -12446,7 +12448,7 @@
                 <w:sz w:val="16"/>
                 <w:szCs w:val="16"/>
               </w:rPr>
-              <w:t xml:space="preserve">▁1▁ </w:t>
+              <w:t xml:space="preserve">취소소송 </w:t>
             </w:r>
           </w:p>
           <w:p>
@@ -12490,7 +12492,7 @@
                 <w:sz w:val="16"/>
                 <w:szCs w:val="16"/>
               </w:rPr>
-              <w:t>▁1▁이득반환청구소송</w:t>
+              <w:t>부당이득반환청구소송</w:t>
             </w:r>
           </w:p>
         </w:tc>
@@ -12534,7 +12536,7 @@
                 <w:sz w:val="16"/>
                 <w:szCs w:val="16"/>
               </w:rPr>
-              <w:t>▁1▁사유에 불과</w:t>
+              <w:t>취소사유에 불과</w:t>
             </w:r>
           </w:p>
         </w:tc>
@@ -12555,7 +12557,7 @@
                 <w:sz w:val="16"/>
                 <w:szCs w:val="16"/>
               </w:rPr>
-              <w:t>▁1▁이득반환청구소송</w:t>
+              <w:t>부당이득반환청구소송</w:t>
             </w:r>
           </w:p>
         </w:tc>
@@ -12586,7 +12588,7 @@
                 <w:sz w:val="16"/>
                 <w:szCs w:val="16"/>
               </w:rPr>
-              <w:t>인 경우, 처분이 당연무효라면 민사법원은 처분이 무효임을 확인하여 ▁1▁이득 인정하고 부당이득반환청구소송에 인용판결을 내릴 수 있다.</w:t>
+              <w:t>인 경우, ▁7▁이 당연무효라면 민사법원은 처분이 무효임을 확인하여 부당이득 인정하고 부당이득반환청구소송에 인용판결을 내릴 수 있다.</w:t>
             </w:r>
           </w:p>
           <w:p>
@@ -12602,7 +12604,7 @@
                 <w:sz w:val="16"/>
                 <w:szCs w:val="16"/>
               </w:rPr>
-              <w:t>그러나 취소사유에 불과한 경우, 처분의 ▁1▁에 의하여 취소권한이 있는 기관에 의하여 취소되지 않는 한 민사법원은 효력을 부인할 수 없으므로, 부과처분 효력있음을 전제로 부당이득반환청구에 대하여 기각판결을 하여야 한다.</w:t>
+              <w:t>그러나 취소사유에 불과한 경우, 처분의 ▁8▁에 의하여 취소권한이 있는 기관에 의하여 취소되지 않는 한 민사법원은 효력을 부인할 수 없으므로, 부과처분 효력있음을 전제로 부당이득반환청구에 대하여 기각판결을 하여야 한다.</w:t>
             </w:r>
           </w:p>
           <w:p>
@@ -12618,7 +12620,7 @@
                 <w:sz w:val="16"/>
                 <w:szCs w:val="16"/>
               </w:rPr>
-              <w:t>부당이득반환을 구하는 당사자는 ▁1▁과 공법상부당이득반환소송(민사소송)을 병합하여 제기할 수 있고, 이 경우 수소법원은 취소소송 확정 전 취소를 전제로 부당이득반환소송 인용판결을 할 수 있다.</w:t>
+              <w:t>부당이득반환을 구하는 당사자는 취소소송과 공법상부당이득반환소송(민사소송)을 병합하여 제기할 수 있고, 이 경우 수소법원은 취소소송 확정 전 취소를 전제로 부당이득반환소송 ▁9▁을 할 수 있다.</w:t>
             </w:r>
           </w:p>
         </w:tc>
@@ -12641,7 +12643,7 @@
                 <w:sz w:val="16"/>
                 <w:szCs w:val="16"/>
               </w:rPr>
-              <w:t xml:space="preserve">▁1▁ </w:t>
+              <w:t xml:space="preserve">취소소송 </w:t>
             </w:r>
           </w:p>
           <w:p>
@@ -12706,7 +12708,7 @@
                 <w:sz w:val="16"/>
                 <w:szCs w:val="16"/>
               </w:rPr>
-              <w:t>인용판결/사정판결 : ▁1▁ O</w:t>
+              <w:t>인용판결/사정판결 : ▁10▁ O</w:t>
             </w:r>
           </w:p>
           <w:p>
@@ -12722,7 +12724,7 @@
                 <w:sz w:val="16"/>
                 <w:szCs w:val="16"/>
               </w:rPr>
-              <w:t>기각판결 : ▁1▁ X</w:t>
+              <w:t>기각판결 : 위법 X</w:t>
             </w:r>
           </w:p>
           <w:p>
@@ -12738,7 +12740,7 @@
                 <w:sz w:val="16"/>
                 <w:szCs w:val="16"/>
               </w:rPr>
-              <w:t>전부▁1▁ 긍정설 : 전소는 후소의 선결관계로서 기판력 미치므로 법령위반 인정된다.</w:t>
+              <w:t>전부▁11▁ 긍정설 : 전소는 후소의 선결관계로서 기판력 미치므로 법령위반 인정된다.</w:t>
             </w:r>
           </w:p>
           <w:p>
@@ -12789,7 +12791,7 @@
                 <w:sz w:val="16"/>
                 <w:szCs w:val="16"/>
               </w:rPr>
-              <w:t xml:space="preserve"> ▁1▁여부가 </w:t>
+              <w:t xml:space="preserve"> 위법여부가 </w:t>
             </w:r>
             <w:r>
               <w:rPr>
@@ -12799,7 +12801,7 @@
                 <w:sz w:val="16"/>
                 <w:szCs w:val="16"/>
               </w:rPr>
-              <w:t>선결문제</w:t>
+              <w:t>▁12▁</w:t>
             </w:r>
             <w:r>
               <w:rPr>
@@ -12831,7 +12833,7 @@
                 <w:sz w:val="16"/>
                 <w:szCs w:val="16"/>
               </w:rPr>
-              <w:t xml:space="preserve">제한적기판력긍정설 : ▁1▁ 인용판결/사정판결의 경우 후소에 기판력 미치나, 기각판결의 경우 후소에 기판력 미치지 않는다. </w:t>
+              <w:t xml:space="preserve">제한적기판력긍정설 : 취소소송 인용판결/사정판결의 경우 후소에 기판력 미치나, 기각판결의 경우 후소에 기판력 미치지 않는다. </w:t>
             </w:r>
           </w:p>
         </w:tc>
@@ -12854,7 +12856,7 @@
                 <w:sz w:val="16"/>
                 <w:szCs w:val="16"/>
               </w:rPr>
-              <w:t xml:space="preserve">▁1▁ </w:t>
+              <w:t xml:space="preserve">무효확인소송 </w:t>
             </w:r>
           </w:p>
           <w:p>
@@ -12877,7 +12879,7 @@
                 <w:sz w:val="16"/>
                 <w:szCs w:val="16"/>
               </w:rPr>
-              <w:t xml:space="preserve"> ▁1▁ 확정</w:t>
+              <w:t xml:space="preserve"> 인용판결 확정</w:t>
             </w:r>
           </w:p>
         </w:tc>
@@ -12919,7 +12921,7 @@
                 <w:sz w:val="16"/>
                 <w:szCs w:val="16"/>
               </w:rPr>
-              <w:t>위법 O : ▁1▁ 인용판결 동일</w:t>
+              <w:t>위법 O : 취소소송 인용판결 동일</w:t>
             </w:r>
           </w:p>
         </w:tc>
@@ -12942,7 +12944,7 @@
                 <w:sz w:val="16"/>
                 <w:szCs w:val="16"/>
               </w:rPr>
-              <w:t xml:space="preserve">▁1▁ </w:t>
+              <w:t xml:space="preserve">무효확인소송 </w:t>
             </w:r>
           </w:p>
           <w:p>
@@ -12965,7 +12967,7 @@
                 <w:sz w:val="16"/>
                 <w:szCs w:val="16"/>
               </w:rPr>
-              <w:t xml:space="preserve"> ▁1▁ 확정</w:t>
+              <w:t xml:space="preserve"> 기각판결 확정</w:t>
             </w:r>
           </w:p>
         </w:tc>
@@ -13007,7 +13009,7 @@
                 <w:sz w:val="16"/>
                 <w:szCs w:val="16"/>
               </w:rPr>
-              <w:t>효력 있음에 기판력 발생할 뿐, ▁1▁ 여부에 기판력 발생하지 않음.</w:t>
+              <w:t>효력 있음에 기판력 발생할 뿐, 위법 여부에 기판력 발생하지 않음.</w:t>
             </w:r>
           </w:p>
           <w:p>
@@ -13023,7 +13025,7 @@
                 <w:sz w:val="16"/>
                 <w:szCs w:val="16"/>
               </w:rPr>
-              <w:t>국배청구 수소법원이 독자적으로 법령위반 여부를 판단하여야 하며, ▁1▁의 구성요건적 효력과 선결문제 쟁점(심사긍정설) 논해주고 법령위반 여부를 판단해주면 된다.</w:t>
+              <w:t>국배청구 수소법원이 독자적으로 법령위반 여부를 판단하여야 하며, 처분의 구성요건적 효력과 선결문제 쟁점(심사긍정설) 논해주고 법령위반 여부를 판단해주면 된다.</w:t>
             </w:r>
           </w:p>
         </w:tc>
@@ -13052,23 +13054,23 @@
           <w:sz w:val="16"/>
           <w:szCs w:val="16"/>
         </w:rPr>
-        <w:t>. ▁1▁(인용판결)의 기속력</w:t>
-      </w:r>
-    </w:p>
-    <w:p>
-      <w:pPr>
-        <w:rPr>
-          <w:sz w:val="16"/>
-          <w:szCs w:val="16"/>
-        </w:rPr>
-      </w:pPr>
-      <w:r>
-        <w:rPr>
-          <w:rFonts w:hint="eastAsia"/>
-          <w:sz w:val="16"/>
-          <w:szCs w:val="16"/>
-        </w:rPr>
-        <w:t>i) 의의 : ▁1▁의 기속력이란 인용판결에 발생하는 효력으로서 당사자인 행정청과 관계 행정청에게 확정판결의 취지에 따라 행동하여야 할 의무를 지우는 효력을 의미한다. 기속력의 본질에 대하여 기판력이라는 견해도 있으나, 기판력은 소송법상 효력이고, 기속력은 직접적으로 행정청을 구속하는 실체법적 효력이므로 기판력과 구분되는 특수한 효력으로 보는 것이 타당하다.</w:t>
+        <w:t>. 취소판결(인용판결)의 ▁1▁</w:t>
+      </w:r>
+    </w:p>
+    <w:p>
+      <w:pPr>
+        <w:rPr>
+          <w:sz w:val="16"/>
+          <w:szCs w:val="16"/>
+        </w:rPr>
+      </w:pPr>
+      <w:r>
+        <w:rPr>
+          <w:rFonts w:hint="eastAsia"/>
+          <w:sz w:val="16"/>
+          <w:szCs w:val="16"/>
+        </w:rPr>
+        <w:t>i) 의의 : 취소판결의 기속력이란 인용판결에 발생하는 효력으로서 당사자인 행정청과 관계 행정청에게 확정판결의 취지에 따라 행동하여야 할 의무를 지우는 효력을 의미한다. 기속력의 본질에 대하여 ▁2▁이라는 견해도 있으나, 기판력은 소송법상 효력이고, 기속력은 직접적으로 행정청을 구속하는 실체법적 효력이므로 기판력과 구분되는 특수한 효력으로 보는 것이 타당하다.</w:t>
       </w:r>
     </w:p>
     <w:p>
@@ -13105,23 +13107,23 @@
           <w:sz w:val="16"/>
           <w:szCs w:val="16"/>
         </w:rPr>
-        <w:t>▁1▁</w:t>
-      </w:r>
-    </w:p>
-    <w:p>
-      <w:pPr>
-        <w:rPr>
-          <w:sz w:val="16"/>
-          <w:szCs w:val="16"/>
-        </w:rPr>
-      </w:pPr>
-      <w:r>
-        <w:rPr>
-          <w:rFonts w:hint="eastAsia"/>
-          <w:sz w:val="16"/>
-          <w:szCs w:val="16"/>
-        </w:rPr>
-        <w:t>▁1▁이 확정되면 행정청은 동일 사실관계 하에서 동일 당사자를 대상으로 동일 내용의 처분을 하여서는 안 된다. 동일성 여부는 취소된 처분사유와 기본적 사실관계 동일성 있는지 여부를 가지고 판단한다. 기속력에 반하는 처분은 무효이다.</w:t>
+        <w:t>▁3▁</w:t>
+      </w:r>
+    </w:p>
+    <w:p>
+      <w:pPr>
+        <w:rPr>
+          <w:sz w:val="16"/>
+          <w:szCs w:val="16"/>
+        </w:rPr>
+      </w:pPr>
+      <w:r>
+        <w:rPr>
+          <w:rFonts w:hint="eastAsia"/>
+          <w:sz w:val="16"/>
+          <w:szCs w:val="16"/>
+        </w:rPr>
+        <w:t>취소판결이 확정되면 행정청은 동일 사실관계 하에서 동일 당사자를 대상으로 동일 내용의 ▁4▁을 하여서는 안 된다. 동일성 여부는 취소된 처분사유와 기본적 사실관계 동일성 있는지 여부를 가지고 판단한다. 기속력에 반하는 처분은 무효이다.</w:t>
       </w:r>
     </w:p>
     <w:p>
@@ -13142,23 +13144,23 @@
           <w:sz w:val="16"/>
           <w:szCs w:val="16"/>
         </w:rPr>
-        <w:t>▁1▁</w:t>
-      </w:r>
-    </w:p>
-    <w:p>
-      <w:pPr>
-        <w:rPr>
-          <w:sz w:val="16"/>
-          <w:szCs w:val="16"/>
-        </w:rPr>
-      </w:pPr>
-      <w:r>
-        <w:rPr>
-          <w:rFonts w:hint="eastAsia"/>
-          <w:sz w:val="16"/>
-          <w:szCs w:val="16"/>
-        </w:rPr>
-        <w:t>거부처분 ▁1▁이 확정되면 행정청은 판결의 취지에 따라 다시 이전의 신청에 대한 처분을 하여야 한다(제30조 2항). 재처분의무 불이행 시 간접강제에 의해서 이행을 강제할 수 있다(제34조).</w:t>
+        <w:t>▁5▁</w:t>
+      </w:r>
+    </w:p>
+    <w:p>
+      <w:pPr>
+        <w:rPr>
+          <w:sz w:val="16"/>
+          <w:szCs w:val="16"/>
+        </w:rPr>
+      </w:pPr>
+      <w:r>
+        <w:rPr>
+          <w:rFonts w:hint="eastAsia"/>
+          <w:sz w:val="16"/>
+          <w:szCs w:val="16"/>
+        </w:rPr>
+        <w:t>거부처분 ▁6▁이 확정되면 행정청은 판결의 취지에 따라 다시 이전의 신청에 대한 처분을 하여야 한다(제30조 2항). 재처분의무 불이행 시 간접강제에 의해서 이행을 강제할 수 있다(제34조).</w:t>
       </w:r>
     </w:p>
     <w:p>
@@ -13206,7 +13208,7 @@
           <w:sz w:val="12"/>
           <w:szCs w:val="12"/>
         </w:rPr>
-        <w:t xml:space="preserve"> 제3자가 ▁1▁ 제기하여 절차상 위법으로 처분이 취소되면 처분청은 절차위법 치유하여 다시 재처분할 의무를 진다(제30조 3항)</w:t>
+        <w:t xml:space="preserve"> 제3자가 취소소송 제기하여 절차상 ▁7▁으로 처분이 취소되면 처분청은 절차위법 치유하여 다시 재처분할 의무를 진다(제30조 3항)</w:t>
       </w:r>
       <w:r>
         <w:rPr>
@@ -13235,30 +13237,30 @@
           <w:sz w:val="16"/>
           <w:szCs w:val="16"/>
         </w:rPr>
-        <w:t>▁1▁</w:t>
-      </w:r>
-    </w:p>
-    <w:p>
-      <w:pPr>
-        <w:rPr>
-          <w:sz w:val="16"/>
-          <w:szCs w:val="16"/>
-        </w:rPr>
-      </w:pPr>
-      <w:r>
-        <w:rPr>
-          <w:rFonts w:hint="eastAsia"/>
-          <w:sz w:val="16"/>
-          <w:szCs w:val="16"/>
-        </w:rPr>
-        <w:t xml:space="preserve">처분이 취소되면 행정청이 위법상태 제거하여 원상회복하여야 하는 의무를 말한다. 명문 규정은 없으나, 판례는 </w:t>
-      </w:r>
-      <w:r>
-        <w:rPr>
-          <w:sz w:val="16"/>
-          <w:szCs w:val="16"/>
-        </w:rPr>
-        <w:t>▁1▁의 기속력에 따라 위법한 결과를 제거하는 조치를 할 의무가 있</w:t>
+        <w:t>▁8▁</w:t>
+      </w:r>
+    </w:p>
+    <w:p>
+      <w:pPr>
+        <w:rPr>
+          <w:sz w:val="16"/>
+          <w:szCs w:val="16"/>
+        </w:rPr>
+      </w:pPr>
+      <w:r>
+        <w:rPr>
+          <w:rFonts w:hint="eastAsia"/>
+          <w:sz w:val="16"/>
+          <w:szCs w:val="16"/>
+        </w:rPr>
+        <w:t xml:space="preserve">처분이 ▁9▁되면 행정청이 위법상태 제거하여 원상회복하여야 하는 의무를 말한다. 명문 규정은 없으나, 판례는 </w:t>
+      </w:r>
+      <w:r>
+        <w:rPr>
+          <w:sz w:val="16"/>
+          <w:szCs w:val="16"/>
+        </w:rPr>
+        <w:t>취소판결의 기속력에 따라 위법한 결과를 제거하는 조치를 할 의무가 있</w:t>
       </w:r>
       <w:r>
         <w:rPr>
@@ -13372,7 +13374,7 @@
           <w:sz w:val="16"/>
           <w:szCs w:val="16"/>
         </w:rPr>
-        <w:t>처분 등의 구체적 ▁1▁사유에 대한 판단</w:t>
+        <w:t>처분 등의 구체적 위법사유에 대한 판단</w:t>
       </w:r>
       <w:r>
         <w:rPr>
@@ -13417,7 +13419,7 @@
           <w:sz w:val="16"/>
           <w:szCs w:val="16"/>
         </w:rPr>
-        <w:t>▁1▁ 당시를 기준으로</w:t>
+        <w:t>처분 당시를 기준으로</w:t>
       </w:r>
       <w:r>
         <w:rPr>
@@ -13449,23 +13451,23 @@
           <w:sz w:val="16"/>
           <w:szCs w:val="16"/>
         </w:rPr>
-        <w:t>iv) ▁1▁ 위반 여부</w:t>
-      </w:r>
-    </w:p>
-    <w:p>
-      <w:pPr>
-        <w:rPr>
-          <w:sz w:val="16"/>
-          <w:szCs w:val="16"/>
-        </w:rPr>
-      </w:pPr>
-      <w:r>
-        <w:rPr>
-          <w:rFonts w:hint="eastAsia"/>
-          <w:sz w:val="16"/>
-          <w:szCs w:val="16"/>
-        </w:rPr>
-        <w:t>(객관적 범위 관련) 종전 처분이 판결에 의하여 취소되었다 하더라도 종전 처분사유와는 다른 사유를 들어서 처분하는 것은 ▁1▁에 저촉되지 않는다. 동일 사유인지 여부는</w:t>
+        <w:t>iv) 기속력 위반 여부</w:t>
+      </w:r>
+    </w:p>
+    <w:p>
+      <w:pPr>
+        <w:rPr>
+          <w:sz w:val="16"/>
+          <w:szCs w:val="16"/>
+        </w:rPr>
+      </w:pPr>
+      <w:r>
+        <w:rPr>
+          <w:rFonts w:hint="eastAsia"/>
+          <w:sz w:val="16"/>
+          <w:szCs w:val="16"/>
+        </w:rPr>
+        <w:t>(객관적 범위 관련) 종전 처분이 판결에 의하여 취소되었다 하더라도 종전 처분사유와는 다른 사유를 들어서 처분하는 것은 기속력에 저촉되지 않는다. 동일 사유인지 여부는</w:t>
       </w:r>
       <w:r>
         <w:rPr>
@@ -13521,7 +13523,7 @@
           <w:sz w:val="16"/>
           <w:szCs w:val="16"/>
         </w:rPr>
-        <w:t>(시간적 범위 관련) 처분 후 사정변경에 따른 새로운 사유로 다시 처분하는 경우 ▁1▁에 반하지 않는다.</w:t>
+        <w:t>(시간적 범위 관련) 처분 후 사정▁10▁에 따른 새로운 사유로 다시 처분하는 경우 기속력에 반하지 않는다.</w:t>
       </w:r>
     </w:p>
     <w:p>
@@ -13538,23 +13540,23 @@
           <w:sz w:val="16"/>
           <w:szCs w:val="16"/>
         </w:rPr>
-        <w:t>1) 거부처분 ▁1▁의 기속력(재처분의무)</w:t>
-      </w:r>
-    </w:p>
-    <w:p>
-      <w:pPr>
-        <w:rPr>
-          <w:sz w:val="16"/>
-          <w:szCs w:val="16"/>
-        </w:rPr>
-      </w:pPr>
-      <w:r>
-        <w:rPr>
-          <w:rFonts w:hint="eastAsia"/>
-          <w:sz w:val="16"/>
-          <w:szCs w:val="16"/>
-        </w:rPr>
-        <w:t>거부처분 ▁1▁에 따른 재처분의무 불이행여부 (</w:t>
+        <w:t>1) 거부▁1▁ 취소판결의 기속력(재처분의무)</w:t>
+      </w:r>
+    </w:p>
+    <w:p>
+      <w:pPr>
+        <w:rPr>
+          <w:sz w:val="16"/>
+          <w:szCs w:val="16"/>
+        </w:rPr>
+      </w:pPr>
+      <w:r>
+        <w:rPr>
+          <w:rFonts w:hint="eastAsia"/>
+          <w:sz w:val="16"/>
+          <w:szCs w:val="16"/>
+        </w:rPr>
+        <w:t>거부처분 취소에 따른 ▁2▁ 불이행여부 (</w:t>
       </w:r>
       <w:r>
         <w:rPr>
@@ -13601,55 +13603,55 @@
           <w:sz w:val="16"/>
           <w:szCs w:val="16"/>
         </w:rPr>
-        <w:t>- 기본적 사실관계 동일성 없는 다른 사유를 들어 다시 거부▁1▁을 하는 경우</w:t>
-      </w:r>
-    </w:p>
-    <w:p>
-      <w:pPr>
-        <w:rPr>
-          <w:sz w:val="16"/>
-          <w:szCs w:val="16"/>
-        </w:rPr>
-      </w:pPr>
-      <w:r>
-        <w:rPr>
-          <w:rFonts w:hint="eastAsia"/>
-          <w:sz w:val="16"/>
-          <w:szCs w:val="16"/>
-        </w:rPr>
-        <w:t>- 거부처분 후 사정▁1▁을 이유로 다시 거부처분을 하는 경우</w:t>
-      </w:r>
-    </w:p>
-    <w:p>
-      <w:pPr>
-        <w:rPr>
-          <w:sz w:val="16"/>
-          <w:szCs w:val="16"/>
-        </w:rPr>
-      </w:pPr>
-      <w:r>
-        <w:rPr>
-          <w:rFonts w:hint="eastAsia"/>
-          <w:sz w:val="16"/>
-          <w:szCs w:val="16"/>
-        </w:rPr>
-        <w:t>- 거부▁1▁ 후 법령이 개정된 경우, 종전 규정을 적용하는 경과규정이 없는 한 행정청은 개정된 법령의 허가기준에 따라 다시 이전 신청에 대한 거부처분을 할 수 있다.</w:t>
-      </w:r>
-    </w:p>
-    <w:p>
-      <w:pPr>
-        <w:rPr>
-          <w:sz w:val="16"/>
-          <w:szCs w:val="16"/>
-        </w:rPr>
-      </w:pPr>
-      <w:r>
-        <w:rPr>
-          <w:rFonts w:hint="eastAsia"/>
-          <w:sz w:val="16"/>
-          <w:szCs w:val="16"/>
-        </w:rPr>
-        <w:t>- 절차 또는 형식 위법으로 ▁1▁된 경우, 적법한 절차 또는 형식을 갖추어 동일한 내용의 처분을 하는 경우</w:t>
+        <w:t>- 기본적 사실관계 동일성 없는 다른 사유를 들어 다시 거부처분을 하는 경우</w:t>
+      </w:r>
+    </w:p>
+    <w:p>
+      <w:pPr>
+        <w:rPr>
+          <w:sz w:val="16"/>
+          <w:szCs w:val="16"/>
+        </w:rPr>
+      </w:pPr>
+      <w:r>
+        <w:rPr>
+          <w:rFonts w:hint="eastAsia"/>
+          <w:sz w:val="16"/>
+          <w:szCs w:val="16"/>
+        </w:rPr>
+        <w:t>- 거부처분 후 사정▁3▁을 이유로 다시 거부처분을 하는 경우</w:t>
+      </w:r>
+    </w:p>
+    <w:p>
+      <w:pPr>
+        <w:rPr>
+          <w:sz w:val="16"/>
+          <w:szCs w:val="16"/>
+        </w:rPr>
+      </w:pPr>
+      <w:r>
+        <w:rPr>
+          <w:rFonts w:hint="eastAsia"/>
+          <w:sz w:val="16"/>
+          <w:szCs w:val="16"/>
+        </w:rPr>
+        <w:t>- 거부처분 후 법령이 개정된 경우, 종전 규정을 적용하는 경과규정이 없는 한 행정청은 개정된 법령의 허가기준에 따라 다시 이전 신청에 대한 거부처분을 할 수 있다.</w:t>
+      </w:r>
+    </w:p>
+    <w:p>
+      <w:pPr>
+        <w:rPr>
+          <w:sz w:val="16"/>
+          <w:szCs w:val="16"/>
+        </w:rPr>
+      </w:pPr>
+      <w:r>
+        <w:rPr>
+          <w:rFonts w:hint="eastAsia"/>
+          <w:sz w:val="16"/>
+          <w:szCs w:val="16"/>
+        </w:rPr>
+        <w:t>- 절차 또는 형식 ▁4▁으로 취소된 경우, 적법한 절차 또는 형식을 갖추어 동일한 내용의 처분을 하는 경우</w:t>
       </w:r>
     </w:p>
     <w:p>
@@ -13705,7 +13707,7 @@
           <w:sz w:val="16"/>
           <w:szCs w:val="16"/>
         </w:rPr>
-        <w:t>거부처분▁1▁확정판결에</w:t>
+        <w:t>거부▁2▁취소확정판결에</w:t>
       </w:r>
       <w:r>
         <w:rPr>
@@ -13735,7 +13737,7 @@
           <w:sz w:val="16"/>
           <w:szCs w:val="16"/>
         </w:rPr>
-        <w:t xml:space="preserve"> 요건 : 판결확정 + 재처분이 없을 것(재처분이 없거나, 재처분이 ▁1▁에 반하여 당연무효인 경우)</w:t>
+        <w:t xml:space="preserve"> 요건 : 판결확정 + 재처분이 없을 것(재처분이 없거나, 재처분이 ▁3▁에 반하여 당연무효인 경우)</w:t>
       </w:r>
     </w:p>
     <w:p>
@@ -13758,7 +13760,7 @@
           <w:sz w:val="16"/>
           <w:szCs w:val="16"/>
         </w:rPr>
-        <w:t xml:space="preserve"> ▁1▁</w:t>
+        <w:t xml:space="preserve"> ▁4▁</w:t>
       </w:r>
       <w:r>
         <w:rPr>
@@ -13812,7 +13814,7 @@
           <w:sz w:val="16"/>
           <w:szCs w:val="16"/>
         </w:rPr>
-        <w:t>▁1▁위법확인소송</w:t>
+        <w:t>부작위▁5▁확인소송</w:t>
       </w:r>
       <w:r>
         <w:rPr>
@@ -13903,7 +13905,7 @@
           <w:sz w:val="16"/>
           <w:szCs w:val="16"/>
         </w:rPr>
-        <w:t xml:space="preserve"> 거부처분▁1▁의 취지에 따른 처분을 하지 않은 경우에 당사자는 ‘제1심 수소법원’에 간접강제를 신청할 수 있다(동법 제34조 제1항). 법원은 재처분을 하여야 할 상당한 기간을 정하게 되고 만약 행정청이 그 기간 내에 재처분을 하지 않을 때에는 그 지연기간에 따라 일정한 배상을 할 것을 명하거나 즉시 손해배상을 할 것을 명하게 된다(동법 제34조 제1항).</w:t>
+        <w:t xml:space="preserve"> 거부처분▁6▁판결의 취지에 따른 처분을 하지 않은 경우에 당사자는 ‘제1심 수소법원’에 간접강제를 신청할 수 있다(동법 제34조 제1항). 법원은 재처분을 하여야 할 상당한 기간을 정하게 되고 만약 행정청이 그 기간 내에 재처분을 하지 않을 때에는 그 지연기간에 따라 일정한 배상을 할 것을 명하거나 즉시 손해배상을 할 것을 명하게 된다(동법 제34조 제1항).</w:t>
       </w:r>
     </w:p>
     <w:p>
@@ -13926,7 +13928,7 @@
           <w:sz w:val="16"/>
           <w:szCs w:val="16"/>
         </w:rPr>
-        <w:t xml:space="preserve"> ▁1▁결정에 기한 배상금</w:t>
+        <w:t xml:space="preserve"> 간접강제결정에 기한 배상금</w:t>
       </w:r>
       <w:r>
         <w:rPr>
@@ -13982,23 +13984,23 @@
           <w:sz w:val="16"/>
           <w:szCs w:val="16"/>
         </w:rPr>
-        <w:t>i) 의의 : 처분이 위법하여도 처분을 ▁1▁변경함이 현저히 공공복리에 적합하지 아니한 때에는 사정판결을 할 수 있다(행정소송법 제28조).</w:t>
-      </w:r>
-    </w:p>
-    <w:p>
-      <w:pPr>
-        <w:rPr>
-          <w:sz w:val="16"/>
-          <w:szCs w:val="16"/>
-        </w:rPr>
-      </w:pPr>
-      <w:r>
-        <w:rPr>
-          <w:rFonts w:hint="eastAsia"/>
-          <w:sz w:val="16"/>
-          <w:szCs w:val="16"/>
-        </w:rPr>
-        <w:t xml:space="preserve">ii) 요건 : 원고청구가 이유있을 것 + ▁1▁가 현저히 공공복리에 적합하지 않을 것(사변종 기준으로 필요성 판단) </w:t>
+        <w:t>i) 의의 : ▁1▁이 위법하여도 처분을 취소변경함이 현저히 공공복리에 적합하지 아니한 때에는 사정판결을 할 수 있다(행정소송법 제28조).</w:t>
+      </w:r>
+    </w:p>
+    <w:p>
+      <w:pPr>
+        <w:rPr>
+          <w:sz w:val="16"/>
+          <w:szCs w:val="16"/>
+        </w:rPr>
+      </w:pPr>
+      <w:r>
+        <w:rPr>
+          <w:rFonts w:hint="eastAsia"/>
+          <w:sz w:val="16"/>
+          <w:szCs w:val="16"/>
+        </w:rPr>
+        <w:t xml:space="preserve">ii) 요건 : 원고청구가 이유있을 것 + 취소가 현저히 ▁2▁에 적합하지 않을 것(사변종 기준으로 필요성 판단) </w:t>
       </w:r>
     </w:p>
     <w:p>
@@ -14030,7 +14032,7 @@
           <w:sz w:val="16"/>
           <w:szCs w:val="16"/>
         </w:rPr>
-        <w:t xml:space="preserve">iii) 효력 : 원고청구 기각한다(원고 상소이익 긍정). 주문에 처분이 ▁1▁함을 명시한다(피고 상소이익 긍정). 소송비용은 피고가 부담한다. </w:t>
+        <w:t xml:space="preserve">iii) 효력 : 원고청구 기각한다(원고 상소이익 긍정). 주문에 처분이 ▁3▁함을 명시한다(피고 상소이익 긍정). 소송비용은 피고가 부담한다. </w:t>
       </w:r>
     </w:p>
     <w:p>
@@ -14088,39 +14090,39 @@
           <w:sz w:val="16"/>
           <w:szCs w:val="16"/>
         </w:rPr>
-        <w:t>▁1▁법은 집행부정지 원칙을 적용하므로(제23조 1항), 권리구제 실효성을 위하여 집행정지를 신청하여야 한다.</w:t>
-      </w:r>
-    </w:p>
-    <w:p>
-      <w:pPr>
-        <w:rPr>
-          <w:sz w:val="16"/>
-          <w:szCs w:val="16"/>
-        </w:rPr>
-      </w:pPr>
-      <w:r>
-        <w:rPr>
-          <w:rFonts w:hint="eastAsia"/>
-          <w:sz w:val="16"/>
-          <w:szCs w:val="16"/>
-        </w:rPr>
-        <w:t>▁1▁는 협의의 집행정지, 절차적 집행정지, 효력정지가 있는데, 협의의 집행정지 또는 절차적 집행정지가 가능하지 않은 때에만 효력정지를 신청할 수 있다(=효력정지 보충성 필요, 23조 2항 단서).</w:t>
-      </w:r>
-    </w:p>
-    <w:p>
-      <w:pPr>
-        <w:rPr>
-          <w:sz w:val="16"/>
-          <w:szCs w:val="16"/>
-        </w:rPr>
-      </w:pPr>
-      <w:r>
-        <w:rPr>
-          <w:rFonts w:hint="eastAsia"/>
-          <w:sz w:val="16"/>
-          <w:szCs w:val="16"/>
-        </w:rPr>
-        <w:t>(15일 영업정지는 집행행위나 절차없이 효력 발생하므로, 협의의 ▁1▁나 절차적 집행정지가 불가능하므로, 효력정지를 신청하여야 한다.)</w:t>
+        <w:t>▁2▁법은 집행부정지 원칙을 적용하므로(제23조 1항), 권리구제 실효성을 위하여 집행정지를 신청하여야 한다.</w:t>
+      </w:r>
+    </w:p>
+    <w:p>
+      <w:pPr>
+        <w:rPr>
+          <w:sz w:val="16"/>
+          <w:szCs w:val="16"/>
+        </w:rPr>
+      </w:pPr>
+      <w:r>
+        <w:rPr>
+          <w:rFonts w:hint="eastAsia"/>
+          <w:sz w:val="16"/>
+          <w:szCs w:val="16"/>
+        </w:rPr>
+        <w:t>집행정지는 협의의 집행정지, 절차적 집행정지, 효력정지가 있는데, 협의의 집행정지 또는 절차적 집행정지가 가능하지 않은 때에만 효력정지를 신청할 수 있다(=효력정지 보충성 필요, 23조 2항 단서).</w:t>
+      </w:r>
+    </w:p>
+    <w:p>
+      <w:pPr>
+        <w:rPr>
+          <w:sz w:val="16"/>
+          <w:szCs w:val="16"/>
+        </w:rPr>
+      </w:pPr>
+      <w:r>
+        <w:rPr>
+          <w:rFonts w:hint="eastAsia"/>
+          <w:sz w:val="16"/>
+          <w:szCs w:val="16"/>
+        </w:rPr>
+        <w:t>(15일 영업정지는 집행행위나 절차없이 효력 발생하므로, 협의의 집행정지나 절차적 집행정지가 불가능하므로, 효력정지를 신청하여야 한다.)</w:t>
       </w:r>
     </w:p>
     <w:p>
@@ -14138,7 +14140,7 @@
           <w:sz w:val="16"/>
           <w:szCs w:val="16"/>
         </w:rPr>
-        <w:t>따라서 기간이 정해진 제재적 처분에 대한 ▁1▁에서 처분의 효력기간은 판결 선고시까지 진행하지 않다가 판결이 선고되면 집행정지결정 효력이 소멸함과 동시에 처분 효력이 당연히 부활하여 처분에서 정한 효력기간이 다시 진행한다. 이는 제재기간의 시기와 종기가 모두 집행정지기간 중 경과한 때에도 마찬가지이다.</w:t>
+        <w:t>따라서 기간이 정해진 제재적 ▁3▁에 대한 취소소송에서 처분의 효력기간은 판결 선고시까지 진행하지 않다가 판결이 선고되면 집행정지결정 효력이 소멸함과 동시에 처분 효력이 당연히 부활하여 처분에서 정한 효력기간이 다시 진행한다. 이는 제재기간의 시기와 종기가 모두 집행정지기간 중 경과한 때에도 마찬가지이다.</w:t>
       </w:r>
     </w:p>
     <w:p>
@@ -14192,7 +14194,7 @@
           <w:sz w:val="16"/>
           <w:szCs w:val="16"/>
         </w:rPr>
-        <w:t>▁1▁ 등의 존재</w:t>
+        <w:t>▁2▁ 등의 존재</w:t>
       </w:r>
     </w:p>
     <w:p>
@@ -14229,23 +14231,23 @@
           <w:sz w:val="16"/>
           <w:szCs w:val="16"/>
         </w:rPr>
-        <w:t>(집행정지 문제이지만, ▁1▁ 소송요건이 진정한 쟁점이 될 수 있음.)</w:t>
-      </w:r>
-    </w:p>
-    <w:p>
-      <w:pPr>
-        <w:rPr>
-          <w:sz w:val="16"/>
-          <w:szCs w:val="16"/>
-        </w:rPr>
-      </w:pPr>
-      <w:r>
-        <w:rPr>
-          <w:rFonts w:hint="eastAsia"/>
-          <w:sz w:val="16"/>
-          <w:szCs w:val="16"/>
-        </w:rPr>
-        <w:t>집행정지의 본안소송은 ▁1▁ / 무효확인소송이며, 소송요건을 갖추어야 한다. 집행정지를 먼저 신청할 수 없고, 소 제기와 함께 집행정지를 신청하여야 한다.</w:t>
+        <w:t>(집행정지 문제이지만, ▁3▁소송 소송요건이 진정한 쟁점이 될 수 있음.)</w:t>
+      </w:r>
+    </w:p>
+    <w:p>
+      <w:pPr>
+        <w:rPr>
+          <w:sz w:val="16"/>
+          <w:szCs w:val="16"/>
+        </w:rPr>
+      </w:pPr>
+      <w:r>
+        <w:rPr>
+          <w:rFonts w:hint="eastAsia"/>
+          <w:sz w:val="16"/>
+          <w:szCs w:val="16"/>
+        </w:rPr>
+        <w:t>집행정지의 본안소송은 ▁4▁ / 무효확인소송이며, 소송요건을 갖추어야 한다. 집행정지를 먼저 신청할 수 없고, 소 제기와 함께 집행정지를 신청하여야 한다.</w:t>
       </w:r>
     </w:p>
     <w:p>
@@ -14266,23 +14268,23 @@
           <w:sz w:val="16"/>
           <w:szCs w:val="16"/>
         </w:rPr>
-        <w:t>▁1▁예방 필요성</w:t>
-      </w:r>
-    </w:p>
-    <w:p>
-      <w:pPr>
-        <w:rPr>
-          <w:sz w:val="16"/>
-          <w:szCs w:val="16"/>
-        </w:rPr>
-      </w:pPr>
-      <w:r>
-        <w:rPr>
-          <w:rFonts w:hint="eastAsia"/>
-          <w:sz w:val="16"/>
-          <w:szCs w:val="16"/>
-        </w:rPr>
-        <w:t xml:space="preserve">▁1▁법 30조 집행정지는 </w:t>
+        <w:t>▁5▁예방 필요성</w:t>
+      </w:r>
+    </w:p>
+    <w:p>
+      <w:pPr>
+        <w:rPr>
+          <w:sz w:val="16"/>
+          <w:szCs w:val="16"/>
+        </w:rPr>
+      </w:pPr>
+      <w:r>
+        <w:rPr>
+          <w:rFonts w:hint="eastAsia"/>
+          <w:sz w:val="16"/>
+          <w:szCs w:val="16"/>
+        </w:rPr>
+        <w:t xml:space="preserve">▁6▁법 30조 집행정지는 </w:t>
       </w:r>
       <w:r>
         <w:rPr>
@@ -14399,7 +14401,7 @@
           <w:sz w:val="16"/>
           <w:szCs w:val="16"/>
         </w:rPr>
-        <w:t xml:space="preserve"> 중소기업에 대한 280억 과징금 부과처분, 재개발허가▁1▁ 등)</w:t>
+        <w:t xml:space="preserve"> 중소기업에 대한 280억 과징금 부과처분, 재개발허가취소 등)</w:t>
       </w:r>
     </w:p>
     <w:p>
@@ -14420,7 +14422,7 @@
           <w:sz w:val="16"/>
           <w:szCs w:val="16"/>
         </w:rPr>
-        <w:t>▁1▁</w:t>
+        <w:t>▁7▁</w:t>
       </w:r>
       <w:r>
         <w:rPr>
@@ -14444,7 +14446,7 @@
           <w:sz w:val="16"/>
           <w:szCs w:val="16"/>
         </w:rPr>
-        <w:t>▁1▁예방 필요성이 있는 경우 긴급성도</w:t>
+        <w:t>회복하기 어려운 손해예방 필요성이 있는 경우 긴급성도</w:t>
       </w:r>
       <w:r>
         <w:rPr>
@@ -14476,7 +14478,7 @@
           <w:sz w:val="16"/>
           <w:szCs w:val="16"/>
         </w:rPr>
-        <w:t xml:space="preserve">23조 3항 = ▁1▁ 소극적 요건 2가지 </w:t>
+        <w:t xml:space="preserve">23조 3항 = 집행정지 소극적 요건 2가지 </w:t>
       </w:r>
     </w:p>
     <w:p>
@@ -14497,15 +14499,15 @@
           <w:sz w:val="16"/>
           <w:szCs w:val="16"/>
         </w:rPr>
-        <w:t>공공복리에 중대한 영향을 미칠 우려가 없을 것</w:t>
-      </w:r>
-      <w:r>
-        <w:rPr>
-          <w:rFonts w:hint="eastAsia"/>
-          <w:sz w:val="16"/>
-          <w:szCs w:val="16"/>
-        </w:rPr>
-        <w:t xml:space="preserve"> : 신청인 손해와 ▁1▁에 따른 공공복리 비교형량</w:t>
+        <w:t>▁8▁에 중대한 영향을 미칠 우려가 없을 것</w:t>
+      </w:r>
+      <w:r>
+        <w:rPr>
+          <w:rFonts w:hint="eastAsia"/>
+          <w:sz w:val="16"/>
+          <w:szCs w:val="16"/>
+        </w:rPr>
+        <w:t xml:space="preserve"> : 신청인 손해와 집행정지에 따른 공공복리 비교형량</w:t>
       </w:r>
       <w:r>
         <w:rPr>
@@ -14534,7 +14536,7 @@
           <w:sz w:val="16"/>
           <w:szCs w:val="16"/>
         </w:rPr>
-        <w:t>▁1▁가 이유없음이 명백하지 않을 것</w:t>
+        <w:t>▁9▁가 이유없음이 명백하지 않을 것</w:t>
       </w:r>
     </w:p>
     <w:p>
@@ -14582,7 +14584,7 @@
           <w:sz w:val="16"/>
           <w:szCs w:val="16"/>
         </w:rPr>
-        <w:t xml:space="preserve"> 제300조 제2항의 가처분에 관한 규정을 행정소송에도 ▁1▁하여 잠정적인 허가 등을 명하는 조치를 할 수 있는지 여부가 문제된다. </w:t>
+        <w:t xml:space="preserve"> 제300조 제2항의 가처분에 관한 규정을 행정소송에도 ▁2▁하여 잠정적인 허가 등을 명하는 조치를 할 수 있는지 여부가 문제된다. </w:t>
       </w:r>
     </w:p>
     <w:p>
@@ -14605,22 +14607,22 @@
           <w:sz w:val="16"/>
           <w:szCs w:val="16"/>
         </w:rPr>
-        <w:t xml:space="preserve"> 가처분이 인정되면 법원이 일정한 행위를 행정기관에 명령하게 되는데 이는 권력분립의 원칙에 따른 사법권의 범위를 벗어나는 것이며, ▁1▁법상 집행정지에 관한 규정은 민사집행법상의 가처분에 대한 특별규정이므로 민사집행법상의 가처분을 배제한다는 뜻을 포함하는 것으로 보아야 한다는 부정설</w:t>
-      </w:r>
-    </w:p>
-    <w:p>
-      <w:pPr>
-        <w:rPr>
-          <w:sz w:val="16"/>
-          <w:szCs w:val="16"/>
-        </w:rPr>
-      </w:pPr>
-      <w:r>
-        <w:rPr>
-          <w:sz w:val="16"/>
-          <w:szCs w:val="16"/>
-        </w:rPr>
-        <w:t>② 가처분을 인정함으로써 사법에 의한 실효성 있는 권리구제가 이루어지게 되며, 우리 ▁1▁법의 해석상 가처분을 배제하는 특별한 규정이 없으므로 행정소송법 제8조 제2항</w:t>
+        <w:t xml:space="preserve"> 가처분이 인정되면 법원이 일정한 행위를 행정기관에 명령하게 되는데 이는 권력분립의 원칙에 따른 사법권의 범위를 벗어나는 것이며, 행정소송법상 ▁3▁에 관한 규정은 민사집행법상의 가처분에 대한 특별규정이므로 민사집행법상의 가처분을 배제한다는 뜻을 포함하는 것으로 보아야 한다는 부정설</w:t>
+      </w:r>
+    </w:p>
+    <w:p>
+      <w:pPr>
+        <w:rPr>
+          <w:sz w:val="16"/>
+          <w:szCs w:val="16"/>
+        </w:rPr>
+      </w:pPr>
+      <w:r>
+        <w:rPr>
+          <w:sz w:val="16"/>
+          <w:szCs w:val="16"/>
+        </w:rPr>
+        <w:t>② 가처분을 인정함으로써 사법에 의한 실효성 있는 권리구제가 이루어지게 되며, 우리 ▁4▁법의 해석상 가처분을 배제하는 특별한 규정이 없으므로 행정소송법 제8조 제2항</w:t>
       </w:r>
       <w:r>
         <w:rPr>
@@ -14658,7 +14660,7 @@
           <w:sz w:val="16"/>
           <w:szCs w:val="16"/>
         </w:rPr>
-        <w:t xml:space="preserve"> 항고소송에 대하여는 민사집행법상 가처분에 관한 규정이 적용되지 않는다는 입장이다. 다만 당사자소송에 대하여는 행정소송법 제23조 제2항의 집행정지에 관한 규정이 ▁1▁되지 아니하므로 행정소송법 제8조 제2항에 따라 민사집행법상 가처분에 관한 규정이 준용된다는 입장이다.</w:t>
+        <w:t xml:space="preserve"> ▁5▁에 대하여는 민사집행법상 가처분에 관한 규정이 적용되지 않는다는 입장이다. 다만 당사자소송에 대하여는 행정소송법 제23조 제2항의 집행정지에 관한 규정이 준용되지 아니하므로 행정소송법 제8조 제2항에 따라 민사집행법상 가처분에 관한 규정이 준용된다는 입장이다.</w:t>
       </w:r>
     </w:p>
     <w:p>
@@ -14683,39 +14685,39 @@
           <w:sz w:val="16"/>
           <w:szCs w:val="16"/>
         </w:rPr>
-        <w:t>거부처분에 대한 ▁1▁</w:t>
-      </w:r>
-    </w:p>
-    <w:p>
-      <w:pPr>
-        <w:rPr>
-          <w:sz w:val="16"/>
-          <w:szCs w:val="16"/>
-        </w:rPr>
-      </w:pPr>
-      <w:r>
-        <w:rPr>
-          <w:rFonts w:hint="eastAsia"/>
-          <w:sz w:val="16"/>
-          <w:szCs w:val="16"/>
-        </w:rPr>
-        <w:t>거부처분에 대하여 원칙적으로 신청이익이 인정되지 않으나, 예외적으로 거부처분 이전의 상태로 복귀됨에 따라 신청인에게 회복되는 법적이익이 있는 때에는 ▁1▁ 신청이 가능하다는 견해가 있으나,</w:t>
-      </w:r>
-    </w:p>
-    <w:p>
-      <w:pPr>
-        <w:rPr>
-          <w:sz w:val="16"/>
-          <w:szCs w:val="16"/>
-        </w:rPr>
-      </w:pPr>
-      <w:r>
-        <w:rPr>
-          <w:rFonts w:hint="eastAsia"/>
-          <w:sz w:val="16"/>
-          <w:szCs w:val="16"/>
-        </w:rPr>
-        <w:t>판례는 허가연장신청에 대한 거부▁1▁ 효력이 정지되어도 그 처분이 없었던 것과 같은 상태를 만드는 것에 지나지 않고, 그 이상으로 어떠한 처분을 명하는 적극적 상태를 만들지 않아 효력정지를 구할 이익이 없다고 하여 부정설의 입장이다.</w:t>
+        <w:t>거부▁1▁에 대한 집행정지</w:t>
+      </w:r>
+    </w:p>
+    <w:p>
+      <w:pPr>
+        <w:rPr>
+          <w:sz w:val="16"/>
+          <w:szCs w:val="16"/>
+        </w:rPr>
+      </w:pPr>
+      <w:r>
+        <w:rPr>
+          <w:rFonts w:hint="eastAsia"/>
+          <w:sz w:val="16"/>
+          <w:szCs w:val="16"/>
+        </w:rPr>
+        <w:t>거부처분에 대하여 원칙적으로 신청이익이 인정되지 않으나, 예외적으로 거부처분 이전의 상태로 복귀됨에 따라 신청인에게 회복되는 법적이익이 있는 때에는 ▁2▁ 신청이 가능하다는 견해가 있으나,</w:t>
+      </w:r>
+    </w:p>
+    <w:p>
+      <w:pPr>
+        <w:rPr>
+          <w:sz w:val="16"/>
+          <w:szCs w:val="16"/>
+        </w:rPr>
+      </w:pPr>
+      <w:r>
+        <w:rPr>
+          <w:rFonts w:hint="eastAsia"/>
+          <w:sz w:val="16"/>
+          <w:szCs w:val="16"/>
+        </w:rPr>
+        <w:t>판례는 허가연장신청에 대한 거부처분 효력이 정지되어도 그 처분이 없었던 것과 같은 상태를 만드는 것에 지나지 않고, 그 이상으로 어떠한 처분을 명하는 적극적 상태를 만들지 않아 효력정지를 구할 이익이 없다고 하여 부정설의 입장이다.</w:t>
       </w:r>
     </w:p>
     <w:p>
@@ -14779,7 +14781,7 @@
           <w:sz w:val="16"/>
           <w:szCs w:val="16"/>
         </w:rPr>
-        <w:t>▁1▁과 관련 청구</w:t>
+        <w:t>▁1▁소송과 관련 청구</w:t>
       </w:r>
       <w:r>
         <w:rPr>
@@ -14832,30 +14834,31 @@
           <w:sz w:val="16"/>
           <w:szCs w:val="16"/>
         </w:rPr>
-        <w:t>병합의 요건으로는 (1)주된 청구인 ▁1▁에 관련 청구소송을 병합할 것, (2)‘관련청구소송’이 병합될 것, (3)주된 청구 및 관련 청구는 각각 적법할 것, (4)주된 청구인 취소소송이 사실심계속 중일 것</w:t>
-      </w:r>
-    </w:p>
-    <w:p>
-      <w:pPr>
-        <w:rPr>
-          <w:sz w:val="16"/>
-          <w:szCs w:val="16"/>
-        </w:rPr>
-      </w:pPr>
-      <w:r>
-        <w:rPr>
-          <w:sz w:val="16"/>
-          <w:szCs w:val="16"/>
-        </w:rPr>
-        <w:t>여기에서 ‘관련청구소송’이라 함은 주된 ▁1▁의 대상인</w:t>
-      </w:r>
-      <w:r>
-        <w:rPr>
-          <w:rFonts w:hint="eastAsia"/>
-          <w:sz w:val="16"/>
-          <w:szCs w:val="16"/>
-        </w:rPr>
-        <w:t xml:space="preserve"> 처분</w:t>
+        <w:t>병합의 요건으로는 (1)주된 청구인 ▁2▁에 관련 청구소송을 병합할 것, (2)‘관련청구소송’이 병합될 것, (3)주된 청구 및 관련 청구는 각각 적법할 것, (4)주된 청구인 취소소송이 사실심계속 중일 것</w:t>
+      </w:r>
+    </w:p>
+    <w:p>
+      <w:pPr>
+        <w:rPr>
+          <w:sz w:val="16"/>
+          <w:szCs w:val="16"/>
+        </w:rPr>
+      </w:pPr>
+      <w:r>
+        <w:rPr>
+          <w:sz w:val="16"/>
+          <w:szCs w:val="16"/>
+        </w:rPr>
+        <w:lastRenderedPageBreak/>
+        <w:t>여기에서 ‘관련청구소송’이라 함은 주된 취소소송의 대상인</w:t>
+      </w:r>
+      <w:r>
+        <w:rPr>
+          <w:rFonts w:hint="eastAsia"/>
+          <w:sz w:val="16"/>
+          <w:szCs w:val="16"/>
+        </w:rPr>
+        <w:t xml:space="preserve"> ▁3▁</w:t>
       </w:r>
       <w:r>
         <w:rPr>
@@ -14948,7 +14951,7 @@
           <w:sz w:val="16"/>
           <w:szCs w:val="16"/>
         </w:rPr>
-        <w:t>▁1▁을 당사자소송 또는 취소소송외의 항고소송으로 변경하는 것이 상당하다고 인정할 때에는 청구의 기초에 변경이 없는 한 사실심의 변론종결시까지 원고의 신청에 의하여 결정으로써 소의 변경을 허가할 수 있다</w:t>
+        <w:t>취소소송을 당사자소송 또는 취소소송외의 ▁2▁으로 변경하는 것이 상당하다고 인정할 때에는 청구의 기초에 변경이 없는 한 사실심의 변론종결시까지 원고의 신청에 의하여 결정으로써 소의 변경을 허가할 수 있다</w:t>
       </w:r>
       <w:r>
         <w:rPr>
@@ -14972,7 +14975,7 @@
           <w:sz w:val="16"/>
           <w:szCs w:val="16"/>
         </w:rPr>
-        <w:t>소 종류변경에 대한 법원의 허가 신청이 있으면, 구소는 취하된 것이 되고, 변경된 신소는 ▁1▁ 제기시에 제기된 것으로 본다(제21조 4항, 14조 5항).</w:t>
+        <w:t>소 종류변경에 대한 법원의 허가 신청이 있으면, 구소는 취하된 것이 되고, 변경된 신소는 ▁3▁소송 제기시에 제기된 것으로 본다(제21조 4항, 14조 5항).</w:t>
       </w:r>
     </w:p>
     <w:p>
@@ -15021,22 +15024,22 @@
           <w:sz w:val="16"/>
           <w:szCs w:val="16"/>
         </w:rPr>
-        <w:t>처분▁1▁에 의한 소변경</w:t>
-      </w:r>
-    </w:p>
-    <w:p>
-      <w:pPr>
-        <w:rPr>
-          <w:sz w:val="16"/>
-          <w:szCs w:val="16"/>
-        </w:rPr>
-      </w:pPr>
-      <w:r>
-        <w:rPr>
-          <w:sz w:val="16"/>
-          <w:szCs w:val="16"/>
-        </w:rPr>
-        <w:t>제22조(처분▁1▁으로 인한 소의 변경) ①법원은 행정청이 소송의 대상인 처분을 소가 제기된 후 변경한 때에는 원고의 신청에 의하여 결정으로써 청구의 취지 또는 원인의 변경을 허가할 수 있다.</w:t>
+        <w:t>▁1▁변경에 의한 소변경</w:t>
+      </w:r>
+    </w:p>
+    <w:p>
+      <w:pPr>
+        <w:rPr>
+          <w:sz w:val="16"/>
+          <w:szCs w:val="16"/>
+        </w:rPr>
+      </w:pPr>
+      <w:r>
+        <w:rPr>
+          <w:sz w:val="16"/>
+          <w:szCs w:val="16"/>
+        </w:rPr>
+        <w:t>제22조(처분▁2▁으로 인한 소의 변경) ①법원은 행정청이 소송의 대상인 처분을 소가 제기된 후 변경한 때에는 원고의 신청에 의하여 결정으로써 청구의 취지 또는 원인의 변경을 허가할 수 있다.</w:t>
       </w:r>
       <w:r>
         <w:rPr>
@@ -15077,15 +15080,15 @@
           <w:sz w:val="16"/>
           <w:szCs w:val="16"/>
         </w:rPr>
-        <w:t xml:space="preserve">을 ▁1▁하지 않지만, </w:t>
-      </w:r>
-      <w:r>
-        <w:rPr>
-          <w:rFonts w:hint="eastAsia"/>
-          <w:sz w:val="16"/>
-          <w:szCs w:val="16"/>
-        </w:rPr>
-        <w:t xml:space="preserve">당초 처분과 후속 처분의 위법사유가 공통되는 등 밀접한 관련이 있다면 구소 제기 시에 신소가 제기된 것으로 본다. </w:t>
+        <w:t xml:space="preserve">을 준용하지 않지만, </w:t>
+      </w:r>
+      <w:r>
+        <w:rPr>
+          <w:rFonts w:hint="eastAsia"/>
+          <w:sz w:val="16"/>
+          <w:szCs w:val="16"/>
+        </w:rPr>
+        <w:t xml:space="preserve">당초 처분과 후속 처분의 ▁3▁사유가 공통되는 등 밀접한 관련이 있다면 구소 제기 시에 신소가 제기된 것으로 본다. </w:t>
       </w:r>
     </w:p>
     <w:p>
@@ -15117,7 +15120,7 @@
           <w:sz w:val="16"/>
           <w:szCs w:val="16"/>
         </w:rPr>
-        <w:t>보충역편입처분▁1▁처분의 효력을 다투는 소에 공익근무요원복무중단처분, 현역병입영대상편입처분 및 현역병입영통지처분의 취소를 구하는 청구를 추가적으로 병합한 경우, 공익근무요원복무중단처분, 현역병입영대상편입처분 및 현역병입영통지처분의 취소를 구하는 소의 소제기 기간의 준수 여부는 각 그 청구취지의 추가·변경신청이 있은 때를 기준으로 개별적으로 판단한 사례</w:t>
+        <w:t>보충역편입처분▁4▁처분의 효력을 다투는 소에 공익근무요원복무중단처분, 현역병입영대상편입처분 및 현역병입영통지처분의 취소를 구하는 청구를 추가적으로 병합한 경우, 공익근무요원복무중단처분, 현역병입영대상편입처분 및 현역병입영통지처분의 취소를 구하는 소의 소제기 기간의 준수 여부는 각 그 청구취지의 추가·변경신청이 있은 때를 기준으로 개별적으로 판단한 사례</w:t>
       </w:r>
       <w:r>
         <w:rPr>
@@ -15141,7 +15144,7 @@
           <w:sz w:val="16"/>
           <w:szCs w:val="16"/>
         </w:rPr>
-        <w:t xml:space="preserve">가행정행위 후 종국처분 있은 경우, 처분▁1▁으로 인한 소 변경으로 계속 다툴 수 있다. 처분변경이라고 보기 애매해도 민소법 소 변경으로서 </w:t>
+        <w:t xml:space="preserve">가행정행위 후 종국처분 있은 경우, 처분변경으로 인한 소 변경으로 계속 다툴 수 있다. 처분변경이라고 보기 애매해도 민소법 소 변경으로서 </w:t>
       </w:r>
       <w:r>
         <w:rPr>
@@ -15242,23 +15245,23 @@
           <w:sz w:val="16"/>
           <w:szCs w:val="16"/>
         </w:rPr>
-        <w:t>제26조(직권심리) 법원은 필요하다고 인정할 때에는 직권으로 ▁1▁를 할 수 있고, 당사자가 주장하지 아니한 사실에 대하여도 판단할 수 있다.</w:t>
-      </w:r>
-    </w:p>
-    <w:p>
-      <w:pPr>
-        <w:rPr>
-          <w:sz w:val="16"/>
-          <w:szCs w:val="16"/>
-        </w:rPr>
-      </w:pPr>
-      <w:r>
-        <w:rPr>
-          <w:rFonts w:hint="eastAsia"/>
-          <w:sz w:val="16"/>
-          <w:szCs w:val="16"/>
-        </w:rPr>
-        <w:t>행정소송법 제26조에 대하여 직권탐지주의를 규정한 것이라는 전제 하에, 당사자가 주장하지 아니한 사실에 대하여도 적극적으로 ▁1▁하여 판단할 수 있다고 보는 견해가 있으나,</w:t>
+        <w:t>제26조(직권심리) 법원은 필요하다고 인정할 때에는 직권으로 ▁2▁를 할 수 있고, 당사자가 주장하지 아니한 사실에 대하여도 판단할 수 있다.</w:t>
+      </w:r>
+    </w:p>
+    <w:p>
+      <w:pPr>
+        <w:rPr>
+          <w:sz w:val="16"/>
+          <w:szCs w:val="16"/>
+        </w:rPr>
+      </w:pPr>
+      <w:r>
+        <w:rPr>
+          <w:rFonts w:hint="eastAsia"/>
+          <w:sz w:val="16"/>
+          <w:szCs w:val="16"/>
+        </w:rPr>
+        <w:t>▁3▁법 제26조에 대하여 직권탐지주의를 규정한 것이라는 전제 하에, 당사자가 주장하지 아니한 사실에 대하여도 적극적으로 증거조사하여 판단할 수 있다고 보는 견해가 있으나,</w:t>
       </w:r>
     </w:p>
     <w:p>
@@ -15292,7 +15295,7 @@
           <w:sz w:val="16"/>
           <w:szCs w:val="16"/>
         </w:rPr>
-        <w:t xml:space="preserve">에 관하여서만 직권으로 ▁1▁를 하고, 이를 기초로 하여 판단할 수 있다고 보아 변론주의보충설의 입장이다. </w:t>
+        <w:t xml:space="preserve">에 관하여서만 직권으로 증거조사를 하고, 이를 기초로 하여 판단할 수 있다고 보아 변론주의보충설의 입장이다. </w:t>
       </w:r>
     </w:p>
     <w:p>
@@ -15421,7 +15424,7 @@
           <w:sz w:val="16"/>
           <w:szCs w:val="16"/>
         </w:rPr>
-        <w:t>법률상 이익의 침해를 받게될 자는 판결의 형성력에 의해 권리 또는 이익을 박탈당하는 경우뿐만 아니라, 판결의 ▁1▁에 따른 행정청의 후속처분으로 권리 또는 이익의 침해를 받는 경우를 포함한다.</w:t>
+        <w:t>법률상 이익의 침해를 받게될 자는 판결의 형성력에 의해 권리 또는 이익을 박탈당하는 경우뿐만 아니라, 판결의 기속력에 따른 행정청의 후속▁2▁으로 권리 또는 이익의 침해를 받는 경우를 포함한다.</w:t>
       </w:r>
     </w:p>
     <w:p>
@@ -15597,23 +15600,23 @@
           <w:sz w:val="16"/>
           <w:szCs w:val="16"/>
         </w:rPr>
-        <w:t>i) 의의 : 예방적 금지소송은 장래 일정한 ▁1▁을 할 것이 예상되는 경우 그 처분을 하지 아니할 것을 명하는 내용의 판결을 구하는 소송을 말한다. 현상의 악화를 방지하기 위한 의무이행소송에 해당한다.</w:t>
-      </w:r>
-    </w:p>
-    <w:p>
-      <w:pPr>
-        <w:rPr>
-          <w:sz w:val="16"/>
-          <w:szCs w:val="16"/>
-        </w:rPr>
-      </w:pPr>
-      <w:r>
-        <w:rPr>
-          <w:rFonts w:hint="eastAsia"/>
-          <w:sz w:val="16"/>
-          <w:szCs w:val="16"/>
-        </w:rPr>
-        <w:t>ii) 인정여부 : 행정소송법 제4조를 예시규정으로 보고, 실효적 권리구제 필요성을 근거로 하여 예방적 금지소송을 인정하되, 행정청의 재량없이 처분요건이 일의적, 구체적으로 규정되어 있고, 사전구제가 없으면 ▁1▁ 발생할 우려가 있고, 다른 구제수단이 없는 때에만 제한적으로 인정하자는 견해도 있으나,</w:t>
+        <w:t>i) 의의 : 예방적 금지소송은 장래 일정한 ▁2▁을 할 것이 예상되는 경우 그 처분을 하지 아니할 것을 명하는 내용의 판결을 구하는 소송을 말한다. 현상의 악화를 방지하기 위한 의무이행소송에 해당한다.</w:t>
+      </w:r>
+    </w:p>
+    <w:p>
+      <w:pPr>
+        <w:rPr>
+          <w:sz w:val="16"/>
+          <w:szCs w:val="16"/>
+        </w:rPr>
+      </w:pPr>
+      <w:r>
+        <w:rPr>
+          <w:rFonts w:hint="eastAsia"/>
+          <w:sz w:val="16"/>
+          <w:szCs w:val="16"/>
+        </w:rPr>
+        <w:t>ii) 인정여부 : 행정소송법 제4조를 예시규정으로 보고, 실효적 권리구제 필요성을 근거로 하여 예방적 금지소송을 인정하되, 행정청의 재량없이 처분요건이 일의적, 구체적으로 규정되어 있고, 사전구제가 없으면 ▁3▁ 발생할 우려가 있고, 다른 구제수단이 없는 때에만 제한적으로 인정하자는 견해도 있으나,</w:t>
       </w:r>
     </w:p>
     <w:p>
@@ -15637,7 +15640,7 @@
           <w:sz w:val="16"/>
           <w:szCs w:val="16"/>
         </w:rPr>
-        <w:t>건축물 준공처분을 하여서는 아니된다는 내용의 부작위를 구하는 청구는 행정소송에서 허용되지 않는다고 보아 부정설의 입장이다. 또한, 안정도시험의무 부존재확인청구</w:t>
+        <w:t>건축물 준공처분을 하여서는 아니된다는 내용의 ▁4▁를 구하는 청구는 행정소송에서 허용되지 않는다고 보아 부정설의 입장이다. 또한, 안정도시험의무 부존재확인청구</w:t>
       </w:r>
       <w:r>
         <w:rPr>
@@ -15653,7 +15656,7 @@
           <w:sz w:val="16"/>
           <w:szCs w:val="16"/>
         </w:rPr>
-        <w:t xml:space="preserve"> 장차 안정도시험을 받으라는 검사명령을 하지 않아야 한다는 취지로서 실질이 ▁1▁이므로, 위와 같은 청구는</w:t>
+        <w:t xml:space="preserve"> 장차 안정도시험을 받으라는 검사명령을 하지 않아야 한다는 취지로서 실질이 예방적금지소송이므로, 위와 같은 청구는</w:t>
       </w:r>
       <w:r>
         <w:rPr>
@@ -15702,7 +15705,7 @@
           <w:sz w:val="16"/>
           <w:szCs w:val="16"/>
         </w:rPr>
-        <w:t>무효확인소송의 제기하려면, 대상적격, 원고적격 및 피고적격, 소의이익, 관할법원을 준수하여야 한다. ▁1▁ 제한이 없으며 필요적 전심절차 적용되지 아니한다.</w:t>
+        <w:t>무효확인소송의 제기하려면, 대상적격, 원고적격 및 피고적격, ▁1▁, 관할법원을 준수하여야 한다. 제소기간 제한이 없으며 필요적 전심절차 적용되지 아니한다.</w:t>
       </w:r>
     </w:p>
     <w:p>
@@ -15743,7 +15746,7 @@
           <w:sz w:val="16"/>
           <w:szCs w:val="16"/>
         </w:rPr>
-        <w:t xml:space="preserve">▁1▁에 이행소송 등이 가능하지 않은 때에만 확인소송을 제기할 수 있다는 확인소송 보충성의 원리가 적용되는지 문제된다. </w:t>
+        <w:t xml:space="preserve">무효확인소송에 이행소송 등이 가능하지 않은 때에만 확인소송을 제기할 수 있다는 확인소송 보충성의 원리가 적용되는지 문제된다. </w:t>
       </w:r>
     </w:p>
     <w:p>
@@ -15766,7 +15769,7 @@
           <w:sz w:val="16"/>
           <w:szCs w:val="16"/>
         </w:rPr>
-        <w:t xml:space="preserve"> 무효를 전제로 한 이행소송 등과 같은 다른 구제수단이 있는 경우에는 ▁1▁의 소의 이익을 부정하</w:t>
+        <w:t xml:space="preserve"> 무효를 전제로 한 이행소송 등과 같은 다른 구제수단이 있는 경우에는 무효확인소송의 소의 이익을 부정하</w:t>
       </w:r>
       <w:r>
         <w:rPr>
@@ -15797,7 +15800,7 @@
           <w:sz w:val="16"/>
           <w:szCs w:val="16"/>
         </w:rPr>
-        <w:t xml:space="preserve"> 행정소송법 제38조 제1항은 ▁1▁의 기속력에 관한 행정소송법 제30조를 무효확인소송에도 준용하고 있으므로 무효확인판결 자체만으로도 실효성을 확보할 수 있다는 점, </w:t>
+        <w:t xml:space="preserve"> 행정소송법 제38조 제1항은 취소판결의 ▁2▁에 관한 행정소송법 제30조를 무효확인소송에도 준용하고 있으므로 무효확인판결 자체만으로도 실효성을 확보할 수 있다는 점, </w:t>
       </w:r>
       <w:r>
         <w:rPr>
@@ -16118,7 +16121,7 @@
                 <w:sz w:val="16"/>
                 <w:szCs w:val="16"/>
               </w:rPr>
-              <w:t xml:space="preserve">▁1▁으로서 무효등 확인소송 : </w:t>
+              <w:t xml:space="preserve">▁2▁으로서 무효등 확인소송 : </w:t>
             </w:r>
           </w:p>
           <w:p>
@@ -16138,7 +16141,7 @@
                 <w:sz w:val="16"/>
                 <w:szCs w:val="16"/>
               </w:rPr>
-              <w:t>조세채무부존재확인소송(=▁1▁)</w:t>
+              <w:t>조세채무부존재확인소송(=당사자소송)</w:t>
             </w:r>
           </w:p>
           <w:p>
@@ -16178,7 +16181,7 @@
                 <w:sz w:val="16"/>
                 <w:szCs w:val="16"/>
               </w:rPr>
-              <w:t>▁1▁으로서 확인소송은 보충성을 요하므로 과오납금반환청구소송 제기하여야,</w:t>
+              <w:t>당사자소송으로서 확인소송은 보충성을 요하므로 과오납금반환청구소송 제기하여야,</w:t>
             </w:r>
           </w:p>
           <w:p>
@@ -16274,7 +16277,7 @@
                 <w:sz w:val="16"/>
                 <w:szCs w:val="16"/>
               </w:rPr>
-              <w:t>30조 ▁1▁</w:t>
+              <w:t>30조 ▁3▁</w:t>
             </w:r>
           </w:p>
         </w:tc>
@@ -16327,7 +16330,7 @@
                 <w:sz w:val="16"/>
                 <w:szCs w:val="16"/>
               </w:rPr>
-              <w:t>▁1▁으로서 무효등확인소송</w:t>
+              <w:t>▁4▁으로서 무효등확인소송</w:t>
             </w:r>
           </w:p>
           <w:p>
@@ -16356,7 +16359,7 @@
                 <w:sz w:val="16"/>
                 <w:szCs w:val="16"/>
               </w:rPr>
-              <w:t xml:space="preserve"> 급부하명(과징금, 의무이행강제금 부과처분 등)에 따라 </w:t>
+              <w:t xml:space="preserve"> 급부하명(과징금, 의무이행강제금 부과▁5▁ 등)에 따라 </w:t>
             </w:r>
             <w:r>
               <w:rPr>
@@ -16374,7 +16377,7 @@
                 <w:sz w:val="16"/>
                 <w:szCs w:val="16"/>
               </w:rPr>
-              <w:t xml:space="preserve"> 민사소송 부이반 VS 항고소송 ▁1▁</w:t>
+              <w:t xml:space="preserve"> 민사소송 부이반 VS 항고소송 무효확인소송</w:t>
             </w:r>
           </w:p>
           <w:p>
@@ -16394,7 +16397,7 @@
                 <w:sz w:val="16"/>
                 <w:szCs w:val="16"/>
               </w:rPr>
-              <w:t>: 이 때만 ▁1▁ 보충성 요부가 쟁점이 되는 것</w:t>
+              <w:t>: 이 때만 ▁6▁ 보충성 요부가 쟁점이 되는 것</w:t>
             </w:r>
           </w:p>
           <w:p>
@@ -16434,7 +16437,7 @@
                 <w:sz w:val="16"/>
                 <w:szCs w:val="16"/>
               </w:rPr>
-              <w:t>: 실무상 병합하여 제기(무효확인소송 보충성 요하는 견해에 따르면 양 소의 적법한 소송계속 불충족되어 병합제기 못하고 민사소송으로서 ▁1▁이득반환청구소송을 제기하는 방법뿐이었다.)</w:t>
+              <w:t>: 실무상 병합하여 제기(무효확인소송 보충성 요하는 견해에 따르면 양 소의 적법한 소송계속 불충족되어 병합제기 못하고 민사소송으로서 ▁7▁이득반환청구소송을 제기하는 방법뿐이었다.)</w:t>
             </w:r>
           </w:p>
         </w:tc>
@@ -16518,7 +16521,7 @@
                 <w:sz w:val="16"/>
                 <w:szCs w:val="16"/>
               </w:rPr>
-              <w:t>29조~31조 ▁1▁</w:t>
+              <w:t>29조~31조 준용</w:t>
             </w:r>
           </w:p>
           <w:p>
@@ -16538,7 +16541,7 @@
                 <w:sz w:val="16"/>
                 <w:szCs w:val="16"/>
               </w:rPr>
-              <w:t>원상회복의무, ▁1▁ 발생</w:t>
+              <w:t>원상회복의무, ▁8▁ 발생</w:t>
             </w:r>
           </w:p>
           <w:p>
@@ -16566,7 +16569,7 @@
                 <w:sz w:val="16"/>
                 <w:szCs w:val="16"/>
               </w:rPr>
-              <w:t xml:space="preserve"> ▁1▁에서 보충성을 요구할 필요가 없음. 원상회복의무/재처분의무 인정되는 이상 확인소송과 이행소송 구별할 필요 없음. </w:t>
+              <w:t xml:space="preserve"> 항고소송에서 보충성을 요구할 필요가 없음. 원상회복의무/재처분의무 인정되는 이상 확인소송과 이행소송 구별할 필요 없음. </w:t>
             </w:r>
           </w:p>
           <w:p>
@@ -16586,7 +16589,7 @@
                 <w:sz w:val="16"/>
                 <w:szCs w:val="16"/>
               </w:rPr>
-              <w:t>(다만, 무효등확인소송은 간접강제 준용하지 않아 ▁1▁이 보다 실효적인 권리구제수단이긴 함.)</w:t>
+              <w:t>(다만, 무효등확인소송은 ▁9▁ 준용하지 않아 취소소송이 보다 실효적인 권리구제수단이긴 함.)</w:t>
             </w:r>
           </w:p>
         </w:tc>
@@ -16640,23 +16643,23 @@
           <w:sz w:val="16"/>
           <w:szCs w:val="16"/>
         </w:rPr>
-        <w:t>2) 무효사유에 ▁1▁ 제기</w:t>
-      </w:r>
-    </w:p>
-    <w:p>
-      <w:pPr>
-        <w:rPr>
-          <w:sz w:val="16"/>
-          <w:szCs w:val="16"/>
-        </w:rPr>
-      </w:pPr>
-      <w:r>
-        <w:rPr>
-          <w:rFonts w:hint="eastAsia"/>
-          <w:sz w:val="16"/>
-          <w:szCs w:val="16"/>
-        </w:rPr>
-        <w:t>취소소송의 소송요건 모두 충족하여야 하며, 법원은 ▁1▁ 또는 무효를 선언하는 의미의 취소판결을 할 수 있다.</w:t>
+        <w:t>2) 무효사유에 ▁1▁소송 제기</w:t>
+      </w:r>
+    </w:p>
+    <w:p>
+      <w:pPr>
+        <w:rPr>
+          <w:sz w:val="16"/>
+          <w:szCs w:val="16"/>
+        </w:rPr>
+      </w:pPr>
+      <w:r>
+        <w:rPr>
+          <w:rFonts w:hint="eastAsia"/>
+          <w:sz w:val="16"/>
+          <w:szCs w:val="16"/>
+        </w:rPr>
+        <w:t>취소소송의 소송요건 모두 충족하여야 하며, 법원은 ▁2▁ 또는 무효를 선언하는 의미의 취소판결을 할 수 있다.</w:t>
       </w:r>
     </w:p>
     <w:p>
@@ -16689,39 +16692,39 @@
           <w:sz w:val="16"/>
           <w:szCs w:val="16"/>
         </w:rPr>
-        <w:t>무효확인소송을 제기하였는데, 심리결과 단순위법으로 판단되는 경우, 취소소송의 ▁1▁ 준수된 경우에 취소판결을 할 수 있는지 문제된다.</w:t>
-      </w:r>
-    </w:p>
-    <w:p>
-      <w:pPr>
-        <w:rPr>
-          <w:sz w:val="16"/>
-          <w:szCs w:val="16"/>
-        </w:rPr>
-      </w:pPr>
-      <w:r>
-        <w:rPr>
-          <w:rFonts w:hint="eastAsia"/>
-          <w:sz w:val="16"/>
-          <w:szCs w:val="16"/>
-        </w:rPr>
-        <w:t>법원이 석명권 행사하여 ▁1▁으로의 소 변경을 요한다는 견해도 있으나,</w:t>
-      </w:r>
-    </w:p>
-    <w:p>
-      <w:pPr>
-        <w:rPr>
-          <w:sz w:val="16"/>
-          <w:szCs w:val="16"/>
-        </w:rPr>
-      </w:pPr>
-      <w:r>
-        <w:rPr>
-          <w:rFonts w:hint="eastAsia"/>
-          <w:sz w:val="16"/>
-          <w:szCs w:val="16"/>
-        </w:rPr>
-        <w:t>판례는 행정처분의 무효확인을 구하는 소에는 그 처분의 취소를 구하는 취지도 포함되어 있는 것으로 보아 소 변경 없이 ▁1▁을 할 수 있다고 본다.</w:t>
+        <w:t>무효확인소송을 제기하였는데, 심리결과 단순▁2▁으로 판단되는 경우, 취소소송의 제소기간 준수된 경우에 취소판결을 할 수 있는지 문제된다.</w:t>
+      </w:r>
+    </w:p>
+    <w:p>
+      <w:pPr>
+        <w:rPr>
+          <w:sz w:val="16"/>
+          <w:szCs w:val="16"/>
+        </w:rPr>
+      </w:pPr>
+      <w:r>
+        <w:rPr>
+          <w:rFonts w:hint="eastAsia"/>
+          <w:sz w:val="16"/>
+          <w:szCs w:val="16"/>
+        </w:rPr>
+        <w:t>법원이 석명권 행사하여 ▁3▁으로의 소 변경을 요한다는 견해도 있으나,</w:t>
+      </w:r>
+    </w:p>
+    <w:p>
+      <w:pPr>
+        <w:rPr>
+          <w:sz w:val="16"/>
+          <w:szCs w:val="16"/>
+        </w:rPr>
+      </w:pPr>
+      <w:r>
+        <w:rPr>
+          <w:rFonts w:hint="eastAsia"/>
+          <w:sz w:val="16"/>
+          <w:szCs w:val="16"/>
+        </w:rPr>
+        <w:t>판례는 행정▁4▁의 무효확인을 구하는 소에는 그 처분의 취소를 구하는 취지도 포함되어 있는 것으로 보아 소 변경 없이 취소판결을 할 수 있다고 본다.</w:t>
       </w:r>
     </w:p>
     <w:p>
@@ -16754,23 +16757,23 @@
           <w:sz w:val="16"/>
           <w:szCs w:val="16"/>
         </w:rPr>
-        <w:t>▁1▁위법확인소송</w:t>
-      </w:r>
-    </w:p>
-    <w:p>
-      <w:pPr>
-        <w:rPr>
-          <w:sz w:val="16"/>
-          <w:szCs w:val="16"/>
-        </w:rPr>
-      </w:pPr>
-      <w:r>
-        <w:rPr>
-          <w:rFonts w:hint="eastAsia"/>
-          <w:sz w:val="16"/>
-          <w:szCs w:val="16"/>
-        </w:rPr>
-        <w:t>[▁1▁위법확인소송 제기요건 : 당상처부신]</w:t>
+        <w:t>부작위▁1▁확인소송</w:t>
+      </w:r>
+    </w:p>
+    <w:p>
+      <w:pPr>
+        <w:rPr>
+          <w:sz w:val="16"/>
+          <w:szCs w:val="16"/>
+        </w:rPr>
+      </w:pPr>
+      <w:r>
+        <w:rPr>
+          <w:rFonts w:hint="eastAsia"/>
+          <w:sz w:val="16"/>
+          <w:szCs w:val="16"/>
+        </w:rPr>
+        <w:t>[▁2▁위법확인소송 제기요건 : 당상처부신]</w:t>
       </w:r>
     </w:p>
     <w:p>
@@ -16847,7 +16850,7 @@
           <w:sz w:val="16"/>
           <w:szCs w:val="16"/>
         </w:rPr>
-        <w:t>상당한 기간이란 당해 ▁1▁을 하는데 통상 필요한 기간을 의미한다.</w:t>
+        <w:t>상당한 기간이란 당해 ▁3▁을 하는데 통상 필요한 기간을 의미한다.</w:t>
       </w:r>
     </w:p>
     <w:p>
@@ -16878,7 +16881,7 @@
           <w:sz w:val="16"/>
           <w:szCs w:val="16"/>
         </w:rPr>
-        <w:t xml:space="preserve">▁1▁의무 및 </w:t>
+        <w:t xml:space="preserve">처분의무 및 </w:t>
       </w:r>
       <w:r>
         <w:rPr>
@@ -16908,7 +16911,7 @@
           <w:sz w:val="16"/>
           <w:szCs w:val="16"/>
         </w:rPr>
-        <w:t xml:space="preserve">▁1▁는 행정청이 ‘일정한 처분’을 하여야 할 ‘법률상 의무’가 있음에도 처분을 하지 않는 경우에 성립한다. </w:t>
+        <w:t xml:space="preserve">부작위는 행정청이 ‘일정한 처분’을 하여야 할 ‘법률상 의무’가 있음에도 처분을 하지 않는 경우에 성립한다. </w:t>
       </w:r>
       <w:r>
         <w:rPr>
@@ -16976,7 +16979,7 @@
           <w:sz w:val="16"/>
           <w:szCs w:val="16"/>
         </w:rPr>
-        <w:t xml:space="preserve"> : 거부▁1▁ 대상적격 개념과 동일</w:t>
+        <w:t xml:space="preserve"> : 거부처분 대상적격 개념과 동일</w:t>
       </w:r>
     </w:p>
     <w:p>
@@ -16992,7 +16995,7 @@
           <w:sz w:val="16"/>
           <w:szCs w:val="16"/>
         </w:rPr>
-        <w:t>▁1▁가 성립하려면 당사자가 법규</w:t>
+        <w:t>부작위가 성립하려면 당사자가 법규</w:t>
       </w:r>
       <w:r>
         <w:rPr>
@@ -17132,7 +17135,7 @@
           <w:sz w:val="16"/>
           <w:szCs w:val="16"/>
         </w:rPr>
-        <w:t xml:space="preserve">[위법판단 시] ▁1▁위법확인소송의 위법성 판단은 판결 시를 기준으로 </w:t>
+        <w:t xml:space="preserve">[위법판단 시] ▁4▁의 위법성 판단은 판결 시를 기준으로 </w:t>
       </w:r>
     </w:p>
     <w:p>
@@ -17165,55 +17168,55 @@
           <w:sz w:val="16"/>
           <w:szCs w:val="16"/>
         </w:rPr>
-        <w:t xml:space="preserve">행정심판법은 ▁1▁위법확인소송을 규정하지 않으므로, 의무이행심판을 제기하여야 한다. </w:t>
-      </w:r>
-      <w:r>
-        <w:rPr>
-          <w:rFonts w:hint="eastAsia"/>
-          <w:sz w:val="16"/>
-          <w:szCs w:val="16"/>
-        </w:rPr>
-        <w:t>부작위에 대한 집행정지신청은 불가하나, 행정심판법은 임시처분을 규정하므로, 의무이행심판 제기하면서 임시처분 신청할 수 있다.</w:t>
-      </w:r>
-    </w:p>
-    <w:p>
-      <w:pPr>
-        <w:rPr>
-          <w:sz w:val="16"/>
-          <w:szCs w:val="16"/>
-        </w:rPr>
-      </w:pPr>
-      <w:r>
-        <w:rPr>
-          <w:rFonts w:hint="eastAsia"/>
-          <w:sz w:val="16"/>
-          <w:szCs w:val="16"/>
-        </w:rPr>
-        <w:t xml:space="preserve">행정소송법상 ▁1▁위법확인소송 제기할 수 있다. </w:t>
-      </w:r>
-    </w:p>
-    <w:p>
-      <w:pPr>
-        <w:rPr>
-          <w:sz w:val="16"/>
-          <w:szCs w:val="16"/>
-        </w:rPr>
-      </w:pPr>
-      <w:r>
-        <w:rPr>
-          <w:rFonts w:hint="eastAsia"/>
-          <w:sz w:val="16"/>
-          <w:szCs w:val="16"/>
-        </w:rPr>
-        <w:t>인용재결(처분재결 또는 처분명령재결) 또는 인용판결이 확정되면 재처분의무 부담하며, 불이행 시 간접강제</w:t>
-      </w:r>
-      <w:r>
-        <w:rPr>
-          <w:rFonts w:hint="eastAsia"/>
-          <w:sz w:val="16"/>
-          <w:szCs w:val="16"/>
-        </w:rPr>
-        <w:t>, 행정심판의 경우 ▁1▁</w:t>
+        <w:t xml:space="preserve">행정심판법은 부작위위법확인소송을 규정하지 않으므로, 의무이행심판을 제기하여야 한다. </w:t>
+      </w:r>
+      <w:r>
+        <w:rPr>
+          <w:rFonts w:hint="eastAsia"/>
+          <w:sz w:val="16"/>
+          <w:szCs w:val="16"/>
+        </w:rPr>
+        <w:t>부작위에 대한 집행정지신청은 불가하나, 행정심판법은 임시▁1▁을 규정하므로, 의무이행심판 제기하면서 임시처분 신청할 수 있다.</w:t>
+      </w:r>
+    </w:p>
+    <w:p>
+      <w:pPr>
+        <w:rPr>
+          <w:sz w:val="16"/>
+          <w:szCs w:val="16"/>
+        </w:rPr>
+      </w:pPr>
+      <w:r>
+        <w:rPr>
+          <w:rFonts w:hint="eastAsia"/>
+          <w:sz w:val="16"/>
+          <w:szCs w:val="16"/>
+        </w:rPr>
+        <w:t xml:space="preserve">행정소송법상 부작위▁2▁확인소송 제기할 수 있다. </w:t>
+      </w:r>
+    </w:p>
+    <w:p>
+      <w:pPr>
+        <w:rPr>
+          <w:sz w:val="16"/>
+          <w:szCs w:val="16"/>
+        </w:rPr>
+      </w:pPr>
+      <w:r>
+        <w:rPr>
+          <w:rFonts w:hint="eastAsia"/>
+          <w:sz w:val="16"/>
+          <w:szCs w:val="16"/>
+        </w:rPr>
+        <w:t>인용재결(처분재결 또는 처분명령재결) 또는 인용판결이 확정되면 ▁3▁ 부담하며, 불이행 시 간접강제</w:t>
+      </w:r>
+      <w:r>
+        <w:rPr>
+          <w:rFonts w:hint="eastAsia"/>
+          <w:sz w:val="16"/>
+          <w:szCs w:val="16"/>
+        </w:rPr>
+        <w:t>, 행정심판의 경우 직접처분</w:t>
       </w:r>
       <w:r>
         <w:rPr>
@@ -17254,23 +17257,23 @@
           <w:sz w:val="16"/>
           <w:szCs w:val="16"/>
         </w:rPr>
-        <w:t>▁1▁위법확인소송과 가구제</w:t>
-      </w:r>
-    </w:p>
-    <w:p>
-      <w:pPr>
-        <w:rPr>
-          <w:sz w:val="16"/>
-          <w:szCs w:val="16"/>
-        </w:rPr>
-      </w:pPr>
-      <w:r>
-        <w:rPr>
-          <w:rFonts w:hint="eastAsia"/>
-          <w:sz w:val="16"/>
-          <w:szCs w:val="16"/>
-        </w:rPr>
-        <w:t>▁1▁위법확인소송은 집행정지</w:t>
+        <w:t>부작위▁1▁확인소송과 가구제</w:t>
+      </w:r>
+    </w:p>
+    <w:p>
+      <w:pPr>
+        <w:rPr>
+          <w:sz w:val="16"/>
+          <w:szCs w:val="16"/>
+        </w:rPr>
+      </w:pPr>
+      <w:r>
+        <w:rPr>
+          <w:rFonts w:hint="eastAsia"/>
+          <w:sz w:val="16"/>
+          <w:szCs w:val="16"/>
+        </w:rPr>
+        <w:t>부작위위법확인소송은 집행정지</w:t>
       </w:r>
       <w:r>
         <w:rPr>
@@ -17294,7 +17297,7 @@
           <w:sz w:val="16"/>
           <w:szCs w:val="16"/>
         </w:rPr>
-        <w:t xml:space="preserve"> 민사집행법상 가처분 신청이 가능한지에 관하여, 이를 허용하는 견해도 있으나 판례는 행정소송법상 집행정지 규정이 있는 이상 민사집행법상 가처분은 허용되지 아니한다고 </w:t>
+        <w:t xml:space="preserve"> 민사집행법상 가▁2▁ 신청이 가능한지에 관하여, 이를 허용하는 견해도 있으나 판례는 행정소송법상 집행정지 규정이 있는 이상 민사집행법상 가처분은 허용되지 아니한다고 </w:t>
       </w:r>
       <w:r>
         <w:rPr>
@@ -17350,7 +17353,7 @@
           <w:sz w:val="16"/>
           <w:szCs w:val="16"/>
         </w:rPr>
-        <w:t>행정청의 처분등을 원인으로 하는 법률관계에 관한 소송 그 밖에 공법상의 법률관계에 관한 소송으로서 그 법률관계의 한쪽 당사자를 피고로 하는 소송</w:t>
+        <w:t>행정청의 ▁2▁등을 원인으로 하는 법률관계에 관한 소송 그 밖에 공법상의 법률관계에 관한 소송으로서 그 법률관계의 한쪽 당사자를 피고로 하는 소송</w:t>
       </w:r>
       <w:r>
         <w:rPr>
@@ -17388,7 +17391,7 @@
           <w:sz w:val="16"/>
           <w:szCs w:val="16"/>
         </w:rPr>
-        <w:t xml:space="preserve"> 형태로 제기하는 ▁1▁에는 민사소송 법리 적용되어 보충성이 요구된다.</w:t>
+        <w:t xml:space="preserve"> 형태로 제기하는 당사자소송에는 민사소송 법리 적용되어 보충성이 요구된다.</w:t>
       </w:r>
     </w:p>
     <w:p>
@@ -17411,7 +17414,7 @@
           <w:sz w:val="16"/>
           <w:szCs w:val="16"/>
         </w:rPr>
-        <w:t xml:space="preserve"> : 제12조 준용하지 않으므로 폭 넓게 ▁1▁ 인정된다. 따라서 법률상 이익이 있는 자만 제기할 수 있다고 볼 수 없고, 민사소송 일반법리를 따른다.</w:t>
+        <w:t xml:space="preserve"> : 제12조 준용하지 않으므로 폭 넓게 ▁3▁ 인정된다. 따라서 법률상 이익이 있는 자만 제기할 수 있다고 볼 수 없고, 민사소송 일반법리를 따른다.</w:t>
       </w:r>
     </w:p>
     <w:p>
@@ -17450,7 +17453,7 @@
           <w:sz w:val="16"/>
           <w:szCs w:val="16"/>
         </w:rPr>
-        <w:t>▁1▁</w:t>
+        <w:t>▁4▁</w:t>
       </w:r>
       <w:r>
         <w:rPr>
@@ -17482,23 +17485,23 @@
           <w:sz w:val="16"/>
           <w:szCs w:val="16"/>
         </w:rPr>
-        <w:t xml:space="preserve">(항고소송 VS ▁1▁) </w:t>
-      </w:r>
-    </w:p>
-    <w:p>
-      <w:pPr>
-        <w:rPr>
-          <w:sz w:val="16"/>
-          <w:szCs w:val="16"/>
-        </w:rPr>
-      </w:pPr>
-      <w:r>
-        <w:rPr>
-          <w:rFonts w:hint="eastAsia"/>
-          <w:sz w:val="16"/>
-          <w:szCs w:val="16"/>
-        </w:rPr>
-        <w:t xml:space="preserve">▁1▁과 당사자소송에서는 취소소송이 앞서며, 당사자소송은 취소소송 제기할 수 없는 때에만 비로소 고려된다. 무효확인소송과 당사자소송은 병렬적 관계에 있다. </w:t>
+        <w:t xml:space="preserve">(▁1▁ VS 당사자소송) </w:t>
+      </w:r>
+    </w:p>
+    <w:p>
+      <w:pPr>
+        <w:rPr>
+          <w:sz w:val="16"/>
+          <w:szCs w:val="16"/>
+        </w:rPr>
+      </w:pPr>
+      <w:r>
+        <w:rPr>
+          <w:rFonts w:hint="eastAsia"/>
+          <w:sz w:val="16"/>
+          <w:szCs w:val="16"/>
+        </w:rPr>
+        <w:t xml:space="preserve">취소소송과 ▁2▁에서는 취소소송이 앞서며, 당사자소송은 취소소송 제기할 수 없는 때에만 비로소 고려된다. 무효확인소송과 당사자소송은 병렬적 관계에 있다. </w:t>
       </w:r>
       <w:r>
         <w:rPr>
@@ -17623,103 +17626,103 @@
           <w:sz w:val="16"/>
           <w:szCs w:val="16"/>
         </w:rPr>
-        <w:t>판례는 소송물 자체가 공법관계인 때(=법률로서 곧바로 권리의무 발생, 환급세액은 법률 등에 의하여 환급세액 이미 결정됨)에는 ▁1▁으로, 소송물의 발생원인이 되는 법률관계가 공법관계에 불과한 때(과오납금은 과세처분 다퉈봐야 과오납금 얼마인지 산정됨.)에는 민사소송에 의하여야 한다고 본다.</w:t>
-      </w:r>
-    </w:p>
-    <w:p>
-      <w:pPr>
-        <w:rPr>
-          <w:sz w:val="16"/>
-          <w:szCs w:val="16"/>
-        </w:rPr>
-      </w:pPr>
-      <w:r>
-        <w:rPr>
-          <w:rFonts w:hint="eastAsia"/>
-          <w:sz w:val="16"/>
-          <w:szCs w:val="16"/>
-        </w:rPr>
-        <w:t>판례는 손실보상은 당사자소송에 의하여야 한다고 견해 변경하였으며, 공법상 ▁1▁이득 및 국가배상책임에 대해서는 민사소송에 의하도록 한다.</w:t>
-      </w:r>
-    </w:p>
-    <w:p>
-      <w:pPr>
-        <w:rPr>
-          <w:sz w:val="16"/>
-          <w:szCs w:val="16"/>
-        </w:rPr>
-      </w:pPr>
-      <w:r>
-        <w:rPr>
-          <w:rFonts w:hint="eastAsia"/>
-          <w:sz w:val="16"/>
-          <w:szCs w:val="16"/>
-        </w:rPr>
-        <w:t>공무원의 최초 연금지급청구는 항고소송, 연금을 지급하다가 법령이 개정되는 등으로 지급액 줄어들거나 지급시기 늦어지면 ▁1▁으로 다툰다.</w:t>
-      </w:r>
-    </w:p>
-    <w:p>
-      <w:pPr>
-        <w:rPr>
-          <w:sz w:val="16"/>
-          <w:szCs w:val="16"/>
-        </w:rPr>
-      </w:pPr>
-      <w:r>
-        <w:rPr>
-          <w:rFonts w:hint="eastAsia"/>
-          <w:sz w:val="16"/>
-          <w:szCs w:val="16"/>
-        </w:rPr>
-        <w:t>공무원에게 당연퇴직사유가 있는 때에는 통지 없이 곧바로 공무원지위를 잃게 되며, 따라서 그 통지는 사실의 통지에 불과하여 항고소송 대상이 되지 않는다. 따라서 공무원은 ▁1▁으로 공무원지위확인소송을 제기하여야 한다.</w:t>
-      </w:r>
-    </w:p>
-    <w:p>
-      <w:pPr>
-        <w:rPr>
-          <w:sz w:val="16"/>
-          <w:szCs w:val="16"/>
-        </w:rPr>
-      </w:pPr>
-      <w:r>
-        <w:rPr>
-          <w:rFonts w:hint="eastAsia"/>
-          <w:sz w:val="16"/>
-          <w:szCs w:val="16"/>
-        </w:rPr>
-        <w:t>부가가치세 환급소송은 법률에 의하여 곧바로 발생하는 것으로서 ▁1▁에 의하나, 과오납금 반환소송은 쟁송으로 반환범위를 다투어 비로소 액수가 구체적으로 확정되므로 민사소송에 의한다. (과오납금은 잘못낸 세금, 환급세액은 정책적으로 반환하는 세액으로서 법률로 그 금액이 구체적으로 확정되어 발생)</w:t>
-      </w:r>
-    </w:p>
-    <w:p>
-      <w:pPr>
-        <w:rPr>
-          <w:sz w:val="16"/>
-          <w:szCs w:val="16"/>
-        </w:rPr>
-      </w:pPr>
-      <w:r>
-        <w:rPr>
-          <w:rFonts w:hint="eastAsia"/>
-          <w:sz w:val="16"/>
-          <w:szCs w:val="16"/>
-        </w:rPr>
-        <w:t>광주민주화운동에 따른 보상금은 특정사건, 특정인물에 대한 것으로서 법률에 구체적 내용이 모두 규정되어 있어 법률에 의하여 곧바로 보상금지급의무 발생하므로 ▁1▁에 의한다.</w:t>
-      </w:r>
-    </w:p>
-    <w:p>
-      <w:pPr>
-        <w:rPr>
-          <w:sz w:val="16"/>
-          <w:szCs w:val="16"/>
-        </w:rPr>
-      </w:pPr>
-      <w:r>
-        <w:rPr>
-          <w:rFonts w:hint="eastAsia"/>
-          <w:sz w:val="16"/>
-          <w:szCs w:val="16"/>
-        </w:rPr>
-        <w:t>민주화운동에 따른 보상금은 다퉈봐야 보상금 액수가 정해지며, 보상금지급결정(처분)을 다투는 ▁1▁에 의하여야 한다.</w:t>
+        <w:t>판례는 소송물 자체가 공법관계인 때(=법률로서 곧바로 권리의무 발생, 환급세액은 법률 등에 의하여 환급세액 이미 결정됨)에는 당사자소송으로, 소송물의 발생원인이 되는 법률관계가 공법관계에 불과한 때(과오납금은 과세▁2▁ 다퉈봐야 과오납금 얼마인지 산정됨.)에는 민사소송에 의하여야 한다고 본다.</w:t>
+      </w:r>
+    </w:p>
+    <w:p>
+      <w:pPr>
+        <w:rPr>
+          <w:sz w:val="16"/>
+          <w:szCs w:val="16"/>
+        </w:rPr>
+      </w:pPr>
+      <w:r>
+        <w:rPr>
+          <w:rFonts w:hint="eastAsia"/>
+          <w:sz w:val="16"/>
+          <w:szCs w:val="16"/>
+        </w:rPr>
+        <w:t>판례는 손실보상은 당사자소송에 의하여야 한다고 견해 변경하였으며, 공법상 ▁3▁이득 및 국가배상책임에 대해서는 민사소송에 의하도록 한다.</w:t>
+      </w:r>
+    </w:p>
+    <w:p>
+      <w:pPr>
+        <w:rPr>
+          <w:sz w:val="16"/>
+          <w:szCs w:val="16"/>
+        </w:rPr>
+      </w:pPr>
+      <w:r>
+        <w:rPr>
+          <w:rFonts w:hint="eastAsia"/>
+          <w:sz w:val="16"/>
+          <w:szCs w:val="16"/>
+        </w:rPr>
+        <w:t>공무원의 최초 연금지급청구는 ▁4▁, 연금을 지급하다가 법령이 개정되는 등으로 지급액 줄어들거나 지급시기 늦어지면 당사자소송으로 다툰다.</w:t>
+      </w:r>
+    </w:p>
+    <w:p>
+      <w:pPr>
+        <w:rPr>
+          <w:sz w:val="16"/>
+          <w:szCs w:val="16"/>
+        </w:rPr>
+      </w:pPr>
+      <w:r>
+        <w:rPr>
+          <w:rFonts w:hint="eastAsia"/>
+          <w:sz w:val="16"/>
+          <w:szCs w:val="16"/>
+        </w:rPr>
+        <w:t>공무원에게 당연퇴직사유가 있는 때에는 통지 없이 곧바로 공무원지위를 잃게 되며, 따라서 그 통지는 사실의 통지에 불과하여 항고소송 대상이 되지 않는다. 따라서 공무원은 당사자소송으로 공무원지위확인소송을 제기하여야 한다.</w:t>
+      </w:r>
+    </w:p>
+    <w:p>
+      <w:pPr>
+        <w:rPr>
+          <w:sz w:val="16"/>
+          <w:szCs w:val="16"/>
+        </w:rPr>
+      </w:pPr>
+      <w:r>
+        <w:rPr>
+          <w:rFonts w:hint="eastAsia"/>
+          <w:sz w:val="16"/>
+          <w:szCs w:val="16"/>
+        </w:rPr>
+        <w:t>부가가치세 환급소송은 법률에 의하여 곧바로 발생하는 것으로서 당사자소송에 의하나, 과오납금 반환소송은 쟁송으로 반환범위를 다투어 비로소 액수가 구체적으로 확정되므로 민사소송에 의한다. (과오납금은 잘못낸 세금, 환급세액은 정책적으로 반환하는 세액으로서 법률로 그 금액이 구체적으로 확정되어 발생)</w:t>
+      </w:r>
+    </w:p>
+    <w:p>
+      <w:pPr>
+        <w:rPr>
+          <w:sz w:val="16"/>
+          <w:szCs w:val="16"/>
+        </w:rPr>
+      </w:pPr>
+      <w:r>
+        <w:rPr>
+          <w:rFonts w:hint="eastAsia"/>
+          <w:sz w:val="16"/>
+          <w:szCs w:val="16"/>
+        </w:rPr>
+        <w:t>광주민주화운동에 따른 보상금은 특정사건, 특정인물에 대한 것으로서 법률에 구체적 내용이 모두 규정되어 있어 법률에 의하여 곧바로 보상금지급의무 발생하므로 당사자소송에 의한다.</w:t>
+      </w:r>
+    </w:p>
+    <w:p>
+      <w:pPr>
+        <w:rPr>
+          <w:sz w:val="16"/>
+          <w:szCs w:val="16"/>
+        </w:rPr>
+      </w:pPr>
+      <w:r>
+        <w:rPr>
+          <w:rFonts w:hint="eastAsia"/>
+          <w:sz w:val="16"/>
+          <w:szCs w:val="16"/>
+        </w:rPr>
+        <w:t>민주화운동에 따른 보상금은 다퉈봐야 보상금 액수가 정해지며, 보상금지급결정(처분)을 다투는 ▁5▁소송에 의하여야 한다.</w:t>
       </w:r>
     </w:p>
     <w:p>
@@ -17813,23 +17816,23 @@
           <w:sz w:val="16"/>
           <w:szCs w:val="16"/>
         </w:rPr>
-        <w:t xml:space="preserve"> 소송은 ▁1▁에 의한다.</w:t>
-      </w:r>
-    </w:p>
-    <w:p>
-      <w:pPr>
-        <w:rPr>
-          <w:sz w:val="16"/>
-          <w:szCs w:val="16"/>
-        </w:rPr>
-      </w:pPr>
-      <w:r>
-        <w:rPr>
-          <w:rFonts w:hint="eastAsia"/>
-          <w:sz w:val="16"/>
-          <w:szCs w:val="16"/>
-        </w:rPr>
-        <w:t>국회의원이 입법활동비 지급을 구하는 소송은 ▁1▁에 의한다.</w:t>
+        <w:t xml:space="preserve"> 소송은 당사자소송에 의한다.</w:t>
+      </w:r>
+    </w:p>
+    <w:p>
+      <w:pPr>
+        <w:rPr>
+          <w:sz w:val="16"/>
+          <w:szCs w:val="16"/>
+        </w:rPr>
+      </w:pPr>
+      <w:r>
+        <w:rPr>
+          <w:rFonts w:hint="eastAsia"/>
+          <w:sz w:val="16"/>
+          <w:szCs w:val="16"/>
+        </w:rPr>
+        <w:t>국회의원이 입법활동비 지급을 구하는 소송은 당사자소송에 의한다.</w:t>
       </w:r>
     </w:p>
     <w:p>
@@ -17894,23 +17897,23 @@
           <w:sz w:val="16"/>
           <w:szCs w:val="16"/>
         </w:rPr>
-        <w:t>당사자소송은 ▁1▁ 집행정지를 규정한 23조를 준용하지 않는데, 민사집행법상 가처분을 신청할 수 있는지 문제된다.</w:t>
-      </w:r>
-    </w:p>
-    <w:p>
-      <w:pPr>
-        <w:rPr>
-          <w:sz w:val="16"/>
-          <w:szCs w:val="16"/>
-        </w:rPr>
-      </w:pPr>
-      <w:r>
-        <w:rPr>
-          <w:rFonts w:hint="eastAsia"/>
-          <w:sz w:val="16"/>
-          <w:szCs w:val="16"/>
-        </w:rPr>
-        <w:t>당사자소송은 민사소송과 유사하나, 대상이 공법상 법률관계일 뿐이므로 민사집행법상 가처분 허용하는 것이 타당하며, 판례도 당사자소송에 대하여 집행정지 규정 ▁1▁되지 아니하므로 민사집행법상 가처분 규정이 준용된다고 본다.</w:t>
+        <w:t>당사자소송은 취소소송 ▁2▁를 규정한 23조를 준용하지 않는데, 민사집행법상 가처분을 신청할 수 있는지 문제된다.</w:t>
+      </w:r>
+    </w:p>
+    <w:p>
+      <w:pPr>
+        <w:rPr>
+          <w:sz w:val="16"/>
+          <w:szCs w:val="16"/>
+        </w:rPr>
+      </w:pPr>
+      <w:r>
+        <w:rPr>
+          <w:rFonts w:hint="eastAsia"/>
+          <w:sz w:val="16"/>
+          <w:szCs w:val="16"/>
+        </w:rPr>
+        <w:t>▁3▁은 민사소송과 유사하나, 대상이 공법상 법률관계일 뿐이므로 민사집행법상 가처분 허용하는 것이 타당하며, 판례도 당사자소송에 대하여 집행정지 규정 준용되지 아니하므로 민사집행법상 가처분 규정이 준용된다고 본다.</w:t>
       </w:r>
     </w:p>
     <w:p>
@@ -17951,39 +17954,39 @@
           <w:sz w:val="16"/>
           <w:szCs w:val="16"/>
         </w:rPr>
-        <w:t>명문 규정이 없는 경우 과징금부과처분에 대하여 다투지 않고 곧바로 과징금 액수에 대한 ▁1▁ 제기할 수 있는지 문제된다.</w:t>
-      </w:r>
-    </w:p>
-    <w:p>
-      <w:pPr>
-        <w:rPr>
-          <w:sz w:val="16"/>
-          <w:szCs w:val="16"/>
-        </w:rPr>
-      </w:pPr>
-      <w:r>
-        <w:rPr>
-          <w:rFonts w:hint="eastAsia"/>
-          <w:sz w:val="16"/>
-          <w:szCs w:val="16"/>
-        </w:rPr>
-        <w:t>원인이 되는 처분을 그대로 둔 채 처분결과로 형성된 법률관계를 다투는 것은 행정행위의 공정력이나 구성요건적 효력에 반하므로 허용되지 않는다는 견해, 행정소송법이 ▁1▁을 법률규정이 있는 때만 허용하는 법정주의로 규정하지 않으므로 허용된다는 견해 대립한다.</w:t>
-      </w:r>
-    </w:p>
-    <w:p>
-      <w:pPr>
-        <w:rPr>
-          <w:sz w:val="16"/>
-          <w:szCs w:val="16"/>
-        </w:rPr>
-      </w:pPr>
-      <w:r>
-        <w:rPr>
-          <w:rFonts w:hint="eastAsia"/>
-          <w:sz w:val="16"/>
-          <w:szCs w:val="16"/>
-        </w:rPr>
-        <w:t>판례는 개별법률에 별도 규정이 있는 수용보상금 증감청구소송 등의 경우 외에는 기초되는 ▁1▁을 다투어야 한다고 본다.</w:t>
+        <w:t>명문 규정이 없는 경우 과징금부과▁2▁에 대하여 다투지 않고 곧바로 과징금 액수에 대한 당사자소송 제기할 수 있는지 문제된다.</w:t>
+      </w:r>
+    </w:p>
+    <w:p>
+      <w:pPr>
+        <w:rPr>
+          <w:sz w:val="16"/>
+          <w:szCs w:val="16"/>
+        </w:rPr>
+      </w:pPr>
+      <w:r>
+        <w:rPr>
+          <w:rFonts w:hint="eastAsia"/>
+          <w:sz w:val="16"/>
+          <w:szCs w:val="16"/>
+        </w:rPr>
+        <w:t>원인이 되는 처분을 그대로 둔 채 처분결과로 형성된 법률관계를 다투는 것은 행정행위의 공정력이나 구성요건적 효력에 반하므로 허용되지 않는다는 견해, ▁3▁법이 당사자소송을 법률규정이 있는 때만 허용하는 법정주의로 규정하지 않으므로 허용된다는 견해 대립한다.</w:t>
+      </w:r>
+    </w:p>
+    <w:p>
+      <w:pPr>
+        <w:rPr>
+          <w:sz w:val="16"/>
+          <w:szCs w:val="16"/>
+        </w:rPr>
+      </w:pPr>
+      <w:r>
+        <w:rPr>
+          <w:rFonts w:hint="eastAsia"/>
+          <w:sz w:val="16"/>
+          <w:szCs w:val="16"/>
+        </w:rPr>
+        <w:t>판례는 개별법률에 별도 규정이 있는 수용보상금 증감청구소송 등의 경우 외에는 기초되는 처분을 다투어야 한다고 본다.</w:t>
       </w:r>
     </w:p>
     <w:p>
